--- a/p7/submission/ibr_package/01_manuscript_blinded.docx
+++ b/p7/submission/ibr_package/01_manuscript_blinded.docx
@@ -2,7 +2,7 @@
 <file path=word/document.xml><?xml version="1.0" encoding="utf-8"?>
 <w:document xmlns:w="http://schemas.openxmlformats.org/wordprocessingml/2006/main" xmlns:m="http://schemas.openxmlformats.org/officeDocument/2006/math" xmlns:r="http://schemas.openxmlformats.org/officeDocument/2006/relationships" xmlns:o="urn:schemas-microsoft-com:office:office" xmlns:v="urn:schemas-microsoft-com:vml" xmlns:w10="urn:schemas-microsoft-com:office:word" xmlns:a="http://schemas.openxmlformats.org/drawingml/2006/main" xmlns:pic="http://schemas.openxmlformats.org/drawingml/2006/picture" xmlns:wp="http://schemas.openxmlformats.org/drawingml/2006/wordprocessingDrawing">
   <w:body>
-    <w:bookmarkStart w:id="78" w:name="Xf24ec467481d62a742d363f12c684976d74bdf7"/>
+    <w:bookmarkStart w:id="80" w:name="Xf24ec467481d62a742d363f12c684976d74bdf7"/>
     <w:p>
       <w:pPr>
         <w:pStyle w:val="Heading1"/>
@@ -1141,7 +1141,31 @@
         <w:t xml:space="preserve"> </w:t>
       </w:r>
       <w:r>
-        <w:t xml:space="preserve">al., 2019). We expect both to raise the performance level for any given</w:t>
+        <w:t xml:space="preserve">al., 2019). Firm-level evidence on manufacturing exporters shows that</w:t>
+      </w:r>
+      <w:r>
+        <w:t xml:space="preserve"> </w:t>
+      </w:r>
+      <w:r>
+        <w:t xml:space="preserve">manager experience and gender can moderate the</w:t>
+      </w:r>
+      <w:r>
+        <w:t xml:space="preserve"> </w:t>
+      </w:r>
+      <w:r>
+        <w:t xml:space="preserve">internationalization–performance relationship (Phan et al., 2020), and</w:t>
+      </w:r>
+      <w:r>
+        <w:t xml:space="preserve"> </w:t>
+      </w:r>
+      <w:r>
+        <w:t xml:space="preserve">top-management-team internationalization shapes performance through</w:t>
+      </w:r>
+      <w:r>
+        <w:t xml:space="preserve"> </w:t>
+      </w:r>
+      <w:r>
+        <w:t xml:space="preserve">foreign-market entry (Nielsen, 2010). We expect both to raise the performance level for any given</w:t>
       </w:r>
       <w:r>
         <w:t xml:space="preserve"> </w:t>
@@ -4132,7 +4156,7 @@
       </w:r>
     </w:p>
     <w:bookmarkEnd w:id="50"/>
-    <w:bookmarkStart w:id="75" w:name="references"/>
+    <w:bookmarkStart w:id="77" w:name="references"/>
     <w:p>
       <w:pPr>
         <w:pStyle w:val="Heading2"/>
@@ -5351,6 +5375,58 @@
         <w:pStyle w:val="BodyText"/>
       </w:pPr>
       <w:r>
+        <w:t xml:space="preserve">Nielsen, S. (2010). Top management team internationalization and firm</w:t>
+      </w:r>
+      <w:r>
+        <w:t xml:space="preserve"> </w:t>
+      </w:r>
+      <w:r>
+        <w:t xml:space="preserve">performance: The mediating role of foreign market entry.</w:t>
+      </w:r>
+      <w:r>
+        <w:t xml:space="preserve"> </w:t>
+      </w:r>
+      <w:r>
+        <w:rPr>
+          <w:iCs/>
+          <w:i/>
+        </w:rPr>
+        <w:t xml:space="preserve">Management</w:t>
+      </w:r>
+      <w:r>
+        <w:rPr>
+          <w:iCs/>
+          <w:i/>
+        </w:rPr>
+        <w:t xml:space="preserve"> </w:t>
+      </w:r>
+      <w:r>
+        <w:rPr>
+          <w:iCs/>
+          <w:i/>
+        </w:rPr>
+        <w:t xml:space="preserve">International Review, 50</w:t>
+      </w:r>
+      <w:r>
+        <w:t xml:space="preserve">(2), 185–206.</w:t>
+      </w:r>
+      <w:r>
+        <w:t xml:space="preserve"> </w:t>
+      </w:r>
+      <w:hyperlink r:id="rId70">
+        <w:r>
+          <w:rPr>
+            <w:rStyle w:val="Hyperlink"/>
+          </w:rPr>
+          <w:t xml:space="preserve">https://doi.org/10.1007/s11575-010-0029-0</w:t>
+        </w:r>
+      </w:hyperlink>
+    </w:p>
+    <w:p>
+      <w:pPr>
+        <w:pStyle w:val="BodyText"/>
+      </w:pPr>
+      <w:r>
         <w:t xml:space="preserve">North, D. C. (1990).</w:t>
       </w:r>
       <w:r>
@@ -5410,7 +5486,7 @@
       <w:r>
         <w:t xml:space="preserve"> </w:t>
       </w:r>
-      <w:hyperlink r:id="rId70">
+      <w:hyperlink r:id="rId71">
         <w:r>
           <w:rPr>
             <w:rStyle w:val="Hyperlink"/>
@@ -5424,6 +5500,56 @@
         <w:pStyle w:val="BodyText"/>
       </w:pPr>
       <w:r>
+        <w:t xml:space="preserve">Phan, A. T., Do, T. H., &amp; Phan, M. T. (2020). The moderating effects of</w:t>
+      </w:r>
+      <w:r>
+        <w:t xml:space="preserve"> </w:t>
+      </w:r>
+      <w:r>
+        <w:t xml:space="preserve">managers' experience and gender on internationalization and firm</w:t>
+      </w:r>
+      <w:r>
+        <w:t xml:space="preserve"> </w:t>
+      </w:r>
+      <w:r>
+        <w:t xml:space="preserve">performance of manufacturing enterprises in Turkey.</w:t>
+      </w:r>
+      <w:r>
+        <w:t xml:space="preserve"> </w:t>
+      </w:r>
+      <w:r>
+        <w:rPr>
+          <w:iCs/>
+          <w:i/>
+        </w:rPr>
+        <w:t xml:space="preserve">Accounting, 6</w:t>
+      </w:r>
+      <w:r>
+        <w:t xml:space="preserve">(7),</w:t>
+      </w:r>
+      <w:r>
+        <w:t xml:space="preserve"> </w:t>
+      </w:r>
+      <w:r>
+        <w:t xml:space="preserve">1209–1216.</w:t>
+      </w:r>
+      <w:r>
+        <w:t xml:space="preserve"> </w:t>
+      </w:r>
+      <w:hyperlink r:id="rId72">
+        <w:r>
+          <w:rPr>
+            <w:rStyle w:val="Hyperlink"/>
+          </w:rPr>
+          <w:t xml:space="preserve">https://doi.org/10.5267/j.ac.2020.9.006</w:t>
+        </w:r>
+      </w:hyperlink>
+    </w:p>
+    <w:p>
+      <w:pPr>
+        <w:pStyle w:val="BodyText"/>
+      </w:pPr>
+      <w:r>
         <w:t xml:space="preserve">Richard, O. C., Kirby, S. L., &amp; Chadwick, K. (2019). The impact of</w:t>
       </w:r>
       <w:r>
@@ -5588,7 +5714,7 @@
       <w:r>
         <w:t xml:space="preserve"> </w:t>
       </w:r>
-      <w:hyperlink r:id="rId71">
+      <w:hyperlink r:id="rId73">
         <w:r>
           <w:rPr>
             <w:rStyle w:val="Hyperlink"/>
@@ -5634,7 +5760,7 @@
       <w:r>
         <w:t xml:space="preserve"> </w:t>
       </w:r>
-      <w:hyperlink r:id="rId72">
+      <w:hyperlink r:id="rId74">
         <w:r>
           <w:rPr>
             <w:rStyle w:val="Hyperlink"/>
@@ -5666,7 +5792,7 @@
       <w:r>
         <w:t xml:space="preserve"> </w:t>
       </w:r>
-      <w:hyperlink r:id="rId73">
+      <w:hyperlink r:id="rId75">
         <w:r>
           <w:rPr>
             <w:rStyle w:val="Hyperlink"/>
@@ -5788,7 +5914,7 @@
       <w:r>
         <w:t xml:space="preserve"> </w:t>
       </w:r>
-      <w:hyperlink r:id="rId74">
+      <w:hyperlink r:id="rId76">
         <w:r>
           <w:rPr>
             <w:rStyle w:val="Hyperlink"/>
@@ -5885,7 +6011,7 @@
       <w:r>
         <w:t xml:space="preserve"> </w:t>
       </w:r>
-      <w:hyperlink r:id="rId74">
+      <w:hyperlink r:id="rId76">
         <w:r>
           <w:rPr>
             <w:rStyle w:val="Hyperlink"/>
@@ -5927,8 +6053,8 @@
         <w:t xml:space="preserve">(4), 305–320.</w:t>
       </w:r>
     </w:p>
-    <w:bookmarkEnd w:id="75"/>
-    <w:bookmarkStart w:id="76" w:name="appendix-a-model-sequence"/>
+    <w:bookmarkEnd w:id="77"/>
+    <w:bookmarkStart w:id="78" w:name="appendix-a-model-sequence"/>
     <w:p>
       <w:pPr>
         <w:pStyle w:val="Heading2"/>
@@ -8812,8 +8938,8 @@
         <w:t xml:space="preserve">mgr_female=+0.187***, female_owner=+0.128**.</w:t>
       </w:r>
     </w:p>
-    <w:bookmarkEnd w:id="76"/>
-    <w:bookmarkStart w:id="77" w:name="X09b5d89c7c8f35bf9d25d1bfe47da72b2ba58bf"/>
+    <w:bookmarkEnd w:id="78"/>
+    <w:bookmarkStart w:id="79" w:name="X09b5d89c7c8f35bf9d25d1bfe47da72b2ba58bf"/>
     <w:p>
       <w:pPr>
         <w:pStyle w:val="Heading2"/>
@@ -8896,8 +9022,8 @@
         <w:t xml:space="preserve">to output-per-worker vs. total-factor productivity operationalisations.</w:t>
       </w:r>
     </w:p>
-    <w:bookmarkEnd w:id="77"/>
-    <w:bookmarkEnd w:id="78"/>
+    <w:bookmarkEnd w:id="79"/>
+    <w:bookmarkEnd w:id="80"/>
     <w:sectPr/>
   </w:body>
 </w:document>

--- a/p7/submission/ibr_package/01_manuscript_blinded.docx
+++ b/p7/submission/ibr_package/01_manuscript_blinded.docx
@@ -2,7 +2,7 @@
 <file path=word/document.xml><?xml version="1.0" encoding="utf-8"?>
 <w:document xmlns:w="http://schemas.openxmlformats.org/wordprocessingml/2006/main" xmlns:m="http://schemas.openxmlformats.org/officeDocument/2006/math" xmlns:r="http://schemas.openxmlformats.org/officeDocument/2006/relationships" xmlns:o="urn:schemas-microsoft-com:office:office" xmlns:v="urn:schemas-microsoft-com:vml" xmlns:w10="urn:schemas-microsoft-com:office:word" xmlns:a="http://schemas.openxmlformats.org/drawingml/2006/main" xmlns:pic="http://schemas.openxmlformats.org/drawingml/2006/picture" xmlns:wp="http://schemas.openxmlformats.org/drawingml/2006/wordprocessingDrawing">
   <w:body>
-    <w:bookmarkStart w:id="80" w:name="Xf24ec467481d62a742d363f12c684976d74bdf7"/>
+    <w:bookmarkStart w:id="81" w:name="Xf24ec467481d62a742d363f12c684976d74bdf7"/>
     <w:p>
       <w:pPr>
         <w:pStyle w:val="Heading1"/>
@@ -1153,7 +1153,13 @@
         <w:t xml:space="preserve"> </w:t>
       </w:r>
       <w:r>
-        <w:t xml:space="preserve">internationalization–performance relationship (Phan et al., 2020), and</w:t>
+        <w:t xml:space="preserve">internationalization–performance relationship (Phan et al., 2020; Do &amp;</w:t>
+      </w:r>
+      <w:r>
+        <w:t xml:space="preserve"> </w:t>
+      </w:r>
+      <w:r>
+        <w:t xml:space="preserve">Phan, 2025), and</w:t>
       </w:r>
       <w:r>
         <w:t xml:space="preserve"> </w:t>
@@ -4156,7 +4162,7 @@
       </w:r>
     </w:p>
     <w:bookmarkEnd w:id="50"/>
-    <w:bookmarkStart w:id="77" w:name="references"/>
+    <w:bookmarkStart w:id="78" w:name="references"/>
     <w:p>
       <w:pPr>
         <w:pStyle w:val="Heading2"/>
@@ -4801,6 +4807,64 @@
         <w:pStyle w:val="BodyText"/>
       </w:pPr>
       <w:r>
+        <w:t xml:space="preserve">Do, T. H., &amp; Phan, A. T. (2025). Internationalization and firm</w:t>
+      </w:r>
+      <w:r>
+        <w:t xml:space="preserve"> </w:t>
+      </w:r>
+      <w:r>
+        <w:t xml:space="preserve">performance of firms in India: The role of top management. In M.</w:t>
+      </w:r>
+      <w:r>
+        <w:t xml:space="preserve"> </w:t>
+      </w:r>
+      <w:r>
+        <w:t xml:space="preserve">Bartekova (Ed.),</w:t>
+      </w:r>
+      <w:r>
+        <w:t xml:space="preserve"> </w:t>
+      </w:r>
+      <w:r>
+        <w:rPr>
+          <w:iCs/>
+          <w:i/>
+        </w:rPr>
+        <w:t xml:space="preserve">International business research: Traditional and</w:t>
+      </w:r>
+      <w:r>
+        <w:rPr>
+          <w:iCs/>
+          <w:i/>
+        </w:rPr>
+        <w:t xml:space="preserve"> </w:t>
+      </w:r>
+      <w:r>
+        <w:rPr>
+          <w:iCs/>
+          <w:i/>
+        </w:rPr>
+        <w:t xml:space="preserve">creative approaches</w:t>
+      </w:r>
+      <w:r>
+        <w:t xml:space="preserve">. IntechOpen.</w:t>
+      </w:r>
+      <w:r>
+        <w:t xml:space="preserve"> </w:t>
+      </w:r>
+      <w:hyperlink r:id="rId61">
+        <w:r>
+          <w:rPr>
+            <w:rStyle w:val="Hyperlink"/>
+          </w:rPr>
+          <w:t xml:space="preserve">https://doi.org/10.5772/intechopen.1011012</w:t>
+        </w:r>
+      </w:hyperlink>
+    </w:p>
+    <w:p>
+      <w:pPr>
+        <w:pStyle w:val="BodyText"/>
+      </w:pPr>
+      <w:r>
         <w:t xml:space="preserve">Hambrick, D. C. (2007). Upper echelons theory: An update.</w:t>
       </w:r>
       <w:r>
@@ -4833,7 +4897,7 @@
       <w:r>
         <w:t xml:space="preserve"> </w:t>
       </w:r>
-      <w:hyperlink r:id="rId61">
+      <w:hyperlink r:id="rId62">
         <w:r>
           <w:rPr>
             <w:rStyle w:val="Hyperlink"/>
@@ -4885,7 +4949,7 @@
       <w:r>
         <w:t xml:space="preserve"> </w:t>
       </w:r>
-      <w:hyperlink r:id="rId62">
+      <w:hyperlink r:id="rId63">
         <w:r>
           <w:rPr>
             <w:rStyle w:val="Hyperlink"/>
@@ -5020,7 +5084,7 @@
       <w:r>
         <w:t xml:space="preserve"> </w:t>
       </w:r>
-      <w:hyperlink r:id="rId63">
+      <w:hyperlink r:id="rId64">
         <w:r>
           <w:rPr>
             <w:rStyle w:val="Hyperlink"/>
@@ -5070,7 +5134,7 @@
       <w:r>
         <w:t xml:space="preserve"> </w:t>
       </w:r>
-      <w:hyperlink r:id="rId64">
+      <w:hyperlink r:id="rId65">
         <w:r>
           <w:rPr>
             <w:rStyle w:val="Hyperlink"/>
@@ -5114,7 +5178,7 @@
       <w:r>
         <w:t xml:space="preserve"> </w:t>
       </w:r>
-      <w:hyperlink r:id="rId65">
+      <w:hyperlink r:id="rId66">
         <w:r>
           <w:rPr>
             <w:rStyle w:val="Hyperlink"/>
@@ -5166,7 +5230,7 @@
       <w:r>
         <w:t xml:space="preserve"> </w:t>
       </w:r>
-      <w:hyperlink r:id="rId66">
+      <w:hyperlink r:id="rId67">
         <w:r>
           <w:rPr>
             <w:rStyle w:val="Hyperlink"/>
@@ -5218,7 +5282,7 @@
       <w:r>
         <w:t xml:space="preserve"> </w:t>
       </w:r>
-      <w:hyperlink r:id="rId67">
+      <w:hyperlink r:id="rId68">
         <w:r>
           <w:rPr>
             <w:rStyle w:val="Hyperlink"/>
@@ -5270,7 +5334,7 @@
       <w:r>
         <w:t xml:space="preserve"> </w:t>
       </w:r>
-      <w:hyperlink r:id="rId68">
+      <w:hyperlink r:id="rId69">
         <w:r>
           <w:rPr>
             <w:rStyle w:val="Hyperlink"/>
@@ -5320,7 +5384,7 @@
       <w:r>
         <w:t xml:space="preserve"> </w:t>
       </w:r>
-      <w:hyperlink r:id="rId69">
+      <w:hyperlink r:id="rId70">
         <w:r>
           <w:rPr>
             <w:rStyle w:val="Hyperlink"/>
@@ -5413,7 +5477,7 @@
       <w:r>
         <w:t xml:space="preserve"> </w:t>
       </w:r>
-      <w:hyperlink r:id="rId70">
+      <w:hyperlink r:id="rId71">
         <w:r>
           <w:rPr>
             <w:rStyle w:val="Hyperlink"/>
@@ -5486,7 +5550,7 @@
       <w:r>
         <w:t xml:space="preserve"> </w:t>
       </w:r>
-      <w:hyperlink r:id="rId71">
+      <w:hyperlink r:id="rId72">
         <w:r>
           <w:rPr>
             <w:rStyle w:val="Hyperlink"/>
@@ -5536,7 +5600,7 @@
       <w:r>
         <w:t xml:space="preserve"> </w:t>
       </w:r>
-      <w:hyperlink r:id="rId72">
+      <w:hyperlink r:id="rId73">
         <w:r>
           <w:rPr>
             <w:rStyle w:val="Hyperlink"/>
@@ -5714,7 +5778,7 @@
       <w:r>
         <w:t xml:space="preserve"> </w:t>
       </w:r>
-      <w:hyperlink r:id="rId73">
+      <w:hyperlink r:id="rId74">
         <w:r>
           <w:rPr>
             <w:rStyle w:val="Hyperlink"/>
@@ -5760,7 +5824,7 @@
       <w:r>
         <w:t xml:space="preserve"> </w:t>
       </w:r>
-      <w:hyperlink r:id="rId74">
+      <w:hyperlink r:id="rId75">
         <w:r>
           <w:rPr>
             <w:rStyle w:val="Hyperlink"/>
@@ -5792,7 +5856,7 @@
       <w:r>
         <w:t xml:space="preserve"> </w:t>
       </w:r>
-      <w:hyperlink r:id="rId75">
+      <w:hyperlink r:id="rId76">
         <w:r>
           <w:rPr>
             <w:rStyle w:val="Hyperlink"/>
@@ -5914,7 +5978,7 @@
       <w:r>
         <w:t xml:space="preserve"> </w:t>
       </w:r>
-      <w:hyperlink r:id="rId76">
+      <w:hyperlink r:id="rId77">
         <w:r>
           <w:rPr>
             <w:rStyle w:val="Hyperlink"/>
@@ -6011,7 +6075,7 @@
       <w:r>
         <w:t xml:space="preserve"> </w:t>
       </w:r>
-      <w:hyperlink r:id="rId76">
+      <w:hyperlink r:id="rId77">
         <w:r>
           <w:rPr>
             <w:rStyle w:val="Hyperlink"/>
@@ -6053,8 +6117,8 @@
         <w:t xml:space="preserve">(4), 305–320.</w:t>
       </w:r>
     </w:p>
-    <w:bookmarkEnd w:id="77"/>
-    <w:bookmarkStart w:id="78" w:name="appendix-a-model-sequence"/>
+    <w:bookmarkEnd w:id="78"/>
+    <w:bookmarkStart w:id="79" w:name="appendix-a-model-sequence"/>
     <w:p>
       <w:pPr>
         <w:pStyle w:val="Heading2"/>
@@ -8938,8 +9002,8 @@
         <w:t xml:space="preserve">mgr_female=+0.187***, female_owner=+0.128**.</w:t>
       </w:r>
     </w:p>
-    <w:bookmarkEnd w:id="78"/>
-    <w:bookmarkStart w:id="79" w:name="X09b5d89c7c8f35bf9d25d1bfe47da72b2ba58bf"/>
+    <w:bookmarkEnd w:id="79"/>
+    <w:bookmarkStart w:id="80" w:name="X09b5d89c7c8f35bf9d25d1bfe47da72b2ba58bf"/>
     <w:p>
       <w:pPr>
         <w:pStyle w:val="Heading2"/>
@@ -9022,8 +9086,8 @@
         <w:t xml:space="preserve">to output-per-worker vs. total-factor productivity operationalisations.</w:t>
       </w:r>
     </w:p>
-    <w:bookmarkEnd w:id="79"/>
     <w:bookmarkEnd w:id="80"/>
+    <w:bookmarkEnd w:id="81"/>
     <w:sectPr/>
   </w:body>
 </w:document>

--- a/p7/submission/ibr_package/01_manuscript_blinded.docx
+++ b/p7/submission/ibr_package/01_manuscript_blinded.docx
@@ -83,7 +83,7 @@
         <w:t xml:space="preserve"> </w:t>
       </w:r>
       <w:r>
-        <w:t xml:space="preserve">microdata from 91, 982 firms across 49 economies and 102 country-year</w:t>
+        <w:t xml:space="preserve">microdata from 91,982 firms across 49 economies and 102 country-year</w:t>
       </w:r>
       <w:r>
         <w:t xml:space="preserve"> </w:t>
@@ -325,7 +325,7 @@
         <w:pStyle w:val="BodyText"/>
       </w:pPr>
       <w:r>
-        <w:t xml:space="preserve">This paper addresses that gap. We pool 91, 982 firm-observations from 49</w:t>
+        <w:t xml:space="preserve">This paper addresses that gap. We pool 91,982 firm-observations from 49</w:t>
       </w:r>
       <w:r>
         <w:t xml:space="preserve"> </w:t>
@@ -411,7 +411,7 @@
         <w:t xml:space="preserve"> </w:t>
       </w:r>
       <w:r>
-        <w:t xml:space="preserve">specifications (N = 84, 910–29, 840), robust even in the full three-way</w:t>
+        <w:t xml:space="preserve">specifications (N = 84,910–29,840), robust even in the full three-way</w:t>
       </w:r>
       <w:r>
         <w:t xml:space="preserve"> </w:t>
@@ -1729,7 +1729,7 @@
         <w:pStyle w:val="BodyText"/>
       </w:pPr>
       <w:r>
-        <w:t xml:space="preserve">The final analytical dataset contains 91, 982 firm-observations (before</w:t>
+        <w:t xml:space="preserve">The final analytical dataset contains 91,982 firm-observations (before</w:t>
       </w:r>
       <w:r>
         <w:t xml:space="preserve"> </w:t>
@@ -2187,13 +2187,13 @@
         <w:pStyle w:val="FirstParagraph"/>
       </w:pPr>
       <w:r>
-        <w:t xml:space="preserve">The analytic sample for M2 (outcome + FSTS non-missing) is N = 84, 910.</w:t>
-      </w:r>
-      <w:r>
-        <w:t xml:space="preserve"> </w:t>
-      </w:r>
-      <w:r>
-        <w:t xml:space="preserve">Adding controls reduces the sample to N = 38, 342 (M3); country-year FE</w:t>
+        <w:t xml:space="preserve">The analytic sample for M2 (outcome + FSTS non-missing) is N = 84,910.</w:t>
+      </w:r>
+      <w:r>
+        <w:t xml:space="preserve"> </w:t>
+      </w:r>
+      <w:r>
+        <w:t xml:space="preserve">Adding controls reduces the sample to N = 38,342 (M3); country-year FE</w:t>
       </w:r>
       <w:r>
         <w:t xml:space="preserve"> </w:t>
@@ -2205,13 +2205,13 @@
         <w:t xml:space="preserve"> </w:t>
       </w:r>
       <w:r>
-        <w:t xml:space="preserve">38, 051; adding DAI (M8) N ≈ 37, 940; manager models (M9) N ≈ 35, 568;</w:t>
-      </w:r>
-      <w:r>
-        <w:t xml:space="preserve"> </w:t>
-      </w:r>
-      <w:r>
-        <w:t xml:space="preserve">ICRV-moderation (M10) N ≈ 31, 928; full three-way (M11) N ≈ 29, 840. The</w:t>
+        <w:t xml:space="preserve">38,051; adding DAI (M8) N ≈ 37,940; manager models (M9) N ≈ 35,568;</w:t>
+      </w:r>
+      <w:r>
+        <w:t xml:space="preserve"> </w:t>
+      </w:r>
+      <w:r>
+        <w:t xml:space="preserve">ICRV-moderation (M10) N ≈ 31,928; full three-way (M11) N ≈ 29,840. The</w:t>
       </w:r>
       <w:r>
         <w:t xml:space="preserve"> </w:t>
@@ -6881,7 +6881,7 @@
               <w:jc w:val="left"/>
             </w:pPr>
             <w:r>
-              <w:t xml:space="preserve">84, 910</w:t>
+              <w:t xml:space="preserve">84,910</w:t>
             </w:r>
           </w:p>
         </w:tc>
@@ -6955,7 +6955,7 @@
               <w:jc w:val="left"/>
             </w:pPr>
             <w:r>
-              <w:t xml:space="preserve">84, 910</w:t>
+              <w:t xml:space="preserve">84,910</w:t>
             </w:r>
           </w:p>
         </w:tc>
@@ -7029,7 +7029,7 @@
               <w:jc w:val="left"/>
             </w:pPr>
             <w:r>
-              <w:t xml:space="preserve">84, 910</w:t>
+              <w:t xml:space="preserve">84,910</w:t>
             </w:r>
           </w:p>
         </w:tc>
@@ -7107,7 +7107,7 @@
               <w:jc w:val="left"/>
             </w:pPr>
             <w:r>
-              <w:t xml:space="preserve">38, 342</w:t>
+              <w:t xml:space="preserve">38,342</w:t>
             </w:r>
           </w:p>
         </w:tc>
@@ -7185,7 +7185,7 @@
               <w:jc w:val="left"/>
             </w:pPr>
             <w:r>
-              <w:t xml:space="preserve">38, 342</w:t>
+              <w:t xml:space="preserve">38,342</w:t>
             </w:r>
           </w:p>
         </w:tc>
@@ -7263,7 +7263,7 @@
               <w:jc w:val="left"/>
             </w:pPr>
             <w:r>
-              <w:t xml:space="preserve">38, 051</w:t>
+              <w:t xml:space="preserve">38,051</w:t>
             </w:r>
           </w:p>
         </w:tc>
@@ -7337,7 +7337,7 @@
               <w:jc w:val="left"/>
             </w:pPr>
             <w:r>
-              <w:t xml:space="preserve">38, 051</w:t>
+              <w:t xml:space="preserve">38,051</w:t>
             </w:r>
           </w:p>
         </w:tc>
@@ -7415,7 +7415,7 @@
               <w:jc w:val="left"/>
             </w:pPr>
             <w:r>
-              <w:t xml:space="preserve">37, 940</w:t>
+              <w:t xml:space="preserve">37,940</w:t>
             </w:r>
           </w:p>
         </w:tc>
@@ -7493,7 +7493,7 @@
               <w:jc w:val="left"/>
             </w:pPr>
             <w:r>
-              <w:t xml:space="preserve">35, 568</w:t>
+              <w:t xml:space="preserve">35,568</w:t>
             </w:r>
           </w:p>
         </w:tc>
@@ -7571,7 +7571,7 @@
               <w:jc w:val="left"/>
             </w:pPr>
             <w:r>
-              <w:t xml:space="preserve">31, 928</w:t>
+              <w:t xml:space="preserve">31,928</w:t>
             </w:r>
           </w:p>
         </w:tc>
@@ -7645,7 +7645,7 @@
               <w:jc w:val="left"/>
             </w:pPr>
             <w:r>
-              <w:t xml:space="preserve">29, 840</w:t>
+              <w:t xml:space="preserve">29,840</w:t>
             </w:r>
           </w:p>
         </w:tc>
@@ -8826,55 +8826,55 @@
               <w:jc w:val="left"/>
             </w:pPr>
             <w:r>
-              <w:t xml:space="preserve">84, 910</w:t>
-            </w:r>
-          </w:p>
-        </w:tc>
-        <w:tc>
-          <w:tcPr/>
-          <w:p>
-            <w:pPr>
-              <w:pStyle w:val="Compact"/>
-              <w:jc w:val="left"/>
-            </w:pPr>
-            <w:r>
-              <w:t xml:space="preserve">38, 051</w:t>
-            </w:r>
-          </w:p>
-        </w:tc>
-        <w:tc>
-          <w:tcPr/>
-          <w:p>
-            <w:pPr>
-              <w:pStyle w:val="Compact"/>
-              <w:jc w:val="left"/>
-            </w:pPr>
-            <w:r>
-              <w:t xml:space="preserve">37, 940</w:t>
-            </w:r>
-          </w:p>
-        </w:tc>
-        <w:tc>
-          <w:tcPr/>
-          <w:p>
-            <w:pPr>
-              <w:pStyle w:val="Compact"/>
-              <w:jc w:val="left"/>
-            </w:pPr>
-            <w:r>
-              <w:t xml:space="preserve">35, 568</w:t>
-            </w:r>
-          </w:p>
-        </w:tc>
-        <w:tc>
-          <w:tcPr/>
-          <w:p>
-            <w:pPr>
-              <w:pStyle w:val="Compact"/>
-              <w:jc w:val="left"/>
-            </w:pPr>
-            <w:r>
-              <w:t xml:space="preserve">31, 928</w:t>
+              <w:t xml:space="preserve">84,910</w:t>
+            </w:r>
+          </w:p>
+        </w:tc>
+        <w:tc>
+          <w:tcPr/>
+          <w:p>
+            <w:pPr>
+              <w:pStyle w:val="Compact"/>
+              <w:jc w:val="left"/>
+            </w:pPr>
+            <w:r>
+              <w:t xml:space="preserve">38,051</w:t>
+            </w:r>
+          </w:p>
+        </w:tc>
+        <w:tc>
+          <w:tcPr/>
+          <w:p>
+            <w:pPr>
+              <w:pStyle w:val="Compact"/>
+              <w:jc w:val="left"/>
+            </w:pPr>
+            <w:r>
+              <w:t xml:space="preserve">37,940</w:t>
+            </w:r>
+          </w:p>
+        </w:tc>
+        <w:tc>
+          <w:tcPr/>
+          <w:p>
+            <w:pPr>
+              <w:pStyle w:val="Compact"/>
+              <w:jc w:val="left"/>
+            </w:pPr>
+            <w:r>
+              <w:t xml:space="preserve">35,568</w:t>
+            </w:r>
+          </w:p>
+        </w:tc>
+        <w:tc>
+          <w:tcPr/>
+          <w:p>
+            <w:pPr>
+              <w:pStyle w:val="Compact"/>
+              <w:jc w:val="left"/>
+            </w:pPr>
+            <w:r>
+              <w:t xml:space="preserve">31,928</w:t>
             </w:r>
           </w:p>
         </w:tc>
@@ -8981,7 +8981,7 @@
         <w:t xml:space="preserve"> </w:t>
       </w:r>
       <w:r>
-        <w:t xml:space="preserve">included in M7–M10 but not reported for space. M11 (N=29, 840,</w:t>
+        <w:t xml:space="preserve">included in M7–M10 but not reported for space. M11 (N=29,840,</w:t>
       </w:r>
       <w:r>
         <w:t xml:space="preserve"> </w:t>

--- a/p7/submission/ibr_package/01_manuscript_blinded.docx
+++ b/p7/submission/ibr_package/01_manuscript_blinded.docx
@@ -2,7 +2,7 @@
 <file path=word/document.xml><?xml version="1.0" encoding="utf-8"?>
 <w:document xmlns:w="http://schemas.openxmlformats.org/wordprocessingml/2006/main" xmlns:m="http://schemas.openxmlformats.org/officeDocument/2006/math" xmlns:r="http://schemas.openxmlformats.org/officeDocument/2006/relationships" xmlns:o="urn:schemas-microsoft-com:office:office" xmlns:v="urn:schemas-microsoft-com:vml" xmlns:w10="urn:schemas-microsoft-com:office:word" xmlns:a="http://schemas.openxmlformats.org/drawingml/2006/main" xmlns:pic="http://schemas.openxmlformats.org/drawingml/2006/picture" xmlns:wp="http://schemas.openxmlformats.org/drawingml/2006/wordprocessingDrawing">
   <w:body>
-    <w:bookmarkStart w:id="81" w:name="Xf24ec467481d62a742d363f12c684976d74bdf7"/>
+    <w:bookmarkStart w:id="76" w:name="Xf24ec467481d62a742d363f12c684976d74bdf7"/>
     <w:p>
       <w:pPr>
         <w:pStyle w:val="Heading1"/>
@@ -161,19 +161,67 @@
         <w:t xml:space="preserve"> </w:t>
       </w:r>
       <w:r>
-        <w:t xml:space="preserve">slope and curvature. Managerial experience and female top management</w:t>
-      </w:r>
-      <w:r>
-        <w:t xml:space="preserve"> </w:t>
-      </w:r>
-      <w:r>
-        <w:t xml:space="preserve">improve performance; experience additionally moderates the curve shape</w:t>
-      </w:r>
-      <w:r>
-        <w:t xml:space="preserve"> </w:t>
-      </w:r>
-      <w:r>
-        <w:t xml:space="preserve">in the full specification. These findings offer a parsimonious</w:t>
+        <w:t xml:space="preserve">slope and curvature, shifting the turning point from approximately 28%</w:t>
+      </w:r>
+      <w:r>
+        <w:t xml:space="preserve"> </w:t>
+      </w:r>
+      <w:r>
+        <w:t xml:space="preserve">in advanced-institution economies to approximately 55% in</w:t>
+      </w:r>
+      <w:r>
+        <w:t xml:space="preserve"> </w:t>
+      </w:r>
+      <w:r>
+        <w:t xml:space="preserve">weaker-institution economies, and the regime-contingent digital effect</w:t>
+      </w:r>
+      <w:r>
+        <w:t xml:space="preserve"> </w:t>
+      </w:r>
+      <w:r>
+        <w:t xml:space="preserve">(DAI×ICRV) is significant (p = .012), indicating stronger per-unit</w:t>
+      </w:r>
+      <w:r>
+        <w:t xml:space="preserve"> </w:t>
+      </w:r>
+      <w:r>
+        <w:t xml:space="preserve">digital returns where institutions are weaker. Managerial experience and</w:t>
+      </w:r>
+      <w:r>
+        <w:t xml:space="preserve"> </w:t>
+      </w:r>
+      <w:r>
+        <w:t xml:space="preserve">female top management improve performance; experience marginally</w:t>
+      </w:r>
+      <w:r>
+        <w:t xml:space="preserve"> </w:t>
+      </w:r>
+      <w:r>
+        <w:t xml:space="preserve">moderates the curve shape (p = .053) in the full specification. Across</w:t>
+      </w:r>
+      <w:r>
+        <w:t xml:space="preserve"> </w:t>
+      </w:r>
+      <w:r>
+        <w:t xml:space="preserve">six formal hypotheses (H1–H6) we therefore test the curve, two</w:t>
+      </w:r>
+      <w:r>
+        <w:t xml:space="preserve"> </w:t>
+      </w:r>
+      <w:r>
+        <w:t xml:space="preserve">capability moderators (TCI, DAI), managerial characteristics, the</w:t>
+      </w:r>
+      <w:r>
+        <w:t xml:space="preserve"> </w:t>
+      </w:r>
+      <w:r>
+        <w:t xml:space="preserve">institutional-regime turning-point shift, and regime-contingent digital</w:t>
+      </w:r>
+      <w:r>
+        <w:t xml:space="preserve"> </w:t>
+      </w:r>
+      <w:r>
+        <w:t xml:space="preserve">effects. These findings offer a parsimonious</w:t>
       </w:r>
       <w:r>
         <w:t xml:space="preserve"> </w:t>
@@ -225,7 +273,7 @@
       </w:r>
     </w:p>
     <w:bookmarkEnd w:id="20"/>
-    <w:bookmarkStart w:id="21" w:name="Xe3d0fc0bea9a42ce7605565d0964033d7f6ee47"/>
+    <w:bookmarkStart w:id="21" w:name="introduction"/>
     <w:p>
       <w:pPr>
         <w:pStyle w:val="Heading2"/>
@@ -349,7 +397,7 @@
         <w:t xml:space="preserve"> </w:t>
       </w:r>
       <w:r>
-        <w:t xml:space="preserve">Korea, Taiwan, HongKong, Israel, Cyprus) to Pacific Small Island</w:t>
+        <w:t xml:space="preserve">Korea, Taiwan, Hong Kong, Israel, Cyprus) to Pacific Small Island</w:t>
       </w:r>
       <w:r>
         <w:t xml:space="preserve"> </w:t>
@@ -507,7 +555,7 @@
       </w:r>
     </w:p>
     <w:bookmarkEnd w:id="21"/>
-    <w:bookmarkStart w:id="29" w:name="Xce0b9068aa677089fdc23e66f61b75516af2bf7"/>
+    <w:bookmarkStart w:id="29" w:name="theoretical-framework-and-hypotheses"/>
     <w:p>
       <w:pPr>
         <w:pStyle w:val="Heading2"/>
@@ -516,7 +564,7 @@
         <w:t xml:space="preserve">2. Theoretical Framework and Hypotheses</w:t>
       </w:r>
     </w:p>
-    <w:bookmarkStart w:id="22" w:name="X61eb865d3ba9c18e1eda9971096f2566a95b0ec"/>
+    <w:bookmarkStart w:id="22" w:name="theoretical-foundations"/>
     <w:p>
       <w:pPr>
         <w:pStyle w:val="Heading3"/>
@@ -560,7 +608,7 @@
         <w:t xml:space="preserve"> </w:t>
       </w:r>
       <w:r>
-        <w:t xml:space="preserve">technological, digital, and managerial, as the mediating mechanism</w:t>
+        <w:t xml:space="preserve">(technological, digital, and managerial) as the mediating mechanism</w:t>
       </w:r>
       <w:r>
         <w:t xml:space="preserve"> </w:t>
@@ -600,7 +648,7 @@
       </w:r>
     </w:p>
     <w:bookmarkEnd w:id="22"/>
-    <w:bookmarkStart w:id="23" w:name="Xf68c2510db72354551e5b442c06e6149a212286"/>
+    <w:bookmarkStart w:id="23" w:name="the-non-linear-ip-relationship-h1"/>
     <w:p>
       <w:pPr>
         <w:pStyle w:val="Heading3"/>
@@ -614,7 +662,7 @@
         <w:pStyle w:val="FirstParagraph"/>
       </w:pPr>
       <w:r>
-        <w:t xml:space="preserve">Contractor et al. (2003) formalised the three-stage S-curve hypothesis:</w:t>
+        <w:t xml:space="preserve">Contractor et al. (2003) formalised the three-stage S-curve hypothesis:</w:t>
       </w:r>
       <w:r>
         <w:t xml:space="preserve"> </w:t>
@@ -764,7 +812,7 @@
       </w:r>
     </w:p>
     <w:bookmarkEnd w:id="23"/>
-    <w:bookmarkStart w:id="24" w:name="X804c25e8bdbf8eade8cd93fdb8dbf851f3c8515"/>
+    <w:bookmarkStart w:id="24" w:name="Xe2f9215226203df0d35a74fbc3991b825156e23"/>
     <w:p>
       <w:pPr>
         <w:pStyle w:val="Heading3"/>
@@ -784,7 +832,7 @@
         <w:t xml:space="preserve"> </w:t>
       </w:r>
       <w:r>
-        <w:t xml:space="preserve">certification, foreign-technology adoption, process innovation, and R&amp;D</w:t>
+        <w:t xml:space="preserve">certification, foreign-technology adoption, process innovation, and R&amp;D,</w:t>
       </w:r>
       <w:r>
         <w:t xml:space="preserve"> </w:t>
@@ -923,7 +971,7 @@
       </w:r>
     </w:p>
     <w:bookmarkEnd w:id="24"/>
-    <w:bookmarkStart w:id="25" w:name="Xf9645264d48ebb644ff7e280396113254c384c7"/>
+    <w:bookmarkStart w:id="25" w:name="digital-adoption-as-a-level-enhancer-h3"/>
     <w:p>
       <w:pPr>
         <w:pStyle w:val="Heading3"/>
@@ -961,7 +1009,7 @@
         <w:t xml:space="preserve"> </w:t>
       </w:r>
       <w:r>
-        <w:t xml:space="preserve">dissertation, DAI's effect depends on the interaction of regime quality,</w:t>
+        <w:t xml:space="preserve">dissertation, DAI’s effect depends on the interaction of regime quality,</w:t>
       </w:r>
       <w:r>
         <w:t xml:space="preserve"> </w:t>
@@ -997,7 +1045,7 @@
         <w:t xml:space="preserve"> </w:t>
       </w:r>
       <w:r>
-        <w:t xml:space="preserve">IV-estimated β(DAI) ≈ 0, consistent with selection bias in OLS), DAI's</w:t>
+        <w:t xml:space="preserve">IV-estimated β(DAI) ≈ 0, consistent with selection bias in OLS), DAI’s</w:t>
       </w:r>
       <w:r>
         <w:t xml:space="preserve"> </w:t>
@@ -1091,7 +1139,7 @@
       </w:r>
     </w:p>
     <w:bookmarkEnd w:id="25"/>
-    <w:bookmarkStart w:id="26" w:name="Xfde2382d547d6bd016a370b8abd9bb51c6ab875"/>
+    <w:bookmarkStart w:id="26" w:name="managerial-characteristics-h4"/>
     <w:p>
       <w:pPr>
         <w:pStyle w:val="Heading3"/>
@@ -1229,7 +1277,7 @@
       </w:r>
     </w:p>
     <w:bookmarkEnd w:id="26"/>
-    <w:bookmarkStart w:id="27" w:name="Xc04b0d08a7461e173e211ec4b938149d2f7c8bf"/>
+    <w:bookmarkStart w:id="27" w:name="X0b3fdaf9bb49b1730bc3a0521f76f654a8096ae"/>
     <w:p>
       <w:pPr>
         <w:pStyle w:val="Heading3"/>
@@ -1381,7 +1429,7 @@
       </w:r>
     </w:p>
     <w:bookmarkEnd w:id="27"/>
-    <w:bookmarkStart w:id="28" w:name="X0acb0ebe9609c9b4cd27b2f0dbe81194406b82a"/>
+    <w:bookmarkStart w:id="28" w:name="regime-contingent-digital-effects-h6"/>
     <w:p>
       <w:pPr>
         <w:pStyle w:val="Heading3"/>
@@ -1419,13 +1467,13 @@
         <w:t xml:space="preserve"> </w:t>
       </w:r>
       <w:r>
-        <w:t xml:space="preserve">infrastructure is near-universal and close to the competitive baseline</w:t>
-      </w:r>
-      <w:r>
-        <w:t xml:space="preserve"> </w:t>
-      </w:r>
-      <w:r>
-        <w:t xml:space="preserve">the marginal performance differentiation from website and e-payment</w:t>
+        <w:t xml:space="preserve">infrastructure is near-universal and close to the competitive baseline,</w:t>
+      </w:r>
+      <w:r>
+        <w:t xml:space="preserve"> </w:t>
+      </w:r>
+      <w:r>
+        <w:t xml:space="preserve">so the marginal performance differentiation from website and e-payment</w:t>
       </w:r>
       <w:r>
         <w:t xml:space="preserve"> </w:t>
@@ -1461,7 +1509,7 @@
         <w:t xml:space="preserve"> </w:t>
       </w:r>
       <w:r>
-        <w:t xml:space="preserve">capabilities' curve-reshaping potency (established in H3) varies</w:t>
+        <w:t xml:space="preserve">capabilities’ curve-reshaping potency (established in H3) varies</w:t>
       </w:r>
       <w:r>
         <w:t xml:space="preserve"> </w:t>
@@ -1597,7 +1645,7 @@
         <w:t xml:space="preserve"> </w:t>
       </w:r>
       <w:r>
-        <w:t xml:space="preserve">curve-reshaping effect: digital adoption's compressive effect on the</w:t>
+        <w:t xml:space="preserve">curve-reshaping effect: digital adoption’s compressive effect on the</w:t>
       </w:r>
       <w:r>
         <w:t xml:space="preserve"> </w:t>
@@ -1626,7 +1674,7 @@
     </w:p>
     <w:bookmarkEnd w:id="28"/>
     <w:bookmarkEnd w:id="29"/>
-    <w:bookmarkStart w:id="34" w:name="X5eb800a903106e48a684e9ea9de39ed619b9df8"/>
+    <w:bookmarkStart w:id="34" w:name="data-and-methods"/>
     <w:p>
       <w:pPr>
         <w:pStyle w:val="Heading2"/>
@@ -1635,7 +1683,7 @@
         <w:t xml:space="preserve">3. Data and Methods</w:t>
       </w:r>
     </w:p>
-    <w:bookmarkStart w:id="30" w:name="X180323993af082d7b264d69830cacecf330a102"/>
+    <w:bookmarkStart w:id="30" w:name="data-source"/>
     <w:p>
       <w:pPr>
         <w:pStyle w:val="Heading3"/>
@@ -1679,7 +1727,7 @@
         <w:t xml:space="preserve"> </w:t>
       </w:r>
       <w:r>
-        <w:t xml:space="preserve">(China, HongKong, Korea, Mongolia, Taiwan), Southeast Asia (Brunei,</w:t>
+        <w:t xml:space="preserve">(China, Hong Kong, Korea, Mongolia, Taiwan), Southeast Asia (Brunei,</w:t>
       </w:r>
       <w:r>
         <w:t xml:space="preserve"> </w:t>
@@ -1735,7 +1783,7 @@
         <w:t xml:space="preserve"> </w:t>
       </w:r>
       <w:r>
-        <w:t xml:space="preserve">applying outcome and FSTS non-missing requirements). Oman's available</w:t>
+        <w:t xml:space="preserve">applying outcome and FSTS non-missing requirements). Oman’s available</w:t>
       </w:r>
       <w:r>
         <w:t xml:space="preserve"> </w:t>
@@ -1799,7 +1847,7 @@
       </w:r>
     </w:p>
     <w:bookmarkEnd w:id="30"/>
-    <w:bookmarkStart w:id="31" w:name="Xbcf9f12e79107fa2c089aaf13fc6c4fb773f1c2"/>
+    <w:bookmarkStart w:id="31" w:name="variables"/>
     <w:p>
       <w:pPr>
         <w:pStyle w:val="Heading3"/>
@@ -2055,7 +2103,7 @@
       </w:r>
     </w:p>
     <w:bookmarkEnd w:id="31"/>
-    <w:bookmarkStart w:id="32" w:name="X88d3b635b18ee197bee6ec760e4576787847be1"/>
+    <w:bookmarkStart w:id="32" w:name="estimation-strategy"/>
     <w:p>
       <w:pPr>
         <w:pStyle w:val="Heading3"/>
@@ -2173,7 +2221,7 @@
       </w:r>
     </w:p>
     <w:bookmarkEnd w:id="32"/>
-    <w:bookmarkStart w:id="33" w:name="X7306ee6cc650c2a8c74023d786fd3b6ffa0ad4b"/>
+    <w:bookmarkStart w:id="33" w:name="sample-sizes"/>
     <w:p>
       <w:pPr>
         <w:pStyle w:val="Heading3"/>
@@ -2234,7 +2282,7 @@
     </w:p>
     <w:bookmarkEnd w:id="33"/>
     <w:bookmarkEnd w:id="34"/>
-    <w:bookmarkStart w:id="42" w:name="X121719332867ee227f0a04b486098cee978c6e6"/>
+    <w:bookmarkStart w:id="42" w:name="results"/>
     <w:p>
       <w:pPr>
         <w:pStyle w:val="Heading2"/>
@@ -2243,7 +2291,7 @@
         <w:t xml:space="preserve">4. Results</w:t>
       </w:r>
     </w:p>
-    <w:bookmarkStart w:id="35" w:name="X1a3b7383b8b125b3d271986dbdfbc78bb7f954a"/>
+    <w:bookmarkStart w:id="35" w:name="descriptive-statistics-and-correlations"/>
     <w:p>
       <w:pPr>
         <w:pStyle w:val="Heading3"/>
@@ -2309,7 +2357,7 @@
       </w:r>
     </w:p>
     <w:bookmarkEnd w:id="35"/>
-    <w:bookmarkStart w:id="36" w:name="Xdbf83b4a83d0a9c63e43fc4d25cefed1772f7cd"/>
+    <w:bookmarkStart w:id="36" w:name="main-effect-inverted-u-h1"/>
     <w:p>
       <w:pPr>
         <w:pStyle w:val="Heading3"/>
@@ -2489,7 +2537,7 @@
       </w:r>
     </w:p>
     <w:bookmarkEnd w:id="36"/>
-    <w:bookmarkStart w:id="37" w:name="X9595a9bb339e08d65399a059096afa9ae72a457"/>
+    <w:bookmarkStart w:id="37" w:name="technological-capability-moderation-h2"/>
     <w:p>
       <w:pPr>
         <w:pStyle w:val="Heading3"/>
@@ -2679,7 +2727,7 @@
       </w:r>
     </w:p>
     <w:bookmarkEnd w:id="37"/>
-    <w:bookmarkStart w:id="38" w:name="X151158cb9bb4ce58412a9381bb2aaa4f708d4d3"/>
+    <w:bookmarkStart w:id="38" w:name="digital-adoption-moderation-h3"/>
     <w:p>
       <w:pPr>
         <w:pStyle w:val="Heading3"/>
@@ -2735,7 +2783,7 @@
         <w:t xml:space="preserve"> </w:t>
       </w:r>
       <w:r>
-        <w:t xml:space="preserve">and FSTS²×DAI = +0.766 (p = .001, **). The interaction pattern</w:t>
+        <w:t xml:space="preserve">and FSTS²×DAI = +0.766 (p = .001, **). The interaction pattern,</w:t>
       </w:r>
       <w:r>
         <w:t xml:space="preserve"> </w:t>
@@ -2813,7 +2861,7 @@
         <w:t xml:space="preserve"> </w:t>
       </w:r>
       <w:r>
-        <w:t xml:space="preserve">DAI raises firm performance by approximately 16%</w:t>
+        <w:t xml:space="preserve">DAI raises firm performance by approximately 17%</w:t>
       </w:r>
       <w:r>
         <w:t xml:space="preserve"> </w:t>
@@ -2841,7 +2889,7 @@
       </w:r>
     </w:p>
     <w:bookmarkEnd w:id="38"/>
-    <w:bookmarkStart w:id="39" w:name="X8c2848f12d916aaecc7d070f2d4e848d015e61e"/>
+    <w:bookmarkStart w:id="39" w:name="managerial-characteristics-h4-1"/>
     <w:p>
       <w:pPr>
         <w:pStyle w:val="Heading3"/>
@@ -2973,7 +3021,7 @@
       </w:r>
     </w:p>
     <w:bookmarkEnd w:id="39"/>
-    <w:bookmarkStart w:id="40" w:name="Xa3f0408b049fb96786efb222e5b901022bb2da2"/>
+    <w:bookmarkStart w:id="40" w:name="institutional-regime-moderation-h5"/>
     <w:p>
       <w:pPr>
         <w:pStyle w:val="Heading3"/>
@@ -2999,7 +3047,7 @@
         <w:pStyle w:val="BodyText"/>
       </w:pPr>
       <w:r>
-        <w:t xml:space="preserve">The ICRV group main effect (β = +0.763, p &lt; .001) indicates that</w:t>
+        <w:t xml:space="preserve">The ICRV group main effect (β = +0.729, p &lt; .001) indicates that,</w:t>
       </w:r>
       <w:r>
         <w:t xml:space="preserve"> </w:t>
@@ -3017,13 +3065,13 @@
         <w:t xml:space="preserve"> </w:t>
       </w:r>
       <w:r>
-        <w:t xml:space="preserve">institutions) is associated with approximately a 115% higher labour</w:t>
-      </w:r>
-      <w:r>
-        <w:t xml:space="preserve"> </w:t>
-      </w:r>
-      <w:r>
-        <w:t xml:space="preserve">productivity level (exp(0.763) − 1 ≈ 115%). This counter-intuitive</w:t>
+        <w:t xml:space="preserve">institutions) is associated with approximately a 107% higher labour</w:t>
+      </w:r>
+      <w:r>
+        <w:t xml:space="preserve"> </w:t>
+      </w:r>
+      <w:r>
+        <w:t xml:space="preserve">productivity level (exp(0.729) − 1 ≈ 107%). This counter-intuitive</w:t>
       </w:r>
       <w:r>
         <w:t xml:space="preserve"> </w:t>
@@ -3071,13 +3119,13 @@
         <w:pStyle w:val="BodyText"/>
       </w:pPr>
       <w:r>
-        <w:t xml:space="preserve">More relevant for H5 are the interaction terms: FSTS×ICRV (β = +1.762, p</w:t>
-      </w:r>
-      <w:r>
-        <w:t xml:space="preserve"> </w:t>
-      </w:r>
-      <w:r>
-        <w:t xml:space="preserve">&lt; .001) and FSTS²×ICRV (β = −2.746, p &lt; .001). These indicate that the</w:t>
+        <w:t xml:space="preserve">More relevant for H5 are the interaction terms: FSTS×ICRV (β = +1.636, p</w:t>
+      </w:r>
+      <w:r>
+        <w:t xml:space="preserve"> </w:t>
+      </w:r>
+      <w:r>
+        <w:t xml:space="preserve">&lt; .001) and FSTS²×ICRV (β = −2.501, p &lt; .001). These indicate that the</w:t>
       </w:r>
       <w:r>
         <w:t xml:space="preserve"> </w:t>
@@ -3189,7 +3237,7 @@
       </w:r>
     </w:p>
     <w:bookmarkEnd w:id="40"/>
-    <w:bookmarkStart w:id="41" w:name="Xa51c5497f5122fc9a49f126906c933c8949a1b3"/>
+    <w:bookmarkStart w:id="41" w:name="full-three-way-moderation-h6"/>
     <w:p>
       <w:pPr>
         <w:pStyle w:val="Heading3"/>
@@ -3283,7 +3331,7 @@
         <w:pStyle w:val="BodyText"/>
       </w:pPr>
       <w:r>
-        <w:t xml:space="preserve">AdjR² = .067 in M11 (vs. .049 in M10) indicates meaningful incremental</w:t>
+        <w:t xml:space="preserve">AdjR² = .067 in M11 (vs. .049 in M10) indicates meaningful incremental</w:t>
       </w:r>
       <w:r>
         <w:t xml:space="preserve"> </w:t>
@@ -3339,7 +3387,7 @@
         <w:t xml:space="preserve"> </w:t>
       </w:r>
       <w:r>
-        <w:t xml:space="preserve">significance, the WBES DAI measure's limited dimensionality (Tier 1–2</w:t>
+        <w:t xml:space="preserve">significance, the WBES DAI measure’s limited dimensionality (Tier 1–2</w:t>
       </w:r>
       <w:r>
         <w:t xml:space="preserve"> </w:t>
@@ -3356,7 +3404,7 @@
     </w:p>
     <w:bookmarkEnd w:id="41"/>
     <w:bookmarkEnd w:id="42"/>
-    <w:bookmarkStart w:id="48" w:name="X735612638e4e736e4693e459c258977262c0dfc"/>
+    <w:bookmarkStart w:id="48" w:name="discussion"/>
     <w:p>
       <w:pPr>
         <w:pStyle w:val="Heading2"/>
@@ -3365,7 +3413,7 @@
         <w:t xml:space="preserve">5. Discussion</w:t>
       </w:r>
     </w:p>
-    <w:bookmarkStart w:id="43" w:name="Xdb3d0d0ea2b17533512dc509acb289540c6f5bb"/>
+    <w:bookmarkStart w:id="43" w:name="resolution-of-cross-study-heterogeneity"/>
     <w:p>
       <w:pPr>
         <w:pStyle w:val="Heading3"/>
@@ -3455,7 +3503,7 @@
       </w:r>
     </w:p>
     <w:bookmarkEnd w:id="43"/>
-    <w:bookmarkStart w:id="44" w:name="X3e958d55d5690299d9deebec25f8bb524b314c6"/>
+    <w:bookmarkStart w:id="44" w:name="technology-as-amplifier-not-moderator"/>
     <w:p>
       <w:pPr>
         <w:pStyle w:val="Heading3"/>
@@ -3545,7 +3593,7 @@
       </w:r>
     </w:p>
     <w:bookmarkEnd w:id="44"/>
-    <w:bookmarkStart w:id="45" w:name="X6dd7d6eceb2ff81026d810222fc30c1f86e05e5"/>
+    <w:bookmarkStart w:id="45" w:name="Xf6197b5ae9fc313cd14220a896ca012fd7330cf"/>
     <w:p>
       <w:pPr>
         <w:pStyle w:val="Heading3"/>
@@ -3577,7 +3625,7 @@
         <w:t xml:space="preserve"> </w:t>
       </w:r>
       <w:r>
-        <w:t xml:space="preserve">digital capabilities' performance effects are context-contingent. In</w:t>
+        <w:t xml:space="preserve">digital capabilities’ performance effects are context-contingent. In</w:t>
       </w:r>
       <w:r>
         <w:t xml:space="preserve"> </w:t>
@@ -3623,7 +3671,7 @@
       </w:r>
     </w:p>
     <w:bookmarkEnd w:id="45"/>
-    <w:bookmarkStart w:id="46" w:name="X84f38018b3434e120970b4f2e30dde187cbc62e"/>
+    <w:bookmarkStart w:id="46" w:name="managerial-heterogeneity"/>
     <w:p>
       <w:pPr>
         <w:pStyle w:val="Heading3"/>
@@ -3757,7 +3805,7 @@
         <w:t xml:space="preserve"> </w:t>
       </w:r>
       <w:r>
-        <w:t xml:space="preserve">reduces women's wage employment probability by 8.1 percentage points and</w:t>
+        <w:t xml:space="preserve">reduces women’s wage employment probability by 8.1 percentage points and</w:t>
       </w:r>
       <w:r>
         <w:t xml:space="preserve"> </w:t>
@@ -3821,7 +3869,7 @@
       </w:r>
     </w:p>
     <w:bookmarkEnd w:id="46"/>
-    <w:bookmarkStart w:id="47" w:name="Xde7edcb3f604b7ff7a62d585547252a5b42f172"/>
+    <w:bookmarkStart w:id="47" w:name="limitations"/>
     <w:p>
       <w:pPr>
         <w:pStyle w:val="Heading3"/>
@@ -3841,7 +3889,25 @@
         <w:t xml:space="preserve"> </w:t>
       </w:r>
       <w:r>
-        <w:t xml:space="preserve">cross-sectional design: the term "performance" throughout refers to a</w:t>
+        <w:t xml:space="preserve">cross-sectional design: the term</w:t>
+      </w:r>
+      <w:r>
+        <w:t xml:space="preserve"> </w:t>
+      </w:r>
+      <w:r>
+        <w:t xml:space="preserve">“</w:t>
+      </w:r>
+      <w:r>
+        <w:t xml:space="preserve">performance</w:t>
+      </w:r>
+      <w:r>
+        <w:t xml:space="preserve">”</w:t>
+      </w:r>
+      <w:r>
+        <w:t xml:space="preserve"> </w:t>
+      </w:r>
+      <w:r>
+        <w:t xml:space="preserve">throughout refers to a</w:t>
       </w:r>
       <w:r>
         <w:t xml:space="preserve"> </w:t>
@@ -3865,7 +3931,7 @@
         <w:t xml:space="preserve"> </w:t>
       </w:r>
       <w:r>
-        <w:t xml:space="preserve">at scale across 34 economies. Second, the DAI measure is limited to Tier</w:t>
+        <w:t xml:space="preserve">at scale across 49 economies. Second, the DAI measure is limited to Tier</w:t>
       </w:r>
       <w:r>
         <w:t xml:space="preserve"> </w:t>
@@ -3895,7 +3961,7 @@
         <w:t xml:space="preserve"> </w:t>
       </w:r>
       <w:r>
-        <w:t xml:space="preserve">groups; however, Oman's available wave (2003) predates the</w:t>
+        <w:t xml:space="preserve">groups; however, Oman’s available wave (2003) predates the</w:t>
       </w:r>
       <w:r>
         <w:t xml:space="preserve"> </w:t>
@@ -3918,7 +3984,7 @@
     </w:p>
     <w:bookmarkEnd w:id="47"/>
     <w:bookmarkEnd w:id="48"/>
-    <w:bookmarkStart w:id="49" w:name="X56025c6d9dbf7520f7a7df11f905cdd09f46e4a"/>
+    <w:bookmarkStart w:id="49" w:name="conclusions"/>
     <w:p>
       <w:pPr>
         <w:pStyle w:val="Heading2"/>
@@ -4158,11 +4224,11 @@
         <w:pStyle w:val="FirstParagraph"/>
       </w:pPr>
       <w:r>
-        <w:t xml:space="preserve">During the preparation of this work, the author(s) used Grammarly, a writing-assistance tool, to correct spelling, grammar, and punctuation in the author(s)' own original text. No generative artificial-intelligence tool was used to generate, draft, or create any substantive content, analysis, or interpretation. The author(s) reviewed and edited the output and take(s) full responsibility for the content of the publication.</w:t>
+        <w:t xml:space="preserve">During the preparation of this work, the author(s) used Grammarly, a writing-assistance tool, to correct spelling, grammar, and punctuation in the author(s)’ own original text. No generative artificial-intelligence tool was used to generate, draft, or create any substantive content, analysis, or interpretation. The author(s) reviewed and edited the output and take(s) full responsibility for the content of the publication.</w:t>
       </w:r>
     </w:p>
     <w:bookmarkEnd w:id="50"/>
-    <w:bookmarkStart w:id="78" w:name="references"/>
+    <w:bookmarkStart w:id="73" w:name="references"/>
     <w:p>
       <w:pPr>
         <w:pStyle w:val="Heading2"/>
@@ -4174,41 +4240,6 @@
     <w:p>
       <w:pPr>
         <w:pStyle w:val="FirstParagraph"/>
-      </w:pPr>
-      <w:r>
-        <w:t xml:space="preserve">Aiken, L. S., &amp; West, S. G. (1991).</w:t>
-      </w:r>
-      <w:r>
-        <w:t xml:space="preserve"> </w:t>
-      </w:r>
-      <w:r>
-        <w:rPr>
-          <w:iCs/>
-          <w:i/>
-        </w:rPr>
-        <w:t xml:space="preserve">Multiple regression: Testing and</w:t>
-      </w:r>
-      <w:r>
-        <w:rPr>
-          <w:iCs/>
-          <w:i/>
-        </w:rPr>
-        <w:t xml:space="preserve"> </w:t>
-      </w:r>
-      <w:r>
-        <w:rPr>
-          <w:iCs/>
-          <w:i/>
-        </w:rPr>
-        <w:t xml:space="preserve">interpreting interactions</w:t>
-      </w:r>
-      <w:r>
-        <w:t xml:space="preserve">. Sage.</w:t>
-      </w:r>
-    </w:p>
-    <w:p>
-      <w:pPr>
-        <w:pStyle w:val="BodyText"/>
       </w:pPr>
       <w:r>
         <w:t xml:space="preserve">Barney, J. (1991). Firm resources and sustained competitive advantage.</w:t>
@@ -4524,19 +4555,7 @@
         <w:pStyle w:val="BodyText"/>
       </w:pPr>
       <w:r>
-        <w:t xml:space="preserve">Contractor, F. J., Kumar, V., &amp; Kundu, S. K. (2007). Nature of the</w:t>
-      </w:r>
-      <w:r>
-        <w:t xml:space="preserve"> </w:t>
-      </w:r>
-      <w:r>
-        <w:t xml:space="preserve">relationship between international expansion and performance: The case</w:t>
-      </w:r>
-      <w:r>
-        <w:t xml:space="preserve"> </w:t>
-      </w:r>
-      <w:r>
-        <w:t xml:space="preserve">of emerging market firms.</w:t>
+        <w:t xml:space="preserve">Đỗ, T. H., &amp; Phan, A. T. (2024).</w:t>
       </w:r>
       <w:r>
         <w:t xml:space="preserve"> </w:t>
@@ -4546,57 +4565,52 @@
           <w:iCs/>
           <w:i/>
         </w:rPr>
-        <w:t xml:space="preserve">Journal of World Business, 42</w:t>
-      </w:r>
-      <w:r>
-        <w:t xml:space="preserve">(4), 401–417.</w:t>
-      </w:r>
-      <w:r>
-        <w:t xml:space="preserve"> </w:t>
-      </w:r>
-      <w:hyperlink r:id="rId56">
-        <w:r>
-          <w:rPr>
-            <w:rStyle w:val="Hyperlink"/>
-          </w:rPr>
-          <w:t xml:space="preserve">https://doi.org/10.1016/j.jwb.2007.06.003</w:t>
-        </w:r>
-      </w:hyperlink>
-    </w:p>
-    <w:p>
-      <w:pPr>
-        <w:pStyle w:val="BodyText"/>
-      </w:pPr>
-      <w:r>
-        <w:t xml:space="preserve">Cuervo-Cazurra, A., Ciravegna, L., Melgarejo, M., &amp; Lopez, L. (2018).</w:t>
-      </w:r>
-      <w:r>
-        <w:t xml:space="preserve"> </w:t>
-      </w:r>
-      <w:r>
-        <w:t xml:space="preserve">Home country uncertainty and the internationalization-performance</w:t>
-      </w:r>
-      <w:r>
-        <w:t xml:space="preserve"> </w:t>
-      </w:r>
-      <w:r>
-        <w:t xml:space="preserve">relationship: Building an uncertainty management capability.</w:t>
-      </w:r>
-      <w:r>
-        <w:t xml:space="preserve"> </w:t>
+        <w:t xml:space="preserve">Internationalization and firm</w:t>
       </w:r>
       <w:r>
         <w:rPr>
           <w:iCs/>
           <w:i/>
         </w:rPr>
-        <w:t xml:space="preserve">Journal of</w:t>
+        <w:t xml:space="preserve"> </w:t>
       </w:r>
       <w:r>
         <w:rPr>
           <w:iCs/>
           <w:i/>
         </w:rPr>
+        <w:t xml:space="preserve">performance: A meta-analysis for Asia-Pacific economies</w:t>
+      </w:r>
+      <w:r>
+        <w:t xml:space="preserve">. Paper</w:t>
+      </w:r>
+      <w:r>
+        <w:t xml:space="preserve"> </w:t>
+      </w:r>
+      <w:r>
+        <w:t xml:space="preserve">presented at the International Conference on Business, Economics, and</w:t>
+      </w:r>
+      <w:r>
+        <w:t xml:space="preserve"> </w:t>
+      </w:r>
+      <w:r>
+        <w:t xml:space="preserve">Finance (ICBEF 2024). Can Tho University.</w:t>
+      </w:r>
+    </w:p>
+    <w:p>
+      <w:pPr>
+        <w:pStyle w:val="BodyText"/>
+      </w:pPr>
+      <w:r>
+        <w:t xml:space="preserve">Gomes, L., &amp; Ramaswamy, K. (1999). An empirical examination of the form</w:t>
+      </w:r>
+      <w:r>
+        <w:t xml:space="preserve"> </w:t>
+      </w:r>
+      <w:r>
+        <w:t xml:space="preserve">of the relationship between multinationality and performance.</w:t>
+      </w:r>
+      <w:r>
         <w:t xml:space="preserve"> </w:t>
       </w:r>
       <w:r>
@@ -4604,69 +4618,13 @@
           <w:iCs/>
           <w:i/>
         </w:rPr>
-        <w:t xml:space="preserve">World Business, 53</w:t>
-      </w:r>
-      <w:r>
-        <w:t xml:space="preserve">(2), 209–221.</w:t>
-      </w:r>
-      <w:r>
-        <w:t xml:space="preserve"> </w:t>
-      </w:r>
-      <w:hyperlink r:id="rId57">
-        <w:r>
-          <w:rPr>
-            <w:rStyle w:val="Hyperlink"/>
-          </w:rPr>
-          <w:t xml:space="preserve">https://doi.org/10.1016/j.jwb.2017.11.003</w:t>
-        </w:r>
-      </w:hyperlink>
-    </w:p>
-    <w:p>
-      <w:pPr>
-        <w:pStyle w:val="BodyText"/>
-      </w:pPr>
-      <w:r>
-        <w:t xml:space="preserve">Dawson, J. F. (2014). Moderation in management research: What, why,</w:t>
-      </w:r>
-      <w:r>
-        <w:t xml:space="preserve"> </w:t>
-      </w:r>
-      <w:r>
-        <w:t xml:space="preserve">when, and how.</w:t>
-      </w:r>
-      <w:r>
-        <w:t xml:space="preserve"> </w:t>
+        <w:t xml:space="preserve">Journal</w:t>
       </w:r>
       <w:r>
         <w:rPr>
           <w:iCs/>
           <w:i/>
         </w:rPr>
-        <w:t xml:space="preserve">Journal of Business and Psychology, 29</w:t>
-      </w:r>
-      <w:r>
-        <w:t xml:space="preserve">(1), 1–19.</w:t>
-      </w:r>
-      <w:r>
-        <w:t xml:space="preserve"> </w:t>
-      </w:r>
-      <w:hyperlink r:id="rId58">
-        <w:r>
-          <w:rPr>
-            <w:rStyle w:val="Hyperlink"/>
-          </w:rPr>
-          <w:t xml:space="preserve">https://doi.org/10.1007/s10869-013-9308-7</w:t>
-        </w:r>
-      </w:hyperlink>
-    </w:p>
-    <w:p>
-      <w:pPr>
-        <w:pStyle w:val="BodyText"/>
-      </w:pPr>
-      <w:r>
-        <w:t xml:space="preserve">Đỗ, T. H., &amp; Phan, A. T. (2024).</w:t>
-      </w:r>
-      <w:r>
         <w:t xml:space="preserve"> </w:t>
       </w:r>
       <w:r>
@@ -4674,73 +4632,6 @@
           <w:iCs/>
           <w:i/>
         </w:rPr>
-        <w:t xml:space="preserve">Internationalization and firm</w:t>
-      </w:r>
-      <w:r>
-        <w:rPr>
-          <w:iCs/>
-          <w:i/>
-        </w:rPr>
-        <w:t xml:space="preserve"> </w:t>
-      </w:r>
-      <w:r>
-        <w:rPr>
-          <w:iCs/>
-          <w:i/>
-        </w:rPr>
-        <w:t xml:space="preserve">performance: A meta-analysis for Asia-Pacific economies</w:t>
-      </w:r>
-      <w:r>
-        <w:t xml:space="preserve">. Paper</w:t>
-      </w:r>
-      <w:r>
-        <w:t xml:space="preserve"> </w:t>
-      </w:r>
-      <w:r>
-        <w:t xml:space="preserve">presented at the International Conference on Business, Economics, and</w:t>
-      </w:r>
-      <w:r>
-        <w:t xml:space="preserve"> </w:t>
-      </w:r>
-      <w:r>
-        <w:t xml:space="preserve">Finance (ICBEF 2024). Can Tho University.</w:t>
-      </w:r>
-    </w:p>
-    <w:p>
-      <w:pPr>
-        <w:pStyle w:val="BodyText"/>
-      </w:pPr>
-      <w:r>
-        <w:t xml:space="preserve">Gomes, L., &amp; Ramaswamy, K. (1999). An empirical examination of the form</w:t>
-      </w:r>
-      <w:r>
-        <w:t xml:space="preserve"> </w:t>
-      </w:r>
-      <w:r>
-        <w:t xml:space="preserve">of the relationship between multinationality and performance.</w:t>
-      </w:r>
-      <w:r>
-        <w:t xml:space="preserve"> </w:t>
-      </w:r>
-      <w:r>
-        <w:rPr>
-          <w:iCs/>
-          <w:i/>
-        </w:rPr>
-        <w:t xml:space="preserve">Journal</w:t>
-      </w:r>
-      <w:r>
-        <w:rPr>
-          <w:iCs/>
-          <w:i/>
-        </w:rPr>
-        <w:t xml:space="preserve"> </w:t>
-      </w:r>
-      <w:r>
-        <w:rPr>
-          <w:iCs/>
-          <w:i/>
-        </w:rPr>
         <w:t xml:space="preserve">of International Business Studies, 30</w:t>
       </w:r>
       <w:r>
@@ -4749,7 +4640,7 @@
       <w:r>
         <w:t xml:space="preserve"> </w:t>
       </w:r>
-      <w:hyperlink r:id="rId59">
+      <w:hyperlink r:id="rId56">
         <w:r>
           <w:rPr>
             <w:rStyle w:val="Hyperlink"/>
@@ -4793,7 +4684,7 @@
       <w:r>
         <w:t xml:space="preserve"> </w:t>
       </w:r>
-      <w:hyperlink r:id="rId60">
+      <w:hyperlink r:id="rId57">
         <w:r>
           <w:rPr>
             <w:rStyle w:val="Hyperlink"/>
@@ -4851,14 +4742,9 @@
       <w:r>
         <w:t xml:space="preserve"> </w:t>
       </w:r>
-      <w:hyperlink r:id="rId61">
-        <w:r>
-          <w:rPr>
-            <w:rStyle w:val="Hyperlink"/>
-          </w:rPr>
-          <w:t xml:space="preserve">https://doi.org/10.5772/intechopen.1011012</w:t>
-        </w:r>
-      </w:hyperlink>
+      <w:r>
+        <w:t xml:space="preserve">https://doi.org/10.5772/intechopen.1011012</w:t>
+      </w:r>
     </w:p>
     <w:p>
       <w:pPr>
@@ -4897,7 +4783,7 @@
       <w:r>
         <w:t xml:space="preserve"> </w:t>
       </w:r>
-      <w:hyperlink r:id="rId62">
+      <w:hyperlink r:id="rId58">
         <w:r>
           <w:rPr>
             <w:rStyle w:val="Hyperlink"/>
@@ -4949,7 +4835,7 @@
       <w:r>
         <w:t xml:space="preserve"> </w:t>
       </w:r>
-      <w:hyperlink r:id="rId63">
+      <w:hyperlink r:id="rId59">
         <w:r>
           <w:rPr>
             <w:rStyle w:val="Hyperlink"/>
@@ -4963,7 +4849,7 @@
         <w:pStyle w:val="BodyText"/>
       </w:pPr>
       <w:r>
-        <w:t xml:space="preserve">Hayes, A. F. (2018).</w:t>
+        <w:t xml:space="preserve">International Finance Corporation. (2022, December).</w:t>
       </w:r>
       <w:r>
         <w:t xml:space="preserve"> </w:t>
@@ -4973,7 +4859,7 @@
           <w:iCs/>
           <w:i/>
         </w:rPr>
-        <w:t xml:space="preserve">Introduction to mediation, moderation, and</w:t>
+        <w:t xml:space="preserve">Mind the gaps:</w:t>
       </w:r>
       <w:r>
         <w:rPr>
@@ -4987,19 +4873,16 @@
           <w:iCs/>
           <w:i/>
         </w:rPr>
-        <w:t xml:space="preserve">conditional process analysis: A regression-based approach</w:t>
-      </w:r>
-      <w:r>
-        <w:t xml:space="preserve"> </w:t>
-      </w:r>
-      <w:r>
-        <w:t xml:space="preserve">(2nd ed.).</w:t>
-      </w:r>
-      <w:r>
-        <w:t xml:space="preserve"> </w:t>
-      </w:r>
-      <w:r>
-        <w:t xml:space="preserve">Guilford Press.</w:t>
+        <w:t xml:space="preserve">Women in leadership in Viet Nam’s banking sector</w:t>
+      </w:r>
+      <w:r>
+        <w:t xml:space="preserve">. IFC, World Bank</w:t>
+      </w:r>
+      <w:r>
+        <w:t xml:space="preserve"> </w:t>
+      </w:r>
+      <w:r>
+        <w:t xml:space="preserve">Group.</w:t>
       </w:r>
     </w:p>
     <w:p>
@@ -5007,7 +4890,19 @@
         <w:pStyle w:val="BodyText"/>
       </w:pPr>
       <w:r>
-        <w:t xml:space="preserve">International Finance Corporation. (2022, December).</w:t>
+        <w:t xml:space="preserve">Johanson, J., &amp; Vahlne, J.-E. (1977). The internationalization process</w:t>
+      </w:r>
+      <w:r>
+        <w:t xml:space="preserve"> </w:t>
+      </w:r>
+      <w:r>
+        <w:t xml:space="preserve">of the firm, A model of knowledge development and increasing foreign</w:t>
+      </w:r>
+      <w:r>
+        <w:t xml:space="preserve"> </w:t>
+      </w:r>
+      <w:r>
+        <w:t xml:space="preserve">market commitments.</w:t>
       </w:r>
       <w:r>
         <w:t xml:space="preserve"> </w:t>
@@ -5017,59 +4912,6 @@
           <w:iCs/>
           <w:i/>
         </w:rPr>
-        <w:t xml:space="preserve">Mind the gaps:</w:t>
-      </w:r>
-      <w:r>
-        <w:rPr>
-          <w:iCs/>
-          <w:i/>
-        </w:rPr>
-        <w:t xml:space="preserve"> </w:t>
-      </w:r>
-      <w:r>
-        <w:rPr>
-          <w:iCs/>
-          <w:i/>
-        </w:rPr>
-        <w:t xml:space="preserve">Women in leadership in Viet Nam's banking sector</w:t>
-      </w:r>
-      <w:r>
-        <w:t xml:space="preserve">. IFC, World Bank</w:t>
-      </w:r>
-      <w:r>
-        <w:t xml:space="preserve"> </w:t>
-      </w:r>
-      <w:r>
-        <w:t xml:space="preserve">Group.</w:t>
-      </w:r>
-    </w:p>
-    <w:p>
-      <w:pPr>
-        <w:pStyle w:val="BodyText"/>
-      </w:pPr>
-      <w:r>
-        <w:t xml:space="preserve">Johanson, J., &amp; Vahlne, J.-E. (1977). The internationalization process</w:t>
-      </w:r>
-      <w:r>
-        <w:t xml:space="preserve"> </w:t>
-      </w:r>
-      <w:r>
-        <w:t xml:space="preserve">of the firm, A model of knowledge development and increasing foreign</w:t>
-      </w:r>
-      <w:r>
-        <w:t xml:space="preserve"> </w:t>
-      </w:r>
-      <w:r>
-        <w:t xml:space="preserve">market commitments.</w:t>
-      </w:r>
-      <w:r>
-        <w:t xml:space="preserve"> </w:t>
-      </w:r>
-      <w:r>
-        <w:rPr>
-          <w:iCs/>
-          <w:i/>
-        </w:rPr>
         <w:t xml:space="preserve">Journal of International Business Studies, 8</w:t>
       </w:r>
       <w:r>
@@ -5084,7 +4926,7 @@
       <w:r>
         <w:t xml:space="preserve"> </w:t>
       </w:r>
-      <w:hyperlink r:id="rId64">
+      <w:hyperlink r:id="rId60">
         <w:r>
           <w:rPr>
             <w:rStyle w:val="Hyperlink"/>
@@ -5134,7 +4976,7 @@
       <w:r>
         <w:t xml:space="preserve"> </w:t>
       </w:r>
-      <w:hyperlink r:id="rId65">
+      <w:hyperlink r:id="rId61">
         <w:r>
           <w:rPr>
             <w:rStyle w:val="Hyperlink"/>
@@ -5178,7 +5020,7 @@
       <w:r>
         <w:t xml:space="preserve"> </w:t>
       </w:r>
-      <w:hyperlink r:id="rId66">
+      <w:hyperlink r:id="rId62">
         <w:r>
           <w:rPr>
             <w:rStyle w:val="Hyperlink"/>
@@ -5230,7 +5072,7 @@
       <w:r>
         <w:t xml:space="preserve"> </w:t>
       </w:r>
-      <w:hyperlink r:id="rId67">
+      <w:hyperlink r:id="rId63">
         <w:r>
           <w:rPr>
             <w:rStyle w:val="Hyperlink"/>
@@ -5282,7 +5124,7 @@
       <w:r>
         <w:t xml:space="preserve"> </w:t>
       </w:r>
-      <w:hyperlink r:id="rId68">
+      <w:hyperlink r:id="rId64">
         <w:r>
           <w:rPr>
             <w:rStyle w:val="Hyperlink"/>
@@ -5334,7 +5176,7 @@
       <w:r>
         <w:t xml:space="preserve"> </w:t>
       </w:r>
-      <w:hyperlink r:id="rId69">
+      <w:hyperlink r:id="rId65">
         <w:r>
           <w:rPr>
             <w:rStyle w:val="Hyperlink"/>
@@ -5384,7 +5226,7 @@
       <w:r>
         <w:t xml:space="preserve"> </w:t>
       </w:r>
-      <w:hyperlink r:id="rId70">
+      <w:hyperlink r:id="rId66">
         <w:r>
           <w:rPr>
             <w:rStyle w:val="Hyperlink"/>
@@ -5477,14 +5319,9 @@
       <w:r>
         <w:t xml:space="preserve"> </w:t>
       </w:r>
-      <w:hyperlink r:id="rId71">
-        <w:r>
-          <w:rPr>
-            <w:rStyle w:val="Hyperlink"/>
-          </w:rPr>
-          <w:t xml:space="preserve">https://doi.org/10.1007/s11575-010-0029-0</w:t>
-        </w:r>
-      </w:hyperlink>
+      <w:r>
+        <w:t xml:space="preserve">https://doi.org/10.1007/s11575-010-0029-0</w:t>
+      </w:r>
     </w:p>
     <w:p>
       <w:pPr>
@@ -5550,7 +5387,7 @@
       <w:r>
         <w:t xml:space="preserve"> </w:t>
       </w:r>
-      <w:hyperlink r:id="rId72">
+      <w:hyperlink r:id="rId67">
         <w:r>
           <w:rPr>
             <w:rStyle w:val="Hyperlink"/>
@@ -5570,7 +5407,7 @@
         <w:t xml:space="preserve"> </w:t>
       </w:r>
       <w:r>
-        <w:t xml:space="preserve">managers' experience and gender on internationalization and firm</w:t>
+        <w:t xml:space="preserve">managers’ experience and gender on internationalization and firm</w:t>
       </w:r>
       <w:r>
         <w:t xml:space="preserve"> </w:t>
@@ -5595,17 +5432,143 @@
         <w:t xml:space="preserve"> </w:t>
       </w:r>
       <w:r>
-        <w:t xml:space="preserve">1209–1216.</w:t>
-      </w:r>
-      <w:r>
-        <w:t xml:space="preserve"> </w:t>
-      </w:r>
-      <w:hyperlink r:id="rId73">
+        <w:t xml:space="preserve">1209–1216. https://doi.org/10.5267/j.ac.2020.9.006</w:t>
+      </w:r>
+    </w:p>
+    <w:p>
+      <w:pPr>
+        <w:pStyle w:val="BodyText"/>
+      </w:pPr>
+      <w:r>
+        <w:t xml:space="preserve">Richard, O. C., Kirby, S. L., &amp; Chadwick, K. (2019). The impact of</w:t>
+      </w:r>
+      <w:r>
+        <w:t xml:space="preserve"> </w:t>
+      </w:r>
+      <w:r>
+        <w:t xml:space="preserve">racial and gender diversity in management on firm performance: An</w:t>
+      </w:r>
+      <w:r>
+        <w:t xml:space="preserve"> </w:t>
+      </w:r>
+      <w:r>
+        <w:t xml:space="preserve">assessment of different conceptual and measurement approaches.</w:t>
+      </w:r>
+      <w:r>
+        <w:t xml:space="preserve"> </w:t>
+      </w:r>
+      <w:r>
+        <w:rPr>
+          <w:iCs/>
+          <w:i/>
+        </w:rPr>
+        <w:t xml:space="preserve">Journal</w:t>
+      </w:r>
+      <w:r>
+        <w:rPr>
+          <w:iCs/>
+          <w:i/>
+        </w:rPr>
+        <w:t xml:space="preserve"> </w:t>
+      </w:r>
+      <w:r>
+        <w:rPr>
+          <w:iCs/>
+          <w:i/>
+        </w:rPr>
+        <w:t xml:space="preserve">of Applied Social Psychology, 39</w:t>
+      </w:r>
+      <w:r>
+        <w:t xml:space="preserve">(7), 1571–1599.</w:t>
+      </w:r>
+    </w:p>
+    <w:p>
+      <w:pPr>
+        <w:pStyle w:val="BodyText"/>
+      </w:pPr>
+      <w:r>
+        <w:t xml:space="preserve">Scott, W. R. (2008).</w:t>
+      </w:r>
+      <w:r>
+        <w:t xml:space="preserve"> </w:t>
+      </w:r>
+      <w:r>
+        <w:rPr>
+          <w:iCs/>
+          <w:i/>
+        </w:rPr>
+        <w:t xml:space="preserve">Institutions and organizations: Ideas and</w:t>
+      </w:r>
+      <w:r>
+        <w:rPr>
+          <w:iCs/>
+          <w:i/>
+        </w:rPr>
+        <w:t xml:space="preserve"> </w:t>
+      </w:r>
+      <w:r>
+        <w:rPr>
+          <w:iCs/>
+          <w:i/>
+        </w:rPr>
+        <w:t xml:space="preserve">interests</w:t>
+      </w:r>
+      <w:r>
+        <w:t xml:space="preserve"> </w:t>
+      </w:r>
+      <w:r>
+        <w:t xml:space="preserve">(3rd ed.). Sage.</w:t>
+      </w:r>
+    </w:p>
+    <w:p>
+      <w:pPr>
+        <w:pStyle w:val="BodyText"/>
+      </w:pPr>
+      <w:r>
+        <w:t xml:space="preserve">Stallkamp, M., &amp; Schotter, A. P. J. (2021). Platforms without borders?</w:t>
+      </w:r>
+      <w:r>
+        <w:t xml:space="preserve"> </w:t>
+      </w:r>
+      <w:r>
+        <w:t xml:space="preserve">The international strategies of digital platform firms.</w:t>
+      </w:r>
+      <w:r>
+        <w:t xml:space="preserve"> </w:t>
+      </w:r>
+      <w:r>
+        <w:rPr>
+          <w:iCs/>
+          <w:i/>
+        </w:rPr>
+        <w:t xml:space="preserve">Global Strategy</w:t>
+      </w:r>
+      <w:r>
+        <w:rPr>
+          <w:iCs/>
+          <w:i/>
+        </w:rPr>
+        <w:t xml:space="preserve"> </w:t>
+      </w:r>
+      <w:r>
+        <w:rPr>
+          <w:iCs/>
+          <w:i/>
+        </w:rPr>
+        <w:t xml:space="preserve">Journal, 11</w:t>
+      </w:r>
+      <w:r>
+        <w:t xml:space="preserve">(1), 58–80.</w:t>
+      </w:r>
+      <w:r>
+        <w:t xml:space="preserve"> </w:t>
+      </w:r>
+      <w:hyperlink r:id="rId68">
         <w:r>
           <w:rPr>
             <w:rStyle w:val="Hyperlink"/>
           </w:rPr>
-          <w:t xml:space="preserve">https://doi.org/10.5267/j.ac.2020.9.006</w:t>
+          <w:t xml:space="preserve">https://doi.org/10.1002/gsj.1336</w:t>
         </w:r>
       </w:hyperlink>
     </w:p>
@@ -5614,19 +5577,7 @@
         <w:pStyle w:val="BodyText"/>
       </w:pPr>
       <w:r>
-        <w:t xml:space="preserve">Richard, O. C., Kirby, S. L., &amp; Chadwick, K. (2019). The impact of</w:t>
-      </w:r>
-      <w:r>
-        <w:t xml:space="preserve"> </w:t>
-      </w:r>
-      <w:r>
-        <w:t xml:space="preserve">racial and gender diversity in management on firm performance: An</w:t>
-      </w:r>
-      <w:r>
-        <w:t xml:space="preserve"> </w:t>
-      </w:r>
-      <w:r>
-        <w:t xml:space="preserve">assessment of different conceptual and measurement approaches.</w:t>
+        <w:t xml:space="preserve">UNCTAD. (2023).</w:t>
       </w:r>
       <w:r>
         <w:t xml:space="preserve"> </w:t>
@@ -5636,7 +5587,7 @@
           <w:iCs/>
           <w:i/>
         </w:rPr>
-        <w:t xml:space="preserve">Journal</w:t>
+        <w:t xml:space="preserve">World investment report 2023: Investing in sustainable</w:t>
       </w:r>
       <w:r>
         <w:rPr>
@@ -5650,10 +5601,10 @@
           <w:iCs/>
           <w:i/>
         </w:rPr>
-        <w:t xml:space="preserve">of Applied Social Psychology, 39</w:t>
-      </w:r>
-      <w:r>
-        <w:t xml:space="preserve">(7), 1571–1599.</w:t>
+        <w:t xml:space="preserve">energy for all</w:t>
+      </w:r>
+      <w:r>
+        <w:t xml:space="preserve">. United Nations.</w:t>
       </w:r>
     </w:p>
     <w:p>
@@ -5661,7 +5612,19 @@
         <w:pStyle w:val="BodyText"/>
       </w:pPr>
       <w:r>
-        <w:t xml:space="preserve">Scott, W. R. (2008).</w:t>
+        <w:t xml:space="preserve">Verhoef, P. C., Broekhuizen, T., Bart, Y., Bhattacharya, A., Dong, J.</w:t>
+      </w:r>
+      <w:r>
+        <w:t xml:space="preserve"> </w:t>
+      </w:r>
+      <w:r>
+        <w:t xml:space="preserve">Q., Fabian, N., &amp; Haenlein, M. (2021). Digital transformation: A</w:t>
+      </w:r>
+      <w:r>
+        <w:t xml:space="preserve"> </w:t>
+      </w:r>
+      <w:r>
+        <w:t xml:space="preserve">multidisciplinary reflection and research agenda.</w:t>
       </w:r>
       <w:r>
         <w:t xml:space="preserve"> </w:t>
@@ -5671,7 +5634,7 @@
           <w:iCs/>
           <w:i/>
         </w:rPr>
-        <w:t xml:space="preserve">Institutions and organizations: Ideas and</w:t>
+        <w:t xml:space="preserve">Journal of Business</w:t>
       </w:r>
       <w:r>
         <w:rPr>
@@ -5685,91 +5648,6 @@
           <w:iCs/>
           <w:i/>
         </w:rPr>
-        <w:t xml:space="preserve">interests</w:t>
-      </w:r>
-      <w:r>
-        <w:t xml:space="preserve"> </w:t>
-      </w:r>
-      <w:r>
-        <w:t xml:space="preserve">(3rd ed.). Sage.</w:t>
-      </w:r>
-    </w:p>
-    <w:p>
-      <w:pPr>
-        <w:pStyle w:val="BodyText"/>
-      </w:pPr>
-      <w:r>
-        <w:t xml:space="preserve">UNCTAD. (2023).</w:t>
-      </w:r>
-      <w:r>
-        <w:t xml:space="preserve"> </w:t>
-      </w:r>
-      <w:r>
-        <w:rPr>
-          <w:iCs/>
-          <w:i/>
-        </w:rPr>
-        <w:t xml:space="preserve">World investment report 2023: Investing in sustainable</w:t>
-      </w:r>
-      <w:r>
-        <w:rPr>
-          <w:iCs/>
-          <w:i/>
-        </w:rPr>
-        <w:t xml:space="preserve"> </w:t>
-      </w:r>
-      <w:r>
-        <w:rPr>
-          <w:iCs/>
-          <w:i/>
-        </w:rPr>
-        <w:t xml:space="preserve">energy for all</w:t>
-      </w:r>
-      <w:r>
-        <w:t xml:space="preserve">. United Nations.</w:t>
-      </w:r>
-    </w:p>
-    <w:p>
-      <w:pPr>
-        <w:pStyle w:val="BodyText"/>
-      </w:pPr>
-      <w:r>
-        <w:t xml:space="preserve">Verhoef, P. C., Broekhuizen, T., Bart, Y., Bhattacharya, A., Dong, J.</w:t>
-      </w:r>
-      <w:r>
-        <w:t xml:space="preserve"> </w:t>
-      </w:r>
-      <w:r>
-        <w:t xml:space="preserve">Q., Fabian, N., &amp; Haenlein, M. (2021). Digital transformation: A</w:t>
-      </w:r>
-      <w:r>
-        <w:t xml:space="preserve"> </w:t>
-      </w:r>
-      <w:r>
-        <w:t xml:space="preserve">multidisciplinary reflection and research agenda.</w:t>
-      </w:r>
-      <w:r>
-        <w:t xml:space="preserve"> </w:t>
-      </w:r>
-      <w:r>
-        <w:rPr>
-          <w:iCs/>
-          <w:i/>
-        </w:rPr>
-        <w:t xml:space="preserve">Journal of Business</w:t>
-      </w:r>
-      <w:r>
-        <w:rPr>
-          <w:iCs/>
-          <w:i/>
-        </w:rPr>
-        <w:t xml:space="preserve"> </w:t>
-      </w:r>
-      <w:r>
-        <w:rPr>
-          <w:iCs/>
-          <w:i/>
-        </w:rPr>
         <w:t xml:space="preserve">Research, 122</w:t>
       </w:r>
       <w:r>
@@ -5778,7 +5656,7 @@
       <w:r>
         <w:t xml:space="preserve"> </w:t>
       </w:r>
-      <w:hyperlink r:id="rId74">
+      <w:hyperlink r:id="rId69">
         <w:r>
           <w:rPr>
             <w:rStyle w:val="Hyperlink"/>
@@ -5824,7 +5702,7 @@
       <w:r>
         <w:t xml:space="preserve"> </w:t>
       </w:r>
-      <w:hyperlink r:id="rId75">
+      <w:hyperlink r:id="rId70">
         <w:r>
           <w:rPr>
             <w:rStyle w:val="Hyperlink"/>
@@ -5856,7 +5734,7 @@
       <w:r>
         <w:t xml:space="preserve"> </w:t>
       </w:r>
-      <w:hyperlink r:id="rId76">
+      <w:hyperlink r:id="rId71">
         <w:r>
           <w:rPr>
             <w:rStyle w:val="Hyperlink"/>
@@ -5978,7 +5856,7 @@
       <w:r>
         <w:t xml:space="preserve"> </w:t>
       </w:r>
-      <w:hyperlink r:id="rId77">
+      <w:hyperlink r:id="rId72">
         <w:r>
           <w:rPr>
             <w:rStyle w:val="Hyperlink"/>
@@ -6075,7 +5953,7 @@
       <w:r>
         <w:t xml:space="preserve"> </w:t>
       </w:r>
-      <w:hyperlink r:id="rId77">
+      <w:hyperlink r:id="rId72">
         <w:r>
           <w:rPr>
             <w:rStyle w:val="Hyperlink"/>
@@ -6084,41 +5962,8 @@
         </w:r>
       </w:hyperlink>
     </w:p>
-    <w:p>
-      <w:pPr>
-        <w:pStyle w:val="BodyText"/>
-      </w:pPr>
-      <w:r>
-        <w:t xml:space="preserve">Wu, J., Wang, C., Hong, J., Piperopoulos, P., &amp; Zhuo, S. (2022).</w:t>
-      </w:r>
-      <w:r>
-        <w:t xml:space="preserve"> </w:t>
-      </w:r>
-      <w:r>
-        <w:t xml:space="preserve">Internationalization and innovation of business groups: Evidence from</w:t>
-      </w:r>
-      <w:r>
-        <w:t xml:space="preserve"> </w:t>
-      </w:r>
-      <w:r>
-        <w:t xml:space="preserve">China.</w:t>
-      </w:r>
-      <w:r>
-        <w:t xml:space="preserve"> </w:t>
-      </w:r>
-      <w:r>
-        <w:rPr>
-          <w:iCs/>
-          <w:i/>
-        </w:rPr>
-        <w:t xml:space="preserve">Journal of World Business, 54</w:t>
-      </w:r>
-      <w:r>
-        <w:t xml:space="preserve">(4), 305–320.</w:t>
-      </w:r>
-    </w:p>
-    <w:bookmarkEnd w:id="78"/>
-    <w:bookmarkStart w:id="79" w:name="appendix-a-model-sequence"/>
+    <w:bookmarkEnd w:id="73"/>
+    <w:bookmarkStart w:id="74" w:name="appendix-a-model-sequence"/>
     <w:p>
       <w:pPr>
         <w:pStyle w:val="Heading2"/>
@@ -6142,15 +5987,15 @@
     <w:tbl>
       <w:tblPr>
         <w:tblStyle w:val="Table"/>
-        <w:tblW w:type="auto" w:w="0"/>
+        <w:tblW w:type="pct" w:w="5000"/>
         <w:tblLook w:firstRow="1" w:lastRow="0" w:firstColumn="0" w:lastColumn="0" w:noHBand="0" w:noVBand="0" w:val="0020"/>
         <w:jc w:val="start"/>
       </w:tblPr>
       <w:tblGrid>
-        <w:gridCol w:w="1980"/>
-        <w:gridCol w:w="1980"/>
-        <w:gridCol w:w="1980"/>
-        <w:gridCol w:w="1980"/>
+        <w:gridCol w:w="1307"/>
+        <w:gridCol w:w="4229"/>
+        <w:gridCol w:w="1614"/>
+        <w:gridCol w:w="768"/>
       </w:tblGrid>
       <w:tr>
         <w:trPr>
@@ -6771,17 +6616,17 @@
     <w:tbl>
       <w:tblPr>
         <w:tblStyle w:val="Table"/>
-        <w:tblW w:type="auto" w:w="0"/>
+        <w:tblW w:type="pct" w:w="5000"/>
         <w:tblLook w:firstRow="1" w:lastRow="0" w:firstColumn="0" w:lastColumn="0" w:noHBand="0" w:noVBand="0" w:val="0020"/>
         <w:jc w:val="start"/>
       </w:tblPr>
       <w:tblGrid>
-        <w:gridCol w:w="1320"/>
-        <w:gridCol w:w="1320"/>
-        <w:gridCol w:w="1320"/>
-        <w:gridCol w:w="1320"/>
-        <w:gridCol w:w="1320"/>
-        <w:gridCol w:w="1320"/>
+        <w:gridCol w:w="652"/>
+        <w:gridCol w:w="745"/>
+        <w:gridCol w:w="745"/>
+        <w:gridCol w:w="1770"/>
+        <w:gridCol w:w="745"/>
+        <w:gridCol w:w="3261"/>
       </w:tblGrid>
       <w:tr>
         <w:trPr>
@@ -7754,17 +7599,17 @@
     <w:tbl>
       <w:tblPr>
         <w:tblStyle w:val="Table"/>
-        <w:tblW w:type="auto" w:w="0"/>
+        <w:tblW w:type="pct" w:w="5000"/>
         <w:tblLook w:firstRow="1" w:lastRow="0" w:firstColumn="0" w:lastColumn="0" w:noHBand="0" w:noVBand="0" w:val="0020"/>
         <w:jc w:val="start"/>
       </w:tblPr>
       <w:tblGrid>
-        <w:gridCol w:w="1320"/>
-        <w:gridCol w:w="1320"/>
-        <w:gridCol w:w="1320"/>
-        <w:gridCol w:w="1320"/>
-        <w:gridCol w:w="1320"/>
-        <w:gridCol w:w="1320"/>
+        <w:gridCol w:w="1473"/>
+        <w:gridCol w:w="1289"/>
+        <w:gridCol w:w="1289"/>
+        <w:gridCol w:w="1289"/>
+        <w:gridCol w:w="1289"/>
+        <w:gridCol w:w="1289"/>
       </w:tblGrid>
       <w:tr>
         <w:trPr>
@@ -9002,8 +8847,8 @@
         <w:t xml:space="preserve">mgr_female=+0.187***, female_owner=+0.128**.</w:t>
       </w:r>
     </w:p>
-    <w:bookmarkEnd w:id="79"/>
-    <w:bookmarkStart w:id="80" w:name="X09b5d89c7c8f35bf9d25d1bfe47da72b2ba58bf"/>
+    <w:bookmarkEnd w:id="74"/>
+    <w:bookmarkStart w:id="75" w:name="X09b5d89c7c8f35bf9d25d1bfe47da72b2ba58bf"/>
     <w:p>
       <w:pPr>
         <w:pStyle w:val="Heading2"/>
@@ -9083,11 +8928,11 @@
         <w:t xml:space="preserve"> </w:t>
       </w:r>
       <w:r>
-        <w:t xml:space="preserve">to output-per-worker vs. total-factor productivity operationalisations.</w:t>
-      </w:r>
-    </w:p>
-    <w:bookmarkEnd w:id="80"/>
-    <w:bookmarkEnd w:id="81"/>
+        <w:t xml:space="preserve">to output-per-worker vs. total-factor productivity operationalisations.</w:t>
+      </w:r>
+    </w:p>
+    <w:bookmarkEnd w:id="75"/>
+    <w:bookmarkEnd w:id="76"/>
     <w:sectPr/>
   </w:body>
 </w:document>

--- a/p7/submission/ibr_package/01_manuscript_blinded.docx
+++ b/p7/submission/ibr_package/01_manuscript_blinded.docx
@@ -2,7 +2,7 @@
 <file path=word/document.xml><?xml version="1.0" encoding="utf-8"?>
 <w:document xmlns:w="http://schemas.openxmlformats.org/wordprocessingml/2006/main" xmlns:m="http://schemas.openxmlformats.org/officeDocument/2006/math" xmlns:r="http://schemas.openxmlformats.org/officeDocument/2006/relationships" xmlns:o="urn:schemas-microsoft-com:office:office" xmlns:v="urn:schemas-microsoft-com:vml" xmlns:w10="urn:schemas-microsoft-com:office:word" xmlns:a="http://schemas.openxmlformats.org/drawingml/2006/main" xmlns:pic="http://schemas.openxmlformats.org/drawingml/2006/picture" xmlns:wp="http://schemas.openxmlformats.org/drawingml/2006/wordprocessingDrawing">
   <w:body>
-    <w:bookmarkStart w:id="76" w:name="Xf24ec467481d62a742d363f12c684976d74bdf7"/>
+    <w:bookmarkStart w:id="79" w:name="Xf24ec467481d62a742d363f12c684976d74bdf7"/>
     <w:p>
       <w:pPr>
         <w:pStyle w:val="Heading1"/>
@@ -11,47 +11,780 @@
         <w:t xml:space="preserve">Internationalization and Firm Performance across 49 Asian and Pacific Economies: Institutional Regimes, Digital Capabilities, and Managerial Characteristics as Contingency Factors</w:t>
       </w:r>
     </w:p>
+    <w:bookmarkStart w:id="20" w:name="abstract"/>
+    <w:p>
+      <w:pPr>
+        <w:pStyle w:val="Heading2"/>
+      </w:pPr>
+      <w:r>
+        <w:t xml:space="preserve">Abstract</w:t>
+      </w:r>
+    </w:p>
     <w:p>
       <w:pPr>
         <w:pStyle w:val="FirstParagraph"/>
+      </w:pPr>
+      <w:r>
+        <w:t xml:space="preserve">We examine whether the internationalization–performance (I–P)</w:t>
+      </w:r>
+      <w:r>
+        <w:t xml:space="preserve"> </w:t>
+      </w:r>
+      <w:r>
+        <w:t xml:space="preserve">relationship holds across a large and institutionally diverse set of</w:t>
+      </w:r>
+      <w:r>
+        <w:t xml:space="preserve"> </w:t>
+      </w:r>
+      <w:r>
+        <w:t xml:space="preserve">Asian and Pacific economies and identify the conditions under which</w:t>
+      </w:r>
+      <w:r>
+        <w:t xml:space="preserve"> </w:t>
+      </w:r>
+      <w:r>
+        <w:t xml:space="preserve">firms convert export intensity into productive performance. Using</w:t>
+      </w:r>
+      <w:r>
+        <w:t xml:space="preserve"> </w:t>
+      </w:r>
+      <w:r>
+        <w:t xml:space="preserve">microdata from 91,982 firms across 49 economies and 102 country-year</w:t>
+      </w:r>
+      <w:r>
+        <w:t xml:space="preserve"> </w:t>
+      </w:r>
+      <w:r>
+        <w:t xml:space="preserve">waves of the World Bank Enterprise Survey (2003–2025), spanning all six</w:t>
+      </w:r>
+      <w:r>
+        <w:t xml:space="preserve"> </w:t>
+      </w:r>
+      <w:r>
+        <w:t xml:space="preserve">Institutional Capability and Resource Vulnerability (ICRV) regime</w:t>
+      </w:r>
+      <w:r>
+        <w:t xml:space="preserve"> </w:t>
+      </w:r>
+      <w:r>
+        <w:t xml:space="preserve">groups, we estimate a hierarchical set of OLS models with HC1 robust</w:t>
+      </w:r>
+      <w:r>
+        <w:t xml:space="preserve"> </w:t>
+      </w:r>
+      <w:r>
+        <w:t xml:space="preserve">standard errors. We find robust support for an inverted-U I–P</w:t>
+      </w:r>
+      <w:r>
+        <w:t xml:space="preserve"> </w:t>
+      </w:r>
+      <w:r>
+        <w:t xml:space="preserve">relationship with a turning point at approximately 36% of sales from</w:t>
+      </w:r>
+      <w:r>
+        <w:t xml:space="preserve"> </w:t>
+      </w:r>
+      <w:r>
+        <w:t xml:space="preserve">exports (Lind–Mehlum test p &lt; .001; confirmed in M11 at TP=34.6%,</w:t>
+      </w:r>
+      <w:r>
+        <w:t xml:space="preserve"> </w:t>
+      </w:r>
+      <w:r>
+        <w:t xml:space="preserve">p=.002). Technological capability (TCI) raises the performance level</w:t>
+      </w:r>
+      <w:r>
+        <w:t xml:space="preserve"> </w:t>
+      </w:r>
+      <w:r>
+        <w:t xml:space="preserve">without reliably reshaping the curve. Digital adoption (DAI) both raises</w:t>
+      </w:r>
+      <w:r>
+        <w:t xml:space="preserve"> </w:t>
+      </w:r>
+      <w:r>
+        <w:t xml:space="preserve">the performance level and significantly reshapes the I–P curve: firms</w:t>
+      </w:r>
+      <w:r>
+        <w:t xml:space="preserve"> </w:t>
+      </w:r>
+      <w:r>
+        <w:t xml:space="preserve">with higher DAI experience compressed ascending-limb returns at low FSTS</w:t>
+      </w:r>
+      <w:r>
+        <w:t xml:space="preserve"> </w:t>
+      </w:r>
+      <w:r>
+        <w:t xml:space="preserve">and attenuated performance decline at high FSTS (FSTS×DAI p &lt; .01;</w:t>
+      </w:r>
+      <w:r>
+        <w:t xml:space="preserve"> </w:t>
+      </w:r>
+      <w:r>
+        <w:t xml:space="preserve">FSTS²×DAI p &lt; .01 in M8–M9). Institutional regime (ICRV) moderates both</w:t>
+      </w:r>
+      <w:r>
+        <w:t xml:space="preserve"> </w:t>
+      </w:r>
+      <w:r>
+        <w:t xml:space="preserve">slope and curvature, shifting the turning point from approximately 28%</w:t>
+      </w:r>
+      <w:r>
+        <w:t xml:space="preserve"> </w:t>
+      </w:r>
+      <w:r>
+        <w:t xml:space="preserve">in advanced-institution economies to approximately 55% in</w:t>
+      </w:r>
+      <w:r>
+        <w:t xml:space="preserve"> </w:t>
+      </w:r>
+      <w:r>
+        <w:t xml:space="preserve">weaker-institution economies, and the regime-contingent digital effect</w:t>
+      </w:r>
+      <w:r>
+        <w:t xml:space="preserve"> </w:t>
+      </w:r>
+      <w:r>
+        <w:t xml:space="preserve">(DAI×ICRV) is significant (p = .012), indicating stronger per-unit</w:t>
+      </w:r>
+      <w:r>
+        <w:t xml:space="preserve"> </w:t>
+      </w:r>
+      <w:r>
+        <w:t xml:space="preserve">digital returns where institutions are weaker. Managerial experience and</w:t>
+      </w:r>
+      <w:r>
+        <w:t xml:space="preserve"> </w:t>
+      </w:r>
+      <w:r>
+        <w:t xml:space="preserve">female top management improve performance; experience marginally</w:t>
+      </w:r>
+      <w:r>
+        <w:t xml:space="preserve"> </w:t>
+      </w:r>
+      <w:r>
+        <w:t xml:space="preserve">moderates the curve shape (p = .053) in the full specification. Across</w:t>
+      </w:r>
+      <w:r>
+        <w:t xml:space="preserve"> </w:t>
+      </w:r>
+      <w:r>
+        <w:t xml:space="preserve">six formal hypotheses (H1–H6) we therefore test the curve, two</w:t>
+      </w:r>
+      <w:r>
+        <w:t xml:space="preserve"> </w:t>
+      </w:r>
+      <w:r>
+        <w:t xml:space="preserve">capability moderators (TCI, DAI), managerial characteristics, the</w:t>
+      </w:r>
+      <w:r>
+        <w:t xml:space="preserve"> </w:t>
+      </w:r>
+      <w:r>
+        <w:t xml:space="preserve">institutional-regime turning-point shift, and regime-contingent digital</w:t>
+      </w:r>
+      <w:r>
+        <w:t xml:space="preserve"> </w:t>
+      </w:r>
+      <w:r>
+        <w:t xml:space="preserve">effects. These findings offer a parsimonious</w:t>
+      </w:r>
+      <w:r>
+        <w:t xml:space="preserve"> </w:t>
+      </w:r>
+      <w:r>
+        <w:t xml:space="preserve">resolution to Asian I–P heterogeneity: the relationship is universally</w:t>
+      </w:r>
+      <w:r>
+        <w:t xml:space="preserve"> </w:t>
+      </w:r>
+      <w:r>
+        <w:t xml:space="preserve">inverted-U, but regime quality and digital capability jointly determine</w:t>
+      </w:r>
+      <w:r>
+        <w:t xml:space="preserve"> </w:t>
+      </w:r>
+      <w:r>
+        <w:t xml:space="preserve">where the turning point falls.</w:t>
+      </w:r>
+    </w:p>
+    <w:p>
+      <w:pPr>
+        <w:pStyle w:val="BodyText"/>
       </w:pPr>
       <w:r>
         <w:rPr>
           <w:bCs/>
           <w:b/>
         </w:rPr>
-        <w:t xml:space="preserve">Version:</w:t>
-      </w:r>
-      <w:r>
-        <w:t xml:space="preserve"> </w:t>
-      </w:r>
-      <w:r>
-        <w:t xml:space="preserve">Working manuscript (May 2026)</w:t>
-      </w:r>
-      <w:r>
-        <w:br/>
-      </w:r>
+        <w:t xml:space="preserve">Keywords:</w:t>
+      </w:r>
+      <w:r>
+        <w:t xml:space="preserve"> </w:t>
+      </w:r>
+      <w:r>
+        <w:t xml:space="preserve">internationalization–performance; inverted-U;</w:t>
+      </w:r>
+      <w:r>
+        <w:t xml:space="preserve"> </w:t>
+      </w:r>
+      <w:r>
+        <w:t xml:space="preserve">institutional regime; digital capability; Asia-Pacific; World Bank</w:t>
+      </w:r>
+      <w:r>
+        <w:t xml:space="preserve"> </w:t>
+      </w:r>
+      <w:r>
+        <w:t xml:space="preserve">Enterprise Surveys</w:t>
+      </w:r>
+    </w:p>
+    <w:bookmarkEnd w:id="20"/>
+    <w:bookmarkStart w:id="21" w:name="Xe3d0fc0bea9a42ce7605565d0964033d7f6ee47"/>
+    <w:p>
+      <w:pPr>
+        <w:pStyle w:val="Heading2"/>
+      </w:pPr>
+      <w:r>
+        <w:t xml:space="preserve">1. Introduction</w:t>
+      </w:r>
+    </w:p>
+    <w:p>
+      <w:pPr>
+        <w:pStyle w:val="FirstParagraph"/>
+      </w:pPr>
+      <w:r>
+        <w:t xml:space="preserve">A central question in international business research concerns whether</w:t>
+      </w:r>
+      <w:r>
+        <w:t xml:space="preserve"> </w:t>
+      </w:r>
+      <w:r>
+        <w:t xml:space="preserve">and how export internationalization translates into firm performance (Lu</w:t>
+      </w:r>
+      <w:r>
+        <w:t xml:space="preserve"> </w:t>
+      </w:r>
+      <w:r>
+        <w:t xml:space="preserve">&amp; Beamish, 2004; Johanson &amp; Vahlne, 2009). Meta-analyses document a mean</w:t>
+      </w:r>
+      <w:r>
+        <w:t xml:space="preserve"> </w:t>
+      </w:r>
+      <w:r>
+        <w:t xml:space="preserve">correlation of approximately r = .07 across several thousand studies</w:t>
+      </w:r>
+      <w:r>
+        <w:t xml:space="preserve"> </w:t>
+      </w:r>
+      <w:r>
+        <w:t xml:space="preserve">(Bausch &amp; Krist, 2007; Kirca et al., 2012; Marano et al., 2016), yet the</w:t>
+      </w:r>
+      <w:r>
+        <w:t xml:space="preserve"> </w:t>
+      </w:r>
+      <w:r>
+        <w:t xml:space="preserve">variance across studies vastly exceeds what sampling error can explain.</w:t>
+      </w:r>
+      <w:r>
+        <w:t xml:space="preserve"> </w:t>
+      </w:r>
+      <w:r>
+        <w:t xml:space="preserve">In Asia, a region that accounts for over half of global manufacturing</w:t>
+      </w:r>
+      <w:r>
+        <w:t xml:space="preserve"> </w:t>
+      </w:r>
+      <w:r>
+        <w:t xml:space="preserve">exports (UNCTAD, 2023), the evidence is especially fragmented: prior</w:t>
+      </w:r>
+      <w:r>
+        <w:t xml:space="preserve"> </w:t>
+      </w:r>
+      <w:r>
+        <w:t xml:space="preserve">studies report positive relationships (Pangarkar, 2008; Korea),</w:t>
+      </w:r>
+      <w:r>
+        <w:t xml:space="preserve"> </w:t>
+      </w:r>
+      <w:r>
+        <w:t xml:space="preserve">inverted-U curves (Chiao et al., 2006; Taiwan), or null and negative</w:t>
+      </w:r>
+      <w:r>
+        <w:t xml:space="preserve"> </w:t>
+      </w:r>
+      <w:r>
+        <w:t xml:space="preserve">effects (Mondal et al., 2022; India). The standard explanation invokes</w:t>
+      </w:r>
+      <w:r>
+        <w:t xml:space="preserve"> </w:t>
+      </w:r>
+      <w:r>
+        <w:t xml:space="preserve">context as a moderator (Marano et al., 2016; Kirca et al., 2012), but</w:t>
+      </w:r>
+      <w:r>
+        <w:t xml:space="preserve"> </w:t>
+      </w:r>
+      <w:r>
+        <w:t xml:space="preserve">empirical tests simultaneously across institutionally diverse Asian</w:t>
+      </w:r>
+      <w:r>
+        <w:t xml:space="preserve"> </w:t>
+      </w:r>
+      <w:r>
+        <w:t xml:space="preserve">economies remain rare.</w:t>
+      </w:r>
+    </w:p>
+    <w:p>
+      <w:pPr>
+        <w:pStyle w:val="BodyText"/>
+      </w:pPr>
+      <w:r>
+        <w:t xml:space="preserve">This paper addresses that gap. We pool 91,982 firm-observations from 49</w:t>
+      </w:r>
+      <w:r>
+        <w:t xml:space="preserve"> </w:t>
+      </w:r>
+      <w:r>
+        <w:t xml:space="preserve">Asian and Pacific economies spanning 2003–2025, harmonised from the</w:t>
+      </w:r>
+      <w:r>
+        <w:t xml:space="preserve"> </w:t>
+      </w:r>
+      <w:r>
+        <w:t xml:space="preserve">World Bank Enterprise Survey (WBES). Our sample spans all six ICRV</w:t>
+      </w:r>
+      <w:r>
+        <w:t xml:space="preserve"> </w:t>
+      </w:r>
+      <w:r>
+        <w:t xml:space="preserve">regime groups, from advanced innovation-driven economies (Singapore,</w:t>
+      </w:r>
+      <w:r>
+        <w:t xml:space="preserve"> </w:t>
+      </w:r>
+      <w:r>
+        <w:t xml:space="preserve">Korea, Taiwan, Hong Kong, Israel, Cyprus) to Pacific Small Island</w:t>
+      </w:r>
+      <w:r>
+        <w:t xml:space="preserve"> </w:t>
+      </w:r>
+      <w:r>
+        <w:t xml:space="preserve">Developing States (Vanuatu, Solomon Islands, Fiji, Tonga, Samoa,</w:t>
+      </w:r>
+      <w:r>
+        <w:t xml:space="preserve"> </w:t>
+      </w:r>
+      <w:r>
+        <w:t xml:space="preserve">Kiribati, Papua New Guinea, Timor-Leste) and Gulf advanced-resource</w:t>
+      </w:r>
+      <w:r>
+        <w:t xml:space="preserve"> </w:t>
+      </w:r>
+      <w:r>
+        <w:t xml:space="preserve">economies (Bahrain, Kuwait, Qatar, Brunei, Saudi Arabia, Oman)</w:t>
+      </w:r>
+      <w:r>
+        <w:t xml:space="preserve"> </w:t>
+      </w:r>
+      <w:r>
+        <w:t xml:space="preserve">classified through the Institutional Capability and Resource</w:t>
+      </w:r>
+      <w:r>
+        <w:t xml:space="preserve"> </w:t>
+      </w:r>
+      <w:r>
+        <w:t xml:space="preserve">Vulnerability (ICRV) framework that anchors the broader dissertation</w:t>
+      </w:r>
+      <w:r>
+        <w:t xml:space="preserve"> </w:t>
+      </w:r>
+      <w:r>
+        <w:t xml:space="preserve">programme of which this study is part.</w:t>
+      </w:r>
+    </w:p>
+    <w:p>
+      <w:pPr>
+        <w:pStyle w:val="BodyText"/>
+      </w:pPr>
+      <w:r>
+        <w:t xml:space="preserve">Our contributions are threefold. First, we provide the largest</w:t>
+      </w:r>
+      <w:r>
+        <w:t xml:space="preserve"> </w:t>
+      </w:r>
+      <w:r>
+        <w:t xml:space="preserve">WBES-based test of the inverted-U I–P hypothesis in Asia, confirming a</w:t>
+      </w:r>
+      <w:r>
+        <w:t xml:space="preserve"> </w:t>
+      </w:r>
+      <w:r>
+        <w:t xml:space="preserve">turning point at approximately 36% foreign sales intensity across all</w:t>
+      </w:r>
+      <w:r>
+        <w:t xml:space="preserve"> </w:t>
+      </w:r>
+      <w:r>
+        <w:t xml:space="preserve">specifications (N = 84,910–29,840), robust even in the full three-way</w:t>
+      </w:r>
+      <w:r>
+        <w:t xml:space="preserve"> </w:t>
+      </w:r>
+      <w:r>
+        <w:t xml:space="preserve">moderation model (M11: TP=34.6%, LM p=.002). Second, we document that</w:t>
+      </w:r>
+      <w:r>
+        <w:t xml:space="preserve"> </w:t>
+      </w:r>
+      <w:r>
+        <w:t xml:space="preserve">digital adoption (DAI) is the primary capability moderator that reshapes</w:t>
+      </w:r>
+      <w:r>
+        <w:t xml:space="preserve"> </w:t>
+      </w:r>
+      <w:r>
+        <w:t xml:space="preserve">the I–P curve, generating significant curve compression effects</w:t>
+      </w:r>
+      <w:r>
+        <w:t xml:space="preserve"> </w:t>
+      </w:r>
+      <w:r>
+        <w:t xml:space="preserve">(FSTS×DAI p&lt;.001) that emerge even without controlling for manager</w:t>
+      </w:r>
+      <w:r>
+        <w:t xml:space="preserve"> </w:t>
+      </w:r>
+      <w:r>
+        <w:t xml:space="preserve">characteristics. Technological capability (TCI) raises the performance</w:t>
+      </w:r>
+      <w:r>
+        <w:t xml:space="preserve"> </w:t>
+      </w:r>
+      <w:r>
+        <w:t xml:space="preserve">level but does not reliably reshape the ascending limb across this</w:t>
+      </w:r>
+      <w:r>
+        <w:t xml:space="preserve"> </w:t>
+      </w:r>
+      <w:r>
+        <w:t xml:space="preserve">sample. Third, we document that institutional regime (ICRV group)</w:t>
+      </w:r>
+      <w:r>
+        <w:t xml:space="preserve"> </w:t>
+      </w:r>
+      <w:r>
+        <w:t xml:space="preserve">systematically moderates both the slope and curvature of the I–P</w:t>
+      </w:r>
+      <w:r>
+        <w:t xml:space="preserve"> </w:t>
+      </w:r>
+      <w:r>
+        <w:t xml:space="preserve">function, with DAI×ICRV interactions (p=.012) indicating that digital</w:t>
+      </w:r>
+      <w:r>
+        <w:t xml:space="preserve"> </w:t>
+      </w:r>
+      <w:r>
+        <w:t xml:space="preserve">capabilities deliver stronger per-unit performance returns in weaker</w:t>
+      </w:r>
+      <w:r>
+        <w:t xml:space="preserve"> </w:t>
+      </w:r>
+      <w:r>
+        <w:t xml:space="preserve">institutional environments.</w:t>
+      </w:r>
+    </w:p>
+    <w:p>
+      <w:pPr>
+        <w:pStyle w:val="BodyText"/>
+      </w:pPr>
+      <w:r>
+        <w:t xml:space="preserve">The remainder of the paper is organised as follows. Section 2 develops</w:t>
+      </w:r>
+      <w:r>
+        <w:t xml:space="preserve"> </w:t>
+      </w:r>
+      <w:r>
+        <w:t xml:space="preserve">the theoretical framework and formal hypotheses. Section 3 describes</w:t>
+      </w:r>
+      <w:r>
+        <w:t xml:space="preserve"> </w:t>
+      </w:r>
+      <w:r>
+        <w:t xml:space="preserve">data and methods. Section 4 presents results. Section 5 discusses</w:t>
+      </w:r>
+      <w:r>
+        <w:t xml:space="preserve"> </w:t>
+      </w:r>
+      <w:r>
+        <w:t xml:space="preserve">implications and limitations. Section 6 concludes.</w:t>
+      </w:r>
+    </w:p>
+    <w:bookmarkEnd w:id="21"/>
+    <w:bookmarkStart w:id="29" w:name="Xce0b9068aa677089fdc23e66f61b75516af2bf7"/>
+    <w:p>
+      <w:pPr>
+        <w:pStyle w:val="Heading2"/>
+      </w:pPr>
+      <w:r>
+        <w:t xml:space="preserve">2. Theoretical Framework and Hypotheses</w:t>
+      </w:r>
+    </w:p>
+    <w:bookmarkStart w:id="22" w:name="X61eb865d3ba9c18e1eda9971096f2566a95b0ec"/>
+    <w:p>
+      <w:pPr>
+        <w:pStyle w:val="Heading3"/>
+      </w:pPr>
+      <w:r>
+        <w:t xml:space="preserve">2.1 Theoretical Foundations</w:t>
+      </w:r>
+    </w:p>
+    <w:p>
+      <w:pPr>
+        <w:pStyle w:val="FirstParagraph"/>
+      </w:pPr>
+      <w:r>
+        <w:t xml:space="preserve">We draw on four theoretical traditions. The Uppsala model (Johanson &amp;</w:t>
+      </w:r>
+      <w:r>
+        <w:t xml:space="preserve"> </w:t>
+      </w:r>
+      <w:r>
+        <w:t xml:space="preserve">Vahlne, 1977, 2009) describes internationalization as a sequential</w:t>
+      </w:r>
+      <w:r>
+        <w:t xml:space="preserve"> </w:t>
+      </w:r>
+      <w:r>
+        <w:t xml:space="preserve">process in which firms accumulate experiential knowledge, progressively</w:t>
+      </w:r>
+      <w:r>
+        <w:t xml:space="preserve"> </w:t>
+      </w:r>
+      <w:r>
+        <w:t xml:space="preserve">reducing psychic distance and coordination costs. The Resource-Based</w:t>
+      </w:r>
+      <w:r>
+        <w:t xml:space="preserve"> </w:t>
+      </w:r>
+      <w:r>
+        <w:t xml:space="preserve">View (Barney, 1991; Wernerfelt, 1984) positions firm-level capabilities</w:t>
+      </w:r>
+      <w:r>
+        <w:t xml:space="preserve"> </w:t>
+      </w:r>
+      <w:r>
+        <w:t xml:space="preserve">(technological, digital, and managerial) as the mediating mechanism</w:t>
+      </w:r>
+      <w:r>
+        <w:t xml:space="preserve"> </w:t>
+      </w:r>
+      <w:r>
+        <w:t xml:space="preserve">linking export exposure to performance outcomes. Institutional Theory</w:t>
+      </w:r>
+      <w:r>
+        <w:t xml:space="preserve"> </w:t>
+      </w:r>
+      <w:r>
+        <w:t xml:space="preserve">(North, 1990; Scott, 2008) directs attention to how country-level formal</w:t>
+      </w:r>
+      <w:r>
+        <w:t xml:space="preserve"> </w:t>
+      </w:r>
+      <w:r>
+        <w:t xml:space="preserve">and informal institutions shape the cost structure of cross-border</w:t>
+      </w:r>
+      <w:r>
+        <w:t xml:space="preserve"> </w:t>
+      </w:r>
+      <w:r>
+        <w:t xml:space="preserve">transactions. Upper Echelons Theory (Hambrick &amp; Mason, 1984; Hambrick,</w:t>
+      </w:r>
+      <w:r>
+        <w:t xml:space="preserve"> </w:t>
+      </w:r>
+      <w:r>
+        <w:t xml:space="preserve">2007) emphasises that top management team attributes moderate how firms</w:t>
+      </w:r>
+      <w:r>
+        <w:t xml:space="preserve"> </w:t>
+      </w:r>
+      <w:r>
+        <w:t xml:space="preserve">respond to strategic opportunities and constraints.</w:t>
+      </w:r>
+    </w:p>
+    <w:bookmarkEnd w:id="22"/>
+    <w:bookmarkStart w:id="23" w:name="Xf68c2510db72354551e5b442c06e6149a212286"/>
+    <w:p>
+      <w:pPr>
+        <w:pStyle w:val="Heading3"/>
+      </w:pPr>
+      <w:r>
+        <w:t xml:space="preserve">2.2 The Non-Linear I–P Relationship (H1)</w:t>
+      </w:r>
+    </w:p>
+    <w:p>
+      <w:pPr>
+        <w:pStyle w:val="FirstParagraph"/>
+      </w:pPr>
+      <w:r>
+        <w:t xml:space="preserve">Contractor et al. (2003) formalised the three-stage S-curve hypothesis:</w:t>
+      </w:r>
+      <w:r>
+        <w:t xml:space="preserve"> </w:t>
+      </w:r>
+      <w:r>
+        <w:t xml:space="preserve">early internationalization carries fixed entry costs that depress</w:t>
+      </w:r>
+      <w:r>
+        <w:t xml:space="preserve"> </w:t>
+      </w:r>
+      <w:r>
+        <w:t xml:space="preserve">performance; intermediate internationalization yields learning and scale</w:t>
+      </w:r>
+      <w:r>
+        <w:t xml:space="preserve"> </w:t>
+      </w:r>
+      <w:r>
+        <w:t xml:space="preserve">economies; high internationalization may again impose coordination and</w:t>
+      </w:r>
+      <w:r>
+        <w:t xml:space="preserve"> </w:t>
+      </w:r>
+      <w:r>
+        <w:t xml:space="preserve">agency costs. Empirically, however, the data more consistently support</w:t>
+      </w:r>
+      <w:r>
+        <w:t xml:space="preserve"> </w:t>
+      </w:r>
+      <w:r>
+        <w:t xml:space="preserve">the inverted-U, a special case in which the third stage does not emerge</w:t>
+      </w:r>
+      <w:r>
+        <w:t xml:space="preserve"> </w:t>
+      </w:r>
+      <w:r>
+        <w:t xml:space="preserve">at the export intensities typically observed in developing-economy WBES</w:t>
+      </w:r>
+      <w:r>
+        <w:t xml:space="preserve"> </w:t>
+      </w:r>
+      <w:r>
+        <w:t xml:space="preserve">data (Gomes &amp; Ramaswamy, 1999; Lu &amp; Beamish, 2004).</w:t>
+      </w:r>
+    </w:p>
+    <w:p>
+      <w:pPr>
+        <w:pStyle w:val="BodyText"/>
+      </w:pPr>
+      <w:r>
+        <w:t xml:space="preserve">In the Asian context, three country-specific studies in our broader</w:t>
+      </w:r>
+      <w:r>
+        <w:t xml:space="preserve"> </w:t>
+      </w:r>
+      <w:r>
+        <w:t xml:space="preserve">dissertation programme provide prior evidence. For Vietnam (P3), the</w:t>
+      </w:r>
+      <w:r>
+        <w:t xml:space="preserve"> </w:t>
+      </w:r>
+      <w:r>
+        <w:t xml:space="preserve">inverted-U is confirmed with a turning point at 39–46% using a</w:t>
+      </w:r>
+      <w:r>
+        <w:t xml:space="preserve"> </w:t>
+      </w:r>
+      <w:r>
+        <w:t xml:space="preserve">WBES-based instrumental variable design. For China (P5), an inverted-U</w:t>
+      </w:r>
+      <w:r>
+        <w:t xml:space="preserve"> </w:t>
+      </w:r>
+      <w:r>
+        <w:t xml:space="preserve">turning point of 47–49% is replicated across specifications with</w:t>
+      </w:r>
+      <w:r>
+        <w:t xml:space="preserve"> </w:t>
+      </w:r>
+      <w:r>
+        <w:t xml:space="preserve">Paternoster cross-cohort tests (p = .545). For Singapore (P4), the</w:t>
+      </w:r>
+      <w:r>
+        <w:t xml:space="preserve"> </w:t>
+      </w:r>
+      <w:r>
+        <w:t xml:space="preserve">relationship is predominantly positive with a very late turning point</w:t>
+      </w:r>
+      <w:r>
+        <w:t xml:space="preserve"> </w:t>
+      </w:r>
+      <w:r>
+        <w:t xml:space="preserve">(~88.6%), consistent with near-monotonic returns in a</w:t>
+      </w:r>
+      <w:r>
+        <w:t xml:space="preserve"> </w:t>
+      </w:r>
+      <w:r>
+        <w:t xml:space="preserve">high-institutional, digitally saturated economy. Pooled across a much</w:t>
+      </w:r>
+      <w:r>
+        <w:t xml:space="preserve"> </w:t>
+      </w:r>
+      <w:r>
+        <w:t xml:space="preserve">larger and institutionally heterogeneous sample, we expect the</w:t>
+      </w:r>
+      <w:r>
+        <w:t xml:space="preserve"> </w:t>
+      </w:r>
+      <w:r>
+        <w:t xml:space="preserve">inverted-U to emerge at an intermediate turning point.</w:t>
+      </w:r>
+    </w:p>
+    <w:p>
+      <w:pPr>
+        <w:pStyle w:val="BlockText"/>
+      </w:pPr>
       <w:r>
         <w:rPr>
           <w:bCs/>
           <w:b/>
         </w:rPr>
-        <w:t xml:space="preserve">Status:</w:t>
-      </w:r>
-      <w:r>
-        <w:t xml:space="preserve"> </w:t>
-      </w:r>
-      <w:r>
-        <w:t xml:space="preserve">Empirical results complete; under revision for submission</w:t>
-      </w:r>
-    </w:p>
-    <w:bookmarkStart w:id="20" w:name="abstract"/>
-    <w:p>
-      <w:pPr>
-        <w:pStyle w:val="Heading2"/>
-      </w:pPr>
-      <w:r>
-        <w:t xml:space="preserve">Abstract</w:t>
+        <w:t xml:space="preserve">H1:</w:t>
+      </w:r>
+      <w:r>
+        <w:t xml:space="preserve"> </w:t>
+      </w:r>
+      <w:r>
+        <w:t xml:space="preserve">The relationship between export intensity (FSTS) and firm</w:t>
+      </w:r>
+      <w:r>
+        <w:t xml:space="preserve"> </w:t>
+      </w:r>
+      <w:r>
+        <w:t xml:space="preserve">labour productivity (ln LP) is an inverted-U, with a statistically</w:t>
+      </w:r>
+      <w:r>
+        <w:t xml:space="preserve"> </w:t>
+      </w:r>
+      <w:r>
+        <w:t xml:space="preserve">confirmed turning point at intermediate export intensities, in a</w:t>
+      </w:r>
+      <w:r>
+        <w:t xml:space="preserve"> </w:t>
+      </w:r>
+      <w:r>
+        <w:t xml:space="preserve">pooled sample of Asian and Pacific firms.</w:t>
+      </w:r>
+    </w:p>
+    <w:bookmarkEnd w:id="23"/>
+    <w:bookmarkStart w:id="24" w:name="X804c25e8bdbf8eade8cd93fdb8dbf851f3c8515"/>
+    <w:p>
+      <w:pPr>
+        <w:pStyle w:val="Heading3"/>
+      </w:pPr>
+      <w:r>
+        <w:t xml:space="preserve">2.3 Technological Capability as a Curve Amplifier (H2)</w:t>
       </w:r>
     </w:p>
     <w:p>
@@ -59,227 +792,158 @@
         <w:pStyle w:val="FirstParagraph"/>
       </w:pPr>
       <w:r>
-        <w:t xml:space="preserve">We examine whether the internationalization–performance (I–P)</w:t>
-      </w:r>
-      <w:r>
-        <w:t xml:space="preserve"> </w:t>
-      </w:r>
-      <w:r>
-        <w:t xml:space="preserve">relationship holds across a large and institutionally diverse set of</w:t>
-      </w:r>
-      <w:r>
-        <w:t xml:space="preserve"> </w:t>
-      </w:r>
-      <w:r>
-        <w:t xml:space="preserve">Asian and Pacific economies and identify the conditions under which</w:t>
-      </w:r>
-      <w:r>
-        <w:t xml:space="preserve"> </w:t>
-      </w:r>
-      <w:r>
-        <w:t xml:space="preserve">firms convert export intensity into productive performance. Using</w:t>
-      </w:r>
-      <w:r>
-        <w:t xml:space="preserve"> </w:t>
-      </w:r>
-      <w:r>
-        <w:t xml:space="preserve">microdata from 91,982 firms across 49 economies and 102 country-year</w:t>
-      </w:r>
-      <w:r>
-        <w:t xml:space="preserve"> </w:t>
-      </w:r>
-      <w:r>
-        <w:t xml:space="preserve">waves of the World Bank Enterprise Survey (2003–2025), spanning all six</w:t>
-      </w:r>
-      <w:r>
-        <w:t xml:space="preserve"> </w:t>
-      </w:r>
-      <w:r>
-        <w:t xml:space="preserve">Institutional Capability and Resource Vulnerability (ICRV) regime</w:t>
-      </w:r>
-      <w:r>
-        <w:t xml:space="preserve"> </w:t>
-      </w:r>
-      <w:r>
-        <w:t xml:space="preserve">groups, we estimate a hierarchical set of OLS models with HC1 robust</w:t>
-      </w:r>
-      <w:r>
-        <w:t xml:space="preserve"> </w:t>
-      </w:r>
-      <w:r>
-        <w:t xml:space="preserve">standard errors. We find robust support for an inverted-U I–P</w:t>
-      </w:r>
-      <w:r>
-        <w:t xml:space="preserve"> </w:t>
-      </w:r>
-      <w:r>
-        <w:t xml:space="preserve">relationship with a turning point at approximately 36% of sales from</w:t>
-      </w:r>
-      <w:r>
-        <w:t xml:space="preserve"> </w:t>
-      </w:r>
-      <w:r>
-        <w:t xml:space="preserve">exports (Lind–Mehlum test p &lt; .001; confirmed in M11 at TP=34.6%,</w:t>
-      </w:r>
-      <w:r>
-        <w:t xml:space="preserve"> </w:t>
-      </w:r>
-      <w:r>
-        <w:t xml:space="preserve">p=.002). Technological capability (TCI) raises the performance level</w:t>
-      </w:r>
-      <w:r>
-        <w:t xml:space="preserve"> </w:t>
-      </w:r>
-      <w:r>
-        <w:t xml:space="preserve">without reliably reshaping the curve. Digital adoption (DAI) both raises</w:t>
-      </w:r>
-      <w:r>
-        <w:t xml:space="preserve"> </w:t>
-      </w:r>
-      <w:r>
-        <w:t xml:space="preserve">the performance level and significantly reshapes the I–P curve: firms</w:t>
-      </w:r>
-      <w:r>
-        <w:t xml:space="preserve"> </w:t>
-      </w:r>
-      <w:r>
-        <w:t xml:space="preserve">with higher DAI experience compressed ascending-limb returns at low FSTS</w:t>
-      </w:r>
-      <w:r>
-        <w:t xml:space="preserve"> </w:t>
-      </w:r>
-      <w:r>
-        <w:t xml:space="preserve">and attenuated performance decline at high FSTS (FSTS×DAI p &lt; .01;</w:t>
-      </w:r>
-      <w:r>
-        <w:t xml:space="preserve"> </w:t>
-      </w:r>
-      <w:r>
-        <w:t xml:space="preserve">FSTS²×DAI p &lt; .01 in M8–M9). Institutional regime (ICRV) moderates both</w:t>
-      </w:r>
-      <w:r>
-        <w:t xml:space="preserve"> </w:t>
-      </w:r>
-      <w:r>
-        <w:t xml:space="preserve">slope and curvature, shifting the turning point from approximately 28%</w:t>
-      </w:r>
-      <w:r>
-        <w:t xml:space="preserve"> </w:t>
-      </w:r>
-      <w:r>
-        <w:t xml:space="preserve">in advanced-institution economies to approximately 55% in</w:t>
-      </w:r>
-      <w:r>
-        <w:t xml:space="preserve"> </w:t>
-      </w:r>
-      <w:r>
-        <w:t xml:space="preserve">weaker-institution economies, and the regime-contingent digital effect</w:t>
-      </w:r>
-      <w:r>
-        <w:t xml:space="preserve"> </w:t>
-      </w:r>
-      <w:r>
-        <w:t xml:space="preserve">(DAI×ICRV) is significant (p = .012), indicating stronger per-unit</w:t>
-      </w:r>
-      <w:r>
-        <w:t xml:space="preserve"> </w:t>
-      </w:r>
-      <w:r>
-        <w:t xml:space="preserve">digital returns where institutions are weaker. Managerial experience and</w:t>
-      </w:r>
-      <w:r>
-        <w:t xml:space="preserve"> </w:t>
-      </w:r>
-      <w:r>
-        <w:t xml:space="preserve">female top management improve performance; experience marginally</w:t>
-      </w:r>
-      <w:r>
-        <w:t xml:space="preserve"> </w:t>
-      </w:r>
-      <w:r>
-        <w:t xml:space="preserve">moderates the curve shape (p = .053) in the full specification. Across</w:t>
-      </w:r>
-      <w:r>
-        <w:t xml:space="preserve"> </w:t>
-      </w:r>
-      <w:r>
-        <w:t xml:space="preserve">six formal hypotheses (H1–H6) we therefore test the curve, two</w:t>
-      </w:r>
-      <w:r>
-        <w:t xml:space="preserve"> </w:t>
-      </w:r>
-      <w:r>
-        <w:t xml:space="preserve">capability moderators (TCI, DAI), managerial characteristics, the</w:t>
-      </w:r>
-      <w:r>
-        <w:t xml:space="preserve"> </w:t>
-      </w:r>
-      <w:r>
-        <w:t xml:space="preserve">institutional-regime turning-point shift, and regime-contingent digital</w:t>
-      </w:r>
-      <w:r>
-        <w:t xml:space="preserve"> </w:t>
-      </w:r>
-      <w:r>
-        <w:t xml:space="preserve">effects. These findings offer a parsimonious</w:t>
-      </w:r>
-      <w:r>
-        <w:t xml:space="preserve"> </w:t>
-      </w:r>
-      <w:r>
-        <w:t xml:space="preserve">resolution to Asian I–P heterogeneity: the relationship is universally</w:t>
-      </w:r>
-      <w:r>
-        <w:t xml:space="preserve"> </w:t>
-      </w:r>
-      <w:r>
-        <w:t xml:space="preserve">inverted-U, but regime quality and digital capability jointly determine</w:t>
-      </w:r>
-      <w:r>
-        <w:t xml:space="preserve"> </w:t>
-      </w:r>
-      <w:r>
-        <w:t xml:space="preserve">where the turning point falls.</w:t>
+        <w:t xml:space="preserve">Technological capability, operationalised as a composite of quality</w:t>
+      </w:r>
+      <w:r>
+        <w:t xml:space="preserve"> </w:t>
+      </w:r>
+      <w:r>
+        <w:t xml:space="preserve">certification, foreign-technology adoption, process innovation, and R&amp;D,</w:t>
+      </w:r>
+      <w:r>
+        <w:t xml:space="preserve"> </w:t>
+      </w:r>
+      <w:r>
+        <w:t xml:space="preserve">raises absorptive capacity (Cohen &amp; Levinthal, 1990), enabling firms</w:t>
+      </w:r>
+      <w:r>
+        <w:t xml:space="preserve"> </w:t>
+      </w:r>
+      <w:r>
+        <w:t xml:space="preserve">to extract greater performance value per unit of export exposure.</w:t>
+      </w:r>
+      <w:r>
+        <w:t xml:space="preserve"> </w:t>
+      </w:r>
+      <w:r>
+        <w:t xml:space="preserve">Critically, we expect TCI to operate as a</w:t>
+      </w:r>
+      <w:r>
+        <w:t xml:space="preserve"> </w:t>
+      </w:r>
+      <w:r>
+        <w:rPr>
+          <w:iCs/>
+          <w:i/>
+        </w:rPr>
+        <w:t xml:space="preserve">curve amplifier</w:t>
+      </w:r>
+      <w:r>
+        <w:t xml:space="preserve">: at low</w:t>
+      </w:r>
+      <w:r>
+        <w:t xml:space="preserve"> </w:t>
+      </w:r>
+      <w:r>
+        <w:t xml:space="preserve">export intensities, high-TCI firms gain more per unit of</w:t>
+      </w:r>
+      <w:r>
+        <w:t xml:space="preserve"> </w:t>
+      </w:r>
+      <w:r>
+        <w:t xml:space="preserve">internationalization (steeper ascending limb); at high intensities, they</w:t>
+      </w:r>
+      <w:r>
+        <w:t xml:space="preserve"> </w:t>
+      </w:r>
+      <w:r>
+        <w:t xml:space="preserve">experience sharper diminishing returns as coordination demands exceed</w:t>
+      </w:r>
+      <w:r>
+        <w:t xml:space="preserve"> </w:t>
+      </w:r>
+      <w:r>
+        <w:t xml:space="preserve">even their superior capabilities (steeper descending limb). The net</w:t>
+      </w:r>
+      <w:r>
+        <w:t xml:space="preserve"> </w:t>
+      </w:r>
+      <w:r>
+        <w:t xml:space="preserve">effect is a shift and steepening of the inverted-U, not just a parallel</w:t>
+      </w:r>
+      <w:r>
+        <w:t xml:space="preserve"> </w:t>
+      </w:r>
+      <w:r>
+        <w:t xml:space="preserve">upward shift.</w:t>
       </w:r>
     </w:p>
     <w:p>
       <w:pPr>
         <w:pStyle w:val="BodyText"/>
+      </w:pPr>
+      <w:r>
+        <w:t xml:space="preserve">This prediction is consistent with P3 Vietnam (β(TCI) = +0.179,</w:t>
+      </w:r>
+      <w:r>
+        <w:t xml:space="preserve"> </w:t>
+      </w:r>
+      <w:r>
+        <w:t xml:space="preserve">IV-identified) and P5 China (β(TCI) increasing from +0.28 to +0.43</w:t>
+      </w:r>
+      <w:r>
+        <w:t xml:space="preserve"> </w:t>
+      </w:r>
+      <w:r>
+        <w:t xml:space="preserve">across cohorts), both showing TCI as a positive level shifter. P4</w:t>
+      </w:r>
+      <w:r>
+        <w:t xml:space="preserve"> </w:t>
+      </w:r>
+      <w:r>
+        <w:t xml:space="preserve">Singapore shows negligible TCI moderation of the curve, likely because</w:t>
+      </w:r>
+      <w:r>
+        <w:t xml:space="preserve"> </w:t>
+      </w:r>
+      <w:r>
+        <w:t xml:space="preserve">near-universal adoption in a high-ICRV economy leaves insufficient</w:t>
+      </w:r>
+      <w:r>
+        <w:t xml:space="preserve"> </w:t>
+      </w:r>
+      <w:r>
+        <w:t xml:space="preserve">variance for moderation.</w:t>
+      </w:r>
+    </w:p>
+    <w:p>
+      <w:pPr>
+        <w:pStyle w:val="BlockText"/>
       </w:pPr>
       <w:r>
         <w:rPr>
           <w:bCs/>
           <w:b/>
         </w:rPr>
-        <w:t xml:space="preserve">Keywords:</w:t>
-      </w:r>
-      <w:r>
-        <w:t xml:space="preserve"> </w:t>
-      </w:r>
-      <w:r>
-        <w:t xml:space="preserve">internationalization–performance; inverted-U;</w:t>
-      </w:r>
-      <w:r>
-        <w:t xml:space="preserve"> </w:t>
-      </w:r>
-      <w:r>
-        <w:t xml:space="preserve">institutional regime; digital capability; Asia-Pacific; World Bank</w:t>
-      </w:r>
-      <w:r>
-        <w:t xml:space="preserve"> </w:t>
-      </w:r>
-      <w:r>
-        <w:t xml:space="preserve">Enterprise Surveys</w:t>
-      </w:r>
-    </w:p>
-    <w:bookmarkEnd w:id="20"/>
-    <w:bookmarkStart w:id="21" w:name="introduction"/>
-    <w:p>
-      <w:pPr>
-        <w:pStyle w:val="Heading2"/>
-      </w:pPr>
-      <w:r>
-        <w:t xml:space="preserve">1. Introduction</w:t>
+        <w:t xml:space="preserve">H2:</w:t>
+      </w:r>
+      <w:r>
+        <w:t xml:space="preserve"> </w:t>
+      </w:r>
+      <w:r>
+        <w:t xml:space="preserve">TCI amplifies the I–P curve, raising the average performance</w:t>
+      </w:r>
+      <w:r>
+        <w:t xml:space="preserve"> </w:t>
+      </w:r>
+      <w:r>
+        <w:t xml:space="preserve">level and steepening both the ascending and descending limbs of the</w:t>
+      </w:r>
+      <w:r>
+        <w:t xml:space="preserve"> </w:t>
+      </w:r>
+      <w:r>
+        <w:t xml:space="preserve">inverted-U.</w:t>
+      </w:r>
+    </w:p>
+    <w:bookmarkEnd w:id="24"/>
+    <w:bookmarkStart w:id="25" w:name="Xf9645264d48ebb644ff7e280396113254c384c7"/>
+    <w:p>
+      <w:pPr>
+        <w:pStyle w:val="Heading3"/>
+      </w:pPr>
+      <w:r>
+        <w:t xml:space="preserve">2.4 Digital Adoption as a Level Enhancer (H3)</w:t>
       </w:r>
     </w:p>
     <w:p>
@@ -287,492 +951,121 @@
         <w:pStyle w:val="FirstParagraph"/>
       </w:pPr>
       <w:r>
-        <w:t xml:space="preserve">A central question in international business research concerns whether</w:t>
-      </w:r>
-      <w:r>
-        <w:t xml:space="preserve"> </w:t>
-      </w:r>
-      <w:r>
-        <w:t xml:space="preserve">and how export internationalization translates into firm performance (Lu</w:t>
-      </w:r>
-      <w:r>
-        <w:t xml:space="preserve"> </w:t>
-      </w:r>
-      <w:r>
-        <w:t xml:space="preserve">&amp; Beamish, 2004; Johanson &amp; Vahlne, 2009). Meta-analyses document a mean</w:t>
-      </w:r>
-      <w:r>
-        <w:t xml:space="preserve"> </w:t>
-      </w:r>
-      <w:r>
-        <w:t xml:space="preserve">correlation of approximately r = .07 across several thousand studies</w:t>
-      </w:r>
-      <w:r>
-        <w:t xml:space="preserve"> </w:t>
-      </w:r>
-      <w:r>
-        <w:t xml:space="preserve">(Bausch &amp; Krist, 2007; Kirca et al., 2012; Marano et al., 2016), yet the</w:t>
-      </w:r>
-      <w:r>
-        <w:t xml:space="preserve"> </w:t>
-      </w:r>
-      <w:r>
-        <w:t xml:space="preserve">variance across studies vastly exceeds what sampling error can explain.</w:t>
-      </w:r>
-      <w:r>
-        <w:t xml:space="preserve"> </w:t>
-      </w:r>
-      <w:r>
-        <w:t xml:space="preserve">In Asia, a region that accounts for over half of global manufacturing</w:t>
-      </w:r>
-      <w:r>
-        <w:t xml:space="preserve"> </w:t>
-      </w:r>
-      <w:r>
-        <w:t xml:space="preserve">exports (UNCTAD, 2023), the evidence is especially fragmented: prior</w:t>
-      </w:r>
-      <w:r>
-        <w:t xml:space="preserve"> </w:t>
-      </w:r>
-      <w:r>
-        <w:t xml:space="preserve">studies report positive relationships (Pangarkar, 2008; Korea),</w:t>
-      </w:r>
-      <w:r>
-        <w:t xml:space="preserve"> </w:t>
-      </w:r>
-      <w:r>
-        <w:t xml:space="preserve">inverted-U curves (Chiao et al., 2006; Taiwan), or null and negative</w:t>
-      </w:r>
-      <w:r>
-        <w:t xml:space="preserve"> </w:t>
-      </w:r>
-      <w:r>
-        <w:t xml:space="preserve">effects (Mondal et al., 2022; India). The standard explanation invokes</w:t>
-      </w:r>
-      <w:r>
-        <w:t xml:space="preserve"> </w:t>
-      </w:r>
-      <w:r>
-        <w:t xml:space="preserve">context as a moderator (Marano et al., 2016; Kirca et al., 2012), but</w:t>
-      </w:r>
-      <w:r>
-        <w:t xml:space="preserve"> </w:t>
-      </w:r>
-      <w:r>
-        <w:t xml:space="preserve">empirical tests simultaneously across institutionally diverse Asian</w:t>
-      </w:r>
-      <w:r>
-        <w:t xml:space="preserve"> </w:t>
-      </w:r>
-      <w:r>
-        <w:t xml:space="preserve">economies remain rare.</w:t>
-      </w:r>
-    </w:p>
-    <w:p>
-      <w:pPr>
-        <w:pStyle w:val="BodyText"/>
-      </w:pPr>
-      <w:r>
-        <w:t xml:space="preserve">This paper addresses that gap. We pool 91,982 firm-observations from 49</w:t>
-      </w:r>
-      <w:r>
-        <w:t xml:space="preserve"> </w:t>
-      </w:r>
-      <w:r>
-        <w:t xml:space="preserve">Asian and Pacific economies spanning 2003–2025, harmonised from the</w:t>
-      </w:r>
-      <w:r>
-        <w:t xml:space="preserve"> </w:t>
-      </w:r>
-      <w:r>
-        <w:t xml:space="preserve">World Bank Enterprise Survey (WBES). Our sample spans all six ICRV</w:t>
-      </w:r>
-      <w:r>
-        <w:t xml:space="preserve"> </w:t>
-      </w:r>
-      <w:r>
-        <w:t xml:space="preserve">regime groups, from advanced innovation-driven economies (Singapore,</w:t>
-      </w:r>
-      <w:r>
-        <w:t xml:space="preserve"> </w:t>
-      </w:r>
-      <w:r>
-        <w:t xml:space="preserve">Korea, Taiwan, Hong Kong, Israel, Cyprus) to Pacific Small Island</w:t>
-      </w:r>
-      <w:r>
-        <w:t xml:space="preserve"> </w:t>
-      </w:r>
-      <w:r>
-        <w:t xml:space="preserve">Developing States (Vanuatu, Solomon Islands, Fiji, Tonga, Samoa,</w:t>
-      </w:r>
-      <w:r>
-        <w:t xml:space="preserve"> </w:t>
-      </w:r>
-      <w:r>
-        <w:t xml:space="preserve">Kiribati, Papua New Guinea, Timor-Leste) and Gulf advanced-resource</w:t>
-      </w:r>
-      <w:r>
-        <w:t xml:space="preserve"> </w:t>
-      </w:r>
-      <w:r>
-        <w:t xml:space="preserve">economies (Bahrain, Kuwait, Qatar, Brunei, Saudi Arabia, Oman)</w:t>
-      </w:r>
-      <w:r>
-        <w:t xml:space="preserve"> </w:t>
-      </w:r>
-      <w:r>
-        <w:t xml:space="preserve">classified through the Institutional Capability and Resource</w:t>
-      </w:r>
-      <w:r>
-        <w:t xml:space="preserve"> </w:t>
-      </w:r>
-      <w:r>
-        <w:t xml:space="preserve">Vulnerability (ICRV) framework that anchors the broader dissertation</w:t>
-      </w:r>
-      <w:r>
-        <w:t xml:space="preserve"> </w:t>
-      </w:r>
-      <w:r>
-        <w:t xml:space="preserve">programme of which this study is part.</w:t>
-      </w:r>
-    </w:p>
-    <w:p>
-      <w:pPr>
-        <w:pStyle w:val="BodyText"/>
-      </w:pPr>
-      <w:r>
-        <w:t xml:space="preserve">Our contributions are threefold. First, we provide the largest</w:t>
-      </w:r>
-      <w:r>
-        <w:t xml:space="preserve"> </w:t>
-      </w:r>
-      <w:r>
-        <w:t xml:space="preserve">WBES-based test of the inverted-U I–P hypothesis in Asia, confirming a</w:t>
-      </w:r>
-      <w:r>
-        <w:t xml:space="preserve"> </w:t>
-      </w:r>
-      <w:r>
-        <w:t xml:space="preserve">turning point at approximately 36% foreign sales intensity across all</w:t>
-      </w:r>
-      <w:r>
-        <w:t xml:space="preserve"> </w:t>
-      </w:r>
-      <w:r>
-        <w:t xml:space="preserve">specifications (N = 84,910–29,840), robust even in the full three-way</w:t>
-      </w:r>
-      <w:r>
-        <w:t xml:space="preserve"> </w:t>
-      </w:r>
-      <w:r>
-        <w:t xml:space="preserve">moderation model (M11: TP=34.6%, LM p=.002). Second, we document that</w:t>
-      </w:r>
-      <w:r>
-        <w:t xml:space="preserve"> </w:t>
-      </w:r>
-      <w:r>
-        <w:t xml:space="preserve">digital adoption (DAI) is the primary capability moderator that reshapes</w:t>
-      </w:r>
-      <w:r>
-        <w:t xml:space="preserve"> </w:t>
-      </w:r>
-      <w:r>
-        <w:t xml:space="preserve">the I–P curve, generating significant curve compression effects</w:t>
-      </w:r>
-      <w:r>
-        <w:t xml:space="preserve"> </w:t>
-      </w:r>
-      <w:r>
-        <w:t xml:space="preserve">(FSTS×DAI p&lt;.001) that emerge even without controlling for manager</w:t>
-      </w:r>
-      <w:r>
-        <w:t xml:space="preserve"> </w:t>
-      </w:r>
-      <w:r>
-        <w:t xml:space="preserve">characteristics. Technological capability (TCI) raises the performance</w:t>
-      </w:r>
-      <w:r>
-        <w:t xml:space="preserve"> </w:t>
-      </w:r>
-      <w:r>
-        <w:t xml:space="preserve">level but does not reliably reshape the ascending limb across this</w:t>
-      </w:r>
-      <w:r>
-        <w:t xml:space="preserve"> </w:t>
-      </w:r>
-      <w:r>
-        <w:t xml:space="preserve">sample. Third, we document that institutional regime (ICRV group)</w:t>
-      </w:r>
-      <w:r>
-        <w:t xml:space="preserve"> </w:t>
-      </w:r>
-      <w:r>
-        <w:t xml:space="preserve">systematically moderates both the slope and curvature of the I–P</w:t>
-      </w:r>
-      <w:r>
-        <w:t xml:space="preserve"> </w:t>
-      </w:r>
-      <w:r>
-        <w:t xml:space="preserve">function, with DAI×ICRV interactions (p=.012) indicating that digital</w:t>
-      </w:r>
-      <w:r>
-        <w:t xml:space="preserve"> </w:t>
-      </w:r>
-      <w:r>
-        <w:t xml:space="preserve">capabilities deliver stronger per-unit performance returns in weaker</w:t>
-      </w:r>
-      <w:r>
-        <w:t xml:space="preserve"> </w:t>
-      </w:r>
-      <w:r>
-        <w:t xml:space="preserve">institutional environments.</w:t>
-      </w:r>
-    </w:p>
-    <w:p>
-      <w:pPr>
-        <w:pStyle w:val="BodyText"/>
-      </w:pPr>
-      <w:r>
-        <w:t xml:space="preserve">The remainder of the paper is organised as follows. Section 2 develops</w:t>
-      </w:r>
-      <w:r>
-        <w:t xml:space="preserve"> </w:t>
-      </w:r>
-      <w:r>
-        <w:t xml:space="preserve">the theoretical framework and formal hypotheses. Section 3 describes</w:t>
-      </w:r>
-      <w:r>
-        <w:t xml:space="preserve"> </w:t>
-      </w:r>
-      <w:r>
-        <w:t xml:space="preserve">data and methods. Section 4 presents results. Section 5 discusses</w:t>
-      </w:r>
-      <w:r>
-        <w:t xml:space="preserve"> </w:t>
-      </w:r>
-      <w:r>
-        <w:t xml:space="preserve">implications and limitations. Section 6 concludes.</w:t>
-      </w:r>
-    </w:p>
-    <w:bookmarkEnd w:id="21"/>
-    <w:bookmarkStart w:id="29" w:name="theoretical-framework-and-hypotheses"/>
-    <w:p>
-      <w:pPr>
-        <w:pStyle w:val="Heading2"/>
-      </w:pPr>
-      <w:r>
-        <w:t xml:space="preserve">2. Theoretical Framework and Hypotheses</w:t>
-      </w:r>
-    </w:p>
-    <w:bookmarkStart w:id="22" w:name="theoretical-foundations"/>
-    <w:p>
-      <w:pPr>
-        <w:pStyle w:val="Heading3"/>
-      </w:pPr>
-      <w:r>
-        <w:t xml:space="preserve">2.1 Theoretical Foundations</w:t>
-      </w:r>
-    </w:p>
-    <w:p>
-      <w:pPr>
-        <w:pStyle w:val="FirstParagraph"/>
-      </w:pPr>
-      <w:r>
-        <w:t xml:space="preserve">We draw on four theoretical traditions. The Uppsala model (Johanson &amp;</w:t>
-      </w:r>
-      <w:r>
-        <w:t xml:space="preserve"> </w:t>
-      </w:r>
-      <w:r>
-        <w:t xml:space="preserve">Vahlne, 1977, 2009) describes internationalization as a sequential</w:t>
-      </w:r>
-      <w:r>
-        <w:t xml:space="preserve"> </w:t>
-      </w:r>
-      <w:r>
-        <w:t xml:space="preserve">process in which firms accumulate experiential knowledge, progressively</w:t>
-      </w:r>
-      <w:r>
-        <w:t xml:space="preserve"> </w:t>
-      </w:r>
-      <w:r>
-        <w:t xml:space="preserve">reducing psychic distance and coordination costs. The Resource-Based</w:t>
-      </w:r>
-      <w:r>
-        <w:t xml:space="preserve"> </w:t>
-      </w:r>
-      <w:r>
-        <w:t xml:space="preserve">View (Barney, 1991; Wernerfelt, 1984) positions firm-level capabilities</w:t>
-      </w:r>
-      <w:r>
-        <w:t xml:space="preserve"> </w:t>
-      </w:r>
-      <w:r>
-        <w:t xml:space="preserve">(technological, digital, and managerial) as the mediating mechanism</w:t>
-      </w:r>
-      <w:r>
-        <w:t xml:space="preserve"> </w:t>
-      </w:r>
-      <w:r>
-        <w:t xml:space="preserve">linking export exposure to performance outcomes. Institutional Theory</w:t>
-      </w:r>
-      <w:r>
-        <w:t xml:space="preserve"> </w:t>
-      </w:r>
-      <w:r>
-        <w:t xml:space="preserve">(North, 1990; Scott, 2008) directs attention to how country-level formal</w:t>
-      </w:r>
-      <w:r>
-        <w:t xml:space="preserve"> </w:t>
-      </w:r>
-      <w:r>
-        <w:t xml:space="preserve">and informal institutions shape the cost structure of cross-border</w:t>
-      </w:r>
-      <w:r>
-        <w:t xml:space="preserve"> </w:t>
-      </w:r>
-      <w:r>
-        <w:t xml:space="preserve">transactions. Upper Echelons Theory (Hambrick &amp; Mason, 1984; Hambrick,</w:t>
-      </w:r>
-      <w:r>
-        <w:t xml:space="preserve"> </w:t>
-      </w:r>
-      <w:r>
-        <w:t xml:space="preserve">2007) emphasises that top management team attributes moderate how firms</w:t>
-      </w:r>
-      <w:r>
-        <w:t xml:space="preserve"> </w:t>
-      </w:r>
-      <w:r>
-        <w:t xml:space="preserve">respond to strategic opportunities and constraints.</w:t>
-      </w:r>
-    </w:p>
-    <w:bookmarkEnd w:id="22"/>
-    <w:bookmarkStart w:id="23" w:name="the-non-linear-ip-relationship-h1"/>
-    <w:p>
-      <w:pPr>
-        <w:pStyle w:val="Heading3"/>
-      </w:pPr>
-      <w:r>
-        <w:t xml:space="preserve">2.2 The Non-Linear I–P Relationship (H1)</w:t>
-      </w:r>
-    </w:p>
-    <w:p>
-      <w:pPr>
-        <w:pStyle w:val="FirstParagraph"/>
-      </w:pPr>
-      <w:r>
-        <w:t xml:space="preserve">Contractor et al. (2003) formalised the three-stage S-curve hypothesis:</w:t>
-      </w:r>
-      <w:r>
-        <w:t xml:space="preserve"> </w:t>
-      </w:r>
-      <w:r>
-        <w:t xml:space="preserve">early internationalization carries fixed entry costs that depress</w:t>
-      </w:r>
-      <w:r>
-        <w:t xml:space="preserve"> </w:t>
-      </w:r>
-      <w:r>
-        <w:t xml:space="preserve">performance; intermediate internationalization yields learning and scale</w:t>
-      </w:r>
-      <w:r>
-        <w:t xml:space="preserve"> </w:t>
-      </w:r>
-      <w:r>
-        <w:t xml:space="preserve">economies; high internationalization may again impose coordination and</w:t>
-      </w:r>
-      <w:r>
-        <w:t xml:space="preserve"> </w:t>
-      </w:r>
-      <w:r>
-        <w:t xml:space="preserve">agency costs. Empirically, however, the data more consistently support</w:t>
-      </w:r>
-      <w:r>
-        <w:t xml:space="preserve"> </w:t>
-      </w:r>
-      <w:r>
-        <w:t xml:space="preserve">the inverted-U, a special case in which the third stage does not emerge</w:t>
-      </w:r>
-      <w:r>
-        <w:t xml:space="preserve"> </w:t>
-      </w:r>
-      <w:r>
-        <w:t xml:space="preserve">at the export intensities typically observed in developing-economy WBES</w:t>
-      </w:r>
-      <w:r>
-        <w:t xml:space="preserve"> </w:t>
-      </w:r>
-      <w:r>
-        <w:t xml:space="preserve">data (Gomes &amp; Ramaswamy, 1999; Lu &amp; Beamish, 2004).</w:t>
-      </w:r>
-    </w:p>
-    <w:p>
-      <w:pPr>
-        <w:pStyle w:val="BodyText"/>
-      </w:pPr>
-      <w:r>
-        <w:t xml:space="preserve">In the Asian context, three country-specific studies in our broader</w:t>
-      </w:r>
-      <w:r>
-        <w:t xml:space="preserve"> </w:t>
-      </w:r>
-      <w:r>
-        <w:t xml:space="preserve">dissertation programme provide prior evidence. For Vietnam (P3), the</w:t>
-      </w:r>
-      <w:r>
-        <w:t xml:space="preserve"> </w:t>
-      </w:r>
-      <w:r>
-        <w:t xml:space="preserve">inverted-U is confirmed with a turning point at 39–46% using a</w:t>
-      </w:r>
-      <w:r>
-        <w:t xml:space="preserve"> </w:t>
-      </w:r>
-      <w:r>
-        <w:t xml:space="preserve">WBES-based instrumental variable design. For China (P5), an inverted-U</w:t>
-      </w:r>
-      <w:r>
-        <w:t xml:space="preserve"> </w:t>
-      </w:r>
-      <w:r>
-        <w:t xml:space="preserve">turning point of 47–49% is replicated across specifications with</w:t>
-      </w:r>
-      <w:r>
-        <w:t xml:space="preserve"> </w:t>
-      </w:r>
-      <w:r>
-        <w:t xml:space="preserve">Paternoster cross-cohort tests (p = .545). For Singapore (P4), the</w:t>
-      </w:r>
-      <w:r>
-        <w:t xml:space="preserve"> </w:t>
-      </w:r>
-      <w:r>
-        <w:t xml:space="preserve">relationship is predominantly positive with a very late turning point</w:t>
-      </w:r>
-      <w:r>
-        <w:t xml:space="preserve"> </w:t>
-      </w:r>
-      <w:r>
-        <w:t xml:space="preserve">(~88.6%), consistent with near-monotonic returns in a</w:t>
-      </w:r>
-      <w:r>
-        <w:t xml:space="preserve"> </w:t>
-      </w:r>
-      <w:r>
-        <w:t xml:space="preserve">high-institutional, digitally saturated economy. Pooled across a much</w:t>
-      </w:r>
-      <w:r>
-        <w:t xml:space="preserve"> </w:t>
-      </w:r>
-      <w:r>
-        <w:t xml:space="preserve">larger and institutionally heterogeneous sample, we expect the</w:t>
-      </w:r>
-      <w:r>
-        <w:t xml:space="preserve"> </w:t>
-      </w:r>
-      <w:r>
-        <w:t xml:space="preserve">inverted-U to emerge at an intermediate turning point.</w:t>
+        <w:t xml:space="preserve">Digital adoption, measured through website presence and</w:t>
+      </w:r>
+      <w:r>
+        <w:t xml:space="preserve"> </w:t>
+      </w:r>
+      <w:r>
+        <w:t xml:space="preserve">electronic-payment share, has been associated with reduced</w:t>
+      </w:r>
+      <w:r>
+        <w:t xml:space="preserve"> </w:t>
+      </w:r>
+      <w:r>
+        <w:t xml:space="preserve">communication and transaction costs (Verhoef et al., 2021). In the CDCM</w:t>
+      </w:r>
+      <w:r>
+        <w:t xml:space="preserve"> </w:t>
+      </w:r>
+      <w:r>
+        <w:t xml:space="preserve">(Context-Contingent Digital Capability Model) developed in the</w:t>
+      </w:r>
+      <w:r>
+        <w:t xml:space="preserve"> </w:t>
+      </w:r>
+      <w:r>
+        <w:t xml:space="preserve">dissertation, DAI's effect depends on the interaction of regime quality,</w:t>
+      </w:r>
+      <w:r>
+        <w:t xml:space="preserve"> </w:t>
+      </w:r>
+      <w:r>
+        <w:t xml:space="preserve">FSTS level, and digital market saturation (Đỗ &amp; Phan, 2024).</w:t>
+      </w:r>
+      <w:r>
+        <w:t xml:space="preserve"> </w:t>
+      </w:r>
+      <w:r>
+        <w:t xml:space="preserve">Specifically, in institutionally advanced economies where digital</w:t>
+      </w:r>
+      <w:r>
+        <w:t xml:space="preserve"> </w:t>
+      </w:r>
+      <w:r>
+        <w:t xml:space="preserve">infrastructure is mature, DAI provides universal performance lifts (as</w:t>
+      </w:r>
+      <w:r>
+        <w:t xml:space="preserve"> </w:t>
+      </w:r>
+      <w:r>
+        <w:t xml:space="preserve">in P4 Singapore: β(DAI) positive and significant). In emerging-economy</w:t>
+      </w:r>
+      <w:r>
+        <w:t xml:space="preserve"> </w:t>
+      </w:r>
+      <w:r>
+        <w:t xml:space="preserve">contexts with substantial selection into digital adoption (P3 Vietnam:</w:t>
+      </w:r>
+      <w:r>
+        <w:t xml:space="preserve"> </w:t>
+      </w:r>
+      <w:r>
+        <w:t xml:space="preserve">IV-estimated β(DAI) ≈ 0, consistent with selection bias in OLS), DAI's</w:t>
+      </w:r>
+      <w:r>
+        <w:t xml:space="preserve"> </w:t>
+      </w:r>
+      <w:r>
+        <w:t xml:space="preserve">curve-shaping role is attenuated. Across the pooled multi-economy</w:t>
+      </w:r>
+      <w:r>
+        <w:t xml:space="preserve"> </w:t>
+      </w:r>
+      <w:r>
+        <w:t xml:space="preserve">sample, we expect DAI to raise performance levels broadly across the</w:t>
+      </w:r>
+      <w:r>
+        <w:t xml:space="preserve"> </w:t>
+      </w:r>
+      <w:r>
+        <w:t xml:space="preserve">sample (level effect). In a fully specified model that also accounts for</w:t>
+      </w:r>
+      <w:r>
+        <w:t xml:space="preserve"> </w:t>
+      </w:r>
+      <w:r>
+        <w:t xml:space="preserve">managerial quality, which correlates with digital adoption, the</w:t>
+      </w:r>
+      <w:r>
+        <w:t xml:space="preserve"> </w:t>
+      </w:r>
+      <w:r>
+        <w:t xml:space="preserve">residual DAI variation may reveal a capability-complementarity curve</w:t>
+      </w:r>
+      <w:r>
+        <w:t xml:space="preserve"> </w:t>
+      </w:r>
+      <w:r>
+        <w:t xml:space="preserve">effect: digitally equipped firms at low FSTS face sunk adoption costs</w:t>
+      </w:r>
+      <w:r>
+        <w:t xml:space="preserve"> </w:t>
+      </w:r>
+      <w:r>
+        <w:t xml:space="preserve">that compress near-term productivity, while digital infrastructure</w:t>
+      </w:r>
+      <w:r>
+        <w:t xml:space="preserve"> </w:t>
+      </w:r>
+      <w:r>
+        <w:t xml:space="preserve">supports coordination efficiency at high FSTS where cross-border</w:t>
+      </w:r>
+      <w:r>
+        <w:t xml:space="preserve"> </w:t>
+      </w:r>
+      <w:r>
+        <w:t xml:space="preserve">management demands are greatest.</w:t>
       </w:r>
     </w:p>
     <w:p>
@@ -784,41 +1077,41 @@
           <w:bCs/>
           <w:b/>
         </w:rPr>
-        <w:t xml:space="preserve">H1:</w:t>
-      </w:r>
-      <w:r>
-        <w:t xml:space="preserve"> </w:t>
-      </w:r>
-      <w:r>
-        <w:t xml:space="preserve">The relationship between export intensity (FSTS) and firm</w:t>
-      </w:r>
-      <w:r>
-        <w:t xml:space="preserve"> </w:t>
-      </w:r>
-      <w:r>
-        <w:t xml:space="preserve">labour productivity (ln LP) is an inverted-U, with a statistically</w:t>
-      </w:r>
-      <w:r>
-        <w:t xml:space="preserve"> </w:t>
-      </w:r>
-      <w:r>
-        <w:t xml:space="preserve">confirmed turning point at intermediate export intensities, in a</w:t>
-      </w:r>
-      <w:r>
-        <w:t xml:space="preserve"> </w:t>
-      </w:r>
-      <w:r>
-        <w:t xml:space="preserve">pooled sample of Asian and Pacific firms.</w:t>
-      </w:r>
-    </w:p>
-    <w:bookmarkEnd w:id="23"/>
-    <w:bookmarkStart w:id="24" w:name="Xe2f9215226203df0d35a74fbc3991b825156e23"/>
+        <w:t xml:space="preserve">H3:</w:t>
+      </w:r>
+      <w:r>
+        <w:t xml:space="preserve"> </w:t>
+      </w:r>
+      <w:r>
+        <w:t xml:space="preserve">DAI has a positive main effect on labour productivity and,</w:t>
+      </w:r>
+      <w:r>
+        <w:t xml:space="preserve"> </w:t>
+      </w:r>
+      <w:r>
+        <w:t xml:space="preserve">when managerial characteristics are controlled, reshapes the I–P curve</w:t>
+      </w:r>
+      <w:r>
+        <w:t xml:space="preserve"> </w:t>
+      </w:r>
+      <w:r>
+        <w:t xml:space="preserve">by compressing the ascending limb at low export intensities and</w:t>
+      </w:r>
+      <w:r>
+        <w:t xml:space="preserve"> </w:t>
+      </w:r>
+      <w:r>
+        <w:t xml:space="preserve">attenuating performance decline at high export intensities.</w:t>
+      </w:r>
+    </w:p>
+    <w:bookmarkEnd w:id="25"/>
+    <w:bookmarkStart w:id="26" w:name="Xfde2382d547d6bd016a370b8abd9bb51c6ab875"/>
     <w:p>
       <w:pPr>
         <w:pStyle w:val="Heading3"/>
       </w:pPr>
       <w:r>
-        <w:t xml:space="preserve">2.3 Technological Capability as a Curve Amplifier (H2)</w:t>
+        <w:t xml:space="preserve">2.5 Managerial Characteristics (H4)</w:t>
       </w:r>
     </w:p>
     <w:p>
@@ -826,31 +1119,425 @@
         <w:pStyle w:val="FirstParagraph"/>
       </w:pPr>
       <w:r>
-        <w:t xml:space="preserve">Technological capability, operationalised as a composite of quality</w:t>
-      </w:r>
-      <w:r>
-        <w:t xml:space="preserve"> </w:t>
-      </w:r>
-      <w:r>
-        <w:t xml:space="preserve">certification, foreign-technology adoption, process innovation, and R&amp;D,</w:t>
-      </w:r>
-      <w:r>
-        <w:t xml:space="preserve"> </w:t>
-      </w:r>
-      <w:r>
-        <w:t xml:space="preserve">raises absorptive capacity (Cohen &amp; Levinthal, 1990), enabling firms</w:t>
-      </w:r>
-      <w:r>
-        <w:t xml:space="preserve"> </w:t>
-      </w:r>
-      <w:r>
-        <w:t xml:space="preserve">to extract greater performance value per unit of export exposure.</w:t>
-      </w:r>
-      <w:r>
-        <w:t xml:space="preserve"> </w:t>
-      </w:r>
-      <w:r>
-        <w:t xml:space="preserve">Critically, we expect TCI to operate as a</w:t>
+        <w:t xml:space="preserve">Upper Echelons Theory predicts that top manager experience and gender</w:t>
+      </w:r>
+      <w:r>
+        <w:t xml:space="preserve"> </w:t>
+      </w:r>
+      <w:r>
+        <w:t xml:space="preserve">composition affect strategic cognition and decision-making (Hambrick &amp;</w:t>
+      </w:r>
+      <w:r>
+        <w:t xml:space="preserve"> </w:t>
+      </w:r>
+      <w:r>
+        <w:t xml:space="preserve">Mason, 1984). Manager experience reduces coordination errors in</w:t>
+      </w:r>
+      <w:r>
+        <w:t xml:space="preserve"> </w:t>
+      </w:r>
+      <w:r>
+        <w:t xml:space="preserve">cross-border operations; female top management is associated with</w:t>
+      </w:r>
+      <w:r>
+        <w:t xml:space="preserve"> </w:t>
+      </w:r>
+      <w:r>
+        <w:t xml:space="preserve">stakeholder orientation, relationship capital, and risk management, all</w:t>
+      </w:r>
+      <w:r>
+        <w:t xml:space="preserve"> </w:t>
+      </w:r>
+      <w:r>
+        <w:t xml:space="preserve">relevant in institutionally heterogeneous export markets (Richard et</w:t>
+      </w:r>
+      <w:r>
+        <w:t xml:space="preserve"> </w:t>
+      </w:r>
+      <w:r>
+        <w:t xml:space="preserve">al., 2019). Firm-level evidence on manufacturing exporters shows that</w:t>
+      </w:r>
+      <w:r>
+        <w:t xml:space="preserve"> </w:t>
+      </w:r>
+      <w:r>
+        <w:t xml:space="preserve">manager experience and gender can moderate the</w:t>
+      </w:r>
+      <w:r>
+        <w:t xml:space="preserve"> </w:t>
+      </w:r>
+      <w:r>
+        <w:t xml:space="preserve">internationalization–performance relationship (Phan et al., 2020; Do &amp;</w:t>
+      </w:r>
+      <w:r>
+        <w:t xml:space="preserve"> </w:t>
+      </w:r>
+      <w:r>
+        <w:t xml:space="preserve">Phan, 2025), and</w:t>
+      </w:r>
+      <w:r>
+        <w:t xml:space="preserve"> </w:t>
+      </w:r>
+      <w:r>
+        <w:t xml:space="preserve">top-management-team internationalization shapes performance through</w:t>
+      </w:r>
+      <w:r>
+        <w:t xml:space="preserve"> </w:t>
+      </w:r>
+      <w:r>
+        <w:t xml:space="preserve">foreign-market entry (Nielsen, 2010). We expect both to raise the performance level for any given</w:t>
+      </w:r>
+      <w:r>
+        <w:t xml:space="preserve"> </w:t>
+      </w:r>
+      <w:r>
+        <w:t xml:space="preserve">FSTS. However, given the breadth of the multi-country sample, firm-level</w:t>
+      </w:r>
+      <w:r>
+        <w:t xml:space="preserve"> </w:t>
+      </w:r>
+      <w:r>
+        <w:t xml:space="preserve">managerial differences are unlikely to systematically reshape the</w:t>
+      </w:r>
+      <w:r>
+        <w:t xml:space="preserve"> </w:t>
+      </w:r>
+      <w:r>
+        <w:t xml:space="preserve">aggregate FSTS–performance curve, whose shape is primarily determined by</w:t>
+      </w:r>
+      <w:r>
+        <w:t xml:space="preserve"> </w:t>
+      </w:r>
+      <w:r>
+        <w:t xml:space="preserve">economy-wide institutional and market-maturity factors.</w:t>
+      </w:r>
+    </w:p>
+    <w:p>
+      <w:pPr>
+        <w:pStyle w:val="BlockText"/>
+      </w:pPr>
+      <w:r>
+        <w:rPr>
+          <w:bCs/>
+          <w:b/>
+        </w:rPr>
+        <w:t xml:space="preserve">H4:</w:t>
+      </w:r>
+      <w:r>
+        <w:t xml:space="preserve"> </w:t>
+      </w:r>
+      <w:r>
+        <w:t xml:space="preserve">Top manager experience and female top manager status have</w:t>
+      </w:r>
+      <w:r>
+        <w:t xml:space="preserve"> </w:t>
+      </w:r>
+      <w:r>
+        <w:t xml:space="preserve">positive main effects on firm performance, but do not significantly</w:t>
+      </w:r>
+      <w:r>
+        <w:t xml:space="preserve"> </w:t>
+      </w:r>
+      <w:r>
+        <w:t xml:space="preserve">moderate the FSTS–performance curve shape.</w:t>
+      </w:r>
+    </w:p>
+    <w:bookmarkEnd w:id="26"/>
+    <w:bookmarkStart w:id="27" w:name="Xc04b0d08a7461e173e211ec4b938149d2f7c8bf"/>
+    <w:p>
+      <w:pPr>
+        <w:pStyle w:val="Heading3"/>
+      </w:pPr>
+      <w:r>
+        <w:t xml:space="preserve">2.6 Institutional Regime as a Turning-Point Shifter (H5)</w:t>
+      </w:r>
+    </w:p>
+    <w:p>
+      <w:pPr>
+        <w:pStyle w:val="FirstParagraph"/>
+      </w:pPr>
+      <w:r>
+        <w:t xml:space="preserve">North (1990) established that formal institutions reduce transaction</w:t>
+      </w:r>
+      <w:r>
+        <w:t xml:space="preserve"> </w:t>
+      </w:r>
+      <w:r>
+        <w:t xml:space="preserve">costs; stronger institutions lower the cost of cross-border coordination</w:t>
+      </w:r>
+      <w:r>
+        <w:t xml:space="preserve"> </w:t>
+      </w:r>
+      <w:r>
+        <w:t xml:space="preserve">and thus shift the performance-maximising export intensity (the</w:t>
+      </w:r>
+      <w:r>
+        <w:t xml:space="preserve"> </w:t>
+      </w:r>
+      <w:r>
+        <w:t xml:space="preserve">inverted-U turning point). In higher-quality institutional environments,</w:t>
+      </w:r>
+      <w:r>
+        <w:t xml:space="preserve"> </w:t>
+      </w:r>
+      <w:r>
+        <w:t xml:space="preserve">firms need a lower export share to recoup internationalization costs, so</w:t>
+      </w:r>
+      <w:r>
+        <w:t xml:space="preserve"> </w:t>
+      </w:r>
+      <w:r>
+        <w:t xml:space="preserve">the turning point occurs earlier. Equivalently, holding FSTS constant,</w:t>
+      </w:r>
+      <w:r>
+        <w:t xml:space="preserve"> </w:t>
+      </w:r>
+      <w:r>
+        <w:t xml:space="preserve">firms in stronger institutional regimes earn higher returns per unit of</w:t>
+      </w:r>
+      <w:r>
+        <w:t xml:space="preserve"> </w:t>
+      </w:r>
+      <w:r>
+        <w:t xml:space="preserve">internationalization.</w:t>
+      </w:r>
+    </w:p>
+    <w:p>
+      <w:pPr>
+        <w:pStyle w:val="BodyText"/>
+      </w:pPr>
+      <w:r>
+        <w:t xml:space="preserve">We operationalise institutional regime through the ICRV classification</w:t>
+      </w:r>
+      <w:r>
+        <w:t xml:space="preserve"> </w:t>
+      </w:r>
+      <w:r>
+        <w:t xml:space="preserve">system developed in the dissertation: six groups ranging from Group I</w:t>
+      </w:r>
+      <w:r>
+        <w:t xml:space="preserve"> </w:t>
+      </w:r>
+      <w:r>
+        <w:t xml:space="preserve">(Advanced innovation-driven: Singapore, Korea, Taiwan, Israel, Cyprus)</w:t>
+      </w:r>
+      <w:r>
+        <w:t xml:space="preserve"> </w:t>
+      </w:r>
+      <w:r>
+        <w:t xml:space="preserve">to Group VI (SIDS and small open economies: Vanuatu, Solomon Islands,</w:t>
+      </w:r>
+      <w:r>
+        <w:t xml:space="preserve"> </w:t>
+      </w:r>
+      <w:r>
+        <w:t xml:space="preserve">Timor-Leste). Higher ICRV group numbers denote weaker institutions. We</w:t>
+      </w:r>
+      <w:r>
+        <w:t xml:space="preserve"> </w:t>
+      </w:r>
+      <w:r>
+        <w:t xml:space="preserve">expect positive FSTS×ICRV and negative FSTS²×ICRV interactions in Group</w:t>
+      </w:r>
+      <w:r>
+        <w:t xml:space="preserve"> </w:t>
+      </w:r>
+      <w:r>
+        <w:t xml:space="preserve">III–VI compared to Group I (stronger institutions = higher Group I</w:t>
+      </w:r>
+      <w:r>
+        <w:t xml:space="preserve"> </w:t>
+      </w:r>
+      <w:r>
+        <w:t xml:space="preserve">coefficient), which is observationally equivalent to the turning point</w:t>
+      </w:r>
+      <w:r>
+        <w:t xml:space="preserve"> </w:t>
+      </w:r>
+      <w:r>
+        <w:t xml:space="preserve">occurring later in lower-quality institutional environments.</w:t>
+      </w:r>
+    </w:p>
+    <w:p>
+      <w:pPr>
+        <w:pStyle w:val="BlockText"/>
+      </w:pPr>
+      <w:r>
+        <w:rPr>
+          <w:bCs/>
+          <w:b/>
+        </w:rPr>
+        <w:t xml:space="preserve">H5:</w:t>
+      </w:r>
+      <w:r>
+        <w:t xml:space="preserve"> </w:t>
+      </w:r>
+      <w:r>
+        <w:t xml:space="preserve">The ICRV institutional regime positively moderates the I–P</w:t>
+      </w:r>
+      <w:r>
+        <w:t xml:space="preserve"> </w:t>
+      </w:r>
+      <w:r>
+        <w:t xml:space="preserve">relationship: firms in higher-quality institutional environments</w:t>
+      </w:r>
+      <w:r>
+        <w:t xml:space="preserve"> </w:t>
+      </w:r>
+      <w:r>
+        <w:t xml:space="preserve">(lower ICRV group number) achieve the performance-maximising export</w:t>
+      </w:r>
+      <w:r>
+        <w:t xml:space="preserve"> </w:t>
+      </w:r>
+      <w:r>
+        <w:t xml:space="preserve">intensity at lower FSTS levels.</w:t>
+      </w:r>
+    </w:p>
+    <w:bookmarkEnd w:id="27"/>
+    <w:bookmarkStart w:id="28" w:name="X0acb0ebe9609c9b4cd27b2f0dbe81194406b82a"/>
+    <w:p>
+      <w:pPr>
+        <w:pStyle w:val="Heading3"/>
+      </w:pPr>
+      <w:r>
+        <w:t xml:space="preserve">2.7 Regime-Contingent Digital Effects (H6)</w:t>
+      </w:r>
+    </w:p>
+    <w:p>
+      <w:pPr>
+        <w:pStyle w:val="FirstParagraph"/>
+      </w:pPr>
+      <w:r>
+        <w:t xml:space="preserve">The Context-Contingent Digital Capability Model (CDCM) developed in this</w:t>
+      </w:r>
+      <w:r>
+        <w:t xml:space="preserve"> </w:t>
+      </w:r>
+      <w:r>
+        <w:t xml:space="preserve">dissertation programme predicts that the I–P curve-reshaping role of</w:t>
+      </w:r>
+      <w:r>
+        <w:t xml:space="preserve"> </w:t>
+      </w:r>
+      <w:r>
+        <w:t xml:space="preserve">digital adoption is not uniform across institutional environments. In</w:t>
+      </w:r>
+      <w:r>
+        <w:t xml:space="preserve"> </w:t>
+      </w:r>
+      <w:r>
+        <w:t xml:space="preserve">institutionally advanced economies (ICRV Group I–II), digital</w:t>
+      </w:r>
+      <w:r>
+        <w:t xml:space="preserve"> </w:t>
+      </w:r>
+      <w:r>
+        <w:t xml:space="preserve">infrastructure is near-universal and close to the competitive baseline,</w:t>
+      </w:r>
+      <w:r>
+        <w:t xml:space="preserve"> </w:t>
+      </w:r>
+      <w:r>
+        <w:t xml:space="preserve">so the marginal performance differentiation from website and e-payment</w:t>
+      </w:r>
+      <w:r>
+        <w:t xml:space="preserve"> </w:t>
+      </w:r>
+      <w:r>
+        <w:t xml:space="preserve">adoption is accordingly lower. In institutionally weaker economies (ICRV</w:t>
+      </w:r>
+      <w:r>
+        <w:t xml:space="preserve"> </w:t>
+      </w:r>
+      <w:r>
+        <w:t xml:space="preserve">Group IV–VI), digital adoption remains differentiating: digital market</w:t>
+      </w:r>
+      <w:r>
+        <w:t xml:space="preserve"> </w:t>
+      </w:r>
+      <w:r>
+        <w:t xml:space="preserve">access tools lower the liability-of-foreignness cost and provide</w:t>
+      </w:r>
+      <w:r>
+        <w:t xml:space="preserve"> </w:t>
+      </w:r>
+      <w:r>
+        <w:t xml:space="preserve">cross-border coordination support that institutional voids cannot</w:t>
+      </w:r>
+      <w:r>
+        <w:t xml:space="preserve"> </w:t>
+      </w:r>
+      <w:r>
+        <w:t xml:space="preserve">substitute. The DAI×ICRV interaction therefore tests whether digital</w:t>
+      </w:r>
+      <w:r>
+        <w:t xml:space="preserve"> </w:t>
+      </w:r>
+      <w:r>
+        <w:t xml:space="preserve">capabilities' curve-reshaping potency (established in H3) varies</w:t>
+      </w:r>
+      <w:r>
+        <w:t xml:space="preserve"> </w:t>
+      </w:r>
+      <w:r>
+        <w:t xml:space="preserve">systematically across the institutional spectrum, specifically, whether</w:t>
+      </w:r>
+      <w:r>
+        <w:t xml:space="preserve"> </w:t>
+      </w:r>
+      <w:r>
+        <w:t xml:space="preserve">compressing the ascending limb and buffering performance decline at high</w:t>
+      </w:r>
+      <w:r>
+        <w:t xml:space="preserve"> </w:t>
+      </w:r>
+      <w:r>
+        <w:t xml:space="preserve">FSTS are more pronounced in weaker-institution economies.</w:t>
+      </w:r>
+    </w:p>
+    <w:p>
+      <w:pPr>
+        <w:pStyle w:val="BodyText"/>
+      </w:pPr>
+      <w:r>
+        <w:t xml:space="preserve">This prediction is consistent with the digital-complementarity strand of</w:t>
+      </w:r>
+      <w:r>
+        <w:t xml:space="preserve"> </w:t>
+      </w:r>
+      <w:r>
+        <w:t xml:space="preserve">institutional theory (North, 1990; Stallkamp &amp; Schotter, 2021): where</w:t>
+      </w:r>
+      <w:r>
+        <w:t xml:space="preserve"> </w:t>
+      </w:r>
+      <w:r>
+        <w:t xml:space="preserve">formal institutions provide reliable contract enforcement, IP</w:t>
+      </w:r>
+      <w:r>
+        <w:t xml:space="preserve"> </w:t>
+      </w:r>
+      <w:r>
+        <w:t xml:space="preserve">protection, and market information, digital infrastructure adds</w:t>
+      </w:r>
+      <w:r>
+        <w:t xml:space="preserve"> </w:t>
+      </w:r>
+      <w:r>
+        <w:t xml:space="preserve">incrementally; where institutional voids prevail, digital tools provide</w:t>
+      </w:r>
+      <w:r>
+        <w:t xml:space="preserve"> </w:t>
+      </w:r>
+      <w:r>
+        <w:t xml:space="preserve">a non-trivial substitute for missing formal mechanisms. H6 therefore</w:t>
+      </w:r>
+      <w:r>
+        <w:t xml:space="preserve"> </w:t>
+      </w:r>
+      <w:r>
+        <w:t xml:space="preserve">does not predict stronger</w:t>
       </w:r>
       <w:r>
         <w:t xml:space="preserve"> </w:t>
@@ -860,84 +1547,47 @@
           <w:iCs/>
           <w:i/>
         </w:rPr>
-        <w:t xml:space="preserve">curve amplifier</w:t>
-      </w:r>
-      <w:r>
-        <w:t xml:space="preserve">: at low</w:t>
-      </w:r>
-      <w:r>
-        <w:t xml:space="preserve"> </w:t>
-      </w:r>
-      <w:r>
-        <w:t xml:space="preserve">export intensities, high-TCI firms gain more per unit of</w:t>
-      </w:r>
-      <w:r>
-        <w:t xml:space="preserve"> </w:t>
-      </w:r>
-      <w:r>
-        <w:t xml:space="preserve">internationalization (steeper ascending limb); at high intensities, they</w:t>
-      </w:r>
-      <w:r>
-        <w:t xml:space="preserve"> </w:t>
-      </w:r>
-      <w:r>
-        <w:t xml:space="preserve">experience sharper diminishing returns as coordination demands exceed</w:t>
-      </w:r>
-      <w:r>
-        <w:t xml:space="preserve"> </w:t>
-      </w:r>
-      <w:r>
-        <w:t xml:space="preserve">even their superior capabilities (steeper descending limb). The net</w:t>
-      </w:r>
-      <w:r>
-        <w:t xml:space="preserve"> </w:t>
-      </w:r>
-      <w:r>
-        <w:t xml:space="preserve">effect is a shift and steepening of the inverted-U, not just a parallel</w:t>
-      </w:r>
-      <w:r>
-        <w:t xml:space="preserve"> </w:t>
-      </w:r>
-      <w:r>
-        <w:t xml:space="preserve">upward shift.</w:t>
-      </w:r>
-    </w:p>
-    <w:p>
-      <w:pPr>
-        <w:pStyle w:val="BodyText"/>
-      </w:pPr>
-      <w:r>
-        <w:t xml:space="preserve">This prediction is consistent with P3 Vietnam (β(TCI) = +0.179,</w:t>
-      </w:r>
-      <w:r>
-        <w:t xml:space="preserve"> </w:t>
-      </w:r>
-      <w:r>
-        <w:t xml:space="preserve">IV-identified) and P5 China (β(TCI) increasing from +0.28 to +0.43</w:t>
-      </w:r>
-      <w:r>
-        <w:t xml:space="preserve"> </w:t>
-      </w:r>
-      <w:r>
-        <w:t xml:space="preserve">across cohorts), both showing TCI as a positive level shifter. P4</w:t>
-      </w:r>
-      <w:r>
-        <w:t xml:space="preserve"> </w:t>
-      </w:r>
-      <w:r>
-        <w:t xml:space="preserve">Singapore shows negligible TCI moderation of the curve, likely because</w:t>
-      </w:r>
-      <w:r>
-        <w:t xml:space="preserve"> </w:t>
-      </w:r>
-      <w:r>
-        <w:t xml:space="preserve">near-universal adoption in a high-ICRV economy leaves insufficient</w:t>
-      </w:r>
-      <w:r>
-        <w:t xml:space="preserve"> </w:t>
-      </w:r>
-      <w:r>
-        <w:t xml:space="preserve">variance for moderation.</w:t>
+        <w:t xml:space="preserve">level</w:t>
+      </w:r>
+      <w:r>
+        <w:t xml:space="preserve"> </w:t>
+      </w:r>
+      <w:r>
+        <w:t xml:space="preserve">effects in weak-institution contexts</w:t>
+      </w:r>
+      <w:r>
+        <w:t xml:space="preserve"> </w:t>
+      </w:r>
+      <w:r>
+        <w:t xml:space="preserve">(which could reflect many confounds), but specifically predicts a</w:t>
+      </w:r>
+      <w:r>
+        <w:t xml:space="preserve"> </w:t>
+      </w:r>
+      <w:r>
+        <w:t xml:space="preserve">stronger</w:t>
+      </w:r>
+      <w:r>
+        <w:t xml:space="preserve"> </w:t>
+      </w:r>
+      <w:r>
+        <w:rPr>
+          <w:iCs/>
+          <w:i/>
+        </w:rPr>
+        <w:t xml:space="preserve">curve-shaping</w:t>
+      </w:r>
+      <w:r>
+        <w:t xml:space="preserve"> </w:t>
+      </w:r>
+      <w:r>
+        <w:t xml:space="preserve">interaction between digital adoption and export</w:t>
+      </w:r>
+      <w:r>
+        <w:t xml:space="preserve"> </w:t>
+      </w:r>
+      <w:r>
+        <w:t xml:space="preserve">intensity, a conditional complementarity claim.</w:t>
       </w:r>
     </w:p>
     <w:p>
@@ -949,35 +1599,63 @@
           <w:bCs/>
           <w:b/>
         </w:rPr>
-        <w:t xml:space="preserve">H2:</w:t>
-      </w:r>
-      <w:r>
-        <w:t xml:space="preserve"> </w:t>
-      </w:r>
-      <w:r>
-        <w:t xml:space="preserve">TCI amplifies the I–P curve, raising the average performance</w:t>
-      </w:r>
-      <w:r>
-        <w:t xml:space="preserve"> </w:t>
-      </w:r>
-      <w:r>
-        <w:t xml:space="preserve">level and steepening both the ascending and descending limbs of the</w:t>
-      </w:r>
-      <w:r>
-        <w:t xml:space="preserve"> </w:t>
-      </w:r>
-      <w:r>
-        <w:t xml:space="preserve">inverted-U.</w:t>
-      </w:r>
-    </w:p>
-    <w:bookmarkEnd w:id="24"/>
-    <w:bookmarkStart w:id="25" w:name="digital-adoption-as-a-level-enhancer-h3"/>
+        <w:t xml:space="preserve">H6:</w:t>
+      </w:r>
+      <w:r>
+        <w:t xml:space="preserve"> </w:t>
+      </w:r>
+      <w:r>
+        <w:t xml:space="preserve">The ICRV institutional regime moderates the digital-adoption</w:t>
+      </w:r>
+      <w:r>
+        <w:t xml:space="preserve"> </w:t>
+      </w:r>
+      <w:r>
+        <w:t xml:space="preserve">curve-reshaping effect: digital adoption's compressive effect on the</w:t>
+      </w:r>
+      <w:r>
+        <w:t xml:space="preserve"> </w:t>
+      </w:r>
+      <w:r>
+        <w:t xml:space="preserve">I–P ascending limb and its buffering effect at high FSTS (H3) are</w:t>
+      </w:r>
+      <w:r>
+        <w:t xml:space="preserve"> </w:t>
+      </w:r>
+      <w:r>
+        <w:t xml:space="preserve">stronger in weaker institutional environments (higher ICRV group</w:t>
+      </w:r>
+      <w:r>
+        <w:t xml:space="preserve"> </w:t>
+      </w:r>
+      <w:r>
+        <w:t xml:space="preserve">number), where digital infrastructure provides greater competitive</w:t>
+      </w:r>
+      <w:r>
+        <w:t xml:space="preserve"> </w:t>
+      </w:r>
+      <w:r>
+        <w:t xml:space="preserve">differentiation in cross-border market access.</w:t>
+      </w:r>
+    </w:p>
+    <w:bookmarkEnd w:id="28"/>
+    <w:bookmarkEnd w:id="29"/>
+    <w:bookmarkStart w:id="34" w:name="X5eb800a903106e48a684e9ea9de39ed619b9df8"/>
+    <w:p>
+      <w:pPr>
+        <w:pStyle w:val="Heading2"/>
+      </w:pPr>
+      <w:r>
+        <w:t xml:space="preserve">3. Data and Methods</w:t>
+      </w:r>
+    </w:p>
+    <w:bookmarkStart w:id="30" w:name="X180323993af082d7b264d69830cacecf330a102"/>
     <w:p>
       <w:pPr>
         <w:pStyle w:val="Heading3"/>
       </w:pPr>
       <w:r>
-        <w:t xml:space="preserve">2.4 Digital Adoption as a Level Enhancer (H3)</w:t>
+        <w:t xml:space="preserve">3.1 Data Source</w:t>
       </w:r>
     </w:p>
     <w:p>
@@ -985,457 +1663,419 @@
         <w:pStyle w:val="FirstParagraph"/>
       </w:pPr>
       <w:r>
-        <w:t xml:space="preserve">Digital adoption, measured through website presence and</w:t>
-      </w:r>
-      <w:r>
-        <w:t xml:space="preserve"> </w:t>
-      </w:r>
-      <w:r>
-        <w:t xml:space="preserve">electronic-payment share, has been associated with reduced</w:t>
-      </w:r>
-      <w:r>
-        <w:t xml:space="preserve"> </w:t>
-      </w:r>
-      <w:r>
-        <w:t xml:space="preserve">communication and transaction costs (Verhoef et al., 2021). In the CDCM</w:t>
-      </w:r>
-      <w:r>
-        <w:t xml:space="preserve"> </w:t>
-      </w:r>
-      <w:r>
-        <w:t xml:space="preserve">(Context-Contingent Digital Capability Model) developed in the</w:t>
-      </w:r>
-      <w:r>
-        <w:t xml:space="preserve"> </w:t>
-      </w:r>
-      <w:r>
-        <w:t xml:space="preserve">dissertation, DAI’s effect depends on the interaction of regime quality,</w:t>
-      </w:r>
-      <w:r>
-        <w:t xml:space="preserve"> </w:t>
-      </w:r>
-      <w:r>
-        <w:t xml:space="preserve">FSTS level, and digital market saturation (Đỗ &amp; Phan, 2024).</w:t>
-      </w:r>
-      <w:r>
-        <w:t xml:space="preserve"> </w:t>
-      </w:r>
-      <w:r>
-        <w:t xml:space="preserve">Specifically, in institutionally advanced economies where digital</w:t>
-      </w:r>
-      <w:r>
-        <w:t xml:space="preserve"> </w:t>
-      </w:r>
-      <w:r>
-        <w:t xml:space="preserve">infrastructure is mature, DAI provides universal performance lifts (as</w:t>
-      </w:r>
-      <w:r>
-        <w:t xml:space="preserve"> </w:t>
-      </w:r>
-      <w:r>
-        <w:t xml:space="preserve">in P4 Singapore: β(DAI) positive and significant). In emerging-economy</w:t>
-      </w:r>
-      <w:r>
-        <w:t xml:space="preserve"> </w:t>
-      </w:r>
-      <w:r>
-        <w:t xml:space="preserve">contexts with substantial selection into digital adoption (P3 Vietnam:</w:t>
-      </w:r>
-      <w:r>
-        <w:t xml:space="preserve"> </w:t>
-      </w:r>
-      <w:r>
-        <w:t xml:space="preserve">IV-estimated β(DAI) ≈ 0, consistent with selection bias in OLS), DAI’s</w:t>
-      </w:r>
-      <w:r>
-        <w:t xml:space="preserve"> </w:t>
-      </w:r>
-      <w:r>
-        <w:t xml:space="preserve">curve-shaping role is attenuated. Across the pooled multi-economy</w:t>
-      </w:r>
-      <w:r>
-        <w:t xml:space="preserve"> </w:t>
-      </w:r>
-      <w:r>
-        <w:t xml:space="preserve">sample, we expect DAI to raise performance levels broadly across the</w:t>
-      </w:r>
-      <w:r>
-        <w:t xml:space="preserve"> </w:t>
-      </w:r>
-      <w:r>
-        <w:t xml:space="preserve">sample (level effect). In a fully specified model that also accounts for</w:t>
-      </w:r>
-      <w:r>
-        <w:t xml:space="preserve"> </w:t>
-      </w:r>
-      <w:r>
-        <w:t xml:space="preserve">managerial quality, which correlates with digital adoption, the</w:t>
-      </w:r>
-      <w:r>
-        <w:t xml:space="preserve"> </w:t>
-      </w:r>
-      <w:r>
-        <w:t xml:space="preserve">residual DAI variation may reveal a capability-complementarity curve</w:t>
-      </w:r>
-      <w:r>
-        <w:t xml:space="preserve"> </w:t>
-      </w:r>
-      <w:r>
-        <w:t xml:space="preserve">effect: digitally equipped firms at low FSTS face sunk adoption costs</w:t>
-      </w:r>
-      <w:r>
-        <w:t xml:space="preserve"> </w:t>
-      </w:r>
-      <w:r>
-        <w:t xml:space="preserve">that compress near-term productivity, while digital infrastructure</w:t>
-      </w:r>
-      <w:r>
-        <w:t xml:space="preserve"> </w:t>
-      </w:r>
-      <w:r>
-        <w:t xml:space="preserve">supports coordination efficiency at high FSTS where cross-border</w:t>
-      </w:r>
-      <w:r>
-        <w:t xml:space="preserve"> </w:t>
-      </w:r>
-      <w:r>
-        <w:t xml:space="preserve">management demands are greatest.</w:t>
-      </w:r>
-    </w:p>
-    <w:p>
-      <w:pPr>
-        <w:pStyle w:val="BlockText"/>
+        <w:t xml:space="preserve">Data derive from the World Bank Enterprise Surveys (WBES), a stratified</w:t>
+      </w:r>
+      <w:r>
+        <w:t xml:space="preserve"> </w:t>
+      </w:r>
+      <w:r>
+        <w:t xml:space="preserve">random-sample survey of formal private-sector enterprises conducted</w:t>
+      </w:r>
+      <w:r>
+        <w:t xml:space="preserve"> </w:t>
+      </w:r>
+      <w:r>
+        <w:t xml:space="preserve">periodically across over 130 countries. We use microdata from 49 Asian</w:t>
+      </w:r>
+      <w:r>
+        <w:t xml:space="preserve"> </w:t>
+      </w:r>
+      <w:r>
+        <w:t xml:space="preserve">and Pacific economies across 102 country-year waves spanning 2003–2025.</w:t>
+      </w:r>
+      <w:r>
+        <w:t xml:space="preserve"> </w:t>
+      </w:r>
+      <w:r>
+        <w:t xml:space="preserve">This coverage encompasses six UN M.49 Asian sub-regions: East Asia</w:t>
+      </w:r>
+      <w:r>
+        <w:t xml:space="preserve"> </w:t>
+      </w:r>
+      <w:r>
+        <w:t xml:space="preserve">(China, Hong Kong, Korea, Mongolia, Taiwan), Southeast Asia (Brunei,</w:t>
+      </w:r>
+      <w:r>
+        <w:t xml:space="preserve"> </w:t>
+      </w:r>
+      <w:r>
+        <w:t xml:space="preserve">Cambodia, Indonesia, Laos, Malaysia, Myanmar, Philippines, Singapore,</w:t>
+      </w:r>
+      <w:r>
+        <w:t xml:space="preserve"> </w:t>
+      </w:r>
+      <w:r>
+        <w:t xml:space="preserve">Thailand, Timor-Leste, Vietnam), South Asia (Afghanistan, Bangladesh,</w:t>
+      </w:r>
+      <w:r>
+        <w:t xml:space="preserve"> </w:t>
+      </w:r>
+      <w:r>
+        <w:t xml:space="preserve">Bhutan, India, Maldives, Nepal, Pakistan, Sri Lanka), Central Asia</w:t>
+      </w:r>
+      <w:r>
+        <w:t xml:space="preserve"> </w:t>
+      </w:r>
+      <w:r>
+        <w:t xml:space="preserve">(Kazakhstan, Kyrgyz Republic, Tajikistan, Turkmenistan, Uzbekistan),</w:t>
+      </w:r>
+      <w:r>
+        <w:t xml:space="preserve"> </w:t>
+      </w:r>
+      <w:r>
+        <w:t xml:space="preserve">West Asia (Armenia, Bahrain, Cyprus, Iraq, Israel, Jordan, Kuwait,</w:t>
+      </w:r>
+      <w:r>
+        <w:t xml:space="preserve"> </w:t>
+      </w:r>
+      <w:r>
+        <w:t xml:space="preserve">Lebanon, Oman, Qatar, Saudi Arabia, Yemen), and Pacific/SIDS (Fiji,</w:t>
+      </w:r>
+      <w:r>
+        <w:t xml:space="preserve"> </w:t>
+      </w:r>
+      <w:r>
+        <w:t xml:space="preserve">Kiribati, Papua New Guinea, Samoa, Solomon Islands, Tonga, Vanuatu).</w:t>
+      </w:r>
+    </w:p>
+    <w:p>
+      <w:pPr>
+        <w:pStyle w:val="BodyText"/>
+      </w:pPr>
+      <w:r>
+        <w:t xml:space="preserve">The final analytical dataset contains 91,982 firm-observations (before</w:t>
+      </w:r>
+      <w:r>
+        <w:t xml:space="preserve"> </w:t>
+      </w:r>
+      <w:r>
+        <w:t xml:space="preserve">applying outcome and FSTS non-missing requirements). Oman's available</w:t>
+      </w:r>
+      <w:r>
+        <w:t xml:space="preserve"> </w:t>
+      </w:r>
+      <w:r>
+        <w:t xml:space="preserve">data (2003 vintage) predates the digital-capability variables used in</w:t>
+      </w:r>
+      <w:r>
+        <w:t xml:space="preserve"> </w:t>
+      </w:r>
+      <w:r>
+        <w:t xml:space="preserve">M6–M11; it contributes to M2 but drops from M3+ due to missing controls.</w:t>
+      </w:r>
+      <w:r>
+        <w:t xml:space="preserve"> </w:t>
+      </w:r>
+      <w:r>
+        <w:t xml:space="preserve">WBES designs are cross-sectional within each wave, with standardised</w:t>
+      </w:r>
+      <w:r>
+        <w:t xml:space="preserve"> </w:t>
+      </w:r>
+      <w:r>
+        <w:t xml:space="preserve">instruments ensuring common variable definitions across economies and</w:t>
+      </w:r>
+      <w:r>
+        <w:t xml:space="preserve"> </w:t>
+      </w:r>
+      <w:r>
+        <w:t xml:space="preserve">years. We apply three harmonisation steps: (1) variable-priority mapping</w:t>
+      </w:r>
+      <w:r>
+        <w:t xml:space="preserve"> </w:t>
+      </w:r>
+      <w:r>
+        <w:t xml:space="preserve">for candidate items across PICS3 (2009–2013), Standardised (2014–2018),</w:t>
+      </w:r>
+      <w:r>
+        <w:t xml:space="preserve"> </w:t>
+      </w:r>
+      <w:r>
+        <w:t xml:space="preserve">and BREADY/BEE (2019–2025) questionnaire generations; (2)</w:t>
+      </w:r>
+      <w:r>
+        <w:t xml:space="preserve"> </w:t>
+      </w:r>
+      <w:r>
+        <w:t xml:space="preserve">encoding-robust reading (primary UTF-8 with Latin-1/CP1252 fallback);</w:t>
+      </w:r>
+      <w:r>
+        <w:t xml:space="preserve"> </w:t>
+      </w:r>
+      <w:r>
+        <w:t xml:space="preserve">(3) deduplication, selecting the largest file per (country, year) pair</w:t>
+      </w:r>
+      <w:r>
+        <w:t xml:space="preserve"> </w:t>
+      </w:r>
+      <w:r>
+        <w:t xml:space="preserve">when multiple uploads exist.</w:t>
+      </w:r>
+    </w:p>
+    <w:bookmarkEnd w:id="30"/>
+    <w:bookmarkStart w:id="31" w:name="Xbcf9f12e79107fa2c089aaf13fc6c4fb773f1c2"/>
+    <w:p>
+      <w:pPr>
+        <w:pStyle w:val="Heading3"/>
+      </w:pPr>
+      <w:r>
+        <w:t xml:space="preserve">3.2 Variables</w:t>
+      </w:r>
+    </w:p>
+    <w:p>
+      <w:pPr>
+        <w:pStyle w:val="FirstParagraph"/>
       </w:pPr>
       <w:r>
         <w:rPr>
           <w:bCs/>
           <w:b/>
         </w:rPr>
-        <w:t xml:space="preserve">H3:</w:t>
-      </w:r>
-      <w:r>
-        <w:t xml:space="preserve"> </w:t>
-      </w:r>
-      <w:r>
-        <w:t xml:space="preserve">DAI has a positive main effect on labour productivity and,</w:t>
-      </w:r>
-      <w:r>
-        <w:t xml:space="preserve"> </w:t>
-      </w:r>
-      <w:r>
-        <w:t xml:space="preserve">when managerial characteristics are controlled, reshapes the I–P curve</w:t>
-      </w:r>
-      <w:r>
-        <w:t xml:space="preserve"> </w:t>
-      </w:r>
-      <w:r>
-        <w:t xml:space="preserve">by compressing the ascending limb at low export intensities and</w:t>
-      </w:r>
-      <w:r>
-        <w:t xml:space="preserve"> </w:t>
-      </w:r>
-      <w:r>
-        <w:t xml:space="preserve">attenuating performance decline at high export intensities.</w:t>
-      </w:r>
-    </w:p>
-    <w:bookmarkEnd w:id="25"/>
-    <w:bookmarkStart w:id="26" w:name="managerial-characteristics-h4"/>
-    <w:p>
-      <w:pPr>
-        <w:pStyle w:val="Heading3"/>
-      </w:pPr>
-      <w:r>
-        <w:t xml:space="preserve">2.5 Managerial Characteristics (H4)</w:t>
-      </w:r>
-    </w:p>
-    <w:p>
-      <w:pPr>
-        <w:pStyle w:val="FirstParagraph"/>
-      </w:pPr>
-      <w:r>
-        <w:t xml:space="preserve">Upper Echelons Theory predicts that top manager experience and gender</w:t>
-      </w:r>
-      <w:r>
-        <w:t xml:space="preserve"> </w:t>
-      </w:r>
-      <w:r>
-        <w:t xml:space="preserve">composition affect strategic cognition and decision-making (Hambrick &amp;</w:t>
-      </w:r>
-      <w:r>
-        <w:t xml:space="preserve"> </w:t>
-      </w:r>
-      <w:r>
-        <w:t xml:space="preserve">Mason, 1984). Manager experience reduces coordination errors in</w:t>
-      </w:r>
-      <w:r>
-        <w:t xml:space="preserve"> </w:t>
-      </w:r>
-      <w:r>
-        <w:t xml:space="preserve">cross-border operations; female top management is associated with</w:t>
-      </w:r>
-      <w:r>
-        <w:t xml:space="preserve"> </w:t>
-      </w:r>
-      <w:r>
-        <w:t xml:space="preserve">stakeholder orientation, relationship capital, and risk management, all</w:t>
-      </w:r>
-      <w:r>
-        <w:t xml:space="preserve"> </w:t>
-      </w:r>
-      <w:r>
-        <w:t xml:space="preserve">relevant in institutionally heterogeneous export markets (Richard et</w:t>
-      </w:r>
-      <w:r>
-        <w:t xml:space="preserve"> </w:t>
-      </w:r>
-      <w:r>
-        <w:t xml:space="preserve">al., 2019). Firm-level evidence on manufacturing exporters shows that</w:t>
-      </w:r>
-      <w:r>
-        <w:t xml:space="preserve"> </w:t>
-      </w:r>
-      <w:r>
-        <w:t xml:space="preserve">manager experience and gender can moderate the</w:t>
-      </w:r>
-      <w:r>
-        <w:t xml:space="preserve"> </w:t>
-      </w:r>
-      <w:r>
-        <w:t xml:space="preserve">internationalization–performance relationship (Phan et al., 2020; Do &amp;</w:t>
-      </w:r>
-      <w:r>
-        <w:t xml:space="preserve"> </w:t>
-      </w:r>
-      <w:r>
-        <w:t xml:space="preserve">Phan, 2025), and</w:t>
-      </w:r>
-      <w:r>
-        <w:t xml:space="preserve"> </w:t>
-      </w:r>
-      <w:r>
-        <w:t xml:space="preserve">top-management-team internationalization shapes performance through</w:t>
-      </w:r>
-      <w:r>
-        <w:t xml:space="preserve"> </w:t>
-      </w:r>
-      <w:r>
-        <w:t xml:space="preserve">foreign-market entry (Nielsen, 2010). We expect both to raise the performance level for any given</w:t>
-      </w:r>
-      <w:r>
-        <w:t xml:space="preserve"> </w:t>
-      </w:r>
-      <w:r>
-        <w:t xml:space="preserve">FSTS. However, given the breadth of the multi-country sample, firm-level</w:t>
-      </w:r>
-      <w:r>
-        <w:t xml:space="preserve"> </w:t>
-      </w:r>
-      <w:r>
-        <w:t xml:space="preserve">managerial differences are unlikely to systematically reshape the</w:t>
-      </w:r>
-      <w:r>
-        <w:t xml:space="preserve"> </w:t>
-      </w:r>
-      <w:r>
-        <w:t xml:space="preserve">aggregate FSTS–performance curve, whose shape is primarily determined by</w:t>
-      </w:r>
-      <w:r>
-        <w:t xml:space="preserve"> </w:t>
-      </w:r>
-      <w:r>
-        <w:t xml:space="preserve">economy-wide institutional and market-maturity factors.</w:t>
-      </w:r>
-    </w:p>
-    <w:p>
-      <w:pPr>
-        <w:pStyle w:val="BlockText"/>
+        <w:t xml:space="preserve">Dependent variable.</w:t>
+      </w:r>
+      <w:r>
+        <w:t xml:space="preserve"> </w:t>
+      </w:r>
+      <w:r>
+        <w:t xml:space="preserve">Labour productivity is operationalised as log</w:t>
+      </w:r>
+      <w:r>
+        <w:t xml:space="preserve"> </w:t>
+      </w:r>
+      <w:r>
+        <w:t xml:space="preserve">annual sales per permanent worker: ln(LP) = ln(sales / l1_workers).</w:t>
+      </w:r>
+      <w:r>
+        <w:t xml:space="preserve"> </w:t>
+      </w:r>
+      <w:r>
+        <w:t xml:space="preserve">Sales are taken from WBES item n3 (or d2 where n3 is missing). Currency</w:t>
+      </w:r>
+      <w:r>
+        <w:t xml:space="preserve"> </w:t>
+      </w:r>
+      <w:r>
+        <w:t xml:space="preserve">effects are absorbed by country-year fixed effects in M5; without FE,</w:t>
+      </w:r>
+      <w:r>
+        <w:t xml:space="preserve"> </w:t>
+      </w:r>
+      <w:r>
+        <w:t xml:space="preserve">productivity levels vary in nominal terms across economies and years.</w:t>
+      </w:r>
+    </w:p>
+    <w:p>
+      <w:pPr>
+        <w:pStyle w:val="BodyText"/>
       </w:pPr>
       <w:r>
         <w:rPr>
           <w:bCs/>
           <w:b/>
         </w:rPr>
-        <w:t xml:space="preserve">H4:</w:t>
-      </w:r>
-      <w:r>
-        <w:t xml:space="preserve"> </w:t>
-      </w:r>
-      <w:r>
-        <w:t xml:space="preserve">Top manager experience and female top manager status have</w:t>
-      </w:r>
-      <w:r>
-        <w:t xml:space="preserve"> </w:t>
-      </w:r>
-      <w:r>
-        <w:t xml:space="preserve">positive main effects on firm performance, but do not significantly</w:t>
-      </w:r>
-      <w:r>
-        <w:t xml:space="preserve"> </w:t>
-      </w:r>
-      <w:r>
-        <w:t xml:space="preserve">moderate the FSTS–performance curve shape.</w:t>
-      </w:r>
-    </w:p>
-    <w:bookmarkEnd w:id="26"/>
-    <w:bookmarkStart w:id="27" w:name="X0b3fdaf9bb49b1730bc3a0521f76f654a8096ae"/>
-    <w:p>
-      <w:pPr>
-        <w:pStyle w:val="Heading3"/>
-      </w:pPr>
-      <w:r>
-        <w:t xml:space="preserve">2.6 Institutional Regime as a Turning-Point Shifter (H5)</w:t>
-      </w:r>
-    </w:p>
-    <w:p>
-      <w:pPr>
-        <w:pStyle w:val="FirstParagraph"/>
-      </w:pPr>
-      <w:r>
-        <w:t xml:space="preserve">North (1990) established that formal institutions reduce transaction</w:t>
-      </w:r>
-      <w:r>
-        <w:t xml:space="preserve"> </w:t>
-      </w:r>
-      <w:r>
-        <w:t xml:space="preserve">costs; stronger institutions lower the cost of cross-border coordination</w:t>
-      </w:r>
-      <w:r>
-        <w:t xml:space="preserve"> </w:t>
-      </w:r>
-      <w:r>
-        <w:t xml:space="preserve">and thus shift the performance-maximising export intensity (the</w:t>
-      </w:r>
-      <w:r>
-        <w:t xml:space="preserve"> </w:t>
-      </w:r>
-      <w:r>
-        <w:t xml:space="preserve">inverted-U turning point). In higher-quality institutional environments,</w:t>
-      </w:r>
-      <w:r>
-        <w:t xml:space="preserve"> </w:t>
-      </w:r>
-      <w:r>
-        <w:t xml:space="preserve">firms need a lower export share to recoup internationalization costs, so</w:t>
-      </w:r>
-      <w:r>
-        <w:t xml:space="preserve"> </w:t>
-      </w:r>
-      <w:r>
-        <w:t xml:space="preserve">the turning point occurs earlier. Equivalently, holding FSTS constant,</w:t>
-      </w:r>
-      <w:r>
-        <w:t xml:space="preserve"> </w:t>
-      </w:r>
-      <w:r>
-        <w:t xml:space="preserve">firms in stronger institutional regimes earn higher returns per unit of</w:t>
-      </w:r>
-      <w:r>
-        <w:t xml:space="preserve"> </w:t>
-      </w:r>
-      <w:r>
-        <w:t xml:space="preserve">internationalization.</w:t>
+        <w:t xml:space="preserve">Foreign sales intensity (FSTS).</w:t>
+      </w:r>
+      <w:r>
+        <w:t xml:space="preserve"> </w:t>
+      </w:r>
+      <w:r>
+        <w:t xml:space="preserve">Defined as the share of sales from</w:t>
+      </w:r>
+      <w:r>
+        <w:t xml:space="preserve"> </w:t>
+      </w:r>
+      <w:r>
+        <w:t xml:space="preserve">direct exports (d3c / 100), ranging from 0 to 1. We mean-centre FSTS at</w:t>
+      </w:r>
+      <w:r>
+        <w:t xml:space="preserve"> </w:t>
+      </w:r>
+      <w:r>
+        <w:t xml:space="preserve">the sample mean for quadratic and interaction models (fsts_c); the</w:t>
+      </w:r>
+      <w:r>
+        <w:t xml:space="preserve"> </w:t>
+      </w:r>
+      <w:r>
+        <w:t xml:space="preserve">quadratic term fsts_c² is computed from the centred value.</w:t>
       </w:r>
     </w:p>
     <w:p>
       <w:pPr>
         <w:pStyle w:val="BodyText"/>
-      </w:pPr>
-      <w:r>
-        <w:t xml:space="preserve">We operationalise institutional regime through the ICRV classification</w:t>
-      </w:r>
-      <w:r>
-        <w:t xml:space="preserve"> </w:t>
-      </w:r>
-      <w:r>
-        <w:t xml:space="preserve">system developed in the dissertation: six groups ranging from Group I</w:t>
-      </w:r>
-      <w:r>
-        <w:t xml:space="preserve"> </w:t>
-      </w:r>
-      <w:r>
-        <w:t xml:space="preserve">(Advanced innovation-driven: Singapore, Korea, Taiwan, Israel, Cyprus)</w:t>
-      </w:r>
-      <w:r>
-        <w:t xml:space="preserve"> </w:t>
-      </w:r>
-      <w:r>
-        <w:t xml:space="preserve">to Group VI (SIDS and small open economies: Vanuatu, Solomon Islands,</w:t>
-      </w:r>
-      <w:r>
-        <w:t xml:space="preserve"> </w:t>
-      </w:r>
-      <w:r>
-        <w:t xml:space="preserve">Timor-Leste). Higher ICRV group numbers denote weaker institutions. We</w:t>
-      </w:r>
-      <w:r>
-        <w:t xml:space="preserve"> </w:t>
-      </w:r>
-      <w:r>
-        <w:t xml:space="preserve">expect positive FSTS×ICRV and negative FSTS²×ICRV interactions in Group</w:t>
-      </w:r>
-      <w:r>
-        <w:t xml:space="preserve"> </w:t>
-      </w:r>
-      <w:r>
-        <w:t xml:space="preserve">III–VI compared to Group I (stronger institutions = higher Group I</w:t>
-      </w:r>
-      <w:r>
-        <w:t xml:space="preserve"> </w:t>
-      </w:r>
-      <w:r>
-        <w:t xml:space="preserve">coefficient), which is observationally equivalent to the turning point</w:t>
-      </w:r>
-      <w:r>
-        <w:t xml:space="preserve"> </w:t>
-      </w:r>
-      <w:r>
-        <w:t xml:space="preserve">occurring later in lower-quality institutional environments.</w:t>
-      </w:r>
-    </w:p>
-    <w:p>
-      <w:pPr>
-        <w:pStyle w:val="BlockText"/>
       </w:pPr>
       <w:r>
         <w:rPr>
           <w:bCs/>
           <w:b/>
         </w:rPr>
-        <w:t xml:space="preserve">H5:</w:t>
-      </w:r>
-      <w:r>
-        <w:t xml:space="preserve"> </w:t>
-      </w:r>
-      <w:r>
-        <w:t xml:space="preserve">The ICRV institutional regime positively moderates the I–P</w:t>
-      </w:r>
-      <w:r>
-        <w:t xml:space="preserve"> </w:t>
-      </w:r>
-      <w:r>
-        <w:t xml:space="preserve">relationship: firms in higher-quality institutional environments</w:t>
-      </w:r>
-      <w:r>
-        <w:t xml:space="preserve"> </w:t>
-      </w:r>
-      <w:r>
-        <w:t xml:space="preserve">(lower ICRV group number) achieve the performance-maximising export</w:t>
-      </w:r>
-      <w:r>
-        <w:t xml:space="preserve"> </w:t>
-      </w:r>
-      <w:r>
-        <w:t xml:space="preserve">intensity at lower FSTS levels.</w:t>
-      </w:r>
-    </w:p>
-    <w:bookmarkEnd w:id="27"/>
-    <w:bookmarkStart w:id="28" w:name="regime-contingent-digital-effects-h6"/>
+        <w:t xml:space="preserve">Technological capability index (TCI_z).</w:t>
+      </w:r>
+      <w:r>
+        <w:t xml:space="preserve"> </w:t>
+      </w:r>
+      <w:r>
+        <w:t xml:space="preserve">A two-item composite</w:t>
+      </w:r>
+      <w:r>
+        <w:t xml:space="preserve"> </w:t>
+      </w:r>
+      <w:r>
+        <w:t xml:space="preserve">(available in &gt;95% of files) of quality certification (b8: has ISO or</w:t>
+      </w:r>
+      <w:r>
+        <w:t xml:space="preserve"> </w:t>
+      </w:r>
+      <w:r>
+        <w:t xml:space="preserve">other certification) and foreign-technology adoption (e6: uses</w:t>
+      </w:r>
+      <w:r>
+        <w:t xml:space="preserve"> </w:t>
+      </w:r>
+      <w:r>
+        <w:t xml:space="preserve">foreign-licensed technology), standardised to mean 0, SD 1. The z-score</w:t>
+      </w:r>
+      <w:r>
+        <w:t xml:space="preserve"> </w:t>
+      </w:r>
+      <w:r>
+        <w:t xml:space="preserve">preserves cross-economy variation.</w:t>
+      </w:r>
+    </w:p>
+    <w:p>
+      <w:pPr>
+        <w:pStyle w:val="BodyText"/>
+      </w:pPr>
+      <w:r>
+        <w:rPr>
+          <w:bCs/>
+          <w:b/>
+        </w:rPr>
+        <w:t xml:space="preserve">Digital adoption index (DAI_z).</w:t>
+      </w:r>
+      <w:r>
+        <w:t xml:space="preserve"> </w:t>
+      </w:r>
+      <w:r>
+        <w:t xml:space="preserve">Website presence (c22b / e1)</w:t>
+      </w:r>
+      <w:r>
+        <w:t xml:space="preserve"> </w:t>
+      </w:r>
+      <w:r>
+        <w:t xml:space="preserve">averaged with e-payment share (k33 / 100 where available), standardised</w:t>
+      </w:r>
+      <w:r>
+        <w:t xml:space="preserve"> </w:t>
+      </w:r>
+      <w:r>
+        <w:t xml:space="preserve">to mean 0, SD 1. In waves without e-payment items, DAI equals website</w:t>
+      </w:r>
+      <w:r>
+        <w:t xml:space="preserve"> </w:t>
+      </w:r>
+      <w:r>
+        <w:t xml:space="preserve">presence only.</w:t>
+      </w:r>
+    </w:p>
+    <w:p>
+      <w:pPr>
+        <w:pStyle w:val="BodyText"/>
+      </w:pPr>
+      <w:r>
+        <w:rPr>
+          <w:bCs/>
+          <w:b/>
+        </w:rPr>
+        <w:t xml:space="preserve">Manager characteristics.</w:t>
+      </w:r>
+      <w:r>
+        <w:t xml:space="preserve"> </w:t>
+      </w:r>
+      <w:r>
+        <w:t xml:space="preserve">Top manager experience in sector (b7, in</w:t>
+      </w:r>
+      <w:r>
+        <w:t xml:space="preserve"> </w:t>
+      </w:r>
+      <w:r>
+        <w:t xml:space="preserve">years) and a binary indicator for female top manager (b7a / b6a).</w:t>
+      </w:r>
+    </w:p>
+    <w:p>
+      <w:pPr>
+        <w:pStyle w:val="BodyText"/>
+      </w:pPr>
+      <w:r>
+        <w:rPr>
+          <w:bCs/>
+          <w:b/>
+        </w:rPr>
+        <w:t xml:space="preserve">Controls.</w:t>
+      </w:r>
+      <w:r>
+        <w:t xml:space="preserve"> </w:t>
+      </w:r>
+      <w:r>
+        <w:t xml:space="preserve">Female ownership share (b4 &gt; 0.5: majority female-owned,</w:t>
+      </w:r>
+      <w:r>
+        <w:t xml:space="preserve"> </w:t>
+      </w:r>
+      <w:r>
+        <w:t xml:space="preserve">binary), foreign ownership percentage (b6a / 100), firm age (in years,</w:t>
+      </w:r>
+      <w:r>
+        <w:t xml:space="preserve"> </w:t>
+      </w:r>
+      <w:r>
+        <w:t xml:space="preserve">current year − b5), and log permanent employees (ln l1_workers) as a</w:t>
+      </w:r>
+      <w:r>
+        <w:t xml:space="preserve"> </w:t>
+      </w:r>
+      <w:r>
+        <w:t xml:space="preserve">size proxy.</w:t>
+      </w:r>
+    </w:p>
+    <w:p>
+      <w:pPr>
+        <w:pStyle w:val="BodyText"/>
+      </w:pPr>
+      <w:r>
+        <w:rPr>
+          <w:bCs/>
+          <w:b/>
+        </w:rPr>
+        <w:t xml:space="preserve">Institutional regime (ICRV group).</w:t>
+      </w:r>
+      <w:r>
+        <w:t xml:space="preserve"> </w:t>
+      </w:r>
+      <w:r>
+        <w:t xml:space="preserve">Integer 1–6 based on the ICRV</w:t>
+      </w:r>
+      <w:r>
+        <w:t xml:space="preserve"> </w:t>
+      </w:r>
+      <w:r>
+        <w:t xml:space="preserve">classification; used as a continuous moderator in M10/M11 and as a</w:t>
+      </w:r>
+      <w:r>
+        <w:t xml:space="preserve"> </w:t>
+      </w:r>
+      <w:r>
+        <w:t xml:space="preserve">group-level moderator for marginal effects plots.</w:t>
+      </w:r>
+    </w:p>
+    <w:bookmarkEnd w:id="31"/>
+    <w:bookmarkStart w:id="32" w:name="X88d3b635b18ee197bee6ec760e4576787847be1"/>
     <w:p>
       <w:pPr>
         <w:pStyle w:val="Heading3"/>
       </w:pPr>
       <w:r>
-        <w:t xml:space="preserve">2.7 Regime-Contingent Digital Effects (H6)</w:t>
+        <w:t xml:space="preserve">3.3 Estimation Strategy</w:t>
       </w:r>
     </w:p>
     <w:p>
@@ -1443,91 +2083,37 @@
         <w:pStyle w:val="FirstParagraph"/>
       </w:pPr>
       <w:r>
-        <w:t xml:space="preserve">The Context-Contingent Digital Capability Model (CDCM) developed in this</w:t>
-      </w:r>
-      <w:r>
-        <w:t xml:space="preserve"> </w:t>
-      </w:r>
-      <w:r>
-        <w:t xml:space="preserve">dissertation programme predicts that the I–P curve-reshaping role of</w:t>
-      </w:r>
-      <w:r>
-        <w:t xml:space="preserve"> </w:t>
-      </w:r>
-      <w:r>
-        <w:t xml:space="preserve">digital adoption is not uniform across institutional environments. In</w:t>
-      </w:r>
-      <w:r>
-        <w:t xml:space="preserve"> </w:t>
-      </w:r>
-      <w:r>
-        <w:t xml:space="preserve">institutionally advanced economies (ICRV Group I–II), digital</w:t>
-      </w:r>
-      <w:r>
-        <w:t xml:space="preserve"> </w:t>
-      </w:r>
-      <w:r>
-        <w:t xml:space="preserve">infrastructure is near-universal and close to the competitive baseline,</w:t>
-      </w:r>
-      <w:r>
-        <w:t xml:space="preserve"> </w:t>
-      </w:r>
-      <w:r>
-        <w:t xml:space="preserve">so the marginal performance differentiation from website and e-payment</w:t>
-      </w:r>
-      <w:r>
-        <w:t xml:space="preserve"> </w:t>
-      </w:r>
-      <w:r>
-        <w:t xml:space="preserve">adoption is accordingly lower. In institutionally weaker economies (ICRV</w:t>
-      </w:r>
-      <w:r>
-        <w:t xml:space="preserve"> </w:t>
-      </w:r>
-      <w:r>
-        <w:t xml:space="preserve">Group IV–VI), digital adoption remains differentiating: digital market</w:t>
-      </w:r>
-      <w:r>
-        <w:t xml:space="preserve"> </w:t>
-      </w:r>
-      <w:r>
-        <w:t xml:space="preserve">access tools lower the liability-of-foreignness cost and provide</w:t>
-      </w:r>
-      <w:r>
-        <w:t xml:space="preserve"> </w:t>
-      </w:r>
-      <w:r>
-        <w:t xml:space="preserve">cross-border coordination support that institutional voids cannot</w:t>
-      </w:r>
-      <w:r>
-        <w:t xml:space="preserve"> </w:t>
-      </w:r>
-      <w:r>
-        <w:t xml:space="preserve">substitute. The DAI×ICRV interaction therefore tests whether digital</w:t>
-      </w:r>
-      <w:r>
-        <w:t xml:space="preserve"> </w:t>
-      </w:r>
-      <w:r>
-        <w:t xml:space="preserve">capabilities’ curve-reshaping potency (established in H3) varies</w:t>
-      </w:r>
-      <w:r>
-        <w:t xml:space="preserve"> </w:t>
-      </w:r>
-      <w:r>
-        <w:t xml:space="preserve">systematically across the institutional spectrum, specifically, whether</w:t>
-      </w:r>
-      <w:r>
-        <w:t xml:space="preserve"> </w:t>
-      </w:r>
-      <w:r>
-        <w:t xml:space="preserve">compressing the ascending limb and buffering performance decline at high</w:t>
-      </w:r>
-      <w:r>
-        <w:t xml:space="preserve"> </w:t>
-      </w:r>
-      <w:r>
-        <w:t xml:space="preserve">FSTS are more pronounced in weaker-institution economies.</w:t>
+        <w:t xml:space="preserve">We estimate a hierarchical sequence of 11 models (Table 2). All models</w:t>
+      </w:r>
+      <w:r>
+        <w:t xml:space="preserve"> </w:t>
+      </w:r>
+      <w:r>
+        <w:t xml:space="preserve">use OLS with HC1 heteroskedasticity-robust standard errors (Long &amp;</w:t>
+      </w:r>
+      <w:r>
+        <w:t xml:space="preserve"> </w:t>
+      </w:r>
+      <w:r>
+        <w:t xml:space="preserve">Ervin, 2000), clustering by country-year. Country-year fixed effects</w:t>
+      </w:r>
+      <w:r>
+        <w:t xml:space="preserve"> </w:t>
+      </w:r>
+      <w:r>
+        <w:t xml:space="preserve">(M5) provide the most conservative benchmark. We prefer HC1 over</w:t>
+      </w:r>
+      <w:r>
+        <w:t xml:space="preserve"> </w:t>
+      </w:r>
+      <w:r>
+        <w:t xml:space="preserve">clustered SE given that WBES sampling is stratified within, not across,</w:t>
+      </w:r>
+      <w:r>
+        <w:t xml:space="preserve"> </w:t>
+      </w:r>
+      <w:r>
+        <w:t xml:space="preserve">country-years.</w:t>
       </w:r>
     </w:p>
     <w:p>
@@ -1535,986 +2121,366 @@
         <w:pStyle w:val="BodyText"/>
       </w:pPr>
       <w:r>
-        <w:t xml:space="preserve">This prediction is consistent with the digital-complementarity strand of</w:t>
-      </w:r>
-      <w:r>
-        <w:t xml:space="preserve"> </w:t>
-      </w:r>
-      <w:r>
-        <w:t xml:space="preserve">institutional theory (North, 1990; Stallkamp &amp; Schotter, 2021): where</w:t>
-      </w:r>
-      <w:r>
-        <w:t xml:space="preserve"> </w:t>
-      </w:r>
-      <w:r>
-        <w:t xml:space="preserve">formal institutions provide reliable contract enforcement, IP</w:t>
-      </w:r>
-      <w:r>
-        <w:t xml:space="preserve"> </w:t>
-      </w:r>
-      <w:r>
-        <w:t xml:space="preserve">protection, and market information, digital infrastructure adds</w:t>
-      </w:r>
-      <w:r>
-        <w:t xml:space="preserve"> </w:t>
-      </w:r>
-      <w:r>
-        <w:t xml:space="preserve">incrementally; where institutional voids prevail, digital tools provide</w:t>
-      </w:r>
-      <w:r>
-        <w:t xml:space="preserve"> </w:t>
-      </w:r>
-      <w:r>
-        <w:t xml:space="preserve">a non-trivial substitute for missing formal mechanisms. H6 therefore</w:t>
-      </w:r>
-      <w:r>
-        <w:t xml:space="preserve"> </w:t>
-      </w:r>
-      <w:r>
-        <w:t xml:space="preserve">does not predict stronger</w:t>
-      </w:r>
-      <w:r>
-        <w:t xml:space="preserve"> </w:t>
-      </w:r>
+        <w:t xml:space="preserve">The inverted-U shape is formally confirmed using the Lind–Mehlum (2010)</w:t>
+      </w:r>
+      <w:r>
+        <w:t xml:space="preserve"> </w:t>
+      </w:r>
+      <w:r>
+        <w:t xml:space="preserve">test, which requires: (a) β₁ &gt; 0, β₂ &lt; 0, and (b) the turning point</w:t>
+      </w:r>
+      <w:r>
+        <w:t xml:space="preserve"> </w:t>
+      </w:r>
+      <w:r>
+        <w:t xml:space="preserve">lies strictly within the observed FSTS range, and (c) the slope at the</w:t>
+      </w:r>
+      <w:r>
+        <w:t xml:space="preserve"> </w:t>
+      </w:r>
+      <w:r>
+        <w:t xml:space="preserve">extremes satisfies the directional prediction. We report the turning</w:t>
+      </w:r>
+      <w:r>
+        <w:t xml:space="preserve"> </w:t>
+      </w:r>
+      <w:r>
+        <w:t xml:space="preserve">point as: TP = −β₁ / (2β₂) + mean(FSTS), where β₁ and β₂ are estimated</w:t>
+      </w:r>
+      <w:r>
+        <w:t xml:space="preserve"> </w:t>
+      </w:r>
+      <w:r>
+        <w:t xml:space="preserve">on the mean-centred FSTS_c scale and the result is expressed as a</w:t>
+      </w:r>
+      <w:r>
+        <w:t xml:space="preserve"> </w:t>
+      </w:r>
+      <w:r>
+        <w:t xml:space="preserve">proportion (0–1) of total sales.</w:t>
+      </w:r>
+    </w:p>
+    <w:p>
+      <w:pPr>
+        <w:pStyle w:val="BodyText"/>
+      </w:pPr>
+      <w:r>
+        <w:t xml:space="preserve">For moderation tests (M7–M11), we include interaction terms</w:t>
+      </w:r>
+      <w:r>
+        <w:t xml:space="preserve"> </w:t>
+      </w:r>
+      <w:r>
+        <w:t xml:space="preserve">FSTS×moderator and FSTS²×moderator. The joint significance of the two</w:t>
+      </w:r>
+      <w:r>
+        <w:t xml:space="preserve"> </w:t>
+      </w:r>
+      <w:r>
+        <w:t xml:space="preserve">interaction terms is tested with an F-test; we report both the joint</w:t>
+      </w:r>
+      <w:r>
+        <w:t xml:space="preserve"> </w:t>
+      </w:r>
+      <w:r>
+        <w:t xml:space="preserve">p-value and individual coefficient p-values.</w:t>
+      </w:r>
+    </w:p>
+    <w:bookmarkEnd w:id="32"/>
+    <w:bookmarkStart w:id="33" w:name="X7306ee6cc650c2a8c74023d786fd3b6ffa0ad4b"/>
+    <w:p>
+      <w:pPr>
+        <w:pStyle w:val="Heading3"/>
+      </w:pPr>
+      <w:r>
+        <w:t xml:space="preserve">3.4 Sample Sizes</w:t>
+      </w:r>
+    </w:p>
+    <w:p>
+      <w:pPr>
+        <w:pStyle w:val="FirstParagraph"/>
+      </w:pPr>
+      <w:r>
+        <w:t xml:space="preserve">The analytic sample for M2 (outcome + FSTS non-missing) is N = 84,910.</w:t>
+      </w:r>
+      <w:r>
+        <w:t xml:space="preserve"> </w:t>
+      </w:r>
+      <w:r>
+        <w:t xml:space="preserve">Adding controls reduces the sample to N = 38,342 (M3); country-year FE</w:t>
+      </w:r>
+      <w:r>
+        <w:t xml:space="preserve"> </w:t>
+      </w:r>
+      <w:r>
+        <w:t xml:space="preserve">model M5 uses the same sample. TCI-moderation models (M6, M7) use N ≈</w:t>
+      </w:r>
+      <w:r>
+        <w:t xml:space="preserve"> </w:t>
+      </w:r>
+      <w:r>
+        <w:t xml:space="preserve">38,051; adding DAI (M8) N ≈ 37,940; manager models (M9) N ≈ 35,568;</w:t>
+      </w:r>
+      <w:r>
+        <w:t xml:space="preserve"> </w:t>
+      </w:r>
+      <w:r>
+        <w:t xml:space="preserve">ICRV-moderation (M10) N ≈ 31,928; full three-way (M11) N ≈ 29,840. The</w:t>
+      </w:r>
+      <w:r>
+        <w:t xml:space="preserve"> </w:t>
+      </w:r>
+      <w:r>
+        <w:t xml:space="preserve">drop from M2 to M3/M5 reflects missingness in control variables</w:t>
+      </w:r>
+      <w:r>
+        <w:t xml:space="preserve"> </w:t>
+      </w:r>
+      <w:r>
+        <w:t xml:space="preserve">(primarily foreign ownership and firm age), which is more prevalent in</w:t>
+      </w:r>
+      <w:r>
+        <w:t xml:space="preserve"> </w:t>
+      </w:r>
+      <w:r>
+        <w:t xml:space="preserve">smaller economies and early WBES waves.</w:t>
+      </w:r>
+    </w:p>
+    <w:bookmarkEnd w:id="33"/>
+    <w:bookmarkEnd w:id="34"/>
+    <w:bookmarkStart w:id="42" w:name="X121719332867ee227f0a04b486098cee978c6e6"/>
+    <w:p>
+      <w:pPr>
+        <w:pStyle w:val="Heading2"/>
+      </w:pPr>
+      <w:r>
+        <w:t xml:space="preserve">4. Results</w:t>
+      </w:r>
+    </w:p>
+    <w:bookmarkStart w:id="35" w:name="X1a3b7383b8b125b3d271986dbdfbc78bb7f954a"/>
+    <w:p>
+      <w:pPr>
+        <w:pStyle w:val="Heading3"/>
+      </w:pPr>
+      <w:r>
+        <w:t xml:space="preserve">4.1 Descriptive Statistics and Correlations</w:t>
+      </w:r>
+    </w:p>
+    <w:p>
+      <w:pPr>
+        <w:pStyle w:val="FirstParagraph"/>
+      </w:pPr>
+      <w:r>
+        <w:t xml:space="preserve">The full analytic sample spans 49 economies and 102 country-year waves.</w:t>
+      </w:r>
+      <w:r>
+        <w:t xml:space="preserve"> </w:t>
+      </w:r>
+      <w:r>
+        <w:t xml:space="preserve">The mean FSTS across firms is approximately 12% (median ≈ 0), reflecting</w:t>
+      </w:r>
+      <w:r>
+        <w:t xml:space="preserve"> </w:t>
+      </w:r>
+      <w:r>
+        <w:t xml:space="preserve">the fact that most WBES firms are domestically oriented; exporters (FSTS</w:t>
+      </w:r>
+      <w:r>
+        <w:t xml:space="preserve"> </w:t>
+      </w:r>
+      <w:r>
+        <w:t xml:space="preserve">&gt; 0) represent approximately 18% of the sample. Labour productivity</w:t>
+      </w:r>
+      <w:r>
+        <w:t xml:space="preserve"> </w:t>
+      </w:r>
+      <w:r>
+        <w:t xml:space="preserve">ranges from ln(LP) ≈ 10 (Tajikistan, Timor-Leste) to ln(LP) ≈ 20</w:t>
+      </w:r>
+      <w:r>
+        <w:t xml:space="preserve"> </w:t>
+      </w:r>
+      <w:r>
+        <w:t xml:space="preserve">(Vietnam, Indonesia, reflecting PPP-unadjusted nominal sales</w:t>
+      </w:r>
+      <w:r>
+        <w:t xml:space="preserve"> </w:t>
+      </w:r>
+      <w:r>
+        <w:t xml:space="preserve">differences). Pairwise correlations among focal variables are modest</w:t>
+      </w:r>
+      <w:r>
+        <w:t xml:space="preserve"> </w:t>
+      </w:r>
+      <w:r>
+        <w:t xml:space="preserve">(|r| &lt; .15 for all pairs), and variance inflation factors in the full</w:t>
+      </w:r>
+      <w:r>
+        <w:t xml:space="preserve"> </w:t>
+      </w:r>
+      <w:r>
+        <w:t xml:space="preserve">model are below 3.5, ruling out multicollinearity concerns.</w:t>
+      </w:r>
+    </w:p>
+    <w:bookmarkEnd w:id="35"/>
+    <w:bookmarkStart w:id="36" w:name="Xdbf83b4a83d0a9c63e43fc4d25cefed1772f7cd"/>
+    <w:p>
+      <w:pPr>
+        <w:pStyle w:val="Heading3"/>
+      </w:pPr>
+      <w:r>
+        <w:t xml:space="preserve">4.2 Main Effect: Inverted-U (H1)</w:t>
+      </w:r>
+    </w:p>
+    <w:p>
+      <w:pPr>
+        <w:pStyle w:val="FirstParagraph"/>
+      </w:pPr>
       <w:r>
         <w:rPr>
           <w:iCs/>
           <w:i/>
         </w:rPr>
-        <w:t xml:space="preserve">level</w:t>
-      </w:r>
-      <w:r>
-        <w:t xml:space="preserve"> </w:t>
-      </w:r>
-      <w:r>
-        <w:t xml:space="preserve">effects in weak-institution contexts</w:t>
-      </w:r>
-      <w:r>
-        <w:t xml:space="preserve"> </w:t>
-      </w:r>
-      <w:r>
-        <w:t xml:space="preserve">(which could reflect many confounds), but specifically predicts a</w:t>
-      </w:r>
-      <w:r>
-        <w:t xml:space="preserve"> </w:t>
-      </w:r>
-      <w:r>
-        <w:t xml:space="preserve">stronger</w:t>
-      </w:r>
-      <w:r>
-        <w:t xml:space="preserve"> </w:t>
-      </w:r>
-      <w:r>
-        <w:rPr>
-          <w:iCs/>
-          <w:i/>
-        </w:rPr>
-        <w:t xml:space="preserve">curve-shaping</w:t>
-      </w:r>
-      <w:r>
-        <w:t xml:space="preserve"> </w:t>
-      </w:r>
-      <w:r>
-        <w:t xml:space="preserve">interaction between digital adoption and export</w:t>
-      </w:r>
-      <w:r>
-        <w:t xml:space="preserve"> </w:t>
-      </w:r>
-      <w:r>
-        <w:t xml:space="preserve">intensity, a conditional complementarity claim.</w:t>
-      </w:r>
-    </w:p>
-    <w:p>
-      <w:pPr>
-        <w:pStyle w:val="BlockText"/>
+        <w:t xml:space="preserve">Table 2, Models M0–M5.</w:t>
+      </w:r>
+    </w:p>
+    <w:p>
+      <w:pPr>
+        <w:pStyle w:val="BodyText"/>
+      </w:pPr>
+      <w:r>
+        <w:t xml:space="preserve">The baseline linear model (M0) confirms that FSTS alone adds no</w:t>
+      </w:r>
+      <w:r>
+        <w:t xml:space="preserve"> </w:t>
+      </w:r>
+      <w:r>
+        <w:t xml:space="preserve">explanatory power (adjR² = .000). Adding the quadratic term FSTS² (M2)</w:t>
+      </w:r>
+      <w:r>
+        <w:t xml:space="preserve"> </w:t>
+      </w:r>
+      <w:r>
+        <w:t xml:space="preserve">yields β₁ = +1.316 (p &lt; .001) and β₂ = −1.810 (p &lt; .001), consistent</w:t>
+      </w:r>
+      <w:r>
+        <w:t xml:space="preserve"> </w:t>
+      </w:r>
+      <w:r>
+        <w:t xml:space="preserve">with an inverted-U. Following Haans, Pieters, and He (2016), all four</w:t>
+      </w:r>
+      <w:r>
+        <w:t xml:space="preserve"> </w:t>
+      </w:r>
+      <w:r>
+        <w:t xml:space="preserve">formal conditions for a genuine inverted-U are satisfied in M2: (C1) β₁</w:t>
+      </w:r>
+      <w:r>
+        <w:t xml:space="preserve"> </w:t>
+      </w:r>
+      <w:r>
+        <w:t xml:space="preserve">= +1.316 (p &lt; .001), confirming a positive ascending limb; (C2) β₂ =</w:t>
+      </w:r>
+      <w:r>
+        <w:t xml:space="preserve"> </w:t>
+      </w:r>
+      <w:r>
+        <w:t xml:space="preserve">−1.810 (p &lt; .001), confirming concavity; (C3) the turning point TP* ≈</w:t>
+      </w:r>
+      <w:r>
+        <w:t xml:space="preserve"> </w:t>
+      </w:r>
+      <w:r>
+        <w:t xml:space="preserve">36.4% lies well within the observed FSTS range [0%, 100%]; and (C4)</w:t>
+      </w:r>
+      <w:r>
+        <w:t xml:space="preserve"> </w:t>
+      </w:r>
+      <w:r>
+        <w:t xml:space="preserve">the marginal effect of internationalization is positive at the lower</w:t>
+      </w:r>
+      <w:r>
+        <w:t xml:space="preserve"> </w:t>
+      </w:r>
+      <w:r>
+        <w:t xml:space="preserve">data boundary (FSTS ≈ 0%, slope ≈ +1.32) and negative at the upper</w:t>
+      </w:r>
+      <w:r>
+        <w:t xml:space="preserve"> </w:t>
+      </w:r>
+      <w:r>
+        <w:t xml:space="preserve">boundary (FSTS ≈ 100%, slope ≈ −2.30), with opposite signs confirmed by</w:t>
+      </w:r>
+      <w:r>
+        <w:t xml:space="preserve"> </w:t>
+      </w:r>
+      <w:r>
+        <w:t xml:space="preserve">the Lind–Mehlum (2010) u-test (joint p &lt; .001). The inverted-U remains</w:t>
+      </w:r>
+      <w:r>
+        <w:t xml:space="preserve"> </w:t>
+      </w:r>
+      <w:r>
+        <w:t xml:space="preserve">significant when controls are added (M3: TP = 33.8%, LM p &lt; .001) and</w:t>
+      </w:r>
+      <w:r>
+        <w:t xml:space="preserve"> </w:t>
+      </w:r>
+      <w:r>
+        <w:t xml:space="preserve">when country-year fixed effects absorb all unobserved time-varying</w:t>
+      </w:r>
+      <w:r>
+        <w:t xml:space="preserve"> </w:t>
+      </w:r>
+      <w:r>
+        <w:t xml:space="preserve">country heterogeneity (M5: TP = 40.0%, LM p &lt; .001, adjR² = .677). The</w:t>
+      </w:r>
+      <w:r>
+        <w:t xml:space="preserve"> </w:t>
+      </w:r>
+      <w:r>
+        <w:t xml:space="preserve">consistency of the turning point across M2, M3, and M5, ranging from</w:t>
+      </w:r>
+      <w:r>
+        <w:t xml:space="preserve"> </w:t>
+      </w:r>
+      <w:r>
+        <w:t xml:space="preserve">33.8% to 40.0%, provides strong evidence that the inverted-U is not an</w:t>
+      </w:r>
+      <w:r>
+        <w:t xml:space="preserve"> </w:t>
+      </w:r>
+      <w:r>
+        <w:t xml:space="preserve">artefact of omitted country-level confounders. Crucially, the inverted-U</w:t>
+      </w:r>
+      <w:r>
+        <w:t xml:space="preserve"> </w:t>
+      </w:r>
+      <w:r>
+        <w:t xml:space="preserve">is also confirmed in the full three-way moderation model M11 (TP =</w:t>
+      </w:r>
+      <w:r>
+        <w:t xml:space="preserve"> </w:t>
+      </w:r>
+      <w:r>
+        <w:t xml:space="preserve">34.6%, LM p = .002), establishing robustness to the most demanding</w:t>
+      </w:r>
+      <w:r>
+        <w:t xml:space="preserve"> </w:t>
+      </w:r>
+      <w:r>
+        <w:t xml:space="preserve">specification.</w:t>
+      </w:r>
+    </w:p>
+    <w:p>
+      <w:pPr>
+        <w:pStyle w:val="BodyText"/>
       </w:pPr>
       <w:r>
         <w:rPr>
           <w:bCs/>
           <w:b/>
         </w:rPr>
-        <w:t xml:space="preserve">H6:</w:t>
-      </w:r>
-      <w:r>
-        <w:t xml:space="preserve"> </w:t>
-      </w:r>
-      <w:r>
-        <w:t xml:space="preserve">The ICRV institutional regime moderates the digital-adoption</w:t>
-      </w:r>
-      <w:r>
-        <w:t xml:space="preserve"> </w:t>
-      </w:r>
-      <w:r>
-        <w:t xml:space="preserve">curve-reshaping effect: digital adoption’s compressive effect on the</w:t>
-      </w:r>
-      <w:r>
-        <w:t xml:space="preserve"> </w:t>
-      </w:r>
-      <w:r>
-        <w:t xml:space="preserve">I–P ascending limb and its buffering effect at high FSTS (H3) are</w:t>
-      </w:r>
-      <w:r>
-        <w:t xml:space="preserve"> </w:t>
-      </w:r>
-      <w:r>
-        <w:t xml:space="preserve">stronger in weaker institutional environments (higher ICRV group</w:t>
-      </w:r>
-      <w:r>
-        <w:t xml:space="preserve"> </w:t>
-      </w:r>
-      <w:r>
-        <w:t xml:space="preserve">number), where digital infrastructure provides greater competitive</w:t>
-      </w:r>
-      <w:r>
-        <w:t xml:space="preserve"> </w:t>
-      </w:r>
-      <w:r>
-        <w:t xml:space="preserve">differentiation in cross-border market access.</w:t>
-      </w:r>
-    </w:p>
-    <w:bookmarkEnd w:id="28"/>
-    <w:bookmarkEnd w:id="29"/>
-    <w:bookmarkStart w:id="34" w:name="data-and-methods"/>
-    <w:p>
-      <w:pPr>
-        <w:pStyle w:val="Heading2"/>
-      </w:pPr>
-      <w:r>
-        <w:t xml:space="preserve">3. Data and Methods</w:t>
-      </w:r>
-    </w:p>
-    <w:bookmarkStart w:id="30" w:name="data-source"/>
-    <w:p>
-      <w:pPr>
-        <w:pStyle w:val="Heading3"/>
-      </w:pPr>
-      <w:r>
-        <w:t xml:space="preserve">3.1 Data Source</w:t>
-      </w:r>
-    </w:p>
-    <w:p>
-      <w:pPr>
-        <w:pStyle w:val="FirstParagraph"/>
-      </w:pPr>
-      <w:r>
-        <w:t xml:space="preserve">Data derive from the World Bank Enterprise Surveys (WBES), a stratified</w:t>
-      </w:r>
-      <w:r>
-        <w:t xml:space="preserve"> </w:t>
-      </w:r>
-      <w:r>
-        <w:t xml:space="preserve">random-sample survey of formal private-sector enterprises conducted</w:t>
-      </w:r>
-      <w:r>
-        <w:t xml:space="preserve"> </w:t>
-      </w:r>
-      <w:r>
-        <w:t xml:space="preserve">periodically across over 130 countries. We use microdata from 49 Asian</w:t>
-      </w:r>
-      <w:r>
-        <w:t xml:space="preserve"> </w:t>
-      </w:r>
-      <w:r>
-        <w:t xml:space="preserve">and Pacific economies across 102 country-year waves spanning 2003–2025.</w:t>
-      </w:r>
-      <w:r>
-        <w:t xml:space="preserve"> </w:t>
-      </w:r>
-      <w:r>
-        <w:t xml:space="preserve">This coverage encompasses six UN M.49 Asian sub-regions: East Asia</w:t>
-      </w:r>
-      <w:r>
-        <w:t xml:space="preserve"> </w:t>
-      </w:r>
-      <w:r>
-        <w:t xml:space="preserve">(China, Hong Kong, Korea, Mongolia, Taiwan), Southeast Asia (Brunei,</w:t>
-      </w:r>
-      <w:r>
-        <w:t xml:space="preserve"> </w:t>
-      </w:r>
-      <w:r>
-        <w:t xml:space="preserve">Cambodia, Indonesia, Laos, Malaysia, Myanmar, Philippines, Singapore,</w:t>
-      </w:r>
-      <w:r>
-        <w:t xml:space="preserve"> </w:t>
-      </w:r>
-      <w:r>
-        <w:t xml:space="preserve">Thailand, Timor-Leste, Vietnam), South Asia (Afghanistan, Bangladesh,</w:t>
-      </w:r>
-      <w:r>
-        <w:t xml:space="preserve"> </w:t>
-      </w:r>
-      <w:r>
-        <w:t xml:space="preserve">Bhutan, India, Maldives, Nepal, Pakistan, Sri Lanka), Central Asia</w:t>
-      </w:r>
-      <w:r>
-        <w:t xml:space="preserve"> </w:t>
-      </w:r>
-      <w:r>
-        <w:t xml:space="preserve">(Kazakhstan, Kyrgyz Republic, Tajikistan, Turkmenistan, Uzbekistan),</w:t>
-      </w:r>
-      <w:r>
-        <w:t xml:space="preserve"> </w:t>
-      </w:r>
-      <w:r>
-        <w:t xml:space="preserve">West Asia (Armenia, Bahrain, Cyprus, Iraq, Israel, Jordan, Kuwait,</w:t>
-      </w:r>
-      <w:r>
-        <w:t xml:space="preserve"> </w:t>
-      </w:r>
-      <w:r>
-        <w:t xml:space="preserve">Lebanon, Oman, Qatar, Saudi Arabia, Yemen), and Pacific/SIDS (Fiji,</w:t>
-      </w:r>
-      <w:r>
-        <w:t xml:space="preserve"> </w:t>
-      </w:r>
-      <w:r>
-        <w:t xml:space="preserve">Kiribati, Papua New Guinea, Samoa, Solomon Islands, Tonga, Vanuatu).</w:t>
-      </w:r>
-    </w:p>
-    <w:p>
-      <w:pPr>
-        <w:pStyle w:val="BodyText"/>
-      </w:pPr>
-      <w:r>
-        <w:t xml:space="preserve">The final analytical dataset contains 91,982 firm-observations (before</w:t>
-      </w:r>
-      <w:r>
-        <w:t xml:space="preserve"> </w:t>
-      </w:r>
-      <w:r>
-        <w:t xml:space="preserve">applying outcome and FSTS non-missing requirements). Oman’s available</w:t>
-      </w:r>
-      <w:r>
-        <w:t xml:space="preserve"> </w:t>
-      </w:r>
-      <w:r>
-        <w:t xml:space="preserve">data (2003 vintage) predates the digital-capability variables used in</w:t>
-      </w:r>
-      <w:r>
-        <w:t xml:space="preserve"> </w:t>
-      </w:r>
-      <w:r>
-        <w:t xml:space="preserve">M6–M11; it contributes to M2 but drops from M3+ due to missing controls.</w:t>
-      </w:r>
-      <w:r>
-        <w:t xml:space="preserve"> </w:t>
-      </w:r>
-      <w:r>
-        <w:t xml:space="preserve">WBES designs are cross-sectional within each wave, with standardised</w:t>
-      </w:r>
-      <w:r>
-        <w:t xml:space="preserve"> </w:t>
-      </w:r>
-      <w:r>
-        <w:t xml:space="preserve">instruments ensuring common variable definitions across economies and</w:t>
-      </w:r>
-      <w:r>
-        <w:t xml:space="preserve"> </w:t>
-      </w:r>
-      <w:r>
-        <w:t xml:space="preserve">years. We apply three harmonisation steps: (1) variable-priority mapping</w:t>
-      </w:r>
-      <w:r>
-        <w:t xml:space="preserve"> </w:t>
-      </w:r>
-      <w:r>
-        <w:t xml:space="preserve">for candidate items across PICS3 (2009–2013), Standardised (2014–2018),</w:t>
-      </w:r>
-      <w:r>
-        <w:t xml:space="preserve"> </w:t>
-      </w:r>
-      <w:r>
-        <w:t xml:space="preserve">and BREADY/BEE (2019–2025) questionnaire generations; (2)</w:t>
-      </w:r>
-      <w:r>
-        <w:t xml:space="preserve"> </w:t>
-      </w:r>
-      <w:r>
-        <w:t xml:space="preserve">encoding-robust reading (primary UTF-8 with Latin-1/CP1252 fallback);</w:t>
-      </w:r>
-      <w:r>
-        <w:t xml:space="preserve"> </w:t>
-      </w:r>
-      <w:r>
-        <w:t xml:space="preserve">(3) deduplication, selecting the largest file per (country, year) pair</w:t>
-      </w:r>
-      <w:r>
-        <w:t xml:space="preserve"> </w:t>
-      </w:r>
-      <w:r>
-        <w:t xml:space="preserve">when multiple uploads exist.</w:t>
-      </w:r>
-    </w:p>
-    <w:bookmarkEnd w:id="30"/>
-    <w:bookmarkStart w:id="31" w:name="variables"/>
-    <w:p>
-      <w:pPr>
-        <w:pStyle w:val="Heading3"/>
-      </w:pPr>
-      <w:r>
-        <w:t xml:space="preserve">3.2 Variables</w:t>
-      </w:r>
-    </w:p>
-    <w:p>
-      <w:pPr>
-        <w:pStyle w:val="FirstParagraph"/>
-      </w:pPr>
-      <w:r>
-        <w:rPr>
-          <w:bCs/>
-          <w:b/>
-        </w:rPr>
-        <w:t xml:space="preserve">Dependent variable.</w:t>
-      </w:r>
-      <w:r>
-        <w:t xml:space="preserve"> </w:t>
-      </w:r>
-      <w:r>
-        <w:t xml:space="preserve">Labour productivity is operationalised as log</w:t>
-      </w:r>
-      <w:r>
-        <w:t xml:space="preserve"> </w:t>
-      </w:r>
-      <w:r>
-        <w:t xml:space="preserve">annual sales per permanent worker: ln(LP) = ln(sales / l1_workers).</w:t>
-      </w:r>
-      <w:r>
-        <w:t xml:space="preserve"> </w:t>
-      </w:r>
-      <w:r>
-        <w:t xml:space="preserve">Sales are taken from WBES item n3 (or d2 where n3 is missing). Currency</w:t>
-      </w:r>
-      <w:r>
-        <w:t xml:space="preserve"> </w:t>
-      </w:r>
-      <w:r>
-        <w:t xml:space="preserve">effects are absorbed by country-year fixed effects in M5; without FE,</w:t>
-      </w:r>
-      <w:r>
-        <w:t xml:space="preserve"> </w:t>
-      </w:r>
-      <w:r>
-        <w:t xml:space="preserve">productivity levels vary in nominal terms across economies and years.</w:t>
-      </w:r>
-    </w:p>
-    <w:p>
-      <w:pPr>
-        <w:pStyle w:val="BodyText"/>
-      </w:pPr>
-      <w:r>
-        <w:rPr>
-          <w:bCs/>
-          <w:b/>
-        </w:rPr>
-        <w:t xml:space="preserve">Foreign sales intensity (FSTS).</w:t>
-      </w:r>
-      <w:r>
-        <w:t xml:space="preserve"> </w:t>
-      </w:r>
-      <w:r>
-        <w:t xml:space="preserve">Defined as the share of sales from</w:t>
-      </w:r>
-      <w:r>
-        <w:t xml:space="preserve"> </w:t>
-      </w:r>
-      <w:r>
-        <w:t xml:space="preserve">direct exports (d3c / 100), ranging from 0 to 1. We mean-centre FSTS at</w:t>
-      </w:r>
-      <w:r>
-        <w:t xml:space="preserve"> </w:t>
-      </w:r>
-      <w:r>
-        <w:t xml:space="preserve">the sample mean for quadratic and interaction models (fsts_c); the</w:t>
-      </w:r>
-      <w:r>
-        <w:t xml:space="preserve"> </w:t>
-      </w:r>
-      <w:r>
-        <w:t xml:space="preserve">quadratic term fsts_c² is computed from the centred value.</w:t>
-      </w:r>
-    </w:p>
-    <w:p>
-      <w:pPr>
-        <w:pStyle w:val="BodyText"/>
-      </w:pPr>
-      <w:r>
-        <w:rPr>
-          <w:bCs/>
-          <w:b/>
-        </w:rPr>
-        <w:t xml:space="preserve">Technological capability index (TCI_z).</w:t>
-      </w:r>
-      <w:r>
-        <w:t xml:space="preserve"> </w:t>
-      </w:r>
-      <w:r>
-        <w:t xml:space="preserve">A two-item composite</w:t>
-      </w:r>
-      <w:r>
-        <w:t xml:space="preserve"> </w:t>
-      </w:r>
-      <w:r>
-        <w:t xml:space="preserve">(available in &gt;95% of files) of quality certification (b8: has ISO or</w:t>
-      </w:r>
-      <w:r>
-        <w:t xml:space="preserve"> </w:t>
-      </w:r>
-      <w:r>
-        <w:t xml:space="preserve">other certification) and foreign-technology adoption (e6: uses</w:t>
-      </w:r>
-      <w:r>
-        <w:t xml:space="preserve"> </w:t>
-      </w:r>
-      <w:r>
-        <w:t xml:space="preserve">foreign-licensed technology), standardised to mean 0, SD 1. The z-score</w:t>
-      </w:r>
-      <w:r>
-        <w:t xml:space="preserve"> </w:t>
-      </w:r>
-      <w:r>
-        <w:t xml:space="preserve">preserves cross-economy variation.</w:t>
-      </w:r>
-    </w:p>
-    <w:p>
-      <w:pPr>
-        <w:pStyle w:val="BodyText"/>
-      </w:pPr>
-      <w:r>
-        <w:rPr>
-          <w:bCs/>
-          <w:b/>
-        </w:rPr>
-        <w:t xml:space="preserve">Digital adoption index (DAI_z).</w:t>
-      </w:r>
-      <w:r>
-        <w:t xml:space="preserve"> </w:t>
-      </w:r>
-      <w:r>
-        <w:t xml:space="preserve">Website presence (c22b / e1)</w:t>
-      </w:r>
-      <w:r>
-        <w:t xml:space="preserve"> </w:t>
-      </w:r>
-      <w:r>
-        <w:t xml:space="preserve">averaged with e-payment share (k33 / 100 where available), standardised</w:t>
-      </w:r>
-      <w:r>
-        <w:t xml:space="preserve"> </w:t>
-      </w:r>
-      <w:r>
-        <w:t xml:space="preserve">to mean 0, SD 1. In waves without e-payment items, DAI equals website</w:t>
-      </w:r>
-      <w:r>
-        <w:t xml:space="preserve"> </w:t>
-      </w:r>
-      <w:r>
-        <w:t xml:space="preserve">presence only.</w:t>
-      </w:r>
-    </w:p>
-    <w:p>
-      <w:pPr>
-        <w:pStyle w:val="BodyText"/>
-      </w:pPr>
-      <w:r>
-        <w:rPr>
-          <w:bCs/>
-          <w:b/>
-        </w:rPr>
-        <w:t xml:space="preserve">Manager characteristics.</w:t>
-      </w:r>
-      <w:r>
-        <w:t xml:space="preserve"> </w:t>
-      </w:r>
-      <w:r>
-        <w:t xml:space="preserve">Top manager experience in sector (b7, in</w:t>
-      </w:r>
-      <w:r>
-        <w:t xml:space="preserve"> </w:t>
-      </w:r>
-      <w:r>
-        <w:t xml:space="preserve">years) and a binary indicator for female top manager (b7a / b6a).</w:t>
-      </w:r>
-    </w:p>
-    <w:p>
-      <w:pPr>
-        <w:pStyle w:val="BodyText"/>
-      </w:pPr>
-      <w:r>
-        <w:rPr>
-          <w:bCs/>
-          <w:b/>
-        </w:rPr>
-        <w:t xml:space="preserve">Controls.</w:t>
-      </w:r>
-      <w:r>
-        <w:t xml:space="preserve"> </w:t>
-      </w:r>
-      <w:r>
-        <w:t xml:space="preserve">Female ownership share (b4 &gt; 0.5: majority female-owned,</w:t>
-      </w:r>
-      <w:r>
-        <w:t xml:space="preserve"> </w:t>
-      </w:r>
-      <w:r>
-        <w:t xml:space="preserve">binary), foreign ownership percentage (b6a / 100), firm age (in years,</w:t>
-      </w:r>
-      <w:r>
-        <w:t xml:space="preserve"> </w:t>
-      </w:r>
-      <w:r>
-        <w:t xml:space="preserve">current year − b5), and log permanent employees (ln l1_workers) as a</w:t>
-      </w:r>
-      <w:r>
-        <w:t xml:space="preserve"> </w:t>
-      </w:r>
-      <w:r>
-        <w:t xml:space="preserve">size proxy.</w:t>
-      </w:r>
-    </w:p>
-    <w:p>
-      <w:pPr>
-        <w:pStyle w:val="BodyText"/>
-      </w:pPr>
-      <w:r>
-        <w:rPr>
-          <w:bCs/>
-          <w:b/>
-        </w:rPr>
-        <w:t xml:space="preserve">Institutional regime (ICRV group).</w:t>
-      </w:r>
-      <w:r>
-        <w:t xml:space="preserve"> </w:t>
-      </w:r>
-      <w:r>
-        <w:t xml:space="preserve">Integer 1–6 based on the ICRV</w:t>
-      </w:r>
-      <w:r>
-        <w:t xml:space="preserve"> </w:t>
-      </w:r>
-      <w:r>
-        <w:t xml:space="preserve">classification; used as a continuous moderator in M10/M11 and as a</w:t>
-      </w:r>
-      <w:r>
-        <w:t xml:space="preserve"> </w:t>
-      </w:r>
-      <w:r>
-        <w:t xml:space="preserve">group-level moderator for marginal effects plots.</w:t>
-      </w:r>
-    </w:p>
-    <w:bookmarkEnd w:id="31"/>
-    <w:bookmarkStart w:id="32" w:name="estimation-strategy"/>
-    <w:p>
-      <w:pPr>
-        <w:pStyle w:val="Heading3"/>
-      </w:pPr>
-      <w:r>
-        <w:t xml:space="preserve">3.3 Estimation Strategy</w:t>
-      </w:r>
-    </w:p>
-    <w:p>
-      <w:pPr>
-        <w:pStyle w:val="FirstParagraph"/>
-      </w:pPr>
-      <w:r>
-        <w:t xml:space="preserve">We estimate a hierarchical sequence of 11 models (Table 2). All models</w:t>
-      </w:r>
-      <w:r>
-        <w:t xml:space="preserve"> </w:t>
-      </w:r>
-      <w:r>
-        <w:t xml:space="preserve">use OLS with HC1 heteroskedasticity-robust standard errors (Long &amp;</w:t>
-      </w:r>
-      <w:r>
-        <w:t xml:space="preserve"> </w:t>
-      </w:r>
-      <w:r>
-        <w:t xml:space="preserve">Ervin, 2000), clustering by country-year. Country-year fixed effects</w:t>
-      </w:r>
-      <w:r>
-        <w:t xml:space="preserve"> </w:t>
-      </w:r>
-      <w:r>
-        <w:t xml:space="preserve">(M5) provide the most conservative benchmark. We prefer HC1 over</w:t>
-      </w:r>
-      <w:r>
-        <w:t xml:space="preserve"> </w:t>
-      </w:r>
-      <w:r>
-        <w:t xml:space="preserve">clustered SE given that WBES sampling is stratified within, not across,</w:t>
-      </w:r>
-      <w:r>
-        <w:t xml:space="preserve"> </w:t>
-      </w:r>
-      <w:r>
-        <w:t xml:space="preserve">country-years.</w:t>
-      </w:r>
-    </w:p>
-    <w:p>
-      <w:pPr>
-        <w:pStyle w:val="BodyText"/>
-      </w:pPr>
-      <w:r>
-        <w:t xml:space="preserve">The inverted-U shape is formally confirmed using the Lind–Mehlum (2010)</w:t>
-      </w:r>
-      <w:r>
-        <w:t xml:space="preserve"> </w:t>
-      </w:r>
-      <w:r>
-        <w:t xml:space="preserve">test, which requires: (a) β₁ &gt; 0, β₂ &lt; 0, and (b) the turning point</w:t>
-      </w:r>
-      <w:r>
-        <w:t xml:space="preserve"> </w:t>
-      </w:r>
-      <w:r>
-        <w:t xml:space="preserve">lies strictly within the observed FSTS range, and (c) the slope at the</w:t>
-      </w:r>
-      <w:r>
-        <w:t xml:space="preserve"> </w:t>
-      </w:r>
-      <w:r>
-        <w:t xml:space="preserve">extremes satisfies the directional prediction. We report the turning</w:t>
-      </w:r>
-      <w:r>
-        <w:t xml:space="preserve"> </w:t>
-      </w:r>
-      <w:r>
-        <w:t xml:space="preserve">point as: TP = −β₁ / (2β₂) + mean(FSTS), where β₁ and β₂ are estimated</w:t>
-      </w:r>
-      <w:r>
-        <w:t xml:space="preserve"> </w:t>
-      </w:r>
-      <w:r>
-        <w:t xml:space="preserve">on the mean-centred FSTS_c scale and the result is expressed as a</w:t>
-      </w:r>
-      <w:r>
-        <w:t xml:space="preserve"> </w:t>
-      </w:r>
-      <w:r>
-        <w:t xml:space="preserve">proportion (0–1) of total sales.</w:t>
-      </w:r>
-    </w:p>
-    <w:p>
-      <w:pPr>
-        <w:pStyle w:val="BodyText"/>
-      </w:pPr>
-      <w:r>
-        <w:t xml:space="preserve">For moderation tests (M7–M11), we include interaction terms</w:t>
-      </w:r>
-      <w:r>
-        <w:t xml:space="preserve"> </w:t>
-      </w:r>
-      <w:r>
-        <w:t xml:space="preserve">FSTS×moderator and FSTS²×moderator. The joint significance of the two</w:t>
-      </w:r>
-      <w:r>
-        <w:t xml:space="preserve"> </w:t>
-      </w:r>
-      <w:r>
-        <w:t xml:space="preserve">interaction terms is tested with an F-test; we report both the joint</w:t>
-      </w:r>
-      <w:r>
-        <w:t xml:space="preserve"> </w:t>
-      </w:r>
-      <w:r>
-        <w:t xml:space="preserve">p-value and individual coefficient p-values.</w:t>
-      </w:r>
-    </w:p>
-    <w:bookmarkEnd w:id="32"/>
-    <w:bookmarkStart w:id="33" w:name="sample-sizes"/>
-    <w:p>
-      <w:pPr>
-        <w:pStyle w:val="Heading3"/>
-      </w:pPr>
-      <w:r>
-        <w:t xml:space="preserve">3.4 Sample Sizes</w:t>
-      </w:r>
-    </w:p>
-    <w:p>
-      <w:pPr>
-        <w:pStyle w:val="FirstParagraph"/>
-      </w:pPr>
-      <w:r>
-        <w:t xml:space="preserve">The analytic sample for M2 (outcome + FSTS non-missing) is N = 84,910.</w:t>
-      </w:r>
-      <w:r>
-        <w:t xml:space="preserve"> </w:t>
-      </w:r>
-      <w:r>
-        <w:t xml:space="preserve">Adding controls reduces the sample to N = 38,342 (M3); country-year FE</w:t>
-      </w:r>
-      <w:r>
-        <w:t xml:space="preserve"> </w:t>
-      </w:r>
-      <w:r>
-        <w:t xml:space="preserve">model M5 uses the same sample. TCI-moderation models (M6, M7) use N ≈</w:t>
-      </w:r>
-      <w:r>
-        <w:t xml:space="preserve"> </w:t>
-      </w:r>
-      <w:r>
-        <w:t xml:space="preserve">38,051; adding DAI (M8) N ≈ 37,940; manager models (M9) N ≈ 35,568;</w:t>
-      </w:r>
-      <w:r>
-        <w:t xml:space="preserve"> </w:t>
-      </w:r>
-      <w:r>
-        <w:t xml:space="preserve">ICRV-moderation (M10) N ≈ 31,928; full three-way (M11) N ≈ 29,840. The</w:t>
-      </w:r>
-      <w:r>
-        <w:t xml:space="preserve"> </w:t>
-      </w:r>
-      <w:r>
-        <w:t xml:space="preserve">drop from M2 to M3/M5 reflects missingness in control variables</w:t>
-      </w:r>
-      <w:r>
-        <w:t xml:space="preserve"> </w:t>
-      </w:r>
-      <w:r>
-        <w:t xml:space="preserve">(primarily foreign ownership and firm age), which is more prevalent in</w:t>
-      </w:r>
-      <w:r>
-        <w:t xml:space="preserve"> </w:t>
-      </w:r>
-      <w:r>
-        <w:t xml:space="preserve">smaller economies and early WBES waves.</w:t>
-      </w:r>
-    </w:p>
-    <w:bookmarkEnd w:id="33"/>
-    <w:bookmarkEnd w:id="34"/>
-    <w:bookmarkStart w:id="42" w:name="results"/>
-    <w:p>
-      <w:pPr>
-        <w:pStyle w:val="Heading2"/>
-      </w:pPr>
-      <w:r>
-        <w:t xml:space="preserve">4. Results</w:t>
-      </w:r>
-    </w:p>
-    <w:bookmarkStart w:id="35" w:name="descriptive-statistics-and-correlations"/>
-    <w:p>
-      <w:pPr>
-        <w:pStyle w:val="Heading3"/>
-      </w:pPr>
-      <w:r>
-        <w:t xml:space="preserve">4.1 Descriptive Statistics and Correlations</w:t>
-      </w:r>
-    </w:p>
-    <w:p>
-      <w:pPr>
-        <w:pStyle w:val="FirstParagraph"/>
-      </w:pPr>
-      <w:r>
-        <w:t xml:space="preserve">The full analytic sample spans 49 economies and 102 country-year waves.</w:t>
-      </w:r>
-      <w:r>
-        <w:t xml:space="preserve"> </w:t>
-      </w:r>
-      <w:r>
-        <w:t xml:space="preserve">The mean FSTS across firms is approximately 12% (median ≈ 0), reflecting</w:t>
-      </w:r>
-      <w:r>
-        <w:t xml:space="preserve"> </w:t>
-      </w:r>
-      <w:r>
-        <w:t xml:space="preserve">the fact that most WBES firms are domestically oriented; exporters (FSTS</w:t>
-      </w:r>
-      <w:r>
-        <w:t xml:space="preserve"> </w:t>
-      </w:r>
-      <w:r>
-        <w:t xml:space="preserve">&gt; 0) represent approximately 18% of the sample. Labour productivity</w:t>
-      </w:r>
-      <w:r>
-        <w:t xml:space="preserve"> </w:t>
-      </w:r>
-      <w:r>
-        <w:t xml:space="preserve">ranges from ln(LP) ≈ 10 (Tajikistan, Timor-Leste) to ln(LP) ≈ 20</w:t>
-      </w:r>
-      <w:r>
-        <w:t xml:space="preserve"> </w:t>
-      </w:r>
-      <w:r>
-        <w:t xml:space="preserve">(Vietnam, Indonesia, reflecting PPP-unadjusted nominal sales</w:t>
-      </w:r>
-      <w:r>
-        <w:t xml:space="preserve"> </w:t>
-      </w:r>
-      <w:r>
-        <w:t xml:space="preserve">differences). Pairwise correlations among focal variables are modest</w:t>
-      </w:r>
-      <w:r>
-        <w:t xml:space="preserve"> </w:t>
-      </w:r>
-      <w:r>
-        <w:t xml:space="preserve">(|r| &lt; .15 for all pairs), and variance inflation factors in the full</w:t>
-      </w:r>
-      <w:r>
-        <w:t xml:space="preserve"> </w:t>
-      </w:r>
-      <w:r>
-        <w:t xml:space="preserve">model are below 3.5, ruling out multicollinearity concerns.</w:t>
-      </w:r>
-    </w:p>
-    <w:bookmarkEnd w:id="35"/>
-    <w:bookmarkStart w:id="36" w:name="main-effect-inverted-u-h1"/>
-    <w:p>
-      <w:pPr>
-        <w:pStyle w:val="Heading3"/>
-      </w:pPr>
-      <w:r>
-        <w:t xml:space="preserve">4.2 Main Effect: Inverted-U (H1)</w:t>
-      </w:r>
-    </w:p>
-    <w:p>
-      <w:pPr>
-        <w:pStyle w:val="FirstParagraph"/>
-      </w:pPr>
-      <w:r>
-        <w:rPr>
-          <w:iCs/>
-          <w:i/>
-        </w:rPr>
-        <w:t xml:space="preserve">Table 2, Models M0–M5.</w:t>
-      </w:r>
-    </w:p>
-    <w:p>
-      <w:pPr>
-        <w:pStyle w:val="BodyText"/>
-      </w:pPr>
-      <w:r>
-        <w:t xml:space="preserve">The baseline linear model (M0) confirms that FSTS alone adds no</w:t>
-      </w:r>
-      <w:r>
-        <w:t xml:space="preserve"> </w:t>
-      </w:r>
-      <w:r>
-        <w:t xml:space="preserve">explanatory power (adjR² = .000). Adding the quadratic term FSTS² (M2)</w:t>
-      </w:r>
-      <w:r>
-        <w:t xml:space="preserve"> </w:t>
-      </w:r>
-      <w:r>
-        <w:t xml:space="preserve">yields β₁ = +1.316 (p &lt; .001) and β₂ = −1.810 (p &lt; .001), consistent</w:t>
-      </w:r>
-      <w:r>
-        <w:t xml:space="preserve"> </w:t>
-      </w:r>
-      <w:r>
-        <w:t xml:space="preserve">with an inverted-U. Following Haans, Pieters, and He (2016), all four</w:t>
-      </w:r>
-      <w:r>
-        <w:t xml:space="preserve"> </w:t>
-      </w:r>
-      <w:r>
-        <w:t xml:space="preserve">formal conditions for a genuine inverted-U are satisfied in M2: (C1) β₁</w:t>
-      </w:r>
-      <w:r>
-        <w:t xml:space="preserve"> </w:t>
-      </w:r>
-      <w:r>
-        <w:t xml:space="preserve">= +1.316 (p &lt; .001), confirming a positive ascending limb; (C2) β₂ =</w:t>
-      </w:r>
-      <w:r>
-        <w:t xml:space="preserve"> </w:t>
-      </w:r>
-      <w:r>
-        <w:t xml:space="preserve">−1.810 (p &lt; .001), confirming concavity; (C3) the turning point TP* ≈</w:t>
-      </w:r>
-      <w:r>
-        <w:t xml:space="preserve"> </w:t>
-      </w:r>
-      <w:r>
-        <w:t xml:space="preserve">36.4% lies well within the observed FSTS range [0%, 100%]; and (C4)</w:t>
-      </w:r>
-      <w:r>
-        <w:t xml:space="preserve"> </w:t>
-      </w:r>
-      <w:r>
-        <w:t xml:space="preserve">the marginal effect of internationalization is positive at the lower</w:t>
-      </w:r>
-      <w:r>
-        <w:t xml:space="preserve"> </w:t>
-      </w:r>
-      <w:r>
-        <w:t xml:space="preserve">data boundary (FSTS ≈ 0%, slope ≈ +1.32) and negative at the upper</w:t>
-      </w:r>
-      <w:r>
-        <w:t xml:space="preserve"> </w:t>
-      </w:r>
-      <w:r>
-        <w:t xml:space="preserve">boundary (FSTS ≈ 100%, slope ≈ −2.30), with opposite signs confirmed by</w:t>
-      </w:r>
-      <w:r>
-        <w:t xml:space="preserve"> </w:t>
-      </w:r>
-      <w:r>
-        <w:t xml:space="preserve">the Lind–Mehlum (2010) u-test (joint p &lt; .001). The inverted-U remains</w:t>
-      </w:r>
-      <w:r>
-        <w:t xml:space="preserve"> </w:t>
-      </w:r>
-      <w:r>
-        <w:t xml:space="preserve">significant when controls are added (M3: TP = 33.8%, LM p &lt; .001) and</w:t>
-      </w:r>
-      <w:r>
-        <w:t xml:space="preserve"> </w:t>
-      </w:r>
-      <w:r>
-        <w:t xml:space="preserve">when country-year fixed effects absorb all unobserved time-varying</w:t>
-      </w:r>
-      <w:r>
-        <w:t xml:space="preserve"> </w:t>
-      </w:r>
-      <w:r>
-        <w:t xml:space="preserve">country heterogeneity (M5: TP = 40.0%, LM p &lt; .001, adjR² = .677). The</w:t>
-      </w:r>
-      <w:r>
-        <w:t xml:space="preserve"> </w:t>
-      </w:r>
-      <w:r>
-        <w:t xml:space="preserve">consistency of the turning point across M2, M3, and M5, ranging from</w:t>
-      </w:r>
-      <w:r>
-        <w:t xml:space="preserve"> </w:t>
-      </w:r>
-      <w:r>
-        <w:t xml:space="preserve">33.8% to 40.0%, provides strong evidence that the inverted-U is not an</w:t>
-      </w:r>
-      <w:r>
-        <w:t xml:space="preserve"> </w:t>
-      </w:r>
-      <w:r>
-        <w:t xml:space="preserve">artefact of omitted country-level confounders. Crucially, the inverted-U</w:t>
-      </w:r>
-      <w:r>
-        <w:t xml:space="preserve"> </w:t>
-      </w:r>
-      <w:r>
-        <w:t xml:space="preserve">is also confirmed in the full three-way moderation model M11 (TP =</w:t>
-      </w:r>
-      <w:r>
-        <w:t xml:space="preserve"> </w:t>
-      </w:r>
-      <w:r>
-        <w:t xml:space="preserve">34.6%, LM p = .002), establishing robustness to the most demanding</w:t>
-      </w:r>
-      <w:r>
-        <w:t xml:space="preserve"> </w:t>
-      </w:r>
-      <w:r>
-        <w:t xml:space="preserve">specification.</w:t>
-      </w:r>
-    </w:p>
-    <w:p>
-      <w:pPr>
-        <w:pStyle w:val="BodyText"/>
-      </w:pPr>
-      <w:r>
-        <w:rPr>
-          <w:bCs/>
-          <w:b/>
-        </w:rPr>
         <w:t xml:space="preserve">H1 is supported.</w:t>
       </w:r>
       <w:r>
@@ -2537,7 +2503,7 @@
       </w:r>
     </w:p>
     <w:bookmarkEnd w:id="36"/>
-    <w:bookmarkStart w:id="37" w:name="technological-capability-moderation-h2"/>
+    <w:bookmarkStart w:id="37" w:name="X9595a9bb339e08d65399a059096afa9ae72a457"/>
     <w:p>
       <w:pPr>
         <w:pStyle w:val="Heading3"/>
@@ -2727,7 +2693,7 @@
       </w:r>
     </w:p>
     <w:bookmarkEnd w:id="37"/>
-    <w:bookmarkStart w:id="38" w:name="digital-adoption-moderation-h3"/>
+    <w:bookmarkStart w:id="38" w:name="X151158cb9bb4ce58412a9381bb2aaa4f708d4d3"/>
     <w:p>
       <w:pPr>
         <w:pStyle w:val="Heading3"/>
@@ -2889,7 +2855,7 @@
       </w:r>
     </w:p>
     <w:bookmarkEnd w:id="38"/>
-    <w:bookmarkStart w:id="39" w:name="managerial-characteristics-h4-1"/>
+    <w:bookmarkStart w:id="39" w:name="X8c2848f12d916aaecc7d070f2d4e848d015e61e"/>
     <w:p>
       <w:pPr>
         <w:pStyle w:val="Heading3"/>
@@ -3021,7 +2987,7 @@
       </w:r>
     </w:p>
     <w:bookmarkEnd w:id="39"/>
-    <w:bookmarkStart w:id="40" w:name="institutional-regime-moderation-h5"/>
+    <w:bookmarkStart w:id="40" w:name="Xa3f0408b049fb96786efb222e5b901022bb2da2"/>
     <w:p>
       <w:pPr>
         <w:pStyle w:val="Heading3"/>
@@ -3237,7 +3203,7 @@
       </w:r>
     </w:p>
     <w:bookmarkEnd w:id="40"/>
-    <w:bookmarkStart w:id="41" w:name="full-three-way-moderation-h6"/>
+    <w:bookmarkStart w:id="41" w:name="Xa51c5497f5122fc9a49f126906c933c8949a1b3"/>
     <w:p>
       <w:pPr>
         <w:pStyle w:val="Heading3"/>
@@ -3331,7 +3297,7 @@
         <w:pStyle w:val="BodyText"/>
       </w:pPr>
       <w:r>
-        <w:t xml:space="preserve">AdjR² = .067 in M11 (vs. .049 in M10) indicates meaningful incremental</w:t>
+        <w:t xml:space="preserve">AdjR² = .067 in M11 (vs. .049 in M10) indicates meaningful incremental</w:t>
       </w:r>
       <w:r>
         <w:t xml:space="preserve"> </w:t>
@@ -3387,7 +3353,7 @@
         <w:t xml:space="preserve"> </w:t>
       </w:r>
       <w:r>
-        <w:t xml:space="preserve">significance, the WBES DAI measure’s limited dimensionality (Tier 1–2</w:t>
+        <w:t xml:space="preserve">significance, the WBES DAI measure's limited dimensionality (Tier 1–2</w:t>
       </w:r>
       <w:r>
         <w:t xml:space="preserve"> </w:t>
@@ -3404,7 +3370,7 @@
     </w:p>
     <w:bookmarkEnd w:id="41"/>
     <w:bookmarkEnd w:id="42"/>
-    <w:bookmarkStart w:id="48" w:name="discussion"/>
+    <w:bookmarkStart w:id="48" w:name="X735612638e4e736e4693e459c258977262c0dfc"/>
     <w:p>
       <w:pPr>
         <w:pStyle w:val="Heading2"/>
@@ -3413,7 +3379,7 @@
         <w:t xml:space="preserve">5. Discussion</w:t>
       </w:r>
     </w:p>
-    <w:bookmarkStart w:id="43" w:name="resolution-of-cross-study-heterogeneity"/>
+    <w:bookmarkStart w:id="43" w:name="Xdb3d0d0ea2b17533512dc509acb289540c6f5bb"/>
     <w:p>
       <w:pPr>
         <w:pStyle w:val="Heading3"/>
@@ -3503,7 +3469,7 @@
       </w:r>
     </w:p>
     <w:bookmarkEnd w:id="43"/>
-    <w:bookmarkStart w:id="44" w:name="technology-as-amplifier-not-moderator"/>
+    <w:bookmarkStart w:id="44" w:name="X3e958d55d5690299d9deebec25f8bb524b314c6"/>
     <w:p>
       <w:pPr>
         <w:pStyle w:val="Heading3"/>
@@ -3593,7 +3559,7 @@
       </w:r>
     </w:p>
     <w:bookmarkEnd w:id="44"/>
-    <w:bookmarkStart w:id="45" w:name="Xf6197b5ae9fc313cd14220a896ca012fd7330cf"/>
+    <w:bookmarkStart w:id="45" w:name="X6dd7d6eceb2ff81026d810222fc30c1f86e05e5"/>
     <w:p>
       <w:pPr>
         <w:pStyle w:val="Heading3"/>
@@ -3625,7 +3591,7 @@
         <w:t xml:space="preserve"> </w:t>
       </w:r>
       <w:r>
-        <w:t xml:space="preserve">digital capabilities’ performance effects are context-contingent. In</w:t>
+        <w:t xml:space="preserve">digital capabilities' performance effects are context-contingent. In</w:t>
       </w:r>
       <w:r>
         <w:t xml:space="preserve"> </w:t>
@@ -3671,7 +3637,7 @@
       </w:r>
     </w:p>
     <w:bookmarkEnd w:id="45"/>
-    <w:bookmarkStart w:id="46" w:name="managerial-heterogeneity"/>
+    <w:bookmarkStart w:id="46" w:name="X84f38018b3434e120970b4f2e30dde187cbc62e"/>
     <w:p>
       <w:pPr>
         <w:pStyle w:val="Heading3"/>
@@ -3805,7 +3771,7 @@
         <w:t xml:space="preserve"> </w:t>
       </w:r>
       <w:r>
-        <w:t xml:space="preserve">reduces women’s wage employment probability by 8.1 percentage points and</w:t>
+        <w:t xml:space="preserve">reduces women's wage employment probability by 8.1 percentage points and</w:t>
       </w:r>
       <w:r>
         <w:t xml:space="preserve"> </w:t>
@@ -3869,7 +3835,7 @@
       </w:r>
     </w:p>
     <w:bookmarkEnd w:id="46"/>
-    <w:bookmarkStart w:id="47" w:name="limitations"/>
+    <w:bookmarkStart w:id="47" w:name="Xde7edcb3f604b7ff7a62d585547252a5b42f172"/>
     <w:p>
       <w:pPr>
         <w:pStyle w:val="Heading3"/>
@@ -3889,25 +3855,7 @@
         <w:t xml:space="preserve"> </w:t>
       </w:r>
       <w:r>
-        <w:t xml:space="preserve">cross-sectional design: the term</w:t>
-      </w:r>
-      <w:r>
-        <w:t xml:space="preserve"> </w:t>
-      </w:r>
-      <w:r>
-        <w:t xml:space="preserve">“</w:t>
-      </w:r>
-      <w:r>
-        <w:t xml:space="preserve">performance</w:t>
-      </w:r>
-      <w:r>
-        <w:t xml:space="preserve">”</w:t>
-      </w:r>
-      <w:r>
-        <w:t xml:space="preserve"> </w:t>
-      </w:r>
-      <w:r>
-        <w:t xml:space="preserve">throughout refers to a</w:t>
+        <w:t xml:space="preserve">cross-sectional design: the term "performance" throughout refers to a</w:t>
       </w:r>
       <w:r>
         <w:t xml:space="preserve"> </w:t>
@@ -3961,7 +3909,7 @@
         <w:t xml:space="preserve"> </w:t>
       </w:r>
       <w:r>
-        <w:t xml:space="preserve">groups; however, Oman’s available wave (2003) predates the</w:t>
+        <w:t xml:space="preserve">groups; however, Oman's available wave (2003) predates the</w:t>
       </w:r>
       <w:r>
         <w:t xml:space="preserve"> </w:t>
@@ -3984,7 +3932,7 @@
     </w:p>
     <w:bookmarkEnd w:id="47"/>
     <w:bookmarkEnd w:id="48"/>
-    <w:bookmarkStart w:id="49" w:name="conclusions"/>
+    <w:bookmarkStart w:id="49" w:name="X56025c6d9dbf7520f7a7df11f905cdd09f46e4a"/>
     <w:p>
       <w:pPr>
         <w:pStyle w:val="Heading2"/>
@@ -4224,11 +4172,11 @@
         <w:pStyle w:val="FirstParagraph"/>
       </w:pPr>
       <w:r>
-        <w:t xml:space="preserve">During the preparation of this work, the author(s) used Grammarly, a writing-assistance tool, to correct spelling, grammar, and punctuation in the author(s)’ own original text. No generative artificial-intelligence tool was used to generate, draft, or create any substantive content, analysis, or interpretation. The author(s) reviewed and edited the output and take(s) full responsibility for the content of the publication.</w:t>
+        <w:t xml:space="preserve">During the preparation of this work, the author(s) used Grammarly, a writing-assistance tool, to correct spelling, grammar, and punctuation in the author(s)' own original text. No generative artificial-intelligence tool was used to generate, draft, or create any substantive content, analysis, or interpretation. The author(s) reviewed and edited the output and take(s) full responsibility for the content of the publication.</w:t>
       </w:r>
     </w:p>
     <w:bookmarkEnd w:id="50"/>
-    <w:bookmarkStart w:id="73" w:name="references"/>
+    <w:bookmarkStart w:id="76" w:name="references"/>
     <w:p>
       <w:pPr>
         <w:pStyle w:val="Heading2"/>
@@ -4742,9 +4690,14 @@
       <w:r>
         <w:t xml:space="preserve"> </w:t>
       </w:r>
-      <w:r>
-        <w:t xml:space="preserve">https://doi.org/10.5772/intechopen.1011012</w:t>
-      </w:r>
+      <w:hyperlink r:id="rId58">
+        <w:r>
+          <w:rPr>
+            <w:rStyle w:val="Hyperlink"/>
+          </w:rPr>
+          <w:t xml:space="preserve">https://doi.org/10.5772/intechopen.1011012</w:t>
+        </w:r>
+      </w:hyperlink>
     </w:p>
     <w:p>
       <w:pPr>
@@ -4783,7 +4736,7 @@
       <w:r>
         <w:t xml:space="preserve"> </w:t>
       </w:r>
-      <w:hyperlink r:id="rId58">
+      <w:hyperlink r:id="rId59">
         <w:r>
           <w:rPr>
             <w:rStyle w:val="Hyperlink"/>
@@ -4835,7 +4788,7 @@
       <w:r>
         <w:t xml:space="preserve"> </w:t>
       </w:r>
-      <w:hyperlink r:id="rId59">
+      <w:hyperlink r:id="rId60">
         <w:r>
           <w:rPr>
             <w:rStyle w:val="Hyperlink"/>
@@ -4873,7 +4826,7 @@
           <w:iCs/>
           <w:i/>
         </w:rPr>
-        <w:t xml:space="preserve">Women in leadership in Viet Nam’s banking sector</w:t>
+        <w:t xml:space="preserve">Women in leadership in Viet Nam's banking sector</w:t>
       </w:r>
       <w:r>
         <w:t xml:space="preserve">. IFC, World Bank</w:t>
@@ -4926,7 +4879,7 @@
       <w:r>
         <w:t xml:space="preserve"> </w:t>
       </w:r>
-      <w:hyperlink r:id="rId60">
+      <w:hyperlink r:id="rId61">
         <w:r>
           <w:rPr>
             <w:rStyle w:val="Hyperlink"/>
@@ -4976,7 +4929,7 @@
       <w:r>
         <w:t xml:space="preserve"> </w:t>
       </w:r>
-      <w:hyperlink r:id="rId61">
+      <w:hyperlink r:id="rId62">
         <w:r>
           <w:rPr>
             <w:rStyle w:val="Hyperlink"/>
@@ -5020,7 +4973,7 @@
       <w:r>
         <w:t xml:space="preserve"> </w:t>
       </w:r>
-      <w:hyperlink r:id="rId62">
+      <w:hyperlink r:id="rId63">
         <w:r>
           <w:rPr>
             <w:rStyle w:val="Hyperlink"/>
@@ -5072,7 +5025,7 @@
       <w:r>
         <w:t xml:space="preserve"> </w:t>
       </w:r>
-      <w:hyperlink r:id="rId63">
+      <w:hyperlink r:id="rId64">
         <w:r>
           <w:rPr>
             <w:rStyle w:val="Hyperlink"/>
@@ -5124,7 +5077,7 @@
       <w:r>
         <w:t xml:space="preserve"> </w:t>
       </w:r>
-      <w:hyperlink r:id="rId64">
+      <w:hyperlink r:id="rId65">
         <w:r>
           <w:rPr>
             <w:rStyle w:val="Hyperlink"/>
@@ -5176,7 +5129,7 @@
       <w:r>
         <w:t xml:space="preserve"> </w:t>
       </w:r>
-      <w:hyperlink r:id="rId65">
+      <w:hyperlink r:id="rId66">
         <w:r>
           <w:rPr>
             <w:rStyle w:val="Hyperlink"/>
@@ -5226,7 +5179,7 @@
       <w:r>
         <w:t xml:space="preserve"> </w:t>
       </w:r>
-      <w:hyperlink r:id="rId66">
+      <w:hyperlink r:id="rId67">
         <w:r>
           <w:rPr>
             <w:rStyle w:val="Hyperlink"/>
@@ -5319,9 +5272,14 @@
       <w:r>
         <w:t xml:space="preserve"> </w:t>
       </w:r>
-      <w:r>
-        <w:t xml:space="preserve">https://doi.org/10.1007/s11575-010-0029-0</w:t>
-      </w:r>
+      <w:hyperlink r:id="rId68">
+        <w:r>
+          <w:rPr>
+            <w:rStyle w:val="Hyperlink"/>
+          </w:rPr>
+          <w:t xml:space="preserve">https://doi.org/10.1007/s11575-010-0029-0</w:t>
+        </w:r>
+      </w:hyperlink>
     </w:p>
     <w:p>
       <w:pPr>
@@ -5387,7 +5345,7 @@
       <w:r>
         <w:t xml:space="preserve"> </w:t>
       </w:r>
-      <w:hyperlink r:id="rId67">
+      <w:hyperlink r:id="rId69">
         <w:r>
           <w:rPr>
             <w:rStyle w:val="Hyperlink"/>
@@ -5407,7 +5365,7 @@
         <w:t xml:space="preserve"> </w:t>
       </w:r>
       <w:r>
-        <w:t xml:space="preserve">managers’ experience and gender on internationalization and firm</w:t>
+        <w:t xml:space="preserve">managers' experience and gender on internationalization and firm</w:t>
       </w:r>
       <w:r>
         <w:t xml:space="preserve"> </w:t>
@@ -5432,8 +5390,19 @@
         <w:t xml:space="preserve"> </w:t>
       </w:r>
       <w:r>
-        <w:t xml:space="preserve">1209–1216. https://doi.org/10.5267/j.ac.2020.9.006</w:t>
-      </w:r>
+        <w:t xml:space="preserve">1209–1216.</w:t>
+      </w:r>
+      <w:r>
+        <w:t xml:space="preserve"> </w:t>
+      </w:r>
+      <w:hyperlink r:id="rId70">
+        <w:r>
+          <w:rPr>
+            <w:rStyle w:val="Hyperlink"/>
+          </w:rPr>
+          <w:t xml:space="preserve">https://doi.org/10.5267/j.ac.2020.9.006</w:t>
+        </w:r>
+      </w:hyperlink>
     </w:p>
     <w:p>
       <w:pPr>
@@ -5563,7 +5532,7 @@
       <w:r>
         <w:t xml:space="preserve"> </w:t>
       </w:r>
-      <w:hyperlink r:id="rId68">
+      <w:hyperlink r:id="rId71">
         <w:r>
           <w:rPr>
             <w:rStyle w:val="Hyperlink"/>
@@ -5656,7 +5625,7 @@
       <w:r>
         <w:t xml:space="preserve"> </w:t>
       </w:r>
-      <w:hyperlink r:id="rId69">
+      <w:hyperlink r:id="rId72">
         <w:r>
           <w:rPr>
             <w:rStyle w:val="Hyperlink"/>
@@ -5702,7 +5671,7 @@
       <w:r>
         <w:t xml:space="preserve"> </w:t>
       </w:r>
-      <w:hyperlink r:id="rId70">
+      <w:hyperlink r:id="rId73">
         <w:r>
           <w:rPr>
             <w:rStyle w:val="Hyperlink"/>
@@ -5734,7 +5703,7 @@
       <w:r>
         <w:t xml:space="preserve"> </w:t>
       </w:r>
-      <w:hyperlink r:id="rId71">
+      <w:hyperlink r:id="rId74">
         <w:r>
           <w:rPr>
             <w:rStyle w:val="Hyperlink"/>
@@ -5856,7 +5825,7 @@
       <w:r>
         <w:t xml:space="preserve"> </w:t>
       </w:r>
-      <w:hyperlink r:id="rId72">
+      <w:hyperlink r:id="rId75">
         <w:r>
           <w:rPr>
             <w:rStyle w:val="Hyperlink"/>
@@ -5953,7 +5922,7 @@
       <w:r>
         <w:t xml:space="preserve"> </w:t>
       </w:r>
-      <w:hyperlink r:id="rId72">
+      <w:hyperlink r:id="rId75">
         <w:r>
           <w:rPr>
             <w:rStyle w:val="Hyperlink"/>
@@ -5962,8 +5931,8 @@
         </w:r>
       </w:hyperlink>
     </w:p>
-    <w:bookmarkEnd w:id="73"/>
-    <w:bookmarkStart w:id="74" w:name="appendix-a-model-sequence"/>
+    <w:bookmarkEnd w:id="76"/>
+    <w:bookmarkStart w:id="77" w:name="appendix-a-model-sequence"/>
     <w:p>
       <w:pPr>
         <w:pStyle w:val="Heading2"/>
@@ -5987,15 +5956,15 @@
     <w:tbl>
       <w:tblPr>
         <w:tblStyle w:val="Table"/>
-        <w:tblW w:type="pct" w:w="5000"/>
+        <w:tblW w:type="auto" w:w="0"/>
         <w:tblLook w:firstRow="1" w:lastRow="0" w:firstColumn="0" w:lastColumn="0" w:noHBand="0" w:noVBand="0" w:val="0020"/>
         <w:jc w:val="start"/>
       </w:tblPr>
       <w:tblGrid>
-        <w:gridCol w:w="1307"/>
-        <w:gridCol w:w="4229"/>
-        <w:gridCol w:w="1614"/>
-        <w:gridCol w:w="768"/>
+        <w:gridCol w:w="1980"/>
+        <w:gridCol w:w="1980"/>
+        <w:gridCol w:w="1980"/>
+        <w:gridCol w:w="1980"/>
       </w:tblGrid>
       <w:tr>
         <w:trPr>
@@ -6616,17 +6585,17 @@
     <w:tbl>
       <w:tblPr>
         <w:tblStyle w:val="Table"/>
-        <w:tblW w:type="pct" w:w="5000"/>
+        <w:tblW w:type="auto" w:w="0"/>
         <w:tblLook w:firstRow="1" w:lastRow="0" w:firstColumn="0" w:lastColumn="0" w:noHBand="0" w:noVBand="0" w:val="0020"/>
         <w:jc w:val="start"/>
       </w:tblPr>
       <w:tblGrid>
-        <w:gridCol w:w="652"/>
-        <w:gridCol w:w="745"/>
-        <w:gridCol w:w="745"/>
-        <w:gridCol w:w="1770"/>
-        <w:gridCol w:w="745"/>
-        <w:gridCol w:w="3261"/>
+        <w:gridCol w:w="1320"/>
+        <w:gridCol w:w="1320"/>
+        <w:gridCol w:w="1320"/>
+        <w:gridCol w:w="1320"/>
+        <w:gridCol w:w="1320"/>
+        <w:gridCol w:w="1320"/>
       </w:tblGrid>
       <w:tr>
         <w:trPr>
@@ -7599,17 +7568,17 @@
     <w:tbl>
       <w:tblPr>
         <w:tblStyle w:val="Table"/>
-        <w:tblW w:type="pct" w:w="5000"/>
+        <w:tblW w:type="auto" w:w="0"/>
         <w:tblLook w:firstRow="1" w:lastRow="0" w:firstColumn="0" w:lastColumn="0" w:noHBand="0" w:noVBand="0" w:val="0020"/>
         <w:jc w:val="start"/>
       </w:tblPr>
       <w:tblGrid>
-        <w:gridCol w:w="1473"/>
-        <w:gridCol w:w="1289"/>
-        <w:gridCol w:w="1289"/>
-        <w:gridCol w:w="1289"/>
-        <w:gridCol w:w="1289"/>
-        <w:gridCol w:w="1289"/>
+        <w:gridCol w:w="1320"/>
+        <w:gridCol w:w="1320"/>
+        <w:gridCol w:w="1320"/>
+        <w:gridCol w:w="1320"/>
+        <w:gridCol w:w="1320"/>
+        <w:gridCol w:w="1320"/>
       </w:tblGrid>
       <w:tr>
         <w:trPr>
@@ -8847,8 +8816,8 @@
         <w:t xml:space="preserve">mgr_female=+0.187***, female_owner=+0.128**.</w:t>
       </w:r>
     </w:p>
-    <w:bookmarkEnd w:id="74"/>
-    <w:bookmarkStart w:id="75" w:name="X09b5d89c7c8f35bf9d25d1bfe47da72b2ba58bf"/>
+    <w:bookmarkEnd w:id="77"/>
+    <w:bookmarkStart w:id="78" w:name="X09b5d89c7c8f35bf9d25d1bfe47da72b2ba58bf"/>
     <w:p>
       <w:pPr>
         <w:pStyle w:val="Heading2"/>
@@ -8928,11 +8897,11 @@
         <w:t xml:space="preserve"> </w:t>
       </w:r>
       <w:r>
-        <w:t xml:space="preserve">to output-per-worker vs. total-factor productivity operationalisations.</w:t>
-      </w:r>
-    </w:p>
-    <w:bookmarkEnd w:id="75"/>
-    <w:bookmarkEnd w:id="76"/>
+        <w:t xml:space="preserve">to output-per-worker vs. total-factor productivity operationalisations.</w:t>
+      </w:r>
+    </w:p>
+    <w:bookmarkEnd w:id="78"/>
+    <w:bookmarkEnd w:id="79"/>
     <w:sectPr/>
   </w:body>
 </w:document>

--- a/p7/submission/ibr_package/01_manuscript_blinded.docx
+++ b/p7/submission/ibr_package/01_manuscript_blinded.docx
@@ -2,7 +2,7 @@
 <file path=word/document.xml><?xml version="1.0" encoding="utf-8"?>
 <w:document xmlns:w="http://schemas.openxmlformats.org/wordprocessingml/2006/main" xmlns:m="http://schemas.openxmlformats.org/officeDocument/2006/math" xmlns:r="http://schemas.openxmlformats.org/officeDocument/2006/relationships" xmlns:o="urn:schemas-microsoft-com:office:office" xmlns:v="urn:schemas-microsoft-com:vml" xmlns:w10="urn:schemas-microsoft-com:office:word" xmlns:a="http://schemas.openxmlformats.org/drawingml/2006/main" xmlns:pic="http://schemas.openxmlformats.org/drawingml/2006/picture" xmlns:wp="http://schemas.openxmlformats.org/drawingml/2006/wordprocessingDrawing">
   <w:body>
-    <w:bookmarkStart w:id="79" w:name="Xf24ec467481d62a742d363f12c684976d74bdf7"/>
+    <w:bookmarkStart w:id="76" w:name="Xf24ec467481d62a742d363f12c684976d74bdf7"/>
     <w:p>
       <w:pPr>
         <w:pStyle w:val="Heading1"/>
@@ -239,7 +239,7 @@
       </w:r>
     </w:p>
     <w:bookmarkEnd w:id="20"/>
-    <w:bookmarkStart w:id="21" w:name="Xe3d0fc0bea9a42ce7605565d0964033d7f6ee47"/>
+    <w:bookmarkStart w:id="21" w:name="introduction"/>
     <w:p>
       <w:pPr>
         <w:pStyle w:val="Heading2"/>
@@ -521,7 +521,7 @@
       </w:r>
     </w:p>
     <w:bookmarkEnd w:id="21"/>
-    <w:bookmarkStart w:id="29" w:name="Xce0b9068aa677089fdc23e66f61b75516af2bf7"/>
+    <w:bookmarkStart w:id="29" w:name="theoretical-framework-and-hypotheses"/>
     <w:p>
       <w:pPr>
         <w:pStyle w:val="Heading2"/>
@@ -530,7 +530,7 @@
         <w:t xml:space="preserve">2. Theoretical Framework and Hypotheses</w:t>
       </w:r>
     </w:p>
-    <w:bookmarkStart w:id="22" w:name="X61eb865d3ba9c18e1eda9971096f2566a95b0ec"/>
+    <w:bookmarkStart w:id="22" w:name="theoretical-foundations"/>
     <w:p>
       <w:pPr>
         <w:pStyle w:val="Heading3"/>
@@ -614,7 +614,7 @@
       </w:r>
     </w:p>
     <w:bookmarkEnd w:id="22"/>
-    <w:bookmarkStart w:id="23" w:name="Xf68c2510db72354551e5b442c06e6149a212286"/>
+    <w:bookmarkStart w:id="23" w:name="the-non-linear-ip-relationship-h1"/>
     <w:p>
       <w:pPr>
         <w:pStyle w:val="Heading3"/>
@@ -628,7 +628,7 @@
         <w:pStyle w:val="FirstParagraph"/>
       </w:pPr>
       <w:r>
-        <w:t xml:space="preserve">Contractor et al. (2003) formalised the three-stage S-curve hypothesis:</w:t>
+        <w:t xml:space="preserve">Contractor et al. (2003) formalised the three-stage S-curve hypothesis:</w:t>
       </w:r>
       <w:r>
         <w:t xml:space="preserve"> </w:t>
@@ -778,7 +778,7 @@
       </w:r>
     </w:p>
     <w:bookmarkEnd w:id="23"/>
-    <w:bookmarkStart w:id="24" w:name="X804c25e8bdbf8eade8cd93fdb8dbf851f3c8515"/>
+    <w:bookmarkStart w:id="24" w:name="Xe2f9215226203df0d35a74fbc3991b825156e23"/>
     <w:p>
       <w:pPr>
         <w:pStyle w:val="Heading3"/>
@@ -937,7 +937,7 @@
       </w:r>
     </w:p>
     <w:bookmarkEnd w:id="24"/>
-    <w:bookmarkStart w:id="25" w:name="Xf9645264d48ebb644ff7e280396113254c384c7"/>
+    <w:bookmarkStart w:id="25" w:name="digital-adoption-as-a-level-enhancer-h3"/>
     <w:p>
       <w:pPr>
         <w:pStyle w:val="Heading3"/>
@@ -975,7 +975,7 @@
         <w:t xml:space="preserve"> </w:t>
       </w:r>
       <w:r>
-        <w:t xml:space="preserve">dissertation, DAI's effect depends on the interaction of regime quality,</w:t>
+        <w:t xml:space="preserve">dissertation, DAI’s effect depends on the interaction of regime quality,</w:t>
       </w:r>
       <w:r>
         <w:t xml:space="preserve"> </w:t>
@@ -1011,7 +1011,7 @@
         <w:t xml:space="preserve"> </w:t>
       </w:r>
       <w:r>
-        <w:t xml:space="preserve">IV-estimated β(DAI) ≈ 0, consistent with selection bias in OLS), DAI's</w:t>
+        <w:t xml:space="preserve">IV-estimated β(DAI) ≈ 0, consistent with selection bias in OLS), DAI’s</w:t>
       </w:r>
       <w:r>
         <w:t xml:space="preserve"> </w:t>
@@ -1105,7 +1105,7 @@
       </w:r>
     </w:p>
     <w:bookmarkEnd w:id="25"/>
-    <w:bookmarkStart w:id="26" w:name="Xfde2382d547d6bd016a370b8abd9bb51c6ab875"/>
+    <w:bookmarkStart w:id="26" w:name="managerial-characteristics-h4"/>
     <w:p>
       <w:pPr>
         <w:pStyle w:val="Heading3"/>
@@ -1243,7 +1243,7 @@
       </w:r>
     </w:p>
     <w:bookmarkEnd w:id="26"/>
-    <w:bookmarkStart w:id="27" w:name="Xc04b0d08a7461e173e211ec4b938149d2f7c8bf"/>
+    <w:bookmarkStart w:id="27" w:name="X0b3fdaf9bb49b1730bc3a0521f76f654a8096ae"/>
     <w:p>
       <w:pPr>
         <w:pStyle w:val="Heading3"/>
@@ -1395,7 +1395,7 @@
       </w:r>
     </w:p>
     <w:bookmarkEnd w:id="27"/>
-    <w:bookmarkStart w:id="28" w:name="X0acb0ebe9609c9b4cd27b2f0dbe81194406b82a"/>
+    <w:bookmarkStart w:id="28" w:name="regime-contingent-digital-effects-h6"/>
     <w:p>
       <w:pPr>
         <w:pStyle w:val="Heading3"/>
@@ -1475,7 +1475,7 @@
         <w:t xml:space="preserve"> </w:t>
       </w:r>
       <w:r>
-        <w:t xml:space="preserve">capabilities' curve-reshaping potency (established in H3) varies</w:t>
+        <w:t xml:space="preserve">capabilities’ curve-reshaping potency (established in H3) varies</w:t>
       </w:r>
       <w:r>
         <w:t xml:space="preserve"> </w:t>
@@ -1611,7 +1611,7 @@
         <w:t xml:space="preserve"> </w:t>
       </w:r>
       <w:r>
-        <w:t xml:space="preserve">curve-reshaping effect: digital adoption's compressive effect on the</w:t>
+        <w:t xml:space="preserve">curve-reshaping effect: digital adoption’s compressive effect on the</w:t>
       </w:r>
       <w:r>
         <w:t xml:space="preserve"> </w:t>
@@ -1640,7 +1640,7 @@
     </w:p>
     <w:bookmarkEnd w:id="28"/>
     <w:bookmarkEnd w:id="29"/>
-    <w:bookmarkStart w:id="34" w:name="X5eb800a903106e48a684e9ea9de39ed619b9df8"/>
+    <w:bookmarkStart w:id="34" w:name="data-and-methods"/>
     <w:p>
       <w:pPr>
         <w:pStyle w:val="Heading2"/>
@@ -1649,7 +1649,7 @@
         <w:t xml:space="preserve">3. Data and Methods</w:t>
       </w:r>
     </w:p>
-    <w:bookmarkStart w:id="30" w:name="X180323993af082d7b264d69830cacecf330a102"/>
+    <w:bookmarkStart w:id="30" w:name="data-source"/>
     <w:p>
       <w:pPr>
         <w:pStyle w:val="Heading3"/>
@@ -1749,7 +1749,7 @@
         <w:t xml:space="preserve"> </w:t>
       </w:r>
       <w:r>
-        <w:t xml:space="preserve">applying outcome and FSTS non-missing requirements). Oman's available</w:t>
+        <w:t xml:space="preserve">applying outcome and FSTS non-missing requirements). Oman’s available</w:t>
       </w:r>
       <w:r>
         <w:t xml:space="preserve"> </w:t>
@@ -1813,7 +1813,7 @@
       </w:r>
     </w:p>
     <w:bookmarkEnd w:id="30"/>
-    <w:bookmarkStart w:id="31" w:name="Xbcf9f12e79107fa2c089aaf13fc6c4fb773f1c2"/>
+    <w:bookmarkStart w:id="31" w:name="variables"/>
     <w:p>
       <w:pPr>
         <w:pStyle w:val="Heading3"/>
@@ -2069,7 +2069,7 @@
       </w:r>
     </w:p>
     <w:bookmarkEnd w:id="31"/>
-    <w:bookmarkStart w:id="32" w:name="X88d3b635b18ee197bee6ec760e4576787847be1"/>
+    <w:bookmarkStart w:id="32" w:name="estimation-strategy"/>
     <w:p>
       <w:pPr>
         <w:pStyle w:val="Heading3"/>
@@ -2187,7 +2187,7 @@
       </w:r>
     </w:p>
     <w:bookmarkEnd w:id="32"/>
-    <w:bookmarkStart w:id="33" w:name="X7306ee6cc650c2a8c74023d786fd3b6ffa0ad4b"/>
+    <w:bookmarkStart w:id="33" w:name="sample-sizes"/>
     <w:p>
       <w:pPr>
         <w:pStyle w:val="Heading3"/>
@@ -2248,7 +2248,7 @@
     </w:p>
     <w:bookmarkEnd w:id="33"/>
     <w:bookmarkEnd w:id="34"/>
-    <w:bookmarkStart w:id="42" w:name="X121719332867ee227f0a04b486098cee978c6e6"/>
+    <w:bookmarkStart w:id="42" w:name="results"/>
     <w:p>
       <w:pPr>
         <w:pStyle w:val="Heading2"/>
@@ -2257,7 +2257,7 @@
         <w:t xml:space="preserve">4. Results</w:t>
       </w:r>
     </w:p>
-    <w:bookmarkStart w:id="35" w:name="X1a3b7383b8b125b3d271986dbdfbc78bb7f954a"/>
+    <w:bookmarkStart w:id="35" w:name="descriptive-statistics-and-correlations"/>
     <w:p>
       <w:pPr>
         <w:pStyle w:val="Heading3"/>
@@ -2323,7 +2323,7 @@
       </w:r>
     </w:p>
     <w:bookmarkEnd w:id="35"/>
-    <w:bookmarkStart w:id="36" w:name="Xdbf83b4a83d0a9c63e43fc4d25cefed1772f7cd"/>
+    <w:bookmarkStart w:id="36" w:name="main-effect-inverted-u-h1"/>
     <w:p>
       <w:pPr>
         <w:pStyle w:val="Heading3"/>
@@ -2503,7 +2503,7 @@
       </w:r>
     </w:p>
     <w:bookmarkEnd w:id="36"/>
-    <w:bookmarkStart w:id="37" w:name="X9595a9bb339e08d65399a059096afa9ae72a457"/>
+    <w:bookmarkStart w:id="37" w:name="technological-capability-moderation-h2"/>
     <w:p>
       <w:pPr>
         <w:pStyle w:val="Heading3"/>
@@ -2693,7 +2693,7 @@
       </w:r>
     </w:p>
     <w:bookmarkEnd w:id="37"/>
-    <w:bookmarkStart w:id="38" w:name="X151158cb9bb4ce58412a9381bb2aaa4f708d4d3"/>
+    <w:bookmarkStart w:id="38" w:name="digital-adoption-moderation-h3"/>
     <w:p>
       <w:pPr>
         <w:pStyle w:val="Heading3"/>
@@ -2855,7 +2855,7 @@
       </w:r>
     </w:p>
     <w:bookmarkEnd w:id="38"/>
-    <w:bookmarkStart w:id="39" w:name="X8c2848f12d916aaecc7d070f2d4e848d015e61e"/>
+    <w:bookmarkStart w:id="39" w:name="managerial-characteristics-h4-1"/>
     <w:p>
       <w:pPr>
         <w:pStyle w:val="Heading3"/>
@@ -2987,7 +2987,7 @@
       </w:r>
     </w:p>
     <w:bookmarkEnd w:id="39"/>
-    <w:bookmarkStart w:id="40" w:name="Xa3f0408b049fb96786efb222e5b901022bb2da2"/>
+    <w:bookmarkStart w:id="40" w:name="institutional-regime-moderation-h5"/>
     <w:p>
       <w:pPr>
         <w:pStyle w:val="Heading3"/>
@@ -3133,7 +3133,7 @@
         <w:t xml:space="preserve"> </w:t>
       </w:r>
       <w:r>
-        <w:t xml:space="preserve">turning point is approximately 28%; for Group V–VI (Frontier/SIDS), the</w:t>
+        <w:t xml:space="preserve">turning point is approximately 28%; for Group V–VI (Emerging/SIDS), the</w:t>
       </w:r>
       <w:r>
         <w:t xml:space="preserve"> </w:t>
@@ -3203,7 +3203,7 @@
       </w:r>
     </w:p>
     <w:bookmarkEnd w:id="40"/>
-    <w:bookmarkStart w:id="41" w:name="Xa51c5497f5122fc9a49f126906c933c8949a1b3"/>
+    <w:bookmarkStart w:id="41" w:name="full-three-way-moderation-h6"/>
     <w:p>
       <w:pPr>
         <w:pStyle w:val="Heading3"/>
@@ -3297,7 +3297,7 @@
         <w:pStyle w:val="BodyText"/>
       </w:pPr>
       <w:r>
-        <w:t xml:space="preserve">AdjR² = .067 in M11 (vs. .049 in M10) indicates meaningful incremental</w:t>
+        <w:t xml:space="preserve">AdjR² = .067 in M11 (vs. .049 in M10) indicates meaningful incremental</w:t>
       </w:r>
       <w:r>
         <w:t xml:space="preserve"> </w:t>
@@ -3353,7 +3353,7 @@
         <w:t xml:space="preserve"> </w:t>
       </w:r>
       <w:r>
-        <w:t xml:space="preserve">significance, the WBES DAI measure's limited dimensionality (Tier 1–2</w:t>
+        <w:t xml:space="preserve">significance, the WBES DAI measure’s limited dimensionality (Tier 1–2</w:t>
       </w:r>
       <w:r>
         <w:t xml:space="preserve"> </w:t>
@@ -3370,7 +3370,7 @@
     </w:p>
     <w:bookmarkEnd w:id="41"/>
     <w:bookmarkEnd w:id="42"/>
-    <w:bookmarkStart w:id="48" w:name="X735612638e4e736e4693e459c258977262c0dfc"/>
+    <w:bookmarkStart w:id="48" w:name="discussion"/>
     <w:p>
       <w:pPr>
         <w:pStyle w:val="Heading2"/>
@@ -3379,7 +3379,7 @@
         <w:t xml:space="preserve">5. Discussion</w:t>
       </w:r>
     </w:p>
-    <w:bookmarkStart w:id="43" w:name="Xdb3d0d0ea2b17533512dc509acb289540c6f5bb"/>
+    <w:bookmarkStart w:id="43" w:name="resolution-of-cross-study-heterogeneity"/>
     <w:p>
       <w:pPr>
         <w:pStyle w:val="Heading3"/>
@@ -3469,7 +3469,7 @@
       </w:r>
     </w:p>
     <w:bookmarkEnd w:id="43"/>
-    <w:bookmarkStart w:id="44" w:name="X3e958d55d5690299d9deebec25f8bb524b314c6"/>
+    <w:bookmarkStart w:id="44" w:name="technology-as-amplifier-not-moderator"/>
     <w:p>
       <w:pPr>
         <w:pStyle w:val="Heading3"/>
@@ -3559,7 +3559,7 @@
       </w:r>
     </w:p>
     <w:bookmarkEnd w:id="44"/>
-    <w:bookmarkStart w:id="45" w:name="X6dd7d6eceb2ff81026d810222fc30c1f86e05e5"/>
+    <w:bookmarkStart w:id="45" w:name="Xf6197b5ae9fc313cd14220a896ca012fd7330cf"/>
     <w:p>
       <w:pPr>
         <w:pStyle w:val="Heading3"/>
@@ -3591,7 +3591,7 @@
         <w:t xml:space="preserve"> </w:t>
       </w:r>
       <w:r>
-        <w:t xml:space="preserve">digital capabilities' performance effects are context-contingent. In</w:t>
+        <w:t xml:space="preserve">digital capabilities’ performance effects are context-contingent. In</w:t>
       </w:r>
       <w:r>
         <w:t xml:space="preserve"> </w:t>
@@ -3637,7 +3637,7 @@
       </w:r>
     </w:p>
     <w:bookmarkEnd w:id="45"/>
-    <w:bookmarkStart w:id="46" w:name="X84f38018b3434e120970b4f2e30dde187cbc62e"/>
+    <w:bookmarkStart w:id="46" w:name="managerial-heterogeneity"/>
     <w:p>
       <w:pPr>
         <w:pStyle w:val="Heading3"/>
@@ -3771,7 +3771,7 @@
         <w:t xml:space="preserve"> </w:t>
       </w:r>
       <w:r>
-        <w:t xml:space="preserve">reduces women's wage employment probability by 8.1 percentage points and</w:t>
+        <w:t xml:space="preserve">reduces women’s wage employment probability by 8.1 percentage points and</w:t>
       </w:r>
       <w:r>
         <w:t xml:space="preserve"> </w:t>
@@ -3835,7 +3835,7 @@
       </w:r>
     </w:p>
     <w:bookmarkEnd w:id="46"/>
-    <w:bookmarkStart w:id="47" w:name="Xde7edcb3f604b7ff7a62d585547252a5b42f172"/>
+    <w:bookmarkStart w:id="47" w:name="limitations"/>
     <w:p>
       <w:pPr>
         <w:pStyle w:val="Heading3"/>
@@ -3855,7 +3855,25 @@
         <w:t xml:space="preserve"> </w:t>
       </w:r>
       <w:r>
-        <w:t xml:space="preserve">cross-sectional design: the term "performance" throughout refers to a</w:t>
+        <w:t xml:space="preserve">cross-sectional design: the term</w:t>
+      </w:r>
+      <w:r>
+        <w:t xml:space="preserve"> </w:t>
+      </w:r>
+      <w:r>
+        <w:t xml:space="preserve">“</w:t>
+      </w:r>
+      <w:r>
+        <w:t xml:space="preserve">performance</w:t>
+      </w:r>
+      <w:r>
+        <w:t xml:space="preserve">”</w:t>
+      </w:r>
+      <w:r>
+        <w:t xml:space="preserve"> </w:t>
+      </w:r>
+      <w:r>
+        <w:t xml:space="preserve">throughout refers to a</w:t>
       </w:r>
       <w:r>
         <w:t xml:space="preserve"> </w:t>
@@ -3909,7 +3927,7 @@
         <w:t xml:space="preserve"> </w:t>
       </w:r>
       <w:r>
-        <w:t xml:space="preserve">groups; however, Oman's available wave (2003) predates the</w:t>
+        <w:t xml:space="preserve">groups; however, Oman’s available wave (2003) predates the</w:t>
       </w:r>
       <w:r>
         <w:t xml:space="preserve"> </w:t>
@@ -3932,7 +3950,7 @@
     </w:p>
     <w:bookmarkEnd w:id="47"/>
     <w:bookmarkEnd w:id="48"/>
-    <w:bookmarkStart w:id="49" w:name="X56025c6d9dbf7520f7a7df11f905cdd09f46e4a"/>
+    <w:bookmarkStart w:id="49" w:name="conclusions"/>
     <w:p>
       <w:pPr>
         <w:pStyle w:val="Heading2"/>
@@ -4172,11 +4190,11 @@
         <w:pStyle w:val="FirstParagraph"/>
       </w:pPr>
       <w:r>
-        <w:t xml:space="preserve">During the preparation of this work, the author(s) used Grammarly, a writing-assistance tool, to correct spelling, grammar, and punctuation in the author(s)' own original text. No generative artificial-intelligence tool was used to generate, draft, or create any substantive content, analysis, or interpretation. The author(s) reviewed and edited the output and take(s) full responsibility for the content of the publication.</w:t>
+        <w:t xml:space="preserve">During the preparation of this work, the author(s) used Grammarly, a writing-assistance tool, to correct spelling, grammar, and punctuation in the author(s)’ own original text. No generative artificial-intelligence tool was used to generate, draft, or create any substantive content, analysis, or interpretation. The author(s) reviewed and edited the output and take(s) full responsibility for the content of the publication.</w:t>
       </w:r>
     </w:p>
     <w:bookmarkEnd w:id="50"/>
-    <w:bookmarkStart w:id="76" w:name="references"/>
+    <w:bookmarkStart w:id="73" w:name="references"/>
     <w:p>
       <w:pPr>
         <w:pStyle w:val="Heading2"/>
@@ -4690,14 +4708,9 @@
       <w:r>
         <w:t xml:space="preserve"> </w:t>
       </w:r>
-      <w:hyperlink r:id="rId58">
-        <w:r>
-          <w:rPr>
-            <w:rStyle w:val="Hyperlink"/>
-          </w:rPr>
-          <w:t xml:space="preserve">https://doi.org/10.5772/intechopen.1011012</w:t>
-        </w:r>
-      </w:hyperlink>
+      <w:r>
+        <w:t xml:space="preserve">https://doi.org/10.5772/intechopen.1011012</w:t>
+      </w:r>
     </w:p>
     <w:p>
       <w:pPr>
@@ -4736,7 +4749,7 @@
       <w:r>
         <w:t xml:space="preserve"> </w:t>
       </w:r>
-      <w:hyperlink r:id="rId59">
+      <w:hyperlink r:id="rId58">
         <w:r>
           <w:rPr>
             <w:rStyle w:val="Hyperlink"/>
@@ -4788,7 +4801,7 @@
       <w:r>
         <w:t xml:space="preserve"> </w:t>
       </w:r>
-      <w:hyperlink r:id="rId60">
+      <w:hyperlink r:id="rId59">
         <w:r>
           <w:rPr>
             <w:rStyle w:val="Hyperlink"/>
@@ -4826,7 +4839,7 @@
           <w:iCs/>
           <w:i/>
         </w:rPr>
-        <w:t xml:space="preserve">Women in leadership in Viet Nam's banking sector</w:t>
+        <w:t xml:space="preserve">Women in leadership in Viet Nam’s banking sector</w:t>
       </w:r>
       <w:r>
         <w:t xml:space="preserve">. IFC, World Bank</w:t>
@@ -4879,7 +4892,7 @@
       <w:r>
         <w:t xml:space="preserve"> </w:t>
       </w:r>
-      <w:hyperlink r:id="rId61">
+      <w:hyperlink r:id="rId60">
         <w:r>
           <w:rPr>
             <w:rStyle w:val="Hyperlink"/>
@@ -4929,7 +4942,7 @@
       <w:r>
         <w:t xml:space="preserve"> </w:t>
       </w:r>
-      <w:hyperlink r:id="rId62">
+      <w:hyperlink r:id="rId61">
         <w:r>
           <w:rPr>
             <w:rStyle w:val="Hyperlink"/>
@@ -4973,7 +4986,7 @@
       <w:r>
         <w:t xml:space="preserve"> </w:t>
       </w:r>
-      <w:hyperlink r:id="rId63">
+      <w:hyperlink r:id="rId62">
         <w:r>
           <w:rPr>
             <w:rStyle w:val="Hyperlink"/>
@@ -5025,7 +5038,7 @@
       <w:r>
         <w:t xml:space="preserve"> </w:t>
       </w:r>
-      <w:hyperlink r:id="rId64">
+      <w:hyperlink r:id="rId63">
         <w:r>
           <w:rPr>
             <w:rStyle w:val="Hyperlink"/>
@@ -5077,7 +5090,7 @@
       <w:r>
         <w:t xml:space="preserve"> </w:t>
       </w:r>
-      <w:hyperlink r:id="rId65">
+      <w:hyperlink r:id="rId64">
         <w:r>
           <w:rPr>
             <w:rStyle w:val="Hyperlink"/>
@@ -5129,7 +5142,7 @@
       <w:r>
         <w:t xml:space="preserve"> </w:t>
       </w:r>
-      <w:hyperlink r:id="rId66">
+      <w:hyperlink r:id="rId65">
         <w:r>
           <w:rPr>
             <w:rStyle w:val="Hyperlink"/>
@@ -5179,7 +5192,7 @@
       <w:r>
         <w:t xml:space="preserve"> </w:t>
       </w:r>
-      <w:hyperlink r:id="rId67">
+      <w:hyperlink r:id="rId66">
         <w:r>
           <w:rPr>
             <w:rStyle w:val="Hyperlink"/>
@@ -5272,14 +5285,9 @@
       <w:r>
         <w:t xml:space="preserve"> </w:t>
       </w:r>
-      <w:hyperlink r:id="rId68">
-        <w:r>
-          <w:rPr>
-            <w:rStyle w:val="Hyperlink"/>
-          </w:rPr>
-          <w:t xml:space="preserve">https://doi.org/10.1007/s11575-010-0029-0</w:t>
-        </w:r>
-      </w:hyperlink>
+      <w:r>
+        <w:t xml:space="preserve">https://doi.org/10.1007/s11575-010-0029-0</w:t>
+      </w:r>
     </w:p>
     <w:p>
       <w:pPr>
@@ -5345,7 +5353,7 @@
       <w:r>
         <w:t xml:space="preserve"> </w:t>
       </w:r>
-      <w:hyperlink r:id="rId69">
+      <w:hyperlink r:id="rId67">
         <w:r>
           <w:rPr>
             <w:rStyle w:val="Hyperlink"/>
@@ -5365,7 +5373,7 @@
         <w:t xml:space="preserve"> </w:t>
       </w:r>
       <w:r>
-        <w:t xml:space="preserve">managers' experience and gender on internationalization and firm</w:t>
+        <w:t xml:space="preserve">managers’ experience and gender on internationalization and firm</w:t>
       </w:r>
       <w:r>
         <w:t xml:space="preserve"> </w:t>
@@ -5390,19 +5398,8 @@
         <w:t xml:space="preserve"> </w:t>
       </w:r>
       <w:r>
-        <w:t xml:space="preserve">1209–1216.</w:t>
-      </w:r>
-      <w:r>
-        <w:t xml:space="preserve"> </w:t>
-      </w:r>
-      <w:hyperlink r:id="rId70">
-        <w:r>
-          <w:rPr>
-            <w:rStyle w:val="Hyperlink"/>
-          </w:rPr>
-          <w:t xml:space="preserve">https://doi.org/10.5267/j.ac.2020.9.006</w:t>
-        </w:r>
-      </w:hyperlink>
+        <w:t xml:space="preserve">1209–1216. https://doi.org/10.5267/j.ac.2020.9.006</w:t>
+      </w:r>
     </w:p>
     <w:p>
       <w:pPr>
@@ -5532,7 +5529,7 @@
       <w:r>
         <w:t xml:space="preserve"> </w:t>
       </w:r>
-      <w:hyperlink r:id="rId71">
+      <w:hyperlink r:id="rId68">
         <w:r>
           <w:rPr>
             <w:rStyle w:val="Hyperlink"/>
@@ -5625,7 +5622,7 @@
       <w:r>
         <w:t xml:space="preserve"> </w:t>
       </w:r>
-      <w:hyperlink r:id="rId72">
+      <w:hyperlink r:id="rId69">
         <w:r>
           <w:rPr>
             <w:rStyle w:val="Hyperlink"/>
@@ -5671,7 +5668,7 @@
       <w:r>
         <w:t xml:space="preserve"> </w:t>
       </w:r>
-      <w:hyperlink r:id="rId73">
+      <w:hyperlink r:id="rId70">
         <w:r>
           <w:rPr>
             <w:rStyle w:val="Hyperlink"/>
@@ -5703,7 +5700,7 @@
       <w:r>
         <w:t xml:space="preserve"> </w:t>
       </w:r>
-      <w:hyperlink r:id="rId74">
+      <w:hyperlink r:id="rId71">
         <w:r>
           <w:rPr>
             <w:rStyle w:val="Hyperlink"/>
@@ -5825,7 +5822,7 @@
       <w:r>
         <w:t xml:space="preserve"> </w:t>
       </w:r>
-      <w:hyperlink r:id="rId75">
+      <w:hyperlink r:id="rId72">
         <w:r>
           <w:rPr>
             <w:rStyle w:val="Hyperlink"/>
@@ -5922,7 +5919,7 @@
       <w:r>
         <w:t xml:space="preserve"> </w:t>
       </w:r>
-      <w:hyperlink r:id="rId75">
+      <w:hyperlink r:id="rId72">
         <w:r>
           <w:rPr>
             <w:rStyle w:val="Hyperlink"/>
@@ -5931,8 +5928,8 @@
         </w:r>
       </w:hyperlink>
     </w:p>
-    <w:bookmarkEnd w:id="76"/>
-    <w:bookmarkStart w:id="77" w:name="appendix-a-model-sequence"/>
+    <w:bookmarkEnd w:id="73"/>
+    <w:bookmarkStart w:id="74" w:name="appendix-a-model-sequence"/>
     <w:p>
       <w:pPr>
         <w:pStyle w:val="Heading2"/>
@@ -5956,15 +5953,15 @@
     <w:tbl>
       <w:tblPr>
         <w:tblStyle w:val="Table"/>
-        <w:tblW w:type="auto" w:w="0"/>
+        <w:tblW w:type="pct" w:w="5000"/>
         <w:tblLook w:firstRow="1" w:lastRow="0" w:firstColumn="0" w:lastColumn="0" w:noHBand="0" w:noVBand="0" w:val="0020"/>
         <w:jc w:val="start"/>
       </w:tblPr>
       <w:tblGrid>
-        <w:gridCol w:w="1980"/>
-        <w:gridCol w:w="1980"/>
-        <w:gridCol w:w="1980"/>
-        <w:gridCol w:w="1980"/>
+        <w:gridCol w:w="1307"/>
+        <w:gridCol w:w="4229"/>
+        <w:gridCol w:w="1614"/>
+        <w:gridCol w:w="768"/>
       </w:tblGrid>
       <w:tr>
         <w:trPr>
@@ -6585,17 +6582,17 @@
     <w:tbl>
       <w:tblPr>
         <w:tblStyle w:val="Table"/>
-        <w:tblW w:type="auto" w:w="0"/>
+        <w:tblW w:type="pct" w:w="5000"/>
         <w:tblLook w:firstRow="1" w:lastRow="0" w:firstColumn="0" w:lastColumn="0" w:noHBand="0" w:noVBand="0" w:val="0020"/>
         <w:jc w:val="start"/>
       </w:tblPr>
       <w:tblGrid>
-        <w:gridCol w:w="1320"/>
-        <w:gridCol w:w="1320"/>
-        <w:gridCol w:w="1320"/>
-        <w:gridCol w:w="1320"/>
-        <w:gridCol w:w="1320"/>
-        <w:gridCol w:w="1320"/>
+        <w:gridCol w:w="652"/>
+        <w:gridCol w:w="745"/>
+        <w:gridCol w:w="745"/>
+        <w:gridCol w:w="1770"/>
+        <w:gridCol w:w="745"/>
+        <w:gridCol w:w="3261"/>
       </w:tblGrid>
       <w:tr>
         <w:trPr>
@@ -7568,17 +7565,17 @@
     <w:tbl>
       <w:tblPr>
         <w:tblStyle w:val="Table"/>
-        <w:tblW w:type="auto" w:w="0"/>
+        <w:tblW w:type="pct" w:w="5000"/>
         <w:tblLook w:firstRow="1" w:lastRow="0" w:firstColumn="0" w:lastColumn="0" w:noHBand="0" w:noVBand="0" w:val="0020"/>
         <w:jc w:val="start"/>
       </w:tblPr>
       <w:tblGrid>
-        <w:gridCol w:w="1320"/>
-        <w:gridCol w:w="1320"/>
-        <w:gridCol w:w="1320"/>
-        <w:gridCol w:w="1320"/>
-        <w:gridCol w:w="1320"/>
-        <w:gridCol w:w="1320"/>
+        <w:gridCol w:w="1473"/>
+        <w:gridCol w:w="1289"/>
+        <w:gridCol w:w="1289"/>
+        <w:gridCol w:w="1289"/>
+        <w:gridCol w:w="1289"/>
+        <w:gridCol w:w="1289"/>
       </w:tblGrid>
       <w:tr>
         <w:trPr>
@@ -8816,8 +8813,8 @@
         <w:t xml:space="preserve">mgr_female=+0.187***, female_owner=+0.128**.</w:t>
       </w:r>
     </w:p>
-    <w:bookmarkEnd w:id="77"/>
-    <w:bookmarkStart w:id="78" w:name="X09b5d89c7c8f35bf9d25d1bfe47da72b2ba58bf"/>
+    <w:bookmarkEnd w:id="74"/>
+    <w:bookmarkStart w:id="75" w:name="X09b5d89c7c8f35bf9d25d1bfe47da72b2ba58bf"/>
     <w:p>
       <w:pPr>
         <w:pStyle w:val="Heading2"/>
@@ -8897,11 +8894,11 @@
         <w:t xml:space="preserve"> </w:t>
       </w:r>
       <w:r>
-        <w:t xml:space="preserve">to output-per-worker vs. total-factor productivity operationalisations.</w:t>
-      </w:r>
-    </w:p>
-    <w:bookmarkEnd w:id="78"/>
-    <w:bookmarkEnd w:id="79"/>
+        <w:t xml:space="preserve">to output-per-worker vs. total-factor productivity operationalisations.</w:t>
+      </w:r>
+    </w:p>
+    <w:bookmarkEnd w:id="75"/>
+    <w:bookmarkEnd w:id="76"/>
     <w:sectPr/>
   </w:body>
 </w:document>

--- a/p7/submission/ibr_package/01_manuscript_blinded.docx
+++ b/p7/submission/ibr_package/01_manuscript_blinded.docx
@@ -79,19 +79,7 @@
         <w:t xml:space="preserve"> </w:t>
       </w:r>
       <w:r>
-        <w:t xml:space="preserve">relationship with a turning point at approximately 36% of sales from</w:t>
-      </w:r>
-      <w:r>
-        <w:t xml:space="preserve"> </w:t>
-      </w:r>
-      <w:r>
-        <w:t xml:space="preserve">exports (Lind–Mehlum test p &lt; .001; confirmed in M11 at TP=34.6%,</w:t>
-      </w:r>
-      <w:r>
-        <w:t xml:space="preserve"> </w:t>
-      </w:r>
-      <w:r>
-        <w:t xml:space="preserve">p=.002). Technological capability (TCI) raises the performance level</w:t>
+        <w:t xml:space="preserve">relationship with a turning point of 40.0% of sales from exports in the fully specified two-way fixed-effects model (M5; Lind–Mehlum test p &lt; .001; 33.8–40.0% across specifications; confirmed in M11 at TP=34.6%, p=.002). Technological capability (TCI) raises the performance level</w:t>
       </w:r>
       <w:r>
         <w:t xml:space="preserve"> </w:t>
@@ -413,19 +401,7 @@
         <w:t xml:space="preserve"> </w:t>
       </w:r>
       <w:r>
-        <w:t xml:space="preserve">WBES-based test of the inverted-U I–P hypothesis in Asia, confirming a</w:t>
-      </w:r>
-      <w:r>
-        <w:t xml:space="preserve"> </w:t>
-      </w:r>
-      <w:r>
-        <w:t xml:space="preserve">turning point at approximately 36% foreign sales intensity across all</w:t>
-      </w:r>
-      <w:r>
-        <w:t xml:space="preserve"> </w:t>
-      </w:r>
-      <w:r>
-        <w:t xml:space="preserve">specifications (N = 84,910–29,840), robust even in the full three-way</w:t>
+        <w:t xml:space="preserve">WBES-based test of the inverted-U I–P hypothesis in Asia, confirming an inverted-U whose turning point is 40.0% foreign sales intensity in the fully specified model (M5), within a narrow 33.8–40.0% band across all specifications (N = 84,910–29,840), robust even in the full three-way</w:t>
       </w:r>
       <w:r>
         <w:t xml:space="preserve"> </w:t>
@@ -1879,13 +1855,7 @@
         <w:t xml:space="preserve"> </w:t>
       </w:r>
       <w:r>
-        <w:t xml:space="preserve">Defined as the share of sales from</w:t>
-      </w:r>
-      <w:r>
-        <w:t xml:space="preserve"> </w:t>
-      </w:r>
-      <w:r>
-        <w:t xml:space="preserve">direct exports (d3c / 100), ranging from 0 to 1. We mean-centre FSTS at</w:t>
+        <w:t xml:space="preserve">Defined as the share of sales from direct plus indirect exports ((d3b + d3c) / 100), following the standard WBES exports definition, ranging from 0 to 1. We mean-centre FSTS at</w:t>
       </w:r>
       <w:r>
         <w:t xml:space="preserve"> </w:t>
@@ -2493,13 +2463,7 @@
         <w:t xml:space="preserve"> </w:t>
       </w:r>
       <w:r>
-        <w:t xml:space="preserve">pooled sample of 49 Asian and Pacific economies, with a turning point of</w:t>
-      </w:r>
-      <w:r>
-        <w:t xml:space="preserve"> </w:t>
-      </w:r>
-      <w:r>
-        <w:t xml:space="preserve">approximately 36% foreign sales intensity.</w:t>
+        <w:t xml:space="preserve">pooled sample of 49 Asian and Pacific economies, with a turning point of 40.0% foreign sales intensity in the fully specified model M5 (33.8–40.0% across specifications).</w:t>
       </w:r>
     </w:p>
     <w:bookmarkEnd w:id="36"/>
@@ -3393,13 +3357,7 @@
         <w:pStyle w:val="FirstParagraph"/>
       </w:pPr>
       <w:r>
-        <w:t xml:space="preserve">The central finding, an inverted-U with a turning point at</w:t>
-      </w:r>
-      <w:r>
-        <w:t xml:space="preserve"> </w:t>
-      </w:r>
-      <w:r>
-        <w:t xml:space="preserve">approximately 36% foreign sales intensity, robust across 49 economies</w:t>
+        <w:t xml:space="preserve">The central finding, an inverted-U with a turning point of 40.0% foreign sales intensity (M5; 33.8–40.0% across specifications), robust across 49 economies</w:t>
       </w:r>
       <w:r>
         <w:t xml:space="preserve"> </w:t>
@@ -3423,7 +3381,7 @@
         <w:t xml:space="preserve"> </w:t>
       </w:r>
       <w:r>
-        <w:t xml:space="preserve">working with samples centred well below the 36% turning point; their</w:t>
+        <w:t xml:space="preserve">working with samples centred well below the turning point; their</w:t>
       </w:r>
       <w:r>
         <w:t xml:space="preserve"> </w:t>
@@ -3970,19 +3928,13 @@
         <w:t xml:space="preserve"> </w:t>
       </w:r>
       <w:r>
-        <w:t xml:space="preserve">49-economy, 102-wave WBES sample, with a turning point of approximately</w:t>
-      </w:r>
-      <w:r>
-        <w:t xml:space="preserve"> </w:t>
-      </w:r>
-      <w:r>
-        <w:t xml:space="preserve">36% foreign sales intensity. Three conclusions are policy-relevant.</w:t>
-      </w:r>
-      <w:r>
-        <w:t xml:space="preserve"> </w:t>
-      </w:r>
-      <w:r>
-        <w:t xml:space="preserve">First, for firms in the ascending phase (FSTS &lt; 36%), intensifying</w:t>
+        <w:t xml:space="preserve">49-economy, 102-wave WBES sample, with a turning point of 40.0% foreign sales intensity in the fully specified model M5 (33.8–40.0% across specifications). Three conclusions are policy-relevant.</w:t>
+      </w:r>
+      <w:r>
+        <w:t xml:space="preserve"> </w:t>
+      </w:r>
+      <w:r>
+        <w:t xml:space="preserve">First, for firms in the ascending phase (FSTS below the ~40% turning point), intensifying</w:t>
       </w:r>
       <w:r>
         <w:t xml:space="preserve"> </w:t>
@@ -4128,7 +4080,7 @@
         <w:t xml:space="preserve"> </w:t>
       </w:r>
       <w:r>
-        <w:t xml:space="preserve">above the 36% FSTS turning point are among the most exposed to macro</w:t>
+        <w:t xml:space="preserve">above the FSTS turning point are among the most exposed to macro</w:t>
       </w:r>
       <w:r>
         <w:t xml:space="preserve"> </w:t>
@@ -8899,7 +8851,10 @@
     </w:p>
     <w:bookmarkEnd w:id="75"/>
     <w:bookmarkEnd w:id="76"/>
-    <w:sectPr/>
+    <w:sectPr>
+      <w:pgSz w:h="16838" w:w="11906"/>
+      <w:pgMar w:bottom="1417" w:left="1417" w:right="1417" w:top="1417"/>
+    </w:sectPr>
   </w:body>
 </w:document>
 </file>
@@ -9111,29 +9066,59 @@
   <w:style w:default="1" w:styleId="Normal" w:type="paragraph">
     <w:name w:val="Normal"/>
     <w:qFormat/>
+    <w:pPr>
+      <w:spacing w:line="276" w:lineRule="auto"/>
+      <w:jc w:val="both"/>
+    </w:pPr>
+    <w:rPr>
+      <w:rFonts w:ascii="Times New Roman" w:eastAsia="Times New Roman" w:hAnsi="Times New Roman"/>
+      <w:color w:val="000000"/>
+      <w:sz w:val="24"/>
+    </w:rPr>
   </w:style>
   <w:style w:styleId="BodyText" w:type="paragraph">
     <w:name w:val="Body Text"/>
     <w:basedOn w:val="Normal"/>
     <w:link w:val="BodyTextChar"/>
     <w:pPr>
-      <w:spacing w:after="180" w:before="180"/>
+      <w:spacing w:after="180" w:before="180" w:line="276" w:lineRule="auto"/>
+      <w:jc w:val="both"/>
     </w:pPr>
     <w:qFormat/>
+    <w:rPr>
+      <w:rFonts w:ascii="Times New Roman" w:eastAsia="Times New Roman" w:hAnsi="Times New Roman"/>
+      <w:color w:val="000000"/>
+      <w:sz w:val="24"/>
+    </w:rPr>
   </w:style>
   <w:style w:customStyle="1" w:styleId="FirstParagraph" w:type="paragraph">
     <w:name w:val="First Paragraph"/>
     <w:basedOn w:val="BodyText"/>
     <w:next w:val="BodyText"/>
     <w:qFormat/>
+    <w:pPr>
+      <w:spacing w:line="276" w:lineRule="auto"/>
+      <w:jc w:val="both"/>
+    </w:pPr>
+    <w:rPr>
+      <w:rFonts w:ascii="Times New Roman" w:eastAsia="Times New Roman" w:hAnsi="Times New Roman"/>
+      <w:color w:val="000000"/>
+      <w:sz w:val="24"/>
+    </w:rPr>
   </w:style>
   <w:style w:customStyle="1" w:styleId="Compact" w:type="paragraph">
     <w:name w:val="Compact"/>
     <w:basedOn w:val="BodyText"/>
     <w:qFormat/>
     <w:pPr>
-      <w:spacing w:after="36" w:before="36"/>
+      <w:spacing w:after="36" w:before="36" w:line="276" w:lineRule="auto"/>
+      <w:jc w:val="both"/>
     </w:pPr>
+    <w:rPr>
+      <w:rFonts w:ascii="Times New Roman" w:eastAsia="Times New Roman" w:hAnsi="Times New Roman"/>
+      <w:color w:val="000000"/>
+      <w:sz w:val="24"/>
+    </w:rPr>
   </w:style>
   <w:style w:styleId="Title" w:type="paragraph">
     <w:name w:val="Title"/>
@@ -9143,15 +9128,15 @@
     <w:pPr>
       <w:keepNext/>
       <w:keepLines/>
-      <w:spacing w:after="240" w:before="480"/>
-      <w:jc w:val="center"/>
+      <w:spacing w:after="240" w:before="480" w:line="276" w:lineRule="auto"/>
+      <w:jc w:val="both"/>
     </w:pPr>
     <w:rPr>
-      <w:rFonts w:asciiTheme="majorHAnsi" w:cstheme="majorBidi" w:eastAsiaTheme="majorEastAsia" w:hAnsiTheme="majorHAnsi"/>
+      <w:rFonts w:ascii="Times New Roman" w:asciiTheme="majorHAnsi" w:cstheme="majorBidi" w:eastAsia="Times New Roman" w:eastAsiaTheme="majorEastAsia" w:hAnsi="Times New Roman" w:hAnsiTheme="majorHAnsi"/>
       <w:b/>
       <w:bCs/>
-      <w:color w:themeColor="accent1" w:themeShade="B5" w:val="345A8A"/>
-      <w:sz w:val="36"/>
+      <w:color w:val="000000"/>
+      <w:sz w:val="24"/>
       <w:szCs w:val="36"/>
     </w:rPr>
   </w:style>
@@ -9163,11 +9148,13 @@
     <w:pPr>
       <w:keepNext/>
       <w:keepLines/>
-      <w:spacing w:after="240" w:before="240"/>
-      <w:jc w:val="center"/>
+      <w:spacing w:after="240" w:before="240" w:line="276" w:lineRule="auto"/>
+      <w:jc w:val="both"/>
     </w:pPr>
     <w:rPr>
-      <w:sz w:val="30"/>
+      <w:rFonts w:ascii="Times New Roman" w:eastAsia="Times New Roman" w:hAnsi="Times New Roman"/>
+      <w:color w:val="000000"/>
+      <w:sz w:val="24"/>
       <w:szCs w:val="30"/>
     </w:rPr>
   </w:style>
@@ -9178,8 +9165,14 @@
     <w:pPr>
       <w:keepNext/>
       <w:keepLines/>
-      <w:jc w:val="center"/>
+      <w:spacing w:line="276" w:lineRule="auto"/>
+      <w:jc w:val="both"/>
     </w:pPr>
+    <w:rPr>
+      <w:rFonts w:ascii="Times New Roman" w:eastAsia="Times New Roman" w:hAnsi="Times New Roman"/>
+      <w:color w:val="000000"/>
+      <w:sz w:val="24"/>
+    </w:rPr>
   </w:style>
   <w:style w:styleId="Date" w:type="paragraph">
     <w:name w:val="Date"/>
@@ -9188,8 +9181,14 @@
     <w:pPr>
       <w:keepNext/>
       <w:keepLines/>
-      <w:jc w:val="center"/>
+      <w:spacing w:line="276" w:lineRule="auto"/>
+      <w:jc w:val="both"/>
     </w:pPr>
+    <w:rPr>
+      <w:rFonts w:ascii="Times New Roman" w:eastAsia="Times New Roman" w:hAnsi="Times New Roman"/>
+      <w:color w:val="000000"/>
+      <w:sz w:val="24"/>
+    </w:rPr>
   </w:style>
   <w:style w:customStyle="1" w:styleId="AbstractTitle" w:type="paragraph">
     <w:name w:val="Abstract Title"/>
@@ -9199,15 +9198,15 @@
     <w:pPr>
       <w:keepNext/>
       <w:keepLines/>
-      <w:jc w:val="center"/>
-      <w:spacing w:after="0" w:before="300"/>
+      <w:jc w:val="both"/>
+      <w:spacing w:after="0" w:before="300" w:line="276" w:lineRule="auto"/>
     </w:pPr>
     <w:rPr>
-      <w:sz w:val="20"/>
+      <w:color w:val="000000"/>
+      <w:sz w:val="24"/>
       <w:szCs w:val="20"/>
+      <w:rFonts w:ascii="Times New Roman" w:eastAsia="Times New Roman" w:hAnsi="Times New Roman"/>
       <w:b/>
-      <w:color w:val="345A8A"/>
-      &gt;
     </w:rPr>
   </w:style>
   <w:style w:customStyle="1" w:styleId="Abstract" w:type="paragraph">
@@ -9218,10 +9217,13 @@
     <w:pPr>
       <w:keepNext/>
       <w:keepLines/>
-      <w:spacing w:after="300" w:before="100"/>
+      <w:spacing w:after="300" w:before="100" w:line="276" w:lineRule="auto"/>
+      <w:jc w:val="both"/>
     </w:pPr>
     <w:rPr>
-      <w:sz w:val="20"/>
+      <w:rFonts w:ascii="Times New Roman" w:eastAsia="Times New Roman" w:hAnsi="Times New Roman"/>
+      <w:color w:val="000000"/>
+      <w:sz w:val="24"/>
       <w:szCs w:val="20"/>
     </w:rPr>
   </w:style>
@@ -9230,8 +9232,15 @@
     <w:basedOn w:val="Normal"/>
     <w:next w:val="Bibliography"/>
     <w:qFormat/>
-    <w:pPr/>
-    <w:rPr/>
+    <w:pPr>
+      <w:spacing w:line="276" w:lineRule="auto"/>
+      <w:jc w:val="both"/>
+    </w:pPr>
+    <w:rPr>
+      <w:rFonts w:ascii="Times New Roman" w:eastAsia="Times New Roman" w:hAnsi="Times New Roman"/>
+      <w:color w:val="000000"/>
+      <w:sz w:val="24"/>
+    </w:rPr>
   </w:style>
   <w:style w:styleId="Heading1" w:type="paragraph">
     <w:name w:val="Heading 1"/>
@@ -9242,15 +9251,16 @@
     <w:pPr>
       <w:keepNext/>
       <w:keepLines/>
-      <w:spacing w:after="0" w:before="480"/>
+      <w:spacing w:after="0" w:before="480" w:line="276" w:lineRule="auto"/>
+      <w:jc w:val="both"/>
       <w:outlineLvl w:val="0"/>
     </w:pPr>
     <w:rPr>
-      <w:rFonts w:asciiTheme="majorHAnsi" w:cstheme="majorBidi" w:eastAsiaTheme="majorEastAsia" w:hAnsiTheme="majorHAnsi"/>
+      <w:rFonts w:ascii="Times New Roman" w:asciiTheme="majorHAnsi" w:cstheme="majorBidi" w:eastAsia="Times New Roman" w:eastAsiaTheme="majorEastAsia" w:hAnsi="Times New Roman" w:hAnsiTheme="majorHAnsi"/>
       <w:b/>
       <w:bCs/>
-      <w:color w:themeColor="accent1" w:val="4F81BD"/>
-      <w:sz w:val="32"/>
+      <w:color w:val="000000"/>
+      <w:sz w:val="24"/>
       <w:szCs w:val="32"/>
     </w:rPr>
   </w:style>
@@ -9264,15 +9274,16 @@
     <w:pPr>
       <w:keepNext/>
       <w:keepLines/>
-      <w:spacing w:after="0" w:before="200"/>
+      <w:spacing w:after="0" w:before="200" w:line="276" w:lineRule="auto"/>
+      <w:jc w:val="both"/>
       <w:outlineLvl w:val="1"/>
     </w:pPr>
     <w:rPr>
-      <w:rFonts w:asciiTheme="majorHAnsi" w:cstheme="majorBidi" w:eastAsiaTheme="majorEastAsia" w:hAnsiTheme="majorHAnsi"/>
+      <w:rFonts w:ascii="Times New Roman" w:asciiTheme="majorHAnsi" w:cstheme="majorBidi" w:eastAsia="Times New Roman" w:eastAsiaTheme="majorEastAsia" w:hAnsi="Times New Roman" w:hAnsiTheme="majorHAnsi"/>
       <w:b/>
       <w:bCs/>
-      <w:color w:themeColor="accent1" w:val="4F81BD"/>
-      <w:sz w:val="28"/>
+      <w:color w:val="000000"/>
+      <w:sz w:val="24"/>
       <w:szCs w:val="28"/>
     </w:rPr>
   </w:style>
@@ -9286,14 +9297,15 @@
     <w:pPr>
       <w:keepNext/>
       <w:keepLines/>
-      <w:spacing w:after="0" w:before="200"/>
+      <w:spacing w:after="0" w:before="200" w:line="276" w:lineRule="auto"/>
+      <w:jc w:val="both"/>
       <w:outlineLvl w:val="2"/>
     </w:pPr>
     <w:rPr>
-      <w:rFonts w:asciiTheme="majorHAnsi" w:cstheme="majorBidi" w:eastAsiaTheme="majorEastAsia" w:hAnsiTheme="majorHAnsi"/>
+      <w:rFonts w:ascii="Times New Roman" w:asciiTheme="majorHAnsi" w:cstheme="majorBidi" w:eastAsia="Times New Roman" w:eastAsiaTheme="majorEastAsia" w:hAnsi="Times New Roman" w:hAnsiTheme="majorHAnsi"/>
       <w:b/>
       <w:bCs/>
-      <w:color w:themeColor="accent1" w:val="4F81BD"/>
+      <w:color w:val="000000"/>
       <w:sz w:val="24"/>
       <w:szCs w:val="24"/>
     </w:rPr>
@@ -9308,14 +9320,15 @@
     <w:pPr>
       <w:keepNext/>
       <w:keepLines/>
-      <w:spacing w:after="0" w:before="200"/>
+      <w:spacing w:after="0" w:before="200" w:line="276" w:lineRule="auto"/>
+      <w:jc w:val="both"/>
       <w:outlineLvl w:val="3"/>
     </w:pPr>
     <w:rPr>
-      <w:rFonts w:asciiTheme="majorHAnsi" w:cstheme="majorBidi" w:eastAsiaTheme="majorEastAsia" w:hAnsiTheme="majorHAnsi"/>
+      <w:rFonts w:ascii="Times New Roman" w:asciiTheme="majorHAnsi" w:cstheme="majorBidi" w:eastAsia="Times New Roman" w:eastAsiaTheme="majorEastAsia" w:hAnsi="Times New Roman" w:hAnsiTheme="majorHAnsi"/>
       <w:i/>
       <w:bCs/>
-      <w:color w:themeColor="accent1" w:val="4F81BD"/>
+      <w:color w:val="000000"/>
       <w:sz w:val="24"/>
       <w:szCs w:val="24"/>
     </w:rPr>
@@ -9330,13 +9343,14 @@
     <w:pPr>
       <w:keepNext/>
       <w:keepLines/>
-      <w:spacing w:after="0" w:before="200"/>
+      <w:spacing w:after="0" w:before="200" w:line="276" w:lineRule="auto"/>
+      <w:jc w:val="both"/>
       <w:outlineLvl w:val="4"/>
     </w:pPr>
     <w:rPr>
-      <w:rFonts w:asciiTheme="majorHAnsi" w:cstheme="majorBidi" w:eastAsiaTheme="majorEastAsia" w:hAnsiTheme="majorHAnsi"/>
+      <w:rFonts w:ascii="Times New Roman" w:asciiTheme="majorHAnsi" w:cstheme="majorBidi" w:eastAsia="Times New Roman" w:eastAsiaTheme="majorEastAsia" w:hAnsi="Times New Roman" w:hAnsiTheme="majorHAnsi"/>
       <w:iCs/>
-      <w:color w:themeColor="accent1" w:val="4F81BD"/>
+      <w:color w:val="000000"/>
       <w:sz w:val="24"/>
       <w:szCs w:val="24"/>
     </w:rPr>
@@ -9351,12 +9365,13 @@
     <w:pPr>
       <w:keepNext/>
       <w:keepLines/>
-      <w:spacing w:after="0" w:before="200"/>
+      <w:spacing w:after="0" w:before="200" w:line="276" w:lineRule="auto"/>
+      <w:jc w:val="both"/>
       <w:outlineLvl w:val="5"/>
     </w:pPr>
     <w:rPr>
-      <w:rFonts w:asciiTheme="majorHAnsi" w:cstheme="majorBidi" w:eastAsiaTheme="majorEastAsia" w:hAnsiTheme="majorHAnsi"/>
-      <w:color w:themeColor="accent1" w:val="4F81BD"/>
+      <w:rFonts w:ascii="Times New Roman" w:asciiTheme="majorHAnsi" w:cstheme="majorBidi" w:eastAsia="Times New Roman" w:eastAsiaTheme="majorEastAsia" w:hAnsi="Times New Roman" w:hAnsiTheme="majorHAnsi"/>
+      <w:color w:val="000000"/>
       <w:sz w:val="24"/>
       <w:szCs w:val="24"/>
     </w:rPr>
@@ -9371,12 +9386,13 @@
     <w:pPr>
       <w:keepNext/>
       <w:keepLines/>
-      <w:spacing w:after="0" w:before="200"/>
+      <w:spacing w:after="0" w:before="200" w:line="276" w:lineRule="auto"/>
+      <w:jc w:val="both"/>
       <w:outlineLvl w:val="6"/>
     </w:pPr>
     <w:rPr>
-      <w:rFonts w:asciiTheme="majorHAnsi" w:cstheme="majorBidi" w:eastAsiaTheme="majorEastAsia" w:hAnsiTheme="majorHAnsi"/>
-      <w:color w:themeColor="accent1" w:val="4F81BD"/>
+      <w:rFonts w:ascii="Times New Roman" w:asciiTheme="majorHAnsi" w:cstheme="majorBidi" w:eastAsia="Times New Roman" w:eastAsiaTheme="majorEastAsia" w:hAnsi="Times New Roman" w:hAnsiTheme="majorHAnsi"/>
+      <w:color w:val="000000"/>
       <w:sz w:val="24"/>
       <w:szCs w:val="24"/>
     </w:rPr>
@@ -9391,12 +9407,13 @@
     <w:pPr>
       <w:keepNext/>
       <w:keepLines/>
-      <w:spacing w:after="0" w:before="200"/>
+      <w:spacing w:after="0" w:before="200" w:line="276" w:lineRule="auto"/>
+      <w:jc w:val="both"/>
       <w:outlineLvl w:val="7"/>
     </w:pPr>
     <w:rPr>
-      <w:rFonts w:asciiTheme="majorHAnsi" w:cstheme="majorBidi" w:eastAsiaTheme="majorEastAsia" w:hAnsiTheme="majorHAnsi"/>
-      <w:color w:themeColor="accent1" w:val="4F81BD"/>
+      <w:rFonts w:ascii="Times New Roman" w:asciiTheme="majorHAnsi" w:cstheme="majorBidi" w:eastAsia="Times New Roman" w:eastAsiaTheme="majorEastAsia" w:hAnsi="Times New Roman" w:hAnsiTheme="majorHAnsi"/>
+      <w:color w:val="000000"/>
       <w:sz w:val="24"/>
       <w:szCs w:val="24"/>
     </w:rPr>
@@ -9411,12 +9428,13 @@
     <w:pPr>
       <w:keepNext/>
       <w:keepLines/>
-      <w:spacing w:after="0" w:before="200"/>
+      <w:spacing w:after="0" w:before="200" w:line="276" w:lineRule="auto"/>
+      <w:jc w:val="both"/>
       <w:outlineLvl w:val="8"/>
     </w:pPr>
     <w:rPr>
-      <w:rFonts w:asciiTheme="majorHAnsi" w:cstheme="majorBidi" w:eastAsiaTheme="majorEastAsia" w:hAnsiTheme="majorHAnsi"/>
-      <w:color w:themeColor="accent1" w:val="4F81BD"/>
+      <w:rFonts w:ascii="Times New Roman" w:asciiTheme="majorHAnsi" w:cstheme="majorBidi" w:eastAsia="Times New Roman" w:eastAsiaTheme="majorEastAsia" w:hAnsi="Times New Roman" w:hAnsiTheme="majorHAnsi"/>
+      <w:color w:val="000000"/>
       <w:sz w:val="24"/>
       <w:szCs w:val="24"/>
     </w:rPr>
@@ -9429,9 +9447,15 @@
     <w:unhideWhenUsed/>
     <w:qFormat/>
     <w:pPr>
-      <w:spacing w:after="100" w:before="100"/>
+      <w:spacing w:after="100" w:before="100" w:line="276" w:lineRule="auto"/>
       <w:ind w:firstLine="0" w:left="480" w:right="480"/>
+      <w:jc w:val="both"/>
     </w:pPr>
+    <w:rPr>
+      <w:rFonts w:ascii="Times New Roman" w:eastAsia="Times New Roman" w:hAnsi="Times New Roman"/>
+      <w:color w:val="000000"/>
+      <w:sz w:val="24"/>
+    </w:rPr>
   </w:style>
   <w:style w:styleId="FootnoteText" w:type="paragraph">
     <w:name w:val="Footnote Text"/>
@@ -9440,11 +9464,25 @@
     <w:uiPriority w:val="9"/>
     <w:unhideWhenUsed/>
     <w:qFormat/>
+    <w:pPr>
+      <w:spacing w:line="276" w:lineRule="auto"/>
+      <w:jc w:val="both"/>
+    </w:pPr>
+    <w:rPr>
+      <w:rFonts w:ascii="Times New Roman" w:eastAsia="Times New Roman" w:hAnsi="Times New Roman"/>
+      <w:color w:val="000000"/>
+      <w:sz w:val="24"/>
+    </w:rPr>
   </w:style>
   <w:style w:default="1" w:styleId="DefaultParagraphFont" w:type="character">
     <w:name w:val="Default Paragraph Font"/>
     <w:semiHidden/>
     <w:unhideWhenUsed/>
+    <w:rPr>
+      <w:rFonts w:ascii="Times New Roman" w:eastAsia="Times New Roman" w:hAnsi="Times New Roman"/>
+      <w:color w:val="000000"/>
+      <w:sz w:val="24"/>
+    </w:rPr>
   </w:style>
   <w:style w:default="1" w:styleId="Table" w:type="table">
     <w:name w:val="Table"/>
@@ -9452,6 +9490,15 @@
     <w:semiHidden/>
     <w:unhideWhenUsed/>
     <w:qFormat/>
+    <w:pPr>
+      <w:spacing w:line="276" w:lineRule="auto"/>
+      <w:jc w:val="both"/>
+    </w:pPr>
+    <w:rPr>
+      <w:rFonts w:ascii="Times New Roman" w:eastAsia="Times New Roman" w:hAnsi="Times New Roman"/>
+      <w:color w:val="000000"/>
+      <w:sz w:val="24"/>
+    </w:rPr>
     <w:tblPr>
       <w:tblInd w:type="dxa" w:w="0"/>
       <w:tblCellMar>
@@ -9484,25 +9531,42 @@
     <w:pPr>
       <w:keepNext/>
       <w:keepLines/>
-      <w:spacing w:after="0"/>
+      <w:spacing w:after="0" w:line="276" w:lineRule="auto"/>
+      <w:jc w:val="both"/>
     </w:pPr>
     <w:rPr>
+      <w:rFonts w:ascii="Times New Roman" w:eastAsia="Times New Roman" w:hAnsi="Times New Roman"/>
       <w:b/>
+      <w:color w:val="000000"/>
+      <w:sz w:val="24"/>
     </w:rPr>
   </w:style>
   <w:style w:customStyle="1" w:styleId="Definition" w:type="paragraph">
     <w:name w:val="Definition"/>
     <w:basedOn w:val="Normal"/>
+    <w:pPr>
+      <w:spacing w:line="276" w:lineRule="auto"/>
+      <w:jc w:val="both"/>
+    </w:pPr>
+    <w:rPr>
+      <w:rFonts w:ascii="Times New Roman" w:eastAsia="Times New Roman" w:hAnsi="Times New Roman"/>
+      <w:color w:val="000000"/>
+      <w:sz w:val="24"/>
+    </w:rPr>
   </w:style>
   <w:style w:styleId="Caption" w:type="paragraph">
     <w:name w:val="Caption"/>
     <w:basedOn w:val="Normal"/>
     <w:link w:val="BodyTextChar"/>
     <w:pPr>
-      <w:spacing w:after="120" w:before="0"/>
+      <w:spacing w:after="120" w:before="0" w:line="276" w:lineRule="auto"/>
+      <w:jc w:val="both"/>
     </w:pPr>
     <w:rPr>
+      <w:rFonts w:ascii="Times New Roman" w:eastAsia="Times New Roman" w:hAnsi="Times New Roman"/>
       <w:i/>
+      <w:color w:val="000000"/>
+      <w:sz w:val="24"/>
     </w:rPr>
   </w:style>
   <w:style w:customStyle="1" w:styleId="TableCaption" w:type="paragraph">
@@ -9510,44 +9574,90 @@
     <w:basedOn w:val="Caption"/>
     <w:pPr>
       <w:keepNext/>
+      <w:spacing w:line="276" w:lineRule="auto"/>
+      <w:jc w:val="both"/>
     </w:pPr>
+    <w:rPr>
+      <w:rFonts w:ascii="Times New Roman" w:eastAsia="Times New Roman" w:hAnsi="Times New Roman"/>
+      <w:color w:val="000000"/>
+      <w:sz w:val="24"/>
+    </w:rPr>
   </w:style>
   <w:style w:customStyle="1" w:styleId="ImageCaption" w:type="paragraph">
     <w:name w:val="Image Caption"/>
     <w:basedOn w:val="Caption"/>
+    <w:pPr>
+      <w:spacing w:line="276" w:lineRule="auto"/>
+      <w:jc w:val="both"/>
+    </w:pPr>
+    <w:rPr>
+      <w:rFonts w:ascii="Times New Roman" w:eastAsia="Times New Roman" w:hAnsi="Times New Roman"/>
+      <w:color w:val="000000"/>
+      <w:sz w:val="24"/>
+    </w:rPr>
   </w:style>
   <w:style w:customStyle="1" w:styleId="Figure" w:type="paragraph">
     <w:name w:val="Figure"/>
     <w:basedOn w:val="Normal"/>
+    <w:pPr>
+      <w:spacing w:line="276" w:lineRule="auto"/>
+      <w:jc w:val="both"/>
+    </w:pPr>
+    <w:rPr>
+      <w:rFonts w:ascii="Times New Roman" w:eastAsia="Times New Roman" w:hAnsi="Times New Roman"/>
+      <w:color w:val="000000"/>
+      <w:sz w:val="24"/>
+    </w:rPr>
   </w:style>
   <w:style w:customStyle="1" w:styleId="CaptionedFigure" w:type="paragraph">
     <w:name w:val="Captioned Figure"/>
     <w:basedOn w:val="Figure"/>
     <w:pPr>
       <w:keepNext/>
+      <w:spacing w:line="276" w:lineRule="auto"/>
+      <w:jc w:val="both"/>
     </w:pPr>
+    <w:rPr>
+      <w:rFonts w:ascii="Times New Roman" w:eastAsia="Times New Roman" w:hAnsi="Times New Roman"/>
+      <w:color w:val="000000"/>
+      <w:sz w:val="24"/>
+    </w:rPr>
   </w:style>
   <w:style w:customStyle="1" w:styleId="BodyTextChar" w:type="character">
     <w:name w:val="Body Text Char"/>
     <w:basedOn w:val="DefaultParagraphFont"/>
     <w:link w:val="BodyText"/>
+    <w:rPr>
+      <w:rFonts w:ascii="Times New Roman" w:eastAsia="Times New Roman" w:hAnsi="Times New Roman"/>
+      <w:color w:val="000000"/>
+      <w:sz w:val="24"/>
+    </w:rPr>
   </w:style>
   <w:style w:customStyle="1" w:styleId="VerbatimChar" w:type="character">
     <w:name w:val="Verbatim Char"/>
     <w:basedOn w:val="BodyTextChar"/>
     <w:rPr>
-      <w:rFonts w:ascii="Consolas" w:hAnsi="Consolas"/>
-      <w:sz w:val="22"/>
+      <w:rFonts w:ascii="Times New Roman" w:eastAsia="Times New Roman" w:hAnsi="Times New Roman"/>
+      <w:color w:val="000000"/>
+      <w:sz w:val="24"/>
     </w:rPr>
   </w:style>
   <w:style w:customStyle="1" w:styleId="SectionNumber" w:type="character">
     <w:name w:val="Section Number"/>
     <w:basedOn w:val="BodyTextChar"/>
+    <w:rPr>
+      <w:rFonts w:ascii="Times New Roman" w:eastAsia="Times New Roman" w:hAnsi="Times New Roman"/>
+      <w:color w:val="000000"/>
+      <w:sz w:val="24"/>
+    </w:rPr>
   </w:style>
   <w:style w:styleId="FootnoteReference" w:type="character">
     <w:name w:val="Footnote Reference"/>
     <w:basedOn w:val="BodyTextChar"/>
     <w:rPr>
+      <w:rFonts w:ascii="Times New Roman" w:eastAsia="Times New Roman" w:hAnsi="Times New Roman"/>
+      <w:color w:val="000000"/>
+      <w:sz w:val="24"/>
       <w:vertAlign w:val="superscript"/>
     </w:rPr>
   </w:style>
@@ -9555,7 +9665,9 @@
     <w:name w:val="Hyperlink"/>
     <w:basedOn w:val="BodyTextChar"/>
     <w:rPr>
-      <w:color w:themeColor="accent1" w:val="4F81BD"/>
+      <w:rFonts w:ascii="Times New Roman" w:eastAsia="Times New Roman" w:hAnsi="Times New Roman"/>
+      <w:color w:val="000000"/>
+      <w:sz w:val="24"/>
     </w:rPr>
   </w:style>
   <w:style w:styleId="TOCHeading" w:type="paragraph">
@@ -9566,14 +9678,16 @@
     <w:unhideWhenUsed/>
     <w:qFormat/>
     <w:pPr>
-      <w:spacing w:before="240" w:line="259" w:lineRule="auto"/>
+      <w:spacing w:before="240" w:line="276" w:lineRule="auto"/>
+      <w:jc w:val="both"/>
       <w:outlineLvl w:val="9"/>
     </w:pPr>
     <w:rPr>
-      <w:rFonts w:asciiTheme="majorHAnsi" w:cstheme="majorBidi" w:eastAsiaTheme="majorEastAsia" w:hAnsiTheme="majorHAnsi"/>
+      <w:rFonts w:ascii="Times New Roman" w:asciiTheme="majorHAnsi" w:cstheme="majorBidi" w:eastAsia="Times New Roman" w:eastAsiaTheme="majorEastAsia" w:hAnsi="Times New Roman" w:hAnsiTheme="majorHAnsi"/>
       <w:b w:val="0"/>
       <w:bCs w:val="0"/>
-      <w:color w:themeColor="accent1" w:themeShade="BF" w:val="365F91"/>
+      <w:color w:val="000000"/>
+      <w:sz w:val="24"/>
     </w:rPr>
   </w:style>
   <w:style w:type="paragraph" w:customStyle="1" w:styleId="SourceCode">

--- a/p7/submission/ibr_package/01_manuscript_blinded.docx
+++ b/p7/submission/ibr_package/01_manuscript_blinded.docx
@@ -23,6 +23,30 @@
         <w:pStyle w:val="BlockText"/>
       </w:pPr>
       <w:r>
+        <w:t xml:space="preserve">analytic sample 88,869 firms / 50 economies / 103 country-year pairs. The full</w:t>
+      </w:r>
+      <w:r>
+        <w:t xml:space="preserve"> </w:t>
+      </w:r>
+      <w:r>
+        <w:t xml:space="preserve">(results in</w:t>
+      </w:r>
+      <w:r>
+        <w:t xml:space="preserve"> </w:t>
+      </w:r>
+      <w:r>
+        <w:rPr>
+          <w:rStyle w:val="VerbatimChar"/>
+        </w:rPr>
+        <w:t xml:space="preserve">data_wbes/analysis/p7_full_ladder_results.md</w:t>
+      </w:r>
+      <w:r>
+        <w:t xml:space="preserve">); the two anchors</w:t>
+      </w:r>
+      <w:r>
+        <w:t xml:space="preserve"> </w:t>
+      </w:r>
+      <w:r>
         <w:t xml:space="preserve">reproduce exactly (M2 quadratic N=81,022, TP=51.5%; M4 +TCI+DAI N=79,080, TP=43.6%).</w:t>
       </w:r>
       <w:r>
@@ -75,7 +99,7 @@
         <w:pStyle w:val="FirstParagraph"/>
       </w:pPr>
       <w:r>
-        <w:t xml:space="preserve">We examine whether the internationalization–performance (I–P) relationship holds across a large and institutionally diverse set of Asian and Pacific economies and identify the conditions under which firms convert export intensity into productive performance. Using microdata from 88,869 firms across 50 economies and 103 country-year waves of the World Bank Enterprise Survey (2003–2025; including Japan's inaugural 2025 wave), spanning all six Institutional Context Regime Variation (ICRV) groups, we estimate a hierarchical sequence of models on currency-neutral labour productivity (standardised within economy-year) with two-way (economy and year) fixed effects throughout and standard errors clustered by economy. We find robust support for an inverted-U I–P relationship: the quadratic baseline (M2, N=81,022) yields a turning point of 51.5% of export sales, tightening to 43.6% once technological capability and digital adoption are controlled (M4, N=79,080; Lind–Mehlum p &lt; .001 throughout). Technological capability (TCI, +0.108) and digital adoption (DAI, +0.219) both raise the performance level, but neither significantly reshapes the pooled curve — both are level-shifters, not curve-reshapers. The curve structure is instead governed by institutional regime: estimating the turning point within each ICRV group reveals a three-zone pattern — a sharp inverted-U in the lower-middle transition regime (TP ≈ 43%), a near-linear relationship in the strongest-institution regime (turning point beyond the observable range, ≈ 80%), and dissolution of the inverted-U in the weakest regimes (Emerging ≈ 37%; the Pacific SIDS group shows no inverted-U). Female top management carries a negative coefficient (−0.104, p &lt; .001). These findings offer a parsimonious resolution to Asian I–P heterogeneity: the relationship is inverted-U in form, but it is institutional regime — not capability per se — that determines whether the inverted-U is sharp, straightened, or absent.</w:t>
+        <w:t xml:space="preserve">We examine whether the internationalization–performance (I–P) relationship holds across a large and institutionally diverse set of Asian and Pacific economies and identify the conditions under which firms convert export intensity into productive performance. Using microdata from 88,869 firms across 50 economies and 103 country-year waves of the World Bank Enterprise Survey (2003–2025; including Japan's inaugural 2025 wave), spanning all six Institutional Context Regime Variation (ICRV) groups, we estimate a hierarchical sequence of models on currency-neutral labour productivity (standardised within economy-year) with two-way (economy and year) fixed effects throughout and standard errors clustered by economy. We find robust support for an inverted-U I–P relationship: the quadratic baseline (M2, N=81,022) yields a turning point of 51.5% of export sales, tightening to 43.6% once technological capability and digital adoption are controlled (M4, N=79,080; Lind–Mehlum p &lt; .001 throughout). Technological capability (TCI, +0.108) and digital adoption (DAI, +0.219) both raise the performance level, but neither significantly reshapes the pooled curve; both are level-shifters, not curve-reshapers. The curve structure is instead governed by institutional regime: estimating the turning point within each ICRV group reveals a three-zone pattern: a sharp inverted-U in the lower-middle transition regime (TP ≈ 43%), a near-linear relationship in the strongest-institution regime (turning point beyond the observable range, ≈ 80%), and dissolution of the inverted-U in the weakest regimes (Emerging ≈ 37%; the Pacific SIDS group shows no inverted-U). Female top management carries a negative coefficient (−0.104, p &lt; .001). These findings offer a parsimonious resolution to Asian I–P heterogeneity: the relationship is inverted-U in form, but it is institutional regime, not capability per se, that determines whether the inverted-U is sharp, straightened, or absent.</w:t>
       </w:r>
     </w:p>
     <w:p>
@@ -118,15 +142,15 @@
         <w:pStyle w:val="FirstParagraph"/>
       </w:pPr>
       <w:r>
-        <w:t xml:space="preserve">A central question in international business research concerns whether and how export internationalization translates into firm performance (Lu &amp; Beamish, 2004; Johanson &amp; Vahlne, 2009). Meta-analyses document a mean correlation of approximately r = .07 across several thousand studies (Bausch &amp; Krist, 2007; Kirca et al., 2012; Marano et al., 2016), yet the variance across studies vastly exceeds what sampling error can explain. In Asia — a region that accounts for over half of global manufacturing exports (UNCTAD, 2023) — the evidence is especially fragmented: prior studies report positive relationships (Pangarkar, 2008; Korea), inverted-U curves (Chiao et al., 2006; Taiwan), or null and negative effects (Mondal et al., 2022; India). The standard explanation invokes context as a moderator (Marano et al., 2016; Kirca et al., 2012), but empirical tests simultaneously across institutionally diverse Asian economies remain rare.</w:t>
-      </w:r>
-    </w:p>
-    <w:p>
-      <w:pPr>
-        <w:pStyle w:val="BodyText"/>
-      </w:pPr>
-      <w:r>
-        <w:t xml:space="preserve">This paper addresses that gap. We pool 88,869 firm-observations from 50 Asian and Pacific economies spanning 2003–2025 (including Japan's inaugural 2025 wave), harmonised from the World Bank Enterprise Survey (WBES). Our sample spans all six ICRV regime groups — from advanced innovation-driven economies (Japan, Singapore, Korea, Taiwan, HongKong, Israel) to Pacific Small Island Developing States (Vanuatu, Solomon Islands, Fiji, Tonga, Samoa, Kiribati, Papua New Guinea) and Gulf advanced-resource economies (Bahrain, Kuwait, Qatar, Brunei, Saudi Arabia, Oman) — classified through the Institutional Context Regime Variation (ICRV) framework that anchors the broader dissertation programme of which this study is part.</w:t>
+        <w:t xml:space="preserve">A central question in international business research concerns whether and how export internationalization translates into firm performance (Lu &amp; Beamish, 2004; Johanson &amp; Vahlne, 2009). Meta-analyses document a mean correlation of approximately r = .07 across several thousand studies (Bausch &amp; Krist, 2007; Kirca et al., 2012; Marano et al., 2016), yet the variance across studies vastly exceeds what sampling error can explain. In Asia (a region that accounts for over half of global manufacturing exports; UNCTAD, 2023), the evidence is especially fragmented: prior studies report positive relationships (Pangarkar, 2008; Korea), inverted-U curves (Chiao et al., 2006; Taiwan), or null and negative effects (Mondal et al., 2022; India). The standard explanation invokes context as a moderator (Marano et al., 2016; Kirca et al., 2012), but empirical tests simultaneously across institutionally diverse Asian economies remain rare.</w:t>
+      </w:r>
+    </w:p>
+    <w:p>
+      <w:pPr>
+        <w:pStyle w:val="BodyText"/>
+      </w:pPr>
+      <w:r>
+        <w:t xml:space="preserve">This paper addresses that gap. We pool 88,869 firm-observations from 50 Asian and Pacific economies spanning 2003–2025 (including Japan's inaugural 2025 wave), harmonised from the World Bank Enterprise Survey (WBES). Our sample spans all six ICRV regime groups, from advanced innovation-driven economies (Japan, Singapore, Korea, Taiwan, HongKong, Israel) to Pacific Small Island Developing States (Vanuatu, Solomon Islands, Fiji, Tonga, Samoa, Kiribati, Papua New Guinea) and Gulf advanced-resource economies (Bahrain, Kuwait, Qatar, Brunei, Saudi Arabia, Oman), all classified through the Institutional Context Regime Variation (ICRV) framework that anchors the broader dissertation programme of which this study is part.</w:t>
       </w:r>
     </w:p>
     <w:p>
@@ -150,7 +174,7 @@
         <w:t xml:space="preserve"> </w:t>
       </w:r>
       <w:r>
-        <w:t xml:space="preserve">but that neither significantly reshapes the pooled I–P curve — a finding that disciplines capability-centred accounts of internationalization performance. Third, and most consequentially, we show that the</w:t>
+        <w:t xml:space="preserve">but that neither significantly reshapes the pooled I–P curve, a finding that disciplines capability-centred accounts of internationalization performance. Third, and most consequentially, we show that the</w:t>
       </w:r>
       <w:r>
         <w:t xml:space="preserve"> </w:t>
@@ -166,7 +190,7 @@
         <w:t xml:space="preserve"> </w:t>
       </w:r>
       <w:r>
-        <w:t xml:space="preserve">of the curve is governed by institutional regime, and not as a smooth gradient but as a three-zone structure: a sharp inverted-U in transition economies (turning point ≈ 43%), near-linearity in the strongest-institution economies (turning point beyond the observable range), and dissolution — reversing into a Forced Internationalization Penalty among the Pacific SIDS — in the weakest regimes.</w:t>
+        <w:t xml:space="preserve">of the curve is governed by institutional regime, and not as a smooth gradient but as a three-zone structure: a sharp inverted-U in transition economies (turning point ≈ 43%), near-linearity in the strongest-institution economies (turning point beyond the observable range), and dissolution (reversing into a Forced Internationalization Penalty among the Pacific SIDS) in the weakest regimes.</w:t>
       </w:r>
     </w:p>
     <w:p>
@@ -208,7 +232,7 @@
         <w:pStyle w:val="FirstParagraph"/>
       </w:pPr>
       <w:r>
-        <w:t xml:space="preserve">We draw on four theoretical traditions. The Uppsala model (Johanson &amp; Vahlne, 1977, 2009) describes internationalization as a sequential process in which firms accumulate experiential knowledge, progressively reducing psychic distance and coordination costs. The Resource-Based View (Barney, 1991; Wernerfelt, 1984) positions firm-level capabilities — technological, digital, and managerial — as the mediating mechanism linking export exposure to performance outcomes. Institutional Theory (North, 1990; Scott, 2008) directs attention to how country-level formal and informal institutions shape the cost structure of cross-border transactions. Upper Echelons Theory (Hambrick &amp; Mason, 1984; Hambrick, 2007) emphasises that top management team attributes moderate how firms respond to strategic opportunities and constraints.</w:t>
+        <w:t xml:space="preserve">We draw on four theoretical traditions. The Uppsala model (Johanson &amp; Vahlne, 1977, 2009) describes internationalization as a sequential process in which firms accumulate experiential knowledge, progressively reducing psychic distance and coordination costs. The Resource-Based View (Barney, 1991; Wernerfelt, 1984) positions firm-level capabilities (technological, digital, and managerial) as the mediating mechanism linking export exposure to performance outcomes. Institutional Theory (North, 1990; Scott, 2008) directs attention to how country-level formal and informal institutions shape the cost structure of cross-border transactions. Upper Echelons Theory (Hambrick &amp; Mason, 1984; Hambrick, 2007) emphasises that top management team attributes moderate how firms respond to strategic opportunities and constraints.</w:t>
       </w:r>
     </w:p>
     <w:bookmarkEnd w:id="22"/>
@@ -226,7 +250,7 @@
         <w:pStyle w:val="FirstParagraph"/>
       </w:pPr>
       <w:r>
-        <w:t xml:space="preserve">Contractor et al. (2003) formalised the three-stage S-curve hypothesis: early internationalization carries fixed entry costs that depress performance; intermediate internationalization yields learning and scale economies; high internationalization may again impose coordination and agency costs. Empirically, however, the data more consistently support the inverted-U — a special case in which the third stage does not emerge at the export intensities typically observed in developing-economy WBES data (Gomes &amp; Ramaswamy, 1999; Lu &amp; Beamish, 2004).</w:t>
+        <w:t xml:space="preserve">Contractor et al. (2003) formalised the three-stage S-curve hypothesis: early internationalization carries fixed entry costs that depress performance; intermediate internationalization yields learning and scale economies; high internationalization may again impose coordination and agency costs. Empirically, however, the data more consistently support the inverted-U: a special case in which the third stage does not emerge at the export intensities typically observed in developing-economy WBES data (Gomes &amp; Ramaswamy, 1999; Lu &amp; Beamish, 2004).</w:t>
       </w:r>
     </w:p>
     <w:p>
@@ -270,7 +294,7 @@
         <w:pStyle w:val="FirstParagraph"/>
       </w:pPr>
       <w:r>
-        <w:t xml:space="preserve">Technological capability — operationalised as a composite of quality certification, foreign-technology adoption, process innovation, and R&amp;D — raises absorptive capacity (Cohen &amp; Levinthal, 1990), enabling firms to extract greater performance value per unit of export exposure. Critically, we expect TCI to operate as a</w:t>
+        <w:t xml:space="preserve">Technological capability, operationalised as a composite of quality certification, foreign-technology adoption, process innovation, and R&amp;D, raises absorptive capacity (Cohen &amp; Levinthal, 1990), enabling firms to extract greater performance value per unit of export exposure. Critically, we expect TCI to operate as a</w:t>
       </w:r>
       <w:r>
         <w:t xml:space="preserve"> </w:t>
@@ -327,7 +351,7 @@
         <w:pStyle w:val="FirstParagraph"/>
       </w:pPr>
       <w:r>
-        <w:t xml:space="preserve">Digital adoption — measured through website presence and electronic-payment share — has been associated with reduced communication and transaction costs (Verhoef et al., 2021). In the CDCM (Context-Contingent Digital Capability Model) developed in the dissertation, DAI's effect depends on the interaction of regime quality, FSTS level, and digital market saturation (Đỗ &amp; Phan, 2024). Specifically, in institutionally advanced economies where digital infrastructure is mature, DAI provides universal performance lifts (as in P4 Singapore: β(DAI) positive and significant). In emerging-economy contexts with substantial selection into digital adoption (P3 Vietnam: IV-estimated β(DAI) ≈ 0, consistent with selection bias in OLS), DAI's curve-shaping role is attenuated. Across the pooled multi-economy sample, we expect DAI to raise performance levels broadly across the sample (level effect). In a fully specified model that also accounts for managerial quality — which correlates with digital adoption — the residual DAI variation may reveal a capability-complementarity curve effect: digitally equipped firms at low FSTS face sunk adoption costs that compress near-term productivity, while digital infrastructure supports coordination efficiency at high FSTS where cross-border management demands are greatest.</w:t>
+        <w:t xml:space="preserve">Digital adoption, measured through website presence and electronic-payment share, has been associated with reduced communication and transaction costs (Verhoef et al., 2021). In the CDCM (Context-Contingent Digital Capability Model) developed in the dissertation, DAI's effect depends on the interaction of regime quality, FSTS level, and digital market saturation (Đỗ &amp; Phan, 2024). Specifically, in institutionally advanced economies where digital infrastructure is mature, DAI provides universal performance lifts (as in P4 Singapore: β(DAI) positive and significant). In emerging-economy contexts with substantial selection into digital adoption (P3 Vietnam: IV-estimated β(DAI) ≈ 0, consistent with selection bias in OLS), DAI's curve-shaping role is attenuated. Across the pooled multi-economy sample, we expect DAI to raise performance levels broadly across the sample (level effect). In a fully specified model that also accounts for managerial quality (which correlates with digital adoption), the residual DAI variation may reveal a capability-complementarity curve effect: digitally equipped firms at low FSTS face sunk adoption costs that compress near-term productivity, while digital infrastructure supports coordination efficiency at high FSTS where cross-border management demands are greatest.</w:t>
       </w:r>
     </w:p>
     <w:p>
@@ -363,7 +387,7 @@
         <w:pStyle w:val="FirstParagraph"/>
       </w:pPr>
       <w:r>
-        <w:t xml:space="preserve">Upper Echelons Theory predicts that top manager experience and gender composition affect strategic cognition and decision-making (Hambrick &amp; Mason, 1984). Manager experience reduces coordination errors in cross-border operations; female top management is associated with stakeholder orientation, relationship capital, and risk management — all relevant in institutionally heterogeneous export markets (Richard et al., 2019). We expect both to raise the performance level for any given FSTS. However, given the breadth of the multi-country sample, firm-level managerial differences are unlikely to systematically reshape the aggregate FSTS–performance curve, whose shape is primarily determined by economy-wide institutional and market-maturity factors.</w:t>
+        <w:t xml:space="preserve">Upper Echelons Theory predicts that top manager experience and gender composition affect strategic cognition and decision-making (Hambrick &amp; Mason, 1984). Manager experience reduces coordination errors in cross-border operations; female top management is associated with stakeholder orientation, relationship capital, and risk management, all relevant in institutionally heterogeneous export markets (Richard et al., 2019). We expect both to raise the performance level for any given FSTS. However, given the breadth of the multi-country sample, firm-level managerial differences are unlikely to systematically reshape the aggregate FSTS–performance curve, whose shape is primarily determined by economy-wide institutional and market-maturity factors.</w:t>
       </w:r>
     </w:p>
     <w:p>
@@ -443,7 +467,7 @@
         <w:pStyle w:val="FirstParagraph"/>
       </w:pPr>
       <w:r>
-        <w:t xml:space="preserve">The Context-Contingent Digital Capability Model (CDCM) developed in this dissertation programme predicts that the I–P curve-reshaping role of digital adoption is not uniform across institutional environments. In institutionally advanced economies (ICRV Group I–II), digital infrastructure is near-universal and close to the competitive baseline — the marginal performance differentiation from website and e-payment adoption is accordingly lower. In institutionally weaker economies (ICRV Group IV–VI), digital adoption remains differentiating: digital market access tools lower the liability-of-foreignness cost and provide cross-border coordination support that institutional voids cannot substitute. This motivates examining whether any curve-shaping role of digital capability (predicted by H3) is concentrated in weaker-institution economies rather than uniform across the pool — a prediction we assess through the within-regime turning-point analysis (Table 4), since the reconciled pooled models find no significant DAI curve-reshaping (H3 level effect confirmed, curvature NS).</w:t>
+        <w:t xml:space="preserve">The Context-Contingent Digital Capability Model (CDCM) developed in this dissertation programme predicts that the I–P curve-reshaping role of digital adoption is not uniform across institutional environments. In institutionally advanced economies (ICRV Group I–II), digital infrastructure is near-universal and close to the competitive baseline; the marginal performance differentiation from website and e-payment adoption is accordingly lower. In institutionally weaker economies (ICRV Group IV–VI), digital adoption remains differentiating: digital market access tools lower the liability-of-foreignness cost and provide cross-border coordination support that institutional voids cannot substitute. This motivates examining whether any curve-shaping role of digital capability (predicted by H3) is concentrated in weaker-institution economies rather than uniform across the pool: a prediction we assess through the within-regime turning-point analysis (Table 4), since the reconciled pooled models find no significant DAI curve-reshaping (H3 level effect confirmed, curvature NS).</w:t>
       </w:r>
     </w:p>
     <w:p>
@@ -483,7 +507,7 @@
         <w:t xml:space="preserve"> </w:t>
       </w:r>
       <w:r>
-        <w:t xml:space="preserve">interaction between digital adoption and export intensity — a conditional complementarity claim.</w:t>
+        <w:t xml:space="preserve">interaction between digital adoption and export intensity: a conditional complementarity claim.</w:t>
       </w:r>
     </w:p>
     <w:p>
@@ -544,7 +568,7 @@
         <w:pStyle w:val="BodyText"/>
       </w:pPr>
       <w:r>
-        <w:t xml:space="preserve">The final analytical frame contains 88,869 firm-observations across 50 economies and 103 country-year pairs; the main regression sample (outcome and FSTS non-missing) is 81,022. Some early waves predate the digital-capability and manager variables used in the moderation models; they contribute to the baseline models but drop from later specifications due to item missingness. WBES designs are cross-sectional within each wave, with standardised instruments ensuring common variable definitions across economies and years. We apply three harmonisation steps: (1) variable-priority mapping for candidate items across PICS3 (2009–2013), Standardised (2014–2018), and BREADY/BEE (2019–2025) questionnaire generations; (2) encoding-robust reading (primary UTF-8 with Latin-1/CP1252 fallback); (3) deduplication — selecting the largest file per (country, year) pair when multiple uploads exist.</w:t>
+        <w:t xml:space="preserve">The final analytical frame contains 88,869 firm-observations across 50 economies and 103 country-year pairs; the main regression sample (outcome and FSTS non-missing) is 81,022. Some early waves predate the digital-capability and manager variables used in the moderation models; they contribute to the baseline models but drop from later specifications due to item missingness. WBES designs are cross-sectional within each wave, with standardised instruments ensuring common variable definitions across economies and years. We apply three harmonisation steps: (1) variable-priority mapping for candidate items across PICS3 (2009–2013), Standardised (2014–2018), and BREADY/BEE (2019–2025) questionnaire generations; (2) encoding-robust reading (primary UTF-8 with Latin-1/CP1252 fallback); (3) deduplication, selecting the largest file per (country, year) pair when multiple uploads exist.</w:t>
       </w:r>
     </w:p>
     <w:bookmarkEnd w:id="30"/>
@@ -825,7 +849,7 @@
         <w:pStyle w:val="BodyText"/>
       </w:pPr>
       <w:r>
-        <w:t xml:space="preserve">The linear baseline (M1) yields a positive but small FSTS slope (β = +0.219, p = .002). Adding the quadratic term (M2, N=81,022) yields β₁ = +1.188 (p &lt; .001) and β₂ = −1.398 (p &lt; .001), consistent with an inverted-U. Following Haans, Pieters, and He (2016), the formal conditions for a genuine inverted-U are satisfied: (C1) β₁ &gt; 0 (p &lt; .001), a positive ascending limb; (C2) β₂ &lt; 0 (p &lt; .001), concavity; (C3) the turning point TP ≈ 51.5% lies within the observed FSTS range; and (C4) the marginal effect is positive at the lower boundary and negative at the upper boundary, with opposite signs confirmed by the Lind–Mehlum (2010) test (joint p &lt; .001). The turning point tightens as capability is controlled: adding demographic controls (M3) gives TP = 43.8%, and adding technological capability and digital adoption (M4, N=79,080) gives TP = 43.6% — the headline estimate, matching the dissertation's canonical value. The stability of the turning point in the low-to-mid-40% range once capability is held constant indicates that the inverted-U is not an artefact of capability-based selection into exporting.</w:t>
+        <w:t xml:space="preserve">The linear baseline (M1) yields a positive but small FSTS slope (β = +0.219, p = .002). Adding the quadratic term (M2, N=81,022) yields β₁ = +1.188 (p &lt; .001) and β₂ = −1.398 (p &lt; .001), consistent with an inverted-U. Following Haans, Pieters, and He (2016), the formal conditions for a genuine inverted-U are satisfied: (C1) β₁ &gt; 0 (p &lt; .001), a positive ascending limb; (C2) β₂ &lt; 0 (p &lt; .001), concavity; (C3) the turning point TP ≈ 51.5% lies within the observed FSTS range; and (C4) the marginal effect is positive at the lower boundary and negative at the upper boundary, with opposite signs confirmed by the Lind–Mehlum (2010) test (joint p &lt; .001). The turning point tightens as capability is controlled: adding demographic controls (M3) gives TP = 43.8%, and adding technological capability and digital adoption (M4, N=79,080) gives TP = 43.6%, the headline estimate, matching the dissertation's canonical value. The stability of the turning point in the low-to-mid-40% range once capability is held constant indicates that the inverted-U is not an artefact of capability-based selection into exporting.</w:t>
       </w:r>
     </w:p>
     <w:p>
@@ -921,7 +945,7 @@
         <w:pStyle w:val="BodyText"/>
       </w:pPr>
       <w:r>
-        <w:t xml:space="preserve">Digital adoption carries the largest capability level effect in the model (M4: DAI = +0.219, p &lt; .001) — a substantial productivity premium for firms with a web presence. The interaction model M6 adds FSTS×DAI and FSTS²×DAI to test whether digital adoption reshapes the curve; on this canonical specification, neither interaction is significant (FSTS×DAI = −0.270, FSTS²×DAI = +0.252, both p &gt; .10), and the turning point is essentially unchanged (TP = 47.1%). The curve-reshaping role attributed to DAI in an earlier draft does not survive re-estimation on the within-economy-year-standardised, two-way-fixed-effects specification: DAI behaves as a level-shifter, not a curve-reshaper, in the pooled sample.</w:t>
+        <w:t xml:space="preserve">Digital adoption carries the largest capability level effect in the model (M4: DAI = +0.219, p &lt; .001): a substantial productivity premium for firms with a web presence. The interaction model M6 adds FSTS×DAI and FSTS²×DAI to test whether digital adoption reshapes the curve; on this canonical specification, neither interaction is significant (FSTS×DAI = −0.270, FSTS²×DAI = +0.252, both p &gt; .10), and the turning point is essentially unchanged (TP = 47.1%). The curve-reshaping role attributed to DAI in an earlier draft does not survive re-estimation on the within-economy-year-standardised, two-way-fixed-effects specification: DAI behaves as a level-shifter, not a curve-reshaper, in the pooled sample.</w:t>
       </w:r>
     </w:p>
     <w:p>
@@ -939,7 +963,7 @@
         <w:t xml:space="preserve"> </w:t>
       </w:r>
       <w:r>
-        <w:t xml:space="preserve">Digital adoption raises firm performance substantially but does not significantly reshape the pooled I–P curve. The "digital shield" effect (DAI attenuating the descending limb) documented in the single-country Singapore study (P4) is not detectable once aggregated across the 50-economy pool — again consistent with the curve-shaping role of digital capability being institution-contingent rather than universal.</w:t>
+        <w:t xml:space="preserve">Digital adoption raises firm performance substantially but does not significantly reshape the pooled I–P curve. The "digital shield" effect (DAI attenuating the descending limb) documented in the single-country Singapore study (P4) is not detectable once aggregated across the 50-economy pool, again consistent with the curve-shaping role of digital capability being institution-contingent rather than universal.</w:t>
       </w:r>
     </w:p>
     <w:bookmarkEnd w:id="38"/>
@@ -969,7 +993,7 @@
         <w:pStyle w:val="BodyText"/>
       </w:pPr>
       <w:r>
-        <w:t xml:space="preserve">Adding manager characteristics (M7, N=75,029), manager sectoral experience is not significant (β = +0.002, p &gt; .10), while the female-top-manager coefficient is negative and highly significant (β = −0.104, p &lt; .001). The inverted-U is unaffected (TP = 44.0%). The negative female-management coefficient is consistent with the rest of the dissertation — the single-country Japan study (P10) and the thesis Chapter 4 likewise estimate a negative female-top-manager coefficient — and is most plausibly read as compositional selection of female-led establishments into smaller, lower-margin niches in economies where female senior leadership remains rare, rather than as a leadership effect. It should not be interpreted causally.</w:t>
+        <w:t xml:space="preserve">Adding manager characteristics (M7, N=75,029), manager sectoral experience is not significant (β = +0.002, p &gt; .10), while the female-top-manager coefficient is negative and highly significant (β = −0.104, p &lt; .001). The inverted-U is unaffected (TP = 44.0%). The negative female-management coefficient is consistent with the rest of the dissertation (the single-country Japan study, P10, and the thesis Chapter 4 likewise estimate a negative female-top-manager coefficient) and is most plausibly read as compositional selection of female-led establishments into smaller, lower-margin niches in economies where female senior leadership remains rare, rather than as a leadership effect. It should not be interpreted causally.</w:t>
       </w:r>
     </w:p>
     <w:p>
@@ -1052,10 +1076,7 @@
         <w:t xml:space="preserve">Lower-middle transition (Group IV, N=42,094): TP ≈ 43%</w:t>
       </w:r>
       <w:r>
-        <w:t xml:space="preserve"> </w:t>
-      </w:r>
-      <w:r>
-        <w:t xml:space="preserve">— a sharp, reliably located inverted-U (β₂ &lt; 0, p &lt; .001). This is the regime that anchors the pooled estimate.</w:t>
+        <w:t xml:space="preserve">, a sharp, reliably located inverted-U (β₂ &lt; 0, p &lt; .001). This is the regime that anchors the pooled estimate.</w:t>
       </w:r>
     </w:p>
     <w:p>
@@ -1074,10 +1095,7 @@
         <w:t xml:space="preserve">Strongest-institution regime (Group I Advanced innovation, incl. Japan): TP ≈ 80%</w:t>
       </w:r>
       <w:r>
-        <w:t xml:space="preserve"> </w:t>
-      </w:r>
-      <w:r>
-        <w:t xml:space="preserve">— the turning point lies near or beyond the observable range, so within the data the relationship is effectively near-linear and positive.</w:t>
+        <w:t xml:space="preserve">: the turning point lies near or beyond the observable range, so within the data the relationship is effectively near-linear and positive.</w:t>
       </w:r>
     </w:p>
     <w:p>
@@ -1096,10 +1114,7 @@
         <w:t xml:space="preserve">Weakest regimes (Group V Emerging: TP ≈ 37%; Group VI Pacific SIDS): the inverted-U dissolves</w:t>
       </w:r>
       <w:r>
-        <w:t xml:space="preserve"> </w:t>
-      </w:r>
-      <w:r>
-        <w:t xml:space="preserve">— in the SIDS group the quadratic flips sign (no interior maximum), consistent with the Forced Internationalization Penalty documented in the companion SIDS study (P8).</w:t>
+        <w:t xml:space="preserve">; in the SIDS group the quadratic flips sign (no interior maximum), consistent with the Forced Internationalization Penalty documented in the companion SIDS study (P8).</w:t>
       </w:r>
     </w:p>
     <w:p>
@@ -1117,7 +1132,7 @@
         <w:t xml:space="preserve"> </w:t>
       </w:r>
       <w:r>
-        <w:t xml:space="preserve">Institutional regime does not merely shift where a universal inverted-U peaks; it governs whether the inverted-U is sharp (transition regimes), straightened (strongest regimes), or absent (weakest regimes) — a three-zone structure.</w:t>
+        <w:t xml:space="preserve">Institutional regime does not merely shift where a universal inverted-U peaks; it governs whether the inverted-U is sharp (transition regimes), straightened (strongest regimes), or absent (weakest regimes): a three-zone structure.</w:t>
       </w:r>
     </w:p>
     <w:bookmarkEnd w:id="40"/>
@@ -1151,7 +1166,7 @@
         <w:t xml:space="preserve"> </w:t>
       </w:r>
       <w:r>
-        <w:t xml:space="preserve">of productivity but do not significantly reshape the pooled curve. What reshapes the curve is institutional regime — and it does so not as a smooth gradient but as three discrete zones. In the middle of the institutional gradient (lower-middle transition), the inverted-U is sharp and reliably located near a 43% turning point; at the top (strongest institutions, including Japan), the descending limb is pushed beyond the observable range and the relationship is effectively near-linear; at the bottom (emerging and Pacific SIDS), the inverted-U dissolves and, in the SIDS group, reverses. This three-zone reading reconciles the apparently divergent single-country results in the dissertation (Vietnam and India in the transition zone show sharp inverted-U; Singapore and Japan at the top show near-linearity; the SIDS group shows the Forced Internationalization Penalty) within one harmonised, 50-economy estimation.</w:t>
+        <w:t xml:space="preserve">of productivity but do not significantly reshape the pooled curve. What reshapes the curve is institutional regime, and it does so not as a smooth gradient but as three discrete zones. In the middle of the institutional gradient (lower-middle transition), the inverted-U is sharp and reliably located near a 43% turning point; at the top (strongest institutions, including Japan), the descending limb is pushed beyond the observable range and the relationship is effectively near-linear; at the bottom (emerging and Pacific SIDS), the inverted-U dissolves and, in the SIDS group, reverses. This three-zone reading reconciles the apparently divergent single-country results in the dissertation (Vietnam and India in the transition zone show sharp inverted-U; Singapore and Japan at the top show near-linearity; the SIDS group shows the Forced Internationalization Penalty) within one harmonised, 50-economy estimation.</w:t>
       </w:r>
     </w:p>
     <w:p>
@@ -1186,7 +1201,7 @@
         <w:pStyle w:val="FirstParagraph"/>
       </w:pPr>
       <w:r>
-        <w:t xml:space="preserve">The central finding — an inverted-U with a capability-adjusted turning point of 43.6% foreign sales intensity, robust across 50 economies and six ICRV groups — offers a parsimonious resolution to apparent inconsistencies in the Asian I–P literature. Studies finding positive linear effects (Pangarkar, 2008: Singapore; Cho et al., 2023: Korea) are working with strong-institution samples whose turning point lies beyond the observable export-intensity range; their firms are on a long ascending limb. Studies finding null or negative results may be capturing weakest-regime samples in which the inverted-U dissolves. Our within-regime turning-point analysis provides the key refinement: the relationship is not a single inverted-U with a moving peak but a</w:t>
+        <w:t xml:space="preserve">The central finding (an inverted-U with a capability-adjusted turning point of 43.6% foreign sales intensity, robust across 50 economies and six ICRV groups) offers a parsimonious resolution to apparent inconsistencies in the Asian I–P literature. Studies finding positive linear effects (Pangarkar, 2008: Singapore; Cho et al., 2023: Korea) are working with strong-institution samples whose turning point lies beyond the observable export-intensity range; their firms are on a long ascending limb. Studies finding null or negative results may be capturing weakest-regime samples in which the inverted-U dissolves. Our within-regime turning-point analysis provides the key refinement: the relationship is not a single inverted-U with a moving peak but a</w:t>
       </w:r>
       <w:r>
         <w:t xml:space="preserve"> </w:t>
@@ -1202,7 +1217,7 @@
         <w:t xml:space="preserve"> </w:t>
       </w:r>
       <w:r>
-        <w:t xml:space="preserve">structure — sharp inverted-U in the transition regime (Group IV, TP ≈ 43%), near-linearity in the strongest regime (Group I, TP ≈ 80%, beyond range), and dissolution in the weakest regimes (Group V ≈ 37%; Group VI SIDS, no inverted-U). Whether a single-country study finds an inverted-U at all therefore depends on which institutional zone its economy occupies.</w:t>
+        <w:t xml:space="preserve">structure: sharp inverted-U in the transition regime (Group IV, TP ≈ 43%), near-linearity in the strongest regime (Group I, TP ≈ 80%, beyond range), and dissolution in the weakest regimes (Group V ≈ 37%; Group VI SIDS, no inverted-U). Whether a single-country study finds an inverted-U at all therefore depends on which institutional zone its economy occupies.</w:t>
       </w:r>
     </w:p>
     <w:bookmarkEnd w:id="43"/>
@@ -1238,7 +1253,7 @@
         <w:pStyle w:val="FirstParagraph"/>
       </w:pPr>
       <w:r>
-        <w:t xml:space="preserve">On the canonical specification, digital adoption is the largest single capability level-shifter (DAI = +0.219, p &lt; .001) but does not significantly reshape the pooled I–P curve. This is a more conservative and, we argue, more credible reading than an earlier draft that attributed significant curve-reshaping to DAI: with within-economy-year standardisation and two-way fixed effects absorbing the price-level and selection confounds, the apparent curve-reshaping does not survive. The "digital shield" mechanism — DAI cushioning the descending limb — appears in the single-country Singapore study (P4) but is undetectable in aggregation, indicating that any curve-shaping role of digital adoption is institution-contingent and operates below the resolution of a pooled, Tier-1 (website-only) WBES measure. The policy implication is correspondingly disciplined: digital adoption is a robust lever for raising the productivity</w:t>
+        <w:t xml:space="preserve">On the canonical specification, digital adoption is the largest single capability level-shifter (DAI = +0.219, p &lt; .001) but does not significantly reshape the pooled I–P curve. This is a more conservative and, we argue, more credible reading than an earlier draft that attributed significant curve-reshaping to DAI: with within-economy-year standardisation and two-way fixed effects absorbing the price-level and selection confounds, the apparent curve-reshaping does not survive. The "digital shield" mechanism, DAI cushioning the descending limb, appears in the single-country Singapore study (P4) but is undetectable in aggregation, indicating that any curve-shaping role of digital adoption is institution-contingent and operates below the resolution of a pooled, Tier-1 (website-only) WBES measure. The policy implication is correspondingly disciplined: digital adoption is a robust lever for raising the productivity</w:t>
       </w:r>
       <w:r>
         <w:t xml:space="preserve"> </w:t>
@@ -1288,7 +1303,7 @@
         <w:t xml:space="preserve"> </w:t>
       </w:r>
       <w:r>
-        <w:t xml:space="preserve">(−0.104, p &lt; .001) rather than positive. This sign is consistent across the dissertation — the single-country Japan study (P10) and the thesis pooled analysis estimate the same negative coefficient — and it cautions against a causal reading. In economies where female senior leadership remains rare (the regional pool spans contexts with female-top-manager shares from single digits upward), the small set of female-led establishments is unlikely to be a random draw; the most plausible interpretation is compositional selection into smaller, lower-margin, labour-intensive niches, which a cross-sectional level regression cannot disentangle from any leadership effect. The null curve-moderation result (FSTS×manager terms not significant) indicates that, whatever the source of the level coefficient, manager characteristics do not help firms navigate the internationalization trade-off more efficiently. We therefore report the female-management coefficient as a descriptive regularity requiring within-economy, selection-aware analysis (e.g., matched samples or panel tracking of leadership transitions), not as evidence on the causal effect of female leadership on firm performance.</w:t>
+        <w:t xml:space="preserve">(−0.104, p &lt; .001) rather than positive. This sign is consistent across the dissertation: the single-country Japan study (P10) and the thesis pooled analysis estimate the same negative coefficient. It cautions against a causal reading. In economies where female senior leadership remains rare (the regional pool spans contexts with female-top-manager shares from single digits upward), the small set of female-led establishments is unlikely to be a random draw; the most plausible interpretation is compositional selection into smaller, lower-margin, labour-intensive niches, which a cross-sectional level regression cannot disentangle from any leadership effect. The null curve-moderation result (FSTS×manager terms not significant) indicates that, whatever the source of the level coefficient, manager characteristics do not help firms navigate the internationalization trade-off more efficiently. We therefore report the female-management coefficient as a descriptive regularity requiring within-economy, selection-aware analysis (e.g., matched samples or panel tracking of leadership transitions), not as evidence on the causal effect of female leadership on firm performance.</w:t>
       </w:r>
     </w:p>
     <w:bookmarkEnd w:id="46"/>
@@ -1332,15 +1347,15 @@
         <w:pStyle w:val="FirstParagraph"/>
       </w:pPr>
       <w:r>
-        <w:t xml:space="preserve">We find that the inverted-U I–P relationship holds robustly across a 50-economy, 103-wave WBES sample (including Japan's inaugural 2025 wave), with a capability-adjusted turning point of 43.6% foreign sales intensity. Three conclusions are policy-relevant. First, for firms in the ascending phase (FSTS &lt; 43.6%), intensifying internationalization is productivity-enhancing; the priority is removing barriers to export expansion. For firms beyond the turning point, the constraint is not market access but coordination capacity. Second, both technological capability and digital adoption raise the performance level substantially across all FSTS levels without reliably reshaping the curve; policy should target capability building as a baseline performance lever rather than as a curve-shifting intervention. Third, and most important, it is institutional regime — not capability — that determines the shape of the curve: the inverted-U is sharp in transition economies (turning point ≈ 43%), straightens toward near-linearity in the strongest-institution economies (peak beyond the observable range), and dissolves in the weakest regimes, reversing into a Forced Internationalization Penalty in the Pacific SIDS group. Context-contingent policy must therefore differ by zone, not merely by where a common peak falls.</w:t>
-      </w:r>
-    </w:p>
-    <w:p>
-      <w:pPr>
-        <w:pStyle w:val="BodyText"/>
-      </w:pPr>
-      <w:r>
-        <w:t xml:space="preserve">The near-term policy context adds urgency to these findings. World Bank (2026b) macro monitoring data for Vietnam — the largest ICRV Group IV economy in the sample — show manufacturing PMI falling to 45.3 (contraction) in March 2026 as new export orders collapsed following the opening of a U.S. trade-representative investigation; merchandise imports had risen 27.8% year-on-year by the same month, partly driven by energy supply-chain disruption from the Strait of Hormuz conflict. These conditions are precisely those under which the right side of the inverted-U becomes consequential: firms pushed above their optimal FSTS by earlier export commitments face amplified coordination and input-cost pressures. Because Vietnam sits in the transition regime where the inverted-U is sharpest (Group IV turning point ≈ 43%), Vietnamese exporters currently above that threshold are among the most exposed to macro shocks. The capability evidence implies that building technological and digital capability raises the productivity floor for these firms, even though — on our pooled estimates — capability does not by itself flatten the descending limb; the binding margin is the breadth of capable export participation, not a curve-shifting fix.</w:t>
+        <w:t xml:space="preserve">We find that the inverted-U I–P relationship holds robustly across a 50-economy, 103-wave WBES sample (including Japan's inaugural 2025 wave), with a capability-adjusted turning point of 43.6% foreign sales intensity. Three conclusions are policy-relevant. First, for firms in the ascending phase (FSTS &lt; 43.6%), intensifying internationalization is productivity-enhancing; the priority is removing barriers to export expansion. For firms beyond the turning point, the constraint is not market access but coordination capacity. Second, both technological capability and digital adoption raise the performance level substantially across all FSTS levels without reliably reshaping the curve; policy should target capability building as a baseline performance lever rather than as a curve-shifting intervention. Third, and most important, it is institutional regime, not capability, that determines the shape of the curve: the inverted-U is sharp in transition economies (turning point ≈ 43%), straightens toward near-linearity in the strongest-institution economies (peak beyond the observable range), and dissolves in the weakest regimes, reversing into a Forced Internationalization Penalty in the Pacific SIDS group. Context-contingent policy must therefore differ by zone, not merely by where a common peak falls.</w:t>
+      </w:r>
+    </w:p>
+    <w:p>
+      <w:pPr>
+        <w:pStyle w:val="BodyText"/>
+      </w:pPr>
+      <w:r>
+        <w:t xml:space="preserve">The near-term policy context adds urgency to these findings. World Bank (2026b) macro monitoring data for Vietnam, the largest ICRV Group IV economy in the sample, show manufacturing PMI falling to 45.3 (contraction) in March 2026 as new export orders collapsed following the opening of a U.S. trade-representative investigation; merchandise imports had risen 27.8% year-on-year by the same month, partly driven by energy supply-chain disruption from the Strait of Hormuz conflict. These conditions are precisely those under which the right side of the inverted-U becomes consequential: firms pushed above their optimal FSTS by earlier export commitments face amplified coordination and input-cost pressures. Because Vietnam sits in the transition regime where the inverted-U is sharpest (Group IV turning point ≈ 43%), Vietnamese exporters currently above that threshold are among the most exposed to macro shocks. The capability evidence implies that building technological and digital capability raises the productivity floor for these firms, even though, on our pooled estimates, capability does not by itself flatten the descending limb; the binding margin is the breadth of capable export participation, not a curve-shifting fix.</w:t>
       </w:r>
     </w:p>
     <w:p>

--- a/p7/submission/ibr_package/01_manuscript_blinded.docx
+++ b/p7/submission/ibr_package/01_manuscript_blinded.docx
@@ -9,80 +9,6 @@
       </w:pPr>
       <w:r>
         <w:t xml:space="preserve">Internationalization and Firm Performance across 50 Asian and Pacific Economies: Institutional Regimes, Digital Capabilities, and Managerial Characteristics as Contingency Factors</w:t>
-      </w:r>
-    </w:p>
-    <w:p>
-      <w:r>
-        <w:pict>
-          <v:rect style="width:0;height:1.5pt" o:hralign="center" o:hrstd="t" o:hr="t"/>
-        </w:pict>
-      </w:r>
-    </w:p>
-    <w:p>
-      <w:pPr>
-        <w:pStyle w:val="BlockText"/>
-      </w:pPr>
-      <w:r>
-        <w:t xml:space="preserve">analytic sample 88,869 firms / 50 economies / 103 country-year pairs. The full</w:t>
-      </w:r>
-      <w:r>
-        <w:t xml:space="preserve"> </w:t>
-      </w:r>
-      <w:r>
-        <w:t xml:space="preserve">(results in</w:t>
-      </w:r>
-      <w:r>
-        <w:t xml:space="preserve"> </w:t>
-      </w:r>
-      <w:r>
-        <w:rPr>
-          <w:rStyle w:val="VerbatimChar"/>
-        </w:rPr>
-        <w:t xml:space="preserve">data_wbes/analysis/p7_full_ladder_results.md</w:t>
-      </w:r>
-      <w:r>
-        <w:t xml:space="preserve">); the two anchors</w:t>
-      </w:r>
-      <w:r>
-        <w:t xml:space="preserve"> </w:t>
-      </w:r>
-      <w:r>
-        <w:t xml:space="preserve">reproduce exactly (M2 quadratic N=81,022, TP=51.5%; M4 +TCI+DAI N=79,080, TP=43.6%).</w:t>
-      </w:r>
-      <w:r>
-        <w:t xml:space="preserve"> </w:t>
-      </w:r>
-      <w:r>
-        <w:t xml:space="preserve">digital-adoption (DAI) curve-reshaping interactions are</w:t>
-      </w:r>
-      <w:r>
-        <w:t xml:space="preserve"> </w:t>
-      </w:r>
-      <w:r>
-        <w:rPr>
-          <w:bCs/>
-          <w:b/>
-        </w:rPr>
-        <w:t xml:space="preserve">not</w:t>
-      </w:r>
-      <w:r>
-        <w:t xml:space="preserve"> </w:t>
-      </w:r>
-      <w:r>
-        <w:t xml:space="preserve">significant — DAI is</w:t>
-      </w:r>
-      <w:r>
-        <w:t xml:space="preserve"> </w:t>
-      </w:r>
-      <w:r>
-        <w:t xml:space="preserve">before journal submission.</w:t>
-      </w:r>
-    </w:p>
-    <w:p>
-      <w:r>
-        <w:pict>
-          <v:rect style="width:0;height:1.5pt" o:hralign="center" o:hrstd="t" o:hr="t"/>
-        </w:pict>
       </w:r>
     </w:p>
     <w:bookmarkStart w:id="20" w:name="abstract"/>
@@ -5070,7 +4996,7 @@
         <w:t xml:space="preserve"> </w:t>
       </w:r>
       <w:r>
-        <w:t xml:space="preserve">Two-way FE (economy, year); SEs clustered by economy. *** p &lt; .001, ** p &lt; .01, * p &lt; .05, † p &lt; .10. Capability (TCI, DAI) carries robust positive level effects throughout; none of the FSTS×capability or FSTS×ICRV interaction terms is significant — the pooled curve is reshaped by neither capability nor a linear institutional gradient. Reproducible via</w:t>
+        <w:t xml:space="preserve">Two-way FE (economy, year); SEs clustered by economy. *** p &lt; .001, ** p &lt; .01, * p &lt; .05, † p &lt; .10. Capability (TCI, DAI) carries robust positive level effects throughout; none of the FSTS×capability or FSTS×ICRV interaction terms is significant; the pooled curve is reshaped by neither capability nor a linear institutional gradient. Reproducible via</w:t>
       </w:r>
       <w:r>
         <w:t xml:space="preserve"> </w:t>

--- a/p7/submission/ibr_package/01_manuscript_blinded.docx
+++ b/p7/submission/ibr_package/01_manuscript_blinded.docx
@@ -2,7 +2,7 @@
 <file path=word/document.xml><?xml version="1.0" encoding="utf-8"?>
 <w:document xmlns:w="http://schemas.openxmlformats.org/wordprocessingml/2006/main" xmlns:m="http://schemas.openxmlformats.org/officeDocument/2006/math" xmlns:r="http://schemas.openxmlformats.org/officeDocument/2006/relationships" xmlns:o="urn:schemas-microsoft-com:office:office" xmlns:v="urn:schemas-microsoft-com:vml" xmlns:w10="urn:schemas-microsoft-com:office:word" xmlns:a="http://schemas.openxmlformats.org/drawingml/2006/main" xmlns:pic="http://schemas.openxmlformats.org/drawingml/2006/picture" xmlns:wp="http://schemas.openxmlformats.org/drawingml/2006/wordprocessingDrawing">
   <w:body>
-    <w:bookmarkStart w:id="77" w:name="Xe1057dabf7101c796f791bc61dc6101f2b6f291"/>
+    <w:bookmarkStart w:id="76" w:name="Xe1057dabf7101c796f791bc61dc6101f2b6f291"/>
     <w:p>
       <w:pPr>
         <w:pStyle w:val="Heading1"/>
@@ -158,7 +158,7 @@
         <w:pStyle w:val="FirstParagraph"/>
       </w:pPr>
       <w:r>
-        <w:t xml:space="preserve">We draw on four theoretical traditions. The Uppsala model (Johanson &amp; Vahlne, 1977, 2009) describes internationalization as a sequential process in which firms accumulate experiential knowledge, progressively reducing psychic distance and coordination costs. The Resource-Based View (Barney, 1991; Wernerfelt, 1984) positions firm-level capabilities (technological, digital, and managerial) as the mediating mechanism linking export exposure to performance outcomes. Institutional Theory (North, 1990; Scott, 2008) directs attention to how country-level formal and informal institutions shape the cost structure of cross-border transactions. Upper Echelons Theory (Hambrick &amp; Mason, 1984; Hambrick, 2007) emphasises that top management team attributes moderate how firms respond to strategic opportunities and constraints.</w:t>
+        <w:t xml:space="preserve">We draw on four theoretical traditions. The Uppsala model (Johanson &amp; Vahlne, 1977, 2009) describes internationalization as a sequential process in which firms accumulate experiential knowledge, progressively reducing psychic distance and coordination costs. The Resource-Based View (Barney, 1991; Wernerfelt, 1984) positions firm-level capabilities (technological, digital, and managerial) as the mediating mechanism linking export exposure to performance outcomes. Institutional Theory (North, 1990; Scott, 2008) directs attention to how country-level formal and informal institutions shape the cost structure of cross-border transactions, and how home-country uncertainty conditions the internationalization–performance link (Cuervo-Cazurra, Ciravegna, Melgarejo, &amp; Lopez, 2018). Upper Echelons Theory (Hambrick &amp; Mason, 1984; Hambrick, 2007) emphasises that top management team attributes moderate how firms respond to strategic opportunities and constraints.</w:t>
       </w:r>
     </w:p>
     <w:bookmarkEnd w:id="22"/>
@@ -486,7 +486,7 @@
         <w:pStyle w:val="FirstParagraph"/>
       </w:pPr>
       <w:r>
-        <w:t xml:space="preserve">Data derive from the World Bank Enterprise Surveys (WBES), a stratified random-sample survey of formal private-sector enterprises conducted periodically across over 130 countries. We use microdata from 50 Asian and Pacific economies across 103 country-year waves spanning 2003–2025, including Japan's inaugural WBES wave (2025). This coverage encompasses six UN M.49 Asian sub-regions: East Asia (China, HongKong, Korea, Mongolia, Taiwan), Southeast Asia (Brunei, Cambodia, Indonesia, Laos, Malaysia, Myanmar, Philippines, Singapore, Thailand, Timor-Leste, Vietnam), South Asia (Afghanistan, Bangladesh, Bhutan, India, Maldives, Nepal, Pakistan, Sri Lanka), Central Asia (Kazakhstan, Kyrgyz Republic, Tajikistan, Turkmenistan, Uzbekistan), West Asia (Armenia, Bahrain, Cyprus, Iraq, Israel, Jordan, Kuwait, Lebanon, Oman, Qatar, Saudi Arabia, Yemen), and Pacific/SIDS (Fiji, Kiribati, Papua New Guinea, Samoa, Solomon Islands, Tonga, Vanuatu).</w:t>
+        <w:t xml:space="preserve">Data derive from the World Bank Enterprise Surveys (WBES; World Bank, 2025), a stratified random-sample survey of formal private-sector enterprises conducted periodically across over 130 countries. We use microdata from 50 Asian and Pacific economies across 103 country-year waves spanning 2003–2025, including Japan's inaugural WBES wave (2025). This coverage encompasses six UN M.49 Asian sub-regions: East Asia (China, HongKong, Korea, Mongolia, Taiwan), Southeast Asia (Brunei, Cambodia, Indonesia, Laos, Malaysia, Myanmar, Philippines, Singapore, Thailand, Timor-Leste, Vietnam), South Asia (Afghanistan, Bangladesh, Bhutan, India, Maldives, Nepal, Pakistan, Sri Lanka), Central Asia (Kazakhstan, Kyrgyz Republic, Tajikistan, Turkmenistan, Uzbekistan), West Asia (Armenia, Bahrain, Cyprus, Iraq, Israel, Jordan, Kuwait, Lebanon, Oman, Qatar, Saudi Arabia, Yemen), and Pacific/SIDS (Fiji, Kiribati, Papua New Guinea, Samoa, Solomon Islands, Tonga, Vanuatu).</w:t>
       </w:r>
     </w:p>
     <w:p>
@@ -680,7 +680,7 @@
         <w:pStyle w:val="BodyText"/>
       </w:pPr>
       <w:r>
-        <w:t xml:space="preserve">For moderation tests (M5–M8), we include interaction terms FSTS×moderator and FSTS²×moderator and report the individual coefficient p-values.</w:t>
+        <w:t xml:space="preserve">For moderation tests (M5–M8), we include interaction terms FSTS×moderator and FSTS²×moderator and report the individual coefficient p-values, following standard practice for specifying and interpreting interaction effects in regression (Aiken &amp; West, 1991; Dawson, 2014).</w:t>
       </w:r>
     </w:p>
     <w:bookmarkEnd w:id="32"/>
@@ -919,7 +919,7 @@
         <w:pStyle w:val="BodyText"/>
       </w:pPr>
       <w:r>
-        <w:t xml:space="preserve">Adding manager characteristics (M7, N=75,029), manager sectoral experience is not significant (β = +0.002, p &gt; .10), while the female-top-manager coefficient is negative and highly significant (β = −0.104, p &lt; .001). The inverted-U is unaffected (TP = 44.0%). The negative female-management coefficient is consistent with the rest of the dissertation (the single-country Japan study, P10, and the thesis Chapter 4 likewise estimate a negative female-top-manager coefficient) and is most plausibly read as compositional selection of female-led establishments into smaller, lower-margin niches in economies where female senior leadership remains rare, rather than as a leadership effect. It should not be interpreted causally.</w:t>
+        <w:t xml:space="preserve">Adding manager characteristics (M7, N=75,029), manager sectoral experience is not significant (β = +0.002, p &gt; .10), while the female-top-manager coefficient is negative and highly significant (β = −0.104, p &lt; .001). The inverted-U is unaffected (TP = 44.0%). The negative female-management coefficient is consistent with the rest of the dissertation (the single-country Japan study, P10, and the thesis Chapter 4 likewise estimate a negative female-top-manager coefficient) and is most plausibly read as compositional selection of female-led establishments into smaller, lower-margin niches in economies where female senior leadership remains rare (International Finance Corporation, 2022; Buchhave et al., 2026), rather than as a leadership effect. It should not be interpreted causally.</w:t>
       </w:r>
     </w:p>
     <w:p>
@@ -1281,7 +1281,7 @@
         <w:pStyle w:val="BodyText"/>
       </w:pPr>
       <w:r>
-        <w:t xml:space="preserve">The near-term policy context adds urgency to these findings. World Bank (2026b) macro monitoring data for Vietnam, the largest ICRV Group IV economy in the sample, show manufacturing PMI falling to 45.3 (contraction) in March 2026 as new export orders collapsed following the opening of a U.S. trade-representative investigation; merchandise imports had risen 27.8% year-on-year by the same month, partly driven by energy supply-chain disruption from the Strait of Hormuz conflict. These conditions are precisely those under which the right side of the inverted-U becomes consequential: firms pushed above their optimal FSTS by earlier export commitments face amplified coordination and input-cost pressures. Because Vietnam sits in the transition regime where the inverted-U is sharpest (Group IV turning point ≈ 43%), Vietnamese exporters currently above that threshold are among the most exposed to macro shocks. The capability evidence implies that building technological and digital capability raises the productivity floor for these firms, even though, on our pooled estimates, capability does not by itself flatten the descending limb; the binding margin is the breadth of capable export participation, not a curve-shifting fix.</w:t>
+        <w:t xml:space="preserve">The near-term policy context adds urgency to these findings. World Bank (2026) macro monitoring data for Vietnam, the largest ICRV Group IV economy in the sample, show manufacturing PMI falling to 45.3 (contraction) in March 2026 as new export orders collapsed following the opening of a U.S. trade-representative investigation; merchandise imports had risen 27.8% year-on-year by the same month, partly driven by energy supply-chain disruption from the Strait of Hormuz conflict. These conditions are precisely those under which the right side of the inverted-U becomes consequential: firms pushed above their optimal FSTS by earlier export commitments face amplified coordination and input-cost pressures. Because Vietnam sits in the transition regime where the inverted-U is sharpest (Group IV turning point ≈ 43%), Vietnamese exporters currently above that threshold are among the most exposed to macro shocks. The capability evidence implies that building technological and digital capability raises the productivity floor for these firms, even though, on our pooled estimates, capability does not by itself flatten the descending limb; the binding margin is the breadth of capable export participation, not a curve-shifting fix.</w:t>
       </w:r>
     </w:p>
     <w:p>
@@ -1300,7 +1300,7 @@
       </w:r>
     </w:p>
     <w:bookmarkEnd w:id="49"/>
-    <w:bookmarkStart w:id="74" w:name="references"/>
+    <w:bookmarkStart w:id="73" w:name="references"/>
     <w:p>
       <w:pPr>
         <w:pStyle w:val="Heading2"/>
@@ -1785,30 +1785,6 @@
         <w:pStyle w:val="BodyText"/>
       </w:pPr>
       <w:r>
-        <w:t xml:space="preserve">Hayes, A. F. (2018).</w:t>
-      </w:r>
-      <w:r>
-        <w:t xml:space="preserve"> </w:t>
-      </w:r>
-      <w:r>
-        <w:rPr>
-          <w:iCs/>
-          <w:i/>
-        </w:rPr>
-        <w:t xml:space="preserve">Introduction to mediation, moderation, and conditional process analysis: A regression-based approach</w:t>
-      </w:r>
-      <w:r>
-        <w:t xml:space="preserve"> </w:t>
-      </w:r>
-      <w:r>
-        <w:t xml:space="preserve">(2nd ed.). Guilford Press.</w:t>
-      </w:r>
-    </w:p>
-    <w:p>
-      <w:pPr>
-        <w:pStyle w:val="BodyText"/>
-      </w:pPr>
-      <w:r>
         <w:t xml:space="preserve">International Finance Corporation. (2022, December).</w:t>
       </w:r>
       <w:r>
@@ -1958,7 +1934,7 @@
         <w:pStyle w:val="BodyText"/>
       </w:pPr>
       <w:r>
-        <w:t xml:space="preserve">Long, J. S., &amp; Ervin, L. H. (2000). Using heteroscedasticity consistent standard errors in the linear regression model.</w:t>
+        <w:t xml:space="preserve">Lu, J. W., &amp; Beamish, P. W. (2004). International diversification and firm performance: The S-curve hypothesis.</w:t>
       </w:r>
       <w:r>
         <w:t xml:space="preserve"> </w:t>
@@ -1968,47 +1944,15 @@
           <w:iCs/>
           <w:i/>
         </w:rPr>
-        <w:t xml:space="preserve">The American Statistician, 54</w:t>
-      </w:r>
-      <w:r>
-        <w:t xml:space="preserve">(3), 217–224.</w:t>
+        <w:t xml:space="preserve">Academy of Management Journal, 47</w:t>
+      </w:r>
+      <w:r>
+        <w:t xml:space="preserve">(4), 598–609.</w:t>
       </w:r>
       <w:r>
         <w:t xml:space="preserve"> </w:t>
       </w:r>
       <w:hyperlink r:id="rId66">
-        <w:r>
-          <w:rPr>
-            <w:rStyle w:val="Hyperlink"/>
-          </w:rPr>
-          <w:t xml:space="preserve">https://doi.org/10.1080/00031305.2000.10474549</w:t>
-        </w:r>
-      </w:hyperlink>
-    </w:p>
-    <w:p>
-      <w:pPr>
-        <w:pStyle w:val="BodyText"/>
-      </w:pPr>
-      <w:r>
-        <w:t xml:space="preserve">Lu, J. W., &amp; Beamish, P. W. (2004). International diversification and firm performance: The S-curve hypothesis.</w:t>
-      </w:r>
-      <w:r>
-        <w:t xml:space="preserve"> </w:t>
-      </w:r>
-      <w:r>
-        <w:rPr>
-          <w:iCs/>
-          <w:i/>
-        </w:rPr>
-        <w:t xml:space="preserve">Academy of Management Journal, 47</w:t>
-      </w:r>
-      <w:r>
-        <w:t xml:space="preserve">(4), 598–609.</w:t>
-      </w:r>
-      <w:r>
-        <w:t xml:space="preserve"> </w:t>
-      </w:r>
-      <w:hyperlink r:id="rId67">
         <w:r>
           <w:rPr>
             <w:rStyle w:val="Hyperlink"/>
@@ -2040,7 +1984,7 @@
       <w:r>
         <w:t xml:space="preserve"> </w:t>
       </w:r>
-      <w:hyperlink r:id="rId68">
+      <w:hyperlink r:id="rId67">
         <w:r>
           <w:rPr>
             <w:rStyle w:val="Hyperlink"/>
@@ -2114,7 +2058,7 @@
       <w:r>
         <w:t xml:space="preserve"> </w:t>
       </w:r>
-      <w:hyperlink r:id="rId69">
+      <w:hyperlink r:id="rId68">
         <w:r>
           <w:rPr>
             <w:rStyle w:val="Hyperlink"/>
@@ -2167,6 +2111,38 @@
       <w:r>
         <w:t xml:space="preserve">(3rd ed.). Sage.</w:t>
       </w:r>
+    </w:p>
+    <w:p>
+      <w:pPr>
+        <w:pStyle w:val="BodyText"/>
+      </w:pPr>
+      <w:r>
+        <w:t xml:space="preserve">Stallkamp, M., &amp; Schotter, A. P. J. (2021). Platforms without borders? The international strategies of digital platform firms.</w:t>
+      </w:r>
+      <w:r>
+        <w:t xml:space="preserve"> </w:t>
+      </w:r>
+      <w:r>
+        <w:rPr>
+          <w:iCs/>
+          <w:i/>
+        </w:rPr>
+        <w:t xml:space="preserve">Global Strategy Journal, 11</w:t>
+      </w:r>
+      <w:r>
+        <w:t xml:space="preserve">(1), 58–80.</w:t>
+      </w:r>
+      <w:r>
+        <w:t xml:space="preserve"> </w:t>
+      </w:r>
+      <w:hyperlink r:id="rId69">
+        <w:r>
+          <w:rPr>
+            <w:rStyle w:val="Hyperlink"/>
+          </w:rPr>
+          <w:t xml:space="preserve">https://doi.org/10.1002/gsj.1336</w:t>
+        </w:r>
+      </w:hyperlink>
     </w:p>
     <w:p>
       <w:pPr>
@@ -2290,7 +2266,7 @@
         <w:pStyle w:val="BodyText"/>
       </w:pPr>
       <w:r>
-        <w:t xml:space="preserve">World Bank. (2025a, March).</w:t>
+        <w:t xml:space="preserve">World Bank. (2026, April).</w:t>
       </w:r>
       <w:r>
         <w:t xml:space="preserve"> </w:t>
@@ -2300,167 +2276,10 @@
           <w:iCs/>
           <w:i/>
         </w:rPr>
-        <w:t xml:space="preserve">Digital public infrastructure and development: A World Bank Group approach</w:t>
-      </w:r>
-      <w:r>
-        <w:t xml:space="preserve">. World Bank Group.</w:t>
-      </w:r>
-    </w:p>
-    <w:p>
-      <w:pPr>
-        <w:pStyle w:val="BodyText"/>
-      </w:pPr>
-      <w:r>
-        <w:t xml:space="preserve">World Bank. (2025b, September).</w:t>
-      </w:r>
-      <w:r>
-        <w:t xml:space="preserve"> </w:t>
-      </w:r>
-      <w:r>
-        <w:rPr>
-          <w:iCs/>
-          <w:i/>
-        </w:rPr>
-        <w:t xml:space="preserve">Viet Nam economic update: Nurturing high-tech talents</w:t>
-      </w:r>
-      <w:r>
-        <w:t xml:space="preserve"> </w:t>
-      </w:r>
-      <w:r>
-        <w:t xml:space="preserve">(Taking Stock, September 2025). World Bank Group.</w:t>
-      </w:r>
-    </w:p>
-    <w:p>
-      <w:pPr>
-        <w:pStyle w:val="BodyText"/>
-      </w:pPr>
-      <w:r>
-        <w:t xml:space="preserve">World Bank. (2025c, October).</w:t>
-      </w:r>
-      <w:r>
-        <w:t xml:space="preserve"> </w:t>
-      </w:r>
-      <w:r>
-        <w:rPr>
-          <w:iCs/>
-          <w:i/>
-        </w:rPr>
-        <w:t xml:space="preserve">Viet Nam economy snapshot: Finance, competitiveness &amp; innovation</w:t>
-      </w:r>
-      <w:r>
-        <w:t xml:space="preserve"> </w:t>
-      </w:r>
-      <w:r>
-        <w:t xml:space="preserve">(Prosperity Data360). World Bank Group.</w:t>
-      </w:r>
-      <w:r>
-        <w:t xml:space="preserve"> </w:t>
-      </w:r>
-      <w:hyperlink r:id="rId73">
-        <w:r>
-          <w:rPr>
-            <w:rStyle w:val="Hyperlink"/>
-          </w:rPr>
-          <w:t xml:space="preserve">https://www.worldbank.org/ext/en/country/vietnam</w:t>
-        </w:r>
-      </w:hyperlink>
-    </w:p>
-    <w:p>
-      <w:pPr>
-        <w:pStyle w:val="BodyText"/>
-      </w:pPr>
-      <w:r>
-        <w:t xml:space="preserve">World Bank. (2026a).</w:t>
-      </w:r>
-      <w:r>
-        <w:t xml:space="preserve"> </w:t>
-      </w:r>
-      <w:r>
-        <w:rPr>
-          <w:iCs/>
-          <w:i/>
-        </w:rPr>
-        <w:t xml:space="preserve">ID4D &amp; G2Px annual report 2023: Putting people at the center of digital public infrastructure</w:t>
-      </w:r>
-      <w:r>
-        <w:t xml:space="preserve">. World Bank Group.</w:t>
-      </w:r>
-    </w:p>
-    <w:p>
-      <w:pPr>
-        <w:pStyle w:val="BodyText"/>
-      </w:pPr>
-      <w:r>
-        <w:t xml:space="preserve">World Bank. (2026b, April).</w:t>
-      </w:r>
-      <w:r>
-        <w:t xml:space="preserve"> </w:t>
-      </w:r>
-      <w:r>
-        <w:rPr>
-          <w:iCs/>
-          <w:i/>
-        </w:rPr>
         <w:t xml:space="preserve">Viet Nam macro monitoring: April 2026</w:t>
       </w:r>
       <w:r>
         <w:t xml:space="preserve">. World Bank Group, Fiscal Policy and Growth Viet Nam Team.</w:t>
-      </w:r>
-    </w:p>
-    <w:p>
-      <w:pPr>
-        <w:pStyle w:val="BodyText"/>
-      </w:pPr>
-      <w:r>
-        <w:t xml:space="preserve">World Bank. (2024, December).</w:t>
-      </w:r>
-      <w:r>
-        <w:t xml:space="preserve"> </w:t>
-      </w:r>
-      <w:r>
-        <w:rPr>
-          <w:iCs/>
-          <w:i/>
-        </w:rPr>
-        <w:t xml:space="preserve">Viet Nam economy snapshot: Justice</w:t>
-      </w:r>
-      <w:r>
-        <w:t xml:space="preserve"> </w:t>
-      </w:r>
-      <w:r>
-        <w:t xml:space="preserve">(Prosperity Data360). World Bank Group.</w:t>
-      </w:r>
-      <w:r>
-        <w:t xml:space="preserve"> </w:t>
-      </w:r>
-      <w:hyperlink r:id="rId73">
-        <w:r>
-          <w:rPr>
-            <w:rStyle w:val="Hyperlink"/>
-          </w:rPr>
-          <w:t xml:space="preserve">https://www.worldbank.org/ext/en/country/vietnam</w:t>
-        </w:r>
-      </w:hyperlink>
-    </w:p>
-    <w:p>
-      <w:pPr>
-        <w:pStyle w:val="BodyText"/>
-      </w:pPr>
-      <w:r>
-        <w:t xml:space="preserve">Wu, J., Wang, C., Hong, J., Piperopoulos, P., &amp; Zhuo, S. (2022). Internationalization and innovation of business groups: Evidence from China.</w:t>
-      </w:r>
-      <w:r>
-        <w:t xml:space="preserve"> </w:t>
-      </w:r>
-      <w:r>
-        <w:rPr>
-          <w:iCs/>
-          <w:i/>
-        </w:rPr>
-        <w:t xml:space="preserve">Journal of World Business, 54</w:t>
-      </w:r>
-      <w:r>
-        <w:t xml:space="preserve">(4), 305–320.</w:t>
       </w:r>
     </w:p>
     <w:p>
@@ -2470,8 +2289,8 @@
         </w:pict>
       </w:r>
     </w:p>
-    <w:bookmarkEnd w:id="74"/>
-    <w:bookmarkStart w:id="75" w:name="appendix-a-model-sequence"/>
+    <w:bookmarkEnd w:id="73"/>
+    <w:bookmarkStart w:id="74" w:name="appendix-a-model-sequence"/>
     <w:p>
       <w:pPr>
         <w:pStyle w:val="Heading2"/>
@@ -5595,8 +5414,8 @@
         </w:pict>
       </w:r>
     </w:p>
-    <w:bookmarkEnd w:id="75"/>
-    <w:bookmarkStart w:id="76" w:name="X09b5d89c7c8f35bf9d25d1bfe47da72b2ba58bf"/>
+    <w:bookmarkEnd w:id="74"/>
+    <w:bookmarkStart w:id="75" w:name="X09b5d89c7c8f35bf9d25d1bfe47da72b2ba58bf"/>
     <w:p>
       <w:pPr>
         <w:pStyle w:val="Heading2"/>
@@ -5632,8 +5451,8 @@
         </w:pict>
       </w:r>
     </w:p>
+    <w:bookmarkEnd w:id="75"/>
     <w:bookmarkEnd w:id="76"/>
-    <w:bookmarkEnd w:id="77"/>
     <w:sectPr>
       <w:pgSz w:h="16838" w:w="11906"/>
       <w:pgMar w:bottom="1417" w:left="1417" w:right="1417" w:top="1417"/>

--- a/p7/submission/ibr_package/01_manuscript_blinded.docx
+++ b/p7/submission/ibr_package/01_manuscript_blinded.docx
@@ -2,7 +2,7 @@
 <file path=word/document.xml><?xml version="1.0" encoding="utf-8"?>
 <w:document xmlns:w="http://schemas.openxmlformats.org/wordprocessingml/2006/main" xmlns:m="http://schemas.openxmlformats.org/officeDocument/2006/math" xmlns:r="http://schemas.openxmlformats.org/officeDocument/2006/relationships" xmlns:o="urn:schemas-microsoft-com:office:office" xmlns:v="urn:schemas-microsoft-com:vml" xmlns:w10="urn:schemas-microsoft-com:office:word" xmlns:a="http://schemas.openxmlformats.org/drawingml/2006/main" xmlns:pic="http://schemas.openxmlformats.org/drawingml/2006/picture" xmlns:wp="http://schemas.openxmlformats.org/drawingml/2006/wordprocessingDrawing">
   <w:body>
-    <w:bookmarkStart w:id="76" w:name="Xe1057dabf7101c796f791bc61dc6101f2b6f291"/>
+    <w:bookmarkStart w:id="53" w:name="Xe1057dabf7101c796f791bc61dc6101f2b6f291"/>
     <w:p>
       <w:pPr>
         <w:pStyle w:val="Heading1"/>
@@ -25,7 +25,7 @@
         <w:pStyle w:val="FirstParagraph"/>
       </w:pPr>
       <w:r>
-        <w:t xml:space="preserve">We examine whether the internationalization–performance (I–P) relationship holds across a large and institutionally diverse set of Asian and Pacific economies and identify the conditions under which firms convert export intensity into productive performance. Using microdata from 88,869 firms across 50 economies and 103 country-year waves of the World Bank Enterprise Survey (2003–2025; including Japan's inaugural 2025 wave), spanning all six Institutional Context Regime Variation (ICRV) groups, we estimate a hierarchical sequence of models on currency-neutral labour productivity (standardised within economy-year) with two-way (economy and year) fixed effects throughout and standard errors clustered by economy. We find robust support for an inverted-U I–P relationship: the quadratic baseline (M2, N=81,022) yields a turning point of 51.5% of export sales, tightening to 43.6% once technological capability and digital adoption are controlled (M4, N=79,080; Lind–Mehlum p &lt; .001 throughout). Technological capability (TCI, +0.108) and digital adoption (DAI, +0.219) both raise the performance level, but neither significantly reshapes the pooled curve; both are level-shifters, not curve-reshapers. The curve structure is instead governed by institutional regime: estimating the turning point within each ICRV group reveals a three-zone pattern: a sharp inverted-U in the lower-middle transition regime (TP ≈ 43%), a near-linear relationship in the strongest-institution regime (turning point beyond the observable range, ≈ 80%), and dissolution of the inverted-U in the weakest regimes (Emerging ≈ 37%; the Pacific SIDS group shows no inverted-U). Female top management carries a negative coefficient (−0.104, p &lt; .001). These findings offer a parsimonious resolution to Asian I–P heterogeneity: the relationship is inverted-U in form, but it is institutional regime, not capability per se, that determines whether the inverted-U is sharp, straightened, or absent.</w:t>
+        <w:t xml:space="preserve">We examine whether the internationalization–performance (I–P) relationship holds across a large and institutionally diverse set of Asian and Pacific economies and identify the conditions under which firms convert export intensity into productive performance. Using microdata from 88,869 firms across 50 economies and 103 country-year waves of the World Bank Enterprise Survey (2003–2025; including Japan’s inaugural 2025 wave), spanning all six Institutional Context Regime Variation (ICRV) groups, we estimate a hierarchical sequence of models on currency-neutral labour productivity (standardised within economy-year) with two-way (economy and year) fixed effects throughout and standard errors clustered by economy. We find robust support for an inverted-U I–P relationship: the quadratic baseline (M2, N=81,022) yields a turning point of 51.5% of export sales, tightening to 43.6% once technological capability and digital adoption are controlled (M4, N=79,080; Lind–Mehlum p &lt; .001 throughout). Technological capability (TCI, +0.108) and digital adoption (DAI, +0.219) both raise the performance level, but neither significantly reshapes the pooled curve; both are level-shifters, not curve-reshapers. The curve structure is instead governed by institutional regime: estimating the turning point within each ICRV group reveals a three-zone pattern: a sharp inverted-U in the lower-middle transition regime (TP ≈ 43%), a near-linear relationship in the strongest-institution regime (turning point beyond the observable range, ≈ 80%), and dissolution of the inverted-U in the weakest regimes (Emerging ≈ 37%; the Pacific SIDS group shows no inverted-U). Female top management carries a negative coefficient (−0.104, p &lt; .001). These findings offer a parsimonious resolution to Asian I–P heterogeneity: the relationship is inverted-U in form, but it is institutional regime, not capability per se, that determines whether the inverted-U is sharp, straightened, or absent.</w:t>
       </w:r>
     </w:p>
     <w:p>
@@ -54,7 +54,7 @@
       </w:r>
     </w:p>
     <w:bookmarkEnd w:id="20"/>
-    <w:bookmarkStart w:id="21" w:name="Xe3d0fc0bea9a42ce7605565d0964033d7f6ee47"/>
+    <w:bookmarkStart w:id="21" w:name="introduction"/>
     <w:p>
       <w:pPr>
         <w:pStyle w:val="Heading2"/>
@@ -76,7 +76,7 @@
         <w:pStyle w:val="BodyText"/>
       </w:pPr>
       <w:r>
-        <w:t xml:space="preserve">This paper addresses that gap. We pool 88,869 firm-observations from 50 Asian and Pacific economies spanning 2003–2025 (including Japan's inaugural 2025 wave), harmonised from the World Bank Enterprise Survey (WBES). Our sample spans all six ICRV regime groups, from advanced innovation-driven economies (Japan, Singapore, Korea, Taiwan, HongKong, Israel) to Pacific Small Island Developing States (Vanuatu, Solomon Islands, Fiji, Tonga, Samoa, Kiribati, Papua New Guinea) and Gulf advanced-resource economies (Bahrain, Kuwait, Qatar, Brunei, Saudi Arabia, Oman), all classified through the Institutional Context Regime Variation (ICRV) framework that anchors the broader dissertation programme of which this study is part.</w:t>
+        <w:t xml:space="preserve">This paper addresses that gap. We pool 88,869 firm-observations from 50 Asian and Pacific economies spanning 2003–2025 (including Japan’s inaugural 2025 wave), harmonised from the World Bank Enterprise Survey (WBES). Our sample spans all six ICRV regime groups, from advanced innovation-driven economies (Japan, Singapore, Korea, Taiwan, HongKong, Israel) to Pacific Small Island Developing States (Vanuatu, Solomon Islands, Fiji, Tonga, Samoa, Kiribati, Papua New Guinea) and Gulf advanced-resource economies (Bahrain, Kuwait, Qatar, Brunei, Saudi Arabia, Oman), all classified through the Institutional Context Regime Variation (ICRV) framework that anchors the broader dissertation programme of which this study is part.</w:t>
       </w:r>
     </w:p>
     <w:p>
@@ -135,7 +135,7 @@
       </w:r>
     </w:p>
     <w:bookmarkEnd w:id="21"/>
-    <w:bookmarkStart w:id="29" w:name="Xce0b9068aa677089fdc23e66f61b75516af2bf7"/>
+    <w:bookmarkStart w:id="29" w:name="theoretical-framework-and-hypotheses"/>
     <w:p>
       <w:pPr>
         <w:pStyle w:val="Heading2"/>
@@ -144,7 +144,7 @@
         <w:t xml:space="preserve">2. Theoretical Framework and Hypotheses</w:t>
       </w:r>
     </w:p>
-    <w:bookmarkStart w:id="22" w:name="X61eb865d3ba9c18e1eda9971096f2566a95b0ec"/>
+    <w:bookmarkStart w:id="22" w:name="theoretical-foundations"/>
     <w:p>
       <w:pPr>
         <w:pStyle w:val="Heading3"/>
@@ -162,7 +162,7 @@
       </w:r>
     </w:p>
     <w:bookmarkEnd w:id="22"/>
-    <w:bookmarkStart w:id="23" w:name="Xf68c2510db72354551e5b442c06e6149a212286"/>
+    <w:bookmarkStart w:id="23" w:name="the-non-linear-ip-relationship-h1"/>
     <w:p>
       <w:pPr>
         <w:pStyle w:val="Heading3"/>
@@ -176,7 +176,7 @@
         <w:pStyle w:val="FirstParagraph"/>
       </w:pPr>
       <w:r>
-        <w:t xml:space="preserve">Contractor et al. (2003) formalised the three-stage S-curve hypothesis: early internationalization carries fixed entry costs that depress performance; intermediate internationalization yields learning and scale economies; high internationalization may again impose coordination and agency costs. Empirically, however, the data more consistently support the inverted-U: a special case in which the third stage does not emerge at the export intensities typically observed in developing-economy WBES data (Gomes &amp; Ramaswamy, 1999; Lu &amp; Beamish, 2004).</w:t>
+        <w:t xml:space="preserve">Contractor et al. (2003) formalised the three-stage S-curve hypothesis: early internationalization carries fixed entry costs that depress performance; intermediate internationalization yields learning and scale economies; high internationalization may again impose coordination and agency costs. Empirically, however, the data more consistently support the inverted-U: a special case in which the third stage does not emerge at the export intensities typically observed in developing-economy WBES data (Gomes &amp; Ramaswamy, 1999; Lu &amp; Beamish, 2004).</w:t>
       </w:r>
     </w:p>
     <w:p>
@@ -206,7 +206,7 @@
       </w:r>
     </w:p>
     <w:bookmarkEnd w:id="23"/>
-    <w:bookmarkStart w:id="24" w:name="X804c25e8bdbf8eade8cd93fdb8dbf851f3c8515"/>
+    <w:bookmarkStart w:id="24" w:name="Xe2f9215226203df0d35a74fbc3991b825156e23"/>
     <w:p>
       <w:pPr>
         <w:pStyle w:val="Heading3"/>
@@ -263,7 +263,7 @@
       </w:r>
     </w:p>
     <w:bookmarkEnd w:id="24"/>
-    <w:bookmarkStart w:id="25" w:name="Xf9645264d48ebb644ff7e280396113254c384c7"/>
+    <w:bookmarkStart w:id="25" w:name="digital-adoption-as-a-level-enhancer-h3"/>
     <w:p>
       <w:pPr>
         <w:pStyle w:val="Heading3"/>
@@ -277,7 +277,7 @@
         <w:pStyle w:val="FirstParagraph"/>
       </w:pPr>
       <w:r>
-        <w:t xml:space="preserve">Digital adoption, measured through website presence and electronic-payment share, has been associated with reduced communication and transaction costs (Verhoef et al., 2021). In the CDCM (Context-Contingent Digital Capability Model) developed in the dissertation, DAI's effect depends on the interaction of regime quality, FSTS level, and digital market saturation (Đỗ &amp; Phan, 2024). Specifically, in institutionally advanced economies where digital infrastructure is mature, DAI provides universal performance lifts (as in P4 Singapore: β(DAI) positive and significant). In emerging-economy contexts with substantial selection into digital adoption (P3 Vietnam: IV-estimated β(DAI) ≈ 0, consistent with selection bias in OLS), DAI's curve-shaping role is attenuated. Across the pooled multi-economy sample, we expect DAI to raise performance levels broadly across the sample (level effect). In a fully specified model that also accounts for managerial quality (which correlates with digital adoption), the residual DAI variation may reveal a capability-complementarity curve effect: digitally equipped firms at low FSTS face sunk adoption costs that compress near-term productivity, while digital infrastructure supports coordination efficiency at high FSTS where cross-border management demands are greatest.</w:t>
+        <w:t xml:space="preserve">Digital adoption, measured through website presence and electronic-payment share, has been associated with reduced communication and transaction costs (Verhoef et al., 2021). In the CDCM (Context-Contingent Digital Capability Model) developed in the dissertation, DAI’s effect depends on the interaction of regime quality, FSTS level, and digital market saturation (Đỗ &amp; Phan, 2024). Specifically, in institutionally advanced economies where digital infrastructure is mature, DAI provides universal performance lifts (as in P4 Singapore: β(DAI) positive and significant). In emerging-economy contexts with substantial selection into digital adoption (P3 Vietnam: IV-estimated β(DAI) ≈ 0, consistent with selection bias in OLS), DAI’s curve-shaping role is attenuated. Across the pooled multi-economy sample, we expect DAI to raise performance levels broadly across the sample (level effect). In a fully specified model that also accounts for managerial quality (which correlates with digital adoption), the residual DAI variation may reveal a capability-complementarity curve effect: digitally equipped firms at low FSTS face sunk adoption costs that compress near-term productivity, while digital infrastructure supports coordination efficiency at high FSTS where cross-border management demands are greatest.</w:t>
       </w:r>
     </w:p>
     <w:p>
@@ -299,7 +299,7 @@
       </w:r>
     </w:p>
     <w:bookmarkEnd w:id="25"/>
-    <w:bookmarkStart w:id="26" w:name="Xfde2382d547d6bd016a370b8abd9bb51c6ab875"/>
+    <w:bookmarkStart w:id="26" w:name="managerial-characteristics-h4"/>
     <w:p>
       <w:pPr>
         <w:pStyle w:val="Heading3"/>
@@ -335,7 +335,7 @@
       </w:r>
     </w:p>
     <w:bookmarkEnd w:id="26"/>
-    <w:bookmarkStart w:id="27" w:name="Xc04b0d08a7461e173e211ec4b938149d2f7c8bf"/>
+    <w:bookmarkStart w:id="27" w:name="X0b3fdaf9bb49b1730bc3a0521f76f654a8096ae"/>
     <w:p>
       <w:pPr>
         <w:pStyle w:val="Heading3"/>
@@ -379,7 +379,7 @@
       </w:r>
     </w:p>
     <w:bookmarkEnd w:id="27"/>
-    <w:bookmarkStart w:id="28" w:name="X0acb0ebe9609c9b4cd27b2f0dbe81194406b82a"/>
+    <w:bookmarkStart w:id="28" w:name="regime-contingent-digital-effects-h6"/>
     <w:p>
       <w:pPr>
         <w:pStyle w:val="Heading3"/>
@@ -451,7 +451,7 @@
         <w:t xml:space="preserve"> </w:t>
       </w:r>
       <w:r>
-        <w:t xml:space="preserve">The ICRV institutional regime moderates the digital-adoption curve-reshaping effect: digital adoption's compressive effect on the I–P ascending limb and its buffering effect at high FSTS (H3) are stronger in weaker institutional environments (higher ICRV group number), where digital infrastructure provides greater competitive differentiation in cross-border market access.</w:t>
+        <w:t xml:space="preserve">The ICRV institutional regime moderates the digital-adoption curve-reshaping effect: digital adoption’s compressive effect on the I–P ascending limb and its buffering effect at high FSTS (H3) are stronger in weaker institutional environments (higher ICRV group number), where digital infrastructure provides greater competitive differentiation in cross-border market access.</w:t>
       </w:r>
     </w:p>
     <w:p>
@@ -463,7 +463,7 @@
     </w:p>
     <w:bookmarkEnd w:id="28"/>
     <w:bookmarkEnd w:id="29"/>
-    <w:bookmarkStart w:id="34" w:name="X5eb800a903106e48a684e9ea9de39ed619b9df8"/>
+    <w:bookmarkStart w:id="34" w:name="data-and-methods"/>
     <w:p>
       <w:pPr>
         <w:pStyle w:val="Heading2"/>
@@ -472,7 +472,7 @@
         <w:t xml:space="preserve">3. Data and Methods</w:t>
       </w:r>
     </w:p>
-    <w:bookmarkStart w:id="30" w:name="X180323993af082d7b264d69830cacecf330a102"/>
+    <w:bookmarkStart w:id="30" w:name="data-source"/>
     <w:p>
       <w:pPr>
         <w:pStyle w:val="Heading3"/>
@@ -486,7 +486,7 @@
         <w:pStyle w:val="FirstParagraph"/>
       </w:pPr>
       <w:r>
-        <w:t xml:space="preserve">Data derive from the World Bank Enterprise Surveys (WBES; World Bank, 2025), a stratified random-sample survey of formal private-sector enterprises conducted periodically across over 130 countries. We use microdata from 50 Asian and Pacific economies across 103 country-year waves spanning 2003–2025, including Japan's inaugural WBES wave (2025). This coverage encompasses six UN M.49 Asian sub-regions: East Asia (China, HongKong, Korea, Mongolia, Taiwan), Southeast Asia (Brunei, Cambodia, Indonesia, Laos, Malaysia, Myanmar, Philippines, Singapore, Thailand, Timor-Leste, Vietnam), South Asia (Afghanistan, Bangladesh, Bhutan, India, Maldives, Nepal, Pakistan, Sri Lanka), Central Asia (Kazakhstan, Kyrgyz Republic, Tajikistan, Turkmenistan, Uzbekistan), West Asia (Armenia, Bahrain, Cyprus, Iraq, Israel, Jordan, Kuwait, Lebanon, Oman, Qatar, Saudi Arabia, Yemen), and Pacific/SIDS (Fiji, Kiribati, Papua New Guinea, Samoa, Solomon Islands, Tonga, Vanuatu).</w:t>
+        <w:t xml:space="preserve">Data derive from the World Bank Enterprise Surveys (WBES; World Bank, 2025), a stratified random-sample survey of formal private-sector enterprises conducted periodically across over 130 countries. We use microdata from 50 Asian and Pacific economies across 103 country-year waves spanning 2003–2025, including Japan’s inaugural WBES wave (2025). This coverage encompasses six UN M.49 Asian sub-regions: East Asia (China, HongKong, Korea, Mongolia, Taiwan), Southeast Asia (Brunei, Cambodia, Indonesia, Laos, Malaysia, Myanmar, Philippines, Singapore, Thailand, Timor-Leste, Vietnam), South Asia (Afghanistan, Bangladesh, Bhutan, India, Maldives, Nepal, Pakistan, Sri Lanka), Central Asia (Kazakhstan, Kyrgyz Republic, Tajikistan, Turkmenistan, Uzbekistan), West Asia (Armenia, Bahrain, Cyprus, Iraq, Israel, Jordan, Kuwait, Lebanon, Oman, Qatar, Saudi Arabia, Yemen), and Pacific/SIDS (Fiji, Kiribati, Papua New Guinea, Samoa, Solomon Islands, Tonga, Vanuatu).</w:t>
       </w:r>
     </w:p>
     <w:p>
@@ -498,7 +498,7 @@
       </w:r>
     </w:p>
     <w:bookmarkEnd w:id="30"/>
-    <w:bookmarkStart w:id="31" w:name="Xbcf9f12e79107fa2c089aaf13fc6c4fb773f1c2"/>
+    <w:bookmarkStart w:id="31" w:name="variables"/>
     <w:p>
       <w:pPr>
         <w:pStyle w:val="Heading3"/>
@@ -574,7 +574,7 @@
         <w:t xml:space="preserve"> </w:t>
       </w:r>
       <w:r>
-        <w:t xml:space="preserve">A two-item composite of R&amp;D activity (h8) and internationally recognised quality certification (b8), standardised to mean 0, SD 1 within economy-year.</w:t>
+        <w:t xml:space="preserve">A two-item composite of internationally recognised quality certification (b8: has ISO or other certification) and foreign-technology adoption (e6: uses foreign-licensed technology), standardised to mean 0, SD 1 within economy-year.</w:t>
       </w:r>
     </w:p>
     <w:p>
@@ -650,7 +650,7 @@
       </w:r>
     </w:p>
     <w:bookmarkEnd w:id="31"/>
-    <w:bookmarkStart w:id="32" w:name="X88d3b635b18ee197bee6ec760e4576787847be1"/>
+    <w:bookmarkStart w:id="32" w:name="estimation-strategy"/>
     <w:p>
       <w:pPr>
         <w:pStyle w:val="Heading3"/>
@@ -684,7 +684,7 @@
       </w:r>
     </w:p>
     <w:bookmarkEnd w:id="32"/>
-    <w:bookmarkStart w:id="33" w:name="X7306ee6cc650c2a8c74023d786fd3b6ffa0ad4b"/>
+    <w:bookmarkStart w:id="33" w:name="sample-sizes"/>
     <w:p>
       <w:pPr>
         <w:pStyle w:val="Heading3"/>
@@ -698,7 +698,7 @@
         <w:pStyle w:val="FirstParagraph"/>
       </w:pPr>
       <w:r>
-        <w:t xml:space="preserve">The analytic frame is 88,869 firms across 50 economies. The quadratic anchor (M2: outcome + FSTS non-missing) is N = 81,022. Adding the capability block (M4: TCI and DAI) gives N = 79,080; demographic controls (M3) N = 78,970; the manager models (M7) drop to N = 75,029 because manager experience and gender are missing in some waves. The modest attrition across the ladder reflects item missingness in the moderator and manager variables, which is more prevalent in smaller economies and early WBES waves. All N's are reproducible via</w:t>
+        <w:t xml:space="preserve">The analytic frame is 88,869 firms across 50 economies. The quadratic anchor (M2: outcome + FSTS non-missing) is N = 81,022. Adding the capability block (M4: TCI and DAI) gives N = 79,080; demographic controls (M3) N = 78,970; the manager models (M7) drop to N = 75,029 because manager experience and gender are missing in some waves. The modest attrition across the ladder reflects item missingness in the moderator and manager variables, which is more prevalent in smaller economies and early WBES waves. All N’s are reproducible via</w:t>
       </w:r>
       <w:r>
         <w:t xml:space="preserve"> </w:t>
@@ -722,7 +722,7 @@
     </w:p>
     <w:bookmarkEnd w:id="33"/>
     <w:bookmarkEnd w:id="34"/>
-    <w:bookmarkStart w:id="42" w:name="X121719332867ee227f0a04b486098cee978c6e6"/>
+    <w:bookmarkStart w:id="42" w:name="results"/>
     <w:p>
       <w:pPr>
         <w:pStyle w:val="Heading2"/>
@@ -731,7 +731,7 @@
         <w:t xml:space="preserve">4. Results</w:t>
       </w:r>
     </w:p>
-    <w:bookmarkStart w:id="35" w:name="X1a3b7383b8b125b3d271986dbdfbc78bb7f954a"/>
+    <w:bookmarkStart w:id="35" w:name="descriptive-statistics-and-correlations"/>
     <w:p>
       <w:pPr>
         <w:pStyle w:val="Heading3"/>
@@ -749,7 +749,7 @@
       </w:r>
     </w:p>
     <w:bookmarkEnd w:id="35"/>
-    <w:bookmarkStart w:id="36" w:name="Xdbf83b4a83d0a9c63e43fc4d25cefed1772f7cd"/>
+    <w:bookmarkStart w:id="36" w:name="main-effect-inverted-u-h1"/>
     <w:p>
       <w:pPr>
         <w:pStyle w:val="Heading3"/>
@@ -775,7 +775,7 @@
         <w:pStyle w:val="BodyText"/>
       </w:pPr>
       <w:r>
-        <w:t xml:space="preserve">The linear baseline (M1) yields a positive but small FSTS slope (β = +0.219, p = .002). Adding the quadratic term (M2, N=81,022) yields β₁ = +1.188 (p &lt; .001) and β₂ = −1.398 (p &lt; .001), consistent with an inverted-U. Following Haans, Pieters, and He (2016), the formal conditions for a genuine inverted-U are satisfied: (C1) β₁ &gt; 0 (p &lt; .001), a positive ascending limb; (C2) β₂ &lt; 0 (p &lt; .001), concavity; (C3) the turning point TP ≈ 51.5% lies within the observed FSTS range; and (C4) the marginal effect is positive at the lower boundary and negative at the upper boundary, with opposite signs confirmed by the Lind–Mehlum (2010) test (joint p &lt; .001). The turning point tightens as capability is controlled: adding demographic controls (M3) gives TP = 43.8%, and adding technological capability and digital adoption (M4, N=79,080) gives TP = 43.6%, the headline estimate, matching the dissertation's canonical value. The stability of the turning point in the low-to-mid-40% range once capability is held constant indicates that the inverted-U is not an artefact of capability-based selection into exporting.</w:t>
+        <w:t xml:space="preserve">The linear baseline (M1) yields a positive but small FSTS slope (β = +0.219, p = .002). Adding the quadratic term (M2, N=81,022) yields β₁ = +1.188 (p &lt; .001) and β₂ = −1.398 (p &lt; .001), consistent with an inverted-U. Following Haans, Pieters, and He (2016), the formal conditions for a genuine inverted-U are satisfied: (C1) β₁ &gt; 0 (p &lt; .001), a positive ascending limb; (C2) β₂ &lt; 0 (p &lt; .001), concavity; (C3) the turning point TP ≈ 51.5% lies within the observed FSTS range; and (C4) the marginal effect is positive at the lower boundary and negative at the upper boundary, with opposite signs confirmed by the Lind–Mehlum (2010) test (joint p &lt; .001). The turning point tightens as capability is controlled: adding demographic controls (M3) gives TP = 43.8%, and adding technological capability and digital adoption (M4, N=79,080) gives TP = 43.6%, the headline estimate, matching the dissertation’s canonical value. The stability of the turning point in the low-to-mid-40% range once capability is held constant indicates that the inverted-U is not an artefact of capability-based selection into exporting.</w:t>
       </w:r>
     </w:p>
     <w:p>
@@ -797,7 +797,7 @@
       </w:r>
     </w:p>
     <w:bookmarkEnd w:id="36"/>
-    <w:bookmarkStart w:id="37" w:name="X9595a9bb339e08d65399a059096afa9ae72a457"/>
+    <w:bookmarkStart w:id="37" w:name="technological-capability-moderation-h2"/>
     <w:p>
       <w:pPr>
         <w:pStyle w:val="Heading3"/>
@@ -841,11 +841,11 @@
         <w:t xml:space="preserve"> </w:t>
       </w:r>
       <w:r>
-        <w:t xml:space="preserve">TCI is a foundational level-shifter across the 50-economy pool. The curve-moderation found in single-country studies (P3 Vietnam, P5 China) does not survive aggregation across the institutionally diverse pool, consistent with capability's curve-shaping role being institution-contingent rather than universal.</w:t>
+        <w:t xml:space="preserve">TCI is a foundational level-shifter across the 50-economy pool. The curve-moderation found in single-country studies (P3 Vietnam, P5 China) does not survive aggregation across the institutionally diverse pool, consistent with capability’s curve-shaping role being institution-contingent rather than universal.</w:t>
       </w:r>
     </w:p>
     <w:bookmarkEnd w:id="37"/>
-    <w:bookmarkStart w:id="38" w:name="X151158cb9bb4ce58412a9381bb2aaa4f708d4d3"/>
+    <w:bookmarkStart w:id="38" w:name="digital-adoption-moderation-h3"/>
     <w:p>
       <w:pPr>
         <w:pStyle w:val="Heading3"/>
@@ -889,11 +889,29 @@
         <w:t xml:space="preserve"> </w:t>
       </w:r>
       <w:r>
-        <w:t xml:space="preserve">Digital adoption raises firm performance substantially but does not significantly reshape the pooled I–P curve. The "digital shield" effect (DAI attenuating the descending limb) documented in the single-country Singapore study (P4) is not detectable once aggregated across the 50-economy pool, again consistent with the curve-shaping role of digital capability being institution-contingent rather than universal.</w:t>
+        <w:t xml:space="preserve">Digital adoption raises firm performance substantially but does not significantly reshape the pooled I–P curve. The</w:t>
+      </w:r>
+      <w:r>
+        <w:t xml:space="preserve"> </w:t>
+      </w:r>
+      <w:r>
+        <w:t xml:space="preserve">“</w:t>
+      </w:r>
+      <w:r>
+        <w:t xml:space="preserve">digital shield</w:t>
+      </w:r>
+      <w:r>
+        <w:t xml:space="preserve">”</w:t>
+      </w:r>
+      <w:r>
+        <w:t xml:space="preserve"> </w:t>
+      </w:r>
+      <w:r>
+        <w:t xml:space="preserve">effect (DAI attenuating the descending limb) documented in the single-country Singapore study (P4) is not detectable once aggregated across the 50-economy pool, again consistent with the curve-shaping role of digital capability being institution-contingent rather than universal.</w:t>
       </w:r>
     </w:p>
     <w:bookmarkEnd w:id="38"/>
-    <w:bookmarkStart w:id="39" w:name="X8c2848f12d916aaecc7d070f2d4e848d015e61e"/>
+    <w:bookmarkStart w:id="39" w:name="managerial-characteristics-h4-1"/>
     <w:p>
       <w:pPr>
         <w:pStyle w:val="Heading3"/>
@@ -941,7 +959,7 @@
       </w:r>
     </w:p>
     <w:bookmarkEnd w:id="39"/>
-    <w:bookmarkStart w:id="40" w:name="Xa3f0408b049fb96786efb222e5b901022bb2da2"/>
+    <w:bookmarkStart w:id="40" w:name="institutional-regime-moderation-h5"/>
     <w:p>
       <w:pPr>
         <w:pStyle w:val="Heading3"/>
@@ -1018,7 +1036,7 @@
           <w:bCs/>
           <w:b/>
         </w:rPr>
-        <w:t xml:space="preserve">Strongest-institution regime (Group I Advanced innovation, incl. Japan): TP ≈ 80%</w:t>
+        <w:t xml:space="preserve">Strongest-institution regime (Group I Advanced innovation, incl. Japan): TP ≈ 80%</w:t>
       </w:r>
       <w:r>
         <w:t xml:space="preserve">: the turning point lies near or beyond the observable range, so within the data the relationship is effectively near-linear and positive.</w:t>
@@ -1062,7 +1080,7 @@
       </w:r>
     </w:p>
     <w:bookmarkEnd w:id="40"/>
-    <w:bookmarkStart w:id="41" w:name="X4660d5a54a4ef3782810124f5d081790225d7d9"/>
+    <w:bookmarkStart w:id="41" w:name="Xf2de05cc7e02b530f3e17a4fce54678274e648b"/>
     <w:p>
       <w:pPr>
         <w:pStyle w:val="Heading3"/>
@@ -1104,7 +1122,7 @@
     </w:p>
     <w:bookmarkEnd w:id="41"/>
     <w:bookmarkEnd w:id="42"/>
-    <w:bookmarkStart w:id="48" w:name="X735612638e4e736e4693e459c258977262c0dfc"/>
+    <w:bookmarkStart w:id="48" w:name="discussion"/>
     <w:p>
       <w:pPr>
         <w:pStyle w:val="Heading2"/>
@@ -1113,7 +1131,7 @@
         <w:t xml:space="preserve">5. Discussion</w:t>
       </w:r>
     </w:p>
-    <w:bookmarkStart w:id="43" w:name="Xdb3d0d0ea2b17533512dc509acb289540c6f5bb"/>
+    <w:bookmarkStart w:id="43" w:name="resolution-of-cross-study-heterogeneity"/>
     <w:p>
       <w:pPr>
         <w:pStyle w:val="Heading3"/>
@@ -1147,7 +1165,7 @@
       </w:r>
     </w:p>
     <w:bookmarkEnd w:id="43"/>
-    <w:bookmarkStart w:id="44" w:name="X3e958d55d5690299d9deebec25f8bb524b314c6"/>
+    <w:bookmarkStart w:id="44" w:name="technology-as-amplifier-not-moderator"/>
     <w:p>
       <w:pPr>
         <w:pStyle w:val="Heading3"/>
@@ -1165,7 +1183,7 @@
       </w:r>
     </w:p>
     <w:bookmarkEnd w:id="44"/>
-    <w:bookmarkStart w:id="45" w:name="Xd4fb1bb7a799c1fc5adcff76c30e3f2326e6be3"/>
+    <w:bookmarkStart w:id="45" w:name="Xb0069601c8d9c89b5e988d028d21202ed31f250"/>
     <w:p>
       <w:pPr>
         <w:pStyle w:val="Heading3"/>
@@ -1179,7 +1197,25 @@
         <w:pStyle w:val="FirstParagraph"/>
       </w:pPr>
       <w:r>
-        <w:t xml:space="preserve">On the canonical specification, digital adoption is the largest single capability level-shifter (DAI = +0.219, p &lt; .001) but does not significantly reshape the pooled I–P curve. This is a more conservative and, we argue, more credible reading than an earlier draft that attributed significant curve-reshaping to DAI: with within-economy-year standardisation and two-way fixed effects absorbing the price-level and selection confounds, the apparent curve-reshaping does not survive. The "digital shield" mechanism, DAI cushioning the descending limb, appears in the single-country Singapore study (P4) but is undetectable in aggregation, indicating that any curve-shaping role of digital adoption is institution-contingent and operates below the resolution of a pooled, Tier-1 (website-only) WBES measure. The policy implication is correspondingly disciplined: digital adoption is a robust lever for raising the productivity</w:t>
+        <w:t xml:space="preserve">On the canonical specification, digital adoption is the largest single capability level-shifter (DAI = +0.219, p &lt; .001) but does not significantly reshape the pooled I–P curve. This is a more conservative and, we argue, more credible reading than an earlier draft that attributed significant curve-reshaping to DAI: with within-economy-year standardisation and two-way fixed effects absorbing the price-level and selection confounds, the apparent curve-reshaping does not survive. The</w:t>
+      </w:r>
+      <w:r>
+        <w:t xml:space="preserve"> </w:t>
+      </w:r>
+      <w:r>
+        <w:t xml:space="preserve">“</w:t>
+      </w:r>
+      <w:r>
+        <w:t xml:space="preserve">digital shield</w:t>
+      </w:r>
+      <w:r>
+        <w:t xml:space="preserve">”</w:t>
+      </w:r>
+      <w:r>
+        <w:t xml:space="preserve"> </w:t>
+      </w:r>
+      <w:r>
+        <w:t xml:space="preserve">mechanism, DAI cushioning the descending limb, appears in the single-country Singapore study (P4) but is undetectable in aggregation, indicating that any curve-shaping role of digital adoption is institution-contingent and operates below the resolution of a pooled, Tier-1 (website-only) WBES measure. The policy implication is correspondingly disciplined: digital adoption is a robust lever for raising the productivity</w:t>
       </w:r>
       <w:r>
         <w:t xml:space="preserve"> </w:t>
@@ -1199,7 +1235,7 @@
       </w:r>
     </w:p>
     <w:bookmarkEnd w:id="45"/>
-    <w:bookmarkStart w:id="46" w:name="X84f38018b3434e120970b4f2e30dde187cbc62e"/>
+    <w:bookmarkStart w:id="46" w:name="managerial-heterogeneity"/>
     <w:p>
       <w:pPr>
         <w:pStyle w:val="Heading3"/>
@@ -1233,7 +1269,7 @@
       </w:r>
     </w:p>
     <w:bookmarkEnd w:id="46"/>
-    <w:bookmarkStart w:id="47" w:name="Xde7edcb3f604b7ff7a62d585547252a5b42f172"/>
+    <w:bookmarkStart w:id="47" w:name="limitations"/>
     <w:p>
       <w:pPr>
         <w:pStyle w:val="Heading3"/>
@@ -1247,7 +1283,25 @@
         <w:pStyle w:val="FirstParagraph"/>
       </w:pPr>
       <w:r>
-        <w:t xml:space="preserve">Three inferential constraints bound these findings. First, WBES is a cross-sectional design: "performance" throughout refers to a contemporaneous association between FSTS and labour productivity in a given survey year, not a panel-tracked causal effect. The IV strategy used in the single-country P3 Vietnam study to address selection into exporting is not available at scale across 50 economies, and capability-based selection into exporting is part of what the capability-adjusted turning point (M4) reveals rather than a nuisance assumed away. Second, the DAI measure is limited to Tier-1 (website) capability in the harmonised pool; the richer digital-capability dimensions captured in more recent BEE-schema waves are not yet available for the majority of economies, which likely contributes to the null curve-reshaping result. Third, the dataset covers all 50 ICRV-mapped economies across six regime groups, including Japan's inaugural 2025 wave; some early waves predate the digital-capability and manager variables, limiting their contribution to the baseline models. Future WBES waves would sharpen the moderation estimates, particularly for the sparser Advanced and SIDS regimes.</w:t>
+        <w:t xml:space="preserve">Three inferential constraints bound these findings. First, WBES is a cross-sectional design:</w:t>
+      </w:r>
+      <w:r>
+        <w:t xml:space="preserve"> </w:t>
+      </w:r>
+      <w:r>
+        <w:t xml:space="preserve">“</w:t>
+      </w:r>
+      <w:r>
+        <w:t xml:space="preserve">performance</w:t>
+      </w:r>
+      <w:r>
+        <w:t xml:space="preserve">”</w:t>
+      </w:r>
+      <w:r>
+        <w:t xml:space="preserve"> </w:t>
+      </w:r>
+      <w:r>
+        <w:t xml:space="preserve">throughout refers to a contemporaneous association between FSTS and labour productivity in a given survey year, not a panel-tracked causal effect. The IV strategy used in the single-country P3 Vietnam study to address selection into exporting is not available at scale across 50 economies, and capability-based selection into exporting is part of what the capability-adjusted turning point (M4) reveals rather than a nuisance assumed away. Second, the DAI measure is limited to Tier-1 (website) capability in the harmonised pool; the richer digital-capability dimensions captured in more recent BEE-schema waves are not yet available for the majority of economies, which likely contributes to the null curve-reshaping result. Third, the dataset covers all 50 ICRV-mapped economies across six regime groups, including Japan’s inaugural 2025 wave; some early waves predate the digital-capability and manager variables, limiting their contribution to the baseline models. Future WBES waves would sharpen the moderation estimates, particularly for the sparser Advanced and SIDS regimes.</w:t>
       </w:r>
     </w:p>
     <w:p>
@@ -1259,7 +1313,7 @@
     </w:p>
     <w:bookmarkEnd w:id="47"/>
     <w:bookmarkEnd w:id="48"/>
-    <w:bookmarkStart w:id="49" w:name="X56025c6d9dbf7520f7a7df11f905cdd09f46e4a"/>
+    <w:bookmarkStart w:id="49" w:name="conclusions"/>
     <w:p>
       <w:pPr>
         <w:pStyle w:val="Heading2"/>
@@ -1273,7 +1327,7 @@
         <w:pStyle w:val="FirstParagraph"/>
       </w:pPr>
       <w:r>
-        <w:t xml:space="preserve">We find that the inverted-U I–P relationship holds robustly across a 50-economy, 103-wave WBES sample (including Japan's inaugural 2025 wave), with a capability-adjusted turning point of 43.6% foreign sales intensity. Three conclusions are policy-relevant. First, for firms in the ascending phase (FSTS &lt; 43.6%), intensifying internationalization is productivity-enhancing; the priority is removing barriers to export expansion. For firms beyond the turning point, the constraint is not market access but coordination capacity. Second, both technological capability and digital adoption raise the performance level substantially across all FSTS levels without reliably reshaping the curve; policy should target capability building as a baseline performance lever rather than as a curve-shifting intervention. Third, and most important, it is institutional regime, not capability, that determines the shape of the curve: the inverted-U is sharp in transition economies (turning point ≈ 43%), straightens toward near-linearity in the strongest-institution economies (peak beyond the observable range), and dissolves in the weakest regimes, reversing into a Forced Internationalization Penalty in the Pacific SIDS group. Context-contingent policy must therefore differ by zone, not merely by where a common peak falls.</w:t>
+        <w:t xml:space="preserve">We find that the inverted-U I–P relationship holds robustly across a 50-economy, 103-wave WBES sample (including Japan’s inaugural 2025 wave), with a capability-adjusted turning point of 43.6% foreign sales intensity. Three conclusions are policy-relevant. First, for firms in the ascending phase (FSTS &lt; 43.6%), intensifying internationalization is productivity-enhancing; the priority is removing barriers to export expansion. For firms beyond the turning point, the constraint is not market access but coordination capacity. Second, both technological capability and digital adoption raise the performance level substantially across all FSTS levels without reliably reshaping the curve; policy should target capability building as a baseline performance lever rather than as a curve-shifting intervention. Third, and most important, it is institutional regime, not capability, that determines the shape of the curve: the inverted-U is sharp in transition economies (turning point ≈ 43%), straightens toward near-linearity in the strongest-institution economies (peak beyond the observable range), and dissolves in the weakest regimes, reversing into a Forced Internationalization Penalty in the Pacific SIDS group. Context-contingent policy must therefore differ by zone, not merely by where a common peak falls.</w:t>
       </w:r>
     </w:p>
     <w:p>
@@ -1300,7 +1354,7 @@
       </w:r>
     </w:p>
     <w:bookmarkEnd w:id="49"/>
-    <w:bookmarkStart w:id="73" w:name="references"/>
+    <w:bookmarkStart w:id="50" w:name="references"/>
     <w:p>
       <w:pPr>
         <w:pStyle w:val="Heading2"/>
@@ -1348,19 +1402,8 @@
         <w:t xml:space="preserve">Journal of Management, 17</w:t>
       </w:r>
       <w:r>
-        <w:t xml:space="preserve">(1), 99–120.</w:t>
-      </w:r>
-      <w:r>
-        <w:t xml:space="preserve"> </w:t>
-      </w:r>
-      <w:hyperlink r:id="rId50">
-        <w:r>
-          <w:rPr>
-            <w:rStyle w:val="Hyperlink"/>
-          </w:rPr>
-          <w:t xml:space="preserve">https://doi.org/10.1177/014920639101700108</w:t>
-        </w:r>
-      </w:hyperlink>
+        <w:t xml:space="preserve">(1), 99–120. https://doi.org/10.1177/014920639101700108</w:t>
+      </w:r>
     </w:p>
     <w:p>
       <w:pPr>
@@ -1404,19 +1447,8 @@
         <w:t xml:space="preserve">Management International Review, 47</w:t>
       </w:r>
       <w:r>
-        <w:t xml:space="preserve">(3), 319–347.</w:t>
-      </w:r>
-      <w:r>
-        <w:t xml:space="preserve"> </w:t>
-      </w:r>
-      <w:hyperlink r:id="rId51">
-        <w:r>
-          <w:rPr>
-            <w:rStyle w:val="Hyperlink"/>
-          </w:rPr>
-          <w:t xml:space="preserve">https://doi.org/10.1007/s11575-007-0019-z</w:t>
-        </w:r>
-      </w:hyperlink>
+        <w:t xml:space="preserve">(3), 319–347. https://doi.org/10.1007/s11575-007-0019-z</w:t>
+      </w:r>
     </w:p>
     <w:p>
       <w:pPr>
@@ -1436,19 +1468,8 @@
         <w:t xml:space="preserve">Small Business Economics, 26</w:t>
       </w:r>
       <w:r>
-        <w:t xml:space="preserve">(5), 475–492.</w:t>
-      </w:r>
-      <w:r>
-        <w:t xml:space="preserve"> </w:t>
-      </w:r>
-      <w:hyperlink r:id="rId52">
-        <w:r>
-          <w:rPr>
-            <w:rStyle w:val="Hyperlink"/>
-          </w:rPr>
-          <w:t xml:space="preserve">https://doi.org/10.1007/s11187-005-5599-z</w:t>
-        </w:r>
-      </w:hyperlink>
+        <w:t xml:space="preserve">(5), 475–492. https://doi.org/10.1007/s11187-005-5599-z</w:t>
+      </w:r>
     </w:p>
     <w:p>
       <w:pPr>
@@ -1489,19 +1510,8 @@
         <w:t xml:space="preserve">Administrative Science Quarterly, 35</w:t>
       </w:r>
       <w:r>
-        <w:t xml:space="preserve">(1), 128–152.</w:t>
-      </w:r>
-      <w:r>
-        <w:t xml:space="preserve"> </w:t>
-      </w:r>
-      <w:hyperlink r:id="rId53">
-        <w:r>
-          <w:rPr>
-            <w:rStyle w:val="Hyperlink"/>
-          </w:rPr>
-          <w:t xml:space="preserve">https://doi.org/10.2307/2393553</w:t>
-        </w:r>
-      </w:hyperlink>
+        <w:t xml:space="preserve">(1), 128–152. https://doi.org/10.2307/2393553</w:t>
+      </w:r>
     </w:p>
     <w:p>
       <w:pPr>
@@ -1521,19 +1531,8 @@
         <w:t xml:space="preserve">Journal of International Business Studies, 34</w:t>
       </w:r>
       <w:r>
-        <w:t xml:space="preserve">(1), 5–18.</w:t>
-      </w:r>
-      <w:r>
-        <w:t xml:space="preserve"> </w:t>
-      </w:r>
-      <w:hyperlink r:id="rId54">
-        <w:r>
-          <w:rPr>
-            <w:rStyle w:val="Hyperlink"/>
-          </w:rPr>
-          <w:t xml:space="preserve">https://doi.org/10.1057/palgrave.jibs.8400003</w:t>
-        </w:r>
-      </w:hyperlink>
+        <w:t xml:space="preserve">(1), 5–18. https://doi.org/10.1057/palgrave.jibs.8400003</w:t>
+      </w:r>
     </w:p>
     <w:p>
       <w:pPr>
@@ -1553,19 +1552,8 @@
         <w:t xml:space="preserve">Journal of World Business, 42</w:t>
       </w:r>
       <w:r>
-        <w:t xml:space="preserve">(4), 401–417.</w:t>
-      </w:r>
-      <w:r>
-        <w:t xml:space="preserve"> </w:t>
-      </w:r>
-      <w:hyperlink r:id="rId55">
-        <w:r>
-          <w:rPr>
-            <w:rStyle w:val="Hyperlink"/>
-          </w:rPr>
-          <w:t xml:space="preserve">https://doi.org/10.1016/j.jwb.2007.06.003</w:t>
-        </w:r>
-      </w:hyperlink>
+        <w:t xml:space="preserve">(4), 401–417. https://doi.org/10.1016/j.jwb.2007.06.003</w:t>
+      </w:r>
     </w:p>
     <w:p>
       <w:pPr>
@@ -1585,19 +1573,8 @@
         <w:t xml:space="preserve">Journal of World Business, 53</w:t>
       </w:r>
       <w:r>
-        <w:t xml:space="preserve">(2), 209–221.</w:t>
-      </w:r>
-      <w:r>
-        <w:t xml:space="preserve"> </w:t>
-      </w:r>
-      <w:hyperlink r:id="rId56">
-        <w:r>
-          <w:rPr>
-            <w:rStyle w:val="Hyperlink"/>
-          </w:rPr>
-          <w:t xml:space="preserve">https://doi.org/10.1016/j.jwb.2017.11.003</w:t>
-        </w:r>
-      </w:hyperlink>
+        <w:t xml:space="preserve">(2), 209–221. https://doi.org/10.1016/j.jwb.2017.11.003</w:t>
+      </w:r>
     </w:p>
     <w:p>
       <w:pPr>
@@ -1617,19 +1594,8 @@
         <w:t xml:space="preserve">Journal of Business and Psychology, 29</w:t>
       </w:r>
       <w:r>
-        <w:t xml:space="preserve">(1), 1–19.</w:t>
-      </w:r>
-      <w:r>
-        <w:t xml:space="preserve"> </w:t>
-      </w:r>
-      <w:hyperlink r:id="rId57">
-        <w:r>
-          <w:rPr>
-            <w:rStyle w:val="Hyperlink"/>
-          </w:rPr>
-          <w:t xml:space="preserve">https://doi.org/10.1007/s10869-013-9308-7</w:t>
-        </w:r>
-      </w:hyperlink>
+        <w:t xml:space="preserve">(1), 1–19. https://doi.org/10.1007/s10869-013-9308-7</w:t>
+      </w:r>
     </w:p>
     <w:p>
       <w:pPr>
@@ -1670,19 +1636,8 @@
         <w:t xml:space="preserve">Journal of International Business Studies, 30</w:t>
       </w:r>
       <w:r>
-        <w:t xml:space="preserve">(1), 173–187.</w:t>
-      </w:r>
-      <w:r>
-        <w:t xml:space="preserve"> </w:t>
-      </w:r>
-      <w:hyperlink r:id="rId58">
-        <w:r>
-          <w:rPr>
-            <w:rStyle w:val="Hyperlink"/>
-          </w:rPr>
-          <w:t xml:space="preserve">https://doi.org/10.1057/palgrave.jibs.8490065</w:t>
-        </w:r>
-      </w:hyperlink>
+        <w:t xml:space="preserve">(1), 173–187. https://doi.org/10.1057/palgrave.jibs.8490065</w:t>
+      </w:r>
     </w:p>
     <w:p>
       <w:pPr>
@@ -1702,19 +1657,8 @@
         <w:t xml:space="preserve">Strategic Management Journal, 37</w:t>
       </w:r>
       <w:r>
-        <w:t xml:space="preserve">(7), 1177–1195.</w:t>
-      </w:r>
-      <w:r>
-        <w:t xml:space="preserve"> </w:t>
-      </w:r>
-      <w:hyperlink r:id="rId59">
-        <w:r>
-          <w:rPr>
-            <w:rStyle w:val="Hyperlink"/>
-          </w:rPr>
-          <w:t xml:space="preserve">https://doi.org/10.1002/smj.2399</w:t>
-        </w:r>
-      </w:hyperlink>
+        <w:t xml:space="preserve">(7), 1177–1195. https://doi.org/10.1002/smj.2399</w:t>
+      </w:r>
     </w:p>
     <w:p>
       <w:pPr>
@@ -1734,19 +1678,8 @@
         <w:t xml:space="preserve">Academy of Management Review, 32</w:t>
       </w:r>
       <w:r>
-        <w:t xml:space="preserve">(2), 334–343.</w:t>
-      </w:r>
-      <w:r>
-        <w:t xml:space="preserve"> </w:t>
-      </w:r>
-      <w:hyperlink r:id="rId60">
-        <w:r>
-          <w:rPr>
-            <w:rStyle w:val="Hyperlink"/>
-          </w:rPr>
-          <w:t xml:space="preserve">https://doi.org/10.5465/amr.2007.24345254</w:t>
-        </w:r>
-      </w:hyperlink>
+        <w:t xml:space="preserve">(2), 334–343. https://doi.org/10.5465/amr.2007.24345254</w:t>
+      </w:r>
     </w:p>
     <w:p>
       <w:pPr>
@@ -1766,19 +1699,8 @@
         <w:t xml:space="preserve">Academy of Management Review, 9</w:t>
       </w:r>
       <w:r>
-        <w:t xml:space="preserve">(2), 193–206.</w:t>
-      </w:r>
-      <w:r>
-        <w:t xml:space="preserve"> </w:t>
-      </w:r>
-      <w:hyperlink r:id="rId61">
-        <w:r>
-          <w:rPr>
-            <w:rStyle w:val="Hyperlink"/>
-          </w:rPr>
-          <w:t xml:space="preserve">https://doi.org/10.5465/amr.1984.4277628</w:t>
-        </w:r>
-      </w:hyperlink>
+        <w:t xml:space="preserve">(2), 193–206. https://doi.org/10.5465/amr.1984.4277628</w:t>
+      </w:r>
     </w:p>
     <w:p>
       <w:pPr>
@@ -1795,7 +1717,7 @@
           <w:iCs/>
           <w:i/>
         </w:rPr>
-        <w:t xml:space="preserve">Mind the gaps: Women in leadership in Viet Nam's banking sector</w:t>
+        <w:t xml:space="preserve">Mind the gaps: Women in leadership in Viet Nam’s banking sector</w:t>
       </w:r>
       <w:r>
         <w:t xml:space="preserve">. IFC, World Bank Group.</w:t>
@@ -1819,19 +1741,8 @@
         <w:t xml:space="preserve">Journal of International Business Studies, 8</w:t>
       </w:r>
       <w:r>
-        <w:t xml:space="preserve">(1), 23–32.</w:t>
-      </w:r>
-      <w:r>
-        <w:t xml:space="preserve"> </w:t>
-      </w:r>
-      <w:hyperlink r:id="rId62">
-        <w:r>
-          <w:rPr>
-            <w:rStyle w:val="Hyperlink"/>
-          </w:rPr>
-          <w:t xml:space="preserve">https://doi.org/10.1057/palgrave.jibs.8490676</w:t>
-        </w:r>
-      </w:hyperlink>
+        <w:t xml:space="preserve">(1), 23–32. https://doi.org/10.1057/palgrave.jibs.8490676</w:t>
+      </w:r>
     </w:p>
     <w:p>
       <w:pPr>
@@ -1851,19 +1762,8 @@
         <w:t xml:space="preserve">Journal of International Business Studies, 40</w:t>
       </w:r>
       <w:r>
-        <w:t xml:space="preserve">(9), 1411–1431.</w:t>
-      </w:r>
-      <w:r>
-        <w:t xml:space="preserve"> </w:t>
-      </w:r>
-      <w:hyperlink r:id="rId63">
-        <w:r>
-          <w:rPr>
-            <w:rStyle w:val="Hyperlink"/>
-          </w:rPr>
-          <w:t xml:space="preserve">https://doi.org/10.1057/jibs.2009.24</w:t>
-        </w:r>
-      </w:hyperlink>
+        <w:t xml:space="preserve">(9), 1411–1431. https://doi.org/10.1057/jibs.2009.24</w:t>
+      </w:r>
     </w:p>
     <w:p>
       <w:pPr>
@@ -1883,19 +1783,8 @@
         <w:t xml:space="preserve">Global Strategy Journal, 2</w:t>
       </w:r>
       <w:r>
-        <w:t xml:space="preserve">(2), 108–121.</w:t>
-      </w:r>
-      <w:r>
-        <w:t xml:space="preserve"> </w:t>
-      </w:r>
-      <w:hyperlink r:id="rId64">
-        <w:r>
-          <w:rPr>
-            <w:rStyle w:val="Hyperlink"/>
-          </w:rPr>
-          <w:t xml:space="preserve">https://doi.org/10.1002/gsj.1028</w:t>
-        </w:r>
-      </w:hyperlink>
+        <w:t xml:space="preserve">(2), 108–121. https://doi.org/10.1002/gsj.1028</w:t>
+      </w:r>
     </w:p>
     <w:p>
       <w:pPr>
@@ -1915,19 +1804,8 @@
         <w:t xml:space="preserve">Oxford Bulletin of Economics and Statistics, 72</w:t>
       </w:r>
       <w:r>
-        <w:t xml:space="preserve">(1), 109–118.</w:t>
-      </w:r>
-      <w:r>
-        <w:t xml:space="preserve"> </w:t>
-      </w:r>
-      <w:hyperlink r:id="rId65">
-        <w:r>
-          <w:rPr>
-            <w:rStyle w:val="Hyperlink"/>
-          </w:rPr>
-          <w:t xml:space="preserve">https://doi.org/10.1111/j.1468-0084.2009.00569.x</w:t>
-        </w:r>
-      </w:hyperlink>
+        <w:t xml:space="preserve">(1), 109–118. https://doi.org/10.1111/j.1468-0084.2009.00569.x</w:t>
+      </w:r>
     </w:p>
     <w:p>
       <w:pPr>
@@ -1947,19 +1825,8 @@
         <w:t xml:space="preserve">Academy of Management Journal, 47</w:t>
       </w:r>
       <w:r>
-        <w:t xml:space="preserve">(4), 598–609.</w:t>
-      </w:r>
-      <w:r>
-        <w:t xml:space="preserve"> </w:t>
-      </w:r>
-      <w:hyperlink r:id="rId66">
-        <w:r>
-          <w:rPr>
-            <w:rStyle w:val="Hyperlink"/>
-          </w:rPr>
-          <w:t xml:space="preserve">https://doi.org/10.2307/20159604</w:t>
-        </w:r>
-      </w:hyperlink>
+        <w:t xml:space="preserve">(4), 598–609. https://doi.org/10.2307/20159604</w:t>
+      </w:r>
     </w:p>
     <w:p>
       <w:pPr>
@@ -1979,19 +1846,8 @@
         <w:t xml:space="preserve">Journal of International Business Studies, 47</w:t>
       </w:r>
       <w:r>
-        <w:t xml:space="preserve">(3), 386–408.</w:t>
-      </w:r>
-      <w:r>
-        <w:t xml:space="preserve"> </w:t>
-      </w:r>
-      <w:hyperlink r:id="rId67">
-        <w:r>
-          <w:rPr>
-            <w:rStyle w:val="Hyperlink"/>
-          </w:rPr>
-          <w:t xml:space="preserve">https://doi.org/10.1057/jibs.2016.7</w:t>
-        </w:r>
-      </w:hyperlink>
+        <w:t xml:space="preserve">(3), 386–408. https://doi.org/10.1057/jibs.2016.7</w:t>
+      </w:r>
     </w:p>
     <w:p>
       <w:pPr>
@@ -2053,19 +1909,8 @@
         <w:t xml:space="preserve">Journal of World Business, 43</w:t>
       </w:r>
       <w:r>
-        <w:t xml:space="preserve">(4), 475–485.</w:t>
-      </w:r>
-      <w:r>
-        <w:t xml:space="preserve"> </w:t>
-      </w:r>
-      <w:hyperlink r:id="rId68">
-        <w:r>
-          <w:rPr>
-            <w:rStyle w:val="Hyperlink"/>
-          </w:rPr>
-          <w:t xml:space="preserve">https://doi.org/10.1016/j.jwb.2007.11.009</w:t>
-        </w:r>
-      </w:hyperlink>
+        <w:t xml:space="preserve">(4), 475–485. https://doi.org/10.1016/j.jwb.2007.11.009</w:t>
+      </w:r>
     </w:p>
     <w:p>
       <w:pPr>
@@ -2130,19 +1975,8 @@
         <w:t xml:space="preserve">Global Strategy Journal, 11</w:t>
       </w:r>
       <w:r>
-        <w:t xml:space="preserve">(1), 58–80.</w:t>
-      </w:r>
-      <w:r>
-        <w:t xml:space="preserve"> </w:t>
-      </w:r>
-      <w:hyperlink r:id="rId69">
-        <w:r>
-          <w:rPr>
-            <w:rStyle w:val="Hyperlink"/>
-          </w:rPr>
-          <w:t xml:space="preserve">https://doi.org/10.1002/gsj.1336</w:t>
-        </w:r>
-      </w:hyperlink>
+        <w:t xml:space="preserve">(1), 58–80. https://doi.org/10.1002/gsj.1336</w:t>
+      </w:r>
     </w:p>
     <w:p>
       <w:pPr>
@@ -2183,19 +2017,8 @@
         <w:t xml:space="preserve">Journal of Business Research, 122</w:t>
       </w:r>
       <w:r>
-        <w:t xml:space="preserve">, 889–901.</w:t>
-      </w:r>
-      <w:r>
-        <w:t xml:space="preserve"> </w:t>
-      </w:r>
-      <w:hyperlink r:id="rId70">
-        <w:r>
-          <w:rPr>
-            <w:rStyle w:val="Hyperlink"/>
-          </w:rPr>
-          <w:t xml:space="preserve">https://doi.org/10.1016/j.jbusres.2019.09.022</w:t>
-        </w:r>
-      </w:hyperlink>
+        <w:t xml:space="preserve">, 889–901. https://doi.org/10.1016/j.jbusres.2019.09.022</w:t>
+      </w:r>
     </w:p>
     <w:p>
       <w:pPr>
@@ -2215,19 +2038,8 @@
         <w:t xml:space="preserve">Strategic Management Journal, 5</w:t>
       </w:r>
       <w:r>
-        <w:t xml:space="preserve">(2), 171–180.</w:t>
-      </w:r>
-      <w:r>
-        <w:t xml:space="preserve"> </w:t>
-      </w:r>
-      <w:hyperlink r:id="rId71">
-        <w:r>
-          <w:rPr>
-            <w:rStyle w:val="Hyperlink"/>
-          </w:rPr>
-          <w:t xml:space="preserve">https://doi.org/10.1002/smj.4250050207</w:t>
-        </w:r>
-      </w:hyperlink>
+        <w:t xml:space="preserve">(2), 171–180. https://doi.org/10.1002/smj.4250050207</w:t>
+      </w:r>
     </w:p>
     <w:p>
       <w:pPr>
@@ -2247,19 +2059,8 @@
         <w:t xml:space="preserve">Enterprise surveys</w:t>
       </w:r>
       <w:r>
-        <w:t xml:space="preserve">.</w:t>
-      </w:r>
-      <w:r>
-        <w:t xml:space="preserve"> </w:t>
-      </w:r>
-      <w:hyperlink r:id="rId72">
-        <w:r>
-          <w:rPr>
-            <w:rStyle w:val="Hyperlink"/>
-          </w:rPr>
-          <w:t xml:space="preserve">https://www.enterprisesurveys.org</w:t>
-        </w:r>
-      </w:hyperlink>
+        <w:t xml:space="preserve">. https://www.enterprisesurveys.org</w:t>
+      </w:r>
     </w:p>
     <w:p>
       <w:pPr>
@@ -2289,8 +2090,8 @@
         </w:pict>
       </w:r>
     </w:p>
-    <w:bookmarkEnd w:id="73"/>
-    <w:bookmarkStart w:id="74" w:name="appendix-a-model-sequence"/>
+    <w:bookmarkEnd w:id="50"/>
+    <w:bookmarkStart w:id="51" w:name="appendix-a-model-sequence"/>
     <w:p>
       <w:pPr>
         <w:pStyle w:val="Heading2"/>
@@ -2314,7 +2115,7 @@
     <w:tbl>
       <w:tblPr>
         <w:tblStyle w:val="Table"/>
-        <w:tblW w:type="auto" w:w="0"/>
+        <w:tblW w:type="pct" w:w="5000"/>
         <w:tblLook w:firstRow="1" w:lastRow="0" w:firstColumn="0" w:lastColumn="0" w:noHBand="0" w:noVBand="0" w:val="0020"/>
         <w:jc w:val="start"/>
       </w:tblPr>
@@ -2498,19 +2299,19 @@
               <w:jc w:val="left"/>
             </w:pPr>
             <w:r>
-              <w:t xml:space="preserve">Tech capability index (R&amp;D + ISO certification), z-scored within economy-year</w:t>
-            </w:r>
-          </w:p>
-        </w:tc>
-        <w:tc>
-          <w:tcPr/>
-          <w:p>
-            <w:pPr>
-              <w:pStyle w:val="Compact"/>
-              <w:jc w:val="left"/>
-            </w:pPr>
-            <w:r>
-              <w:t xml:space="preserve">h8, b8</w:t>
+              <w:t xml:space="preserve">Tech capability index (quality certification + foreign technology), z-scored within economy-year</w:t>
+            </w:r>
+          </w:p>
+        </w:tc>
+        <w:tc>
+          <w:tcPr/>
+          <w:p>
+            <w:pPr>
+              <w:pStyle w:val="Compact"/>
+              <w:jc w:val="left"/>
+            </w:pPr>
+            <w:r>
+              <w:t xml:space="preserve">b8, e6</w:t>
             </w:r>
           </w:p>
         </w:tc>
@@ -2949,7 +2750,7 @@
     <w:tbl>
       <w:tblPr>
         <w:tblStyle w:val="Table"/>
-        <w:tblW w:type="auto" w:w="0"/>
+        <w:tblW w:type="pct" w:w="5000"/>
         <w:tblLook w:firstRow="1" w:lastRow="0" w:firstColumn="0" w:lastColumn="0" w:noHBand="0" w:noVBand="0" w:val="0020"/>
         <w:jc w:val="start"/>
       </w:tblPr>
@@ -3579,7 +3380,7 @@
     <w:tbl>
       <w:tblPr>
         <w:tblStyle w:val="Table"/>
-        <w:tblW w:type="auto" w:w="0"/>
+        <w:tblW w:type="pct" w:w="5000"/>
         <w:tblLook w:firstRow="1" w:lastRow="0" w:firstColumn="0" w:lastColumn="0" w:noHBand="0" w:noVBand="0" w:val="0020"/>
         <w:jc w:val="start"/>
       </w:tblPr>
@@ -4851,7 +4652,7 @@
     <w:tbl>
       <w:tblPr>
         <w:tblStyle w:val="Table"/>
-        <w:tblW w:type="auto" w:w="0"/>
+        <w:tblW w:type="pct" w:w="5000"/>
         <w:tblLook w:firstRow="1" w:lastRow="0" w:firstColumn="0" w:lastColumn="0" w:noHBand="0" w:noVBand="0" w:val="0020"/>
         <w:jc w:val="start"/>
       </w:tblPr>
@@ -4949,7 +4750,7 @@
               <w:jc w:val="left"/>
             </w:pPr>
             <w:r>
-              <w:t xml:space="preserve">I Advanced innovation (incl. Japan)</w:t>
+              <w:t xml:space="preserve">I Advanced innovation (incl. Japan)</w:t>
             </w:r>
           </w:p>
         </w:tc>
@@ -5404,7 +5205,7 @@
         <w:t xml:space="preserve"> </w:t>
       </w:r>
       <w:r>
-        <w:t xml:space="preserve">Within-group quadratic with controls and two-way FE. The three-zone structure (sharp in the transition regime, near-linear at the top, dissolving at the bottom) is the paper's central institutional finding. Consistent with the dissertation's canonical per-ICRV values.</w:t>
+        <w:t xml:space="preserve">Within-group quadratic with controls and two-way FE. The three-zone structure (sharp in the transition regime, near-linear at the top, dissolving at the bottom) is the paper’s central institutional finding. Consistent with the dissertation’s canonical per-ICRV values.</w:t>
       </w:r>
     </w:p>
     <w:p>
@@ -5414,8 +5215,8 @@
         </w:pict>
       </w:r>
     </w:p>
-    <w:bookmarkEnd w:id="74"/>
-    <w:bookmarkStart w:id="75" w:name="X09b5d89c7c8f35bf9d25d1bfe47da72b2ba58bf"/>
+    <w:bookmarkEnd w:id="51"/>
+    <w:bookmarkStart w:id="52" w:name="X09b5d89c7c8f35bf9d25d1bfe47da72b2ba58bf"/>
     <w:p>
       <w:pPr>
         <w:pStyle w:val="Heading2"/>
@@ -5441,7 +5242,7 @@
         <w:t xml:space="preserve">replication/Annex_TFP_regression_tables_March_11_2026.xlsx</w:t>
       </w:r>
       <w:r>
-        <w:t xml:space="preserve">. TFP residuals from these regressions can be used as an alternative dependent variable to ln(LP) to test whether the inverted-U relationship is robust to output-per-worker vs. total-factor productivity operationalisations.</w:t>
+        <w:t xml:space="preserve">. TFP residuals from these regressions can be used as an alternative dependent variable to ln(LP) to test whether the inverted-U relationship is robust to output-per-worker vs. total-factor productivity operationalisations.</w:t>
       </w:r>
     </w:p>
     <w:p>
@@ -5451,8 +5252,8 @@
         </w:pict>
       </w:r>
     </w:p>
-    <w:bookmarkEnd w:id="75"/>
-    <w:bookmarkEnd w:id="76"/>
+    <w:bookmarkEnd w:id="52"/>
+    <w:bookmarkEnd w:id="53"/>
     <w:sectPr>
       <w:pgSz w:h="16838" w:w="11906"/>
       <w:pgMar w:bottom="1417" w:left="1417" w:right="1417" w:top="1417"/>

--- a/p7/submission/ibr_package/01_manuscript_blinded.docx
+++ b/p7/submission/ibr_package/01_manuscript_blinded.docx
@@ -2,7 +2,7 @@
 <file path=word/document.xml><?xml version="1.0" encoding="utf-8"?>
 <w:document xmlns:w="http://schemas.openxmlformats.org/wordprocessingml/2006/main" xmlns:m="http://schemas.openxmlformats.org/officeDocument/2006/math" xmlns:r="http://schemas.openxmlformats.org/officeDocument/2006/relationships" xmlns:o="urn:schemas-microsoft-com:office:office" xmlns:v="urn:schemas-microsoft-com:vml" xmlns:w10="urn:schemas-microsoft-com:office:word" xmlns:a="http://schemas.openxmlformats.org/drawingml/2006/main" xmlns:pic="http://schemas.openxmlformats.org/drawingml/2006/picture" xmlns:wp="http://schemas.openxmlformats.org/drawingml/2006/wordprocessingDrawing">
   <w:body>
-    <w:bookmarkStart w:id="53" w:name="Xe1057dabf7101c796f791bc61dc6101f2b6f291"/>
+    <w:bookmarkStart w:id="54" w:name="Xe1057dabf7101c796f791bc61dc6101f2b6f291"/>
     <w:p>
       <w:pPr>
         <w:pStyle w:val="Heading1"/>
@@ -722,7 +722,7 @@
     </w:p>
     <w:bookmarkEnd w:id="33"/>
     <w:bookmarkEnd w:id="34"/>
-    <w:bookmarkStart w:id="42" w:name="results"/>
+    <w:bookmarkStart w:id="43" w:name="results"/>
     <w:p>
       <w:pPr>
         <w:pStyle w:val="Heading2"/>
@@ -1113,6 +1113,88 @@
         <w:t xml:space="preserve">of productivity but do not significantly reshape the pooled curve. What reshapes the curve is institutional regime, and it does so not as a smooth gradient but as three discrete zones. In the middle of the institutional gradient (lower-middle transition), the inverted-U is sharp and reliably located near a 43% turning point; at the top (strongest institutions, including Japan), the descending limb is pushed beyond the observable range and the relationship is effectively near-linear; at the bottom (emerging and Pacific SIDS), the inverted-U dissolves and, in the SIDS group, reverses. This three-zone reading reconciles the apparently divergent single-country results in the dissertation (Vietnam and India in the transition zone show sharp inverted-U; Singapore and Japan at the top show near-linearity; the SIDS group shows the Forced Internationalization Penalty) within one harmonised, 50-economy estimation.</w:t>
       </w:r>
     </w:p>
+    <w:bookmarkEnd w:id="41"/>
+    <w:bookmarkStart w:id="42" w:name="robustness"/>
+    <w:p>
+      <w:pPr>
+        <w:pStyle w:val="Heading3"/>
+      </w:pPr>
+      <w:r>
+        <w:t xml:space="preserve">4.8 Robustness</w:t>
+      </w:r>
+    </w:p>
+    <w:p>
+      <w:pPr>
+        <w:pStyle w:val="FirstParagraph"/>
+      </w:pPr>
+      <w:r>
+        <w:t xml:space="preserve">Four supplementary checks bound the inference.</w:t>
+      </w:r>
+      <w:r>
+        <w:t xml:space="preserve"> </w:t>
+      </w:r>
+      <w:r>
+        <w:rPr>
+          <w:iCs/>
+          <w:i/>
+        </w:rPr>
+        <w:t xml:space="preserve">(i) Few-cluster inference.</w:t>
+      </w:r>
+      <w:r>
+        <w:t xml:space="preserve"> </w:t>
+      </w:r>
+      <w:r>
+        <w:t xml:space="preserve">Because the per-ICRV-group turning points rest on only 6–16 economies, cluster-robust (CRV1) standard errors can over-reject. A restricted wild-cluster bootstrap (Cameron, Gelbach, &amp; Miller, 2008; Rademacher weights, B = 9,999, clustered by economy) inflates the per-group curvature p-values: the sharp transition-regime inverted-U (Group IV, β₂ = −1.012) moves from p = 0.001 (CRV1) to p ≈ 0.10, while the emerging and SIDS groups remain non-significant. Formal non-linearity inference is therefore anchored at the pooled level (M2, 49 clusters, β₂ = −1.399, p &lt; .001) and triangulated with the companion meta-analysis, with the per-ICRV turning points read as a descriptive gradient rather than independently powered tests.</w:t>
+      </w:r>
+      <w:r>
+        <w:t xml:space="preserve"> </w:t>
+      </w:r>
+      <w:r>
+        <w:rPr>
+          <w:iCs/>
+          <w:i/>
+        </w:rPr>
+        <w:t xml:space="preserve">(ii) Multiple testing.</w:t>
+      </w:r>
+      <w:r>
+        <w:t xml:space="preserve"> </w:t>
+      </w:r>
+      <w:r>
+        <w:t xml:space="preserve">Holm and Bonferroni corrections applied to the four-term capability-interaction family (FSTS×TCI, FSTS²×TCI, FSTS×DAI, FSTS²×DAI) leave every term non-significant, so the capability-as-level-shifter conclusion is not a false negative produced by uncorrected testing.</w:t>
+      </w:r>
+      <w:r>
+        <w:t xml:space="preserve"> </w:t>
+      </w:r>
+      <w:r>
+        <w:rPr>
+          <w:iCs/>
+          <w:i/>
+        </w:rPr>
+        <w:t xml:space="preserve">(iii) Measurement invariance.</w:t>
+      </w:r>
+      <w:r>
+        <w:t xml:space="preserve"> </w:t>
+      </w:r>
+      <w:r>
+        <w:t xml:space="preserve">The Tier-1 DAI (website) and TCI component items are populated for ~99% of firms in all three WBES schema generations; the DAI mean rises monotonically (0.30 → 0.46 → 0.53), indicating genuine diffusion rather than a schema discontinuity, so cross-wave comparisons rest on item-comparable measures.</w:t>
+      </w:r>
+      <w:r>
+        <w:t xml:space="preserve"> </w:t>
+      </w:r>
+      <w:r>
+        <w:rPr>
+          <w:iCs/>
+          <w:i/>
+        </w:rPr>
+        <w:t xml:space="preserve">(iv) Selection into exporting.</w:t>
+      </w:r>
+      <w:r>
+        <w:t xml:space="preserve"> </w:t>
+      </w:r>
+      <w:r>
+        <w:t xml:space="preserve">Adding an inverse-Mills term from an export-participation probit to the controlled specification leaves the curvature and turning point essentially unchanged (43.6% → 43.5%; β₂ = −0.732, p &lt; .001) with a non-significant Mills ratio (p = 0.317), indicating no detectable Melitz-type selection bias in the estimated curvature. Full procedures and statistics are reported in the online supplement.</w:t>
+      </w:r>
+    </w:p>
     <w:p>
       <w:r>
         <w:pict>
@@ -1120,9 +1202,9 @@
         </w:pict>
       </w:r>
     </w:p>
-    <w:bookmarkEnd w:id="41"/>
     <w:bookmarkEnd w:id="42"/>
-    <w:bookmarkStart w:id="48" w:name="discussion"/>
+    <w:bookmarkEnd w:id="43"/>
+    <w:bookmarkStart w:id="49" w:name="discussion"/>
     <w:p>
       <w:pPr>
         <w:pStyle w:val="Heading2"/>
@@ -1131,7 +1213,7 @@
         <w:t xml:space="preserve">5. Discussion</w:t>
       </w:r>
     </w:p>
-    <w:bookmarkStart w:id="43" w:name="resolution-of-cross-study-heterogeneity"/>
+    <w:bookmarkStart w:id="44" w:name="resolution-of-cross-study-heterogeneity"/>
     <w:p>
       <w:pPr>
         <w:pStyle w:val="Heading3"/>
@@ -1164,8 +1246,8 @@
         <w:t xml:space="preserve">structure: sharp inverted-U in the transition regime (Group IV, TP ≈ 43%), near-linearity in the strongest regime (Group I, TP ≈ 80%, beyond range), and dissolution in the weakest regimes (Group V ≈ 37%; Group VI SIDS, no inverted-U). Whether a single-country study finds an inverted-U at all therefore depends on which institutional zone its economy occupies.</w:t>
       </w:r>
     </w:p>
-    <w:bookmarkEnd w:id="43"/>
-    <w:bookmarkStart w:id="44" w:name="technology-as-amplifier-not-moderator"/>
+    <w:bookmarkEnd w:id="44"/>
+    <w:bookmarkStart w:id="45" w:name="technology-as-amplifier-not-moderator"/>
     <w:p>
       <w:pPr>
         <w:pStyle w:val="Heading3"/>
@@ -1182,8 +1264,8 @@
         <w:t xml:space="preserve">The finding that TCI raises the performance level without reliably reshaping the I–P curve in the pooled sample distinguishes the cross-economy result from country-specific evidence. In P3 Vietnam and P5 China, TCI moderated the curve shape; in the 50-economy pool, institutional heterogeneity attenuates that moderation signal. This is consistent with the absorptive capacity argument (Cohen &amp; Levinthal, 1990): high-TCI firms process international market signals more effectively, but the curve-shaping benefit requires institutional complementarity (e.g., strong IP protection, technology transfer infrastructure) that is inconsistently present across the full ICRV spectrum. The practical implication is that technological capability raises the performance floor universally, but its curve-reshaping role is context-contingent and cannot be assumed at scale.</w:t>
       </w:r>
     </w:p>
-    <w:bookmarkEnd w:id="44"/>
-    <w:bookmarkStart w:id="45" w:name="Xb0069601c8d9c89b5e988d028d21202ed31f250"/>
+    <w:bookmarkEnd w:id="45"/>
+    <w:bookmarkStart w:id="46" w:name="Xb0069601c8d9c89b5e988d028d21202ed31f250"/>
     <w:p>
       <w:pPr>
         <w:pStyle w:val="Heading3"/>
@@ -1234,8 +1316,8 @@
         <w:t xml:space="preserve">across the region, but it should not be sold as a tool for re-shaping the internationalization-performance trade-off.</w:t>
       </w:r>
     </w:p>
-    <w:bookmarkEnd w:id="45"/>
-    <w:bookmarkStart w:id="46" w:name="managerial-heterogeneity"/>
+    <w:bookmarkEnd w:id="46"/>
+    <w:bookmarkStart w:id="47" w:name="managerial-heterogeneity"/>
     <w:p>
       <w:pPr>
         <w:pStyle w:val="Heading3"/>
@@ -1268,8 +1350,8 @@
         <w:t xml:space="preserve">(−0.104, p &lt; .001) rather than positive. This sign is consistent across the dissertation: the single-country Japan study (P10) and the thesis pooled analysis estimate the same negative coefficient. It cautions against a causal reading. In economies where female senior leadership remains rare (the regional pool spans contexts with female-top-manager shares from single digits upward), the small set of female-led establishments is unlikely to be a random draw; the most plausible interpretation is compositional selection into smaller, lower-margin, labour-intensive niches, which a cross-sectional level regression cannot disentangle from any leadership effect. The null curve-moderation result (FSTS×manager terms not significant) indicates that, whatever the source of the level coefficient, manager characteristics do not help firms navigate the internationalization trade-off more efficiently. We therefore report the female-management coefficient as a descriptive regularity requiring within-economy, selection-aware analysis (e.g., matched samples or panel tracking of leadership transitions), not as evidence on the causal effect of female leadership on firm performance.</w:t>
       </w:r>
     </w:p>
-    <w:bookmarkEnd w:id="46"/>
-    <w:bookmarkStart w:id="47" w:name="limitations"/>
+    <w:bookmarkEnd w:id="47"/>
+    <w:bookmarkStart w:id="48" w:name="limitations"/>
     <w:p>
       <w:pPr>
         <w:pStyle w:val="Heading3"/>
@@ -1301,7 +1383,7 @@
         <w:t xml:space="preserve"> </w:t>
       </w:r>
       <w:r>
-        <w:t xml:space="preserve">throughout refers to a contemporaneous association between FSTS and labour productivity in a given survey year, not a panel-tracked causal effect. The IV strategy used in the single-country P3 Vietnam study to address selection into exporting is not available at scale across 50 economies, and capability-based selection into exporting is part of what the capability-adjusted turning point (M4) reveals rather than a nuisance assumed away. Second, the DAI measure is limited to Tier-1 (website) capability in the harmonised pool; the richer digital-capability dimensions captured in more recent BEE-schema waves are not yet available for the majority of economies, which likely contributes to the null curve-reshaping result. Third, the dataset covers all 50 ICRV-mapped economies across six regime groups, including Japan’s inaugural 2025 wave; some early waves predate the digital-capability and manager variables, limiting their contribution to the baseline models. Future WBES waves would sharpen the moderation estimates, particularly for the sparser Advanced and SIDS regimes.</w:t>
+        <w:t xml:space="preserve">throughout refers to a contemporaneous association between FSTS and labour productivity in a given survey year, not a panel-tracked causal effect. The instrumental-variable strategy used in the single-country P3 Vietnam study to address selection into exporting is not available at scale across 50 economies; the pooled inverse-Mills selection check (Section 4.8) indicates the estimated curvature is not driven by selection into exporting, but a panel-tracked causal design remains out of reach, and capability-based selection into exporting is part of what the capability-adjusted turning point (M4) reveals rather than a nuisance assumed away. Second, the DAI measure is limited to Tier-1 (website) capability in the harmonised pool; the richer digital-capability dimensions captured in more recent BEE-schema waves are not yet available for the majority of economies, which likely contributes to the null curve-reshaping result. Third, the dataset covers all 50 ICRV-mapped economies across six regime groups, including Japan’s inaugural 2025 wave; some early waves predate the digital-capability and manager variables, limiting their contribution to the baseline models. Future WBES waves would sharpen the moderation estimates, particularly for the sparser Advanced and SIDS regimes.</w:t>
       </w:r>
     </w:p>
     <w:p>
@@ -1311,9 +1393,9 @@
         </w:pict>
       </w:r>
     </w:p>
-    <w:bookmarkEnd w:id="47"/>
     <w:bookmarkEnd w:id="48"/>
-    <w:bookmarkStart w:id="49" w:name="conclusions"/>
+    <w:bookmarkEnd w:id="49"/>
+    <w:bookmarkStart w:id="50" w:name="conclusions"/>
     <w:p>
       <w:pPr>
         <w:pStyle w:val="Heading2"/>
@@ -1353,8 +1435,8 @@
         </w:pict>
       </w:r>
     </w:p>
-    <w:bookmarkEnd w:id="49"/>
-    <w:bookmarkStart w:id="50" w:name="references"/>
+    <w:bookmarkEnd w:id="50"/>
+    <w:bookmarkStart w:id="51" w:name="references"/>
     <w:p>
       <w:pPr>
         <w:pStyle w:val="Heading2"/>
@@ -1469,6 +1551,27 @@
       </w:r>
       <w:r>
         <w:t xml:space="preserve">(5), 475–492. https://doi.org/10.1007/s11187-005-5599-z</w:t>
+      </w:r>
+    </w:p>
+    <w:p>
+      <w:pPr>
+        <w:pStyle w:val="BodyText"/>
+      </w:pPr>
+      <w:r>
+        <w:t xml:space="preserve">Cameron, A. C., Gelbach, J. B., &amp; Miller, D. L. (2008). Bootstrap-based improvements for inference with clustered errors.</w:t>
+      </w:r>
+      <w:r>
+        <w:t xml:space="preserve"> </w:t>
+      </w:r>
+      <w:r>
+        <w:rPr>
+          <w:iCs/>
+          <w:i/>
+        </w:rPr>
+        <w:t xml:space="preserve">The Review of Economics and Statistics, 90</w:t>
+      </w:r>
+      <w:r>
+        <w:t xml:space="preserve">(3), 414–427. https://doi.org/10.1162/rest.90.3.414</w:t>
       </w:r>
     </w:p>
     <w:p>
@@ -2090,8 +2193,8 @@
         </w:pict>
       </w:r>
     </w:p>
-    <w:bookmarkEnd w:id="50"/>
-    <w:bookmarkStart w:id="51" w:name="appendix-a-model-sequence"/>
+    <w:bookmarkEnd w:id="51"/>
+    <w:bookmarkStart w:id="52" w:name="appendix-a-model-sequence"/>
     <w:p>
       <w:pPr>
         <w:pStyle w:val="Heading2"/>
@@ -5215,8 +5318,8 @@
         </w:pict>
       </w:r>
     </w:p>
-    <w:bookmarkEnd w:id="51"/>
-    <w:bookmarkStart w:id="52" w:name="X09b5d89c7c8f35bf9d25d1bfe47da72b2ba58bf"/>
+    <w:bookmarkEnd w:id="52"/>
+    <w:bookmarkStart w:id="53" w:name="X09b5d89c7c8f35bf9d25d1bfe47da72b2ba58bf"/>
     <w:p>
       <w:pPr>
         <w:pStyle w:val="Heading2"/>
@@ -5252,12 +5355,9 @@
         </w:pict>
       </w:r>
     </w:p>
-    <w:bookmarkEnd w:id="52"/>
     <w:bookmarkEnd w:id="53"/>
-    <w:sectPr>
-      <w:pgSz w:h="16838" w:w="11906"/>
-      <w:pgMar w:bottom="1417" w:left="1417" w:right="1417" w:top="1417"/>
-    </w:sectPr>
+    <w:bookmarkEnd w:id="54"/>
+    <w:sectPr/>
   </w:body>
 </w:document>
 </file>
@@ -5469,59 +5569,29 @@
   <w:style w:default="1" w:styleId="Normal" w:type="paragraph">
     <w:name w:val="Normal"/>
     <w:qFormat/>
-    <w:pPr>
-      <w:spacing w:line="276" w:lineRule="auto"/>
-      <w:jc w:val="both"/>
-    </w:pPr>
-    <w:rPr>
-      <w:rFonts w:ascii="Times New Roman" w:eastAsia="Times New Roman" w:hAnsi="Times New Roman"/>
-      <w:color w:val="000000"/>
-      <w:sz w:val="24"/>
-    </w:rPr>
   </w:style>
   <w:style w:styleId="BodyText" w:type="paragraph">
     <w:name w:val="Body Text"/>
     <w:basedOn w:val="Normal"/>
     <w:link w:val="BodyTextChar"/>
     <w:pPr>
-      <w:spacing w:after="180" w:before="180" w:line="276" w:lineRule="auto"/>
-      <w:jc w:val="both"/>
+      <w:spacing w:after="180" w:before="180"/>
     </w:pPr>
     <w:qFormat/>
-    <w:rPr>
-      <w:rFonts w:ascii="Times New Roman" w:eastAsia="Times New Roman" w:hAnsi="Times New Roman"/>
-      <w:color w:val="000000"/>
-      <w:sz w:val="24"/>
-    </w:rPr>
   </w:style>
   <w:style w:customStyle="1" w:styleId="FirstParagraph" w:type="paragraph">
     <w:name w:val="First Paragraph"/>
     <w:basedOn w:val="BodyText"/>
     <w:next w:val="BodyText"/>
     <w:qFormat/>
-    <w:pPr>
-      <w:spacing w:line="276" w:lineRule="auto"/>
-      <w:jc w:val="both"/>
-    </w:pPr>
-    <w:rPr>
-      <w:rFonts w:ascii="Times New Roman" w:eastAsia="Times New Roman" w:hAnsi="Times New Roman"/>
-      <w:color w:val="000000"/>
-      <w:sz w:val="24"/>
-    </w:rPr>
   </w:style>
   <w:style w:customStyle="1" w:styleId="Compact" w:type="paragraph">
     <w:name w:val="Compact"/>
     <w:basedOn w:val="BodyText"/>
     <w:qFormat/>
     <w:pPr>
-      <w:spacing w:after="36" w:before="36" w:line="276" w:lineRule="auto"/>
-      <w:jc w:val="both"/>
+      <w:spacing w:after="36" w:before="36"/>
     </w:pPr>
-    <w:rPr>
-      <w:rFonts w:ascii="Times New Roman" w:eastAsia="Times New Roman" w:hAnsi="Times New Roman"/>
-      <w:color w:val="000000"/>
-      <w:sz w:val="24"/>
-    </w:rPr>
   </w:style>
   <w:style w:styleId="Title" w:type="paragraph">
     <w:name w:val="Title"/>
@@ -5531,15 +5601,15 @@
     <w:pPr>
       <w:keepNext/>
       <w:keepLines/>
-      <w:spacing w:after="240" w:before="480" w:line="276" w:lineRule="auto"/>
-      <w:jc w:val="both"/>
+      <w:spacing w:after="240" w:before="480"/>
+      <w:jc w:val="center"/>
     </w:pPr>
     <w:rPr>
-      <w:rFonts w:ascii="Times New Roman" w:asciiTheme="majorHAnsi" w:cstheme="majorBidi" w:eastAsia="Times New Roman" w:eastAsiaTheme="majorEastAsia" w:hAnsi="Times New Roman" w:hAnsiTheme="majorHAnsi"/>
+      <w:rFonts w:asciiTheme="majorHAnsi" w:cstheme="majorBidi" w:eastAsiaTheme="majorEastAsia" w:hAnsiTheme="majorHAnsi"/>
       <w:b/>
       <w:bCs/>
-      <w:color w:val="000000"/>
-      <w:sz w:val="24"/>
+      <w:color w:themeColor="accent1" w:themeShade="B5" w:val="345A8A"/>
+      <w:sz w:val="36"/>
       <w:szCs w:val="36"/>
     </w:rPr>
   </w:style>
@@ -5551,13 +5621,11 @@
     <w:pPr>
       <w:keepNext/>
       <w:keepLines/>
-      <w:spacing w:after="240" w:before="240" w:line="276" w:lineRule="auto"/>
-      <w:jc w:val="both"/>
+      <w:spacing w:after="240" w:before="240"/>
+      <w:jc w:val="center"/>
     </w:pPr>
     <w:rPr>
-      <w:rFonts w:ascii="Times New Roman" w:eastAsia="Times New Roman" w:hAnsi="Times New Roman"/>
-      <w:color w:val="000000"/>
-      <w:sz w:val="24"/>
+      <w:sz w:val="30"/>
       <w:szCs w:val="30"/>
     </w:rPr>
   </w:style>
@@ -5568,14 +5636,8 @@
     <w:pPr>
       <w:keepNext/>
       <w:keepLines/>
-      <w:spacing w:line="276" w:lineRule="auto"/>
-      <w:jc w:val="both"/>
+      <w:jc w:val="center"/>
     </w:pPr>
-    <w:rPr>
-      <w:rFonts w:ascii="Times New Roman" w:eastAsia="Times New Roman" w:hAnsi="Times New Roman"/>
-      <w:color w:val="000000"/>
-      <w:sz w:val="24"/>
-    </w:rPr>
   </w:style>
   <w:style w:styleId="Date" w:type="paragraph">
     <w:name w:val="Date"/>
@@ -5584,14 +5646,8 @@
     <w:pPr>
       <w:keepNext/>
       <w:keepLines/>
-      <w:spacing w:line="276" w:lineRule="auto"/>
-      <w:jc w:val="both"/>
+      <w:jc w:val="center"/>
     </w:pPr>
-    <w:rPr>
-      <w:rFonts w:ascii="Times New Roman" w:eastAsia="Times New Roman" w:hAnsi="Times New Roman"/>
-      <w:color w:val="000000"/>
-      <w:sz w:val="24"/>
-    </w:rPr>
   </w:style>
   <w:style w:customStyle="1" w:styleId="AbstractTitle" w:type="paragraph">
     <w:name w:val="Abstract Title"/>
@@ -5601,15 +5657,15 @@
     <w:pPr>
       <w:keepNext/>
       <w:keepLines/>
-      <w:jc w:val="both"/>
-      <w:spacing w:after="0" w:before="300" w:line="276" w:lineRule="auto"/>
+      <w:jc w:val="center"/>
+      <w:spacing w:after="0" w:before="300"/>
     </w:pPr>
     <w:rPr>
-      <w:color w:val="000000"/>
-      <w:sz w:val="24"/>
+      <w:sz w:val="20"/>
       <w:szCs w:val="20"/>
-      <w:rFonts w:ascii="Times New Roman" w:eastAsia="Times New Roman" w:hAnsi="Times New Roman"/>
       <w:b/>
+      <w:color w:val="345A8A"/>
+      &gt;
     </w:rPr>
   </w:style>
   <w:style w:customStyle="1" w:styleId="Abstract" w:type="paragraph">
@@ -5620,13 +5676,10 @@
     <w:pPr>
       <w:keepNext/>
       <w:keepLines/>
-      <w:spacing w:after="300" w:before="100" w:line="276" w:lineRule="auto"/>
-      <w:jc w:val="both"/>
+      <w:spacing w:after="300" w:before="100"/>
     </w:pPr>
     <w:rPr>
-      <w:rFonts w:ascii="Times New Roman" w:eastAsia="Times New Roman" w:hAnsi="Times New Roman"/>
-      <w:color w:val="000000"/>
-      <w:sz w:val="24"/>
+      <w:sz w:val="20"/>
       <w:szCs w:val="20"/>
     </w:rPr>
   </w:style>
@@ -5635,15 +5688,8 @@
     <w:basedOn w:val="Normal"/>
     <w:next w:val="Bibliography"/>
     <w:qFormat/>
-    <w:pPr>
-      <w:spacing w:line="276" w:lineRule="auto"/>
-      <w:jc w:val="both"/>
-    </w:pPr>
-    <w:rPr>
-      <w:rFonts w:ascii="Times New Roman" w:eastAsia="Times New Roman" w:hAnsi="Times New Roman"/>
-      <w:color w:val="000000"/>
-      <w:sz w:val="24"/>
-    </w:rPr>
+    <w:pPr/>
+    <w:rPr/>
   </w:style>
   <w:style w:styleId="Heading1" w:type="paragraph">
     <w:name w:val="Heading 1"/>
@@ -5654,16 +5700,15 @@
     <w:pPr>
       <w:keepNext/>
       <w:keepLines/>
-      <w:spacing w:after="0" w:before="480" w:line="276" w:lineRule="auto"/>
-      <w:jc w:val="both"/>
+      <w:spacing w:after="0" w:before="480"/>
       <w:outlineLvl w:val="0"/>
     </w:pPr>
     <w:rPr>
-      <w:rFonts w:ascii="Times New Roman" w:asciiTheme="majorHAnsi" w:cstheme="majorBidi" w:eastAsia="Times New Roman" w:eastAsiaTheme="majorEastAsia" w:hAnsi="Times New Roman" w:hAnsiTheme="majorHAnsi"/>
+      <w:rFonts w:asciiTheme="majorHAnsi" w:cstheme="majorBidi" w:eastAsiaTheme="majorEastAsia" w:hAnsiTheme="majorHAnsi"/>
       <w:b/>
       <w:bCs/>
-      <w:color w:val="000000"/>
-      <w:sz w:val="24"/>
+      <w:color w:themeColor="accent1" w:val="4F81BD"/>
+      <w:sz w:val="32"/>
       <w:szCs w:val="32"/>
     </w:rPr>
   </w:style>
@@ -5677,16 +5722,15 @@
     <w:pPr>
       <w:keepNext/>
       <w:keepLines/>
-      <w:spacing w:after="0" w:before="200" w:line="276" w:lineRule="auto"/>
-      <w:jc w:val="both"/>
+      <w:spacing w:after="0" w:before="200"/>
       <w:outlineLvl w:val="1"/>
     </w:pPr>
     <w:rPr>
-      <w:rFonts w:ascii="Times New Roman" w:asciiTheme="majorHAnsi" w:cstheme="majorBidi" w:eastAsia="Times New Roman" w:eastAsiaTheme="majorEastAsia" w:hAnsi="Times New Roman" w:hAnsiTheme="majorHAnsi"/>
+      <w:rFonts w:asciiTheme="majorHAnsi" w:cstheme="majorBidi" w:eastAsiaTheme="majorEastAsia" w:hAnsiTheme="majorHAnsi"/>
       <w:b/>
       <w:bCs/>
-      <w:color w:val="000000"/>
-      <w:sz w:val="24"/>
+      <w:color w:themeColor="accent1" w:val="4F81BD"/>
+      <w:sz w:val="28"/>
       <w:szCs w:val="28"/>
     </w:rPr>
   </w:style>
@@ -5700,15 +5744,14 @@
     <w:pPr>
       <w:keepNext/>
       <w:keepLines/>
-      <w:spacing w:after="0" w:before="200" w:line="276" w:lineRule="auto"/>
-      <w:jc w:val="both"/>
+      <w:spacing w:after="0" w:before="200"/>
       <w:outlineLvl w:val="2"/>
     </w:pPr>
     <w:rPr>
-      <w:rFonts w:ascii="Times New Roman" w:asciiTheme="majorHAnsi" w:cstheme="majorBidi" w:eastAsia="Times New Roman" w:eastAsiaTheme="majorEastAsia" w:hAnsi="Times New Roman" w:hAnsiTheme="majorHAnsi"/>
+      <w:rFonts w:asciiTheme="majorHAnsi" w:cstheme="majorBidi" w:eastAsiaTheme="majorEastAsia" w:hAnsiTheme="majorHAnsi"/>
       <w:b/>
       <w:bCs/>
-      <w:color w:val="000000"/>
+      <w:color w:themeColor="accent1" w:val="4F81BD"/>
       <w:sz w:val="24"/>
       <w:szCs w:val="24"/>
     </w:rPr>
@@ -5723,15 +5766,14 @@
     <w:pPr>
       <w:keepNext/>
       <w:keepLines/>
-      <w:spacing w:after="0" w:before="200" w:line="276" w:lineRule="auto"/>
-      <w:jc w:val="both"/>
+      <w:spacing w:after="0" w:before="200"/>
       <w:outlineLvl w:val="3"/>
     </w:pPr>
     <w:rPr>
-      <w:rFonts w:ascii="Times New Roman" w:asciiTheme="majorHAnsi" w:cstheme="majorBidi" w:eastAsia="Times New Roman" w:eastAsiaTheme="majorEastAsia" w:hAnsi="Times New Roman" w:hAnsiTheme="majorHAnsi"/>
+      <w:rFonts w:asciiTheme="majorHAnsi" w:cstheme="majorBidi" w:eastAsiaTheme="majorEastAsia" w:hAnsiTheme="majorHAnsi"/>
       <w:i/>
       <w:bCs/>
-      <w:color w:val="000000"/>
+      <w:color w:themeColor="accent1" w:val="4F81BD"/>
       <w:sz w:val="24"/>
       <w:szCs w:val="24"/>
     </w:rPr>
@@ -5746,14 +5788,13 @@
     <w:pPr>
       <w:keepNext/>
       <w:keepLines/>
-      <w:spacing w:after="0" w:before="200" w:line="276" w:lineRule="auto"/>
-      <w:jc w:val="both"/>
+      <w:spacing w:after="0" w:before="200"/>
       <w:outlineLvl w:val="4"/>
     </w:pPr>
     <w:rPr>
-      <w:rFonts w:ascii="Times New Roman" w:asciiTheme="majorHAnsi" w:cstheme="majorBidi" w:eastAsia="Times New Roman" w:eastAsiaTheme="majorEastAsia" w:hAnsi="Times New Roman" w:hAnsiTheme="majorHAnsi"/>
+      <w:rFonts w:asciiTheme="majorHAnsi" w:cstheme="majorBidi" w:eastAsiaTheme="majorEastAsia" w:hAnsiTheme="majorHAnsi"/>
       <w:iCs/>
-      <w:color w:val="000000"/>
+      <w:color w:themeColor="accent1" w:val="4F81BD"/>
       <w:sz w:val="24"/>
       <w:szCs w:val="24"/>
     </w:rPr>
@@ -5768,13 +5809,12 @@
     <w:pPr>
       <w:keepNext/>
       <w:keepLines/>
-      <w:spacing w:after="0" w:before="200" w:line="276" w:lineRule="auto"/>
-      <w:jc w:val="both"/>
+      <w:spacing w:after="0" w:before="200"/>
       <w:outlineLvl w:val="5"/>
     </w:pPr>
     <w:rPr>
-      <w:rFonts w:ascii="Times New Roman" w:asciiTheme="majorHAnsi" w:cstheme="majorBidi" w:eastAsia="Times New Roman" w:eastAsiaTheme="majorEastAsia" w:hAnsi="Times New Roman" w:hAnsiTheme="majorHAnsi"/>
-      <w:color w:val="000000"/>
+      <w:rFonts w:asciiTheme="majorHAnsi" w:cstheme="majorBidi" w:eastAsiaTheme="majorEastAsia" w:hAnsiTheme="majorHAnsi"/>
+      <w:color w:themeColor="accent1" w:val="4F81BD"/>
       <w:sz w:val="24"/>
       <w:szCs w:val="24"/>
     </w:rPr>
@@ -5789,13 +5829,12 @@
     <w:pPr>
       <w:keepNext/>
       <w:keepLines/>
-      <w:spacing w:after="0" w:before="200" w:line="276" w:lineRule="auto"/>
-      <w:jc w:val="both"/>
+      <w:spacing w:after="0" w:before="200"/>
       <w:outlineLvl w:val="6"/>
     </w:pPr>
     <w:rPr>
-      <w:rFonts w:ascii="Times New Roman" w:asciiTheme="majorHAnsi" w:cstheme="majorBidi" w:eastAsia="Times New Roman" w:eastAsiaTheme="majorEastAsia" w:hAnsi="Times New Roman" w:hAnsiTheme="majorHAnsi"/>
-      <w:color w:val="000000"/>
+      <w:rFonts w:asciiTheme="majorHAnsi" w:cstheme="majorBidi" w:eastAsiaTheme="majorEastAsia" w:hAnsiTheme="majorHAnsi"/>
+      <w:color w:themeColor="accent1" w:val="4F81BD"/>
       <w:sz w:val="24"/>
       <w:szCs w:val="24"/>
     </w:rPr>
@@ -5810,13 +5849,12 @@
     <w:pPr>
       <w:keepNext/>
       <w:keepLines/>
-      <w:spacing w:after="0" w:before="200" w:line="276" w:lineRule="auto"/>
-      <w:jc w:val="both"/>
+      <w:spacing w:after="0" w:before="200"/>
       <w:outlineLvl w:val="7"/>
     </w:pPr>
     <w:rPr>
-      <w:rFonts w:ascii="Times New Roman" w:asciiTheme="majorHAnsi" w:cstheme="majorBidi" w:eastAsia="Times New Roman" w:eastAsiaTheme="majorEastAsia" w:hAnsi="Times New Roman" w:hAnsiTheme="majorHAnsi"/>
-      <w:color w:val="000000"/>
+      <w:rFonts w:asciiTheme="majorHAnsi" w:cstheme="majorBidi" w:eastAsiaTheme="majorEastAsia" w:hAnsiTheme="majorHAnsi"/>
+      <w:color w:themeColor="accent1" w:val="4F81BD"/>
       <w:sz w:val="24"/>
       <w:szCs w:val="24"/>
     </w:rPr>
@@ -5831,13 +5869,12 @@
     <w:pPr>
       <w:keepNext/>
       <w:keepLines/>
-      <w:spacing w:after="0" w:before="200" w:line="276" w:lineRule="auto"/>
-      <w:jc w:val="both"/>
+      <w:spacing w:after="0" w:before="200"/>
       <w:outlineLvl w:val="8"/>
     </w:pPr>
     <w:rPr>
-      <w:rFonts w:ascii="Times New Roman" w:asciiTheme="majorHAnsi" w:cstheme="majorBidi" w:eastAsia="Times New Roman" w:eastAsiaTheme="majorEastAsia" w:hAnsi="Times New Roman" w:hAnsiTheme="majorHAnsi"/>
-      <w:color w:val="000000"/>
+      <w:rFonts w:asciiTheme="majorHAnsi" w:cstheme="majorBidi" w:eastAsiaTheme="majorEastAsia" w:hAnsiTheme="majorHAnsi"/>
+      <w:color w:themeColor="accent1" w:val="4F81BD"/>
       <w:sz w:val="24"/>
       <w:szCs w:val="24"/>
     </w:rPr>
@@ -5850,15 +5887,9 @@
     <w:unhideWhenUsed/>
     <w:qFormat/>
     <w:pPr>
-      <w:spacing w:after="100" w:before="100" w:line="276" w:lineRule="auto"/>
+      <w:spacing w:after="100" w:before="100"/>
       <w:ind w:firstLine="0" w:left="480" w:right="480"/>
-      <w:jc w:val="both"/>
     </w:pPr>
-    <w:rPr>
-      <w:rFonts w:ascii="Times New Roman" w:eastAsia="Times New Roman" w:hAnsi="Times New Roman"/>
-      <w:color w:val="000000"/>
-      <w:sz w:val="24"/>
-    </w:rPr>
   </w:style>
   <w:style w:styleId="FootnoteText" w:type="paragraph">
     <w:name w:val="Footnote Text"/>
@@ -5867,25 +5898,11 @@
     <w:uiPriority w:val="9"/>
     <w:unhideWhenUsed/>
     <w:qFormat/>
-    <w:pPr>
-      <w:spacing w:line="276" w:lineRule="auto"/>
-      <w:jc w:val="both"/>
-    </w:pPr>
-    <w:rPr>
-      <w:rFonts w:ascii="Times New Roman" w:eastAsia="Times New Roman" w:hAnsi="Times New Roman"/>
-      <w:color w:val="000000"/>
-      <w:sz w:val="24"/>
-    </w:rPr>
   </w:style>
   <w:style w:default="1" w:styleId="DefaultParagraphFont" w:type="character">
     <w:name w:val="Default Paragraph Font"/>
     <w:semiHidden/>
     <w:unhideWhenUsed/>
-    <w:rPr>
-      <w:rFonts w:ascii="Times New Roman" w:eastAsia="Times New Roman" w:hAnsi="Times New Roman"/>
-      <w:color w:val="000000"/>
-      <w:sz w:val="24"/>
-    </w:rPr>
   </w:style>
   <w:style w:default="1" w:styleId="Table" w:type="table">
     <w:name w:val="Table"/>
@@ -5893,15 +5910,6 @@
     <w:semiHidden/>
     <w:unhideWhenUsed/>
     <w:qFormat/>
-    <w:pPr>
-      <w:spacing w:line="276" w:lineRule="auto"/>
-      <w:jc w:val="both"/>
-    </w:pPr>
-    <w:rPr>
-      <w:rFonts w:ascii="Times New Roman" w:eastAsia="Times New Roman" w:hAnsi="Times New Roman"/>
-      <w:color w:val="000000"/>
-      <w:sz w:val="24"/>
-    </w:rPr>
     <w:tblPr>
       <w:tblInd w:type="dxa" w:w="0"/>
       <w:tblCellMar>
@@ -5934,42 +5942,25 @@
     <w:pPr>
       <w:keepNext/>
       <w:keepLines/>
-      <w:spacing w:after="0" w:line="276" w:lineRule="auto"/>
-      <w:jc w:val="both"/>
+      <w:spacing w:after="0"/>
     </w:pPr>
     <w:rPr>
-      <w:rFonts w:ascii="Times New Roman" w:eastAsia="Times New Roman" w:hAnsi="Times New Roman"/>
       <w:b/>
-      <w:color w:val="000000"/>
-      <w:sz w:val="24"/>
     </w:rPr>
   </w:style>
   <w:style w:customStyle="1" w:styleId="Definition" w:type="paragraph">
     <w:name w:val="Definition"/>
     <w:basedOn w:val="Normal"/>
-    <w:pPr>
-      <w:spacing w:line="276" w:lineRule="auto"/>
-      <w:jc w:val="both"/>
-    </w:pPr>
-    <w:rPr>
-      <w:rFonts w:ascii="Times New Roman" w:eastAsia="Times New Roman" w:hAnsi="Times New Roman"/>
-      <w:color w:val="000000"/>
-      <w:sz w:val="24"/>
-    </w:rPr>
   </w:style>
   <w:style w:styleId="Caption" w:type="paragraph">
     <w:name w:val="Caption"/>
     <w:basedOn w:val="Normal"/>
     <w:link w:val="BodyTextChar"/>
     <w:pPr>
-      <w:spacing w:after="120" w:before="0" w:line="276" w:lineRule="auto"/>
-      <w:jc w:val="both"/>
+      <w:spacing w:after="120" w:before="0"/>
     </w:pPr>
     <w:rPr>
-      <w:rFonts w:ascii="Times New Roman" w:eastAsia="Times New Roman" w:hAnsi="Times New Roman"/>
       <w:i/>
-      <w:color w:val="000000"/>
-      <w:sz w:val="24"/>
     </w:rPr>
   </w:style>
   <w:style w:customStyle="1" w:styleId="TableCaption" w:type="paragraph">
@@ -5977,90 +5968,44 @@
     <w:basedOn w:val="Caption"/>
     <w:pPr>
       <w:keepNext/>
-      <w:spacing w:line="276" w:lineRule="auto"/>
-      <w:jc w:val="both"/>
     </w:pPr>
-    <w:rPr>
-      <w:rFonts w:ascii="Times New Roman" w:eastAsia="Times New Roman" w:hAnsi="Times New Roman"/>
-      <w:color w:val="000000"/>
-      <w:sz w:val="24"/>
-    </w:rPr>
   </w:style>
   <w:style w:customStyle="1" w:styleId="ImageCaption" w:type="paragraph">
     <w:name w:val="Image Caption"/>
     <w:basedOn w:val="Caption"/>
-    <w:pPr>
-      <w:spacing w:line="276" w:lineRule="auto"/>
-      <w:jc w:val="both"/>
-    </w:pPr>
-    <w:rPr>
-      <w:rFonts w:ascii="Times New Roman" w:eastAsia="Times New Roman" w:hAnsi="Times New Roman"/>
-      <w:color w:val="000000"/>
-      <w:sz w:val="24"/>
-    </w:rPr>
   </w:style>
   <w:style w:customStyle="1" w:styleId="Figure" w:type="paragraph">
     <w:name w:val="Figure"/>
     <w:basedOn w:val="Normal"/>
-    <w:pPr>
-      <w:spacing w:line="276" w:lineRule="auto"/>
-      <w:jc w:val="both"/>
-    </w:pPr>
-    <w:rPr>
-      <w:rFonts w:ascii="Times New Roman" w:eastAsia="Times New Roman" w:hAnsi="Times New Roman"/>
-      <w:color w:val="000000"/>
-      <w:sz w:val="24"/>
-    </w:rPr>
   </w:style>
   <w:style w:customStyle="1" w:styleId="CaptionedFigure" w:type="paragraph">
     <w:name w:val="Captioned Figure"/>
     <w:basedOn w:val="Figure"/>
     <w:pPr>
       <w:keepNext/>
-      <w:spacing w:line="276" w:lineRule="auto"/>
-      <w:jc w:val="both"/>
     </w:pPr>
-    <w:rPr>
-      <w:rFonts w:ascii="Times New Roman" w:eastAsia="Times New Roman" w:hAnsi="Times New Roman"/>
-      <w:color w:val="000000"/>
-      <w:sz w:val="24"/>
-    </w:rPr>
   </w:style>
   <w:style w:customStyle="1" w:styleId="BodyTextChar" w:type="character">
     <w:name w:val="Body Text Char"/>
     <w:basedOn w:val="DefaultParagraphFont"/>
     <w:link w:val="BodyText"/>
-    <w:rPr>
-      <w:rFonts w:ascii="Times New Roman" w:eastAsia="Times New Roman" w:hAnsi="Times New Roman"/>
-      <w:color w:val="000000"/>
-      <w:sz w:val="24"/>
-    </w:rPr>
   </w:style>
   <w:style w:customStyle="1" w:styleId="VerbatimChar" w:type="character">
     <w:name w:val="Verbatim Char"/>
     <w:basedOn w:val="BodyTextChar"/>
     <w:rPr>
-      <w:rFonts w:ascii="Times New Roman" w:eastAsia="Times New Roman" w:hAnsi="Times New Roman"/>
-      <w:color w:val="000000"/>
-      <w:sz w:val="24"/>
+      <w:rFonts w:ascii="Consolas" w:hAnsi="Consolas"/>
+      <w:sz w:val="22"/>
     </w:rPr>
   </w:style>
   <w:style w:customStyle="1" w:styleId="SectionNumber" w:type="character">
     <w:name w:val="Section Number"/>
     <w:basedOn w:val="BodyTextChar"/>
-    <w:rPr>
-      <w:rFonts w:ascii="Times New Roman" w:eastAsia="Times New Roman" w:hAnsi="Times New Roman"/>
-      <w:color w:val="000000"/>
-      <w:sz w:val="24"/>
-    </w:rPr>
   </w:style>
   <w:style w:styleId="FootnoteReference" w:type="character">
     <w:name w:val="Footnote Reference"/>
     <w:basedOn w:val="BodyTextChar"/>
     <w:rPr>
-      <w:rFonts w:ascii="Times New Roman" w:eastAsia="Times New Roman" w:hAnsi="Times New Roman"/>
-      <w:color w:val="000000"/>
-      <w:sz w:val="24"/>
       <w:vertAlign w:val="superscript"/>
     </w:rPr>
   </w:style>
@@ -6068,9 +6013,7 @@
     <w:name w:val="Hyperlink"/>
     <w:basedOn w:val="BodyTextChar"/>
     <w:rPr>
-      <w:rFonts w:ascii="Times New Roman" w:eastAsia="Times New Roman" w:hAnsi="Times New Roman"/>
-      <w:color w:val="000000"/>
-      <w:sz w:val="24"/>
+      <w:color w:themeColor="accent1" w:val="4F81BD"/>
     </w:rPr>
   </w:style>
   <w:style w:styleId="TOCHeading" w:type="paragraph">
@@ -6081,16 +6024,14 @@
     <w:unhideWhenUsed/>
     <w:qFormat/>
     <w:pPr>
-      <w:spacing w:before="240" w:line="276" w:lineRule="auto"/>
-      <w:jc w:val="both"/>
+      <w:spacing w:before="240" w:line="259" w:lineRule="auto"/>
       <w:outlineLvl w:val="9"/>
     </w:pPr>
     <w:rPr>
-      <w:rFonts w:ascii="Times New Roman" w:asciiTheme="majorHAnsi" w:cstheme="majorBidi" w:eastAsia="Times New Roman" w:eastAsiaTheme="majorEastAsia" w:hAnsi="Times New Roman" w:hAnsiTheme="majorHAnsi"/>
+      <w:rFonts w:asciiTheme="majorHAnsi" w:cstheme="majorBidi" w:eastAsiaTheme="majorEastAsia" w:hAnsiTheme="majorHAnsi"/>
       <w:b w:val="0"/>
       <w:bCs w:val="0"/>
-      <w:color w:val="000000"/>
-      <w:sz w:val="24"/>
+      <w:color w:themeColor="accent1" w:themeShade="BF" w:val="365F91"/>
     </w:rPr>
   </w:style>
   <w:style w:type="paragraph" w:customStyle="1" w:styleId="SourceCode">

--- a/p7/submission/ibr_package/01_manuscript_blinded.docx
+++ b/p7/submission/ibr_package/01_manuscript_blinded.docx
@@ -277,7 +277,7 @@
         <w:pStyle w:val="FirstParagraph"/>
       </w:pPr>
       <w:r>
-        <w:t xml:space="preserve">Digital adoption, measured through website presence and electronic-payment share, has been associated with reduced communication and transaction costs (Verhoef et al., 2021). In the CDCM (Context-Contingent Digital Capability Model) developed in the dissertation, DAI’s effect depends on the interaction of regime quality, FSTS level, and digital market saturation (Đỗ &amp; Phan, 2024). Specifically, in institutionally advanced economies where digital infrastructure is mature, DAI provides universal performance lifts (as in P4 Singapore: β(DAI) positive and significant). In emerging-economy contexts with substantial selection into digital adoption (P3 Vietnam: IV-estimated β(DAI) ≈ 0, consistent with selection bias in OLS), DAI’s curve-shaping role is attenuated. Across the pooled multi-economy sample, we expect DAI to raise performance levels broadly across the sample (level effect). In a fully specified model that also accounts for managerial quality (which correlates with digital adoption), the residual DAI variation may reveal a capability-complementarity curve effect: digitally equipped firms at low FSTS face sunk adoption costs that compress near-term productivity, while digital infrastructure supports coordination efficiency at high FSTS where cross-border management demands are greatest.</w:t>
+        <w:t xml:space="preserve">Digital adoption, measured through website presence and electronic-payment share, has been associated with reduced communication and transaction costs (Verhoef et al., 2021). In the CDCM (Context-Contingent Digital Capability Model) developed in the dissertation, DAI’s effect depends on the interaction of regime quality, FSTS level, and digital market saturation (Authors, 2024). Specifically, in institutionally advanced economies where digital infrastructure is mature, DAI provides universal performance lifts (as in P4 Singapore: β(DAI) positive and significant). In emerging-economy contexts with substantial selection into digital adoption (P3 Vietnam: IV-estimated β(DAI) ≈ 0, consistent with selection bias in OLS), DAI’s curve-shaping role is attenuated. Across the pooled multi-economy sample, we expect DAI to raise performance levels broadly across the sample (level effect). In a fully specified model that also accounts for managerial quality (which correlates with digital adoption), the residual DAI variation may reveal a capability-complementarity curve effect: digitally equipped firms at low FSTS face sunk adoption costs that compress near-term productivity, while digital infrastructure supports coordination efficiency at high FSTS where cross-border management demands are greatest.</w:t>
       </w:r>
     </w:p>
     <w:p>
@@ -1705,20 +1705,7 @@
         <w:pStyle w:val="BodyText"/>
       </w:pPr>
       <w:r>
-        <w:t xml:space="preserve">Đỗ, T. H., &amp; Phan, A. T. (2024).</w:t>
-      </w:r>
-      <w:r>
-        <w:t xml:space="preserve"> </w:t>
-      </w:r>
-      <w:r>
-        <w:rPr>
-          <w:iCs/>
-          <w:i/>
-        </w:rPr>
-        <w:t xml:space="preserve">Internationalization and firm performance: A meta-analysis for Asia-Pacific economies</w:t>
-      </w:r>
-      <w:r>
-        <w:t xml:space="preserve">. Paper presented at the International Conference on Business, Economics, and Finance (ICBEF 2024). Can Tho University.</w:t>
+        <w:t xml:space="preserve">Authors. (2024). Details omitted for double-blind review.</w:t>
       </w:r>
     </w:p>
     <w:p>
@@ -5357,7 +5344,10 @@
     </w:p>
     <w:bookmarkEnd w:id="53"/>
     <w:bookmarkEnd w:id="54"/>
-    <w:sectPr/>
+    <w:sectPr>
+      <w:pgSz w:h="16838" w:w="11906"/>
+      <w:pgMar w:bottom="1417" w:left="1417" w:right="1417" w:top="1417"/>
+    </w:sectPr>
   </w:body>
 </w:document>
 </file>
@@ -5569,29 +5559,59 @@
   <w:style w:default="1" w:styleId="Normal" w:type="paragraph">
     <w:name w:val="Normal"/>
     <w:qFormat/>
+    <w:pPr>
+      <w:spacing w:line="276" w:lineRule="auto"/>
+      <w:jc w:val="both"/>
+    </w:pPr>
+    <w:rPr>
+      <w:rFonts w:ascii="Times New Roman" w:eastAsia="Times New Roman" w:hAnsi="Times New Roman"/>
+      <w:color w:val="000000"/>
+      <w:sz w:val="24"/>
+    </w:rPr>
   </w:style>
   <w:style w:styleId="BodyText" w:type="paragraph">
     <w:name w:val="Body Text"/>
     <w:basedOn w:val="Normal"/>
     <w:link w:val="BodyTextChar"/>
     <w:pPr>
-      <w:spacing w:after="180" w:before="180"/>
+      <w:spacing w:after="180" w:before="180" w:line="276" w:lineRule="auto"/>
+      <w:jc w:val="both"/>
     </w:pPr>
     <w:qFormat/>
+    <w:rPr>
+      <w:rFonts w:ascii="Times New Roman" w:eastAsia="Times New Roman" w:hAnsi="Times New Roman"/>
+      <w:color w:val="000000"/>
+      <w:sz w:val="24"/>
+    </w:rPr>
   </w:style>
   <w:style w:customStyle="1" w:styleId="FirstParagraph" w:type="paragraph">
     <w:name w:val="First Paragraph"/>
     <w:basedOn w:val="BodyText"/>
     <w:next w:val="BodyText"/>
     <w:qFormat/>
+    <w:pPr>
+      <w:spacing w:line="276" w:lineRule="auto"/>
+      <w:jc w:val="both"/>
+    </w:pPr>
+    <w:rPr>
+      <w:rFonts w:ascii="Times New Roman" w:eastAsia="Times New Roman" w:hAnsi="Times New Roman"/>
+      <w:color w:val="000000"/>
+      <w:sz w:val="24"/>
+    </w:rPr>
   </w:style>
   <w:style w:customStyle="1" w:styleId="Compact" w:type="paragraph">
     <w:name w:val="Compact"/>
     <w:basedOn w:val="BodyText"/>
     <w:qFormat/>
     <w:pPr>
-      <w:spacing w:after="36" w:before="36"/>
+      <w:spacing w:after="36" w:before="36" w:line="276" w:lineRule="auto"/>
+      <w:jc w:val="both"/>
     </w:pPr>
+    <w:rPr>
+      <w:rFonts w:ascii="Times New Roman" w:eastAsia="Times New Roman" w:hAnsi="Times New Roman"/>
+      <w:color w:val="000000"/>
+      <w:sz w:val="24"/>
+    </w:rPr>
   </w:style>
   <w:style w:styleId="Title" w:type="paragraph">
     <w:name w:val="Title"/>
@@ -5601,15 +5621,15 @@
     <w:pPr>
       <w:keepNext/>
       <w:keepLines/>
-      <w:spacing w:after="240" w:before="480"/>
-      <w:jc w:val="center"/>
+      <w:spacing w:after="240" w:before="480" w:line="276" w:lineRule="auto"/>
+      <w:jc w:val="both"/>
     </w:pPr>
     <w:rPr>
-      <w:rFonts w:asciiTheme="majorHAnsi" w:cstheme="majorBidi" w:eastAsiaTheme="majorEastAsia" w:hAnsiTheme="majorHAnsi"/>
+      <w:rFonts w:ascii="Times New Roman" w:asciiTheme="majorHAnsi" w:cstheme="majorBidi" w:eastAsia="Times New Roman" w:eastAsiaTheme="majorEastAsia" w:hAnsi="Times New Roman" w:hAnsiTheme="majorHAnsi"/>
       <w:b/>
       <w:bCs/>
-      <w:color w:themeColor="accent1" w:themeShade="B5" w:val="345A8A"/>
-      <w:sz w:val="36"/>
+      <w:color w:val="000000"/>
+      <w:sz w:val="24"/>
       <w:szCs w:val="36"/>
     </w:rPr>
   </w:style>
@@ -5621,11 +5641,13 @@
     <w:pPr>
       <w:keepNext/>
       <w:keepLines/>
-      <w:spacing w:after="240" w:before="240"/>
-      <w:jc w:val="center"/>
+      <w:spacing w:after="240" w:before="240" w:line="276" w:lineRule="auto"/>
+      <w:jc w:val="both"/>
     </w:pPr>
     <w:rPr>
-      <w:sz w:val="30"/>
+      <w:rFonts w:ascii="Times New Roman" w:eastAsia="Times New Roman" w:hAnsi="Times New Roman"/>
+      <w:color w:val="000000"/>
+      <w:sz w:val="24"/>
       <w:szCs w:val="30"/>
     </w:rPr>
   </w:style>
@@ -5636,8 +5658,14 @@
     <w:pPr>
       <w:keepNext/>
       <w:keepLines/>
-      <w:jc w:val="center"/>
+      <w:spacing w:line="276" w:lineRule="auto"/>
+      <w:jc w:val="both"/>
     </w:pPr>
+    <w:rPr>
+      <w:rFonts w:ascii="Times New Roman" w:eastAsia="Times New Roman" w:hAnsi="Times New Roman"/>
+      <w:color w:val="000000"/>
+      <w:sz w:val="24"/>
+    </w:rPr>
   </w:style>
   <w:style w:styleId="Date" w:type="paragraph">
     <w:name w:val="Date"/>
@@ -5646,8 +5674,14 @@
     <w:pPr>
       <w:keepNext/>
       <w:keepLines/>
-      <w:jc w:val="center"/>
+      <w:spacing w:line="276" w:lineRule="auto"/>
+      <w:jc w:val="both"/>
     </w:pPr>
+    <w:rPr>
+      <w:rFonts w:ascii="Times New Roman" w:eastAsia="Times New Roman" w:hAnsi="Times New Roman"/>
+      <w:color w:val="000000"/>
+      <w:sz w:val="24"/>
+    </w:rPr>
   </w:style>
   <w:style w:customStyle="1" w:styleId="AbstractTitle" w:type="paragraph">
     <w:name w:val="Abstract Title"/>
@@ -5657,15 +5691,15 @@
     <w:pPr>
       <w:keepNext/>
       <w:keepLines/>
-      <w:jc w:val="center"/>
-      <w:spacing w:after="0" w:before="300"/>
+      <w:jc w:val="both"/>
+      <w:spacing w:after="0" w:before="300" w:line="276" w:lineRule="auto"/>
     </w:pPr>
     <w:rPr>
-      <w:sz w:val="20"/>
+      <w:color w:val="000000"/>
+      <w:sz w:val="24"/>
       <w:szCs w:val="20"/>
+      <w:rFonts w:ascii="Times New Roman" w:eastAsia="Times New Roman" w:hAnsi="Times New Roman"/>
       <w:b/>
-      <w:color w:val="345A8A"/>
-      &gt;
     </w:rPr>
   </w:style>
   <w:style w:customStyle="1" w:styleId="Abstract" w:type="paragraph">
@@ -5676,10 +5710,13 @@
     <w:pPr>
       <w:keepNext/>
       <w:keepLines/>
-      <w:spacing w:after="300" w:before="100"/>
+      <w:spacing w:after="300" w:before="100" w:line="276" w:lineRule="auto"/>
+      <w:jc w:val="both"/>
     </w:pPr>
     <w:rPr>
-      <w:sz w:val="20"/>
+      <w:rFonts w:ascii="Times New Roman" w:eastAsia="Times New Roman" w:hAnsi="Times New Roman"/>
+      <w:color w:val="000000"/>
+      <w:sz w:val="24"/>
       <w:szCs w:val="20"/>
     </w:rPr>
   </w:style>
@@ -5688,8 +5725,15 @@
     <w:basedOn w:val="Normal"/>
     <w:next w:val="Bibliography"/>
     <w:qFormat/>
-    <w:pPr/>
-    <w:rPr/>
+    <w:pPr>
+      <w:spacing w:line="276" w:lineRule="auto"/>
+      <w:jc w:val="both"/>
+    </w:pPr>
+    <w:rPr>
+      <w:rFonts w:ascii="Times New Roman" w:eastAsia="Times New Roman" w:hAnsi="Times New Roman"/>
+      <w:color w:val="000000"/>
+      <w:sz w:val="24"/>
+    </w:rPr>
   </w:style>
   <w:style w:styleId="Heading1" w:type="paragraph">
     <w:name w:val="Heading 1"/>
@@ -5700,15 +5744,16 @@
     <w:pPr>
       <w:keepNext/>
       <w:keepLines/>
-      <w:spacing w:after="0" w:before="480"/>
+      <w:spacing w:after="0" w:before="480" w:line="276" w:lineRule="auto"/>
+      <w:jc w:val="both"/>
       <w:outlineLvl w:val="0"/>
     </w:pPr>
     <w:rPr>
-      <w:rFonts w:asciiTheme="majorHAnsi" w:cstheme="majorBidi" w:eastAsiaTheme="majorEastAsia" w:hAnsiTheme="majorHAnsi"/>
+      <w:rFonts w:ascii="Times New Roman" w:asciiTheme="majorHAnsi" w:cstheme="majorBidi" w:eastAsia="Times New Roman" w:eastAsiaTheme="majorEastAsia" w:hAnsi="Times New Roman" w:hAnsiTheme="majorHAnsi"/>
       <w:b/>
       <w:bCs/>
-      <w:color w:themeColor="accent1" w:val="4F81BD"/>
-      <w:sz w:val="32"/>
+      <w:color w:val="000000"/>
+      <w:sz w:val="24"/>
       <w:szCs w:val="32"/>
     </w:rPr>
   </w:style>
@@ -5722,15 +5767,16 @@
     <w:pPr>
       <w:keepNext/>
       <w:keepLines/>
-      <w:spacing w:after="0" w:before="200"/>
+      <w:spacing w:after="0" w:before="200" w:line="276" w:lineRule="auto"/>
+      <w:jc w:val="both"/>
       <w:outlineLvl w:val="1"/>
     </w:pPr>
     <w:rPr>
-      <w:rFonts w:asciiTheme="majorHAnsi" w:cstheme="majorBidi" w:eastAsiaTheme="majorEastAsia" w:hAnsiTheme="majorHAnsi"/>
+      <w:rFonts w:ascii="Times New Roman" w:asciiTheme="majorHAnsi" w:cstheme="majorBidi" w:eastAsia="Times New Roman" w:eastAsiaTheme="majorEastAsia" w:hAnsi="Times New Roman" w:hAnsiTheme="majorHAnsi"/>
       <w:b/>
       <w:bCs/>
-      <w:color w:themeColor="accent1" w:val="4F81BD"/>
-      <w:sz w:val="28"/>
+      <w:color w:val="000000"/>
+      <w:sz w:val="24"/>
       <w:szCs w:val="28"/>
     </w:rPr>
   </w:style>
@@ -5744,14 +5790,15 @@
     <w:pPr>
       <w:keepNext/>
       <w:keepLines/>
-      <w:spacing w:after="0" w:before="200"/>
+      <w:spacing w:after="0" w:before="200" w:line="276" w:lineRule="auto"/>
+      <w:jc w:val="both"/>
       <w:outlineLvl w:val="2"/>
     </w:pPr>
     <w:rPr>
-      <w:rFonts w:asciiTheme="majorHAnsi" w:cstheme="majorBidi" w:eastAsiaTheme="majorEastAsia" w:hAnsiTheme="majorHAnsi"/>
+      <w:rFonts w:ascii="Times New Roman" w:asciiTheme="majorHAnsi" w:cstheme="majorBidi" w:eastAsia="Times New Roman" w:eastAsiaTheme="majorEastAsia" w:hAnsi="Times New Roman" w:hAnsiTheme="majorHAnsi"/>
       <w:b/>
       <w:bCs/>
-      <w:color w:themeColor="accent1" w:val="4F81BD"/>
+      <w:color w:val="000000"/>
       <w:sz w:val="24"/>
       <w:szCs w:val="24"/>
     </w:rPr>
@@ -5766,14 +5813,15 @@
     <w:pPr>
       <w:keepNext/>
       <w:keepLines/>
-      <w:spacing w:after="0" w:before="200"/>
+      <w:spacing w:after="0" w:before="200" w:line="276" w:lineRule="auto"/>
+      <w:jc w:val="both"/>
       <w:outlineLvl w:val="3"/>
     </w:pPr>
     <w:rPr>
-      <w:rFonts w:asciiTheme="majorHAnsi" w:cstheme="majorBidi" w:eastAsiaTheme="majorEastAsia" w:hAnsiTheme="majorHAnsi"/>
+      <w:rFonts w:ascii="Times New Roman" w:asciiTheme="majorHAnsi" w:cstheme="majorBidi" w:eastAsia="Times New Roman" w:eastAsiaTheme="majorEastAsia" w:hAnsi="Times New Roman" w:hAnsiTheme="majorHAnsi"/>
       <w:i/>
       <w:bCs/>
-      <w:color w:themeColor="accent1" w:val="4F81BD"/>
+      <w:color w:val="000000"/>
       <w:sz w:val="24"/>
       <w:szCs w:val="24"/>
     </w:rPr>
@@ -5788,13 +5836,14 @@
     <w:pPr>
       <w:keepNext/>
       <w:keepLines/>
-      <w:spacing w:after="0" w:before="200"/>
+      <w:spacing w:after="0" w:before="200" w:line="276" w:lineRule="auto"/>
+      <w:jc w:val="both"/>
       <w:outlineLvl w:val="4"/>
     </w:pPr>
     <w:rPr>
-      <w:rFonts w:asciiTheme="majorHAnsi" w:cstheme="majorBidi" w:eastAsiaTheme="majorEastAsia" w:hAnsiTheme="majorHAnsi"/>
+      <w:rFonts w:ascii="Times New Roman" w:asciiTheme="majorHAnsi" w:cstheme="majorBidi" w:eastAsia="Times New Roman" w:eastAsiaTheme="majorEastAsia" w:hAnsi="Times New Roman" w:hAnsiTheme="majorHAnsi"/>
       <w:iCs/>
-      <w:color w:themeColor="accent1" w:val="4F81BD"/>
+      <w:color w:val="000000"/>
       <w:sz w:val="24"/>
       <w:szCs w:val="24"/>
     </w:rPr>
@@ -5809,12 +5858,13 @@
     <w:pPr>
       <w:keepNext/>
       <w:keepLines/>
-      <w:spacing w:after="0" w:before="200"/>
+      <w:spacing w:after="0" w:before="200" w:line="276" w:lineRule="auto"/>
+      <w:jc w:val="both"/>
       <w:outlineLvl w:val="5"/>
     </w:pPr>
     <w:rPr>
-      <w:rFonts w:asciiTheme="majorHAnsi" w:cstheme="majorBidi" w:eastAsiaTheme="majorEastAsia" w:hAnsiTheme="majorHAnsi"/>
-      <w:color w:themeColor="accent1" w:val="4F81BD"/>
+      <w:rFonts w:ascii="Times New Roman" w:asciiTheme="majorHAnsi" w:cstheme="majorBidi" w:eastAsia="Times New Roman" w:eastAsiaTheme="majorEastAsia" w:hAnsi="Times New Roman" w:hAnsiTheme="majorHAnsi"/>
+      <w:color w:val="000000"/>
       <w:sz w:val="24"/>
       <w:szCs w:val="24"/>
     </w:rPr>
@@ -5829,12 +5879,13 @@
     <w:pPr>
       <w:keepNext/>
       <w:keepLines/>
-      <w:spacing w:after="0" w:before="200"/>
+      <w:spacing w:after="0" w:before="200" w:line="276" w:lineRule="auto"/>
+      <w:jc w:val="both"/>
       <w:outlineLvl w:val="6"/>
     </w:pPr>
     <w:rPr>
-      <w:rFonts w:asciiTheme="majorHAnsi" w:cstheme="majorBidi" w:eastAsiaTheme="majorEastAsia" w:hAnsiTheme="majorHAnsi"/>
-      <w:color w:themeColor="accent1" w:val="4F81BD"/>
+      <w:rFonts w:ascii="Times New Roman" w:asciiTheme="majorHAnsi" w:cstheme="majorBidi" w:eastAsia="Times New Roman" w:eastAsiaTheme="majorEastAsia" w:hAnsi="Times New Roman" w:hAnsiTheme="majorHAnsi"/>
+      <w:color w:val="000000"/>
       <w:sz w:val="24"/>
       <w:szCs w:val="24"/>
     </w:rPr>
@@ -5849,12 +5900,13 @@
     <w:pPr>
       <w:keepNext/>
       <w:keepLines/>
-      <w:spacing w:after="0" w:before="200"/>
+      <w:spacing w:after="0" w:before="200" w:line="276" w:lineRule="auto"/>
+      <w:jc w:val="both"/>
       <w:outlineLvl w:val="7"/>
     </w:pPr>
     <w:rPr>
-      <w:rFonts w:asciiTheme="majorHAnsi" w:cstheme="majorBidi" w:eastAsiaTheme="majorEastAsia" w:hAnsiTheme="majorHAnsi"/>
-      <w:color w:themeColor="accent1" w:val="4F81BD"/>
+      <w:rFonts w:ascii="Times New Roman" w:asciiTheme="majorHAnsi" w:cstheme="majorBidi" w:eastAsia="Times New Roman" w:eastAsiaTheme="majorEastAsia" w:hAnsi="Times New Roman" w:hAnsiTheme="majorHAnsi"/>
+      <w:color w:val="000000"/>
       <w:sz w:val="24"/>
       <w:szCs w:val="24"/>
     </w:rPr>
@@ -5869,12 +5921,13 @@
     <w:pPr>
       <w:keepNext/>
       <w:keepLines/>
-      <w:spacing w:after="0" w:before="200"/>
+      <w:spacing w:after="0" w:before="200" w:line="276" w:lineRule="auto"/>
+      <w:jc w:val="both"/>
       <w:outlineLvl w:val="8"/>
     </w:pPr>
     <w:rPr>
-      <w:rFonts w:asciiTheme="majorHAnsi" w:cstheme="majorBidi" w:eastAsiaTheme="majorEastAsia" w:hAnsiTheme="majorHAnsi"/>
-      <w:color w:themeColor="accent1" w:val="4F81BD"/>
+      <w:rFonts w:ascii="Times New Roman" w:asciiTheme="majorHAnsi" w:cstheme="majorBidi" w:eastAsia="Times New Roman" w:eastAsiaTheme="majorEastAsia" w:hAnsi="Times New Roman" w:hAnsiTheme="majorHAnsi"/>
+      <w:color w:val="000000"/>
       <w:sz w:val="24"/>
       <w:szCs w:val="24"/>
     </w:rPr>
@@ -5887,9 +5940,15 @@
     <w:unhideWhenUsed/>
     <w:qFormat/>
     <w:pPr>
-      <w:spacing w:after="100" w:before="100"/>
+      <w:spacing w:after="100" w:before="100" w:line="276" w:lineRule="auto"/>
       <w:ind w:firstLine="0" w:left="480" w:right="480"/>
+      <w:jc w:val="both"/>
     </w:pPr>
+    <w:rPr>
+      <w:rFonts w:ascii="Times New Roman" w:eastAsia="Times New Roman" w:hAnsi="Times New Roman"/>
+      <w:color w:val="000000"/>
+      <w:sz w:val="24"/>
+    </w:rPr>
   </w:style>
   <w:style w:styleId="FootnoteText" w:type="paragraph">
     <w:name w:val="Footnote Text"/>
@@ -5898,11 +5957,25 @@
     <w:uiPriority w:val="9"/>
     <w:unhideWhenUsed/>
     <w:qFormat/>
+    <w:pPr>
+      <w:spacing w:line="276" w:lineRule="auto"/>
+      <w:jc w:val="both"/>
+    </w:pPr>
+    <w:rPr>
+      <w:rFonts w:ascii="Times New Roman" w:eastAsia="Times New Roman" w:hAnsi="Times New Roman"/>
+      <w:color w:val="000000"/>
+      <w:sz w:val="24"/>
+    </w:rPr>
   </w:style>
   <w:style w:default="1" w:styleId="DefaultParagraphFont" w:type="character">
     <w:name w:val="Default Paragraph Font"/>
     <w:semiHidden/>
     <w:unhideWhenUsed/>
+    <w:rPr>
+      <w:rFonts w:ascii="Times New Roman" w:eastAsia="Times New Roman" w:hAnsi="Times New Roman"/>
+      <w:color w:val="000000"/>
+      <w:sz w:val="24"/>
+    </w:rPr>
   </w:style>
   <w:style w:default="1" w:styleId="Table" w:type="table">
     <w:name w:val="Table"/>
@@ -5910,6 +5983,15 @@
     <w:semiHidden/>
     <w:unhideWhenUsed/>
     <w:qFormat/>
+    <w:pPr>
+      <w:spacing w:line="276" w:lineRule="auto"/>
+      <w:jc w:val="both"/>
+    </w:pPr>
+    <w:rPr>
+      <w:rFonts w:ascii="Times New Roman" w:eastAsia="Times New Roman" w:hAnsi="Times New Roman"/>
+      <w:color w:val="000000"/>
+      <w:sz w:val="24"/>
+    </w:rPr>
     <w:tblPr>
       <w:tblInd w:type="dxa" w:w="0"/>
       <w:tblCellMar>
@@ -5942,25 +6024,42 @@
     <w:pPr>
       <w:keepNext/>
       <w:keepLines/>
-      <w:spacing w:after="0"/>
+      <w:spacing w:after="0" w:line="276" w:lineRule="auto"/>
+      <w:jc w:val="both"/>
     </w:pPr>
     <w:rPr>
+      <w:rFonts w:ascii="Times New Roman" w:eastAsia="Times New Roman" w:hAnsi="Times New Roman"/>
       <w:b/>
+      <w:color w:val="000000"/>
+      <w:sz w:val="24"/>
     </w:rPr>
   </w:style>
   <w:style w:customStyle="1" w:styleId="Definition" w:type="paragraph">
     <w:name w:val="Definition"/>
     <w:basedOn w:val="Normal"/>
+    <w:pPr>
+      <w:spacing w:line="276" w:lineRule="auto"/>
+      <w:jc w:val="both"/>
+    </w:pPr>
+    <w:rPr>
+      <w:rFonts w:ascii="Times New Roman" w:eastAsia="Times New Roman" w:hAnsi="Times New Roman"/>
+      <w:color w:val="000000"/>
+      <w:sz w:val="24"/>
+    </w:rPr>
   </w:style>
   <w:style w:styleId="Caption" w:type="paragraph">
     <w:name w:val="Caption"/>
     <w:basedOn w:val="Normal"/>
     <w:link w:val="BodyTextChar"/>
     <w:pPr>
-      <w:spacing w:after="120" w:before="0"/>
+      <w:spacing w:after="120" w:before="0" w:line="276" w:lineRule="auto"/>
+      <w:jc w:val="both"/>
     </w:pPr>
     <w:rPr>
+      <w:rFonts w:ascii="Times New Roman" w:eastAsia="Times New Roman" w:hAnsi="Times New Roman"/>
       <w:i/>
+      <w:color w:val="000000"/>
+      <w:sz w:val="24"/>
     </w:rPr>
   </w:style>
   <w:style w:customStyle="1" w:styleId="TableCaption" w:type="paragraph">
@@ -5968,44 +6067,90 @@
     <w:basedOn w:val="Caption"/>
     <w:pPr>
       <w:keepNext/>
+      <w:spacing w:line="276" w:lineRule="auto"/>
+      <w:jc w:val="both"/>
     </w:pPr>
+    <w:rPr>
+      <w:rFonts w:ascii="Times New Roman" w:eastAsia="Times New Roman" w:hAnsi="Times New Roman"/>
+      <w:color w:val="000000"/>
+      <w:sz w:val="24"/>
+    </w:rPr>
   </w:style>
   <w:style w:customStyle="1" w:styleId="ImageCaption" w:type="paragraph">
     <w:name w:val="Image Caption"/>
     <w:basedOn w:val="Caption"/>
+    <w:pPr>
+      <w:spacing w:line="276" w:lineRule="auto"/>
+      <w:jc w:val="both"/>
+    </w:pPr>
+    <w:rPr>
+      <w:rFonts w:ascii="Times New Roman" w:eastAsia="Times New Roman" w:hAnsi="Times New Roman"/>
+      <w:color w:val="000000"/>
+      <w:sz w:val="24"/>
+    </w:rPr>
   </w:style>
   <w:style w:customStyle="1" w:styleId="Figure" w:type="paragraph">
     <w:name w:val="Figure"/>
     <w:basedOn w:val="Normal"/>
+    <w:pPr>
+      <w:spacing w:line="276" w:lineRule="auto"/>
+      <w:jc w:val="both"/>
+    </w:pPr>
+    <w:rPr>
+      <w:rFonts w:ascii="Times New Roman" w:eastAsia="Times New Roman" w:hAnsi="Times New Roman"/>
+      <w:color w:val="000000"/>
+      <w:sz w:val="24"/>
+    </w:rPr>
   </w:style>
   <w:style w:customStyle="1" w:styleId="CaptionedFigure" w:type="paragraph">
     <w:name w:val="Captioned Figure"/>
     <w:basedOn w:val="Figure"/>
     <w:pPr>
       <w:keepNext/>
+      <w:spacing w:line="276" w:lineRule="auto"/>
+      <w:jc w:val="both"/>
     </w:pPr>
+    <w:rPr>
+      <w:rFonts w:ascii="Times New Roman" w:eastAsia="Times New Roman" w:hAnsi="Times New Roman"/>
+      <w:color w:val="000000"/>
+      <w:sz w:val="24"/>
+    </w:rPr>
   </w:style>
   <w:style w:customStyle="1" w:styleId="BodyTextChar" w:type="character">
     <w:name w:val="Body Text Char"/>
     <w:basedOn w:val="DefaultParagraphFont"/>
     <w:link w:val="BodyText"/>
+    <w:rPr>
+      <w:rFonts w:ascii="Times New Roman" w:eastAsia="Times New Roman" w:hAnsi="Times New Roman"/>
+      <w:color w:val="000000"/>
+      <w:sz w:val="24"/>
+    </w:rPr>
   </w:style>
   <w:style w:customStyle="1" w:styleId="VerbatimChar" w:type="character">
     <w:name w:val="Verbatim Char"/>
     <w:basedOn w:val="BodyTextChar"/>
     <w:rPr>
-      <w:rFonts w:ascii="Consolas" w:hAnsi="Consolas"/>
-      <w:sz w:val="22"/>
+      <w:rFonts w:ascii="Times New Roman" w:eastAsia="Times New Roman" w:hAnsi="Times New Roman"/>
+      <w:color w:val="000000"/>
+      <w:sz w:val="24"/>
     </w:rPr>
   </w:style>
   <w:style w:customStyle="1" w:styleId="SectionNumber" w:type="character">
     <w:name w:val="Section Number"/>
     <w:basedOn w:val="BodyTextChar"/>
+    <w:rPr>
+      <w:rFonts w:ascii="Times New Roman" w:eastAsia="Times New Roman" w:hAnsi="Times New Roman"/>
+      <w:color w:val="000000"/>
+      <w:sz w:val="24"/>
+    </w:rPr>
   </w:style>
   <w:style w:styleId="FootnoteReference" w:type="character">
     <w:name w:val="Footnote Reference"/>
     <w:basedOn w:val="BodyTextChar"/>
     <w:rPr>
+      <w:rFonts w:ascii="Times New Roman" w:eastAsia="Times New Roman" w:hAnsi="Times New Roman"/>
+      <w:color w:val="000000"/>
+      <w:sz w:val="24"/>
       <w:vertAlign w:val="superscript"/>
     </w:rPr>
   </w:style>
@@ -6013,7 +6158,9 @@
     <w:name w:val="Hyperlink"/>
     <w:basedOn w:val="BodyTextChar"/>
     <w:rPr>
-      <w:color w:themeColor="accent1" w:val="4F81BD"/>
+      <w:rFonts w:ascii="Times New Roman" w:eastAsia="Times New Roman" w:hAnsi="Times New Roman"/>
+      <w:color w:val="000000"/>
+      <w:sz w:val="24"/>
     </w:rPr>
   </w:style>
   <w:style w:styleId="TOCHeading" w:type="paragraph">
@@ -6024,14 +6171,16 @@
     <w:unhideWhenUsed/>
     <w:qFormat/>
     <w:pPr>
-      <w:spacing w:before="240" w:line="259" w:lineRule="auto"/>
+      <w:spacing w:before="240" w:line="276" w:lineRule="auto"/>
+      <w:jc w:val="both"/>
       <w:outlineLvl w:val="9"/>
     </w:pPr>
     <w:rPr>
-      <w:rFonts w:asciiTheme="majorHAnsi" w:cstheme="majorBidi" w:eastAsiaTheme="majorEastAsia" w:hAnsiTheme="majorHAnsi"/>
+      <w:rFonts w:ascii="Times New Roman" w:asciiTheme="majorHAnsi" w:cstheme="majorBidi" w:eastAsia="Times New Roman" w:eastAsiaTheme="majorEastAsia" w:hAnsi="Times New Roman" w:hAnsiTheme="majorHAnsi"/>
       <w:b w:val="0"/>
       <w:bCs w:val="0"/>
-      <w:color w:themeColor="accent1" w:themeShade="BF" w:val="365F91"/>
+      <w:color w:val="000000"/>
+      <w:sz w:val="24"/>
     </w:rPr>
   </w:style>
   <w:style w:type="paragraph" w:customStyle="1" w:styleId="SourceCode">

--- a/p7/submission/ibr_package/01_manuscript_blinded.docx
+++ b/p7/submission/ibr_package/01_manuscript_blinded.docx
@@ -2,7 +2,7 @@
 <file path=word/document.xml><?xml version="1.0" encoding="utf-8"?>
 <w:document xmlns:w="http://schemas.openxmlformats.org/wordprocessingml/2006/main" xmlns:m="http://schemas.openxmlformats.org/officeDocument/2006/math" xmlns:r="http://schemas.openxmlformats.org/officeDocument/2006/relationships" xmlns:o="urn:schemas-microsoft-com:office:office" xmlns:v="urn:schemas-microsoft-com:vml" xmlns:w10="urn:schemas-microsoft-com:office:word" xmlns:a="http://schemas.openxmlformats.org/drawingml/2006/main" xmlns:pic="http://schemas.openxmlformats.org/drawingml/2006/picture" xmlns:wp="http://schemas.openxmlformats.org/drawingml/2006/wordprocessingDrawing">
   <w:body>
-    <w:bookmarkStart w:id="54" w:name="Xe1057dabf7101c796f791bc61dc6101f2b6f291"/>
+    <w:bookmarkStart w:id="84" w:name="Xe1057dabf7101c796f791bc61dc6101f2b6f291"/>
     <w:p>
       <w:pPr>
         <w:pStyle w:val="Heading1"/>
@@ -11,997 +11,13 @@
         <w:t xml:space="preserve">Internationalization and Firm Performance across 50 Asian and Pacific Economies: Institutional Regimes, Digital Capabilities, and Managerial Characteristics as Contingency Factors</w:t>
       </w:r>
     </w:p>
-    <w:bookmarkStart w:id="20" w:name="abstract"/>
+    <w:bookmarkStart w:id="20" w:name="highlights"/>
     <w:p>
       <w:pPr>
         <w:pStyle w:val="Heading2"/>
       </w:pPr>
       <w:r>
-        <w:t xml:space="preserve">Abstract</w:t>
-      </w:r>
-    </w:p>
-    <w:p>
-      <w:pPr>
-        <w:pStyle w:val="FirstParagraph"/>
-      </w:pPr>
-      <w:r>
-        <w:t xml:space="preserve">We examine whether the internationalization–performance (I–P) relationship holds across a large and institutionally diverse set of Asian and Pacific economies and identify the conditions under which firms convert export intensity into productive performance. Using microdata from 88,869 firms across 50 economies and 103 country-year waves of the World Bank Enterprise Survey (2003–2025; including Japan’s inaugural 2025 wave), spanning all six Institutional Context Regime Variation (ICRV) groups, we estimate a hierarchical sequence of models on currency-neutral labour productivity (standardised within economy-year) with two-way (economy and year) fixed effects throughout and standard errors clustered by economy. We find robust support for an inverted-U I–P relationship: the quadratic baseline (M2, N=81,022) yields a turning point of 51.5% of export sales, tightening to 43.6% once technological capability and digital adoption are controlled (M4, N=79,080; Lind–Mehlum p &lt; .001 throughout). Technological capability (TCI, +0.108) and digital adoption (DAI, +0.219) both raise the performance level, but neither significantly reshapes the pooled curve; both are level-shifters, not curve-reshapers. The curve structure is instead governed by institutional regime: estimating the turning point within each ICRV group reveals a three-zone pattern: a sharp inverted-U in the lower-middle transition regime (TP ≈ 43%), a near-linear relationship in the strongest-institution regime (turning point beyond the observable range, ≈ 80%), and dissolution of the inverted-U in the weakest regimes (Emerging ≈ 37%; the Pacific SIDS group shows no inverted-U). Female top management carries a negative coefficient (−0.104, p &lt; .001). These findings offer a parsimonious resolution to Asian I–P heterogeneity: the relationship is inverted-U in form, but it is institutional regime, not capability per se, that determines whether the inverted-U is sharp, straightened, or absent.</w:t>
-      </w:r>
-    </w:p>
-    <w:p>
-      <w:pPr>
-        <w:pStyle w:val="BodyText"/>
-      </w:pPr>
-      <w:r>
-        <w:rPr>
-          <w:bCs/>
-          <w:b/>
-        </w:rPr>
-        <w:t xml:space="preserve">Keywords:</w:t>
-      </w:r>
-      <w:r>
-        <w:t xml:space="preserve"> </w:t>
-      </w:r>
-      <w:r>
-        <w:t xml:space="preserve">internationalization–performance; inverted-U; institutional regime; digital capability; Asia-Pacific; World Bank Enterprise Surveys</w:t>
-      </w:r>
-    </w:p>
-    <w:p>
-      <w:r>
-        <w:pict>
-          <v:rect style="width:0;height:1.5pt" o:hralign="center" o:hrstd="t" o:hr="t"/>
-        </w:pict>
-      </w:r>
-    </w:p>
-    <w:bookmarkEnd w:id="20"/>
-    <w:bookmarkStart w:id="21" w:name="introduction"/>
-    <w:p>
-      <w:pPr>
-        <w:pStyle w:val="Heading2"/>
-      </w:pPr>
-      <w:r>
-        <w:t xml:space="preserve">1. Introduction</w:t>
-      </w:r>
-    </w:p>
-    <w:p>
-      <w:pPr>
-        <w:pStyle w:val="FirstParagraph"/>
-      </w:pPr>
-      <w:r>
-        <w:t xml:space="preserve">A central question in international business research concerns whether and how export internationalization translates into firm performance (Lu &amp; Beamish, 2004; Johanson &amp; Vahlne, 2009). Meta-analyses document a mean correlation of approximately r = .07 across several thousand studies (Bausch &amp; Krist, 2007; Kirca et al., 2012; Marano et al., 2016), yet the variance across studies vastly exceeds what sampling error can explain. In Asia (a region that accounts for over half of global manufacturing exports; UNCTAD, 2023), the evidence is especially fragmented: prior studies report positive relationships (Pangarkar, 2008; Korea), inverted-U curves (Chiao et al., 2006; Taiwan), or null and negative effects (Mondal et al., 2022; India). The standard explanation invokes context as a moderator (Marano et al., 2016; Kirca et al., 2012), but empirical tests simultaneously across institutionally diverse Asian economies remain rare.</w:t>
-      </w:r>
-    </w:p>
-    <w:p>
-      <w:pPr>
-        <w:pStyle w:val="BodyText"/>
-      </w:pPr>
-      <w:r>
-        <w:t xml:space="preserve">This paper addresses that gap. We pool 88,869 firm-observations from 50 Asian and Pacific economies spanning 2003–2025 (including Japan’s inaugural 2025 wave), harmonised from the World Bank Enterprise Survey (WBES). Our sample spans all six ICRV regime groups, from advanced innovation-driven economies (Japan, Singapore, Korea, Taiwan, HongKong, Israel) to Pacific Small Island Developing States (Vanuatu, Solomon Islands, Fiji, Tonga, Samoa, Kiribati, Papua New Guinea) and Gulf advanced-resource economies (Bahrain, Kuwait, Qatar, Brunei, Saudi Arabia, Oman), all classified through the Institutional Context Regime Variation (ICRV) framework that anchors the broader dissertation programme of which this study is part.</w:t>
-      </w:r>
-    </w:p>
-    <w:p>
-      <w:pPr>
-        <w:pStyle w:val="BodyText"/>
-      </w:pPr>
-      <w:r>
-        <w:t xml:space="preserve">Our contributions are threefold. First, we provide the largest WBES-based test of the inverted-U I–P hypothesis in Asia, confirming a capability-adjusted turning point of 43.6% foreign sales intensity (51.5% in the unconditioned quadratic; Lind–Mehlum p &lt; .001 throughout) on a harmonised 50-economy frame. Second, we show that both technological capability (TCI, +0.108) and digital adoption (DAI, +0.219) are strong performance</w:t>
-      </w:r>
-      <w:r>
-        <w:t xml:space="preserve"> </w:t>
-      </w:r>
-      <w:r>
-        <w:rPr>
-          <w:bCs/>
-          <w:b/>
-        </w:rPr>
-        <w:t xml:space="preserve">level-shifters</w:t>
-      </w:r>
-      <w:r>
-        <w:t xml:space="preserve"> </w:t>
-      </w:r>
-      <w:r>
-        <w:t xml:space="preserve">but that neither significantly reshapes the pooled I–P curve, a finding that disciplines capability-centred accounts of internationalization performance. Third, and most consequentially, we show that the</w:t>
-      </w:r>
-      <w:r>
-        <w:t xml:space="preserve"> </w:t>
-      </w:r>
-      <w:r>
-        <w:rPr>
-          <w:bCs/>
-          <w:b/>
-        </w:rPr>
-        <w:t xml:space="preserve">shape</w:t>
-      </w:r>
-      <w:r>
-        <w:t xml:space="preserve"> </w:t>
-      </w:r>
-      <w:r>
-        <w:t xml:space="preserve">of the curve is governed by institutional regime, and not as a smooth gradient but as a three-zone structure: a sharp inverted-U in transition economies (turning point ≈ 43%), near-linearity in the strongest-institution economies (turning point beyond the observable range), and dissolution (reversing into a Forced Internationalization Penalty among the Pacific SIDS) in the weakest regimes.</w:t>
-      </w:r>
-    </w:p>
-    <w:p>
-      <w:pPr>
-        <w:pStyle w:val="BodyText"/>
-      </w:pPr>
-      <w:r>
-        <w:t xml:space="preserve">The remainder of the paper is organised as follows. Section 2 develops the theoretical framework and formal hypotheses. Section 3 describes data and methods. Section 4 presents results. Section 5 discusses implications and limitations. Section 6 concludes.</w:t>
-      </w:r>
-    </w:p>
-    <w:p>
-      <w:r>
-        <w:pict>
-          <v:rect style="width:0;height:1.5pt" o:hralign="center" o:hrstd="t" o:hr="t"/>
-        </w:pict>
-      </w:r>
-    </w:p>
-    <w:bookmarkEnd w:id="21"/>
-    <w:bookmarkStart w:id="29" w:name="theoretical-framework-and-hypotheses"/>
-    <w:p>
-      <w:pPr>
-        <w:pStyle w:val="Heading2"/>
-      </w:pPr>
-      <w:r>
-        <w:t xml:space="preserve">2. Theoretical Framework and Hypotheses</w:t>
-      </w:r>
-    </w:p>
-    <w:bookmarkStart w:id="22" w:name="theoretical-foundations"/>
-    <w:p>
-      <w:pPr>
-        <w:pStyle w:val="Heading3"/>
-      </w:pPr>
-      <w:r>
-        <w:t xml:space="preserve">2.1 Theoretical Foundations</w:t>
-      </w:r>
-    </w:p>
-    <w:p>
-      <w:pPr>
-        <w:pStyle w:val="FirstParagraph"/>
-      </w:pPr>
-      <w:r>
-        <w:t xml:space="preserve">We draw on four theoretical traditions. The Uppsala model (Johanson &amp; Vahlne, 1977, 2009) describes internationalization as a sequential process in which firms accumulate experiential knowledge, progressively reducing psychic distance and coordination costs. The Resource-Based View (Barney, 1991; Wernerfelt, 1984) positions firm-level capabilities (technological, digital, and managerial) as the mediating mechanism linking export exposure to performance outcomes. Institutional Theory (North, 1990; Scott, 2008) directs attention to how country-level formal and informal institutions shape the cost structure of cross-border transactions, and how home-country uncertainty conditions the internationalization–performance link (Cuervo-Cazurra, Ciravegna, Melgarejo, &amp; Lopez, 2018). Upper Echelons Theory (Hambrick &amp; Mason, 1984; Hambrick, 2007) emphasises that top management team attributes moderate how firms respond to strategic opportunities and constraints.</w:t>
-      </w:r>
-    </w:p>
-    <w:bookmarkEnd w:id="22"/>
-    <w:bookmarkStart w:id="23" w:name="the-non-linear-ip-relationship-h1"/>
-    <w:p>
-      <w:pPr>
-        <w:pStyle w:val="Heading3"/>
-      </w:pPr>
-      <w:r>
-        <w:t xml:space="preserve">2.2 The Non-Linear I–P Relationship (H1)</w:t>
-      </w:r>
-    </w:p>
-    <w:p>
-      <w:pPr>
-        <w:pStyle w:val="FirstParagraph"/>
-      </w:pPr>
-      <w:r>
-        <w:t xml:space="preserve">Contractor et al. (2003) formalised the three-stage S-curve hypothesis: early internationalization carries fixed entry costs that depress performance; intermediate internationalization yields learning and scale economies; high internationalization may again impose coordination and agency costs. Empirically, however, the data more consistently support the inverted-U: a special case in which the third stage does not emerge at the export intensities typically observed in developing-economy WBES data (Gomes &amp; Ramaswamy, 1999; Lu &amp; Beamish, 2004).</w:t>
-      </w:r>
-    </w:p>
-    <w:p>
-      <w:pPr>
-        <w:pStyle w:val="BodyText"/>
-      </w:pPr>
-      <w:r>
-        <w:t xml:space="preserve">In the Asian context, three country-specific studies in our broader dissertation programme provide prior evidence. For Vietnam (P3), the inverted-U is confirmed with a turning point at 39–46% using a WBES-based instrumental variable design. For China (P5), an inverted-U turning point of 47–49% is replicated across specifications with Paternoster cross-cohort tests (p = .545). For Singapore (P4), the relationship is predominantly positive with a very late turning point (~88.6%), consistent with near-monotonic returns in a high-institutional, digitally saturated economy. Pooled across a much larger and institutionally heterogeneous sample, we expect the inverted-U to emerge at an intermediate turning point.</w:t>
-      </w:r>
-    </w:p>
-    <w:p>
-      <w:pPr>
-        <w:pStyle w:val="BlockText"/>
-      </w:pPr>
-      <w:r>
-        <w:rPr>
-          <w:bCs/>
-          <w:b/>
-        </w:rPr>
-        <w:t xml:space="preserve">H1:</w:t>
-      </w:r>
-      <w:r>
-        <w:t xml:space="preserve"> </w:t>
-      </w:r>
-      <w:r>
-        <w:t xml:space="preserve">The relationship between export intensity (FSTS) and firm labour productivity (ln LP) is an inverted-U, with a statistically confirmed turning point at intermediate export intensities, in a pooled sample of Asian and Pacific firms.</w:t>
-      </w:r>
-    </w:p>
-    <w:bookmarkEnd w:id="23"/>
-    <w:bookmarkStart w:id="24" w:name="Xe2f9215226203df0d35a74fbc3991b825156e23"/>
-    <w:p>
-      <w:pPr>
-        <w:pStyle w:val="Heading3"/>
-      </w:pPr>
-      <w:r>
-        <w:t xml:space="preserve">2.3 Technological Capability as a Curve Amplifier (H2)</w:t>
-      </w:r>
-    </w:p>
-    <w:p>
-      <w:pPr>
-        <w:pStyle w:val="FirstParagraph"/>
-      </w:pPr>
-      <w:r>
-        <w:t xml:space="preserve">Technological capability, operationalised as a composite of quality certification, foreign-technology adoption, process innovation, and R&amp;D, raises absorptive capacity (Cohen &amp; Levinthal, 1990), enabling firms to extract greater performance value per unit of export exposure. Critically, we expect TCI to operate as a</w:t>
-      </w:r>
-      <w:r>
-        <w:t xml:space="preserve"> </w:t>
-      </w:r>
-      <w:r>
-        <w:rPr>
-          <w:iCs/>
-          <w:i/>
-        </w:rPr>
-        <w:t xml:space="preserve">curve amplifier</w:t>
-      </w:r>
-      <w:r>
-        <w:t xml:space="preserve">: at low export intensities, high-TCI firms gain more per unit of internationalization (steeper ascending limb); at high intensities, they experience sharper diminishing returns as coordination demands exceed even their superior capabilities (steeper descending limb). The net effect is a shift and steepening of the inverted-U, not just a parallel upward shift.</w:t>
-      </w:r>
-    </w:p>
-    <w:p>
-      <w:pPr>
-        <w:pStyle w:val="BodyText"/>
-      </w:pPr>
-      <w:r>
-        <w:t xml:space="preserve">This prediction is consistent with P3 Vietnam (β(TCI) = +0.179, IV-identified) and P5 China (β(TCI) increasing from +0.28 to +0.43 across cohorts), both showing TCI as a positive level shifter. P4 Singapore shows negligible TCI moderation of the curve, likely because near-universal adoption in a high-ICRV economy leaves insufficient variance for moderation.</w:t>
-      </w:r>
-    </w:p>
-    <w:p>
-      <w:pPr>
-        <w:pStyle w:val="BlockText"/>
-      </w:pPr>
-      <w:r>
-        <w:rPr>
-          <w:bCs/>
-          <w:b/>
-        </w:rPr>
-        <w:t xml:space="preserve">H2:</w:t>
-      </w:r>
-      <w:r>
-        <w:t xml:space="preserve"> </w:t>
-      </w:r>
-      <w:r>
-        <w:t xml:space="preserve">TCI amplifies the I–P curve, raising the average performance level and steepening both the ascending and descending limbs of the inverted-U.</w:t>
-      </w:r>
-    </w:p>
-    <w:bookmarkEnd w:id="24"/>
-    <w:bookmarkStart w:id="25" w:name="digital-adoption-as-a-level-enhancer-h3"/>
-    <w:p>
-      <w:pPr>
-        <w:pStyle w:val="Heading3"/>
-      </w:pPr>
-      <w:r>
-        <w:t xml:space="preserve">2.4 Digital Adoption as a Level Enhancer (H3)</w:t>
-      </w:r>
-    </w:p>
-    <w:p>
-      <w:pPr>
-        <w:pStyle w:val="FirstParagraph"/>
-      </w:pPr>
-      <w:r>
-        <w:t xml:space="preserve">Digital adoption, measured through website presence and electronic-payment share, has been associated with reduced communication and transaction costs (Verhoef et al., 2021). In the CDCM (Context-Contingent Digital Capability Model) developed in the dissertation, DAI’s effect depends on the interaction of regime quality, FSTS level, and digital market saturation (Authors, 2024). Specifically, in institutionally advanced economies where digital infrastructure is mature, DAI provides universal performance lifts (as in P4 Singapore: β(DAI) positive and significant). In emerging-economy contexts with substantial selection into digital adoption (P3 Vietnam: IV-estimated β(DAI) ≈ 0, consistent with selection bias in OLS), DAI’s curve-shaping role is attenuated. Across the pooled multi-economy sample, we expect DAI to raise performance levels broadly across the sample (level effect). In a fully specified model that also accounts for managerial quality (which correlates with digital adoption), the residual DAI variation may reveal a capability-complementarity curve effect: digitally equipped firms at low FSTS face sunk adoption costs that compress near-term productivity, while digital infrastructure supports coordination efficiency at high FSTS where cross-border management demands are greatest.</w:t>
-      </w:r>
-    </w:p>
-    <w:p>
-      <w:pPr>
-        <w:pStyle w:val="BlockText"/>
-      </w:pPr>
-      <w:r>
-        <w:rPr>
-          <w:bCs/>
-          <w:b/>
-        </w:rPr>
-        <w:t xml:space="preserve">H3:</w:t>
-      </w:r>
-      <w:r>
-        <w:t xml:space="preserve"> </w:t>
-      </w:r>
-      <w:r>
-        <w:t xml:space="preserve">DAI has a positive main effect on labour productivity and, when managerial characteristics are controlled, reshapes the I–P curve by compressing the ascending limb at low export intensities and attenuating performance decline at high export intensities.</w:t>
-      </w:r>
-    </w:p>
-    <w:bookmarkEnd w:id="25"/>
-    <w:bookmarkStart w:id="26" w:name="managerial-characteristics-h4"/>
-    <w:p>
-      <w:pPr>
-        <w:pStyle w:val="Heading3"/>
-      </w:pPr>
-      <w:r>
-        <w:t xml:space="preserve">2.5 Managerial Characteristics (H4)</w:t>
-      </w:r>
-    </w:p>
-    <w:p>
-      <w:pPr>
-        <w:pStyle w:val="FirstParagraph"/>
-      </w:pPr>
-      <w:r>
-        <w:t xml:space="preserve">Upper Echelons Theory predicts that top manager experience and gender composition affect strategic cognition and decision-making (Hambrick &amp; Mason, 1984). Manager experience reduces coordination errors in cross-border operations; female top management is associated with stakeholder orientation, relationship capital, and risk management, all relevant in institutionally heterogeneous export markets (Richard et al., 2019). We expect both to raise the performance level for any given FSTS. However, given the breadth of the multi-country sample, firm-level managerial differences are unlikely to systematically reshape the aggregate FSTS–performance curve, whose shape is primarily determined by economy-wide institutional and market-maturity factors.</w:t>
-      </w:r>
-    </w:p>
-    <w:p>
-      <w:pPr>
-        <w:pStyle w:val="BlockText"/>
-      </w:pPr>
-      <w:r>
-        <w:rPr>
-          <w:bCs/>
-          <w:b/>
-        </w:rPr>
-        <w:t xml:space="preserve">H4:</w:t>
-      </w:r>
-      <w:r>
-        <w:t xml:space="preserve"> </w:t>
-      </w:r>
-      <w:r>
-        <w:t xml:space="preserve">Top manager experience and female top manager status have positive main effects on firm performance, but do not significantly moderate the FSTS–performance curve shape.</w:t>
-      </w:r>
-    </w:p>
-    <w:bookmarkEnd w:id="26"/>
-    <w:bookmarkStart w:id="27" w:name="X0b3fdaf9bb49b1730bc3a0521f76f654a8096ae"/>
-    <w:p>
-      <w:pPr>
-        <w:pStyle w:val="Heading3"/>
-      </w:pPr>
-      <w:r>
-        <w:t xml:space="preserve">2.6 Institutional Regime as a Turning-Point Shifter (H5)</w:t>
-      </w:r>
-    </w:p>
-    <w:p>
-      <w:pPr>
-        <w:pStyle w:val="FirstParagraph"/>
-      </w:pPr>
-      <w:r>
-        <w:t xml:space="preserve">North (1990) established that formal institutions reduce transaction costs; stronger institutions lower the cost of cross-border coordination and thus shift the performance-maximising export intensity (the inverted-U turning point). In higher-quality institutional environments, firms need a lower export share to recoup internationalization costs, so the turning point occurs earlier. Equivalently, holding FSTS constant, firms in stronger institutional regimes earn higher returns per unit of internationalization.</w:t>
-      </w:r>
-    </w:p>
-    <w:p>
-      <w:pPr>
-        <w:pStyle w:val="BodyText"/>
-      </w:pPr>
-      <w:r>
-        <w:t xml:space="preserve">We operationalise institutional regime through the ICRV classification system developed in the dissertation: six groups ranging from Group I (Advanced innovation-driven: Singapore, Korea, Taiwan, Israel, Cyprus) to Group VI (SIDS and small open economies: Vanuatu, Solomon Islands, Timor-Leste). Higher ICRV group numbers denote weaker institutions. We expect positive FSTS×ICRV and negative FSTS²×ICRV interactions in Group III–VI compared to Group I (stronger institutions = higher Group I coefficient), which is observationally equivalent to the turning point occurring later in lower-quality institutional environments.</w:t>
-      </w:r>
-    </w:p>
-    <w:p>
-      <w:pPr>
-        <w:pStyle w:val="BlockText"/>
-      </w:pPr>
-      <w:r>
-        <w:rPr>
-          <w:bCs/>
-          <w:b/>
-        </w:rPr>
-        <w:t xml:space="preserve">H5:</w:t>
-      </w:r>
-      <w:r>
-        <w:t xml:space="preserve"> </w:t>
-      </w:r>
-      <w:r>
-        <w:t xml:space="preserve">The ICRV institutional regime positively moderates the I–P relationship: firms in higher-quality institutional environments (lower ICRV group number) achieve the performance-maximising export intensity at lower FSTS levels.</w:t>
-      </w:r>
-    </w:p>
-    <w:bookmarkEnd w:id="27"/>
-    <w:bookmarkStart w:id="28" w:name="regime-contingent-digital-effects-h6"/>
-    <w:p>
-      <w:pPr>
-        <w:pStyle w:val="Heading3"/>
-      </w:pPr>
-      <w:r>
-        <w:t xml:space="preserve">2.7 Regime-Contingent Digital Effects (H6)</w:t>
-      </w:r>
-    </w:p>
-    <w:p>
-      <w:pPr>
-        <w:pStyle w:val="FirstParagraph"/>
-      </w:pPr>
-      <w:r>
-        <w:t xml:space="preserve">The Context-Contingent Digital Capability Model (CDCM) developed in this dissertation programme predicts that the I–P curve-reshaping role of digital adoption is not uniform across institutional environments. In institutionally advanced economies (ICRV Group I–II), digital infrastructure is near-universal and close to the competitive baseline; the marginal performance differentiation from website and e-payment adoption is accordingly lower. In institutionally weaker economies (ICRV Group IV–VI), digital adoption remains differentiating: digital market access tools lower the liability-of-foreignness cost and provide cross-border coordination support that institutional voids cannot substitute. This motivates examining whether any curve-shaping role of digital capability (predicted by H3) is concentrated in weaker-institution economies rather than uniform across the pool: a prediction we assess through the within-regime turning-point analysis (Table 4), since the reconciled pooled models find no significant DAI curve-reshaping (H3 level effect confirmed, curvature NS).</w:t>
-      </w:r>
-    </w:p>
-    <w:p>
-      <w:pPr>
-        <w:pStyle w:val="BodyText"/>
-      </w:pPr>
-      <w:r>
-        <w:t xml:space="preserve">This prediction is consistent with the digital-complementarity strand of institutional theory (North, 1990; Stallkamp &amp; Schotter, 2021): where formal institutions provide reliable contract enforcement, IP protection, and market information, digital infrastructure adds incrementally; where institutional voids prevail, digital tools provide a non-trivial substitute for missing formal mechanisms. H6 therefore does not predict stronger</w:t>
-      </w:r>
-      <w:r>
-        <w:t xml:space="preserve"> </w:t>
-      </w:r>
-      <w:r>
-        <w:rPr>
-          <w:iCs/>
-          <w:i/>
-        </w:rPr>
-        <w:t xml:space="preserve">level</w:t>
-      </w:r>
-      <w:r>
-        <w:t xml:space="preserve"> </w:t>
-      </w:r>
-      <w:r>
-        <w:t xml:space="preserve">effects in weak-institution contexts (which could reflect many confounds), but specifically predicts a stronger</w:t>
-      </w:r>
-      <w:r>
-        <w:t xml:space="preserve"> </w:t>
-      </w:r>
-      <w:r>
-        <w:rPr>
-          <w:iCs/>
-          <w:i/>
-        </w:rPr>
-        <w:t xml:space="preserve">curve-shaping</w:t>
-      </w:r>
-      <w:r>
-        <w:t xml:space="preserve"> </w:t>
-      </w:r>
-      <w:r>
-        <w:t xml:space="preserve">interaction between digital adoption and export intensity: a conditional complementarity claim.</w:t>
-      </w:r>
-    </w:p>
-    <w:p>
-      <w:pPr>
-        <w:pStyle w:val="BlockText"/>
-      </w:pPr>
-      <w:r>
-        <w:rPr>
-          <w:bCs/>
-          <w:b/>
-        </w:rPr>
-        <w:t xml:space="preserve">H6:</w:t>
-      </w:r>
-      <w:r>
-        <w:t xml:space="preserve"> </w:t>
-      </w:r>
-      <w:r>
-        <w:t xml:space="preserve">The ICRV institutional regime moderates the digital-adoption curve-reshaping effect: digital adoption’s compressive effect on the I–P ascending limb and its buffering effect at high FSTS (H3) are stronger in weaker institutional environments (higher ICRV group number), where digital infrastructure provides greater competitive differentiation in cross-border market access.</w:t>
-      </w:r>
-    </w:p>
-    <w:p>
-      <w:r>
-        <w:pict>
-          <v:rect style="width:0;height:1.5pt" o:hralign="center" o:hrstd="t" o:hr="t"/>
-        </w:pict>
-      </w:r>
-    </w:p>
-    <w:bookmarkEnd w:id="28"/>
-    <w:bookmarkEnd w:id="29"/>
-    <w:bookmarkStart w:id="34" w:name="data-and-methods"/>
-    <w:p>
-      <w:pPr>
-        <w:pStyle w:val="Heading2"/>
-      </w:pPr>
-      <w:r>
-        <w:t xml:space="preserve">3. Data and Methods</w:t>
-      </w:r>
-    </w:p>
-    <w:bookmarkStart w:id="30" w:name="data-source"/>
-    <w:p>
-      <w:pPr>
-        <w:pStyle w:val="Heading3"/>
-      </w:pPr>
-      <w:r>
-        <w:t xml:space="preserve">3.1 Data Source</w:t>
-      </w:r>
-    </w:p>
-    <w:p>
-      <w:pPr>
-        <w:pStyle w:val="FirstParagraph"/>
-      </w:pPr>
-      <w:r>
-        <w:t xml:space="preserve">Data derive from the World Bank Enterprise Surveys (WBES; World Bank, 2025), a stratified random-sample survey of formal private-sector enterprises conducted periodically across over 130 countries. We use microdata from 50 Asian and Pacific economies across 103 country-year waves spanning 2003–2025, including Japan’s inaugural WBES wave (2025). This coverage encompasses six UN M.49 Asian sub-regions: East Asia (China, HongKong, Korea, Mongolia, Taiwan), Southeast Asia (Brunei, Cambodia, Indonesia, Laos, Malaysia, Myanmar, Philippines, Singapore, Thailand, Timor-Leste, Vietnam), South Asia (Afghanistan, Bangladesh, Bhutan, India, Maldives, Nepal, Pakistan, Sri Lanka), Central Asia (Kazakhstan, Kyrgyz Republic, Tajikistan, Turkmenistan, Uzbekistan), West Asia (Armenia, Bahrain, Cyprus, Iraq, Israel, Jordan, Kuwait, Lebanon, Oman, Qatar, Saudi Arabia, Yemen), and Pacific/SIDS (Fiji, Kiribati, Papua New Guinea, Samoa, Solomon Islands, Tonga, Vanuatu).</w:t>
-      </w:r>
-    </w:p>
-    <w:p>
-      <w:pPr>
-        <w:pStyle w:val="BodyText"/>
-      </w:pPr>
-      <w:r>
-        <w:t xml:space="preserve">The final analytical frame contains 88,869 firm-observations across 50 economies and 103 country-year pairs; the main regression sample (outcome and FSTS non-missing) is 81,022. Some early waves predate the digital-capability and manager variables used in the moderation models; they contribute to the baseline models but drop from later specifications due to item missingness. WBES designs are cross-sectional within each wave, with standardised instruments ensuring common variable definitions across economies and years. We apply three harmonisation steps: (1) variable-priority mapping for candidate items across PICS3 (2009–2013), Standardised (2014–2018), and BREADY/BEE (2019–2025) questionnaire generations; (2) encoding-robust reading (primary UTF-8 with Latin-1/CP1252 fallback); (3) deduplication, selecting the largest file per (country, year) pair when multiple uploads exist.</w:t>
-      </w:r>
-    </w:p>
-    <w:bookmarkEnd w:id="30"/>
-    <w:bookmarkStart w:id="31" w:name="variables"/>
-    <w:p>
-      <w:pPr>
-        <w:pStyle w:val="Heading3"/>
-      </w:pPr>
-      <w:r>
-        <w:t xml:space="preserve">3.2 Variables</w:t>
-      </w:r>
-    </w:p>
-    <w:p>
-      <w:pPr>
-        <w:pStyle w:val="FirstParagraph"/>
-      </w:pPr>
-      <w:r>
-        <w:rPr>
-          <w:bCs/>
-          <w:b/>
-        </w:rPr>
-        <w:t xml:space="preserve">Dependent variable.</w:t>
-      </w:r>
-      <w:r>
-        <w:t xml:space="preserve"> </w:t>
-      </w:r>
-      <w:r>
-        <w:t xml:space="preserve">Labour productivity is log annual sales per permanent worker, ln(LP) = ln(d2 / l1), winsorised at the 1st/99th percentiles within each survey wave and then</w:t>
-      </w:r>
-      <w:r>
-        <w:t xml:space="preserve"> </w:t>
-      </w:r>
-      <w:r>
-        <w:rPr>
-          <w:bCs/>
-          <w:b/>
-        </w:rPr>
-        <w:t xml:space="preserve">standardised within each economy-year cell</w:t>
-      </w:r>
-      <w:r>
-        <w:t xml:space="preserve"> </w:t>
-      </w:r>
-      <w:r>
-        <w:t xml:space="preserve">(lp_z, mean 0 / SD 1). Standardising within economy-year removes the nominal-currency and price-level differences that would otherwise contaminate cross-economy comparison of raw sales-per-worker, so the I–P slope is identified from within-cell variation; all models additionally carry two-way (economy and year) fixed effects.</w:t>
-      </w:r>
-    </w:p>
-    <w:p>
-      <w:pPr>
-        <w:pStyle w:val="BodyText"/>
-      </w:pPr>
-      <w:r>
-        <w:rPr>
-          <w:bCs/>
-          <w:b/>
-        </w:rPr>
-        <w:t xml:space="preserve">Foreign sales intensity (FSTS).</w:t>
-      </w:r>
-      <w:r>
-        <w:t xml:space="preserve"> </w:t>
-      </w:r>
-      <w:r>
-        <w:t xml:space="preserve">Defined as the share of sales from exports, both direct and indirect, (d3b + d3c) / 100, ranging from 0 to 1. We mean-centre FSTS at the sample mean for quadratic and interaction models (fsts_c); the quadratic term fsts_c² is computed from the centred value. The sample mean is 9.0%.</w:t>
-      </w:r>
-    </w:p>
-    <w:p>
-      <w:pPr>
-        <w:pStyle w:val="BodyText"/>
-      </w:pPr>
-      <w:r>
-        <w:rPr>
-          <w:bCs/>
-          <w:b/>
-        </w:rPr>
-        <w:t xml:space="preserve">Technological capability index (TCI_z).</w:t>
-      </w:r>
-      <w:r>
-        <w:t xml:space="preserve"> </w:t>
-      </w:r>
-      <w:r>
-        <w:t xml:space="preserve">A two-item composite of internationally recognised quality certification (b8: has ISO or other certification) and foreign-technology adoption (e6: uses foreign-licensed technology), standardised to mean 0, SD 1 within economy-year.</w:t>
-      </w:r>
-    </w:p>
-    <w:p>
-      <w:pPr>
-        <w:pStyle w:val="BodyText"/>
-      </w:pPr>
-      <w:r>
-        <w:rPr>
-          <w:bCs/>
-          <w:b/>
-        </w:rPr>
-        <w:t xml:space="preserve">Digital adoption index (DAI).</w:t>
-      </w:r>
-      <w:r>
-        <w:t xml:space="preserve"> </w:t>
-      </w:r>
-      <w:r>
-        <w:t xml:space="preserve">Website presence (c22b), a binary Tier-1 indicator of digital participation.</w:t>
-      </w:r>
-    </w:p>
-    <w:p>
-      <w:pPr>
-        <w:pStyle w:val="BodyText"/>
-      </w:pPr>
-      <w:r>
-        <w:rPr>
-          <w:bCs/>
-          <w:b/>
-        </w:rPr>
-        <w:t xml:space="preserve">Manager characteristics.</w:t>
-      </w:r>
-      <w:r>
-        <w:t xml:space="preserve"> </w:t>
-      </w:r>
-      <w:r>
-        <w:t xml:space="preserve">Top manager experience in sector (b7, in years) and a binary indicator for female top manager (b7a / b6a).</w:t>
-      </w:r>
-    </w:p>
-    <w:p>
-      <w:pPr>
-        <w:pStyle w:val="BodyText"/>
-      </w:pPr>
-      <w:r>
-        <w:rPr>
-          <w:bCs/>
-          <w:b/>
-        </w:rPr>
-        <w:t xml:space="preserve">Controls.</w:t>
-      </w:r>
-      <w:r>
-        <w:t xml:space="preserve"> </w:t>
-      </w:r>
-      <w:r>
-        <w:t xml:space="preserve">Female ownership share (b4 &gt; 0.5: majority female-owned, binary), foreign ownership percentage (b6a / 100), firm age (in years, current year − b5), and log permanent employees (ln l1_workers) as a size proxy.</w:t>
-      </w:r>
-    </w:p>
-    <w:p>
-      <w:pPr>
-        <w:pStyle w:val="BodyText"/>
-      </w:pPr>
-      <w:r>
-        <w:rPr>
-          <w:bCs/>
-          <w:b/>
-        </w:rPr>
-        <w:t xml:space="preserve">Institutional regime (ICRV group).</w:t>
-      </w:r>
-      <w:r>
-        <w:t xml:space="preserve"> </w:t>
-      </w:r>
-      <w:r>
-        <w:t xml:space="preserve">Integer 1–6 based on the ICRV classification; used as a continuous moderator in M8 (its main effect absorbed by economy fixed effects) and as the grouping variable for the within-regime turning-point analysis (Table 4).</w:t>
-      </w:r>
-    </w:p>
-    <w:bookmarkEnd w:id="31"/>
-    <w:bookmarkStart w:id="32" w:name="estimation-strategy"/>
-    <w:p>
-      <w:pPr>
-        <w:pStyle w:val="Heading3"/>
-      </w:pPr>
-      <w:r>
-        <w:t xml:space="preserve">3.3 Estimation Strategy</w:t>
-      </w:r>
-    </w:p>
-    <w:p>
-      <w:pPr>
-        <w:pStyle w:val="FirstParagraph"/>
-      </w:pPr>
-      <w:r>
-        <w:t xml:space="preserve">We estimate a hierarchical sequence of eight models (Table 2). All models carry two-way (economy and year) fixed effects and cluster-robust standard errors by economy (CRV1). The ladder runs from the linear baseline (M1) and the quadratic anchor (M2), through demographic controls (M3) and the capability block (M4: TCI and DAI), to the capability-moderation (M5: FSTS×TCI; M6: FSTS×DAI), manager (M7), and institutional-regime moderation (M8: FSTS×ICRV) specifications.</w:t>
-      </w:r>
-    </w:p>
-    <w:p>
-      <w:pPr>
-        <w:pStyle w:val="BodyText"/>
-      </w:pPr>
-      <w:r>
-        <w:t xml:space="preserve">The inverted-U shape is formally confirmed using the Lind–Mehlum (2010) test, which requires: (a) β₁ &gt; 0, β₂ &lt; 0, and (b) the turning point lies strictly within the observed FSTS range, and (c) the slope at the extremes satisfies the directional prediction. We report the turning point as: TP = −β₁ / (2β₂) + mean(FSTS), where β₁ and β₂ are estimated on the mean-centred FSTS_c scale and the result is expressed as a proportion (0–1) of total sales.</w:t>
-      </w:r>
-    </w:p>
-    <w:p>
-      <w:pPr>
-        <w:pStyle w:val="BodyText"/>
-      </w:pPr>
-      <w:r>
-        <w:t xml:space="preserve">For moderation tests (M5–M8), we include interaction terms FSTS×moderator and FSTS²×moderator and report the individual coefficient p-values, following standard practice for specifying and interpreting interaction effects in regression (Aiken &amp; West, 1991; Dawson, 2014).</w:t>
-      </w:r>
-    </w:p>
-    <w:bookmarkEnd w:id="32"/>
-    <w:bookmarkStart w:id="33" w:name="sample-sizes"/>
-    <w:p>
-      <w:pPr>
-        <w:pStyle w:val="Heading3"/>
-      </w:pPr>
-      <w:r>
-        <w:t xml:space="preserve">3.4 Sample Sizes</w:t>
-      </w:r>
-    </w:p>
-    <w:p>
-      <w:pPr>
-        <w:pStyle w:val="FirstParagraph"/>
-      </w:pPr>
-      <w:r>
-        <w:t xml:space="preserve">The analytic frame is 88,869 firms across 50 economies. The quadratic anchor (M2: outcome + FSTS non-missing) is N = 81,022. Adding the capability block (M4: TCI and DAI) gives N = 79,080; demographic controls (M3) N = 78,970; the manager models (M7) drop to N = 75,029 because manager experience and gender are missing in some waves. The modest attrition across the ladder reflects item missingness in the moderator and manager variables, which is more prevalent in smaller economies and early WBES waves. All N’s are reproducible via</w:t>
-      </w:r>
-      <w:r>
-        <w:t xml:space="preserve"> </w:t>
-      </w:r>
-      <w:r>
-        <w:rPr>
-          <w:rStyle w:val="VerbatimChar"/>
-        </w:rPr>
-        <w:t xml:space="preserve">scripts/p7_full_ladder.py</w:t>
-      </w:r>
-      <w:r>
-        <w:t xml:space="preserve">.</w:t>
-      </w:r>
-    </w:p>
-    <w:p>
-      <w:r>
-        <w:pict>
-          <v:rect style="width:0;height:1.5pt" o:hralign="center" o:hrstd="t" o:hr="t"/>
-        </w:pict>
-      </w:r>
-    </w:p>
-    <w:bookmarkEnd w:id="33"/>
-    <w:bookmarkEnd w:id="34"/>
-    <w:bookmarkStart w:id="43" w:name="results"/>
-    <w:p>
-      <w:pPr>
-        <w:pStyle w:val="Heading2"/>
-      </w:pPr>
-      <w:r>
-        <w:t xml:space="preserve">4. Results</w:t>
-      </w:r>
-    </w:p>
-    <w:bookmarkStart w:id="35" w:name="descriptive-statistics-and-correlations"/>
-    <w:p>
-      <w:pPr>
-        <w:pStyle w:val="Heading3"/>
-      </w:pPr>
-      <w:r>
-        <w:t xml:space="preserve">4.1 Descriptive Statistics and Correlations</w:t>
-      </w:r>
-    </w:p>
-    <w:p>
-      <w:pPr>
-        <w:pStyle w:val="FirstParagraph"/>
-      </w:pPr>
-      <w:r>
-        <w:t xml:space="preserve">The full analytic sample spans 50 economies and 103 country-year waves. The mean FSTS across firms is approximately 9% (median ≈ 0), reflecting the fact that most WBES firms are domestically oriented; exporters (FSTS &gt; 0) represent roughly one in five firms. Because the dependent variable is standardised within each economy-year cell, productivity is directly comparable within the estimation regardless of national currency or price level. Pairwise correlations among focal variables are modest, and variance inflation factors in the full model are below 3.5, ruling out multicollinearity concerns.</w:t>
-      </w:r>
-    </w:p>
-    <w:bookmarkEnd w:id="35"/>
-    <w:bookmarkStart w:id="36" w:name="main-effect-inverted-u-h1"/>
-    <w:p>
-      <w:pPr>
-        <w:pStyle w:val="Heading3"/>
-      </w:pPr>
-      <w:r>
-        <w:t xml:space="preserve">4.2 Main Effect: Inverted-U (H1)</w:t>
-      </w:r>
-    </w:p>
-    <w:p>
-      <w:pPr>
-        <w:pStyle w:val="FirstParagraph"/>
-      </w:pPr>
-      <w:r>
-        <w:rPr>
-          <w:iCs/>
-          <w:i/>
-        </w:rPr>
-        <w:t xml:space="preserve">Table 2, Models M1–M4.</w:t>
-      </w:r>
-    </w:p>
-    <w:p>
-      <w:pPr>
-        <w:pStyle w:val="BodyText"/>
-      </w:pPr>
-      <w:r>
-        <w:t xml:space="preserve">The linear baseline (M1) yields a positive but small FSTS slope (β = +0.219, p = .002). Adding the quadratic term (M2, N=81,022) yields β₁ = +1.188 (p &lt; .001) and β₂ = −1.398 (p &lt; .001), consistent with an inverted-U. Following Haans, Pieters, and He (2016), the formal conditions for a genuine inverted-U are satisfied: (C1) β₁ &gt; 0 (p &lt; .001), a positive ascending limb; (C2) β₂ &lt; 0 (p &lt; .001), concavity; (C3) the turning point TP ≈ 51.5% lies within the observed FSTS range; and (C4) the marginal effect is positive at the lower boundary and negative at the upper boundary, with opposite signs confirmed by the Lind–Mehlum (2010) test (joint p &lt; .001). The turning point tightens as capability is controlled: adding demographic controls (M3) gives TP = 43.8%, and adding technological capability and digital adoption (M4, N=79,080) gives TP = 43.6%, the headline estimate, matching the dissertation’s canonical value. The stability of the turning point in the low-to-mid-40% range once capability is held constant indicates that the inverted-U is not an artefact of capability-based selection into exporting.</w:t>
-      </w:r>
-    </w:p>
-    <w:p>
-      <w:pPr>
-        <w:pStyle w:val="BodyText"/>
-      </w:pPr>
-      <w:r>
-        <w:rPr>
-          <w:bCs/>
-          <w:b/>
-        </w:rPr>
-        <w:t xml:space="preserve">H1 is supported.</w:t>
-      </w:r>
-      <w:r>
-        <w:t xml:space="preserve"> </w:t>
-      </w:r>
-      <w:r>
-        <w:t xml:space="preserve">The I–P relationship is robustly inverted-U in the pooled sample of 50 Asian and Pacific economies, with a capability-adjusted turning point of 43.6% foreign sales intensity (51.5% in the unconditioned quadratic).</w:t>
-      </w:r>
-    </w:p>
-    <w:bookmarkEnd w:id="36"/>
-    <w:bookmarkStart w:id="37" w:name="technological-capability-moderation-h2"/>
-    <w:p>
-      <w:pPr>
-        <w:pStyle w:val="Heading3"/>
-      </w:pPr>
-      <w:r>
-        <w:t xml:space="preserve">4.3 Technological Capability Moderation (H2)</w:t>
-      </w:r>
-    </w:p>
-    <w:p>
-      <w:pPr>
-        <w:pStyle w:val="FirstParagraph"/>
-      </w:pPr>
-      <w:r>
-        <w:rPr>
-          <w:iCs/>
-          <w:i/>
-        </w:rPr>
-        <w:t xml:space="preserve">Table 2/3, Models M4–M5.</w:t>
-      </w:r>
-    </w:p>
-    <w:p>
-      <w:pPr>
-        <w:pStyle w:val="BodyText"/>
-      </w:pPr>
-      <w:r>
-        <w:t xml:space="preserve">Technological capability enters with a positive and highly significant level effect (M4: TCI = +0.108, p &lt; .001): higher-capability firms are more productive at every level of internationalization. The interaction model M5 adds FSTS×TCI and FSTS²×TCI; neither is significant (FSTS×TCI = +0.068, FSTS²×TCI = −0.119, both p &gt; .10), and the turning point is essentially unchanged (TP = 44.0%). Capability raises the floor; it does not bend the curve.</w:t>
-      </w:r>
-    </w:p>
-    <w:p>
-      <w:pPr>
-        <w:pStyle w:val="BodyText"/>
-      </w:pPr>
-      <w:r>
-        <w:rPr>
-          <w:bCs/>
-          <w:b/>
-        </w:rPr>
-        <w:t xml:space="preserve">H2 is partially supported (level effect confirmed; curvature effects NS).</w:t>
-      </w:r>
-      <w:r>
-        <w:t xml:space="preserve"> </w:t>
-      </w:r>
-      <w:r>
-        <w:t xml:space="preserve">TCI is a foundational level-shifter across the 50-economy pool. The curve-moderation found in single-country studies (P3 Vietnam, P5 China) does not survive aggregation across the institutionally diverse pool, consistent with capability’s curve-shaping role being institution-contingent rather than universal.</w:t>
-      </w:r>
-    </w:p>
-    <w:bookmarkEnd w:id="37"/>
-    <w:bookmarkStart w:id="38" w:name="digital-adoption-moderation-h3"/>
-    <w:p>
-      <w:pPr>
-        <w:pStyle w:val="Heading3"/>
-      </w:pPr>
-      <w:r>
-        <w:t xml:space="preserve">4.4 Digital Adoption Moderation (H3)</w:t>
-      </w:r>
-    </w:p>
-    <w:p>
-      <w:pPr>
-        <w:pStyle w:val="FirstParagraph"/>
-      </w:pPr>
-      <w:r>
-        <w:rPr>
-          <w:iCs/>
-          <w:i/>
-        </w:rPr>
-        <w:t xml:space="preserve">Table 2/3, Models M4 and M6.</w:t>
-      </w:r>
-    </w:p>
-    <w:p>
-      <w:pPr>
-        <w:pStyle w:val="BodyText"/>
-      </w:pPr>
-      <w:r>
-        <w:t xml:space="preserve">Digital adoption carries the largest capability level effect in the model (M4: DAI = +0.219, p &lt; .001): a substantial productivity premium for firms with a web presence. The interaction model M6 adds FSTS×DAI and FSTS²×DAI to test whether digital adoption reshapes the curve; on this canonical specification, neither interaction is significant (FSTS×DAI = −0.270, FSTS²×DAI = +0.252, both p &gt; .10), and the turning point is essentially unchanged (TP = 47.1%). The curve-reshaping role attributed to DAI in an earlier draft does not survive re-estimation on the within-economy-year-standardised, two-way-fixed-effects specification: DAI behaves as a level-shifter, not a curve-reshaper, in the pooled sample.</w:t>
-      </w:r>
-    </w:p>
-    <w:p>
-      <w:pPr>
-        <w:pStyle w:val="BodyText"/>
-      </w:pPr>
-      <w:r>
-        <w:rPr>
-          <w:bCs/>
-          <w:b/>
-        </w:rPr>
-        <w:t xml:space="preserve">H3 is partially supported (level effect confirmed; curvature effects NS).</w:t>
-      </w:r>
-      <w:r>
-        <w:t xml:space="preserve"> </w:t>
-      </w:r>
-      <w:r>
-        <w:t xml:space="preserve">Digital adoption raises firm performance substantially but does not significantly reshape the pooled I–P curve. The</w:t>
-      </w:r>
-      <w:r>
-        <w:t xml:space="preserve"> </w:t>
-      </w:r>
-      <w:r>
-        <w:t xml:space="preserve">“</w:t>
-      </w:r>
-      <w:r>
-        <w:t xml:space="preserve">digital shield</w:t>
-      </w:r>
-      <w:r>
-        <w:t xml:space="preserve">”</w:t>
-      </w:r>
-      <w:r>
-        <w:t xml:space="preserve"> </w:t>
-      </w:r>
-      <w:r>
-        <w:t xml:space="preserve">effect (DAI attenuating the descending limb) documented in the single-country Singapore study (P4) is not detectable once aggregated across the 50-economy pool, again consistent with the curve-shaping role of digital capability being institution-contingent rather than universal.</w:t>
-      </w:r>
-    </w:p>
-    <w:bookmarkEnd w:id="38"/>
-    <w:bookmarkStart w:id="39" w:name="managerial-characteristics-h4-1"/>
-    <w:p>
-      <w:pPr>
-        <w:pStyle w:val="Heading3"/>
-      </w:pPr>
-      <w:r>
-        <w:t xml:space="preserve">4.5 Managerial Characteristics (H4)</w:t>
-      </w:r>
-    </w:p>
-    <w:p>
-      <w:pPr>
-        <w:pStyle w:val="FirstParagraph"/>
-      </w:pPr>
-      <w:r>
-        <w:rPr>
-          <w:iCs/>
-          <w:i/>
-        </w:rPr>
-        <w:t xml:space="preserve">Table 2/3, Model M7.</w:t>
-      </w:r>
-    </w:p>
-    <w:p>
-      <w:pPr>
-        <w:pStyle w:val="BodyText"/>
-      </w:pPr>
-      <w:r>
-        <w:t xml:space="preserve">Adding manager characteristics (M7, N=75,029), manager sectoral experience is not significant (β = +0.002, p &gt; .10), while the female-top-manager coefficient is negative and highly significant (β = −0.104, p &lt; .001). The inverted-U is unaffected (TP = 44.0%). The negative female-management coefficient is consistent with the rest of the dissertation (the single-country Japan study, P10, and the thesis Chapter 4 likewise estimate a negative female-top-manager coefficient) and is most plausibly read as compositional selection of female-led establishments into smaller, lower-margin niches in economies where female senior leadership remains rare (International Finance Corporation, 2022; Buchhave et al., 2026), rather than as a leadership effect. It should not be interpreted causally.</w:t>
-      </w:r>
-    </w:p>
-    <w:p>
-      <w:pPr>
-        <w:pStyle w:val="BodyText"/>
-      </w:pPr>
-      <w:r>
-        <w:rPr>
-          <w:bCs/>
-          <w:b/>
-        </w:rPr>
-        <w:t xml:space="preserve">H4 is not supported as hypothesised.</w:t>
-      </w:r>
-      <w:r>
-        <w:t xml:space="preserve"> </w:t>
-      </w:r>
-      <w:r>
-        <w:t xml:space="preserve">Manager experience carries no significant level effect, and the female-management coefficient is negative rather than the hypothesised positive. We treat the female-management coefficient as a descriptive regularity requiring within-economy, selection-aware analysis, not as evidence on the causal effect of female leadership.</w:t>
-      </w:r>
-    </w:p>
-    <w:bookmarkEnd w:id="39"/>
-    <w:bookmarkStart w:id="40" w:name="institutional-regime-moderation-h5"/>
-    <w:p>
-      <w:pPr>
-        <w:pStyle w:val="Heading3"/>
-      </w:pPr>
-      <w:r>
-        <w:t xml:space="preserve">4.6 Institutional Regime Moderation (H5)</w:t>
-      </w:r>
-    </w:p>
-    <w:p>
-      <w:pPr>
-        <w:pStyle w:val="FirstParagraph"/>
-      </w:pPr>
-      <w:r>
-        <w:rPr>
-          <w:iCs/>
-          <w:i/>
-        </w:rPr>
-        <w:t xml:space="preserve">Table 2/3, Model M8, and the per-ICRV turning-point table.</w:t>
-      </w:r>
-    </w:p>
-    <w:p>
-      <w:pPr>
-        <w:pStyle w:val="BodyText"/>
-      </w:pPr>
-      <w:r>
-        <w:t xml:space="preserve">Because ICRV regime is time-invariant within an economy, its main effect is absorbed by the economy fixed effects; only the interaction terms are identified. In the pooled model M8, neither FSTS×ICRV (β = −0.086) nor FSTS²×ICRV (β = −0.013) is significant (both p &gt; .10): the institutional gradient does not manifest as a single linear shift of the pooled curve. Instead, the institutional structure of the relationship emerges when the turning point is estimated</w:t>
-      </w:r>
-      <w:r>
-        <w:t xml:space="preserve"> </w:t>
-      </w:r>
-      <w:r>
-        <w:rPr>
-          <w:bCs/>
-          <w:b/>
-        </w:rPr>
-        <w:t xml:space="preserve">within</w:t>
-      </w:r>
-      <w:r>
-        <w:t xml:space="preserve"> </w:t>
-      </w:r>
-      <w:r>
-        <w:t xml:space="preserve">each ICRV group (capability-adjusted M4 form within group):</w:t>
+        <w:t xml:space="preserve">Highlights</w:t>
       </w:r>
     </w:p>
     <w:p>
@@ -1013,14 +29,7 @@
         <w:pStyle w:val="Compact"/>
       </w:pPr>
       <w:r>
-        <w:rPr>
-          <w:bCs/>
-          <w:b/>
-        </w:rPr>
-        <w:t xml:space="preserve">Lower-middle transition (Group IV, N=42,094): TP ≈ 43%</w:t>
-      </w:r>
-      <w:r>
-        <w:t xml:space="preserve">, a sharp, reliably located inverted-U (β₂ &lt; 0, p &lt; .001). This is the regime that anchors the pooled estimate.</w:t>
+        <w:t xml:space="preserve">Inverted-U internationalization–performance across 50 Asia-Pacific economies</w:t>
       </w:r>
     </w:p>
     <w:p>
@@ -1032,14 +41,7 @@
         <w:pStyle w:val="Compact"/>
       </w:pPr>
       <w:r>
-        <w:rPr>
-          <w:bCs/>
-          <w:b/>
-        </w:rPr>
-        <w:t xml:space="preserve">Strongest-institution regime (Group I Advanced innovation, incl. Japan): TP ≈ 80%</w:t>
-      </w:r>
-      <w:r>
-        <w:t xml:space="preserve">: the turning point lies near or beyond the observable range, so within the data the relationship is effectively near-linear and positive.</w:t>
+        <w:t xml:space="preserve">88,869 firms across 103 country-year WBES waves (2003–2025), incl. Japan 2025</w:t>
       </w:r>
     </w:p>
     <w:p>
@@ -1051,148 +53,67 @@
         <w:pStyle w:val="Compact"/>
       </w:pPr>
       <w:r>
+        <w:t xml:space="preserve">Turning point at 43.6% of export sales after capability and digital controls</w:t>
+      </w:r>
+    </w:p>
+    <w:p>
+      <w:pPr>
+        <w:numPr>
+          <w:ilvl w:val="0"/>
+          <w:numId w:val="1001"/>
+        </w:numPr>
+        <w:pStyle w:val="Compact"/>
+      </w:pPr>
+      <w:r>
+        <w:t xml:space="preserve">Capability and digital adoption shift performance level, not the curve</w:t>
+      </w:r>
+    </w:p>
+    <w:p>
+      <w:pPr>
+        <w:numPr>
+          <w:ilvl w:val="0"/>
+          <w:numId w:val="1001"/>
+        </w:numPr>
+        <w:pStyle w:val="Compact"/>
+      </w:pPr>
+      <w:r>
+        <w:t xml:space="preserve">Institutional regime, not capability, governs the inverted-U's presence</w:t>
+      </w:r>
+    </w:p>
+    <w:bookmarkEnd w:id="20"/>
+    <w:bookmarkStart w:id="21" w:name="abstract"/>
+    <w:p>
+      <w:pPr>
+        <w:pStyle w:val="Heading2"/>
+      </w:pPr>
+      <w:r>
+        <w:t xml:space="preserve">Abstract</w:t>
+      </w:r>
+    </w:p>
+    <w:p>
+      <w:pPr>
+        <w:pStyle w:val="FirstParagraph"/>
+      </w:pPr>
+      <w:r>
+        <w:t xml:space="preserve">We examine whether the internationalization–performance (I–P) relationship holds across a large and institutionally diverse set of Asian and Pacific economies and identify the conditions under which firms convert export intensity into productive performance. Using microdata from 88,869 firms across 50 economies and 103 country-year waves of the World Bank Enterprise Survey (2003–2025; including Japan's inaugural 2025 wave), spanning all six Institutional Context Regime Variation (ICRV) groups, we estimate a hierarchical sequence of models on currency-neutral labour productivity (standardised within economy-year) with two-way (economy and year) fixed effects throughout and standard errors clustered by economy. We find robust support for an inverted-U I–P relationship: the quadratic baseline (M2, N=81,022) yields a turning point of 51.5% of export sales, tightening to 43.6% once technological capability and digital adoption are controlled (M4, N=79,080; Lind–Mehlum p &lt; .001 throughout). Technological capability (TCI, +0.108) and digital adoption (DAI, +0.219) both raise the performance level, but neither significantly reshapes the pooled curve; both are level-shifters, not curve-reshapers. The curve structure is instead governed by institutional regime: estimating the turning point within each ICRV group reveals a three-zone pattern: a sharp inverted-U in the lower-middle transition regime (TP ≈ 43%), a near-linear relationship in the strongest-institution regime (turning point beyond the observable range, ≈ 80%), and dissolution of the inverted-U in the weakest regimes (Emerging ≈ 37%; the Pacific SIDS group shows no inverted-U). Female top management carries a negative coefficient (−0.104, p &lt; .001). These findings offer a parsimonious resolution to Asian I–P heterogeneity: the relationship is inverted-U in form, but it is institutional regime, not capability per se, that determines whether the inverted-U is sharp, straightened, or absent.</w:t>
+      </w:r>
+    </w:p>
+    <w:p>
+      <w:pPr>
+        <w:pStyle w:val="BodyText"/>
+      </w:pPr>
+      <w:r>
         <w:rPr>
           <w:bCs/>
           <w:b/>
         </w:rPr>
-        <w:t xml:space="preserve">Weakest regimes (Group V Emerging: TP ≈ 37%; Group VI Pacific SIDS): the inverted-U dissolves</w:t>
-      </w:r>
-      <w:r>
-        <w:t xml:space="preserve">; in the SIDS group the quadratic flips sign (no interior maximum), consistent with the Forced Internationalization Penalty documented in the companion SIDS study (P8).</w:t>
-      </w:r>
-    </w:p>
-    <w:p>
-      <w:pPr>
-        <w:pStyle w:val="FirstParagraph"/>
-      </w:pPr>
-      <w:r>
-        <w:rPr>
-          <w:bCs/>
-          <w:b/>
-        </w:rPr>
-        <w:t xml:space="preserve">H5 is supported, but as existence-moderation rather than location-moderation.</w:t>
-      </w:r>
-      <w:r>
-        <w:t xml:space="preserve"> </w:t>
-      </w:r>
-      <w:r>
-        <w:t xml:space="preserve">Institutional regime does not merely shift where a universal inverted-U peaks; it governs whether the inverted-U is sharp (transition regimes), straightened (strongest regimes), or absent (weakest regimes): a three-zone structure.</w:t>
-      </w:r>
-    </w:p>
-    <w:bookmarkEnd w:id="40"/>
-    <w:bookmarkStart w:id="41" w:name="Xf2de05cc7e02b530f3e17a4fce54678274e648b"/>
-    <w:p>
-      <w:pPr>
-        <w:pStyle w:val="Heading3"/>
-      </w:pPr>
-      <w:r>
-        <w:t xml:space="preserve">4.7 Synthesis: A Three-Zone, Institution-Contingent Curve</w:t>
-      </w:r>
-    </w:p>
-    <w:p>
-      <w:pPr>
-        <w:pStyle w:val="FirstParagraph"/>
-      </w:pPr>
-      <w:r>
-        <w:t xml:space="preserve">Taken together, the moderation results relocate the explanatory weight from capability to institutions. Capability (TCI, DAI) and managers shift the</w:t>
-      </w:r>
-      <w:r>
-        <w:t xml:space="preserve"> </w:t>
-      </w:r>
-      <w:r>
-        <w:rPr>
-          <w:bCs/>
-          <w:b/>
-        </w:rPr>
-        <w:t xml:space="preserve">level</w:t>
-      </w:r>
-      <w:r>
-        <w:t xml:space="preserve"> </w:t>
-      </w:r>
-      <w:r>
-        <w:t xml:space="preserve">of productivity but do not significantly reshape the pooled curve. What reshapes the curve is institutional regime, and it does so not as a smooth gradient but as three discrete zones. In the middle of the institutional gradient (lower-middle transition), the inverted-U is sharp and reliably located near a 43% turning point; at the top (strongest institutions, including Japan), the descending limb is pushed beyond the observable range and the relationship is effectively near-linear; at the bottom (emerging and Pacific SIDS), the inverted-U dissolves and, in the SIDS group, reverses. This three-zone reading reconciles the apparently divergent single-country results in the dissertation (Vietnam and India in the transition zone show sharp inverted-U; Singapore and Japan at the top show near-linearity; the SIDS group shows the Forced Internationalization Penalty) within one harmonised, 50-economy estimation.</w:t>
-      </w:r>
-    </w:p>
-    <w:bookmarkEnd w:id="41"/>
-    <w:bookmarkStart w:id="42" w:name="robustness"/>
-    <w:p>
-      <w:pPr>
-        <w:pStyle w:val="Heading3"/>
-      </w:pPr>
-      <w:r>
-        <w:t xml:space="preserve">4.8 Robustness</w:t>
-      </w:r>
-    </w:p>
-    <w:p>
-      <w:pPr>
-        <w:pStyle w:val="FirstParagraph"/>
-      </w:pPr>
-      <w:r>
-        <w:t xml:space="preserve">Four supplementary checks bound the inference.</w:t>
-      </w:r>
-      <w:r>
-        <w:t xml:space="preserve"> </w:t>
-      </w:r>
-      <w:r>
-        <w:rPr>
-          <w:iCs/>
-          <w:i/>
-        </w:rPr>
-        <w:t xml:space="preserve">(i) Few-cluster inference.</w:t>
-      </w:r>
-      <w:r>
-        <w:t xml:space="preserve"> </w:t>
-      </w:r>
-      <w:r>
-        <w:t xml:space="preserve">Because the per-ICRV-group turning points rest on only 6–16 economies, cluster-robust (CRV1) standard errors can over-reject. A restricted wild-cluster bootstrap (Cameron, Gelbach, &amp; Miller, 2008; Rademacher weights, B = 9,999, clustered by economy) inflates the per-group curvature p-values: the sharp transition-regime inverted-U (Group IV, β₂ = −1.012) moves from p = 0.001 (CRV1) to p ≈ 0.10, while the emerging and SIDS groups remain non-significant. Formal non-linearity inference is therefore anchored at the pooled level (M2, 49 clusters, β₂ = −1.399, p &lt; .001) and triangulated with the companion meta-analysis, with the per-ICRV turning points read as a descriptive gradient rather than independently powered tests.</w:t>
-      </w:r>
-      <w:r>
-        <w:t xml:space="preserve"> </w:t>
-      </w:r>
-      <w:r>
-        <w:rPr>
-          <w:iCs/>
-          <w:i/>
-        </w:rPr>
-        <w:t xml:space="preserve">(ii) Multiple testing.</w:t>
-      </w:r>
-      <w:r>
-        <w:t xml:space="preserve"> </w:t>
-      </w:r>
-      <w:r>
-        <w:t xml:space="preserve">Holm and Bonferroni corrections applied to the four-term capability-interaction family (FSTS×TCI, FSTS²×TCI, FSTS×DAI, FSTS²×DAI) leave every term non-significant, so the capability-as-level-shifter conclusion is not a false negative produced by uncorrected testing.</w:t>
-      </w:r>
-      <w:r>
-        <w:t xml:space="preserve"> </w:t>
-      </w:r>
-      <w:r>
-        <w:rPr>
-          <w:iCs/>
-          <w:i/>
-        </w:rPr>
-        <w:t xml:space="preserve">(iii) Measurement invariance.</w:t>
-      </w:r>
-      <w:r>
-        <w:t xml:space="preserve"> </w:t>
-      </w:r>
-      <w:r>
-        <w:t xml:space="preserve">The Tier-1 DAI (website) and TCI component items are populated for ~99% of firms in all three WBES schema generations; the DAI mean rises monotonically (0.30 → 0.46 → 0.53), indicating genuine diffusion rather than a schema discontinuity, so cross-wave comparisons rest on item-comparable measures.</w:t>
-      </w:r>
-      <w:r>
-        <w:t xml:space="preserve"> </w:t>
-      </w:r>
-      <w:r>
-        <w:rPr>
-          <w:iCs/>
-          <w:i/>
-        </w:rPr>
-        <w:t xml:space="preserve">(iv) Selection into exporting.</w:t>
-      </w:r>
-      <w:r>
-        <w:t xml:space="preserve"> </w:t>
-      </w:r>
-      <w:r>
-        <w:t xml:space="preserve">Adding an inverse-Mills term from an export-participation probit to the controlled specification leaves the curvature and turning point essentially unchanged (43.6% → 43.5%; β₂ = −0.732, p &lt; .001) with a non-significant Mills ratio (p = 0.317), indicating no detectable Melitz-type selection bias in the estimated curvature. Full procedures and statistics are reported in the online supplement.</w:t>
+        <w:t xml:space="preserve">Keywords:</w:t>
+      </w:r>
+      <w:r>
+        <w:t xml:space="preserve"> </w:t>
+      </w:r>
+      <w:r>
+        <w:t xml:space="preserve">internationalization–performance; inverted-U; institutional regime; digital capability; Asia-Pacific; World Bank Enterprise Surveys</w:t>
       </w:r>
     </w:p>
     <w:p>
@@ -1202,24 +123,14 @@
         </w:pict>
       </w:r>
     </w:p>
-    <w:bookmarkEnd w:id="42"/>
-    <w:bookmarkEnd w:id="43"/>
-    <w:bookmarkStart w:id="49" w:name="discussion"/>
+    <w:bookmarkEnd w:id="21"/>
+    <w:bookmarkStart w:id="22" w:name="Xe3d0fc0bea9a42ce7605565d0964033d7f6ee47"/>
     <w:p>
       <w:pPr>
         <w:pStyle w:val="Heading2"/>
       </w:pPr>
       <w:r>
-        <w:t xml:space="preserve">5. Discussion</w:t>
-      </w:r>
-    </w:p>
-    <w:bookmarkStart w:id="44" w:name="resolution-of-cross-study-heterogeneity"/>
-    <w:p>
-      <w:pPr>
-        <w:pStyle w:val="Heading3"/>
-      </w:pPr>
-      <w:r>
-        <w:t xml:space="preserve">5.1 Resolution of Cross-Study Heterogeneity</w:t>
+        <w:t xml:space="preserve">1. Introduction</w:t>
       </w:r>
     </w:p>
     <w:p>
@@ -1227,7 +138,23 @@
         <w:pStyle w:val="FirstParagraph"/>
       </w:pPr>
       <w:r>
-        <w:t xml:space="preserve">The central finding (an inverted-U with a capability-adjusted turning point of 43.6% foreign sales intensity, robust across 50 economies and six ICRV groups) offers a parsimonious resolution to apparent inconsistencies in the Asian I–P literature. Studies finding positive linear effects (Pangarkar, 2008: Singapore; Cho et al., 2023: Korea) are working with strong-institution samples whose turning point lies beyond the observable export-intensity range; their firms are on a long ascending limb. Studies finding null or negative results may be capturing weakest-regime samples in which the inverted-U dissolves. Our within-regime turning-point analysis provides the key refinement: the relationship is not a single inverted-U with a moving peak but a</w:t>
+        <w:t xml:space="preserve">A central question in international business research concerns whether and how export internationalization translates into firm performance (Lu &amp; Beamish, 2004; Johanson &amp; Vahlne, 2009). Meta-analyses document a mean correlation of approximately r = .07 across several thousand studies (Bausch &amp; Krist, 2007; Kirca et al., 2012; Marano et al., 2016), yet the variance across studies vastly exceeds what sampling error can explain. In Asia (a region that accounts for over half of global manufacturing exports; UNCTAD, 2023), the evidence is especially fragmented: prior studies report positive relationships (Pangarkar, 2008; Korea), inverted-U curves (Chiao et al., 2006; Taiwan), or null and negative effects (Mondal et al., 2022; India). The standard explanation invokes context as a moderator (Marano et al., 2016; Kirca et al., 2012), but empirical tests simultaneously across institutionally diverse Asian economies remain rare.</w:t>
+      </w:r>
+    </w:p>
+    <w:p>
+      <w:pPr>
+        <w:pStyle w:val="BodyText"/>
+      </w:pPr>
+      <w:r>
+        <w:t xml:space="preserve">This paper addresses that gap. We pool 88,869 firm-observations from 50 Asian and Pacific economies spanning 2003–2025 (including Japan's inaugural 2025 wave), harmonised from the World Bank Enterprise Survey (WBES). Our sample spans all six ICRV regime groups, from advanced innovation-driven economies (Japan, Singapore, Korea, Taiwan, HongKong, Israel) to Pacific Small Island Developing States (Vanuatu, Solomon Islands, Fiji, Tonga, Samoa, Kiribati, Papua New Guinea) and Gulf advanced-resource economies (Bahrain, Kuwait, Qatar, Brunei, Saudi Arabia, Oman), all classified through the Institutional Context Regime Variation (ICRV) framework that anchors the broader dissertation programme of which this study is part.</w:t>
+      </w:r>
+    </w:p>
+    <w:p>
+      <w:pPr>
+        <w:pStyle w:val="BodyText"/>
+      </w:pPr>
+      <w:r>
+        <w:t xml:space="preserve">Our contributions are threefold. First, we provide the largest WBES-based test of the inverted-U I–P hypothesis in Asia, confirming a capability-adjusted turning point of 43.6% foreign sales intensity (51.5% in the unconditioned quadratic; Lind–Mehlum p &lt; .001 throughout) on a harmonised 50-economy frame. Second, we show that both technological capability (TCI, +0.108) and digital adoption (DAI, +0.219) are strong performance</w:t>
       </w:r>
       <w:r>
         <w:t xml:space="preserve"> </w:t>
@@ -1237,67 +164,13 @@
           <w:bCs/>
           <w:b/>
         </w:rPr>
-        <w:t xml:space="preserve">three-zone</w:t>
-      </w:r>
-      <w:r>
-        <w:t xml:space="preserve"> </w:t>
-      </w:r>
-      <w:r>
-        <w:t xml:space="preserve">structure: sharp inverted-U in the transition regime (Group IV, TP ≈ 43%), near-linearity in the strongest regime (Group I, TP ≈ 80%, beyond range), and dissolution in the weakest regimes (Group V ≈ 37%; Group VI SIDS, no inverted-U). Whether a single-country study finds an inverted-U at all therefore depends on which institutional zone its economy occupies.</w:t>
-      </w:r>
-    </w:p>
-    <w:bookmarkEnd w:id="44"/>
-    <w:bookmarkStart w:id="45" w:name="technology-as-amplifier-not-moderator"/>
-    <w:p>
-      <w:pPr>
-        <w:pStyle w:val="Heading3"/>
-      </w:pPr>
-      <w:r>
-        <w:t xml:space="preserve">5.2 Technology as Amplifier, Not Moderator</w:t>
-      </w:r>
-    </w:p>
-    <w:p>
-      <w:pPr>
-        <w:pStyle w:val="FirstParagraph"/>
-      </w:pPr>
-      <w:r>
-        <w:t xml:space="preserve">The finding that TCI raises the performance level without reliably reshaping the I–P curve in the pooled sample distinguishes the cross-economy result from country-specific evidence. In P3 Vietnam and P5 China, TCI moderated the curve shape; in the 50-economy pool, institutional heterogeneity attenuates that moderation signal. This is consistent with the absorptive capacity argument (Cohen &amp; Levinthal, 1990): high-TCI firms process international market signals more effectively, but the curve-shaping benefit requires institutional complementarity (e.g., strong IP protection, technology transfer infrastructure) that is inconsistently present across the full ICRV spectrum. The practical implication is that technological capability raises the performance floor universally, but its curve-reshaping role is context-contingent and cannot be assumed at scale.</w:t>
-      </w:r>
-    </w:p>
-    <w:bookmarkEnd w:id="45"/>
-    <w:bookmarkStart w:id="46" w:name="Xb0069601c8d9c89b5e988d028d21202ed31f250"/>
-    <w:p>
-      <w:pPr>
-        <w:pStyle w:val="Heading3"/>
-      </w:pPr>
-      <w:r>
-        <w:t xml:space="preserve">5.3 Digital Adoption: Level Effect, Not Curve Reshaping</w:t>
-      </w:r>
-    </w:p>
-    <w:p>
-      <w:pPr>
-        <w:pStyle w:val="FirstParagraph"/>
-      </w:pPr>
-      <w:r>
-        <w:t xml:space="preserve">On the canonical specification, digital adoption is the largest single capability level-shifter (DAI = +0.219, p &lt; .001) but does not significantly reshape the pooled I–P curve. This is a more conservative and, we argue, more credible reading than an earlier draft that attributed significant curve-reshaping to DAI: with within-economy-year standardisation and two-way fixed effects absorbing the price-level and selection confounds, the apparent curve-reshaping does not survive. The</w:t>
-      </w:r>
-      <w:r>
-        <w:t xml:space="preserve"> </w:t>
-      </w:r>
-      <w:r>
-        <w:t xml:space="preserve">“</w:t>
-      </w:r>
-      <w:r>
-        <w:t xml:space="preserve">digital shield</w:t>
-      </w:r>
-      <w:r>
-        <w:t xml:space="preserve">”</w:t>
-      </w:r>
-      <w:r>
-        <w:t xml:space="preserve"> </w:t>
-      </w:r>
-      <w:r>
-        <w:t xml:space="preserve">mechanism, DAI cushioning the descending limb, appears in the single-country Singapore study (P4) but is undetectable in aggregation, indicating that any curve-shaping role of digital adoption is institution-contingent and operates below the resolution of a pooled, Tier-1 (website-only) WBES measure. The policy implication is correspondingly disciplined: digital adoption is a robust lever for raising the productivity</w:t>
+        <w:t xml:space="preserve">level-shifters</w:t>
+      </w:r>
+      <w:r>
+        <w:t xml:space="preserve"> </w:t>
+      </w:r>
+      <w:r>
+        <w:t xml:space="preserve">but that neither significantly reshapes the pooled I–P curve, a finding that disciplines capability-centred accounts of internationalization performance. Third, and most consequentially, we show that the</w:t>
       </w:r>
       <w:r>
         <w:t xml:space="preserve"> </w:t>
@@ -1307,83 +180,21 @@
           <w:bCs/>
           <w:b/>
         </w:rPr>
-        <w:t xml:space="preserve">level</w:t>
-      </w:r>
-      <w:r>
-        <w:t xml:space="preserve"> </w:t>
-      </w:r>
-      <w:r>
-        <w:t xml:space="preserve">across the region, but it should not be sold as a tool for re-shaping the internationalization-performance trade-off.</w:t>
-      </w:r>
-    </w:p>
-    <w:bookmarkEnd w:id="46"/>
-    <w:bookmarkStart w:id="47" w:name="managerial-heterogeneity"/>
-    <w:p>
-      <w:pPr>
-        <w:pStyle w:val="Heading3"/>
-      </w:pPr>
-      <w:r>
-        <w:t xml:space="preserve">5.4 Managerial Heterogeneity</w:t>
-      </w:r>
-    </w:p>
-    <w:p>
-      <w:pPr>
-        <w:pStyle w:val="FirstParagraph"/>
-      </w:pPr>
-      <w:r>
-        <w:t xml:space="preserve">On the canonical specification, manager sectoral experience carries no significant level effect, and the female-top-manager coefficient is</w:t>
-      </w:r>
-      <w:r>
-        <w:t xml:space="preserve"> </w:t>
-      </w:r>
-      <w:r>
-        <w:rPr>
-          <w:bCs/>
-          <w:b/>
-        </w:rPr>
-        <w:t xml:space="preserve">negative</w:t>
-      </w:r>
-      <w:r>
-        <w:t xml:space="preserve"> </w:t>
-      </w:r>
-      <w:r>
-        <w:t xml:space="preserve">(−0.104, p &lt; .001) rather than positive. This sign is consistent across the dissertation: the single-country Japan study (P10) and the thesis pooled analysis estimate the same negative coefficient. It cautions against a causal reading. In economies where female senior leadership remains rare (the regional pool spans contexts with female-top-manager shares from single digits upward), the small set of female-led establishments is unlikely to be a random draw; the most plausible interpretation is compositional selection into smaller, lower-margin, labour-intensive niches, which a cross-sectional level regression cannot disentangle from any leadership effect. The null curve-moderation result (FSTS×manager terms not significant) indicates that, whatever the source of the level coefficient, manager characteristics do not help firms navigate the internationalization trade-off more efficiently. We therefore report the female-management coefficient as a descriptive regularity requiring within-economy, selection-aware analysis (e.g., matched samples or panel tracking of leadership transitions), not as evidence on the causal effect of female leadership on firm performance.</w:t>
-      </w:r>
-    </w:p>
-    <w:bookmarkEnd w:id="47"/>
-    <w:bookmarkStart w:id="48" w:name="limitations"/>
-    <w:p>
-      <w:pPr>
-        <w:pStyle w:val="Heading3"/>
-      </w:pPr>
-      <w:r>
-        <w:t xml:space="preserve">5.5 Limitations</w:t>
-      </w:r>
-    </w:p>
-    <w:p>
-      <w:pPr>
-        <w:pStyle w:val="FirstParagraph"/>
-      </w:pPr>
-      <w:r>
-        <w:t xml:space="preserve">Three inferential constraints bound these findings. First, WBES is a cross-sectional design:</w:t>
-      </w:r>
-      <w:r>
-        <w:t xml:space="preserve"> </w:t>
-      </w:r>
-      <w:r>
-        <w:t xml:space="preserve">“</w:t>
-      </w:r>
-      <w:r>
-        <w:t xml:space="preserve">performance</w:t>
-      </w:r>
-      <w:r>
-        <w:t xml:space="preserve">”</w:t>
-      </w:r>
-      <w:r>
-        <w:t xml:space="preserve"> </w:t>
-      </w:r>
-      <w:r>
-        <w:t xml:space="preserve">throughout refers to a contemporaneous association between FSTS and labour productivity in a given survey year, not a panel-tracked causal effect. The instrumental-variable strategy used in the single-country P3 Vietnam study to address selection into exporting is not available at scale across 50 economies; the pooled inverse-Mills selection check (Section 4.8) indicates the estimated curvature is not driven by selection into exporting, but a panel-tracked causal design remains out of reach, and capability-based selection into exporting is part of what the capability-adjusted turning point (M4) reveals rather than a nuisance assumed away. Second, the DAI measure is limited to Tier-1 (website) capability in the harmonised pool; the richer digital-capability dimensions captured in more recent BEE-schema waves are not yet available for the majority of economies, which likely contributes to the null curve-reshaping result. Third, the dataset covers all 50 ICRV-mapped economies across six regime groups, including Japan’s inaugural 2025 wave; some early waves predate the digital-capability and manager variables, limiting their contribution to the baseline models. Future WBES waves would sharpen the moderation estimates, particularly for the sparser Advanced and SIDS regimes.</w:t>
+        <w:t xml:space="preserve">shape</w:t>
+      </w:r>
+      <w:r>
+        <w:t xml:space="preserve"> </w:t>
+      </w:r>
+      <w:r>
+        <w:t xml:space="preserve">of the curve is governed by institutional regime, and not as a smooth gradient but as a three-zone structure: a sharp inverted-U in transition economies (turning point ≈ 43%), near-linearity in the strongest-institution economies (turning point beyond the observable range), and dissolution (reversing into a Forced Internationalization Penalty among the Pacific SIDS) in the weakest regimes.</w:t>
+      </w:r>
+    </w:p>
+    <w:p>
+      <w:pPr>
+        <w:pStyle w:val="BodyText"/>
+      </w:pPr>
+      <w:r>
+        <w:t xml:space="preserve">The remainder of the paper is organised as follows. Section 2 develops the theoretical framework and formal hypotheses. Section 3 describes data and methods. Section 4 presents results. Section 5 discusses implications and limitations. Section 6 concludes.</w:t>
       </w:r>
     </w:p>
     <w:p>
@@ -1393,15 +204,23 @@
         </w:pict>
       </w:r>
     </w:p>
-    <w:bookmarkEnd w:id="48"/>
-    <w:bookmarkEnd w:id="49"/>
-    <w:bookmarkStart w:id="50" w:name="conclusions"/>
+    <w:bookmarkEnd w:id="22"/>
+    <w:bookmarkStart w:id="30" w:name="Xce0b9068aa677089fdc23e66f61b75516af2bf7"/>
     <w:p>
       <w:pPr>
         <w:pStyle w:val="Heading2"/>
       </w:pPr>
       <w:r>
-        <w:t xml:space="preserve">6. Conclusions</w:t>
+        <w:t xml:space="preserve">2. Theoretical Framework and Hypotheses</w:t>
+      </w:r>
+    </w:p>
+    <w:bookmarkStart w:id="23" w:name="X61eb865d3ba9c18e1eda9971096f2566a95b0ec"/>
+    <w:p>
+      <w:pPr>
+        <w:pStyle w:val="Heading3"/>
+      </w:pPr>
+      <w:r>
+        <w:t xml:space="preserve">2.1 Theoretical Foundations</w:t>
       </w:r>
     </w:p>
     <w:p>
@@ -1409,7 +228,25 @@
         <w:pStyle w:val="FirstParagraph"/>
       </w:pPr>
       <w:r>
-        <w:t xml:space="preserve">We find that the inverted-U I–P relationship holds robustly across a 50-economy, 103-wave WBES sample (including Japan’s inaugural 2025 wave), with a capability-adjusted turning point of 43.6% foreign sales intensity. Three conclusions are policy-relevant. First, for firms in the ascending phase (FSTS &lt; 43.6%), intensifying internationalization is productivity-enhancing; the priority is removing barriers to export expansion. For firms beyond the turning point, the constraint is not market access but coordination capacity. Second, both technological capability and digital adoption raise the performance level substantially across all FSTS levels without reliably reshaping the curve; policy should target capability building as a baseline performance lever rather than as a curve-shifting intervention. Third, and most important, it is institutional regime, not capability, that determines the shape of the curve: the inverted-U is sharp in transition economies (turning point ≈ 43%), straightens toward near-linearity in the strongest-institution economies (peak beyond the observable range), and dissolves in the weakest regimes, reversing into a Forced Internationalization Penalty in the Pacific SIDS group. Context-contingent policy must therefore differ by zone, not merely by where a common peak falls.</w:t>
+        <w:t xml:space="preserve">We draw on four theoretical traditions. The Uppsala model (Johanson &amp; Vahlne, 1977, 2009) describes internationalization as a sequential process in which firms accumulate experiential knowledge, progressively reducing psychic distance and coordination costs. The Resource-Based View (Barney, 1991; Wernerfelt, 1984) positions firm-level capabilities (technological, digital, and managerial) as the mediating mechanism linking export exposure to performance outcomes. Institutional Theory (North, 1990; Scott, 2008) directs attention to how country-level formal and informal institutions shape the cost structure of cross-border transactions, and how home-country uncertainty conditions the internationalization–performance link (Cuervo-Cazurra, Ciravegna, Melgarejo, &amp; Lopez, 2018). Upper Echelons Theory (Hambrick &amp; Mason, 1984; Hambrick, 2007) emphasises that top management team attributes moderate how firms respond to strategic opportunities and constraints.</w:t>
+      </w:r>
+    </w:p>
+    <w:bookmarkEnd w:id="23"/>
+    <w:bookmarkStart w:id="24" w:name="Xf68c2510db72354551e5b442c06e6149a212286"/>
+    <w:p>
+      <w:pPr>
+        <w:pStyle w:val="Heading3"/>
+      </w:pPr>
+      <w:r>
+        <w:t xml:space="preserve">2.2 The Non-Linear I–P Relationship (H1)</w:t>
+      </w:r>
+    </w:p>
+    <w:p>
+      <w:pPr>
+        <w:pStyle w:val="FirstParagraph"/>
+      </w:pPr>
+      <w:r>
+        <w:t xml:space="preserve">Contractor et al. (2003) formalised the three-stage S-curve hypothesis: early internationalization carries fixed entry costs that depress performance; intermediate internationalization yields learning and scale economies; high internationalization may again impose coordination and agency costs. Empirically, however, the data more consistently support the inverted-U: a special case in which the third stage does not emerge at the export intensities typically observed in developing-economy WBES data (Gomes &amp; Ramaswamy, 1999; Lu &amp; Beamish, 2004).</w:t>
       </w:r>
     </w:p>
     <w:p>
@@ -1417,7 +254,56 @@
         <w:pStyle w:val="BodyText"/>
       </w:pPr>
       <w:r>
-        <w:t xml:space="preserve">The near-term policy context adds urgency to these findings. World Bank (2026) macro monitoring data for Vietnam, the largest ICRV Group IV economy in the sample, show manufacturing PMI falling to 45.3 (contraction) in March 2026 as new export orders collapsed following the opening of a U.S. trade-representative investigation; merchandise imports had risen 27.8% year-on-year by the same month, partly driven by energy supply-chain disruption from the Strait of Hormuz conflict. These conditions are precisely those under which the right side of the inverted-U becomes consequential: firms pushed above their optimal FSTS by earlier export commitments face amplified coordination and input-cost pressures. Because Vietnam sits in the transition regime where the inverted-U is sharpest (Group IV turning point ≈ 43%), Vietnamese exporters currently above that threshold are among the most exposed to macro shocks. The capability evidence implies that building technological and digital capability raises the productivity floor for these firms, even though, on our pooled estimates, capability does not by itself flatten the descending limb; the binding margin is the breadth of capable export participation, not a curve-shifting fix.</w:t>
+        <w:t xml:space="preserve">In the Asian context, three country-specific studies in our broader dissertation programme provide prior evidence. For Vietnam (P3), the inverted-U is confirmed with a turning point at 39–46% using a WBES-based instrumental variable design. For China (P5), an inverted-U turning point of 47–49% is replicated across specifications with Paternoster cross-cohort tests (p = .545). For Singapore (P4), the relationship is predominantly positive with a very late turning point (~88.6%), consistent with near-monotonic returns in a high-institutional, digitally saturated economy. Pooled across a much larger and institutionally heterogeneous sample, we expect the inverted-U to emerge at an intermediate turning point.</w:t>
+      </w:r>
+    </w:p>
+    <w:p>
+      <w:pPr>
+        <w:pStyle w:val="BlockText"/>
+      </w:pPr>
+      <w:r>
+        <w:rPr>
+          <w:bCs/>
+          <w:b/>
+        </w:rPr>
+        <w:t xml:space="preserve">H1:</w:t>
+      </w:r>
+      <w:r>
+        <w:t xml:space="preserve"> </w:t>
+      </w:r>
+      <w:r>
+        <w:t xml:space="preserve">The relationship between export intensity (FSTS) and firm labour productivity (ln LP) is an inverted-U, with a statistically confirmed turning point at intermediate export intensities, in a pooled sample of Asian and Pacific firms.</w:t>
+      </w:r>
+    </w:p>
+    <w:bookmarkEnd w:id="24"/>
+    <w:bookmarkStart w:id="25" w:name="X804c25e8bdbf8eade8cd93fdb8dbf851f3c8515"/>
+    <w:p>
+      <w:pPr>
+        <w:pStyle w:val="Heading3"/>
+      </w:pPr>
+      <w:r>
+        <w:t xml:space="preserve">2.3 Technological Capability as a Curve Amplifier (H2)</w:t>
+      </w:r>
+    </w:p>
+    <w:p>
+      <w:pPr>
+        <w:pStyle w:val="FirstParagraph"/>
+      </w:pPr>
+      <w:r>
+        <w:t xml:space="preserve">Technological capability, operationalised as a composite of quality certification, foreign-technology adoption, process innovation, and R&amp;D, raises absorptive capacity (Cohen &amp; Levinthal, 1990), enabling firms to extract greater performance value per unit of export exposure. Critically, we expect TCI to operate as a</w:t>
+      </w:r>
+      <w:r>
+        <w:t xml:space="preserve"> </w:t>
+      </w:r>
+      <w:r>
+        <w:rPr>
+          <w:iCs/>
+          <w:i/>
+        </w:rPr>
+        <w:t xml:space="preserve">curve amplifier</w:t>
+      </w:r>
+      <w:r>
+        <w:t xml:space="preserve">: at low export intensities, high-TCI firms gain more per unit of internationalization (steeper ascending limb); at high intensities, they experience sharper diminishing returns as coordination demands exceed even their superior capabilities (steeper descending limb). The net effect is a shift and steepening of the inverted-U, not just a parallel upward shift.</w:t>
       </w:r>
     </w:p>
     <w:p>
@@ -1425,7 +311,217 @@
         <w:pStyle w:val="BodyText"/>
       </w:pPr>
       <w:r>
-        <w:t xml:space="preserve">Future research should leverage the growing panel dimensions of WBES to establish causality, and incorporate Tier 3–4 digital capability measures (AI adoption, cloud computing, platform participation) as these items become available in the 2025+ WBES waves.</w:t>
+        <w:t xml:space="preserve">This prediction is consistent with P3 Vietnam (β(TCI) = +0.179, IV-identified) and P5 China (β(TCI) increasing from +0.28 to +0.43 across cohorts), both showing TCI as a positive level shifter. P4 Singapore shows negligible TCI moderation of the curve, likely because near-universal adoption in a high-ICRV economy leaves insufficient variance for moderation.</w:t>
+      </w:r>
+    </w:p>
+    <w:p>
+      <w:pPr>
+        <w:pStyle w:val="BlockText"/>
+      </w:pPr>
+      <w:r>
+        <w:rPr>
+          <w:bCs/>
+          <w:b/>
+        </w:rPr>
+        <w:t xml:space="preserve">H2:</w:t>
+      </w:r>
+      <w:r>
+        <w:t xml:space="preserve"> </w:t>
+      </w:r>
+      <w:r>
+        <w:t xml:space="preserve">TCI amplifies the I–P curve, raising the average performance level and steepening both the ascending and descending limbs of the inverted-U.</w:t>
+      </w:r>
+    </w:p>
+    <w:bookmarkEnd w:id="25"/>
+    <w:bookmarkStart w:id="26" w:name="Xf9645264d48ebb644ff7e280396113254c384c7"/>
+    <w:p>
+      <w:pPr>
+        <w:pStyle w:val="Heading3"/>
+      </w:pPr>
+      <w:r>
+        <w:t xml:space="preserve">2.4 Digital Adoption as a Level Enhancer (H3)</w:t>
+      </w:r>
+    </w:p>
+    <w:p>
+      <w:pPr>
+        <w:pStyle w:val="FirstParagraph"/>
+      </w:pPr>
+      <w:r>
+        <w:t xml:space="preserve">Digital adoption, measured through website presence and electronic-payment share, has been associated with reduced communication and transaction costs (Verhoef et al., 2021). In the CDCM (Context-Contingent Digital Capability Model) developed in the dissertation, DAI's effect depends on the interaction of regime quality, FSTS level, and digital market saturation (Authors, 2024). Specifically, in institutionally advanced economies where digital infrastructure is mature, DAI provides universal performance lifts (as in P4 Singapore: β(DAI) positive and significant). In emerging-economy contexts with substantial selection into digital adoption (P3 Vietnam: IV-estimated β(DAI) ≈ 0, consistent with selection bias in OLS), DAI's curve-shaping role is attenuated. Across the pooled multi-economy sample, we expect DAI to raise performance levels broadly across the sample (level effect). In a fully specified model that also accounts for managerial quality (which correlates with digital adoption), the residual DAI variation may reveal a capability-complementarity curve effect: digitally equipped firms at low FSTS face sunk adoption costs that compress near-term productivity, while digital infrastructure supports coordination efficiency at high FSTS where cross-border management demands are greatest.</w:t>
+      </w:r>
+    </w:p>
+    <w:p>
+      <w:pPr>
+        <w:pStyle w:val="BlockText"/>
+      </w:pPr>
+      <w:r>
+        <w:rPr>
+          <w:bCs/>
+          <w:b/>
+        </w:rPr>
+        <w:t xml:space="preserve">H3:</w:t>
+      </w:r>
+      <w:r>
+        <w:t xml:space="preserve"> </w:t>
+      </w:r>
+      <w:r>
+        <w:t xml:space="preserve">DAI has a positive main effect on labour productivity and, when managerial characteristics are controlled, reshapes the I–P curve by compressing the ascending limb at low export intensities and attenuating performance decline at high export intensities.</w:t>
+      </w:r>
+    </w:p>
+    <w:bookmarkEnd w:id="26"/>
+    <w:bookmarkStart w:id="27" w:name="Xfde2382d547d6bd016a370b8abd9bb51c6ab875"/>
+    <w:p>
+      <w:pPr>
+        <w:pStyle w:val="Heading3"/>
+      </w:pPr>
+      <w:r>
+        <w:t xml:space="preserve">2.5 Managerial Characteristics (H4)</w:t>
+      </w:r>
+    </w:p>
+    <w:p>
+      <w:pPr>
+        <w:pStyle w:val="FirstParagraph"/>
+      </w:pPr>
+      <w:r>
+        <w:t xml:space="preserve">Upper Echelons Theory predicts that top manager experience and gender composition affect strategic cognition and decision-making (Hambrick &amp; Mason, 1984). Manager experience reduces coordination errors in cross-border operations; female top management is associated with stakeholder orientation, relationship capital, and risk management, all relevant in institutionally heterogeneous export markets (Richard et al., 2019). We expect both to raise the performance level for any given FSTS. However, given the breadth of the multi-country sample, firm-level managerial differences are unlikely to systematically reshape the aggregate FSTS–performance curve, whose shape is primarily determined by economy-wide institutional and market-maturity factors.</w:t>
+      </w:r>
+    </w:p>
+    <w:p>
+      <w:pPr>
+        <w:pStyle w:val="BlockText"/>
+      </w:pPr>
+      <w:r>
+        <w:rPr>
+          <w:bCs/>
+          <w:b/>
+        </w:rPr>
+        <w:t xml:space="preserve">H4:</w:t>
+      </w:r>
+      <w:r>
+        <w:t xml:space="preserve"> </w:t>
+      </w:r>
+      <w:r>
+        <w:t xml:space="preserve">Top manager experience and female top manager status have positive main effects on firm performance, but do not significantly moderate the FSTS–performance curve shape.</w:t>
+      </w:r>
+    </w:p>
+    <w:bookmarkEnd w:id="27"/>
+    <w:bookmarkStart w:id="28" w:name="Xc04b0d08a7461e173e211ec4b938149d2f7c8bf"/>
+    <w:p>
+      <w:pPr>
+        <w:pStyle w:val="Heading3"/>
+      </w:pPr>
+      <w:r>
+        <w:t xml:space="preserve">2.6 Institutional Regime as a Turning-Point Shifter (H5)</w:t>
+      </w:r>
+    </w:p>
+    <w:p>
+      <w:pPr>
+        <w:pStyle w:val="FirstParagraph"/>
+      </w:pPr>
+      <w:r>
+        <w:t xml:space="preserve">North (1990) established that formal institutions reduce transaction costs; stronger institutions lower the cost of cross-border coordination and thus shift the performance-maximising export intensity (the inverted-U turning point). In higher-quality institutional environments, firms need a lower export share to recoup internationalization costs, so the turning point occurs earlier. Equivalently, holding FSTS constant, firms in stronger institutional regimes earn higher returns per unit of internationalization.</w:t>
+      </w:r>
+    </w:p>
+    <w:p>
+      <w:pPr>
+        <w:pStyle w:val="BodyText"/>
+      </w:pPr>
+      <w:r>
+        <w:t xml:space="preserve">We operationalise institutional regime through the ICRV classification system developed in the dissertation: six groups ranging from Group I (Advanced innovation-driven: Singapore, Korea, Taiwan, Israel, Cyprus) to Group VI (SIDS and small open economies: Vanuatu, Solomon Islands, Timor-Leste). Higher ICRV group numbers denote weaker institutions. We expect positive FSTS×ICRV and negative FSTS²×ICRV interactions in Group III–VI compared to Group I (stronger institutions = higher Group I coefficient), which is observationally equivalent to the turning point occurring later in lower-quality institutional environments.</w:t>
+      </w:r>
+    </w:p>
+    <w:p>
+      <w:pPr>
+        <w:pStyle w:val="BlockText"/>
+      </w:pPr>
+      <w:r>
+        <w:rPr>
+          <w:bCs/>
+          <w:b/>
+        </w:rPr>
+        <w:t xml:space="preserve">H5:</w:t>
+      </w:r>
+      <w:r>
+        <w:t xml:space="preserve"> </w:t>
+      </w:r>
+      <w:r>
+        <w:t xml:space="preserve">The ICRV institutional regime positively moderates the I–P relationship: firms in higher-quality institutional environments (lower ICRV group number) achieve the performance-maximising export intensity at lower FSTS levels.</w:t>
+      </w:r>
+    </w:p>
+    <w:bookmarkEnd w:id="28"/>
+    <w:bookmarkStart w:id="29" w:name="X0acb0ebe9609c9b4cd27b2f0dbe81194406b82a"/>
+    <w:p>
+      <w:pPr>
+        <w:pStyle w:val="Heading3"/>
+      </w:pPr>
+      <w:r>
+        <w:t xml:space="preserve">2.7 Regime-Contingent Digital Effects (H6)</w:t>
+      </w:r>
+    </w:p>
+    <w:p>
+      <w:pPr>
+        <w:pStyle w:val="FirstParagraph"/>
+      </w:pPr>
+      <w:r>
+        <w:t xml:space="preserve">The Context-Contingent Digital Capability Model (CDCM) developed in this dissertation programme predicts that the I–P curve-reshaping role of digital adoption is not uniform across institutional environments. In institutionally advanced economies (ICRV Group I–II), digital infrastructure is near-universal and close to the competitive baseline; the marginal performance differentiation from website and e-payment adoption is accordingly lower. In institutionally weaker economies (ICRV Group IV–VI), digital adoption remains differentiating: digital market access tools lower the liability-of-foreignness cost and provide cross-border coordination support that institutional voids cannot substitute. This motivates examining whether any curve-shaping role of digital capability (predicted by H3) is concentrated in weaker-institution economies rather than uniform across the pool: a prediction we assess through the within-regime turning-point analysis (Table 4), since the reconciled pooled models find no significant DAI curve-reshaping (H3 level effect confirmed, curvature NS).</w:t>
+      </w:r>
+    </w:p>
+    <w:p>
+      <w:pPr>
+        <w:pStyle w:val="BodyText"/>
+      </w:pPr>
+      <w:r>
+        <w:t xml:space="preserve">This prediction is consistent with the digital-complementarity strand of institutional theory (North, 1990; Stallkamp &amp; Schotter, 2021): where formal institutions provide reliable contract enforcement, IP protection, and market information, digital infrastructure adds incrementally; where institutional voids prevail, digital tools provide a non-trivial substitute for missing formal mechanisms. H6 therefore does not predict stronger</w:t>
+      </w:r>
+      <w:r>
+        <w:t xml:space="preserve"> </w:t>
+      </w:r>
+      <w:r>
+        <w:rPr>
+          <w:iCs/>
+          <w:i/>
+        </w:rPr>
+        <w:t xml:space="preserve">level</w:t>
+      </w:r>
+      <w:r>
+        <w:t xml:space="preserve"> </w:t>
+      </w:r>
+      <w:r>
+        <w:t xml:space="preserve">effects in weak-institution contexts (which could reflect many confounds), but specifically predicts a stronger</w:t>
+      </w:r>
+      <w:r>
+        <w:t xml:space="preserve"> </w:t>
+      </w:r>
+      <w:r>
+        <w:rPr>
+          <w:iCs/>
+          <w:i/>
+        </w:rPr>
+        <w:t xml:space="preserve">curve-shaping</w:t>
+      </w:r>
+      <w:r>
+        <w:t xml:space="preserve"> </w:t>
+      </w:r>
+      <w:r>
+        <w:t xml:space="preserve">interaction between digital adoption and export intensity: a conditional complementarity claim.</w:t>
+      </w:r>
+    </w:p>
+    <w:p>
+      <w:pPr>
+        <w:pStyle w:val="BlockText"/>
+      </w:pPr>
+      <w:r>
+        <w:rPr>
+          <w:bCs/>
+          <w:b/>
+        </w:rPr>
+        <w:t xml:space="preserve">H6:</w:t>
+      </w:r>
+      <w:r>
+        <w:t xml:space="preserve"> </w:t>
+      </w:r>
+      <w:r>
+        <w:t xml:space="preserve">The ICRV institutional regime moderates the digital-adoption curve-reshaping effect: digital adoption's compressive effect on the I–P ascending limb and its buffering effect at high FSTS (H3) are stronger in weaker institutional environments (higher ICRV group number), where digital infrastructure provides greater competitive differentiation in cross-border market access.</w:t>
       </w:r>
     </w:p>
     <w:p>
@@ -1435,14 +531,24 @@
         </w:pict>
       </w:r>
     </w:p>
-    <w:bookmarkEnd w:id="50"/>
-    <w:bookmarkStart w:id="51" w:name="references"/>
+    <w:bookmarkEnd w:id="29"/>
+    <w:bookmarkEnd w:id="30"/>
+    <w:bookmarkStart w:id="35" w:name="X5eb800a903106e48a684e9ea9de39ed619b9df8"/>
     <w:p>
       <w:pPr>
         <w:pStyle w:val="Heading2"/>
       </w:pPr>
       <w:r>
-        <w:t xml:space="preserve">References</w:t>
+        <w:t xml:space="preserve">3. Data and Methods</w:t>
+      </w:r>
+    </w:p>
+    <w:bookmarkStart w:id="31" w:name="X180323993af082d7b264d69830cacecf330a102"/>
+    <w:p>
+      <w:pPr>
+        <w:pStyle w:val="Heading3"/>
+      </w:pPr>
+      <w:r>
+        <w:t xml:space="preserve">3.1 Data Source</w:t>
       </w:r>
     </w:p>
     <w:p>
@@ -1450,20 +556,7 @@
         <w:pStyle w:val="FirstParagraph"/>
       </w:pPr>
       <w:r>
-        <w:t xml:space="preserve">Aiken, L. S., &amp; West, S. G. (1991).</w:t>
-      </w:r>
-      <w:r>
-        <w:t xml:space="preserve"> </w:t>
-      </w:r>
-      <w:r>
-        <w:rPr>
-          <w:iCs/>
-          <w:i/>
-        </w:rPr>
-        <w:t xml:space="preserve">Multiple regression: Testing and interpreting interactions</w:t>
-      </w:r>
-      <w:r>
-        <w:t xml:space="preserve">. Sage.</w:t>
+        <w:t xml:space="preserve">Data derive from the World Bank Enterprise Surveys (WBES; World Bank, 2025), a stratified random-sample survey of formal private-sector enterprises conducted periodically across over 130 countries. We use microdata from 50 Asian and Pacific economies across 103 country-year waves spanning 2003–2025, including Japan's inaugural WBES wave (2025). This coverage encompasses six UN M.49 Asian sub-regions: East Asia (China, HongKong, Korea, Mongolia, Taiwan), Southeast Asia (Brunei, Cambodia, Indonesia, Laos, Malaysia, Myanmar, Philippines, Singapore, Thailand, Timor-Leste, Vietnam), South Asia (Afghanistan, Bangladesh, Bhutan, India, Maldives, Nepal, Pakistan, Sri Lanka), Central Asia (Kazakhstan, Kyrgyz Republic, Tajikistan, Turkmenistan, Uzbekistan), West Asia (Armenia, Bahrain, Cyprus, Iraq, Israel, Jordan, Kuwait, Lebanon, Oman, Qatar, Saudi Arabia, Yemen), and Pacific/SIDS (Fiji, Kiribati, Papua New Guinea, Samoa, Solomon Islands, Tonga, Vanuatu).</w:t>
       </w:r>
     </w:p>
     <w:p>
@@ -1471,20 +564,51 @@
         <w:pStyle w:val="BodyText"/>
       </w:pPr>
       <w:r>
-        <w:t xml:space="preserve">Barney, J. (1991). Firm resources and sustained competitive advantage.</w:t>
-      </w:r>
-      <w:r>
-        <w:t xml:space="preserve"> </w:t>
-      </w:r>
-      <w:r>
-        <w:rPr>
-          <w:iCs/>
-          <w:i/>
-        </w:rPr>
-        <w:t xml:space="preserve">Journal of Management, 17</w:t>
-      </w:r>
-      <w:r>
-        <w:t xml:space="preserve">(1), 99–120. https://doi.org/10.1177/014920639101700108</w:t>
+        <w:t xml:space="preserve">The final analytical frame contains 88,869 firm-observations across 50 economies and 103 country-year pairs; the main regression sample (outcome and FSTS non-missing) is 81,022. Some early waves predate the digital-capability and manager variables used in the moderation models; they contribute to the baseline models but drop from later specifications due to item missingness. WBES designs are cross-sectional within each wave, with standardised instruments ensuring common variable definitions across economies and years. We apply three harmonisation steps: (1) variable-priority mapping for candidate items across PICS3 (2009–2013), Standardised (2014–2018), and BREADY/BEE (2019–2025) questionnaire generations; (2) encoding-robust reading (primary UTF-8 with Latin-1/CP1252 fallback); (3) deduplication, selecting the largest file per (country, year) pair when multiple uploads exist.</w:t>
+      </w:r>
+    </w:p>
+    <w:bookmarkEnd w:id="31"/>
+    <w:bookmarkStart w:id="32" w:name="Xbcf9f12e79107fa2c089aaf13fc6c4fb773f1c2"/>
+    <w:p>
+      <w:pPr>
+        <w:pStyle w:val="Heading3"/>
+      </w:pPr>
+      <w:r>
+        <w:t xml:space="preserve">3.2 Variables</w:t>
+      </w:r>
+    </w:p>
+    <w:p>
+      <w:pPr>
+        <w:pStyle w:val="FirstParagraph"/>
+      </w:pPr>
+      <w:r>
+        <w:rPr>
+          <w:bCs/>
+          <w:b/>
+        </w:rPr>
+        <w:t xml:space="preserve">Dependent variable.</w:t>
+      </w:r>
+      <w:r>
+        <w:t xml:space="preserve"> </w:t>
+      </w:r>
+      <w:r>
+        <w:t xml:space="preserve">Labour productivity is log annual sales per permanent worker, ln(LP) = ln(d2 / l1), winsorised at the 1st/99th percentiles within each survey wave and then</w:t>
+      </w:r>
+      <w:r>
+        <w:t xml:space="preserve"> </w:t>
+      </w:r>
+      <w:r>
+        <w:rPr>
+          <w:bCs/>
+          <w:b/>
+        </w:rPr>
+        <w:t xml:space="preserve">standardised within each economy-year cell</w:t>
+      </w:r>
+      <w:r>
+        <w:t xml:space="preserve"> </w:t>
+      </w:r>
+      <w:r>
+        <w:t xml:space="preserve">(lp_z, mean 0 / SD 1). Standardising within economy-year removes the nominal-currency and price-level differences that would otherwise contaminate cross-economy comparison of raw sales-per-worker, so the I–P slope is identified from within-cell variation; all models additionally carry two-way (economy and year) fixed effects.</w:t>
       </w:r>
     </w:p>
     <w:p>
@@ -1492,23 +616,17 @@
         <w:pStyle w:val="BodyText"/>
       </w:pPr>
       <w:r>
-        <w:t xml:space="preserve">Buchhave, H., Nguyen, C. V., Vu, C., Nguyen, G. T., &amp; Zumbyte, I. (2026).</w:t>
-      </w:r>
-      <w:r>
-        <w:t xml:space="preserve"> </w:t>
-      </w:r>
-      <w:r>
-        <w:rPr>
-          <w:iCs/>
-          <w:i/>
-        </w:rPr>
-        <w:t xml:space="preserve">Care for growth: Making industrial jobs work for women in Viet Nam</w:t>
-      </w:r>
-      <w:r>
-        <w:t xml:space="preserve"> </w:t>
-      </w:r>
-      <w:r>
-        <w:t xml:space="preserve">(Policy Summary Note). World Bank Group &amp; Australian Aid.</w:t>
+        <w:rPr>
+          <w:bCs/>
+          <w:b/>
+        </w:rPr>
+        <w:t xml:space="preserve">Foreign sales intensity (FSTS).</w:t>
+      </w:r>
+      <w:r>
+        <w:t xml:space="preserve"> </w:t>
+      </w:r>
+      <w:r>
+        <w:t xml:space="preserve">Defined as the share of sales from exports, both direct and indirect, (d3b + d3c) / 100, ranging from 0 to 1. We mean-centre FSTS at the sample mean for quadratic and interaction models (fsts_c); the quadratic term fsts_c² is computed from the centred value. The sample mean is 9.0%.</w:t>
       </w:r>
     </w:p>
     <w:p>
@@ -1516,20 +634,17 @@
         <w:pStyle w:val="BodyText"/>
       </w:pPr>
       <w:r>
-        <w:t xml:space="preserve">Bausch, A., &amp; Krist, M. (2007). The effect of context-related moderators on the internationalization-performance relationship: Evidence from meta-analysis.</w:t>
-      </w:r>
-      <w:r>
-        <w:t xml:space="preserve"> </w:t>
-      </w:r>
-      <w:r>
-        <w:rPr>
-          <w:iCs/>
-          <w:i/>
-        </w:rPr>
-        <w:t xml:space="preserve">Management International Review, 47</w:t>
-      </w:r>
-      <w:r>
-        <w:t xml:space="preserve">(3), 319–347. https://doi.org/10.1007/s11575-007-0019-z</w:t>
+        <w:rPr>
+          <w:bCs/>
+          <w:b/>
+        </w:rPr>
+        <w:t xml:space="preserve">Technological capability index (TCI_z).</w:t>
+      </w:r>
+      <w:r>
+        <w:t xml:space="preserve"> </w:t>
+      </w:r>
+      <w:r>
+        <w:t xml:space="preserve">A two-item composite of internationally recognised quality certification (b8: has ISO or other certification) and foreign-technology adoption (e6: uses foreign-licensed technology), standardised to mean 0, SD 1 within economy-year.</w:t>
       </w:r>
     </w:p>
     <w:p>
@@ -1537,20 +652,17 @@
         <w:pStyle w:val="BodyText"/>
       </w:pPr>
       <w:r>
-        <w:t xml:space="preserve">Chiao, Y.-C., Yang, K.-P., &amp; Yu, C.-M. J. (2006). Performance, internationalization, and firm-specific advantages of SMEs in a newly-industrialized economy.</w:t>
-      </w:r>
-      <w:r>
-        <w:t xml:space="preserve"> </w:t>
-      </w:r>
-      <w:r>
-        <w:rPr>
-          <w:iCs/>
-          <w:i/>
-        </w:rPr>
-        <w:t xml:space="preserve">Small Business Economics, 26</w:t>
-      </w:r>
-      <w:r>
-        <w:t xml:space="preserve">(5), 475–492. https://doi.org/10.1007/s11187-005-5599-z</w:t>
+        <w:rPr>
+          <w:bCs/>
+          <w:b/>
+        </w:rPr>
+        <w:t xml:space="preserve">Digital adoption index (DAI).</w:t>
+      </w:r>
+      <w:r>
+        <w:t xml:space="preserve"> </w:t>
+      </w:r>
+      <w:r>
+        <w:t xml:space="preserve">Website presence (c22b), a binary Tier-1 indicator of digital participation.</w:t>
       </w:r>
     </w:p>
     <w:p>
@@ -1558,20 +670,17 @@
         <w:pStyle w:val="BodyText"/>
       </w:pPr>
       <w:r>
-        <w:t xml:space="preserve">Cameron, A. C., Gelbach, J. B., &amp; Miller, D. L. (2008). Bootstrap-based improvements for inference with clustered errors.</w:t>
-      </w:r>
-      <w:r>
-        <w:t xml:space="preserve"> </w:t>
-      </w:r>
-      <w:r>
-        <w:rPr>
-          <w:iCs/>
-          <w:i/>
-        </w:rPr>
-        <w:t xml:space="preserve">The Review of Economics and Statistics, 90</w:t>
-      </w:r>
-      <w:r>
-        <w:t xml:space="preserve">(3), 414–427. https://doi.org/10.1162/rest.90.3.414</w:t>
+        <w:rPr>
+          <w:bCs/>
+          <w:b/>
+        </w:rPr>
+        <w:t xml:space="preserve">Manager characteristics.</w:t>
+      </w:r>
+      <w:r>
+        <w:t xml:space="preserve"> </w:t>
+      </w:r>
+      <w:r>
+        <w:t xml:space="preserve">Top manager experience in sector (b7, in years) and a binary indicator for female top manager (b7a / b6a).</w:t>
       </w:r>
     </w:p>
     <w:p>
@@ -1579,20 +688,17 @@
         <w:pStyle w:val="BodyText"/>
       </w:pPr>
       <w:r>
-        <w:t xml:space="preserve">Cho, H., Kim, C., &amp; Han, S. (2023). Business group affiliation and the internationalization–performance relationship: Evidence from Korean firms.</w:t>
-      </w:r>
-      <w:r>
-        <w:t xml:space="preserve"> </w:t>
-      </w:r>
-      <w:r>
-        <w:rPr>
-          <w:iCs/>
-          <w:i/>
-        </w:rPr>
-        <w:t xml:space="preserve">Journal of International Business Studies, 54</w:t>
-      </w:r>
-      <w:r>
-        <w:t xml:space="preserve">(3), 487–509.</w:t>
+        <w:rPr>
+          <w:bCs/>
+          <w:b/>
+        </w:rPr>
+        <w:t xml:space="preserve">Controls.</w:t>
+      </w:r>
+      <w:r>
+        <w:t xml:space="preserve"> </w:t>
+      </w:r>
+      <w:r>
+        <w:t xml:space="preserve">Female ownership share (b4 &gt; 0.5: majority female-owned, binary), foreign ownership percentage (b6a / 100), firm age (in years, current year − b5), and log permanent employees (ln l1_workers) as a size proxy.</w:t>
       </w:r>
     </w:p>
     <w:p>
@@ -1600,20 +706,35 @@
         <w:pStyle w:val="BodyText"/>
       </w:pPr>
       <w:r>
-        <w:t xml:space="preserve">Cohen, W. M., &amp; Levinthal, D. A. (1990). Absorptive capacity: A new perspective on learning and innovation.</w:t>
-      </w:r>
-      <w:r>
-        <w:t xml:space="preserve"> </w:t>
-      </w:r>
-      <w:r>
-        <w:rPr>
-          <w:iCs/>
-          <w:i/>
-        </w:rPr>
-        <w:t xml:space="preserve">Administrative Science Quarterly, 35</w:t>
-      </w:r>
-      <w:r>
-        <w:t xml:space="preserve">(1), 128–152. https://doi.org/10.2307/2393553</w:t>
+        <w:rPr>
+          <w:bCs/>
+          <w:b/>
+        </w:rPr>
+        <w:t xml:space="preserve">Institutional regime (ICRV group).</w:t>
+      </w:r>
+      <w:r>
+        <w:t xml:space="preserve"> </w:t>
+      </w:r>
+      <w:r>
+        <w:t xml:space="preserve">Integer 1–6 based on the ICRV classification; used as a continuous moderator in M8 (its main effect absorbed by economy fixed effects) and as the grouping variable for the within-regime turning-point analysis (Table 4).</w:t>
+      </w:r>
+    </w:p>
+    <w:bookmarkEnd w:id="32"/>
+    <w:bookmarkStart w:id="33" w:name="X88d3b635b18ee197bee6ec760e4576787847be1"/>
+    <w:p>
+      <w:pPr>
+        <w:pStyle w:val="Heading3"/>
+      </w:pPr>
+      <w:r>
+        <w:t xml:space="preserve">3.3 Estimation Strategy</w:t>
+      </w:r>
+    </w:p>
+    <w:p>
+      <w:pPr>
+        <w:pStyle w:val="FirstParagraph"/>
+      </w:pPr>
+      <w:r>
+        <w:t xml:space="preserve">We estimate a hierarchical sequence of eight models (Table 2). All models carry two-way (economy and year) fixed effects and cluster-robust standard errors by economy (CRV1). The ladder runs from the linear baseline (M1) and the quadratic anchor (M2), through demographic controls (M3) and the capability block (M4: TCI and DAI), to the capability-moderation (M5: FSTS×TCI; M6: FSTS×DAI), manager (M7), and institutional-regime moderation (M8: FSTS×ICRV) specifications.</w:t>
       </w:r>
     </w:p>
     <w:p>
@@ -1621,20 +742,7 @@
         <w:pStyle w:val="BodyText"/>
       </w:pPr>
       <w:r>
-        <w:t xml:space="preserve">Contractor, F. J., Kundu, S. K., &amp; Hsu, C.-C. (2003). A three-stage theory of international expansion: The link between multinationality and performance in the service sector.</w:t>
-      </w:r>
-      <w:r>
-        <w:t xml:space="preserve"> </w:t>
-      </w:r>
-      <w:r>
-        <w:rPr>
-          <w:iCs/>
-          <w:i/>
-        </w:rPr>
-        <w:t xml:space="preserve">Journal of International Business Studies, 34</w:t>
-      </w:r>
-      <w:r>
-        <w:t xml:space="preserve">(1), 5–18. https://doi.org/10.1057/palgrave.jibs.8400003</w:t>
+        <w:t xml:space="preserve">The inverted-U shape is formally confirmed using the Lind–Mehlum (2010) test, which requires: (a) β₁ &gt; 0, β₂ &lt; 0, and (b) the turning point lies strictly within the observed FSTS range, and (c) the slope at the extremes satisfies the directional prediction. We report the turning point as: TP = −β₁ / (2β₂) + mean(FSTS), where β₁ and β₂ are estimated on the mean-centred FSTS_c scale and the result is expressed as a proportion (0–1) of total sales.</w:t>
       </w:r>
     </w:p>
     <w:p>
@@ -1642,535 +750,37 @@
         <w:pStyle w:val="BodyText"/>
       </w:pPr>
       <w:r>
-        <w:t xml:space="preserve">Contractor, F. J., Kumar, V., &amp; Kundu, S. K. (2007). Nature of the relationship between international expansion and performance: The case of emerging market firms.</w:t>
-      </w:r>
-      <w:r>
-        <w:t xml:space="preserve"> </w:t>
-      </w:r>
-      <w:r>
-        <w:rPr>
-          <w:iCs/>
-          <w:i/>
-        </w:rPr>
-        <w:t xml:space="preserve">Journal of World Business, 42</w:t>
-      </w:r>
-      <w:r>
-        <w:t xml:space="preserve">(4), 401–417. https://doi.org/10.1016/j.jwb.2007.06.003</w:t>
-      </w:r>
-    </w:p>
-    <w:p>
-      <w:pPr>
-        <w:pStyle w:val="BodyText"/>
-      </w:pPr>
-      <w:r>
-        <w:t xml:space="preserve">Cuervo-Cazurra, A., Ciravegna, L., Melgarejo, M., &amp; Lopez, L. (2018). Home country uncertainty and the internationalization-performance relationship: Building an uncertainty management capability.</w:t>
-      </w:r>
-      <w:r>
-        <w:t xml:space="preserve"> </w:t>
-      </w:r>
-      <w:r>
-        <w:rPr>
-          <w:iCs/>
-          <w:i/>
-        </w:rPr>
-        <w:t xml:space="preserve">Journal of World Business, 53</w:t>
-      </w:r>
-      <w:r>
-        <w:t xml:space="preserve">(2), 209–221. https://doi.org/10.1016/j.jwb.2017.11.003</w:t>
-      </w:r>
-    </w:p>
-    <w:p>
-      <w:pPr>
-        <w:pStyle w:val="BodyText"/>
-      </w:pPr>
-      <w:r>
-        <w:t xml:space="preserve">Dawson, J. F. (2014). Moderation in management research: What, why, when, and how.</w:t>
-      </w:r>
-      <w:r>
-        <w:t xml:space="preserve"> </w:t>
-      </w:r>
-      <w:r>
-        <w:rPr>
-          <w:iCs/>
-          <w:i/>
-        </w:rPr>
-        <w:t xml:space="preserve">Journal of Business and Psychology, 29</w:t>
-      </w:r>
-      <w:r>
-        <w:t xml:space="preserve">(1), 1–19. https://doi.org/10.1007/s10869-013-9308-7</w:t>
-      </w:r>
-    </w:p>
-    <w:p>
-      <w:pPr>
-        <w:pStyle w:val="BodyText"/>
-      </w:pPr>
-      <w:r>
-        <w:t xml:space="preserve">Authors. (2024). Details omitted for double-blind review.</w:t>
-      </w:r>
-    </w:p>
-    <w:p>
-      <w:pPr>
-        <w:pStyle w:val="BodyText"/>
-      </w:pPr>
-      <w:r>
-        <w:t xml:space="preserve">Gomes, L., &amp; Ramaswamy, K. (1999). An empirical examination of the form of the relationship between multinationality and performance.</w:t>
-      </w:r>
-      <w:r>
-        <w:t xml:space="preserve"> </w:t>
-      </w:r>
-      <w:r>
-        <w:rPr>
-          <w:iCs/>
-          <w:i/>
-        </w:rPr>
-        <w:t xml:space="preserve">Journal of International Business Studies, 30</w:t>
-      </w:r>
-      <w:r>
-        <w:t xml:space="preserve">(1), 173–187. https://doi.org/10.1057/palgrave.jibs.8490065</w:t>
-      </w:r>
-    </w:p>
-    <w:p>
-      <w:pPr>
-        <w:pStyle w:val="BodyText"/>
-      </w:pPr>
-      <w:r>
-        <w:t xml:space="preserve">Haans, R. F. J., Pieters, C., &amp; He, Z.-L. (2016). Thinking about U: Theorizing and testing U- and inverted U-shaped relationships in strategy research.</w:t>
-      </w:r>
-      <w:r>
-        <w:t xml:space="preserve"> </w:t>
-      </w:r>
-      <w:r>
-        <w:rPr>
-          <w:iCs/>
-          <w:i/>
-        </w:rPr>
-        <w:t xml:space="preserve">Strategic Management Journal, 37</w:t>
-      </w:r>
-      <w:r>
-        <w:t xml:space="preserve">(7), 1177–1195. https://doi.org/10.1002/smj.2399</w:t>
-      </w:r>
-    </w:p>
-    <w:p>
-      <w:pPr>
-        <w:pStyle w:val="BodyText"/>
-      </w:pPr>
-      <w:r>
-        <w:t xml:space="preserve">Hambrick, D. C. (2007). Upper echelons theory: An update.</w:t>
-      </w:r>
-      <w:r>
-        <w:t xml:space="preserve"> </w:t>
-      </w:r>
-      <w:r>
-        <w:rPr>
-          <w:iCs/>
-          <w:i/>
-        </w:rPr>
-        <w:t xml:space="preserve">Academy of Management Review, 32</w:t>
-      </w:r>
-      <w:r>
-        <w:t xml:space="preserve">(2), 334–343. https://doi.org/10.5465/amr.2007.24345254</w:t>
-      </w:r>
-    </w:p>
-    <w:p>
-      <w:pPr>
-        <w:pStyle w:val="BodyText"/>
-      </w:pPr>
-      <w:r>
-        <w:t xml:space="preserve">Hambrick, D. C., &amp; Mason, P. A. (1984). Upper echelons: The organization as a reflection of its top managers.</w:t>
-      </w:r>
-      <w:r>
-        <w:t xml:space="preserve"> </w:t>
-      </w:r>
-      <w:r>
-        <w:rPr>
-          <w:iCs/>
-          <w:i/>
-        </w:rPr>
-        <w:t xml:space="preserve">Academy of Management Review, 9</w:t>
-      </w:r>
-      <w:r>
-        <w:t xml:space="preserve">(2), 193–206. https://doi.org/10.5465/amr.1984.4277628</w:t>
-      </w:r>
-    </w:p>
-    <w:p>
-      <w:pPr>
-        <w:pStyle w:val="BodyText"/>
-      </w:pPr>
-      <w:r>
-        <w:t xml:space="preserve">International Finance Corporation. (2022, December).</w:t>
-      </w:r>
-      <w:r>
-        <w:t xml:space="preserve"> </w:t>
-      </w:r>
-      <w:r>
-        <w:rPr>
-          <w:iCs/>
-          <w:i/>
-        </w:rPr>
-        <w:t xml:space="preserve">Mind the gaps: Women in leadership in Viet Nam’s banking sector</w:t>
-      </w:r>
-      <w:r>
-        <w:t xml:space="preserve">. IFC, World Bank Group.</w:t>
-      </w:r>
-    </w:p>
-    <w:p>
-      <w:pPr>
-        <w:pStyle w:val="BodyText"/>
-      </w:pPr>
-      <w:r>
-        <w:t xml:space="preserve">Johanson, J., &amp; Vahlne, J.-E. (1977). The internationalization process of the firm—A model of knowledge development and increasing foreign market commitments.</w:t>
-      </w:r>
-      <w:r>
-        <w:t xml:space="preserve"> </w:t>
-      </w:r>
-      <w:r>
-        <w:rPr>
-          <w:iCs/>
-          <w:i/>
-        </w:rPr>
-        <w:t xml:space="preserve">Journal of International Business Studies, 8</w:t>
-      </w:r>
-      <w:r>
-        <w:t xml:space="preserve">(1), 23–32. https://doi.org/10.1057/palgrave.jibs.8490676</w:t>
-      </w:r>
-    </w:p>
-    <w:p>
-      <w:pPr>
-        <w:pStyle w:val="BodyText"/>
-      </w:pPr>
-      <w:r>
-        <w:t xml:space="preserve">Johanson, J., &amp; Vahlne, J.-E. (2009). The Uppsala internationalization process model revisited: From liability of foreignness to liability of outsidership.</w:t>
-      </w:r>
-      <w:r>
-        <w:t xml:space="preserve"> </w:t>
-      </w:r>
-      <w:r>
-        <w:rPr>
-          <w:iCs/>
-          <w:i/>
-        </w:rPr>
-        <w:t xml:space="preserve">Journal of International Business Studies, 40</w:t>
-      </w:r>
-      <w:r>
-        <w:t xml:space="preserve">(9), 1411–1431. https://doi.org/10.1057/jibs.2009.24</w:t>
-      </w:r>
-    </w:p>
-    <w:p>
-      <w:pPr>
-        <w:pStyle w:val="BodyText"/>
-      </w:pPr>
-      <w:r>
-        <w:t xml:space="preserve">Kirca, A. H., Roth, K., Hult, G. T. M., &amp; Cavusgil, S. T. (2012). The role of context in the multinationality–performance relationship: A meta-analytic review.</w:t>
-      </w:r>
-      <w:r>
-        <w:t xml:space="preserve"> </w:t>
-      </w:r>
-      <w:r>
-        <w:rPr>
-          <w:iCs/>
-          <w:i/>
-        </w:rPr>
-        <w:t xml:space="preserve">Global Strategy Journal, 2</w:t>
-      </w:r>
-      <w:r>
-        <w:t xml:space="preserve">(2), 108–121. https://doi.org/10.1002/gsj.1028</w:t>
-      </w:r>
-    </w:p>
-    <w:p>
-      <w:pPr>
-        <w:pStyle w:val="BodyText"/>
-      </w:pPr>
-      <w:r>
-        <w:t xml:space="preserve">Lind, J. T., &amp; Mehlum, H. (2010). With or without U? The appropriate test for a U-shaped relationship.</w:t>
-      </w:r>
-      <w:r>
-        <w:t xml:space="preserve"> </w:t>
-      </w:r>
-      <w:r>
-        <w:rPr>
-          <w:iCs/>
-          <w:i/>
-        </w:rPr>
-        <w:t xml:space="preserve">Oxford Bulletin of Economics and Statistics, 72</w:t>
-      </w:r>
-      <w:r>
-        <w:t xml:space="preserve">(1), 109–118. https://doi.org/10.1111/j.1468-0084.2009.00569.x</w:t>
-      </w:r>
-    </w:p>
-    <w:p>
-      <w:pPr>
-        <w:pStyle w:val="BodyText"/>
-      </w:pPr>
-      <w:r>
-        <w:t xml:space="preserve">Lu, J. W., &amp; Beamish, P. W. (2004). International diversification and firm performance: The S-curve hypothesis.</w:t>
-      </w:r>
-      <w:r>
-        <w:t xml:space="preserve"> </w:t>
-      </w:r>
-      <w:r>
-        <w:rPr>
-          <w:iCs/>
-          <w:i/>
-        </w:rPr>
-        <w:t xml:space="preserve">Academy of Management Journal, 47</w:t>
-      </w:r>
-      <w:r>
-        <w:t xml:space="preserve">(4), 598–609. https://doi.org/10.2307/20159604</w:t>
-      </w:r>
-    </w:p>
-    <w:p>
-      <w:pPr>
-        <w:pStyle w:val="BodyText"/>
-      </w:pPr>
-      <w:r>
-        <w:t xml:space="preserve">Marano, V., Tashman, P., &amp; Kostova, T. (2016). Escaping the iron cage: Liabilities of origin and CSR reporting of emerging market multinational enterprises.</w:t>
-      </w:r>
-      <w:r>
-        <w:t xml:space="preserve"> </w:t>
-      </w:r>
-      <w:r>
-        <w:rPr>
-          <w:iCs/>
-          <w:i/>
-        </w:rPr>
-        <w:t xml:space="preserve">Journal of International Business Studies, 47</w:t>
-      </w:r>
-      <w:r>
-        <w:t xml:space="preserve">(3), 386–408. https://doi.org/10.1057/jibs.2016.7</w:t>
-      </w:r>
-    </w:p>
-    <w:p>
-      <w:pPr>
-        <w:pStyle w:val="BodyText"/>
-      </w:pPr>
-      <w:r>
-        <w:t xml:space="preserve">Mondal, A., Gupta, S., &amp; Ray, S. (2022). Family ownership, governance, and internationalization: Evidence from India.</w:t>
-      </w:r>
-      <w:r>
-        <w:t xml:space="preserve"> </w:t>
-      </w:r>
-      <w:r>
-        <w:rPr>
-          <w:iCs/>
-          <w:i/>
-        </w:rPr>
-        <w:t xml:space="preserve">Journal of Business Research, 138</w:t>
-      </w:r>
-      <w:r>
-        <w:t xml:space="preserve">, 423–434.</w:t>
-      </w:r>
-    </w:p>
-    <w:p>
-      <w:pPr>
-        <w:pStyle w:val="BodyText"/>
-      </w:pPr>
-      <w:r>
-        <w:t xml:space="preserve">North, D. C. (1990).</w:t>
-      </w:r>
-      <w:r>
-        <w:t xml:space="preserve"> </w:t>
-      </w:r>
-      <w:r>
-        <w:rPr>
-          <w:iCs/>
-          <w:i/>
-        </w:rPr>
-        <w:t xml:space="preserve">Institutions, institutional change and economic performance</w:t>
-      </w:r>
-      <w:r>
-        <w:t xml:space="preserve">. Cambridge University Press.</w:t>
-      </w:r>
-    </w:p>
-    <w:p>
-      <w:pPr>
-        <w:pStyle w:val="BodyText"/>
-      </w:pPr>
-      <w:r>
-        <w:t xml:space="preserve">Pangarkar, N. (2008). Internationalization and performance of small- and medium-sized enterprises.</w:t>
-      </w:r>
-      <w:r>
-        <w:t xml:space="preserve"> </w:t>
-      </w:r>
-      <w:r>
-        <w:rPr>
-          <w:iCs/>
-          <w:i/>
-        </w:rPr>
-        <w:t xml:space="preserve">Journal of World Business, 43</w:t>
-      </w:r>
-      <w:r>
-        <w:t xml:space="preserve">(4), 475–485. https://doi.org/10.1016/j.jwb.2007.11.009</w:t>
-      </w:r>
-    </w:p>
-    <w:p>
-      <w:pPr>
-        <w:pStyle w:val="BodyText"/>
-      </w:pPr>
-      <w:r>
-        <w:t xml:space="preserve">Richard, O. C., Kirby, S. L., &amp; Chadwick, K. (2019). The impact of racial and gender diversity in management on firm performance: An assessment of different conceptual and measurement approaches.</w:t>
-      </w:r>
-      <w:r>
-        <w:t xml:space="preserve"> </w:t>
-      </w:r>
-      <w:r>
-        <w:rPr>
-          <w:iCs/>
-          <w:i/>
-        </w:rPr>
-        <w:t xml:space="preserve">Journal of Applied Social Psychology, 39</w:t>
-      </w:r>
-      <w:r>
-        <w:t xml:space="preserve">(7), 1571–1599.</w:t>
-      </w:r>
-    </w:p>
-    <w:p>
-      <w:pPr>
-        <w:pStyle w:val="BodyText"/>
-      </w:pPr>
-      <w:r>
-        <w:t xml:space="preserve">Scott, W. R. (2008).</w:t>
-      </w:r>
-      <w:r>
-        <w:t xml:space="preserve"> </w:t>
-      </w:r>
-      <w:r>
-        <w:rPr>
-          <w:iCs/>
-          <w:i/>
-        </w:rPr>
-        <w:t xml:space="preserve">Institutions and organizations: Ideas and interests</w:t>
-      </w:r>
-      <w:r>
-        <w:t xml:space="preserve"> </w:t>
-      </w:r>
-      <w:r>
-        <w:t xml:space="preserve">(3rd ed.). Sage.</w:t>
-      </w:r>
-    </w:p>
-    <w:p>
-      <w:pPr>
-        <w:pStyle w:val="BodyText"/>
-      </w:pPr>
-      <w:r>
-        <w:t xml:space="preserve">Stallkamp, M., &amp; Schotter, A. P. J. (2021). Platforms without borders? The international strategies of digital platform firms.</w:t>
-      </w:r>
-      <w:r>
-        <w:t xml:space="preserve"> </w:t>
-      </w:r>
-      <w:r>
-        <w:rPr>
-          <w:iCs/>
-          <w:i/>
-        </w:rPr>
-        <w:t xml:space="preserve">Global Strategy Journal, 11</w:t>
-      </w:r>
-      <w:r>
-        <w:t xml:space="preserve">(1), 58–80. https://doi.org/10.1002/gsj.1336</w:t>
-      </w:r>
-    </w:p>
-    <w:p>
-      <w:pPr>
-        <w:pStyle w:val="BodyText"/>
-      </w:pPr>
-      <w:r>
-        <w:t xml:space="preserve">UNCTAD. (2023).</w:t>
-      </w:r>
-      <w:r>
-        <w:t xml:space="preserve"> </w:t>
-      </w:r>
-      <w:r>
-        <w:rPr>
-          <w:iCs/>
-          <w:i/>
-        </w:rPr>
-        <w:t xml:space="preserve">World investment report 2023: Investing in sustainable energy for all</w:t>
-      </w:r>
-      <w:r>
-        <w:t xml:space="preserve">. United Nations.</w:t>
-      </w:r>
-    </w:p>
-    <w:p>
-      <w:pPr>
-        <w:pStyle w:val="BodyText"/>
-      </w:pPr>
-      <w:r>
-        <w:t xml:space="preserve">Verhoef, P. C., Broekhuizen, T., Bart, Y., Bhattacharya, A., Dong, J. Q., Fabian, N., &amp; Haenlein, M. (2021). Digital transformation: A multidisciplinary reflection and research agenda.</w:t>
-      </w:r>
-      <w:r>
-        <w:t xml:space="preserve"> </w:t>
-      </w:r>
-      <w:r>
-        <w:rPr>
-          <w:iCs/>
-          <w:i/>
-        </w:rPr>
-        <w:t xml:space="preserve">Journal of Business Research, 122</w:t>
-      </w:r>
-      <w:r>
-        <w:t xml:space="preserve">, 889–901. https://doi.org/10.1016/j.jbusres.2019.09.022</w:t>
-      </w:r>
-    </w:p>
-    <w:p>
-      <w:pPr>
-        <w:pStyle w:val="BodyText"/>
-      </w:pPr>
-      <w:r>
-        <w:t xml:space="preserve">Wernerfelt, B. (1984). A resource-based view of the firm.</w:t>
-      </w:r>
-      <w:r>
-        <w:t xml:space="preserve"> </w:t>
-      </w:r>
-      <w:r>
-        <w:rPr>
-          <w:iCs/>
-          <w:i/>
-        </w:rPr>
-        <w:t xml:space="preserve">Strategic Management Journal, 5</w:t>
-      </w:r>
-      <w:r>
-        <w:t xml:space="preserve">(2), 171–180. https://doi.org/10.1002/smj.4250050207</w:t>
-      </w:r>
-    </w:p>
-    <w:p>
-      <w:pPr>
-        <w:pStyle w:val="BodyText"/>
-      </w:pPr>
-      <w:r>
-        <w:t xml:space="preserve">World Bank. (2025).</w:t>
-      </w:r>
-      <w:r>
-        <w:t xml:space="preserve"> </w:t>
-      </w:r>
-      <w:r>
-        <w:rPr>
-          <w:iCs/>
-          <w:i/>
-        </w:rPr>
-        <w:t xml:space="preserve">Enterprise surveys</w:t>
-      </w:r>
-      <w:r>
-        <w:t xml:space="preserve">. https://www.enterprisesurveys.org</w:t>
-      </w:r>
-    </w:p>
-    <w:p>
-      <w:pPr>
-        <w:pStyle w:val="BodyText"/>
-      </w:pPr>
-      <w:r>
-        <w:t xml:space="preserve">World Bank. (2026, April).</w:t>
-      </w:r>
-      <w:r>
-        <w:t xml:space="preserve"> </w:t>
-      </w:r>
-      <w:r>
-        <w:rPr>
-          <w:iCs/>
-          <w:i/>
-        </w:rPr>
-        <w:t xml:space="preserve">Viet Nam macro monitoring: April 2026</w:t>
-      </w:r>
-      <w:r>
-        <w:t xml:space="preserve">. World Bank Group, Fiscal Policy and Growth Viet Nam Team.</w:t>
+        <w:t xml:space="preserve">For moderation tests (M5–M8), we include interaction terms FSTS×moderator and FSTS²×moderator and report the individual coefficient p-values, following standard practice for specifying and interpreting interaction effects in regression (Aiken &amp; West, 1991; Dawson, 2014).</w:t>
+      </w:r>
+    </w:p>
+    <w:bookmarkEnd w:id="33"/>
+    <w:bookmarkStart w:id="34" w:name="X7306ee6cc650c2a8c74023d786fd3b6ffa0ad4b"/>
+    <w:p>
+      <w:pPr>
+        <w:pStyle w:val="Heading3"/>
+      </w:pPr>
+      <w:r>
+        <w:t xml:space="preserve">3.4 Sample Sizes</w:t>
+      </w:r>
+    </w:p>
+    <w:p>
+      <w:pPr>
+        <w:pStyle w:val="FirstParagraph"/>
+      </w:pPr>
+      <w:r>
+        <w:t xml:space="preserve">The analytic frame is 88,869 firms across 50 economies. The quadratic anchor (M2: outcome + FSTS non-missing) is N = 81,022. Adding the capability block (M4: TCI and DAI) gives N = 79,080; demographic controls (M3) N = 78,970; the manager models (M7) drop to N = 75,029 because manager experience and gender are missing in some waves. The modest attrition across the ladder reflects item missingness in the moderator and manager variables, which is more prevalent in smaller economies and early WBES waves. All N's are reproducible via</w:t>
+      </w:r>
+      <w:r>
+        <w:t xml:space="preserve"> </w:t>
+      </w:r>
+      <w:r>
+        <w:rPr>
+          <w:rStyle w:val="VerbatimChar"/>
+        </w:rPr>
+        <w:t xml:space="preserve">scripts/p7_full_ladder.py</w:t>
+      </w:r>
+      <w:r>
+        <w:t xml:space="preserve">.</w:t>
       </w:r>
     </w:p>
     <w:p>
@@ -2180,8 +790,1785 @@
         </w:pict>
       </w:r>
     </w:p>
+    <w:bookmarkEnd w:id="34"/>
+    <w:bookmarkEnd w:id="35"/>
+    <w:bookmarkStart w:id="44" w:name="X121719332867ee227f0a04b486098cee978c6e6"/>
+    <w:p>
+      <w:pPr>
+        <w:pStyle w:val="Heading2"/>
+      </w:pPr>
+      <w:r>
+        <w:t xml:space="preserve">4. Results</w:t>
+      </w:r>
+    </w:p>
+    <w:bookmarkStart w:id="36" w:name="X1a3b7383b8b125b3d271986dbdfbc78bb7f954a"/>
+    <w:p>
+      <w:pPr>
+        <w:pStyle w:val="Heading3"/>
+      </w:pPr>
+      <w:r>
+        <w:t xml:space="preserve">4.1 Descriptive Statistics and Correlations</w:t>
+      </w:r>
+    </w:p>
+    <w:p>
+      <w:pPr>
+        <w:pStyle w:val="FirstParagraph"/>
+      </w:pPr>
+      <w:r>
+        <w:t xml:space="preserve">The full analytic sample spans 50 economies and 103 country-year waves. The mean FSTS across firms is approximately 9% (median ≈ 0), reflecting the fact that most WBES firms are domestically oriented; exporters (FSTS &gt; 0) represent roughly one in five firms. Because the dependent variable is standardised within each economy-year cell, productivity is directly comparable within the estimation regardless of national currency or price level. Pairwise correlations among focal variables are modest, and variance inflation factors in the full model are below 3.5, ruling out multicollinearity concerns.</w:t>
+      </w:r>
+    </w:p>
+    <w:bookmarkEnd w:id="36"/>
+    <w:bookmarkStart w:id="37" w:name="Xdbf83b4a83d0a9c63e43fc4d25cefed1772f7cd"/>
+    <w:p>
+      <w:pPr>
+        <w:pStyle w:val="Heading3"/>
+      </w:pPr>
+      <w:r>
+        <w:t xml:space="preserve">4.2 Main Effect: Inverted-U (H1)</w:t>
+      </w:r>
+    </w:p>
+    <w:p>
+      <w:pPr>
+        <w:pStyle w:val="FirstParagraph"/>
+      </w:pPr>
+      <w:r>
+        <w:rPr>
+          <w:iCs/>
+          <w:i/>
+        </w:rPr>
+        <w:t xml:space="preserve">Table 2, Models M1–M4.</w:t>
+      </w:r>
+    </w:p>
+    <w:p>
+      <w:pPr>
+        <w:pStyle w:val="BodyText"/>
+      </w:pPr>
+      <w:r>
+        <w:t xml:space="preserve">The linear baseline (M1) yields a positive but small FSTS slope (β = +0.219, p = .002). Adding the quadratic term (M2, N=81,022) yields β₁ = +1.188 (p &lt; .001) and β₂ = −1.398 (p &lt; .001), consistent with an inverted-U. Following Haans, Pieters, and He (2016), the formal conditions for a genuine inverted-U are satisfied: (C1) β₁ &gt; 0 (p &lt; .001), a positive ascending limb; (C2) β₂ &lt; 0 (p &lt; .001), concavity; (C3) the turning point TP ≈ 51.5% lies within the observed FSTS range; and (C4) the marginal effect is positive at the lower boundary and negative at the upper boundary, with opposite signs confirmed by the Lind–Mehlum (2010) test (joint p &lt; .001). The turning point tightens as capability is controlled: adding demographic controls (M3) gives TP = 43.8%, and adding technological capability and digital adoption (M4, N=79,080) gives TP = 43.6%, the headline estimate, matching the dissertation's canonical value. The stability of the turning point in the low-to-mid-40% range once capability is held constant indicates that the inverted-U is not an artefact of capability-based selection into exporting.</w:t>
+      </w:r>
+    </w:p>
+    <w:p>
+      <w:pPr>
+        <w:pStyle w:val="BodyText"/>
+      </w:pPr>
+      <w:r>
+        <w:rPr>
+          <w:bCs/>
+          <w:b/>
+        </w:rPr>
+        <w:t xml:space="preserve">H1 is supported.</w:t>
+      </w:r>
+      <w:r>
+        <w:t xml:space="preserve"> </w:t>
+      </w:r>
+      <w:r>
+        <w:t xml:space="preserve">The I–P relationship is robustly inverted-U in the pooled sample of 50 Asian and Pacific economies, with a capability-adjusted turning point of 43.6% foreign sales intensity (51.5% in the unconditioned quadratic).</w:t>
+      </w:r>
+    </w:p>
+    <w:bookmarkEnd w:id="37"/>
+    <w:bookmarkStart w:id="38" w:name="X9595a9bb339e08d65399a059096afa9ae72a457"/>
+    <w:p>
+      <w:pPr>
+        <w:pStyle w:val="Heading3"/>
+      </w:pPr>
+      <w:r>
+        <w:t xml:space="preserve">4.3 Technological Capability Moderation (H2)</w:t>
+      </w:r>
+    </w:p>
+    <w:p>
+      <w:pPr>
+        <w:pStyle w:val="FirstParagraph"/>
+      </w:pPr>
+      <w:r>
+        <w:rPr>
+          <w:iCs/>
+          <w:i/>
+        </w:rPr>
+        <w:t xml:space="preserve">Table 2/3, Models M4–M5.</w:t>
+      </w:r>
+    </w:p>
+    <w:p>
+      <w:pPr>
+        <w:pStyle w:val="BodyText"/>
+      </w:pPr>
+      <w:r>
+        <w:t xml:space="preserve">Technological capability enters with a positive and highly significant level effect (M4: TCI = +0.108, p &lt; .001): higher-capability firms are more productive at every level of internationalization. The interaction model M5 adds FSTS×TCI and FSTS²×TCI; neither is significant (FSTS×TCI = +0.068, FSTS²×TCI = −0.119, both p &gt; .10), and the turning point is essentially unchanged (TP = 44.0%). Capability raises the floor; it does not bend the curve.</w:t>
+      </w:r>
+    </w:p>
+    <w:p>
+      <w:pPr>
+        <w:pStyle w:val="BodyText"/>
+      </w:pPr>
+      <w:r>
+        <w:rPr>
+          <w:bCs/>
+          <w:b/>
+        </w:rPr>
+        <w:t xml:space="preserve">H2 is partially supported (level effect confirmed; curvature effects NS).</w:t>
+      </w:r>
+      <w:r>
+        <w:t xml:space="preserve"> </w:t>
+      </w:r>
+      <w:r>
+        <w:t xml:space="preserve">TCI is a foundational level-shifter across the 50-economy pool. The curve-moderation found in single-country studies (P3 Vietnam, P5 China) does not survive aggregation across the institutionally diverse pool, consistent with capability's curve-shaping role being institution-contingent rather than universal.</w:t>
+      </w:r>
+    </w:p>
+    <w:bookmarkEnd w:id="38"/>
+    <w:bookmarkStart w:id="39" w:name="X151158cb9bb4ce58412a9381bb2aaa4f708d4d3"/>
+    <w:p>
+      <w:pPr>
+        <w:pStyle w:val="Heading3"/>
+      </w:pPr>
+      <w:r>
+        <w:t xml:space="preserve">4.4 Digital Adoption Moderation (H3)</w:t>
+      </w:r>
+    </w:p>
+    <w:p>
+      <w:pPr>
+        <w:pStyle w:val="FirstParagraph"/>
+      </w:pPr>
+      <w:r>
+        <w:rPr>
+          <w:iCs/>
+          <w:i/>
+        </w:rPr>
+        <w:t xml:space="preserve">Table 2/3, Models M4 and M6.</w:t>
+      </w:r>
+    </w:p>
+    <w:p>
+      <w:pPr>
+        <w:pStyle w:val="BodyText"/>
+      </w:pPr>
+      <w:r>
+        <w:t xml:space="preserve">Digital adoption carries the largest capability level effect in the model (M4: DAI = +0.219, p &lt; .001): a substantial productivity premium for firms with a web presence. The interaction model M6 adds FSTS×DAI and FSTS²×DAI to test whether digital adoption reshapes the curve; on this canonical specification, neither interaction is significant (FSTS×DAI = −0.270, FSTS²×DAI = +0.252, both p &gt; .10), and the turning point is essentially unchanged (TP = 47.1%). The curve-reshaping role attributed to DAI in an earlier draft does not survive re-estimation on the within-economy-year-standardised, two-way-fixed-effects specification: DAI behaves as a level-shifter, not a curve-reshaper, in the pooled sample.</w:t>
+      </w:r>
+    </w:p>
+    <w:p>
+      <w:pPr>
+        <w:pStyle w:val="BodyText"/>
+      </w:pPr>
+      <w:r>
+        <w:rPr>
+          <w:bCs/>
+          <w:b/>
+        </w:rPr>
+        <w:t xml:space="preserve">H3 is partially supported (level effect confirmed; curvature effects NS).</w:t>
+      </w:r>
+      <w:r>
+        <w:t xml:space="preserve"> </w:t>
+      </w:r>
+      <w:r>
+        <w:t xml:space="preserve">Digital adoption raises firm performance substantially but does not significantly reshape the pooled I–P curve. The "digital shield" effect (DAI attenuating the descending limb) documented in the single-country Singapore study (P4) is not detectable once aggregated across the 50-economy pool, again consistent with the curve-shaping role of digital capability being institution-contingent rather than universal.</w:t>
+      </w:r>
+    </w:p>
+    <w:bookmarkEnd w:id="39"/>
+    <w:bookmarkStart w:id="40" w:name="X8c2848f12d916aaecc7d070f2d4e848d015e61e"/>
+    <w:p>
+      <w:pPr>
+        <w:pStyle w:val="Heading3"/>
+      </w:pPr>
+      <w:r>
+        <w:t xml:space="preserve">4.5 Managerial Characteristics (H4)</w:t>
+      </w:r>
+    </w:p>
+    <w:p>
+      <w:pPr>
+        <w:pStyle w:val="FirstParagraph"/>
+      </w:pPr>
+      <w:r>
+        <w:rPr>
+          <w:iCs/>
+          <w:i/>
+        </w:rPr>
+        <w:t xml:space="preserve">Table 2/3, Model M7.</w:t>
+      </w:r>
+    </w:p>
+    <w:p>
+      <w:pPr>
+        <w:pStyle w:val="BodyText"/>
+      </w:pPr>
+      <w:r>
+        <w:t xml:space="preserve">Adding manager characteristics (M7, N=75,029), manager sectoral experience is not significant (β = +0.002, p &gt; .10), while the female-top-manager coefficient is negative and highly significant (β = −0.104, p &lt; .001). The inverted-U is unaffected (TP = 44.0%). The negative female-management coefficient is consistent with the rest of the dissertation (the single-country Japan study, P10, and the thesis Chapter 4 likewise estimate a negative female-top-manager coefficient) and is most plausibly read as compositional selection of female-led establishments into smaller, lower-margin niches in economies where female senior leadership remains rare (International Finance Corporation, 2022; Buchhave et al., 2026), rather than as a leadership effect. It should not be interpreted causally.</w:t>
+      </w:r>
+    </w:p>
+    <w:p>
+      <w:pPr>
+        <w:pStyle w:val="BodyText"/>
+      </w:pPr>
+      <w:r>
+        <w:rPr>
+          <w:bCs/>
+          <w:b/>
+        </w:rPr>
+        <w:t xml:space="preserve">H4 is not supported as hypothesised.</w:t>
+      </w:r>
+      <w:r>
+        <w:t xml:space="preserve"> </w:t>
+      </w:r>
+      <w:r>
+        <w:t xml:space="preserve">Manager experience carries no significant level effect, and the female-management coefficient is negative rather than the hypothesised positive. We treat the female-management coefficient as a descriptive regularity requiring within-economy, selection-aware analysis, not as evidence on the causal effect of female leadership.</w:t>
+      </w:r>
+    </w:p>
+    <w:bookmarkEnd w:id="40"/>
+    <w:bookmarkStart w:id="41" w:name="Xa3f0408b049fb96786efb222e5b901022bb2da2"/>
+    <w:p>
+      <w:pPr>
+        <w:pStyle w:val="Heading3"/>
+      </w:pPr>
+      <w:r>
+        <w:t xml:space="preserve">4.6 Institutional Regime Moderation (H5)</w:t>
+      </w:r>
+    </w:p>
+    <w:p>
+      <w:pPr>
+        <w:pStyle w:val="FirstParagraph"/>
+      </w:pPr>
+      <w:r>
+        <w:rPr>
+          <w:iCs/>
+          <w:i/>
+        </w:rPr>
+        <w:t xml:space="preserve">Table 2/3, Model M8, and the per-ICRV turning-point table.</w:t>
+      </w:r>
+    </w:p>
+    <w:p>
+      <w:pPr>
+        <w:pStyle w:val="BodyText"/>
+      </w:pPr>
+      <w:r>
+        <w:t xml:space="preserve">Because ICRV regime is time-invariant within an economy, its main effect is absorbed by the economy fixed effects; only the interaction terms are identified. In the pooled model M8, neither FSTS×ICRV (β = −0.086) nor FSTS²×ICRV (β = −0.013) is significant (both p &gt; .10): the institutional gradient does not manifest as a single linear shift of the pooled curve. Instead, the institutional structure of the relationship emerges when the turning point is estimated</w:t>
+      </w:r>
+      <w:r>
+        <w:t xml:space="preserve"> </w:t>
+      </w:r>
+      <w:r>
+        <w:rPr>
+          <w:bCs/>
+          <w:b/>
+        </w:rPr>
+        <w:t xml:space="preserve">within</w:t>
+      </w:r>
+      <w:r>
+        <w:t xml:space="preserve"> </w:t>
+      </w:r>
+      <w:r>
+        <w:t xml:space="preserve">each ICRV group (capability-adjusted M4 form within group):</w:t>
+      </w:r>
+    </w:p>
+    <w:p>
+      <w:pPr>
+        <w:numPr>
+          <w:ilvl w:val="0"/>
+          <w:numId w:val="1002"/>
+        </w:numPr>
+        <w:pStyle w:val="Compact"/>
+      </w:pPr>
+      <w:r>
+        <w:rPr>
+          <w:bCs/>
+          <w:b/>
+        </w:rPr>
+        <w:t xml:space="preserve">Lower-middle transition (Group IV, N=42,094): TP ≈ 43%</w:t>
+      </w:r>
+      <w:r>
+        <w:t xml:space="preserve">, a sharp, reliably located inverted-U (β₂ &lt; 0, p &lt; .001). This is the regime that anchors the pooled estimate.</w:t>
+      </w:r>
+    </w:p>
+    <w:p>
+      <w:pPr>
+        <w:numPr>
+          <w:ilvl w:val="0"/>
+          <w:numId w:val="1002"/>
+        </w:numPr>
+        <w:pStyle w:val="Compact"/>
+      </w:pPr>
+      <w:r>
+        <w:rPr>
+          <w:bCs/>
+          <w:b/>
+        </w:rPr>
+        <w:t xml:space="preserve">Strongest-institution regime (Group I Advanced innovation, incl. Japan): TP ≈ 80%</w:t>
+      </w:r>
+      <w:r>
+        <w:t xml:space="preserve">: the turning point lies near or beyond the observable range, so within the data the relationship is effectively near-linear and positive.</w:t>
+      </w:r>
+    </w:p>
+    <w:p>
+      <w:pPr>
+        <w:numPr>
+          <w:ilvl w:val="0"/>
+          <w:numId w:val="1002"/>
+        </w:numPr>
+        <w:pStyle w:val="Compact"/>
+      </w:pPr>
+      <w:r>
+        <w:rPr>
+          <w:bCs/>
+          <w:b/>
+        </w:rPr>
+        <w:t xml:space="preserve">Weakest regimes (Group V Emerging: TP ≈ 37%; Group VI Pacific SIDS): the inverted-U dissolves</w:t>
+      </w:r>
+      <w:r>
+        <w:t xml:space="preserve">; in the SIDS group the quadratic flips sign (no interior maximum), consistent with the Forced Internationalization Penalty documented in the companion SIDS study (P8).</w:t>
+      </w:r>
+    </w:p>
+    <w:p>
+      <w:pPr>
+        <w:pStyle w:val="FirstParagraph"/>
+      </w:pPr>
+      <w:r>
+        <w:rPr>
+          <w:bCs/>
+          <w:b/>
+        </w:rPr>
+        <w:t xml:space="preserve">H5 is supported, but as existence-moderation rather than location-moderation.</w:t>
+      </w:r>
+      <w:r>
+        <w:t xml:space="preserve"> </w:t>
+      </w:r>
+      <w:r>
+        <w:t xml:space="preserve">Institutional regime does not merely shift where a universal inverted-U peaks; it governs whether the inverted-U is sharp (transition regimes), straightened (strongest regimes), or absent (weakest regimes): a three-zone structure.</w:t>
+      </w:r>
+    </w:p>
+    <w:bookmarkEnd w:id="41"/>
+    <w:bookmarkStart w:id="42" w:name="X4660d5a54a4ef3782810124f5d081790225d7d9"/>
+    <w:p>
+      <w:pPr>
+        <w:pStyle w:val="Heading3"/>
+      </w:pPr>
+      <w:r>
+        <w:t xml:space="preserve">4.7 Synthesis: A Three-Zone, Institution-Contingent Curve</w:t>
+      </w:r>
+    </w:p>
+    <w:p>
+      <w:pPr>
+        <w:pStyle w:val="FirstParagraph"/>
+      </w:pPr>
+      <w:r>
+        <w:t xml:space="preserve">Taken together, the moderation results relocate the explanatory weight from capability to institutions. Capability (TCI, DAI) and managers shift the</w:t>
+      </w:r>
+      <w:r>
+        <w:t xml:space="preserve"> </w:t>
+      </w:r>
+      <w:r>
+        <w:rPr>
+          <w:bCs/>
+          <w:b/>
+        </w:rPr>
+        <w:t xml:space="preserve">level</w:t>
+      </w:r>
+      <w:r>
+        <w:t xml:space="preserve"> </w:t>
+      </w:r>
+      <w:r>
+        <w:t xml:space="preserve">of productivity but do not significantly reshape the pooled curve. What reshapes the curve is institutional regime, and it does so not as a smooth gradient but as three discrete zones. In the middle of the institutional gradient (lower-middle transition), the inverted-U is sharp and reliably located near a 43% turning point; at the top (strongest institutions, including Japan), the descending limb is pushed beyond the observable range and the relationship is effectively near-linear; at the bottom (emerging and Pacific SIDS), the inverted-U dissolves and, in the SIDS group, reverses. This three-zone reading reconciles the apparently divergent single-country results in the dissertation (Vietnam and India in the transition zone show sharp inverted-U; Singapore and Japan at the top show near-linearity; the SIDS group shows the Forced Internationalization Penalty) within one harmonised, 50-economy estimation.</w:t>
+      </w:r>
+    </w:p>
+    <w:bookmarkEnd w:id="42"/>
+    <w:bookmarkStart w:id="43" w:name="X2af0d68f10debd1ea837b0bca15c0e87c623ec4"/>
+    <w:p>
+      <w:pPr>
+        <w:pStyle w:val="Heading3"/>
+      </w:pPr>
+      <w:r>
+        <w:t xml:space="preserve">4.8 Robustness</w:t>
+      </w:r>
+    </w:p>
+    <w:p>
+      <w:pPr>
+        <w:pStyle w:val="FirstParagraph"/>
+      </w:pPr>
+      <w:r>
+        <w:t xml:space="preserve">Four supplementary checks bound the inference.</w:t>
+      </w:r>
+      <w:r>
+        <w:t xml:space="preserve"> </w:t>
+      </w:r>
+      <w:r>
+        <w:rPr>
+          <w:iCs/>
+          <w:i/>
+        </w:rPr>
+        <w:t xml:space="preserve">(i) Few-cluster inference.</w:t>
+      </w:r>
+      <w:r>
+        <w:t xml:space="preserve"> </w:t>
+      </w:r>
+      <w:r>
+        <w:t xml:space="preserve">Because the per-ICRV-group turning points rest on only 6–16 economies, cluster-robust (CRV1) standard errors can over-reject. A restricted wild-cluster bootstrap (Cameron, Gelbach, &amp; Miller, 2008; Rademacher weights, B = 9,999, clustered by economy) inflates the per-group curvature p-values: the sharp transition-regime inverted-U (Group IV, β₂ = −1.012) moves from p = 0.001 (CRV1) to p ≈ 0.10, while the emerging and SIDS groups remain non-significant. Formal non-linearity inference is therefore anchored at the pooled level (M2, 49 clusters, β₂ = −1.399, p &lt; .001) and triangulated with the companion meta-analysis, with the per-ICRV turning points read as a descriptive gradient rather than independently powered tests.</w:t>
+      </w:r>
+      <w:r>
+        <w:t xml:space="preserve"> </w:t>
+      </w:r>
+      <w:r>
+        <w:rPr>
+          <w:iCs/>
+          <w:i/>
+        </w:rPr>
+        <w:t xml:space="preserve">(ii) Multiple testing.</w:t>
+      </w:r>
+      <w:r>
+        <w:t xml:space="preserve"> </w:t>
+      </w:r>
+      <w:r>
+        <w:t xml:space="preserve">Holm and Bonferroni corrections applied to the four-term capability-interaction family (FSTS×TCI, FSTS²×TCI, FSTS×DAI, FSTS²×DAI) leave every term non-significant, so the capability-as-level-shifter conclusion is not a false negative produced by uncorrected testing.</w:t>
+      </w:r>
+      <w:r>
+        <w:t xml:space="preserve"> </w:t>
+      </w:r>
+      <w:r>
+        <w:rPr>
+          <w:iCs/>
+          <w:i/>
+        </w:rPr>
+        <w:t xml:space="preserve">(iii) Measurement invariance.</w:t>
+      </w:r>
+      <w:r>
+        <w:t xml:space="preserve"> </w:t>
+      </w:r>
+      <w:r>
+        <w:t xml:space="preserve">The Tier-1 DAI (website) and TCI component items are populated for ~99% of firms in all three WBES schema generations; the DAI mean rises monotonically (0.30 → 0.46 → 0.53), indicating genuine diffusion rather than a schema discontinuity, so cross-wave comparisons rest on item-comparable measures.</w:t>
+      </w:r>
+      <w:r>
+        <w:t xml:space="preserve"> </w:t>
+      </w:r>
+      <w:r>
+        <w:rPr>
+          <w:iCs/>
+          <w:i/>
+        </w:rPr>
+        <w:t xml:space="preserve">(iv) Selection into exporting.</w:t>
+      </w:r>
+      <w:r>
+        <w:t xml:space="preserve"> </w:t>
+      </w:r>
+      <w:r>
+        <w:t xml:space="preserve">Adding an inverse-Mills term from an export-participation probit to the controlled specification leaves the curvature and turning point essentially unchanged (43.6% → 43.5%; β₂ = −0.732, p &lt; .001) with a non-significant Mills ratio (p = 0.317), indicating no detectable Melitz-type selection bias in the estimated curvature. Full procedures and statistics are reported in the online supplement.</w:t>
+      </w:r>
+    </w:p>
+    <w:p>
+      <w:r>
+        <w:pict>
+          <v:rect style="width:0;height:1.5pt" o:hralign="center" o:hrstd="t" o:hr="t"/>
+        </w:pict>
+      </w:r>
+    </w:p>
+    <w:bookmarkEnd w:id="43"/>
+    <w:bookmarkEnd w:id="44"/>
+    <w:bookmarkStart w:id="50" w:name="X735612638e4e736e4693e459c258977262c0dfc"/>
+    <w:p>
+      <w:pPr>
+        <w:pStyle w:val="Heading2"/>
+      </w:pPr>
+      <w:r>
+        <w:t xml:space="preserve">5. Discussion</w:t>
+      </w:r>
+    </w:p>
+    <w:bookmarkStart w:id="45" w:name="Xdb3d0d0ea2b17533512dc509acb289540c6f5bb"/>
+    <w:p>
+      <w:pPr>
+        <w:pStyle w:val="Heading3"/>
+      </w:pPr>
+      <w:r>
+        <w:t xml:space="preserve">5.1 Resolution of Cross-Study Heterogeneity</w:t>
+      </w:r>
+    </w:p>
+    <w:p>
+      <w:pPr>
+        <w:pStyle w:val="FirstParagraph"/>
+      </w:pPr>
+      <w:r>
+        <w:t xml:space="preserve">The central finding (an inverted-U with a capability-adjusted turning point of 43.6% foreign sales intensity, robust across 50 economies and six ICRV groups) offers a parsimonious resolution to apparent inconsistencies in the Asian I–P literature. Studies finding positive linear effects (Pangarkar, 2008: Singapore; Cho et al., 2023: Korea) are working with strong-institution samples whose turning point lies beyond the observable export-intensity range; their firms are on a long ascending limb. Studies finding null or negative results may be capturing weakest-regime samples in which the inverted-U dissolves. Our within-regime turning-point analysis provides the key refinement: the relationship is not a single inverted-U with a moving peak but a</w:t>
+      </w:r>
+      <w:r>
+        <w:t xml:space="preserve"> </w:t>
+      </w:r>
+      <w:r>
+        <w:rPr>
+          <w:bCs/>
+          <w:b/>
+        </w:rPr>
+        <w:t xml:space="preserve">three-zone</w:t>
+      </w:r>
+      <w:r>
+        <w:t xml:space="preserve"> </w:t>
+      </w:r>
+      <w:r>
+        <w:t xml:space="preserve">structure: sharp inverted-U in the transition regime (Group IV, TP ≈ 43%), near-linearity in the strongest regime (Group I, TP ≈ 80%, beyond range), and dissolution in the weakest regimes (Group V ≈ 37%; Group VI SIDS, no inverted-U). Whether a single-country study finds an inverted-U at all therefore depends on which institutional zone its economy occupies.</w:t>
+      </w:r>
+    </w:p>
+    <w:bookmarkEnd w:id="45"/>
+    <w:bookmarkStart w:id="46" w:name="X3e958d55d5690299d9deebec25f8bb524b314c6"/>
+    <w:p>
+      <w:pPr>
+        <w:pStyle w:val="Heading3"/>
+      </w:pPr>
+      <w:r>
+        <w:t xml:space="preserve">5.2 Technology as Amplifier, Not Moderator</w:t>
+      </w:r>
+    </w:p>
+    <w:p>
+      <w:pPr>
+        <w:pStyle w:val="FirstParagraph"/>
+      </w:pPr>
+      <w:r>
+        <w:t xml:space="preserve">The finding that TCI raises the performance level without reliably reshaping the I–P curve in the pooled sample distinguishes the cross-economy result from country-specific evidence. In P3 Vietnam and P5 China, TCI moderated the curve shape; in the 50-economy pool, institutional heterogeneity attenuates that moderation signal. This is consistent with the absorptive capacity argument (Cohen &amp; Levinthal, 1990): high-TCI firms process international market signals more effectively, but the curve-shaping benefit requires institutional complementarity (e.g., strong IP protection, technology transfer infrastructure) that is inconsistently present across the full ICRV spectrum. The practical implication is that technological capability raises the performance floor universally, but its curve-reshaping role is context-contingent and cannot be assumed at scale.</w:t>
+      </w:r>
+    </w:p>
+    <w:bookmarkEnd w:id="46"/>
+    <w:bookmarkStart w:id="47" w:name="Xd4fb1bb7a799c1fc5adcff76c30e3f2326e6be3"/>
+    <w:p>
+      <w:pPr>
+        <w:pStyle w:val="Heading3"/>
+      </w:pPr>
+      <w:r>
+        <w:t xml:space="preserve">5.3 Digital Adoption: Level Effect, Not Curve Reshaping</w:t>
+      </w:r>
+    </w:p>
+    <w:p>
+      <w:pPr>
+        <w:pStyle w:val="FirstParagraph"/>
+      </w:pPr>
+      <w:r>
+        <w:t xml:space="preserve">On the canonical specification, digital adoption is the largest single capability level-shifter (DAI = +0.219, p &lt; .001) but does not significantly reshape the pooled I–P curve. This is a more conservative and, we argue, more credible reading than an earlier draft that attributed significant curve-reshaping to DAI: with within-economy-year standardisation and two-way fixed effects absorbing the price-level and selection confounds, the apparent curve-reshaping does not survive. The "digital shield" mechanism, DAI cushioning the descending limb, appears in the single-country Singapore study (P4) but is undetectable in aggregation, indicating that any curve-shaping role of digital adoption is institution-contingent and operates below the resolution of a pooled, Tier-1 (website-only) WBES measure. The policy implication is correspondingly disciplined: digital adoption is a robust lever for raising the productivity</w:t>
+      </w:r>
+      <w:r>
+        <w:t xml:space="preserve"> </w:t>
+      </w:r>
+      <w:r>
+        <w:rPr>
+          <w:bCs/>
+          <w:b/>
+        </w:rPr>
+        <w:t xml:space="preserve">level</w:t>
+      </w:r>
+      <w:r>
+        <w:t xml:space="preserve"> </w:t>
+      </w:r>
+      <w:r>
+        <w:t xml:space="preserve">across the region, but it should not be sold as a tool for re-shaping the internationalization-performance trade-off.</w:t>
+      </w:r>
+    </w:p>
+    <w:bookmarkEnd w:id="47"/>
+    <w:bookmarkStart w:id="48" w:name="X84f38018b3434e120970b4f2e30dde187cbc62e"/>
+    <w:p>
+      <w:pPr>
+        <w:pStyle w:val="Heading3"/>
+      </w:pPr>
+      <w:r>
+        <w:t xml:space="preserve">5.4 Managerial Heterogeneity</w:t>
+      </w:r>
+    </w:p>
+    <w:p>
+      <w:pPr>
+        <w:pStyle w:val="FirstParagraph"/>
+      </w:pPr>
+      <w:r>
+        <w:t xml:space="preserve">On the canonical specification, manager sectoral experience carries no significant level effect, and the female-top-manager coefficient is</w:t>
+      </w:r>
+      <w:r>
+        <w:t xml:space="preserve"> </w:t>
+      </w:r>
+      <w:r>
+        <w:rPr>
+          <w:bCs/>
+          <w:b/>
+        </w:rPr>
+        <w:t xml:space="preserve">negative</w:t>
+      </w:r>
+      <w:r>
+        <w:t xml:space="preserve"> </w:t>
+      </w:r>
+      <w:r>
+        <w:t xml:space="preserve">(−0.104, p &lt; .001) rather than positive. This sign is consistent across the dissertation: the single-country Japan study (P10) and the thesis pooled analysis estimate the same negative coefficient. It cautions against a causal reading. In economies where female senior leadership remains rare (the regional pool spans contexts with female-top-manager shares from single digits upward), the small set of female-led establishments is unlikely to be a random draw; the most plausible interpretation is compositional selection into smaller, lower-margin, labour-intensive niches, which a cross-sectional level regression cannot disentangle from any leadership effect. The null curve-moderation result (FSTS×manager terms not significant) indicates that, whatever the source of the level coefficient, manager characteristics do not help firms navigate the internationalization trade-off more efficiently. We therefore report the female-management coefficient as a descriptive regularity requiring within-economy, selection-aware analysis (e.g., matched samples or panel tracking of leadership transitions), not as evidence on the causal effect of female leadership on firm performance.</w:t>
+      </w:r>
+    </w:p>
+    <w:bookmarkEnd w:id="48"/>
+    <w:bookmarkStart w:id="49" w:name="Xde7edcb3f604b7ff7a62d585547252a5b42f172"/>
+    <w:p>
+      <w:pPr>
+        <w:pStyle w:val="Heading3"/>
+      </w:pPr>
+      <w:r>
+        <w:t xml:space="preserve">5.5 Limitations</w:t>
+      </w:r>
+    </w:p>
+    <w:p>
+      <w:pPr>
+        <w:pStyle w:val="FirstParagraph"/>
+      </w:pPr>
+      <w:r>
+        <w:t xml:space="preserve">Three inferential constraints bound these findings. First, WBES is a cross-sectional design: "performance" throughout refers to a contemporaneous association between FSTS and labour productivity in a given survey year, not a panel-tracked causal effect. The instrumental-variable strategy used in the single-country P3 Vietnam study to address selection into exporting is not available at scale across 50 economies; the pooled inverse-Mills selection check (Section 4.8) indicates the estimated curvature is not driven by selection into exporting, but a panel-tracked causal design remains out of reach, and capability-based selection into exporting is part of what the capability-adjusted turning point (M4) reveals rather than a nuisance assumed away. Second, the DAI measure is limited to Tier-1 (website) capability in the harmonised pool; the richer digital-capability dimensions captured in more recent BEE-schema waves are not yet available for the majority of economies, which likely contributes to the null curve-reshaping result. Third, the dataset covers all 50 ICRV-mapped economies across six regime groups, including Japan's inaugural 2025 wave; some early waves predate the digital-capability and manager variables, limiting their contribution to the baseline models. Future WBES waves would sharpen the moderation estimates, particularly for the sparser Advanced and SIDS regimes.</w:t>
+      </w:r>
+    </w:p>
+    <w:p>
+      <w:r>
+        <w:pict>
+          <v:rect style="width:0;height:1.5pt" o:hralign="center" o:hrstd="t" o:hr="t"/>
+        </w:pict>
+      </w:r>
+    </w:p>
+    <w:bookmarkEnd w:id="49"/>
+    <w:bookmarkEnd w:id="50"/>
+    <w:bookmarkStart w:id="51" w:name="X56025c6d9dbf7520f7a7df11f905cdd09f46e4a"/>
+    <w:p>
+      <w:pPr>
+        <w:pStyle w:val="Heading2"/>
+      </w:pPr>
+      <w:r>
+        <w:t xml:space="preserve">6. Conclusions</w:t>
+      </w:r>
+    </w:p>
+    <w:p>
+      <w:pPr>
+        <w:pStyle w:val="FirstParagraph"/>
+      </w:pPr>
+      <w:r>
+        <w:t xml:space="preserve">We find that the inverted-U I–P relationship holds robustly across a 50-economy, 103-wave WBES sample (including Japan's inaugural 2025 wave), with a capability-adjusted turning point of 43.6% foreign sales intensity. Three conclusions are policy-relevant. First, for firms in the ascending phase (FSTS &lt; 43.6%), intensifying internationalization is productivity-enhancing; the priority is removing barriers to export expansion. For firms beyond the turning point, the constraint is not market access but coordination capacity. Second, both technological capability and digital adoption raise the performance level substantially across all FSTS levels without reliably reshaping the curve; policy should target capability building as a baseline performance lever rather than as a curve-shifting intervention. Third, and most important, it is institutional regime, not capability, that determines the shape of the curve: the inverted-U is sharp in transition economies (turning point ≈ 43%), straightens toward near-linearity in the strongest-institution economies (peak beyond the observable range), and dissolves in the weakest regimes, reversing into a Forced Internationalization Penalty in the Pacific SIDS group. Context-contingent policy must therefore differ by zone, not merely by where a common peak falls.</w:t>
+      </w:r>
+    </w:p>
+    <w:p>
+      <w:pPr>
+        <w:pStyle w:val="BodyText"/>
+      </w:pPr>
+      <w:r>
+        <w:t xml:space="preserve">The near-term policy context adds urgency to these findings. World Bank (2026) macro monitoring data for Vietnam, the largest ICRV Group IV economy in the sample, show manufacturing PMI falling to 45.3 (contraction) in March 2026 as new export orders collapsed following the opening of a U.S. trade-representative investigation; merchandise imports had risen 27.8% year-on-year by the same month, partly driven by energy supply-chain disruption from the Strait of Hormuz conflict. These conditions are precisely those under which the right side of the inverted-U becomes consequential: firms pushed above their optimal FSTS by earlier export commitments face amplified coordination and input-cost pressures. Because Vietnam sits in the transition regime where the inverted-U is sharpest (Group IV turning point ≈ 43%), Vietnamese exporters currently above that threshold are among the most exposed to macro shocks. The capability evidence implies that building technological and digital capability raises the productivity floor for these firms, even though, on our pooled estimates, capability does not by itself flatten the descending limb; the binding margin is the breadth of capable export participation, not a curve-shifting fix.</w:t>
+      </w:r>
+    </w:p>
+    <w:p>
+      <w:pPr>
+        <w:pStyle w:val="BodyText"/>
+      </w:pPr>
+      <w:r>
+        <w:t xml:space="preserve">Future research should leverage the growing panel dimensions of WBES to establish causality, and incorporate Tier 3–4 digital capability measures (AI adoption, cloud computing, platform participation) as these items become available in the 2025+ WBES waves.</w:t>
+      </w:r>
+    </w:p>
+    <w:p>
+      <w:r>
+        <w:pict>
+          <v:rect style="width:0;height:1.5pt" o:hralign="center" o:hrstd="t" o:hr="t"/>
+        </w:pict>
+      </w:r>
+    </w:p>
     <w:bookmarkEnd w:id="51"/>
-    <w:bookmarkStart w:id="52" w:name="appendix-a-model-sequence"/>
+    <w:bookmarkStart w:id="52" w:name="acknowledgements"/>
+    <w:p>
+      <w:pPr>
+        <w:pStyle w:val="Heading2"/>
+      </w:pPr>
+      <w:r>
+        <w:t xml:space="preserve">Acknowledgements</w:t>
+      </w:r>
+    </w:p>
+    <w:p>
+      <w:pPr>
+        <w:pStyle w:val="FirstParagraph"/>
+      </w:pPr>
+      <w:r>
+        <w:t xml:space="preserve">The authors thank the Enterprise Analysis Unit of the Development Economics Global Indicators Group of the World Bank for the WBES microdata for the Asian and Pacific economies analysed (including Japan 2025) data. The original collector of the data, the authorised distributor, and the relevant funding agency bear no responsibility for the use of the data or for interpretations or inferences based upon such uses.</w:t>
+      </w:r>
+    </w:p>
+    <w:bookmarkEnd w:id="52"/>
+    <w:bookmarkStart w:id="53" w:name="funding"/>
+    <w:p>
+      <w:pPr>
+        <w:pStyle w:val="Heading2"/>
+      </w:pPr>
+      <w:r>
+        <w:t xml:space="preserve">Funding</w:t>
+      </w:r>
+    </w:p>
+    <w:p>
+      <w:pPr>
+        <w:pStyle w:val="FirstParagraph"/>
+      </w:pPr>
+      <w:r>
+        <w:t xml:space="preserve">This research received no specific grant from any funding agency in the public, commercial, or not-for-profit sectors.</w:t>
+      </w:r>
+    </w:p>
+    <w:bookmarkEnd w:id="53"/>
+    <w:bookmarkStart w:id="54" w:name="declaration-of-competing-interest"/>
+    <w:p>
+      <w:pPr>
+        <w:pStyle w:val="Heading2"/>
+      </w:pPr>
+      <w:r>
+        <w:t xml:space="preserve">Declaration of competing interest</w:t>
+      </w:r>
+    </w:p>
+    <w:p>
+      <w:pPr>
+        <w:pStyle w:val="FirstParagraph"/>
+      </w:pPr>
+      <w:r>
+        <w:t xml:space="preserve">The authors declare that they have no known competing financial interests or personal relationships that could have appeared to influence the work reported in this paper.</w:t>
+      </w:r>
+    </w:p>
+    <w:bookmarkEnd w:id="54"/>
+    <w:bookmarkStart w:id="56" w:name="data-availability"/>
+    <w:p>
+      <w:pPr>
+        <w:pStyle w:val="Heading2"/>
+      </w:pPr>
+      <w:r>
+        <w:t xml:space="preserve">Data availability</w:t>
+      </w:r>
+    </w:p>
+    <w:p>
+      <w:pPr>
+        <w:pStyle w:val="FirstParagraph"/>
+      </w:pPr>
+      <w:r>
+        <w:t xml:space="preserve">The World Bank Enterprise Survey (WBES) microdata for the Asian and Pacific economies analysed in this study (including Japan 2025) are publicly available at</w:t>
+      </w:r>
+      <w:r>
+        <w:t xml:space="preserve"> </w:t>
+      </w:r>
+      <w:hyperlink r:id="rId55">
+        <w:r>
+          <w:rPr>
+            <w:rStyle w:val="Hyperlink"/>
+          </w:rPr>
+          <w:t xml:space="preserve">https://www.enterprisesurveys.org</w:t>
+        </w:r>
+      </w:hyperlink>
+      <w:r>
+        <w:t xml:space="preserve"> </w:t>
+      </w:r>
+      <w:r>
+        <w:t xml:space="preserve">subject to World Bank registration. Replication materials are available from the authors upon reasonable request, to the extent permitted by the WBES Data Access Protocol.</w:t>
+      </w:r>
+    </w:p>
+    <w:bookmarkEnd w:id="56"/>
+    <w:bookmarkStart w:id="57" w:name="Xa6ff8e54395812bd8a1d49fa16c25a1d6a46bbb"/>
+    <w:p>
+      <w:pPr>
+        <w:pStyle w:val="Heading2"/>
+      </w:pPr>
+      <w:r>
+        <w:t xml:space="preserve">Declaration of Generative AI in the Writing Process</w:t>
+      </w:r>
+    </w:p>
+    <w:p>
+      <w:pPr>
+        <w:pStyle w:val="FirstParagraph"/>
+      </w:pPr>
+      <w:r>
+        <w:t xml:space="preserve">During the preparation of this work the authors used generative AI tools to assist with language editing and formatting. The authors reviewed and edited the content as needed and take full responsibility for the content of the publication.</w:t>
+      </w:r>
+    </w:p>
+    <w:bookmarkEnd w:id="57"/>
+    <w:bookmarkStart w:id="81" w:name="references"/>
+    <w:p>
+      <w:pPr>
+        <w:pStyle w:val="Heading2"/>
+      </w:pPr>
+      <w:r>
+        <w:t xml:space="preserve">References</w:t>
+      </w:r>
+    </w:p>
+    <w:p>
+      <w:pPr>
+        <w:pStyle w:val="FirstParagraph"/>
+      </w:pPr>
+      <w:r>
+        <w:t xml:space="preserve">Aiken, L. S., &amp; West, S. G. (1991).</w:t>
+      </w:r>
+      <w:r>
+        <w:t xml:space="preserve"> </w:t>
+      </w:r>
+      <w:r>
+        <w:rPr>
+          <w:iCs/>
+          <w:i/>
+        </w:rPr>
+        <w:t xml:space="preserve">Multiple regression: Testing and interpreting interactions</w:t>
+      </w:r>
+      <w:r>
+        <w:t xml:space="preserve">. Sage.</w:t>
+      </w:r>
+    </w:p>
+    <w:p>
+      <w:pPr>
+        <w:pStyle w:val="BodyText"/>
+      </w:pPr>
+      <w:r>
+        <w:t xml:space="preserve">Barney, J. (1991). Firm resources and sustained competitive advantage.</w:t>
+      </w:r>
+      <w:r>
+        <w:t xml:space="preserve"> </w:t>
+      </w:r>
+      <w:r>
+        <w:rPr>
+          <w:iCs/>
+          <w:i/>
+        </w:rPr>
+        <w:t xml:space="preserve">Journal of Management, 17</w:t>
+      </w:r>
+      <w:r>
+        <w:t xml:space="preserve">(1), 99–120.</w:t>
+      </w:r>
+      <w:r>
+        <w:t xml:space="preserve"> </w:t>
+      </w:r>
+      <w:hyperlink r:id="rId58">
+        <w:r>
+          <w:rPr>
+            <w:rStyle w:val="Hyperlink"/>
+          </w:rPr>
+          <w:t xml:space="preserve">https://doi.org/10.1177/014920639101700108</w:t>
+        </w:r>
+      </w:hyperlink>
+    </w:p>
+    <w:p>
+      <w:pPr>
+        <w:pStyle w:val="BodyText"/>
+      </w:pPr>
+      <w:r>
+        <w:t xml:space="preserve">Buchhave, H., Nguyen, C. V., Vu, C., Nguyen, G. T., &amp; Zumbyte, I. (2026).</w:t>
+      </w:r>
+      <w:r>
+        <w:t xml:space="preserve"> </w:t>
+      </w:r>
+      <w:r>
+        <w:rPr>
+          <w:iCs/>
+          <w:i/>
+        </w:rPr>
+        <w:t xml:space="preserve">Care for growth: Making industrial jobs work for women in Viet Nam</w:t>
+      </w:r>
+      <w:r>
+        <w:t xml:space="preserve"> </w:t>
+      </w:r>
+      <w:r>
+        <w:t xml:space="preserve">(Policy Summary Note). World Bank Group &amp; Australian Aid.</w:t>
+      </w:r>
+    </w:p>
+    <w:p>
+      <w:pPr>
+        <w:pStyle w:val="BodyText"/>
+      </w:pPr>
+      <w:r>
+        <w:t xml:space="preserve">Bausch, A., &amp; Krist, M. (2007). The effect of context-related moderators on the internationalization-performance relationship: Evidence from meta-analysis.</w:t>
+      </w:r>
+      <w:r>
+        <w:t xml:space="preserve"> </w:t>
+      </w:r>
+      <w:r>
+        <w:rPr>
+          <w:iCs/>
+          <w:i/>
+        </w:rPr>
+        <w:t xml:space="preserve">Management International Review, 47</w:t>
+      </w:r>
+      <w:r>
+        <w:t xml:space="preserve">(3), 319–347.</w:t>
+      </w:r>
+      <w:r>
+        <w:t xml:space="preserve"> </w:t>
+      </w:r>
+      <w:hyperlink r:id="rId59">
+        <w:r>
+          <w:rPr>
+            <w:rStyle w:val="Hyperlink"/>
+          </w:rPr>
+          <w:t xml:space="preserve">https://doi.org/10.1007/s11575-007-0019-z</w:t>
+        </w:r>
+      </w:hyperlink>
+    </w:p>
+    <w:p>
+      <w:pPr>
+        <w:pStyle w:val="BodyText"/>
+      </w:pPr>
+      <w:r>
+        <w:t xml:space="preserve">Chiao, Y.-C., Yang, K.-P., &amp; Yu, C.-M. J. (2006). Performance, internationalization, and firm-specific advantages of SMEs in a newly-industrialized economy.</w:t>
+      </w:r>
+      <w:r>
+        <w:t xml:space="preserve"> </w:t>
+      </w:r>
+      <w:r>
+        <w:rPr>
+          <w:iCs/>
+          <w:i/>
+        </w:rPr>
+        <w:t xml:space="preserve">Small Business Economics, 26</w:t>
+      </w:r>
+      <w:r>
+        <w:t xml:space="preserve">(5), 475–492.</w:t>
+      </w:r>
+      <w:r>
+        <w:t xml:space="preserve"> </w:t>
+      </w:r>
+      <w:hyperlink r:id="rId60">
+        <w:r>
+          <w:rPr>
+            <w:rStyle w:val="Hyperlink"/>
+          </w:rPr>
+          <w:t xml:space="preserve">https://doi.org/10.1007/s11187-005-5599-z</w:t>
+        </w:r>
+      </w:hyperlink>
+    </w:p>
+    <w:p>
+      <w:pPr>
+        <w:pStyle w:val="BodyText"/>
+      </w:pPr>
+      <w:r>
+        <w:t xml:space="preserve">Cameron, A. C., Gelbach, J. B., &amp; Miller, D. L. (2008). Bootstrap-based improvements for inference with clustered errors.</w:t>
+      </w:r>
+      <w:r>
+        <w:t xml:space="preserve"> </w:t>
+      </w:r>
+      <w:r>
+        <w:rPr>
+          <w:iCs/>
+          <w:i/>
+        </w:rPr>
+        <w:t xml:space="preserve">The Review of Economics and Statistics, 90</w:t>
+      </w:r>
+      <w:r>
+        <w:t xml:space="preserve">(3), 414–427.</w:t>
+      </w:r>
+      <w:r>
+        <w:t xml:space="preserve"> </w:t>
+      </w:r>
+      <w:hyperlink r:id="rId61">
+        <w:r>
+          <w:rPr>
+            <w:rStyle w:val="Hyperlink"/>
+          </w:rPr>
+          <w:t xml:space="preserve">https://doi.org/10.1162/rest.90.3.414</w:t>
+        </w:r>
+      </w:hyperlink>
+    </w:p>
+    <w:p>
+      <w:pPr>
+        <w:pStyle w:val="BodyText"/>
+      </w:pPr>
+      <w:r>
+        <w:t xml:space="preserve">Cho, H., Kim, C., &amp; Han, S. (2023). Business group affiliation and the internationalization–performance relationship: Evidence from Korean firms.</w:t>
+      </w:r>
+      <w:r>
+        <w:t xml:space="preserve"> </w:t>
+      </w:r>
+      <w:r>
+        <w:rPr>
+          <w:iCs/>
+          <w:i/>
+        </w:rPr>
+        <w:t xml:space="preserve">Journal of International Business Studies, 54</w:t>
+      </w:r>
+      <w:r>
+        <w:t xml:space="preserve">(3), 487–509.</w:t>
+      </w:r>
+    </w:p>
+    <w:p>
+      <w:pPr>
+        <w:pStyle w:val="BodyText"/>
+      </w:pPr>
+      <w:r>
+        <w:t xml:space="preserve">Cohen, W. M., &amp; Levinthal, D. A. (1990). Absorptive capacity: A new perspective on learning and innovation.</w:t>
+      </w:r>
+      <w:r>
+        <w:t xml:space="preserve"> </w:t>
+      </w:r>
+      <w:r>
+        <w:rPr>
+          <w:iCs/>
+          <w:i/>
+        </w:rPr>
+        <w:t xml:space="preserve">Administrative Science Quarterly, 35</w:t>
+      </w:r>
+      <w:r>
+        <w:t xml:space="preserve">(1), 128–152.</w:t>
+      </w:r>
+      <w:r>
+        <w:t xml:space="preserve"> </w:t>
+      </w:r>
+      <w:hyperlink r:id="rId62">
+        <w:r>
+          <w:rPr>
+            <w:rStyle w:val="Hyperlink"/>
+          </w:rPr>
+          <w:t xml:space="preserve">https://doi.org/10.2307/2393553</w:t>
+        </w:r>
+      </w:hyperlink>
+    </w:p>
+    <w:p>
+      <w:pPr>
+        <w:pStyle w:val="BodyText"/>
+      </w:pPr>
+      <w:r>
+        <w:t xml:space="preserve">Contractor, F. J., Kundu, S. K., &amp; Hsu, C.-C. (2003). A three-stage theory of international expansion: The link between multinationality and performance in the service sector.</w:t>
+      </w:r>
+      <w:r>
+        <w:t xml:space="preserve"> </w:t>
+      </w:r>
+      <w:r>
+        <w:rPr>
+          <w:iCs/>
+          <w:i/>
+        </w:rPr>
+        <w:t xml:space="preserve">Journal of International Business Studies, 34</w:t>
+      </w:r>
+      <w:r>
+        <w:t xml:space="preserve">(1), 5–18.</w:t>
+      </w:r>
+      <w:r>
+        <w:t xml:space="preserve"> </w:t>
+      </w:r>
+      <w:hyperlink r:id="rId63">
+        <w:r>
+          <w:rPr>
+            <w:rStyle w:val="Hyperlink"/>
+          </w:rPr>
+          <w:t xml:space="preserve">https://doi.org/10.1057/palgrave.jibs.8400003</w:t>
+        </w:r>
+      </w:hyperlink>
+    </w:p>
+    <w:p>
+      <w:pPr>
+        <w:pStyle w:val="BodyText"/>
+      </w:pPr>
+      <w:r>
+        <w:t xml:space="preserve">Contractor, F. J., Kumar, V., &amp; Kundu, S. K. (2007). Nature of the relationship between international expansion and performance: The case of emerging market firms.</w:t>
+      </w:r>
+      <w:r>
+        <w:t xml:space="preserve"> </w:t>
+      </w:r>
+      <w:r>
+        <w:rPr>
+          <w:iCs/>
+          <w:i/>
+        </w:rPr>
+        <w:t xml:space="preserve">Journal of World Business, 42</w:t>
+      </w:r>
+      <w:r>
+        <w:t xml:space="preserve">(4), 401–417.</w:t>
+      </w:r>
+      <w:r>
+        <w:t xml:space="preserve"> </w:t>
+      </w:r>
+      <w:hyperlink r:id="rId64">
+        <w:r>
+          <w:rPr>
+            <w:rStyle w:val="Hyperlink"/>
+          </w:rPr>
+          <w:t xml:space="preserve">https://doi.org/10.1016/j.jwb.2007.06.003</w:t>
+        </w:r>
+      </w:hyperlink>
+    </w:p>
+    <w:p>
+      <w:pPr>
+        <w:pStyle w:val="BodyText"/>
+      </w:pPr>
+      <w:r>
+        <w:t xml:space="preserve">Cuervo-Cazurra, A., Ciravegna, L., Melgarejo, M., &amp; Lopez, L. (2018). Home country uncertainty and the internationalization-performance relationship: Building an uncertainty management capability.</w:t>
+      </w:r>
+      <w:r>
+        <w:t xml:space="preserve"> </w:t>
+      </w:r>
+      <w:r>
+        <w:rPr>
+          <w:iCs/>
+          <w:i/>
+        </w:rPr>
+        <w:t xml:space="preserve">Journal of World Business, 53</w:t>
+      </w:r>
+      <w:r>
+        <w:t xml:space="preserve">(2), 209–221.</w:t>
+      </w:r>
+      <w:r>
+        <w:t xml:space="preserve"> </w:t>
+      </w:r>
+      <w:hyperlink r:id="rId65">
+        <w:r>
+          <w:rPr>
+            <w:rStyle w:val="Hyperlink"/>
+          </w:rPr>
+          <w:t xml:space="preserve">https://doi.org/10.1016/j.jwb.2017.11.003</w:t>
+        </w:r>
+      </w:hyperlink>
+    </w:p>
+    <w:p>
+      <w:pPr>
+        <w:pStyle w:val="BodyText"/>
+      </w:pPr>
+      <w:r>
+        <w:t xml:space="preserve">Dawson, J. F. (2014). Moderation in management research: What, why, when, and how.</w:t>
+      </w:r>
+      <w:r>
+        <w:t xml:space="preserve"> </w:t>
+      </w:r>
+      <w:r>
+        <w:rPr>
+          <w:iCs/>
+          <w:i/>
+        </w:rPr>
+        <w:t xml:space="preserve">Journal of Business and Psychology, 29</w:t>
+      </w:r>
+      <w:r>
+        <w:t xml:space="preserve">(1), 1–19.</w:t>
+      </w:r>
+      <w:r>
+        <w:t xml:space="preserve"> </w:t>
+      </w:r>
+      <w:hyperlink r:id="rId66">
+        <w:r>
+          <w:rPr>
+            <w:rStyle w:val="Hyperlink"/>
+          </w:rPr>
+          <w:t xml:space="preserve">https://doi.org/10.1007/s10869-013-9308-7</w:t>
+        </w:r>
+      </w:hyperlink>
+    </w:p>
+    <w:p>
+      <w:pPr>
+        <w:pStyle w:val="BodyText"/>
+      </w:pPr>
+      <w:r>
+        <w:t xml:space="preserve">Authors. (2024). Details omitted for double-blind review.</w:t>
+      </w:r>
+    </w:p>
+    <w:p>
+      <w:pPr>
+        <w:pStyle w:val="BodyText"/>
+      </w:pPr>
+      <w:r>
+        <w:t xml:space="preserve">Gomes, L., &amp; Ramaswamy, K. (1999). An empirical examination of the form of the relationship between multinationality and performance.</w:t>
+      </w:r>
+      <w:r>
+        <w:t xml:space="preserve"> </w:t>
+      </w:r>
+      <w:r>
+        <w:rPr>
+          <w:iCs/>
+          <w:i/>
+        </w:rPr>
+        <w:t xml:space="preserve">Journal of International Business Studies, 30</w:t>
+      </w:r>
+      <w:r>
+        <w:t xml:space="preserve">(1), 173–187.</w:t>
+      </w:r>
+      <w:r>
+        <w:t xml:space="preserve"> </w:t>
+      </w:r>
+      <w:hyperlink r:id="rId67">
+        <w:r>
+          <w:rPr>
+            <w:rStyle w:val="Hyperlink"/>
+          </w:rPr>
+          <w:t xml:space="preserve">https://doi.org/10.1057/palgrave.jibs.8490065</w:t>
+        </w:r>
+      </w:hyperlink>
+    </w:p>
+    <w:p>
+      <w:pPr>
+        <w:pStyle w:val="BodyText"/>
+      </w:pPr>
+      <w:r>
+        <w:t xml:space="preserve">Haans, R. F. J., Pieters, C., &amp; He, Z.-L. (2016). Thinking about U: Theorizing and testing U- and inverted U-shaped relationships in strategy research.</w:t>
+      </w:r>
+      <w:r>
+        <w:t xml:space="preserve"> </w:t>
+      </w:r>
+      <w:r>
+        <w:rPr>
+          <w:iCs/>
+          <w:i/>
+        </w:rPr>
+        <w:t xml:space="preserve">Strategic Management Journal, 37</w:t>
+      </w:r>
+      <w:r>
+        <w:t xml:space="preserve">(7), 1177–1195.</w:t>
+      </w:r>
+      <w:r>
+        <w:t xml:space="preserve"> </w:t>
+      </w:r>
+      <w:hyperlink r:id="rId68">
+        <w:r>
+          <w:rPr>
+            <w:rStyle w:val="Hyperlink"/>
+          </w:rPr>
+          <w:t xml:space="preserve">https://doi.org/10.1002/smj.2399</w:t>
+        </w:r>
+      </w:hyperlink>
+    </w:p>
+    <w:p>
+      <w:pPr>
+        <w:pStyle w:val="BodyText"/>
+      </w:pPr>
+      <w:r>
+        <w:t xml:space="preserve">Hambrick, D. C. (2007). Upper echelons theory: An update.</w:t>
+      </w:r>
+      <w:r>
+        <w:t xml:space="preserve"> </w:t>
+      </w:r>
+      <w:r>
+        <w:rPr>
+          <w:iCs/>
+          <w:i/>
+        </w:rPr>
+        <w:t xml:space="preserve">Academy of Management Review, 32</w:t>
+      </w:r>
+      <w:r>
+        <w:t xml:space="preserve">(2), 334–343.</w:t>
+      </w:r>
+      <w:r>
+        <w:t xml:space="preserve"> </w:t>
+      </w:r>
+      <w:hyperlink r:id="rId69">
+        <w:r>
+          <w:rPr>
+            <w:rStyle w:val="Hyperlink"/>
+          </w:rPr>
+          <w:t xml:space="preserve">https://doi.org/10.5465/amr.2007.24345254</w:t>
+        </w:r>
+      </w:hyperlink>
+    </w:p>
+    <w:p>
+      <w:pPr>
+        <w:pStyle w:val="BodyText"/>
+      </w:pPr>
+      <w:r>
+        <w:t xml:space="preserve">Hambrick, D. C., &amp; Mason, P. A. (1984). Upper echelons: The organization as a reflection of its top managers.</w:t>
+      </w:r>
+      <w:r>
+        <w:t xml:space="preserve"> </w:t>
+      </w:r>
+      <w:r>
+        <w:rPr>
+          <w:iCs/>
+          <w:i/>
+        </w:rPr>
+        <w:t xml:space="preserve">Academy of Management Review, 9</w:t>
+      </w:r>
+      <w:r>
+        <w:t xml:space="preserve">(2), 193–206.</w:t>
+      </w:r>
+      <w:r>
+        <w:t xml:space="preserve"> </w:t>
+      </w:r>
+      <w:hyperlink r:id="rId70">
+        <w:r>
+          <w:rPr>
+            <w:rStyle w:val="Hyperlink"/>
+          </w:rPr>
+          <w:t xml:space="preserve">https://doi.org/10.5465/amr.1984.4277628</w:t>
+        </w:r>
+      </w:hyperlink>
+    </w:p>
+    <w:p>
+      <w:pPr>
+        <w:pStyle w:val="BodyText"/>
+      </w:pPr>
+      <w:r>
+        <w:t xml:space="preserve">International Finance Corporation. (2022, December).</w:t>
+      </w:r>
+      <w:r>
+        <w:t xml:space="preserve"> </w:t>
+      </w:r>
+      <w:r>
+        <w:rPr>
+          <w:iCs/>
+          <w:i/>
+        </w:rPr>
+        <w:t xml:space="preserve">Mind the gaps: Women in leadership in Viet Nam's banking sector</w:t>
+      </w:r>
+      <w:r>
+        <w:t xml:space="preserve">. IFC, World Bank Group.</w:t>
+      </w:r>
+    </w:p>
+    <w:p>
+      <w:pPr>
+        <w:pStyle w:val="BodyText"/>
+      </w:pPr>
+      <w:r>
+        <w:t xml:space="preserve">Johanson, J., &amp; Vahlne, J.-E. (1977). The internationalization process of the firm—A model of knowledge development and increasing foreign market commitments.</w:t>
+      </w:r>
+      <w:r>
+        <w:t xml:space="preserve"> </w:t>
+      </w:r>
+      <w:r>
+        <w:rPr>
+          <w:iCs/>
+          <w:i/>
+        </w:rPr>
+        <w:t xml:space="preserve">Journal of International Business Studies, 8</w:t>
+      </w:r>
+      <w:r>
+        <w:t xml:space="preserve">(1), 23–32.</w:t>
+      </w:r>
+      <w:r>
+        <w:t xml:space="preserve"> </w:t>
+      </w:r>
+      <w:hyperlink r:id="rId71">
+        <w:r>
+          <w:rPr>
+            <w:rStyle w:val="Hyperlink"/>
+          </w:rPr>
+          <w:t xml:space="preserve">https://doi.org/10.1057/palgrave.jibs.8490676</w:t>
+        </w:r>
+      </w:hyperlink>
+    </w:p>
+    <w:p>
+      <w:pPr>
+        <w:pStyle w:val="BodyText"/>
+      </w:pPr>
+      <w:r>
+        <w:t xml:space="preserve">Johanson, J., &amp; Vahlne, J.-E. (2009). The Uppsala internationalization process model revisited: From liability of foreignness to liability of outsidership.</w:t>
+      </w:r>
+      <w:r>
+        <w:t xml:space="preserve"> </w:t>
+      </w:r>
+      <w:r>
+        <w:rPr>
+          <w:iCs/>
+          <w:i/>
+        </w:rPr>
+        <w:t xml:space="preserve">Journal of International Business Studies, 40</w:t>
+      </w:r>
+      <w:r>
+        <w:t xml:space="preserve">(9), 1411–1431.</w:t>
+      </w:r>
+      <w:r>
+        <w:t xml:space="preserve"> </w:t>
+      </w:r>
+      <w:hyperlink r:id="rId72">
+        <w:r>
+          <w:rPr>
+            <w:rStyle w:val="Hyperlink"/>
+          </w:rPr>
+          <w:t xml:space="preserve">https://doi.org/10.1057/jibs.2009.24</w:t>
+        </w:r>
+      </w:hyperlink>
+    </w:p>
+    <w:p>
+      <w:pPr>
+        <w:pStyle w:val="BodyText"/>
+      </w:pPr>
+      <w:r>
+        <w:t xml:space="preserve">Kirca, A. H., Roth, K., Hult, G. T. M., &amp; Cavusgil, S. T. (2012). The role of context in the multinationality–performance relationship: A meta-analytic review.</w:t>
+      </w:r>
+      <w:r>
+        <w:t xml:space="preserve"> </w:t>
+      </w:r>
+      <w:r>
+        <w:rPr>
+          <w:iCs/>
+          <w:i/>
+        </w:rPr>
+        <w:t xml:space="preserve">Global Strategy Journal, 2</w:t>
+      </w:r>
+      <w:r>
+        <w:t xml:space="preserve">(2), 108–121.</w:t>
+      </w:r>
+      <w:r>
+        <w:t xml:space="preserve"> </w:t>
+      </w:r>
+      <w:hyperlink r:id="rId73">
+        <w:r>
+          <w:rPr>
+            <w:rStyle w:val="Hyperlink"/>
+          </w:rPr>
+          <w:t xml:space="preserve">https://doi.org/10.1002/gsj.1028</w:t>
+        </w:r>
+      </w:hyperlink>
+    </w:p>
+    <w:p>
+      <w:pPr>
+        <w:pStyle w:val="BodyText"/>
+      </w:pPr>
+      <w:r>
+        <w:t xml:space="preserve">Lind, J. T., &amp; Mehlum, H. (2010). With or without U? The appropriate test for a U-shaped relationship.</w:t>
+      </w:r>
+      <w:r>
+        <w:t xml:space="preserve"> </w:t>
+      </w:r>
+      <w:r>
+        <w:rPr>
+          <w:iCs/>
+          <w:i/>
+        </w:rPr>
+        <w:t xml:space="preserve">Oxford Bulletin of Economics and Statistics, 72</w:t>
+      </w:r>
+      <w:r>
+        <w:t xml:space="preserve">(1), 109–118.</w:t>
+      </w:r>
+      <w:r>
+        <w:t xml:space="preserve"> </w:t>
+      </w:r>
+      <w:hyperlink r:id="rId74">
+        <w:r>
+          <w:rPr>
+            <w:rStyle w:val="Hyperlink"/>
+          </w:rPr>
+          <w:t xml:space="preserve">https://doi.org/10.1111/j.1468-0084.2009.00569.x</w:t>
+        </w:r>
+      </w:hyperlink>
+    </w:p>
+    <w:p>
+      <w:pPr>
+        <w:pStyle w:val="BodyText"/>
+      </w:pPr>
+      <w:r>
+        <w:t xml:space="preserve">Lu, J. W., &amp; Beamish, P. W. (2004). International diversification and firm performance: The S-curve hypothesis.</w:t>
+      </w:r>
+      <w:r>
+        <w:t xml:space="preserve"> </w:t>
+      </w:r>
+      <w:r>
+        <w:rPr>
+          <w:iCs/>
+          <w:i/>
+        </w:rPr>
+        <w:t xml:space="preserve">Academy of Management Journal, 47</w:t>
+      </w:r>
+      <w:r>
+        <w:t xml:space="preserve">(4), 598–609.</w:t>
+      </w:r>
+      <w:r>
+        <w:t xml:space="preserve"> </w:t>
+      </w:r>
+      <w:hyperlink r:id="rId75">
+        <w:r>
+          <w:rPr>
+            <w:rStyle w:val="Hyperlink"/>
+          </w:rPr>
+          <w:t xml:space="preserve">https://doi.org/10.2307/20159604</w:t>
+        </w:r>
+      </w:hyperlink>
+    </w:p>
+    <w:p>
+      <w:pPr>
+        <w:pStyle w:val="BodyText"/>
+      </w:pPr>
+      <w:r>
+        <w:t xml:space="preserve">Marano, V., Tashman, P., &amp; Kostova, T. (2016). Escaping the iron cage: Liabilities of origin and CSR reporting of emerging market multinational enterprises.</w:t>
+      </w:r>
+      <w:r>
+        <w:t xml:space="preserve"> </w:t>
+      </w:r>
+      <w:r>
+        <w:rPr>
+          <w:iCs/>
+          <w:i/>
+        </w:rPr>
+        <w:t xml:space="preserve">Journal of International Business Studies, 47</w:t>
+      </w:r>
+      <w:r>
+        <w:t xml:space="preserve">(3), 386–408.</w:t>
+      </w:r>
+      <w:r>
+        <w:t xml:space="preserve"> </w:t>
+      </w:r>
+      <w:hyperlink r:id="rId76">
+        <w:r>
+          <w:rPr>
+            <w:rStyle w:val="Hyperlink"/>
+          </w:rPr>
+          <w:t xml:space="preserve">https://doi.org/10.1057/jibs.2016.7</w:t>
+        </w:r>
+      </w:hyperlink>
+    </w:p>
+    <w:p>
+      <w:pPr>
+        <w:pStyle w:val="BodyText"/>
+      </w:pPr>
+      <w:r>
+        <w:t xml:space="preserve">Mondal, A., Gupta, S., &amp; Ray, S. (2022). Family ownership, governance, and internationalization: Evidence from India.</w:t>
+      </w:r>
+      <w:r>
+        <w:t xml:space="preserve"> </w:t>
+      </w:r>
+      <w:r>
+        <w:rPr>
+          <w:iCs/>
+          <w:i/>
+        </w:rPr>
+        <w:t xml:space="preserve">Journal of Business Research, 138</w:t>
+      </w:r>
+      <w:r>
+        <w:t xml:space="preserve">, 423–434.</w:t>
+      </w:r>
+    </w:p>
+    <w:p>
+      <w:pPr>
+        <w:pStyle w:val="BodyText"/>
+      </w:pPr>
+      <w:r>
+        <w:t xml:space="preserve">North, D. C. (1990).</w:t>
+      </w:r>
+      <w:r>
+        <w:t xml:space="preserve"> </w:t>
+      </w:r>
+      <w:r>
+        <w:rPr>
+          <w:iCs/>
+          <w:i/>
+        </w:rPr>
+        <w:t xml:space="preserve">Institutions, institutional change and economic performance</w:t>
+      </w:r>
+      <w:r>
+        <w:t xml:space="preserve">. Cambridge University Press.</w:t>
+      </w:r>
+    </w:p>
+    <w:p>
+      <w:pPr>
+        <w:pStyle w:val="BodyText"/>
+      </w:pPr>
+      <w:r>
+        <w:t xml:space="preserve">Pangarkar, N. (2008). Internationalization and performance of small- and medium-sized enterprises.</w:t>
+      </w:r>
+      <w:r>
+        <w:t xml:space="preserve"> </w:t>
+      </w:r>
+      <w:r>
+        <w:rPr>
+          <w:iCs/>
+          <w:i/>
+        </w:rPr>
+        <w:t xml:space="preserve">Journal of World Business, 43</w:t>
+      </w:r>
+      <w:r>
+        <w:t xml:space="preserve">(4), 475–485.</w:t>
+      </w:r>
+      <w:r>
+        <w:t xml:space="preserve"> </w:t>
+      </w:r>
+      <w:hyperlink r:id="rId77">
+        <w:r>
+          <w:rPr>
+            <w:rStyle w:val="Hyperlink"/>
+          </w:rPr>
+          <w:t xml:space="preserve">https://doi.org/10.1016/j.jwb.2007.11.009</w:t>
+        </w:r>
+      </w:hyperlink>
+    </w:p>
+    <w:p>
+      <w:pPr>
+        <w:pStyle w:val="BodyText"/>
+      </w:pPr>
+      <w:r>
+        <w:t xml:space="preserve">Richard, O. C., Kirby, S. L., &amp; Chadwick, K. (2019). The impact of racial and gender diversity in management on firm performance: An assessment of different conceptual and measurement approaches.</w:t>
+      </w:r>
+      <w:r>
+        <w:t xml:space="preserve"> </w:t>
+      </w:r>
+      <w:r>
+        <w:rPr>
+          <w:iCs/>
+          <w:i/>
+        </w:rPr>
+        <w:t xml:space="preserve">Journal of Applied Social Psychology, 39</w:t>
+      </w:r>
+      <w:r>
+        <w:t xml:space="preserve">(7), 1571–1599.</w:t>
+      </w:r>
+    </w:p>
+    <w:p>
+      <w:pPr>
+        <w:pStyle w:val="BodyText"/>
+      </w:pPr>
+      <w:r>
+        <w:t xml:space="preserve">Scott, W. R. (2008).</w:t>
+      </w:r>
+      <w:r>
+        <w:t xml:space="preserve"> </w:t>
+      </w:r>
+      <w:r>
+        <w:rPr>
+          <w:iCs/>
+          <w:i/>
+        </w:rPr>
+        <w:t xml:space="preserve">Institutions and organizations: Ideas and interests</w:t>
+      </w:r>
+      <w:r>
+        <w:t xml:space="preserve"> </w:t>
+      </w:r>
+      <w:r>
+        <w:t xml:space="preserve">(3rd ed.). Sage.</w:t>
+      </w:r>
+    </w:p>
+    <w:p>
+      <w:pPr>
+        <w:pStyle w:val="BodyText"/>
+      </w:pPr>
+      <w:r>
+        <w:t xml:space="preserve">Stallkamp, M., &amp; Schotter, A. P. J. (2021). Platforms without borders? The international strategies of digital platform firms.</w:t>
+      </w:r>
+      <w:r>
+        <w:t xml:space="preserve"> </w:t>
+      </w:r>
+      <w:r>
+        <w:rPr>
+          <w:iCs/>
+          <w:i/>
+        </w:rPr>
+        <w:t xml:space="preserve">Global Strategy Journal, 11</w:t>
+      </w:r>
+      <w:r>
+        <w:t xml:space="preserve">(1), 58–80.</w:t>
+      </w:r>
+      <w:r>
+        <w:t xml:space="preserve"> </w:t>
+      </w:r>
+      <w:hyperlink r:id="rId78">
+        <w:r>
+          <w:rPr>
+            <w:rStyle w:val="Hyperlink"/>
+          </w:rPr>
+          <w:t xml:space="preserve">https://doi.org/10.1002/gsj.1336</w:t>
+        </w:r>
+      </w:hyperlink>
+    </w:p>
+    <w:p>
+      <w:pPr>
+        <w:pStyle w:val="BodyText"/>
+      </w:pPr>
+      <w:r>
+        <w:t xml:space="preserve">UNCTAD. (2023).</w:t>
+      </w:r>
+      <w:r>
+        <w:t xml:space="preserve"> </w:t>
+      </w:r>
+      <w:r>
+        <w:rPr>
+          <w:iCs/>
+          <w:i/>
+        </w:rPr>
+        <w:t xml:space="preserve">World investment report 2023: Investing in sustainable energy for all</w:t>
+      </w:r>
+      <w:r>
+        <w:t xml:space="preserve">. United Nations.</w:t>
+      </w:r>
+    </w:p>
+    <w:p>
+      <w:pPr>
+        <w:pStyle w:val="BodyText"/>
+      </w:pPr>
+      <w:r>
+        <w:t xml:space="preserve">Verhoef, P. C., Broekhuizen, T., Bart, Y., Bhattacharya, A., Dong, J. Q., Fabian, N., &amp; Haenlein, M. (2021). Digital transformation: A multidisciplinary reflection and research agenda.</w:t>
+      </w:r>
+      <w:r>
+        <w:t xml:space="preserve"> </w:t>
+      </w:r>
+      <w:r>
+        <w:rPr>
+          <w:iCs/>
+          <w:i/>
+        </w:rPr>
+        <w:t xml:space="preserve">Journal of Business Research, 122</w:t>
+      </w:r>
+      <w:r>
+        <w:t xml:space="preserve">, 889–901.</w:t>
+      </w:r>
+      <w:r>
+        <w:t xml:space="preserve"> </w:t>
+      </w:r>
+      <w:hyperlink r:id="rId79">
+        <w:r>
+          <w:rPr>
+            <w:rStyle w:val="Hyperlink"/>
+          </w:rPr>
+          <w:t xml:space="preserve">https://doi.org/10.1016/j.jbusres.2019.09.022</w:t>
+        </w:r>
+      </w:hyperlink>
+    </w:p>
+    <w:p>
+      <w:pPr>
+        <w:pStyle w:val="BodyText"/>
+      </w:pPr>
+      <w:r>
+        <w:t xml:space="preserve">Wernerfelt, B. (1984). A resource-based view of the firm.</w:t>
+      </w:r>
+      <w:r>
+        <w:t xml:space="preserve"> </w:t>
+      </w:r>
+      <w:r>
+        <w:rPr>
+          <w:iCs/>
+          <w:i/>
+        </w:rPr>
+        <w:t xml:space="preserve">Strategic Management Journal, 5</w:t>
+      </w:r>
+      <w:r>
+        <w:t xml:space="preserve">(2), 171–180.</w:t>
+      </w:r>
+      <w:r>
+        <w:t xml:space="preserve"> </w:t>
+      </w:r>
+      <w:hyperlink r:id="rId80">
+        <w:r>
+          <w:rPr>
+            <w:rStyle w:val="Hyperlink"/>
+          </w:rPr>
+          <w:t xml:space="preserve">https://doi.org/10.1002/smj.4250050207</w:t>
+        </w:r>
+      </w:hyperlink>
+    </w:p>
+    <w:p>
+      <w:pPr>
+        <w:pStyle w:val="BodyText"/>
+      </w:pPr>
+      <w:r>
+        <w:t xml:space="preserve">World Bank. (2025).</w:t>
+      </w:r>
+      <w:r>
+        <w:t xml:space="preserve"> </w:t>
+      </w:r>
+      <w:r>
+        <w:rPr>
+          <w:iCs/>
+          <w:i/>
+        </w:rPr>
+        <w:t xml:space="preserve">Enterprise surveys</w:t>
+      </w:r>
+      <w:r>
+        <w:t xml:space="preserve">.</w:t>
+      </w:r>
+      <w:r>
+        <w:t xml:space="preserve"> </w:t>
+      </w:r>
+      <w:hyperlink r:id="rId55">
+        <w:r>
+          <w:rPr>
+            <w:rStyle w:val="Hyperlink"/>
+          </w:rPr>
+          <w:t xml:space="preserve">https://www.enterprisesurveys.org</w:t>
+        </w:r>
+      </w:hyperlink>
+    </w:p>
+    <w:p>
+      <w:pPr>
+        <w:pStyle w:val="BodyText"/>
+      </w:pPr>
+      <w:r>
+        <w:t xml:space="preserve">World Bank. (2026, April).</w:t>
+      </w:r>
+      <w:r>
+        <w:t xml:space="preserve"> </w:t>
+      </w:r>
+      <w:r>
+        <w:rPr>
+          <w:iCs/>
+          <w:i/>
+        </w:rPr>
+        <w:t xml:space="preserve">Viet Nam macro monitoring: April 2026</w:t>
+      </w:r>
+      <w:r>
+        <w:t xml:space="preserve">. World Bank Group, Fiscal Policy and Growth Viet Nam Team.</w:t>
+      </w:r>
+    </w:p>
+    <w:p>
+      <w:r>
+        <w:pict>
+          <v:rect style="width:0;height:1.5pt" o:hralign="center" o:hrstd="t" o:hr="t"/>
+        </w:pict>
+      </w:r>
+    </w:p>
+    <w:bookmarkEnd w:id="81"/>
+    <w:bookmarkStart w:id="82" w:name="appendix-a-model-sequence"/>
     <w:p>
       <w:pPr>
         <w:pStyle w:val="Heading2"/>
@@ -2205,7 +2592,7 @@
     <w:tbl>
       <w:tblPr>
         <w:tblStyle w:val="Table"/>
-        <w:tblW w:type="pct" w:w="5000"/>
+        <w:tblW w:type="auto" w:w="0"/>
         <w:tblLook w:firstRow="1" w:lastRow="0" w:firstColumn="0" w:lastColumn="0" w:noHBand="0" w:noVBand="0" w:val="0020"/>
         <w:jc w:val="start"/>
       </w:tblPr>
@@ -2840,7 +3227,7 @@
     <w:tbl>
       <w:tblPr>
         <w:tblStyle w:val="Table"/>
-        <w:tblW w:type="pct" w:w="5000"/>
+        <w:tblW w:type="auto" w:w="0"/>
         <w:tblLook w:firstRow="1" w:lastRow="0" w:firstColumn="0" w:lastColumn="0" w:noHBand="0" w:noVBand="0" w:val="0020"/>
         <w:jc w:val="start"/>
       </w:tblPr>
@@ -3470,7 +3857,7 @@
     <w:tbl>
       <w:tblPr>
         <w:tblStyle w:val="Table"/>
-        <w:tblW w:type="pct" w:w="5000"/>
+        <w:tblW w:type="auto" w:w="0"/>
         <w:tblLook w:firstRow="1" w:lastRow="0" w:firstColumn="0" w:lastColumn="0" w:noHBand="0" w:noVBand="0" w:val="0020"/>
         <w:jc w:val="start"/>
       </w:tblPr>
@@ -4742,7 +5129,7 @@
     <w:tbl>
       <w:tblPr>
         <w:tblStyle w:val="Table"/>
-        <w:tblW w:type="pct" w:w="5000"/>
+        <w:tblW w:type="auto" w:w="0"/>
         <w:tblLook w:firstRow="1" w:lastRow="0" w:firstColumn="0" w:lastColumn="0" w:noHBand="0" w:noVBand="0" w:val="0020"/>
         <w:jc w:val="start"/>
       </w:tblPr>
@@ -4840,7 +5227,7 @@
               <w:jc w:val="left"/>
             </w:pPr>
             <w:r>
-              <w:t xml:space="preserve">I Advanced innovation (incl. Japan)</w:t>
+              <w:t xml:space="preserve">I Advanced innovation (incl. Japan)</w:t>
             </w:r>
           </w:p>
         </w:tc>
@@ -5295,7 +5682,7 @@
         <w:t xml:space="preserve"> </w:t>
       </w:r>
       <w:r>
-        <w:t xml:space="preserve">Within-group quadratic with controls and two-way FE. The three-zone structure (sharp in the transition regime, near-linear at the top, dissolving at the bottom) is the paper’s central institutional finding. Consistent with the dissertation’s canonical per-ICRV values.</w:t>
+        <w:t xml:space="preserve">Within-group quadratic with controls and two-way FE. The three-zone structure (sharp in the transition regime, near-linear at the top, dissolving at the bottom) is the paper's central institutional finding. Consistent with the dissertation's canonical per-ICRV values.</w:t>
       </w:r>
     </w:p>
     <w:p>
@@ -5305,8 +5692,8 @@
         </w:pict>
       </w:r>
     </w:p>
-    <w:bookmarkEnd w:id="52"/>
-    <w:bookmarkStart w:id="53" w:name="X09b5d89c7c8f35bf9d25d1bfe47da72b2ba58bf"/>
+    <w:bookmarkEnd w:id="82"/>
+    <w:bookmarkStart w:id="83" w:name="X09b5d89c7c8f35bf9d25d1bfe47da72b2ba58bf"/>
     <w:p>
       <w:pPr>
         <w:pStyle w:val="Heading2"/>
@@ -5332,7 +5719,7 @@
         <w:t xml:space="preserve">replication/Annex_TFP_regression_tables_March_11_2026.xlsx</w:t>
       </w:r>
       <w:r>
-        <w:t xml:space="preserve">. TFP residuals from these regressions can be used as an alternative dependent variable to ln(LP) to test whether the inverted-U relationship is robust to output-per-worker vs. total-factor productivity operationalisations.</w:t>
+        <w:t xml:space="preserve">. TFP residuals from these regressions can be used as an alternative dependent variable to ln(LP) to test whether the inverted-U relationship is robust to output-per-worker vs. total-factor productivity operationalisations.</w:t>
       </w:r>
     </w:p>
     <w:p>
@@ -5342,8 +5729,8 @@
         </w:pict>
       </w:r>
     </w:p>
-    <w:bookmarkEnd w:id="53"/>
-    <w:bookmarkEnd w:id="54"/>
+    <w:bookmarkEnd w:id="83"/>
+    <w:bookmarkEnd w:id="84"/>
     <w:sectPr>
       <w:pgSz w:h="16838" w:w="11906"/>
       <w:pgMar w:bottom="1417" w:left="1417" w:right="1417" w:top="1417"/>
@@ -5533,6 +5920,9 @@
     <w:abstractNumId w:val="990"/>
   </w:num>
   <w:num w:numId="1001">
+    <w:abstractNumId w:val="991"/>
+  </w:num>
+  <w:num w:numId="1002">
     <w:abstractNumId w:val="991"/>
   </w:num>
 </w:numbering>

--- a/p7/submission/ibr_package/01_manuscript_blinded.docx
+++ b/p7/submission/ibr_package/01_manuscript_blinded.docx
@@ -2,7 +2,7 @@
 <file path=word/document.xml><?xml version="1.0" encoding="utf-8"?>
 <w:document xmlns:w="http://schemas.openxmlformats.org/wordprocessingml/2006/main" xmlns:m="http://schemas.openxmlformats.org/officeDocument/2006/math" xmlns:r="http://schemas.openxmlformats.org/officeDocument/2006/relationships" xmlns:o="urn:schemas-microsoft-com:office:office" xmlns:v="urn:schemas-microsoft-com:vml" xmlns:w10="urn:schemas-microsoft-com:office:word" xmlns:a="http://schemas.openxmlformats.org/drawingml/2006/main" xmlns:pic="http://schemas.openxmlformats.org/drawingml/2006/picture" xmlns:wp="http://schemas.openxmlformats.org/drawingml/2006/wordprocessingDrawing">
   <w:body>
-    <w:bookmarkStart w:id="84" w:name="Xe1057dabf7101c796f791bc61dc6101f2b6f291"/>
+    <w:bookmarkStart w:id="60" w:name="Xe1057dabf7101c796f791bc61dc6101f2b6f291"/>
     <w:p>
       <w:pPr>
         <w:pStyle w:val="Heading1"/>
@@ -41,7 +41,7 @@
         <w:pStyle w:val="Compact"/>
       </w:pPr>
       <w:r>
-        <w:t xml:space="preserve">88,869 firms across 103 country-year WBES waves (2003–2025), incl. Japan 2025</w:t>
+        <w:t xml:space="preserve">88,869 firms across 103 country-year WBES waves (2003–2025), incl. Japan 2025</w:t>
       </w:r>
     </w:p>
     <w:p>
@@ -77,7 +77,7 @@
         <w:pStyle w:val="Compact"/>
       </w:pPr>
       <w:r>
-        <w:t xml:space="preserve">Institutional regime, not capability, governs the inverted-U's presence</w:t>
+        <w:t xml:space="preserve">Institutional regime, not capability, governs the inverted-U’s presence</w:t>
       </w:r>
     </w:p>
     <w:bookmarkEnd w:id="20"/>
@@ -95,7 +95,7 @@
         <w:pStyle w:val="FirstParagraph"/>
       </w:pPr>
       <w:r>
-        <w:t xml:space="preserve">We examine whether the internationalization–performance (I–P) relationship holds across a large and institutionally diverse set of Asian and Pacific economies and identify the conditions under which firms convert export intensity into productive performance. Using microdata from 88,869 firms across 50 economies and 103 country-year waves of the World Bank Enterprise Survey (2003–2025; including Japan's inaugural 2025 wave), spanning all six Institutional Context Regime Variation (ICRV) groups, we estimate a hierarchical sequence of models on currency-neutral labour productivity (standardised within economy-year) with two-way (economy and year) fixed effects throughout and standard errors clustered by economy. We find robust support for an inverted-U I–P relationship: the quadratic baseline (M2, N=81,022) yields a turning point of 51.5% of export sales, tightening to 43.6% once technological capability and digital adoption are controlled (M4, N=79,080; Lind–Mehlum p &lt; .001 throughout). Technological capability (TCI, +0.108) and digital adoption (DAI, +0.219) both raise the performance level, but neither significantly reshapes the pooled curve; both are level-shifters, not curve-reshapers. The curve structure is instead governed by institutional regime: estimating the turning point within each ICRV group reveals a three-zone pattern: a sharp inverted-U in the lower-middle transition regime (TP ≈ 43%), a near-linear relationship in the strongest-institution regime (turning point beyond the observable range, ≈ 80%), and dissolution of the inverted-U in the weakest regimes (Emerging ≈ 37%; the Pacific SIDS group shows no inverted-U). Female top management carries a negative coefficient (−0.104, p &lt; .001). These findings offer a parsimonious resolution to Asian I–P heterogeneity: the relationship is inverted-U in form, but it is institutional regime, not capability per se, that determines whether the inverted-U is sharp, straightened, or absent.</w:t>
+        <w:t xml:space="preserve">We examine whether the internationalization–performance (I–P) relationship holds across a large and institutionally diverse set of Asian and Pacific economies and identify the conditions under which firms convert export intensity into productive performance. Using microdata from 88,869 firms across 50 economies and 103 country-year waves of the World Bank Enterprise Survey (2003–2025; including Japan’s inaugural 2025 wave), spanning all six Institutional Context Regime Variation (ICRV) groups, we estimate a hierarchical sequence of models on currency-neutral labour productivity (standardised within economy-year) with two-way (economy and year) fixed effects throughout and standard errors clustered by economy. We find robust support for an inverted-U I–P relationship: the quadratic baseline (M2, N=81,022) yields a turning point of 51.5% of export sales, tightening to 43.6% once technological capability and digital adoption are controlled (M4, N=79,080; Lind–Mehlum p &lt; .001 throughout). Technological capability (TCI, +0.108) and digital adoption (DAI, +0.219) both raise the performance level, but neither significantly reshapes the pooled curve; both are level-shifters, not curve-reshapers. The curve structure is instead governed by institutional regime: estimating the turning point within each ICRV group reveals a three-zone pattern: a sharp inverted-U in the lower-middle transition regime (TP ≈ 43%), a near-linear relationship in the strongest-institution regime (turning point beyond the observable range, ≈ 80%), and dissolution of the inverted-U in the weakest regimes (Emerging ≈ 35%; the Pacific SIDS group shows no inverted-U). Female top management carries a negative coefficient (−0.104, p &lt; .001). These findings offer a parsimonious resolution to Asian I–P heterogeneity: the relationship is inverted-U in form, but it is institutional regime, not capability per se, that determines whether the inverted-U is sharp, straightened, or absent.</w:t>
       </w:r>
     </w:p>
     <w:p>
@@ -124,7 +124,7 @@
       </w:r>
     </w:p>
     <w:bookmarkEnd w:id="21"/>
-    <w:bookmarkStart w:id="22" w:name="Xe3d0fc0bea9a42ce7605565d0964033d7f6ee47"/>
+    <w:bookmarkStart w:id="22" w:name="introduction"/>
     <w:p>
       <w:pPr>
         <w:pStyle w:val="Heading2"/>
@@ -146,7 +146,7 @@
         <w:pStyle w:val="BodyText"/>
       </w:pPr>
       <w:r>
-        <w:t xml:space="preserve">This paper addresses that gap. We pool 88,869 firm-observations from 50 Asian and Pacific economies spanning 2003–2025 (including Japan's inaugural 2025 wave), harmonised from the World Bank Enterprise Survey (WBES). Our sample spans all six ICRV regime groups, from advanced innovation-driven economies (Japan, Singapore, Korea, Taiwan, HongKong, Israel) to Pacific Small Island Developing States (Vanuatu, Solomon Islands, Fiji, Tonga, Samoa, Kiribati, Papua New Guinea) and Gulf advanced-resource economies (Bahrain, Kuwait, Qatar, Brunei, Saudi Arabia, Oman), all classified through the Institutional Context Regime Variation (ICRV) framework that anchors the broader dissertation programme of which this study is part.</w:t>
+        <w:t xml:space="preserve">This paper addresses that gap. We pool 88,869 firm-observations from 50 Asian and Pacific economies spanning 2003–2025 (including Japan’s inaugural 2025 wave), harmonised from the World Bank Enterprise Survey (WBES). Our sample spans all six ICRV regime groups, from advanced innovation-driven economies (Japan, Singapore, Korea, Taiwan, HongKong, Israel) to Pacific Small Island Developing States (Vanuatu, Solomon Islands, Fiji, Tonga, Samoa, Kiribati, Papua New Guinea) and Gulf advanced-resource economies (Bahrain, Kuwait, Qatar, Brunei, Saudi Arabia, Oman), all classified through the Institutional Context Regime Variation (ICRV) framework that anchors the broader dissertation programme of which this study is part.</w:t>
       </w:r>
     </w:p>
     <w:p>
@@ -205,7 +205,7 @@
       </w:r>
     </w:p>
     <w:bookmarkEnd w:id="22"/>
-    <w:bookmarkStart w:id="30" w:name="Xce0b9068aa677089fdc23e66f61b75516af2bf7"/>
+    <w:bookmarkStart w:id="30" w:name="theoretical-framework-and-hypotheses"/>
     <w:p>
       <w:pPr>
         <w:pStyle w:val="Heading2"/>
@@ -214,7 +214,7 @@
         <w:t xml:space="preserve">2. Theoretical Framework and Hypotheses</w:t>
       </w:r>
     </w:p>
-    <w:bookmarkStart w:id="23" w:name="X61eb865d3ba9c18e1eda9971096f2566a95b0ec"/>
+    <w:bookmarkStart w:id="23" w:name="theoretical-foundations"/>
     <w:p>
       <w:pPr>
         <w:pStyle w:val="Heading3"/>
@@ -232,7 +232,7 @@
       </w:r>
     </w:p>
     <w:bookmarkEnd w:id="23"/>
-    <w:bookmarkStart w:id="24" w:name="Xf68c2510db72354551e5b442c06e6149a212286"/>
+    <w:bookmarkStart w:id="24" w:name="the-non-linear-ip-relationship-h1"/>
     <w:p>
       <w:pPr>
         <w:pStyle w:val="Heading3"/>
@@ -246,7 +246,7 @@
         <w:pStyle w:val="FirstParagraph"/>
       </w:pPr>
       <w:r>
-        <w:t xml:space="preserve">Contractor et al. (2003) formalised the three-stage S-curve hypothesis: early internationalization carries fixed entry costs that depress performance; intermediate internationalization yields learning and scale economies; high internationalization may again impose coordination and agency costs. Empirically, however, the data more consistently support the inverted-U: a special case in which the third stage does not emerge at the export intensities typically observed in developing-economy WBES data (Gomes &amp; Ramaswamy, 1999; Lu &amp; Beamish, 2004).</w:t>
+        <w:t xml:space="preserve">Contractor et al. (2003) formalised the three-stage S-curve hypothesis: early internationalization carries fixed entry costs that depress performance; intermediate internationalization yields learning and scale economies; high internationalization may again impose coordination and agency costs. Empirically, however, the data more consistently support the inverted-U: a special case in which the third stage does not emerge at the export intensities typically observed in developing-economy WBES data (Gomes &amp; Ramaswamy, 1999; Lu &amp; Beamish, 2004).</w:t>
       </w:r>
     </w:p>
     <w:p>
@@ -276,7 +276,7 @@
       </w:r>
     </w:p>
     <w:bookmarkEnd w:id="24"/>
-    <w:bookmarkStart w:id="25" w:name="X804c25e8bdbf8eade8cd93fdb8dbf851f3c8515"/>
+    <w:bookmarkStart w:id="25" w:name="Xe2f9215226203df0d35a74fbc3991b825156e23"/>
     <w:p>
       <w:pPr>
         <w:pStyle w:val="Heading3"/>
@@ -333,7 +333,7 @@
       </w:r>
     </w:p>
     <w:bookmarkEnd w:id="25"/>
-    <w:bookmarkStart w:id="26" w:name="Xf9645264d48ebb644ff7e280396113254c384c7"/>
+    <w:bookmarkStart w:id="26" w:name="digital-adoption-as-a-level-enhancer-h3"/>
     <w:p>
       <w:pPr>
         <w:pStyle w:val="Heading3"/>
@@ -347,7 +347,7 @@
         <w:pStyle w:val="FirstParagraph"/>
       </w:pPr>
       <w:r>
-        <w:t xml:space="preserve">Digital adoption, measured through website presence and electronic-payment share, has been associated with reduced communication and transaction costs (Verhoef et al., 2021). In the CDCM (Context-Contingent Digital Capability Model) developed in the dissertation, DAI's effect depends on the interaction of regime quality, FSTS level, and digital market saturation (Authors, 2024). Specifically, in institutionally advanced economies where digital infrastructure is mature, DAI provides universal performance lifts (as in P4 Singapore: β(DAI) positive and significant). In emerging-economy contexts with substantial selection into digital adoption (P3 Vietnam: IV-estimated β(DAI) ≈ 0, consistent with selection bias in OLS), DAI's curve-shaping role is attenuated. Across the pooled multi-economy sample, we expect DAI to raise performance levels broadly across the sample (level effect). In a fully specified model that also accounts for managerial quality (which correlates with digital adoption), the residual DAI variation may reveal a capability-complementarity curve effect: digitally equipped firms at low FSTS face sunk adoption costs that compress near-term productivity, while digital infrastructure supports coordination efficiency at high FSTS where cross-border management demands are greatest.</w:t>
+        <w:t xml:space="preserve">Digital adoption, measured through website presence and electronic-payment share, has been associated with reduced communication and transaction costs (Verhoef et al., 2021). In the CDCM (Context-Contingent Digital Capability Model) developed in the dissertation, DAI’s effect depends on the interaction of regime quality, FSTS level, and digital market saturation (Authors, 2024). Specifically, in institutionally advanced economies where digital infrastructure is mature, DAI provides universal performance lifts (as in P4 Singapore: β(DAI) positive and significant). In emerging-economy contexts with substantial selection into digital adoption (P3 Vietnam: IV-estimated β(DAI) ≈ 0, consistent with selection bias in OLS), DAI’s curve-shaping role is attenuated. Across the pooled multi-economy sample, we expect DAI to raise performance levels broadly across the sample (level effect). In a fully specified model that also accounts for managerial quality (which correlates with digital adoption), the residual DAI variation may reveal a capability-complementarity curve effect: digitally equipped firms at low FSTS face sunk adoption costs that compress near-term productivity, while digital infrastructure supports coordination efficiency at high FSTS where cross-border management demands are greatest.</w:t>
       </w:r>
     </w:p>
     <w:p>
@@ -369,7 +369,7 @@
       </w:r>
     </w:p>
     <w:bookmarkEnd w:id="26"/>
-    <w:bookmarkStart w:id="27" w:name="Xfde2382d547d6bd016a370b8abd9bb51c6ab875"/>
+    <w:bookmarkStart w:id="27" w:name="managerial-characteristics-h4"/>
     <w:p>
       <w:pPr>
         <w:pStyle w:val="Heading3"/>
@@ -405,7 +405,7 @@
       </w:r>
     </w:p>
     <w:bookmarkEnd w:id="27"/>
-    <w:bookmarkStart w:id="28" w:name="Xc04b0d08a7461e173e211ec4b938149d2f7c8bf"/>
+    <w:bookmarkStart w:id="28" w:name="X0b3fdaf9bb49b1730bc3a0521f76f654a8096ae"/>
     <w:p>
       <w:pPr>
         <w:pStyle w:val="Heading3"/>
@@ -449,7 +449,7 @@
       </w:r>
     </w:p>
     <w:bookmarkEnd w:id="28"/>
-    <w:bookmarkStart w:id="29" w:name="X0acb0ebe9609c9b4cd27b2f0dbe81194406b82a"/>
+    <w:bookmarkStart w:id="29" w:name="regime-contingent-digital-effects-h6"/>
     <w:p>
       <w:pPr>
         <w:pStyle w:val="Heading3"/>
@@ -521,7 +521,7 @@
         <w:t xml:space="preserve"> </w:t>
       </w:r>
       <w:r>
-        <w:t xml:space="preserve">The ICRV institutional regime moderates the digital-adoption curve-reshaping effect: digital adoption's compressive effect on the I–P ascending limb and its buffering effect at high FSTS (H3) are stronger in weaker institutional environments (higher ICRV group number), where digital infrastructure provides greater competitive differentiation in cross-border market access.</w:t>
+        <w:t xml:space="preserve">The ICRV institutional regime moderates the digital-adoption curve-reshaping effect: digital adoption’s compressive effect on the I–P ascending limb and its buffering effect at high FSTS (H3) are stronger in weaker institutional environments (higher ICRV group number), where digital infrastructure provides greater competitive differentiation in cross-border market access.</w:t>
       </w:r>
     </w:p>
     <w:p>
@@ -533,7 +533,7 @@
     </w:p>
     <w:bookmarkEnd w:id="29"/>
     <w:bookmarkEnd w:id="30"/>
-    <w:bookmarkStart w:id="35" w:name="X5eb800a903106e48a684e9ea9de39ed619b9df8"/>
+    <w:bookmarkStart w:id="35" w:name="data-and-methods"/>
     <w:p>
       <w:pPr>
         <w:pStyle w:val="Heading2"/>
@@ -542,7 +542,7 @@
         <w:t xml:space="preserve">3. Data and Methods</w:t>
       </w:r>
     </w:p>
-    <w:bookmarkStart w:id="31" w:name="X180323993af082d7b264d69830cacecf330a102"/>
+    <w:bookmarkStart w:id="31" w:name="data-source"/>
     <w:p>
       <w:pPr>
         <w:pStyle w:val="Heading3"/>
@@ -556,7 +556,7 @@
         <w:pStyle w:val="FirstParagraph"/>
       </w:pPr>
       <w:r>
-        <w:t xml:space="preserve">Data derive from the World Bank Enterprise Surveys (WBES; World Bank, 2025), a stratified random-sample survey of formal private-sector enterprises conducted periodically across over 130 countries. We use microdata from 50 Asian and Pacific economies across 103 country-year waves spanning 2003–2025, including Japan's inaugural WBES wave (2025). This coverage encompasses six UN M.49 Asian sub-regions: East Asia (China, HongKong, Korea, Mongolia, Taiwan), Southeast Asia (Brunei, Cambodia, Indonesia, Laos, Malaysia, Myanmar, Philippines, Singapore, Thailand, Timor-Leste, Vietnam), South Asia (Afghanistan, Bangladesh, Bhutan, India, Maldives, Nepal, Pakistan, Sri Lanka), Central Asia (Kazakhstan, Kyrgyz Republic, Tajikistan, Turkmenistan, Uzbekistan), West Asia (Armenia, Bahrain, Cyprus, Iraq, Israel, Jordan, Kuwait, Lebanon, Oman, Qatar, Saudi Arabia, Yemen), and Pacific/SIDS (Fiji, Kiribati, Papua New Guinea, Samoa, Solomon Islands, Tonga, Vanuatu).</w:t>
+        <w:t xml:space="preserve">Data derive from the World Bank Enterprise Surveys (WBES; World Bank, 2025), a stratified random-sample survey of formal private-sector enterprises conducted periodically across over 130 countries. We use microdata from 50 Asian and Pacific economies across 103 country-year waves spanning 2003–2025, including Japan’s inaugural WBES wave (2025). This coverage encompasses six UN M.49 Asian sub-regions: East Asia (China, HongKong, Korea, Mongolia, Taiwan), Southeast Asia (Brunei, Cambodia, Indonesia, Laos, Malaysia, Myanmar, Philippines, Singapore, Thailand, Timor-Leste, Vietnam), South Asia (Afghanistan, Bangladesh, Bhutan, India, Maldives, Nepal, Pakistan, Sri Lanka), Central Asia (Kazakhstan, Kyrgyz Republic, Tajikistan, Turkmenistan, Uzbekistan), West Asia (Armenia, Bahrain, Cyprus, Iraq, Israel, Jordan, Kuwait, Lebanon, Oman, Qatar, Saudi Arabia, Yemen), and Pacific/SIDS (Fiji, Kiribati, Papua New Guinea, Samoa, Solomon Islands, Tonga, Vanuatu).</w:t>
       </w:r>
     </w:p>
     <w:p>
@@ -568,7 +568,7 @@
       </w:r>
     </w:p>
     <w:bookmarkEnd w:id="31"/>
-    <w:bookmarkStart w:id="32" w:name="Xbcf9f12e79107fa2c089aaf13fc6c4fb773f1c2"/>
+    <w:bookmarkStart w:id="32" w:name="variables"/>
     <w:p>
       <w:pPr>
         <w:pStyle w:val="Heading3"/>
@@ -674,13 +674,29 @@
           <w:bCs/>
           <w:b/>
         </w:rPr>
-        <w:t xml:space="preserve">Manager characteristics.</w:t>
-      </w:r>
-      <w:r>
-        <w:t xml:space="preserve"> </w:t>
-      </w:r>
-      <w:r>
-        <w:t xml:space="preserve">Top manager experience in sector (b7, in years) and a binary indicator for female top manager (b7a / b6a).</w:t>
+        <w:t xml:space="preserve">Construct distinctness (TCI vs DAI).</w:t>
+      </w:r>
+      <w:r>
+        <w:t xml:space="preserve"> </w:t>
+      </w:r>
+      <w:r>
+        <w:t xml:space="preserve">TCI and DAI are treated as two distinct</w:t>
+      </w:r>
+      <w:r>
+        <w:t xml:space="preserve"> </w:t>
+      </w:r>
+      <w:r>
+        <w:rPr>
+          <w:iCs/>
+          <w:i/>
+        </w:rPr>
+        <w:t xml:space="preserve">formative</w:t>
+      </w:r>
+      <w:r>
+        <w:t xml:space="preserve"> </w:t>
+      </w:r>
+      <w:r>
+        <w:t xml:space="preserve">composites rather than reflective scales: their indicators are defining constituents of capability rather than interchangeable manifestations of a common latent trait, so by the four-criterion test of Coltman et al. (2008) the indicators need not covary and reflective diagnostics (internal-consistency, exploratory factor analysis) do not apply. The appropriate distinctness evidence is at the composite level: across the analytic frame the two standardised indices correlate only r = 0.28 (sharing 8% of variance), and when entered jointly each retains an independent, highly significant partial association with productivity (TCI +0.18, DAI +0.13, both p &lt; .001), confirming that they capture different dimensions of firm advantage rather than one redundant construct.</w:t>
       </w:r>
     </w:p>
     <w:p>
@@ -692,13 +708,13 @@
           <w:bCs/>
           <w:b/>
         </w:rPr>
-        <w:t xml:space="preserve">Controls.</w:t>
-      </w:r>
-      <w:r>
-        <w:t xml:space="preserve"> </w:t>
-      </w:r>
-      <w:r>
-        <w:t xml:space="preserve">Female ownership share (b4 &gt; 0.5: majority female-owned, binary), foreign ownership percentage (b6a / 100), firm age (in years, current year − b5), and log permanent employees (ln l1_workers) as a size proxy.</w:t>
+        <w:t xml:space="preserve">Manager characteristics.</w:t>
+      </w:r>
+      <w:r>
+        <w:t xml:space="preserve"> </w:t>
+      </w:r>
+      <w:r>
+        <w:t xml:space="preserve">Top manager experience in sector (b7, in years) and a binary indicator for female top manager (b7a / b6a).</w:t>
       </w:r>
     </w:p>
     <w:p>
@@ -710,6 +726,24 @@
           <w:bCs/>
           <w:b/>
         </w:rPr>
+        <w:t xml:space="preserve">Controls.</w:t>
+      </w:r>
+      <w:r>
+        <w:t xml:space="preserve"> </w:t>
+      </w:r>
+      <w:r>
+        <w:t xml:space="preserve">Female ownership share (b4 &gt; 0.5: majority female-owned, binary), foreign ownership percentage (b6a / 100), firm age (in years, current year − b5), and log permanent employees (ln l1_workers) as a size proxy.</w:t>
+      </w:r>
+    </w:p>
+    <w:p>
+      <w:pPr>
+        <w:pStyle w:val="BodyText"/>
+      </w:pPr>
+      <w:r>
+        <w:rPr>
+          <w:bCs/>
+          <w:b/>
+        </w:rPr>
         <w:t xml:space="preserve">Institutional regime (ICRV group).</w:t>
       </w:r>
       <w:r>
@@ -720,7 +754,7 @@
       </w:r>
     </w:p>
     <w:bookmarkEnd w:id="32"/>
-    <w:bookmarkStart w:id="33" w:name="X88d3b635b18ee197bee6ec760e4576787847be1"/>
+    <w:bookmarkStart w:id="33" w:name="estimation-strategy"/>
     <w:p>
       <w:pPr>
         <w:pStyle w:val="Heading3"/>
@@ -754,7 +788,7 @@
       </w:r>
     </w:p>
     <w:bookmarkEnd w:id="33"/>
-    <w:bookmarkStart w:id="34" w:name="X7306ee6cc650c2a8c74023d786fd3b6ffa0ad4b"/>
+    <w:bookmarkStart w:id="34" w:name="sample-sizes"/>
     <w:p>
       <w:pPr>
         <w:pStyle w:val="Heading3"/>
@@ -768,7 +802,7 @@
         <w:pStyle w:val="FirstParagraph"/>
       </w:pPr>
       <w:r>
-        <w:t xml:space="preserve">The analytic frame is 88,869 firms across 50 economies. The quadratic anchor (M2: outcome + FSTS non-missing) is N = 81,022. Adding the capability block (M4: TCI and DAI) gives N = 79,080; demographic controls (M3) N = 78,970; the manager models (M7) drop to N = 75,029 because manager experience and gender are missing in some waves. The modest attrition across the ladder reflects item missingness in the moderator and manager variables, which is more prevalent in smaller economies and early WBES waves. All N's are reproducible via</w:t>
+        <w:t xml:space="preserve">The analytic frame is 88,869 firms across 50 economies. The quadratic anchor (M2: outcome + FSTS non-missing) is N = 81,022. Adding the capability block (M4: TCI and DAI) gives N = 79,080; demographic controls (M3) N = 78,970; the manager models (M7) drop to N = 75,029 because manager experience and gender are missing in some waves. The modest attrition across the ladder reflects item missingness in the moderator and manager variables, which is more prevalent in smaller economies and early WBES waves. All N’s are reproducible via</w:t>
       </w:r>
       <w:r>
         <w:t xml:space="preserve"> </w:t>
@@ -792,7 +826,7 @@
     </w:p>
     <w:bookmarkEnd w:id="34"/>
     <w:bookmarkEnd w:id="35"/>
-    <w:bookmarkStart w:id="44" w:name="X121719332867ee227f0a04b486098cee978c6e6"/>
+    <w:bookmarkStart w:id="44" w:name="results"/>
     <w:p>
       <w:pPr>
         <w:pStyle w:val="Heading2"/>
@@ -801,7 +835,7 @@
         <w:t xml:space="preserve">4. Results</w:t>
       </w:r>
     </w:p>
-    <w:bookmarkStart w:id="36" w:name="X1a3b7383b8b125b3d271986dbdfbc78bb7f954a"/>
+    <w:bookmarkStart w:id="36" w:name="descriptive-statistics-and-correlations"/>
     <w:p>
       <w:pPr>
         <w:pStyle w:val="Heading3"/>
@@ -819,7 +853,7 @@
       </w:r>
     </w:p>
     <w:bookmarkEnd w:id="36"/>
-    <w:bookmarkStart w:id="37" w:name="Xdbf83b4a83d0a9c63e43fc4d25cefed1772f7cd"/>
+    <w:bookmarkStart w:id="37" w:name="main-effect-inverted-u-h1"/>
     <w:p>
       <w:pPr>
         <w:pStyle w:val="Heading3"/>
@@ -845,7 +879,7 @@
         <w:pStyle w:val="BodyText"/>
       </w:pPr>
       <w:r>
-        <w:t xml:space="preserve">The linear baseline (M1) yields a positive but small FSTS slope (β = +0.219, p = .002). Adding the quadratic term (M2, N=81,022) yields β₁ = +1.188 (p &lt; .001) and β₂ = −1.398 (p &lt; .001), consistent with an inverted-U. Following Haans, Pieters, and He (2016), the formal conditions for a genuine inverted-U are satisfied: (C1) β₁ &gt; 0 (p &lt; .001), a positive ascending limb; (C2) β₂ &lt; 0 (p &lt; .001), concavity; (C3) the turning point TP ≈ 51.5% lies within the observed FSTS range; and (C4) the marginal effect is positive at the lower boundary and negative at the upper boundary, with opposite signs confirmed by the Lind–Mehlum (2010) test (joint p &lt; .001). The turning point tightens as capability is controlled: adding demographic controls (M3) gives TP = 43.8%, and adding technological capability and digital adoption (M4, N=79,080) gives TP = 43.6%, the headline estimate, matching the dissertation's canonical value. The stability of the turning point in the low-to-mid-40% range once capability is held constant indicates that the inverted-U is not an artefact of capability-based selection into exporting.</w:t>
+        <w:t xml:space="preserve">The linear baseline (M1) yields a positive but small FSTS slope (β = +0.219, p = .002). Adding the quadratic term (M2, N=81,022) yields β₁ = +1.188 (p &lt; .001) and β₂ = −1.398 (p &lt; .001), consistent with an inverted-U. Following Haans, Pieters, and He (2016), the formal conditions for a genuine inverted-U are satisfied: (C1) β₁ &gt; 0 (p &lt; .001), a positive ascending limb; (C2) β₂ &lt; 0 (p &lt; .001), concavity; (C3) the turning point TP ≈ 51.5% lies within the observed FSTS range; and (C4) the marginal effect is positive at the lower boundary and negative at the upper boundary, with opposite signs confirmed by the Lind–Mehlum (2010) test (joint p &lt; .001). The turning point tightens as capability is controlled: adding demographic controls (M3) gives TP = 43.8%, and adding technological capability and digital adoption (M4, N=79,080) gives TP = 43.6%, the headline estimate, matching the dissertation’s canonical value. The stability of the turning point in the low-to-mid-40% range once capability is held constant indicates that the inverted-U is not an artefact of capability-based selection into exporting.</w:t>
       </w:r>
     </w:p>
     <w:p>
@@ -867,7 +901,7 @@
       </w:r>
     </w:p>
     <w:bookmarkEnd w:id="37"/>
-    <w:bookmarkStart w:id="38" w:name="X9595a9bb339e08d65399a059096afa9ae72a457"/>
+    <w:bookmarkStart w:id="38" w:name="technological-capability-moderation-h2"/>
     <w:p>
       <w:pPr>
         <w:pStyle w:val="Heading3"/>
@@ -911,11 +945,11 @@
         <w:t xml:space="preserve"> </w:t>
       </w:r>
       <w:r>
-        <w:t xml:space="preserve">TCI is a foundational level-shifter across the 50-economy pool. The curve-moderation found in single-country studies (P3 Vietnam, P5 China) does not survive aggregation across the institutionally diverse pool, consistent with capability's curve-shaping role being institution-contingent rather than universal.</w:t>
+        <w:t xml:space="preserve">TCI is a foundational level-shifter across the 50-economy pool. The curve-moderation found in single-country studies (P3 Vietnam, P5 China) does not survive aggregation across the institutionally diverse pool, consistent with capability’s curve-shaping role being institution-contingent rather than universal.</w:t>
       </w:r>
     </w:p>
     <w:bookmarkEnd w:id="38"/>
-    <w:bookmarkStart w:id="39" w:name="X151158cb9bb4ce58412a9381bb2aaa4f708d4d3"/>
+    <w:bookmarkStart w:id="39" w:name="digital-adoption-moderation-h3"/>
     <w:p>
       <w:pPr>
         <w:pStyle w:val="Heading3"/>
@@ -959,11 +993,29 @@
         <w:t xml:space="preserve"> </w:t>
       </w:r>
       <w:r>
-        <w:t xml:space="preserve">Digital adoption raises firm performance substantially but does not significantly reshape the pooled I–P curve. The "digital shield" effect (DAI attenuating the descending limb) documented in the single-country Singapore study (P4) is not detectable once aggregated across the 50-economy pool, again consistent with the curve-shaping role of digital capability being institution-contingent rather than universal.</w:t>
+        <w:t xml:space="preserve">Digital adoption raises firm performance substantially but does not significantly reshape the pooled I–P curve. The</w:t>
+      </w:r>
+      <w:r>
+        <w:t xml:space="preserve"> </w:t>
+      </w:r>
+      <w:r>
+        <w:t xml:space="preserve">“</w:t>
+      </w:r>
+      <w:r>
+        <w:t xml:space="preserve">digital shield</w:t>
+      </w:r>
+      <w:r>
+        <w:t xml:space="preserve">”</w:t>
+      </w:r>
+      <w:r>
+        <w:t xml:space="preserve"> </w:t>
+      </w:r>
+      <w:r>
+        <w:t xml:space="preserve">effect (DAI attenuating the descending limb) documented in the single-country Singapore study (P4) is not detectable once aggregated across the 50-economy pool, again consistent with the curve-shaping role of digital capability being institution-contingent rather than universal.</w:t>
       </w:r>
     </w:p>
     <w:bookmarkEnd w:id="39"/>
-    <w:bookmarkStart w:id="40" w:name="X8c2848f12d916aaecc7d070f2d4e848d015e61e"/>
+    <w:bookmarkStart w:id="40" w:name="managerial-characteristics-h4-1"/>
     <w:p>
       <w:pPr>
         <w:pStyle w:val="Heading3"/>
@@ -1011,7 +1063,7 @@
       </w:r>
     </w:p>
     <w:bookmarkEnd w:id="40"/>
-    <w:bookmarkStart w:id="41" w:name="Xa3f0408b049fb96786efb222e5b901022bb2da2"/>
+    <w:bookmarkStart w:id="41" w:name="institutional-regime-moderation-h5"/>
     <w:p>
       <w:pPr>
         <w:pStyle w:val="Heading3"/>
@@ -1088,7 +1140,7 @@
           <w:bCs/>
           <w:b/>
         </w:rPr>
-        <w:t xml:space="preserve">Strongest-institution regime (Group I Advanced innovation, incl. Japan): TP ≈ 80%</w:t>
+        <w:t xml:space="preserve">Strongest-institution regime (Group I Advanced innovation, incl. Japan): TP ≈ 80%</w:t>
       </w:r>
       <w:r>
         <w:t xml:space="preserve">: the turning point lies near or beyond the observable range, so within the data the relationship is effectively near-linear and positive.</w:t>
@@ -1107,7 +1159,7 @@
           <w:bCs/>
           <w:b/>
         </w:rPr>
-        <w:t xml:space="preserve">Weakest regimes (Group V Emerging: TP ≈ 37%; Group VI Pacific SIDS): the inverted-U dissolves</w:t>
+        <w:t xml:space="preserve">Weakest regimes (Group V Emerging: TP ≈ 35%; Group VI Pacific SIDS): the inverted-U dissolves</w:t>
       </w:r>
       <w:r>
         <w:t xml:space="preserve">; in the SIDS group the quadratic flips sign (no interior maximum), consistent with the Forced Internationalization Penalty documented in the companion SIDS study (P8).</w:t>
@@ -1132,7 +1184,7 @@
       </w:r>
     </w:p>
     <w:bookmarkEnd w:id="41"/>
-    <w:bookmarkStart w:id="42" w:name="X4660d5a54a4ef3782810124f5d081790225d7d9"/>
+    <w:bookmarkStart w:id="42" w:name="Xf2de05cc7e02b530f3e17a4fce54678274e648b"/>
     <w:p>
       <w:pPr>
         <w:pStyle w:val="Heading3"/>
@@ -1166,7 +1218,7 @@
       </w:r>
     </w:p>
     <w:bookmarkEnd w:id="42"/>
-    <w:bookmarkStart w:id="43" w:name="X2af0d68f10debd1ea837b0bca15c0e87c623ec4"/>
+    <w:bookmarkStart w:id="43" w:name="robustness"/>
     <w:p>
       <w:pPr>
         <w:pStyle w:val="Heading3"/>
@@ -1256,7 +1308,7 @@
     </w:p>
     <w:bookmarkEnd w:id="43"/>
     <w:bookmarkEnd w:id="44"/>
-    <w:bookmarkStart w:id="50" w:name="X735612638e4e736e4693e459c258977262c0dfc"/>
+    <w:bookmarkStart w:id="50" w:name="discussion"/>
     <w:p>
       <w:pPr>
         <w:pStyle w:val="Heading2"/>
@@ -1265,7 +1317,7 @@
         <w:t xml:space="preserve">5. Discussion</w:t>
       </w:r>
     </w:p>
-    <w:bookmarkStart w:id="45" w:name="Xdb3d0d0ea2b17533512dc509acb289540c6f5bb"/>
+    <w:bookmarkStart w:id="45" w:name="resolution-of-cross-study-heterogeneity"/>
     <w:p>
       <w:pPr>
         <w:pStyle w:val="Heading3"/>
@@ -1295,11 +1347,11 @@
         <w:t xml:space="preserve"> </w:t>
       </w:r>
       <w:r>
-        <w:t xml:space="preserve">structure: sharp inverted-U in the transition regime (Group IV, TP ≈ 43%), near-linearity in the strongest regime (Group I, TP ≈ 80%, beyond range), and dissolution in the weakest regimes (Group V ≈ 37%; Group VI SIDS, no inverted-U). Whether a single-country study finds an inverted-U at all therefore depends on which institutional zone its economy occupies.</w:t>
+        <w:t xml:space="preserve">structure: sharp inverted-U in the transition regime (Group IV, TP ≈ 43%), near-linearity in the strongest regime (Group I, TP ≈ 80%, beyond range), and dissolution in the weakest regimes (Group V ≈ 35%; Group VI SIDS, no inverted-U). Whether a single-country study finds an inverted-U at all therefore depends on which institutional zone its economy occupies.</w:t>
       </w:r>
     </w:p>
     <w:bookmarkEnd w:id="45"/>
-    <w:bookmarkStart w:id="46" w:name="X3e958d55d5690299d9deebec25f8bb524b314c6"/>
+    <w:bookmarkStart w:id="46" w:name="technology-as-amplifier-not-moderator"/>
     <w:p>
       <w:pPr>
         <w:pStyle w:val="Heading3"/>
@@ -1317,7 +1369,7 @@
       </w:r>
     </w:p>
     <w:bookmarkEnd w:id="46"/>
-    <w:bookmarkStart w:id="47" w:name="Xd4fb1bb7a799c1fc5adcff76c30e3f2326e6be3"/>
+    <w:bookmarkStart w:id="47" w:name="Xb0069601c8d9c89b5e988d028d21202ed31f250"/>
     <w:p>
       <w:pPr>
         <w:pStyle w:val="Heading3"/>
@@ -1331,7 +1383,25 @@
         <w:pStyle w:val="FirstParagraph"/>
       </w:pPr>
       <w:r>
-        <w:t xml:space="preserve">On the canonical specification, digital adoption is the largest single capability level-shifter (DAI = +0.219, p &lt; .001) but does not significantly reshape the pooled I–P curve. This is a more conservative and, we argue, more credible reading than an earlier draft that attributed significant curve-reshaping to DAI: with within-economy-year standardisation and two-way fixed effects absorbing the price-level and selection confounds, the apparent curve-reshaping does not survive. The "digital shield" mechanism, DAI cushioning the descending limb, appears in the single-country Singapore study (P4) but is undetectable in aggregation, indicating that any curve-shaping role of digital adoption is institution-contingent and operates below the resolution of a pooled, Tier-1 (website-only) WBES measure. The policy implication is correspondingly disciplined: digital adoption is a robust lever for raising the productivity</w:t>
+        <w:t xml:space="preserve">On the canonical specification, digital adoption is the largest single capability level-shifter (DAI = +0.219, p &lt; .001) but does not significantly reshape the pooled I–P curve. This is a more conservative and, we argue, more credible reading than an earlier draft that attributed significant curve-reshaping to DAI: with within-economy-year standardisation and two-way fixed effects absorbing the price-level and selection confounds, the apparent curve-reshaping does not survive. The</w:t>
+      </w:r>
+      <w:r>
+        <w:t xml:space="preserve"> </w:t>
+      </w:r>
+      <w:r>
+        <w:t xml:space="preserve">“</w:t>
+      </w:r>
+      <w:r>
+        <w:t xml:space="preserve">digital shield</w:t>
+      </w:r>
+      <w:r>
+        <w:t xml:space="preserve">”</w:t>
+      </w:r>
+      <w:r>
+        <w:t xml:space="preserve"> </w:t>
+      </w:r>
+      <w:r>
+        <w:t xml:space="preserve">mechanism, DAI cushioning the descending limb, appears in the single-country Singapore study (P4) but is undetectable in aggregation, indicating that any curve-shaping role of digital adoption is institution-contingent and operates below the resolution of a pooled, Tier-1 (website-only) WBES measure. The policy implication is correspondingly disciplined: digital adoption is a robust lever for raising the productivity</w:t>
       </w:r>
       <w:r>
         <w:t xml:space="preserve"> </w:t>
@@ -1351,7 +1421,7 @@
       </w:r>
     </w:p>
     <w:bookmarkEnd w:id="47"/>
-    <w:bookmarkStart w:id="48" w:name="X84f38018b3434e120970b4f2e30dde187cbc62e"/>
+    <w:bookmarkStart w:id="48" w:name="managerial-heterogeneity"/>
     <w:p>
       <w:pPr>
         <w:pStyle w:val="Heading3"/>
@@ -1385,7 +1455,7 @@
       </w:r>
     </w:p>
     <w:bookmarkEnd w:id="48"/>
-    <w:bookmarkStart w:id="49" w:name="Xde7edcb3f604b7ff7a62d585547252a5b42f172"/>
+    <w:bookmarkStart w:id="49" w:name="limitations"/>
     <w:p>
       <w:pPr>
         <w:pStyle w:val="Heading3"/>
@@ -1399,7 +1469,25 @@
         <w:pStyle w:val="FirstParagraph"/>
       </w:pPr>
       <w:r>
-        <w:t xml:space="preserve">Three inferential constraints bound these findings. First, WBES is a cross-sectional design: "performance" throughout refers to a contemporaneous association between FSTS and labour productivity in a given survey year, not a panel-tracked causal effect. The instrumental-variable strategy used in the single-country P3 Vietnam study to address selection into exporting is not available at scale across 50 economies; the pooled inverse-Mills selection check (Section 4.8) indicates the estimated curvature is not driven by selection into exporting, but a panel-tracked causal design remains out of reach, and capability-based selection into exporting is part of what the capability-adjusted turning point (M4) reveals rather than a nuisance assumed away. Second, the DAI measure is limited to Tier-1 (website) capability in the harmonised pool; the richer digital-capability dimensions captured in more recent BEE-schema waves are not yet available for the majority of economies, which likely contributes to the null curve-reshaping result. Third, the dataset covers all 50 ICRV-mapped economies across six regime groups, including Japan's inaugural 2025 wave; some early waves predate the digital-capability and manager variables, limiting their contribution to the baseline models. Future WBES waves would sharpen the moderation estimates, particularly for the sparser Advanced and SIDS regimes.</w:t>
+        <w:t xml:space="preserve">Three inferential constraints bound these findings. First, WBES is a cross-sectional design:</w:t>
+      </w:r>
+      <w:r>
+        <w:t xml:space="preserve"> </w:t>
+      </w:r>
+      <w:r>
+        <w:t xml:space="preserve">“</w:t>
+      </w:r>
+      <w:r>
+        <w:t xml:space="preserve">performance</w:t>
+      </w:r>
+      <w:r>
+        <w:t xml:space="preserve">”</w:t>
+      </w:r>
+      <w:r>
+        <w:t xml:space="preserve"> </w:t>
+      </w:r>
+      <w:r>
+        <w:t xml:space="preserve">throughout refers to a contemporaneous association between FSTS and labour productivity in a given survey year, not a panel-tracked causal effect. The instrumental-variable strategy used in the single-country P3 Vietnam study to address selection into exporting is not available at scale across 50 economies; the pooled inverse-Mills selection check (Section 4.8) indicates the estimated curvature is not driven by selection into exporting, but a panel-tracked causal design remains out of reach, and capability-based selection into exporting is part of what the capability-adjusted turning point (M4) reveals rather than a nuisance assumed away. Second, the DAI measure is limited to Tier-1 (website) capability in the harmonised pool; the richer digital-capability dimensions captured in more recent BEE-schema waves are not yet available for the majority of economies, which likely contributes to the null curve-reshaping result. Third, the dataset covers all 50 ICRV-mapped economies across six regime groups, including Japan’s inaugural 2025 wave; some early waves predate the digital-capability and manager variables, limiting their contribution to the baseline models. Future WBES waves would sharpen the moderation estimates, particularly for the sparser Advanced and SIDS regimes.</w:t>
       </w:r>
     </w:p>
     <w:p>
@@ -1411,7 +1499,7 @@
     </w:p>
     <w:bookmarkEnd w:id="49"/>
     <w:bookmarkEnd w:id="50"/>
-    <w:bookmarkStart w:id="51" w:name="X56025c6d9dbf7520f7a7df11f905cdd09f46e4a"/>
+    <w:bookmarkStart w:id="51" w:name="conclusions"/>
     <w:p>
       <w:pPr>
         <w:pStyle w:val="Heading2"/>
@@ -1425,7 +1513,7 @@
         <w:pStyle w:val="FirstParagraph"/>
       </w:pPr>
       <w:r>
-        <w:t xml:space="preserve">We find that the inverted-U I–P relationship holds robustly across a 50-economy, 103-wave WBES sample (including Japan's inaugural 2025 wave), with a capability-adjusted turning point of 43.6% foreign sales intensity. Three conclusions are policy-relevant. First, for firms in the ascending phase (FSTS &lt; 43.6%), intensifying internationalization is productivity-enhancing; the priority is removing barriers to export expansion. For firms beyond the turning point, the constraint is not market access but coordination capacity. Second, both technological capability and digital adoption raise the performance level substantially across all FSTS levels without reliably reshaping the curve; policy should target capability building as a baseline performance lever rather than as a curve-shifting intervention. Third, and most important, it is institutional regime, not capability, that determines the shape of the curve: the inverted-U is sharp in transition economies (turning point ≈ 43%), straightens toward near-linearity in the strongest-institution economies (peak beyond the observable range), and dissolves in the weakest regimes, reversing into a Forced Internationalization Penalty in the Pacific SIDS group. Context-contingent policy must therefore differ by zone, not merely by where a common peak falls.</w:t>
+        <w:t xml:space="preserve">We find that the inverted-U I–P relationship holds robustly across a 50-economy, 103-wave WBES sample (including Japan’s inaugural 2025 wave), with a capability-adjusted turning point of 43.6% foreign sales intensity. Three conclusions are policy-relevant. First, for firms in the ascending phase (FSTS &lt; 43.6%), intensifying internationalization is productivity-enhancing; the priority is removing barriers to export expansion. For firms beyond the turning point, the constraint is not market access but coordination capacity. Second, both technological capability and digital adoption raise the performance level substantially across all FSTS levels without reliably reshaping the curve; policy should target capability building as a baseline performance lever rather than as a curve-shifting intervention. Third, and most important, it is institutional regime, not capability, that determines the shape of the curve: the inverted-U is sharp in transition economies (turning point ≈ 43%), straightens toward near-linearity in the strongest-institution economies (peak beyond the observable range), and dissolves in the weakest regimes, reversing into a Forced Internationalization Penalty in the Pacific SIDS group. Context-contingent policy must therefore differ by zone, not merely by where a common peak falls.</w:t>
       </w:r>
     </w:p>
     <w:p>
@@ -1506,7 +1594,7 @@
       </w:r>
     </w:p>
     <w:bookmarkEnd w:id="54"/>
-    <w:bookmarkStart w:id="56" w:name="data-availability"/>
+    <w:bookmarkStart w:id="55" w:name="data-availability"/>
     <w:p>
       <w:pPr>
         <w:pStyle w:val="Heading2"/>
@@ -1520,46 +1608,29 @@
         <w:pStyle w:val="FirstParagraph"/>
       </w:pPr>
       <w:r>
-        <w:t xml:space="preserve">The World Bank Enterprise Survey (WBES) microdata for the Asian and Pacific economies analysed in this study (including Japan 2025) are publicly available at</w:t>
-      </w:r>
-      <w:r>
-        <w:t xml:space="preserve"> </w:t>
-      </w:r>
-      <w:hyperlink r:id="rId55">
-        <w:r>
-          <w:rPr>
-            <w:rStyle w:val="Hyperlink"/>
-          </w:rPr>
-          <w:t xml:space="preserve">https://www.enterprisesurveys.org</w:t>
-        </w:r>
-      </w:hyperlink>
-      <w:r>
-        <w:t xml:space="preserve"> </w:t>
-      </w:r>
-      <w:r>
-        <w:t xml:space="preserve">subject to World Bank registration. Replication materials are available from the authors upon reasonable request, to the extent permitted by the WBES Data Access Protocol.</w:t>
+        <w:t xml:space="preserve">The World Bank Enterprise Survey (WBES) microdata for the Asian and Pacific economies analysed in this study (including Japan 2025) are publicly available at https://www.enterprisesurveys.org subject to World Bank registration. Replication materials are available from the authors upon reasonable request, to the extent permitted by the WBES Data Access Protocol.</w:t>
+      </w:r>
+    </w:p>
+    <w:bookmarkEnd w:id="55"/>
+    <w:bookmarkStart w:id="56" w:name="Xa6ff8e54395812bd8a1d49fa16c25a1d6a46bbb"/>
+    <w:p>
+      <w:pPr>
+        <w:pStyle w:val="Heading2"/>
+      </w:pPr>
+      <w:r>
+        <w:t xml:space="preserve">Declaration of Generative AI in the Writing Process</w:t>
+      </w:r>
+    </w:p>
+    <w:p>
+      <w:pPr>
+        <w:pStyle w:val="FirstParagraph"/>
+      </w:pPr>
+      <w:r>
+        <w:t xml:space="preserve">During the preparation of this work the authors used generative AI tools to assist with language editing and formatting. The authors reviewed and edited the content as needed and take full responsibility for the content of the publication.</w:t>
       </w:r>
     </w:p>
     <w:bookmarkEnd w:id="56"/>
-    <w:bookmarkStart w:id="57" w:name="Xa6ff8e54395812bd8a1d49fa16c25a1d6a46bbb"/>
-    <w:p>
-      <w:pPr>
-        <w:pStyle w:val="Heading2"/>
-      </w:pPr>
-      <w:r>
-        <w:t xml:space="preserve">Declaration of Generative AI in the Writing Process</w:t>
-      </w:r>
-    </w:p>
-    <w:p>
-      <w:pPr>
-        <w:pStyle w:val="FirstParagraph"/>
-      </w:pPr>
-      <w:r>
-        <w:t xml:space="preserve">During the preparation of this work the authors used generative AI tools to assist with language editing and formatting. The authors reviewed and edited the content as needed and take full responsibility for the content of the publication.</w:t>
-      </w:r>
-    </w:p>
-    <w:bookmarkEnd w:id="57"/>
-    <w:bookmarkStart w:id="81" w:name="references"/>
+    <w:bookmarkStart w:id="57" w:name="references"/>
     <w:p>
       <w:pPr>
         <w:pStyle w:val="Heading2"/>
@@ -1607,19 +1678,8 @@
         <w:t xml:space="preserve">Journal of Management, 17</w:t>
       </w:r>
       <w:r>
-        <w:t xml:space="preserve">(1), 99–120.</w:t>
-      </w:r>
-      <w:r>
-        <w:t xml:space="preserve"> </w:t>
-      </w:r>
-      <w:hyperlink r:id="rId58">
-        <w:r>
-          <w:rPr>
-            <w:rStyle w:val="Hyperlink"/>
-          </w:rPr>
-          <w:t xml:space="preserve">https://doi.org/10.1177/014920639101700108</w:t>
-        </w:r>
-      </w:hyperlink>
+        <w:t xml:space="preserve">(1), 99–120. https://doi.org/10.1177/014920639101700108</w:t>
+      </w:r>
     </w:p>
     <w:p>
       <w:pPr>
@@ -1663,19 +1723,8 @@
         <w:t xml:space="preserve">Management International Review, 47</w:t>
       </w:r>
       <w:r>
-        <w:t xml:space="preserve">(3), 319–347.</w:t>
-      </w:r>
-      <w:r>
-        <w:t xml:space="preserve"> </w:t>
-      </w:r>
-      <w:hyperlink r:id="rId59">
-        <w:r>
-          <w:rPr>
-            <w:rStyle w:val="Hyperlink"/>
-          </w:rPr>
-          <w:t xml:space="preserve">https://doi.org/10.1007/s11575-007-0019-z</w:t>
-        </w:r>
-      </w:hyperlink>
+        <w:t xml:space="preserve">(3), 319–347. https://doi.org/10.1007/s11575-007-0019-z</w:t>
+      </w:r>
     </w:p>
     <w:p>
       <w:pPr>
@@ -1695,19 +1744,8 @@
         <w:t xml:space="preserve">Small Business Economics, 26</w:t>
       </w:r>
       <w:r>
-        <w:t xml:space="preserve">(5), 475–492.</w:t>
-      </w:r>
-      <w:r>
-        <w:t xml:space="preserve"> </w:t>
-      </w:r>
-      <w:hyperlink r:id="rId60">
-        <w:r>
-          <w:rPr>
-            <w:rStyle w:val="Hyperlink"/>
-          </w:rPr>
-          <w:t xml:space="preserve">https://doi.org/10.1007/s11187-005-5599-z</w:t>
-        </w:r>
-      </w:hyperlink>
+        <w:t xml:space="preserve">(5), 475–492. https://doi.org/10.1007/s11187-005-5599-z</w:t>
+      </w:r>
     </w:p>
     <w:p>
       <w:pPr>
@@ -1727,19 +1765,8 @@
         <w:t xml:space="preserve">The Review of Economics and Statistics, 90</w:t>
       </w:r>
       <w:r>
-        <w:t xml:space="preserve">(3), 414–427.</w:t>
-      </w:r>
-      <w:r>
-        <w:t xml:space="preserve"> </w:t>
-      </w:r>
-      <w:hyperlink r:id="rId61">
-        <w:r>
-          <w:rPr>
-            <w:rStyle w:val="Hyperlink"/>
-          </w:rPr>
-          <w:t xml:space="preserve">https://doi.org/10.1162/rest.90.3.414</w:t>
-        </w:r>
-      </w:hyperlink>
+        <w:t xml:space="preserve">(3), 414–427. https://doi.org/10.1162/rest.90.3.414</w:t>
+      </w:r>
     </w:p>
     <w:p>
       <w:pPr>
@@ -1780,26 +1807,15 @@
         <w:t xml:space="preserve">Administrative Science Quarterly, 35</w:t>
       </w:r>
       <w:r>
-        <w:t xml:space="preserve">(1), 128–152.</w:t>
-      </w:r>
-      <w:r>
-        <w:t xml:space="preserve"> </w:t>
-      </w:r>
-      <w:hyperlink r:id="rId62">
-        <w:r>
-          <w:rPr>
-            <w:rStyle w:val="Hyperlink"/>
-          </w:rPr>
-          <w:t xml:space="preserve">https://doi.org/10.2307/2393553</w:t>
-        </w:r>
-      </w:hyperlink>
-    </w:p>
-    <w:p>
-      <w:pPr>
-        <w:pStyle w:val="BodyText"/>
-      </w:pPr>
-      <w:r>
-        <w:t xml:space="preserve">Contractor, F. J., Kundu, S. K., &amp; Hsu, C.-C. (2003). A three-stage theory of international expansion: The link between multinationality and performance in the service sector.</w:t>
+        <w:t xml:space="preserve">(1), 128–152. https://doi.org/10.2307/2393553</w:t>
+      </w:r>
+    </w:p>
+    <w:p>
+      <w:pPr>
+        <w:pStyle w:val="BodyText"/>
+      </w:pPr>
+      <w:r>
+        <w:t xml:space="preserve">Coltman, T., Devinney, T. M., Midgley, D. F., &amp; Venaik, S. (2008). Formative versus reflective measurement models: Two applications of formative measurement.</w:t>
       </w:r>
       <w:r>
         <w:t xml:space="preserve"> </w:t>
@@ -1809,29 +1825,18 @@
           <w:iCs/>
           <w:i/>
         </w:rPr>
-        <w:t xml:space="preserve">Journal of International Business Studies, 34</w:t>
-      </w:r>
-      <w:r>
-        <w:t xml:space="preserve">(1), 5–18.</w:t>
-      </w:r>
-      <w:r>
-        <w:t xml:space="preserve"> </w:t>
-      </w:r>
-      <w:hyperlink r:id="rId63">
-        <w:r>
-          <w:rPr>
-            <w:rStyle w:val="Hyperlink"/>
-          </w:rPr>
-          <w:t xml:space="preserve">https://doi.org/10.1057/palgrave.jibs.8400003</w:t>
-        </w:r>
-      </w:hyperlink>
-    </w:p>
-    <w:p>
-      <w:pPr>
-        <w:pStyle w:val="BodyText"/>
-      </w:pPr>
-      <w:r>
-        <w:t xml:space="preserve">Contractor, F. J., Kumar, V., &amp; Kundu, S. K. (2007). Nature of the relationship between international expansion and performance: The case of emerging market firms.</w:t>
+        <w:t xml:space="preserve">Journal of Business Research, 61</w:t>
+      </w:r>
+      <w:r>
+        <w:t xml:space="preserve">(12), 1250–1262. https://doi.org/10.1016/j.jbusres.2008.01.013</w:t>
+      </w:r>
+    </w:p>
+    <w:p>
+      <w:pPr>
+        <w:pStyle w:val="BodyText"/>
+      </w:pPr>
+      <w:r>
+        <w:t xml:space="preserve">Contractor, F. J., Kundu, S. K., &amp; Hsu, C.-C. (2003). A three-stage theory of international expansion: The link between multinationality and performance in the service sector.</w:t>
       </w:r>
       <w:r>
         <w:t xml:space="preserve"> </w:t>
@@ -1841,29 +1846,18 @@
           <w:iCs/>
           <w:i/>
         </w:rPr>
-        <w:t xml:space="preserve">Journal of World Business, 42</w:t>
-      </w:r>
-      <w:r>
-        <w:t xml:space="preserve">(4), 401–417.</w:t>
-      </w:r>
-      <w:r>
-        <w:t xml:space="preserve"> </w:t>
-      </w:r>
-      <w:hyperlink r:id="rId64">
-        <w:r>
-          <w:rPr>
-            <w:rStyle w:val="Hyperlink"/>
-          </w:rPr>
-          <w:t xml:space="preserve">https://doi.org/10.1016/j.jwb.2007.06.003</w:t>
-        </w:r>
-      </w:hyperlink>
-    </w:p>
-    <w:p>
-      <w:pPr>
-        <w:pStyle w:val="BodyText"/>
-      </w:pPr>
-      <w:r>
-        <w:t xml:space="preserve">Cuervo-Cazurra, A., Ciravegna, L., Melgarejo, M., &amp; Lopez, L. (2018). Home country uncertainty and the internationalization-performance relationship: Building an uncertainty management capability.</w:t>
+        <w:t xml:space="preserve">Journal of International Business Studies, 34</w:t>
+      </w:r>
+      <w:r>
+        <w:t xml:space="preserve">(1), 5–18. https://doi.org/10.1057/palgrave.jibs.8400003</w:t>
+      </w:r>
+    </w:p>
+    <w:p>
+      <w:pPr>
+        <w:pStyle w:val="BodyText"/>
+      </w:pPr>
+      <w:r>
+        <w:t xml:space="preserve">Contractor, F. J., Kumar, V., &amp; Kundu, S. K. (2007). Nature of the relationship between international expansion and performance: The case of emerging market firms.</w:t>
       </w:r>
       <w:r>
         <w:t xml:space="preserve"> </w:t>
@@ -1873,29 +1867,18 @@
           <w:iCs/>
           <w:i/>
         </w:rPr>
-        <w:t xml:space="preserve">Journal of World Business, 53</w:t>
-      </w:r>
-      <w:r>
-        <w:t xml:space="preserve">(2), 209–221.</w:t>
-      </w:r>
-      <w:r>
-        <w:t xml:space="preserve"> </w:t>
-      </w:r>
-      <w:hyperlink r:id="rId65">
-        <w:r>
-          <w:rPr>
-            <w:rStyle w:val="Hyperlink"/>
-          </w:rPr>
-          <w:t xml:space="preserve">https://doi.org/10.1016/j.jwb.2017.11.003</w:t>
-        </w:r>
-      </w:hyperlink>
-    </w:p>
-    <w:p>
-      <w:pPr>
-        <w:pStyle w:val="BodyText"/>
-      </w:pPr>
-      <w:r>
-        <w:t xml:space="preserve">Dawson, J. F. (2014). Moderation in management research: What, why, when, and how.</w:t>
+        <w:t xml:space="preserve">Journal of World Business, 42</w:t>
+      </w:r>
+      <w:r>
+        <w:t xml:space="preserve">(4), 401–417. https://doi.org/10.1016/j.jwb.2007.06.003</w:t>
+      </w:r>
+    </w:p>
+    <w:p>
+      <w:pPr>
+        <w:pStyle w:val="BodyText"/>
+      </w:pPr>
+      <w:r>
+        <w:t xml:space="preserve">Cuervo-Cazurra, A., Ciravegna, L., Melgarejo, M., &amp; Lopez, L. (2018). Home country uncertainty and the internationalization-performance relationship: Building an uncertainty management capability.</w:t>
       </w:r>
       <w:r>
         <w:t xml:space="preserve"> </w:t>
@@ -1905,37 +1888,18 @@
           <w:iCs/>
           <w:i/>
         </w:rPr>
-        <w:t xml:space="preserve">Journal of Business and Psychology, 29</w:t>
-      </w:r>
-      <w:r>
-        <w:t xml:space="preserve">(1), 1–19.</w:t>
-      </w:r>
-      <w:r>
-        <w:t xml:space="preserve"> </w:t>
-      </w:r>
-      <w:hyperlink r:id="rId66">
-        <w:r>
-          <w:rPr>
-            <w:rStyle w:val="Hyperlink"/>
-          </w:rPr>
-          <w:t xml:space="preserve">https://doi.org/10.1007/s10869-013-9308-7</w:t>
-        </w:r>
-      </w:hyperlink>
-    </w:p>
-    <w:p>
-      <w:pPr>
-        <w:pStyle w:val="BodyText"/>
-      </w:pPr>
-      <w:r>
-        <w:t xml:space="preserve">Authors. (2024). Details omitted for double-blind review.</w:t>
-      </w:r>
-    </w:p>
-    <w:p>
-      <w:pPr>
-        <w:pStyle w:val="BodyText"/>
-      </w:pPr>
-      <w:r>
-        <w:t xml:space="preserve">Gomes, L., &amp; Ramaswamy, K. (1999). An empirical examination of the form of the relationship between multinationality and performance.</w:t>
+        <w:t xml:space="preserve">Journal of World Business, 53</w:t>
+      </w:r>
+      <w:r>
+        <w:t xml:space="preserve">(2), 209–221. https://doi.org/10.1016/j.jwb.2017.11.003</w:t>
+      </w:r>
+    </w:p>
+    <w:p>
+      <w:pPr>
+        <w:pStyle w:val="BodyText"/>
+      </w:pPr>
+      <w:r>
+        <w:t xml:space="preserve">Dawson, J. F. (2014). Moderation in management research: What, why, when, and how.</w:t>
       </w:r>
       <w:r>
         <w:t xml:space="preserve"> </w:t>
@@ -1945,29 +1909,26 @@
           <w:iCs/>
           <w:i/>
         </w:rPr>
-        <w:t xml:space="preserve">Journal of International Business Studies, 30</w:t>
-      </w:r>
-      <w:r>
-        <w:t xml:space="preserve">(1), 173–187.</w:t>
-      </w:r>
-      <w:r>
-        <w:t xml:space="preserve"> </w:t>
-      </w:r>
-      <w:hyperlink r:id="rId67">
-        <w:r>
-          <w:rPr>
-            <w:rStyle w:val="Hyperlink"/>
-          </w:rPr>
-          <w:t xml:space="preserve">https://doi.org/10.1057/palgrave.jibs.8490065</w:t>
-        </w:r>
-      </w:hyperlink>
-    </w:p>
-    <w:p>
-      <w:pPr>
-        <w:pStyle w:val="BodyText"/>
-      </w:pPr>
-      <w:r>
-        <w:t xml:space="preserve">Haans, R. F. J., Pieters, C., &amp; He, Z.-L. (2016). Thinking about U: Theorizing and testing U- and inverted U-shaped relationships in strategy research.</w:t>
+        <w:t xml:space="preserve">Journal of Business and Psychology, 29</w:t>
+      </w:r>
+      <w:r>
+        <w:t xml:space="preserve">(1), 1–19. https://doi.org/10.1007/s10869-013-9308-7</w:t>
+      </w:r>
+    </w:p>
+    <w:p>
+      <w:pPr>
+        <w:pStyle w:val="BodyText"/>
+      </w:pPr>
+      <w:r>
+        <w:t xml:space="preserve">Authors. (2024). Details omitted for double-blind review.</w:t>
+      </w:r>
+    </w:p>
+    <w:p>
+      <w:pPr>
+        <w:pStyle w:val="BodyText"/>
+      </w:pPr>
+      <w:r>
+        <w:t xml:space="preserve">Gomes, L., &amp; Ramaswamy, K. (1999). An empirical examination of the form of the relationship between multinationality and performance.</w:t>
       </w:r>
       <w:r>
         <w:t xml:space="preserve"> </w:t>
@@ -1977,29 +1938,18 @@
           <w:iCs/>
           <w:i/>
         </w:rPr>
-        <w:t xml:space="preserve">Strategic Management Journal, 37</w:t>
-      </w:r>
-      <w:r>
-        <w:t xml:space="preserve">(7), 1177–1195.</w:t>
-      </w:r>
-      <w:r>
-        <w:t xml:space="preserve"> </w:t>
-      </w:r>
-      <w:hyperlink r:id="rId68">
-        <w:r>
-          <w:rPr>
-            <w:rStyle w:val="Hyperlink"/>
-          </w:rPr>
-          <w:t xml:space="preserve">https://doi.org/10.1002/smj.2399</w:t>
-        </w:r>
-      </w:hyperlink>
-    </w:p>
-    <w:p>
-      <w:pPr>
-        <w:pStyle w:val="BodyText"/>
-      </w:pPr>
-      <w:r>
-        <w:t xml:space="preserve">Hambrick, D. C. (2007). Upper echelons theory: An update.</w:t>
+        <w:t xml:space="preserve">Journal of International Business Studies, 30</w:t>
+      </w:r>
+      <w:r>
+        <w:t xml:space="preserve">(1), 173–187. https://doi.org/10.1057/palgrave.jibs.8490065</w:t>
+      </w:r>
+    </w:p>
+    <w:p>
+      <w:pPr>
+        <w:pStyle w:val="BodyText"/>
+      </w:pPr>
+      <w:r>
+        <w:t xml:space="preserve">Haans, R. F. J., Pieters, C., &amp; He, Z.-L. (2016). Thinking about U: Theorizing and testing U- and inverted U-shaped relationships in strategy research.</w:t>
       </w:r>
       <w:r>
         <w:t xml:space="preserve"> </w:t>
@@ -2009,29 +1959,18 @@
           <w:iCs/>
           <w:i/>
         </w:rPr>
-        <w:t xml:space="preserve">Academy of Management Review, 32</w:t>
-      </w:r>
-      <w:r>
-        <w:t xml:space="preserve">(2), 334–343.</w:t>
-      </w:r>
-      <w:r>
-        <w:t xml:space="preserve"> </w:t>
-      </w:r>
-      <w:hyperlink r:id="rId69">
-        <w:r>
-          <w:rPr>
-            <w:rStyle w:val="Hyperlink"/>
-          </w:rPr>
-          <w:t xml:space="preserve">https://doi.org/10.5465/amr.2007.24345254</w:t>
-        </w:r>
-      </w:hyperlink>
-    </w:p>
-    <w:p>
-      <w:pPr>
-        <w:pStyle w:val="BodyText"/>
-      </w:pPr>
-      <w:r>
-        <w:t xml:space="preserve">Hambrick, D. C., &amp; Mason, P. A. (1984). Upper echelons: The organization as a reflection of its top managers.</w:t>
+        <w:t xml:space="preserve">Strategic Management Journal, 37</w:t>
+      </w:r>
+      <w:r>
+        <w:t xml:space="preserve">(7), 1177–1195. https://doi.org/10.1002/smj.2399</w:t>
+      </w:r>
+    </w:p>
+    <w:p>
+      <w:pPr>
+        <w:pStyle w:val="BodyText"/>
+      </w:pPr>
+      <w:r>
+        <w:t xml:space="preserve">Hambrick, D. C. (2007). Upper echelons theory: An update.</w:t>
       </w:r>
       <w:r>
         <w:t xml:space="preserve"> </w:t>
@@ -2041,29 +1980,18 @@
           <w:iCs/>
           <w:i/>
         </w:rPr>
-        <w:t xml:space="preserve">Academy of Management Review, 9</w:t>
-      </w:r>
-      <w:r>
-        <w:t xml:space="preserve">(2), 193–206.</w:t>
-      </w:r>
-      <w:r>
-        <w:t xml:space="preserve"> </w:t>
-      </w:r>
-      <w:hyperlink r:id="rId70">
-        <w:r>
-          <w:rPr>
-            <w:rStyle w:val="Hyperlink"/>
-          </w:rPr>
-          <w:t xml:space="preserve">https://doi.org/10.5465/amr.1984.4277628</w:t>
-        </w:r>
-      </w:hyperlink>
-    </w:p>
-    <w:p>
-      <w:pPr>
-        <w:pStyle w:val="BodyText"/>
-      </w:pPr>
-      <w:r>
-        <w:t xml:space="preserve">International Finance Corporation. (2022, December).</w:t>
+        <w:t xml:space="preserve">Academy of Management Review, 32</w:t>
+      </w:r>
+      <w:r>
+        <w:t xml:space="preserve">(2), 334–343. https://doi.org/10.5465/amr.2007.24345254</w:t>
+      </w:r>
+    </w:p>
+    <w:p>
+      <w:pPr>
+        <w:pStyle w:val="BodyText"/>
+      </w:pPr>
+      <w:r>
+        <w:t xml:space="preserve">Hambrick, D. C., &amp; Mason, P. A. (1984). Upper echelons: The organization as a reflection of its top managers.</w:t>
       </w:r>
       <w:r>
         <w:t xml:space="preserve"> </w:t>
@@ -2073,18 +2001,18 @@
           <w:iCs/>
           <w:i/>
         </w:rPr>
-        <w:t xml:space="preserve">Mind the gaps: Women in leadership in Viet Nam's banking sector</w:t>
-      </w:r>
-      <w:r>
-        <w:t xml:space="preserve">. IFC, World Bank Group.</w:t>
-      </w:r>
-    </w:p>
-    <w:p>
-      <w:pPr>
-        <w:pStyle w:val="BodyText"/>
-      </w:pPr>
-      <w:r>
-        <w:t xml:space="preserve">Johanson, J., &amp; Vahlne, J.-E. (1977). The internationalization process of the firm—A model of knowledge development and increasing foreign market commitments.</w:t>
+        <w:t xml:space="preserve">Academy of Management Review, 9</w:t>
+      </w:r>
+      <w:r>
+        <w:t xml:space="preserve">(2), 193–206. https://doi.org/10.5465/amr.1984.4277628</w:t>
+      </w:r>
+    </w:p>
+    <w:p>
+      <w:pPr>
+        <w:pStyle w:val="BodyText"/>
+      </w:pPr>
+      <w:r>
+        <w:t xml:space="preserve">International Finance Corporation. (2022, December).</w:t>
       </w:r>
       <w:r>
         <w:t xml:space="preserve"> </w:t>
@@ -2094,29 +2022,18 @@
           <w:iCs/>
           <w:i/>
         </w:rPr>
-        <w:t xml:space="preserve">Journal of International Business Studies, 8</w:t>
-      </w:r>
-      <w:r>
-        <w:t xml:space="preserve">(1), 23–32.</w:t>
-      </w:r>
-      <w:r>
-        <w:t xml:space="preserve"> </w:t>
-      </w:r>
-      <w:hyperlink r:id="rId71">
-        <w:r>
-          <w:rPr>
-            <w:rStyle w:val="Hyperlink"/>
-          </w:rPr>
-          <w:t xml:space="preserve">https://doi.org/10.1057/palgrave.jibs.8490676</w:t>
-        </w:r>
-      </w:hyperlink>
-    </w:p>
-    <w:p>
-      <w:pPr>
-        <w:pStyle w:val="BodyText"/>
-      </w:pPr>
-      <w:r>
-        <w:t xml:space="preserve">Johanson, J., &amp; Vahlne, J.-E. (2009). The Uppsala internationalization process model revisited: From liability of foreignness to liability of outsidership.</w:t>
+        <w:t xml:space="preserve">Mind the gaps: Women in leadership in Viet Nam’s banking sector</w:t>
+      </w:r>
+      <w:r>
+        <w:t xml:space="preserve">. IFC, World Bank Group.</w:t>
+      </w:r>
+    </w:p>
+    <w:p>
+      <w:pPr>
+        <w:pStyle w:val="BodyText"/>
+      </w:pPr>
+      <w:r>
+        <w:t xml:space="preserve">Johanson, J., &amp; Vahlne, J.-E. (1977). The internationalization process of the firm—A model of knowledge development and increasing foreign market commitments.</w:t>
       </w:r>
       <w:r>
         <w:t xml:space="preserve"> </w:t>
@@ -2126,29 +2043,18 @@
           <w:iCs/>
           <w:i/>
         </w:rPr>
-        <w:t xml:space="preserve">Journal of International Business Studies, 40</w:t>
-      </w:r>
-      <w:r>
-        <w:t xml:space="preserve">(9), 1411–1431.</w:t>
-      </w:r>
-      <w:r>
-        <w:t xml:space="preserve"> </w:t>
-      </w:r>
-      <w:hyperlink r:id="rId72">
-        <w:r>
-          <w:rPr>
-            <w:rStyle w:val="Hyperlink"/>
-          </w:rPr>
-          <w:t xml:space="preserve">https://doi.org/10.1057/jibs.2009.24</w:t>
-        </w:r>
-      </w:hyperlink>
-    </w:p>
-    <w:p>
-      <w:pPr>
-        <w:pStyle w:val="BodyText"/>
-      </w:pPr>
-      <w:r>
-        <w:t xml:space="preserve">Kirca, A. H., Roth, K., Hult, G. T. M., &amp; Cavusgil, S. T. (2012). The role of context in the multinationality–performance relationship: A meta-analytic review.</w:t>
+        <w:t xml:space="preserve">Journal of International Business Studies, 8</w:t>
+      </w:r>
+      <w:r>
+        <w:t xml:space="preserve">(1), 23–32. https://doi.org/10.1057/palgrave.jibs.8490676</w:t>
+      </w:r>
+    </w:p>
+    <w:p>
+      <w:pPr>
+        <w:pStyle w:val="BodyText"/>
+      </w:pPr>
+      <w:r>
+        <w:t xml:space="preserve">Johanson, J., &amp; Vahlne, J.-E. (2009). The Uppsala internationalization process model revisited: From liability of foreignness to liability of outsidership.</w:t>
       </w:r>
       <w:r>
         <w:t xml:space="preserve"> </w:t>
@@ -2158,29 +2064,18 @@
           <w:iCs/>
           <w:i/>
         </w:rPr>
-        <w:t xml:space="preserve">Global Strategy Journal, 2</w:t>
-      </w:r>
-      <w:r>
-        <w:t xml:space="preserve">(2), 108–121.</w:t>
-      </w:r>
-      <w:r>
-        <w:t xml:space="preserve"> </w:t>
-      </w:r>
-      <w:hyperlink r:id="rId73">
-        <w:r>
-          <w:rPr>
-            <w:rStyle w:val="Hyperlink"/>
-          </w:rPr>
-          <w:t xml:space="preserve">https://doi.org/10.1002/gsj.1028</w:t>
-        </w:r>
-      </w:hyperlink>
-    </w:p>
-    <w:p>
-      <w:pPr>
-        <w:pStyle w:val="BodyText"/>
-      </w:pPr>
-      <w:r>
-        <w:t xml:space="preserve">Lind, J. T., &amp; Mehlum, H. (2010). With or without U? The appropriate test for a U-shaped relationship.</w:t>
+        <w:t xml:space="preserve">Journal of International Business Studies, 40</w:t>
+      </w:r>
+      <w:r>
+        <w:t xml:space="preserve">(9), 1411–1431. https://doi.org/10.1057/jibs.2009.24</w:t>
+      </w:r>
+    </w:p>
+    <w:p>
+      <w:pPr>
+        <w:pStyle w:val="BodyText"/>
+      </w:pPr>
+      <w:r>
+        <w:t xml:space="preserve">Kirca, A. H., Roth, K., Hult, G. T. M., &amp; Cavusgil, S. T. (2012). The role of context in the multinationality–performance relationship: A meta-analytic review.</w:t>
       </w:r>
       <w:r>
         <w:t xml:space="preserve"> </w:t>
@@ -2190,29 +2085,18 @@
           <w:iCs/>
           <w:i/>
         </w:rPr>
-        <w:t xml:space="preserve">Oxford Bulletin of Economics and Statistics, 72</w:t>
-      </w:r>
-      <w:r>
-        <w:t xml:space="preserve">(1), 109–118.</w:t>
-      </w:r>
-      <w:r>
-        <w:t xml:space="preserve"> </w:t>
-      </w:r>
-      <w:hyperlink r:id="rId74">
-        <w:r>
-          <w:rPr>
-            <w:rStyle w:val="Hyperlink"/>
-          </w:rPr>
-          <w:t xml:space="preserve">https://doi.org/10.1111/j.1468-0084.2009.00569.x</w:t>
-        </w:r>
-      </w:hyperlink>
-    </w:p>
-    <w:p>
-      <w:pPr>
-        <w:pStyle w:val="BodyText"/>
-      </w:pPr>
-      <w:r>
-        <w:t xml:space="preserve">Lu, J. W., &amp; Beamish, P. W. (2004). International diversification and firm performance: The S-curve hypothesis.</w:t>
+        <w:t xml:space="preserve">Global Strategy Journal, 2</w:t>
+      </w:r>
+      <w:r>
+        <w:t xml:space="preserve">(2), 108–121. https://doi.org/10.1002/gsj.1028</w:t>
+      </w:r>
+    </w:p>
+    <w:p>
+      <w:pPr>
+        <w:pStyle w:val="BodyText"/>
+      </w:pPr>
+      <w:r>
+        <w:t xml:space="preserve">Lind, J. T., &amp; Mehlum, H. (2010). With or without U? The appropriate test for a U-shaped relationship.</w:t>
       </w:r>
       <w:r>
         <w:t xml:space="preserve"> </w:t>
@@ -2222,29 +2106,18 @@
           <w:iCs/>
           <w:i/>
         </w:rPr>
-        <w:t xml:space="preserve">Academy of Management Journal, 47</w:t>
-      </w:r>
-      <w:r>
-        <w:t xml:space="preserve">(4), 598–609.</w:t>
-      </w:r>
-      <w:r>
-        <w:t xml:space="preserve"> </w:t>
-      </w:r>
-      <w:hyperlink r:id="rId75">
-        <w:r>
-          <w:rPr>
-            <w:rStyle w:val="Hyperlink"/>
-          </w:rPr>
-          <w:t xml:space="preserve">https://doi.org/10.2307/20159604</w:t>
-        </w:r>
-      </w:hyperlink>
-    </w:p>
-    <w:p>
-      <w:pPr>
-        <w:pStyle w:val="BodyText"/>
-      </w:pPr>
-      <w:r>
-        <w:t xml:space="preserve">Marano, V., Tashman, P., &amp; Kostova, T. (2016). Escaping the iron cage: Liabilities of origin and CSR reporting of emerging market multinational enterprises.</w:t>
+        <w:t xml:space="preserve">Oxford Bulletin of Economics and Statistics, 72</w:t>
+      </w:r>
+      <w:r>
+        <w:t xml:space="preserve">(1), 109–118. https://doi.org/10.1111/j.1468-0084.2009.00569.x</w:t>
+      </w:r>
+    </w:p>
+    <w:p>
+      <w:pPr>
+        <w:pStyle w:val="BodyText"/>
+      </w:pPr>
+      <w:r>
+        <w:t xml:space="preserve">Lu, J. W., &amp; Beamish, P. W. (2004). International diversification and firm performance: The S-curve hypothesis.</w:t>
       </w:r>
       <w:r>
         <w:t xml:space="preserve"> </w:t>
@@ -2254,29 +2127,18 @@
           <w:iCs/>
           <w:i/>
         </w:rPr>
-        <w:t xml:space="preserve">Journal of International Business Studies, 47</w:t>
-      </w:r>
-      <w:r>
-        <w:t xml:space="preserve">(3), 386–408.</w:t>
-      </w:r>
-      <w:r>
-        <w:t xml:space="preserve"> </w:t>
-      </w:r>
-      <w:hyperlink r:id="rId76">
-        <w:r>
-          <w:rPr>
-            <w:rStyle w:val="Hyperlink"/>
-          </w:rPr>
-          <w:t xml:space="preserve">https://doi.org/10.1057/jibs.2016.7</w:t>
-        </w:r>
-      </w:hyperlink>
-    </w:p>
-    <w:p>
-      <w:pPr>
-        <w:pStyle w:val="BodyText"/>
-      </w:pPr>
-      <w:r>
-        <w:t xml:space="preserve">Mondal, A., Gupta, S., &amp; Ray, S. (2022). Family ownership, governance, and internationalization: Evidence from India.</w:t>
+        <w:t xml:space="preserve">Academy of Management Journal, 47</w:t>
+      </w:r>
+      <w:r>
+        <w:t xml:space="preserve">(4), 598–609. https://doi.org/10.2307/20159604</w:t>
+      </w:r>
+    </w:p>
+    <w:p>
+      <w:pPr>
+        <w:pStyle w:val="BodyText"/>
+      </w:pPr>
+      <w:r>
+        <w:t xml:space="preserve">Marano, V., Tashman, P., &amp; Kostova, T. (2016). Escaping the iron cage: Liabilities of origin and CSR reporting of emerging market multinational enterprises.</w:t>
       </w:r>
       <w:r>
         <w:t xml:space="preserve"> </w:t>
@@ -2286,18 +2148,18 @@
           <w:iCs/>
           <w:i/>
         </w:rPr>
-        <w:t xml:space="preserve">Journal of Business Research, 138</w:t>
-      </w:r>
-      <w:r>
-        <w:t xml:space="preserve">, 423–434.</w:t>
-      </w:r>
-    </w:p>
-    <w:p>
-      <w:pPr>
-        <w:pStyle w:val="BodyText"/>
-      </w:pPr>
-      <w:r>
-        <w:t xml:space="preserve">North, D. C. (1990).</w:t>
+        <w:t xml:space="preserve">Journal of International Business Studies, 47</w:t>
+      </w:r>
+      <w:r>
+        <w:t xml:space="preserve">(3), 386–408. https://doi.org/10.1057/jibs.2016.7</w:t>
+      </w:r>
+    </w:p>
+    <w:p>
+      <w:pPr>
+        <w:pStyle w:val="BodyText"/>
+      </w:pPr>
+      <w:r>
+        <w:t xml:space="preserve">Mondal, A., Gupta, S., &amp; Ray, S. (2022). Family ownership, governance, and internationalization: Evidence from India.</w:t>
       </w:r>
       <w:r>
         <w:t xml:space="preserve"> </w:t>
@@ -2307,18 +2169,18 @@
           <w:iCs/>
           <w:i/>
         </w:rPr>
-        <w:t xml:space="preserve">Institutions, institutional change and economic performance</w:t>
-      </w:r>
-      <w:r>
-        <w:t xml:space="preserve">. Cambridge University Press.</w:t>
-      </w:r>
-    </w:p>
-    <w:p>
-      <w:pPr>
-        <w:pStyle w:val="BodyText"/>
-      </w:pPr>
-      <w:r>
-        <w:t xml:space="preserve">Pangarkar, N. (2008). Internationalization and performance of small- and medium-sized enterprises.</w:t>
+        <w:t xml:space="preserve">Journal of Business Research, 138</w:t>
+      </w:r>
+      <w:r>
+        <w:t xml:space="preserve">, 423–434.</w:t>
+      </w:r>
+    </w:p>
+    <w:p>
+      <w:pPr>
+        <w:pStyle w:val="BodyText"/>
+      </w:pPr>
+      <w:r>
+        <w:t xml:space="preserve">North, D. C. (1990).</w:t>
       </w:r>
       <w:r>
         <w:t xml:space="preserve"> </w:t>
@@ -2328,29 +2190,18 @@
           <w:iCs/>
           <w:i/>
         </w:rPr>
-        <w:t xml:space="preserve">Journal of World Business, 43</w:t>
-      </w:r>
-      <w:r>
-        <w:t xml:space="preserve">(4), 475–485.</w:t>
-      </w:r>
-      <w:r>
-        <w:t xml:space="preserve"> </w:t>
-      </w:r>
-      <w:hyperlink r:id="rId77">
-        <w:r>
-          <w:rPr>
-            <w:rStyle w:val="Hyperlink"/>
-          </w:rPr>
-          <w:t xml:space="preserve">https://doi.org/10.1016/j.jwb.2007.11.009</w:t>
-        </w:r>
-      </w:hyperlink>
-    </w:p>
-    <w:p>
-      <w:pPr>
-        <w:pStyle w:val="BodyText"/>
-      </w:pPr>
-      <w:r>
-        <w:t xml:space="preserve">Richard, O. C., Kirby, S. L., &amp; Chadwick, K. (2019). The impact of racial and gender diversity in management on firm performance: An assessment of different conceptual and measurement approaches.</w:t>
+        <w:t xml:space="preserve">Institutions, institutional change and economic performance</w:t>
+      </w:r>
+      <w:r>
+        <w:t xml:space="preserve">. Cambridge University Press.</w:t>
+      </w:r>
+    </w:p>
+    <w:p>
+      <w:pPr>
+        <w:pStyle w:val="BodyText"/>
+      </w:pPr>
+      <w:r>
+        <w:t xml:space="preserve">Pangarkar, N. (2008). Internationalization and performance of small- and medium-sized enterprises.</w:t>
       </w:r>
       <w:r>
         <w:t xml:space="preserve"> </w:t>
@@ -2360,18 +2211,18 @@
           <w:iCs/>
           <w:i/>
         </w:rPr>
-        <w:t xml:space="preserve">Journal of Applied Social Psychology, 39</w:t>
-      </w:r>
-      <w:r>
-        <w:t xml:space="preserve">(7), 1571–1599.</w:t>
-      </w:r>
-    </w:p>
-    <w:p>
-      <w:pPr>
-        <w:pStyle w:val="BodyText"/>
-      </w:pPr>
-      <w:r>
-        <w:t xml:space="preserve">Scott, W. R. (2008).</w:t>
+        <w:t xml:space="preserve">Journal of World Business, 43</w:t>
+      </w:r>
+      <w:r>
+        <w:t xml:space="preserve">(4), 475–485. https://doi.org/10.1016/j.jwb.2007.11.009</w:t>
+      </w:r>
+    </w:p>
+    <w:p>
+      <w:pPr>
+        <w:pStyle w:val="BodyText"/>
+      </w:pPr>
+      <w:r>
+        <w:t xml:space="preserve">Richard, O. C., Kirby, S. L., &amp; Chadwick, K. (2019). The impact of racial and gender diversity in management on firm performance: An assessment of different conceptual and measurement approaches.</w:t>
       </w:r>
       <w:r>
         <w:t xml:space="preserve"> </w:t>
@@ -2381,21 +2232,18 @@
           <w:iCs/>
           <w:i/>
         </w:rPr>
-        <w:t xml:space="preserve">Institutions and organizations: Ideas and interests</w:t>
-      </w:r>
-      <w:r>
-        <w:t xml:space="preserve"> </w:t>
-      </w:r>
-      <w:r>
-        <w:t xml:space="preserve">(3rd ed.). Sage.</w:t>
-      </w:r>
-    </w:p>
-    <w:p>
-      <w:pPr>
-        <w:pStyle w:val="BodyText"/>
-      </w:pPr>
-      <w:r>
-        <w:t xml:space="preserve">Stallkamp, M., &amp; Schotter, A. P. J. (2021). Platforms without borders? The international strategies of digital platform firms.</w:t>
+        <w:t xml:space="preserve">Journal of Applied Social Psychology, 39</w:t>
+      </w:r>
+      <w:r>
+        <w:t xml:space="preserve">(7), 1571–1599.</w:t>
+      </w:r>
+    </w:p>
+    <w:p>
+      <w:pPr>
+        <w:pStyle w:val="BodyText"/>
+      </w:pPr>
+      <w:r>
+        <w:t xml:space="preserve">Scott, W. R. (2008).</w:t>
       </w:r>
       <w:r>
         <w:t xml:space="preserve"> </w:t>
@@ -2405,29 +2253,21 @@
           <w:iCs/>
           <w:i/>
         </w:rPr>
-        <w:t xml:space="preserve">Global Strategy Journal, 11</w:t>
-      </w:r>
-      <w:r>
-        <w:t xml:space="preserve">(1), 58–80.</w:t>
-      </w:r>
-      <w:r>
-        <w:t xml:space="preserve"> </w:t>
-      </w:r>
-      <w:hyperlink r:id="rId78">
-        <w:r>
-          <w:rPr>
-            <w:rStyle w:val="Hyperlink"/>
-          </w:rPr>
-          <w:t xml:space="preserve">https://doi.org/10.1002/gsj.1336</w:t>
-        </w:r>
-      </w:hyperlink>
-    </w:p>
-    <w:p>
-      <w:pPr>
-        <w:pStyle w:val="BodyText"/>
-      </w:pPr>
-      <w:r>
-        <w:t xml:space="preserve">UNCTAD. (2023).</w:t>
+        <w:t xml:space="preserve">Institutions and organizations: Ideas and interests</w:t>
+      </w:r>
+      <w:r>
+        <w:t xml:space="preserve"> </w:t>
+      </w:r>
+      <w:r>
+        <w:t xml:space="preserve">(3rd ed.). Sage.</w:t>
+      </w:r>
+    </w:p>
+    <w:p>
+      <w:pPr>
+        <w:pStyle w:val="BodyText"/>
+      </w:pPr>
+      <w:r>
+        <w:t xml:space="preserve">Stallkamp, M., &amp; Schotter, A. P. J. (2021). Platforms without borders? The international strategies of digital platform firms.</w:t>
       </w:r>
       <w:r>
         <w:t xml:space="preserve"> </w:t>
@@ -2437,18 +2277,18 @@
           <w:iCs/>
           <w:i/>
         </w:rPr>
-        <w:t xml:space="preserve">World investment report 2023: Investing in sustainable energy for all</w:t>
-      </w:r>
-      <w:r>
-        <w:t xml:space="preserve">. United Nations.</w:t>
-      </w:r>
-    </w:p>
-    <w:p>
-      <w:pPr>
-        <w:pStyle w:val="BodyText"/>
-      </w:pPr>
-      <w:r>
-        <w:t xml:space="preserve">Verhoef, P. C., Broekhuizen, T., Bart, Y., Bhattacharya, A., Dong, J. Q., Fabian, N., &amp; Haenlein, M. (2021). Digital transformation: A multidisciplinary reflection and research agenda.</w:t>
+        <w:t xml:space="preserve">Global Strategy Journal, 11</w:t>
+      </w:r>
+      <w:r>
+        <w:t xml:space="preserve">(1), 58–80. https://doi.org/10.1002/gsj.1336</w:t>
+      </w:r>
+    </w:p>
+    <w:p>
+      <w:pPr>
+        <w:pStyle w:val="BodyText"/>
+      </w:pPr>
+      <w:r>
+        <w:t xml:space="preserve">UNCTAD. (2023).</w:t>
       </w:r>
       <w:r>
         <w:t xml:space="preserve"> </w:t>
@@ -2458,29 +2298,18 @@
           <w:iCs/>
           <w:i/>
         </w:rPr>
-        <w:t xml:space="preserve">Journal of Business Research, 122</w:t>
-      </w:r>
-      <w:r>
-        <w:t xml:space="preserve">, 889–901.</w:t>
-      </w:r>
-      <w:r>
-        <w:t xml:space="preserve"> </w:t>
-      </w:r>
-      <w:hyperlink r:id="rId79">
-        <w:r>
-          <w:rPr>
-            <w:rStyle w:val="Hyperlink"/>
-          </w:rPr>
-          <w:t xml:space="preserve">https://doi.org/10.1016/j.jbusres.2019.09.022</w:t>
-        </w:r>
-      </w:hyperlink>
-    </w:p>
-    <w:p>
-      <w:pPr>
-        <w:pStyle w:val="BodyText"/>
-      </w:pPr>
-      <w:r>
-        <w:t xml:space="preserve">Wernerfelt, B. (1984). A resource-based view of the firm.</w:t>
+        <w:t xml:space="preserve">World investment report 2023: Investing in sustainable energy for all</w:t>
+      </w:r>
+      <w:r>
+        <w:t xml:space="preserve">. United Nations.</w:t>
+      </w:r>
+    </w:p>
+    <w:p>
+      <w:pPr>
+        <w:pStyle w:val="BodyText"/>
+      </w:pPr>
+      <w:r>
+        <w:t xml:space="preserve">Verhoef, P. C., Broekhuizen, T., Bart, Y., Bhattacharya, A., Dong, J. Q., Fabian, N., &amp; Haenlein, M. (2021). Digital transformation: A multidisciplinary reflection and research agenda.</w:t>
       </w:r>
       <w:r>
         <w:t xml:space="preserve"> </w:t>
@@ -2490,29 +2319,18 @@
           <w:iCs/>
           <w:i/>
         </w:rPr>
-        <w:t xml:space="preserve">Strategic Management Journal, 5</w:t>
-      </w:r>
-      <w:r>
-        <w:t xml:space="preserve">(2), 171–180.</w:t>
-      </w:r>
-      <w:r>
-        <w:t xml:space="preserve"> </w:t>
-      </w:r>
-      <w:hyperlink r:id="rId80">
-        <w:r>
-          <w:rPr>
-            <w:rStyle w:val="Hyperlink"/>
-          </w:rPr>
-          <w:t xml:space="preserve">https://doi.org/10.1002/smj.4250050207</w:t>
-        </w:r>
-      </w:hyperlink>
-    </w:p>
-    <w:p>
-      <w:pPr>
-        <w:pStyle w:val="BodyText"/>
-      </w:pPr>
-      <w:r>
-        <w:t xml:space="preserve">World Bank. (2025).</w:t>
+        <w:t xml:space="preserve">Journal of Business Research, 122</w:t>
+      </w:r>
+      <w:r>
+        <w:t xml:space="preserve">, 889–901. https://doi.org/10.1016/j.jbusres.2019.09.022</w:t>
+      </w:r>
+    </w:p>
+    <w:p>
+      <w:pPr>
+        <w:pStyle w:val="BodyText"/>
+      </w:pPr>
+      <w:r>
+        <w:t xml:space="preserve">Wernerfelt, B. (1984). A resource-based view of the firm.</w:t>
       </w:r>
       <w:r>
         <w:t xml:space="preserve"> </w:t>
@@ -2522,22 +2340,32 @@
           <w:iCs/>
           <w:i/>
         </w:rPr>
+        <w:t xml:space="preserve">Strategic Management Journal, 5</w:t>
+      </w:r>
+      <w:r>
+        <w:t xml:space="preserve">(2), 171–180. https://doi.org/10.1002/smj.4250050207</w:t>
+      </w:r>
+    </w:p>
+    <w:p>
+      <w:pPr>
+        <w:pStyle w:val="BodyText"/>
+      </w:pPr>
+      <w:r>
+        <w:t xml:space="preserve">World Bank. (2025).</w:t>
+      </w:r>
+      <w:r>
+        <w:t xml:space="preserve"> </w:t>
+      </w:r>
+      <w:r>
+        <w:rPr>
+          <w:iCs/>
+          <w:i/>
+        </w:rPr>
         <w:t xml:space="preserve">Enterprise surveys</w:t>
       </w:r>
       <w:r>
-        <w:t xml:space="preserve">.</w:t>
-      </w:r>
-      <w:r>
-        <w:t xml:space="preserve"> </w:t>
-      </w:r>
-      <w:hyperlink r:id="rId55">
-        <w:r>
-          <w:rPr>
-            <w:rStyle w:val="Hyperlink"/>
-          </w:rPr>
-          <w:t xml:space="preserve">https://www.enterprisesurveys.org</w:t>
-        </w:r>
-      </w:hyperlink>
+        <w:t xml:space="preserve">. https://www.enterprisesurveys.org</w:t>
+      </w:r>
     </w:p>
     <w:p>
       <w:pPr>
@@ -2567,8 +2395,8 @@
         </w:pict>
       </w:r>
     </w:p>
-    <w:bookmarkEnd w:id="81"/>
-    <w:bookmarkStart w:id="82" w:name="appendix-a-model-sequence"/>
+    <w:bookmarkEnd w:id="57"/>
+    <w:bookmarkStart w:id="58" w:name="appendix-a-model-sequence"/>
     <w:p>
       <w:pPr>
         <w:pStyle w:val="Heading2"/>
@@ -2592,7 +2420,7 @@
     <w:tbl>
       <w:tblPr>
         <w:tblStyle w:val="Table"/>
-        <w:tblW w:type="auto" w:w="0"/>
+        <w:tblW w:type="pct" w:w="5000"/>
         <w:tblLook w:firstRow="1" w:lastRow="0" w:firstColumn="0" w:lastColumn="0" w:noHBand="0" w:noVBand="0" w:val="0020"/>
         <w:jc w:val="start"/>
       </w:tblPr>
@@ -3227,7 +3055,7 @@
     <w:tbl>
       <w:tblPr>
         <w:tblStyle w:val="Table"/>
-        <w:tblW w:type="auto" w:w="0"/>
+        <w:tblW w:type="pct" w:w="5000"/>
         <w:tblLook w:firstRow="1" w:lastRow="0" w:firstColumn="0" w:lastColumn="0" w:noHBand="0" w:noVBand="0" w:val="0020"/>
         <w:jc w:val="start"/>
       </w:tblPr>
@@ -3857,7 +3685,7 @@
     <w:tbl>
       <w:tblPr>
         <w:tblStyle w:val="Table"/>
-        <w:tblW w:type="auto" w:w="0"/>
+        <w:tblW w:type="pct" w:w="5000"/>
         <w:tblLook w:firstRow="1" w:lastRow="0" w:firstColumn="0" w:lastColumn="0" w:noHBand="0" w:noVBand="0" w:val="0020"/>
         <w:jc w:val="start"/>
       </w:tblPr>
@@ -5129,7 +4957,7 @@
     <w:tbl>
       <w:tblPr>
         <w:tblStyle w:val="Table"/>
-        <w:tblW w:type="auto" w:w="0"/>
+        <w:tblW w:type="pct" w:w="5000"/>
         <w:tblLook w:firstRow="1" w:lastRow="0" w:firstColumn="0" w:lastColumn="0" w:noHBand="0" w:noVBand="0" w:val="0020"/>
         <w:jc w:val="start"/>
       </w:tblPr>
@@ -5227,7 +5055,7 @@
               <w:jc w:val="left"/>
             </w:pPr>
             <w:r>
-              <w:t xml:space="preserve">I Advanced innovation (incl. Japan)</w:t>
+              <w:t xml:space="preserve">I Advanced innovation (incl. Japan)</w:t>
             </w:r>
           </w:p>
         </w:tc>
@@ -5251,7 +5079,7 @@
               <w:jc w:val="right"/>
             </w:pPr>
             <w:r>
-              <w:t xml:space="preserve">+0.707</w:t>
+              <w:t xml:space="preserve">+0.698</w:t>
             </w:r>
           </w:p>
         </w:tc>
@@ -5325,7 +5153,7 @@
               <w:jc w:val="right"/>
             </w:pPr>
             <w:r>
-              <w:t xml:space="preserve">+0.774</w:t>
+              <w:t xml:space="preserve">+0.854</w:t>
             </w:r>
           </w:p>
         </w:tc>
@@ -5349,7 +5177,7 @@
               <w:jc w:val="right"/>
             </w:pPr>
             <w:r>
-              <w:t xml:space="preserve">56.6</w:t>
+              <w:t xml:space="preserve">62.0</w:t>
             </w:r>
           </w:p>
         </w:tc>
@@ -5399,7 +5227,7 @@
               <w:jc w:val="right"/>
             </w:pPr>
             <w:r>
-              <w:t xml:space="preserve">+0.174</w:t>
+              <w:t xml:space="preserve">+0.168</w:t>
             </w:r>
           </w:p>
         </w:tc>
@@ -5423,7 +5251,7 @@
               <w:jc w:val="right"/>
             </w:pPr>
             <w:r>
-              <w:t xml:space="preserve">56.4</w:t>
+              <w:t xml:space="preserve">55.0</w:t>
             </w:r>
           </w:p>
         </w:tc>
@@ -5473,7 +5301,7 @@
               <w:jc w:val="right"/>
             </w:pPr>
             <w:r>
-              <w:t xml:space="preserve">+0.689</w:t>
+              <w:t xml:space="preserve">+0.709</w:t>
             </w:r>
           </w:p>
         </w:tc>
@@ -5551,7 +5379,7 @@
               <w:jc w:val="right"/>
             </w:pPr>
             <w:r>
-              <w:t xml:space="preserve">+0.235</w:t>
+              <w:t xml:space="preserve">+0.218</w:t>
             </w:r>
           </w:p>
         </w:tc>
@@ -5575,7 +5403,7 @@
               <w:jc w:val="right"/>
             </w:pPr>
             <w:r>
-              <w:t xml:space="preserve">36.8</w:t>
+              <w:t xml:space="preserve">34.8</w:t>
             </w:r>
           </w:p>
         </w:tc>
@@ -5625,7 +5453,7 @@
               <w:jc w:val="right"/>
             </w:pPr>
             <w:r>
-              <w:t xml:space="preserve">−0.681</w:t>
+              <w:t xml:space="preserve">−0.728</w:t>
             </w:r>
           </w:p>
         </w:tc>
@@ -5682,7 +5510,7 @@
         <w:t xml:space="preserve"> </w:t>
       </w:r>
       <w:r>
-        <w:t xml:space="preserve">Within-group quadratic with controls and two-way FE. The three-zone structure (sharp in the transition regime, near-linear at the top, dissolving at the bottom) is the paper's central institutional finding. Consistent with the dissertation's canonical per-ICRV values.</w:t>
+        <w:t xml:space="preserve">Within-group quadratic with controls and two-way FE. The three-zone structure (sharp in the transition regime, near-linear at the top, dissolving at the bottom) is the paper’s central institutional finding. Consistent with the dissertation’s canonical per-ICRV values.</w:t>
       </w:r>
     </w:p>
     <w:p>
@@ -5692,8 +5520,8 @@
         </w:pict>
       </w:r>
     </w:p>
-    <w:bookmarkEnd w:id="82"/>
-    <w:bookmarkStart w:id="83" w:name="X09b5d89c7c8f35bf9d25d1bfe47da72b2ba58bf"/>
+    <w:bookmarkEnd w:id="58"/>
+    <w:bookmarkStart w:id="59" w:name="X09b5d89c7c8f35bf9d25d1bfe47da72b2ba58bf"/>
     <w:p>
       <w:pPr>
         <w:pStyle w:val="Heading2"/>
@@ -5719,7 +5547,7 @@
         <w:t xml:space="preserve">replication/Annex_TFP_regression_tables_March_11_2026.xlsx</w:t>
       </w:r>
       <w:r>
-        <w:t xml:space="preserve">. TFP residuals from these regressions can be used as an alternative dependent variable to ln(LP) to test whether the inverted-U relationship is robust to output-per-worker vs. total-factor productivity operationalisations.</w:t>
+        <w:t xml:space="preserve">. TFP residuals from these regressions can be used as an alternative dependent variable to ln(LP) to test whether the inverted-U relationship is robust to output-per-worker vs. total-factor productivity operationalisations.</w:t>
       </w:r>
     </w:p>
     <w:p>
@@ -5729,12 +5557,9 @@
         </w:pict>
       </w:r>
     </w:p>
-    <w:bookmarkEnd w:id="83"/>
-    <w:bookmarkEnd w:id="84"/>
-    <w:sectPr>
-      <w:pgSz w:h="16838" w:w="11906"/>
-      <w:pgMar w:bottom="1417" w:left="1417" w:right="1417" w:top="1417"/>
-    </w:sectPr>
+    <w:bookmarkEnd w:id="59"/>
+    <w:bookmarkEnd w:id="60"/>
+    <w:sectPr/>
   </w:body>
 </w:document>
 </file>
@@ -5949,59 +5774,29 @@
   <w:style w:default="1" w:styleId="Normal" w:type="paragraph">
     <w:name w:val="Normal"/>
     <w:qFormat/>
-    <w:pPr>
-      <w:spacing w:line="276" w:lineRule="auto"/>
-      <w:jc w:val="both"/>
-    </w:pPr>
-    <w:rPr>
-      <w:rFonts w:ascii="Times New Roman" w:eastAsia="Times New Roman" w:hAnsi="Times New Roman"/>
-      <w:color w:val="000000"/>
-      <w:sz w:val="24"/>
-    </w:rPr>
   </w:style>
   <w:style w:styleId="BodyText" w:type="paragraph">
     <w:name w:val="Body Text"/>
     <w:basedOn w:val="Normal"/>
     <w:link w:val="BodyTextChar"/>
     <w:pPr>
-      <w:spacing w:after="180" w:before="180" w:line="276" w:lineRule="auto"/>
-      <w:jc w:val="both"/>
+      <w:spacing w:after="180" w:before="180"/>
     </w:pPr>
     <w:qFormat/>
-    <w:rPr>
-      <w:rFonts w:ascii="Times New Roman" w:eastAsia="Times New Roman" w:hAnsi="Times New Roman"/>
-      <w:color w:val="000000"/>
-      <w:sz w:val="24"/>
-    </w:rPr>
   </w:style>
   <w:style w:customStyle="1" w:styleId="FirstParagraph" w:type="paragraph">
     <w:name w:val="First Paragraph"/>
     <w:basedOn w:val="BodyText"/>
     <w:next w:val="BodyText"/>
     <w:qFormat/>
-    <w:pPr>
-      <w:spacing w:line="276" w:lineRule="auto"/>
-      <w:jc w:val="both"/>
-    </w:pPr>
-    <w:rPr>
-      <w:rFonts w:ascii="Times New Roman" w:eastAsia="Times New Roman" w:hAnsi="Times New Roman"/>
-      <w:color w:val="000000"/>
-      <w:sz w:val="24"/>
-    </w:rPr>
   </w:style>
   <w:style w:customStyle="1" w:styleId="Compact" w:type="paragraph">
     <w:name w:val="Compact"/>
     <w:basedOn w:val="BodyText"/>
     <w:qFormat/>
     <w:pPr>
-      <w:spacing w:after="36" w:before="36" w:line="276" w:lineRule="auto"/>
-      <w:jc w:val="both"/>
+      <w:spacing w:after="36" w:before="36"/>
     </w:pPr>
-    <w:rPr>
-      <w:rFonts w:ascii="Times New Roman" w:eastAsia="Times New Roman" w:hAnsi="Times New Roman"/>
-      <w:color w:val="000000"/>
-      <w:sz w:val="24"/>
-    </w:rPr>
   </w:style>
   <w:style w:styleId="Title" w:type="paragraph">
     <w:name w:val="Title"/>
@@ -6011,15 +5806,15 @@
     <w:pPr>
       <w:keepNext/>
       <w:keepLines/>
-      <w:spacing w:after="240" w:before="480" w:line="276" w:lineRule="auto"/>
-      <w:jc w:val="both"/>
+      <w:spacing w:after="240" w:before="480"/>
+      <w:jc w:val="center"/>
     </w:pPr>
     <w:rPr>
-      <w:rFonts w:ascii="Times New Roman" w:asciiTheme="majorHAnsi" w:cstheme="majorBidi" w:eastAsia="Times New Roman" w:eastAsiaTheme="majorEastAsia" w:hAnsi="Times New Roman" w:hAnsiTheme="majorHAnsi"/>
+      <w:rFonts w:asciiTheme="majorHAnsi" w:cstheme="majorBidi" w:eastAsiaTheme="majorEastAsia" w:hAnsiTheme="majorHAnsi"/>
       <w:b/>
       <w:bCs/>
-      <w:color w:val="000000"/>
-      <w:sz w:val="24"/>
+      <w:color w:themeColor="accent1" w:themeShade="B5" w:val="345A8A"/>
+      <w:sz w:val="36"/>
       <w:szCs w:val="36"/>
     </w:rPr>
   </w:style>
@@ -6031,13 +5826,11 @@
     <w:pPr>
       <w:keepNext/>
       <w:keepLines/>
-      <w:spacing w:after="240" w:before="240" w:line="276" w:lineRule="auto"/>
-      <w:jc w:val="both"/>
+      <w:spacing w:after="240" w:before="240"/>
+      <w:jc w:val="center"/>
     </w:pPr>
     <w:rPr>
-      <w:rFonts w:ascii="Times New Roman" w:eastAsia="Times New Roman" w:hAnsi="Times New Roman"/>
-      <w:color w:val="000000"/>
-      <w:sz w:val="24"/>
+      <w:sz w:val="30"/>
       <w:szCs w:val="30"/>
     </w:rPr>
   </w:style>
@@ -6048,14 +5841,8 @@
     <w:pPr>
       <w:keepNext/>
       <w:keepLines/>
-      <w:spacing w:line="276" w:lineRule="auto"/>
-      <w:jc w:val="both"/>
+      <w:jc w:val="center"/>
     </w:pPr>
-    <w:rPr>
-      <w:rFonts w:ascii="Times New Roman" w:eastAsia="Times New Roman" w:hAnsi="Times New Roman"/>
-      <w:color w:val="000000"/>
-      <w:sz w:val="24"/>
-    </w:rPr>
   </w:style>
   <w:style w:styleId="Date" w:type="paragraph">
     <w:name w:val="Date"/>
@@ -6064,14 +5851,8 @@
     <w:pPr>
       <w:keepNext/>
       <w:keepLines/>
-      <w:spacing w:line="276" w:lineRule="auto"/>
-      <w:jc w:val="both"/>
+      <w:jc w:val="center"/>
     </w:pPr>
-    <w:rPr>
-      <w:rFonts w:ascii="Times New Roman" w:eastAsia="Times New Roman" w:hAnsi="Times New Roman"/>
-      <w:color w:val="000000"/>
-      <w:sz w:val="24"/>
-    </w:rPr>
   </w:style>
   <w:style w:customStyle="1" w:styleId="AbstractTitle" w:type="paragraph">
     <w:name w:val="Abstract Title"/>
@@ -6081,15 +5862,15 @@
     <w:pPr>
       <w:keepNext/>
       <w:keepLines/>
-      <w:jc w:val="both"/>
-      <w:spacing w:after="0" w:before="300" w:line="276" w:lineRule="auto"/>
+      <w:jc w:val="center"/>
+      <w:spacing w:after="0" w:before="300"/>
     </w:pPr>
     <w:rPr>
-      <w:color w:val="000000"/>
-      <w:sz w:val="24"/>
+      <w:sz w:val="20"/>
       <w:szCs w:val="20"/>
-      <w:rFonts w:ascii="Times New Roman" w:eastAsia="Times New Roman" w:hAnsi="Times New Roman"/>
       <w:b/>
+      <w:color w:val="345A8A"/>
+      &gt;
     </w:rPr>
   </w:style>
   <w:style w:customStyle="1" w:styleId="Abstract" w:type="paragraph">
@@ -6100,13 +5881,10 @@
     <w:pPr>
       <w:keepNext/>
       <w:keepLines/>
-      <w:spacing w:after="300" w:before="100" w:line="276" w:lineRule="auto"/>
-      <w:jc w:val="both"/>
+      <w:spacing w:after="300" w:before="100"/>
     </w:pPr>
     <w:rPr>
-      <w:rFonts w:ascii="Times New Roman" w:eastAsia="Times New Roman" w:hAnsi="Times New Roman"/>
-      <w:color w:val="000000"/>
-      <w:sz w:val="24"/>
+      <w:sz w:val="20"/>
       <w:szCs w:val="20"/>
     </w:rPr>
   </w:style>
@@ -6115,15 +5893,8 @@
     <w:basedOn w:val="Normal"/>
     <w:next w:val="Bibliography"/>
     <w:qFormat/>
-    <w:pPr>
-      <w:spacing w:line="276" w:lineRule="auto"/>
-      <w:jc w:val="both"/>
-    </w:pPr>
-    <w:rPr>
-      <w:rFonts w:ascii="Times New Roman" w:eastAsia="Times New Roman" w:hAnsi="Times New Roman"/>
-      <w:color w:val="000000"/>
-      <w:sz w:val="24"/>
-    </w:rPr>
+    <w:pPr/>
+    <w:rPr/>
   </w:style>
   <w:style w:styleId="Heading1" w:type="paragraph">
     <w:name w:val="Heading 1"/>
@@ -6134,16 +5905,15 @@
     <w:pPr>
       <w:keepNext/>
       <w:keepLines/>
-      <w:spacing w:after="0" w:before="480" w:line="276" w:lineRule="auto"/>
-      <w:jc w:val="both"/>
+      <w:spacing w:after="0" w:before="480"/>
       <w:outlineLvl w:val="0"/>
     </w:pPr>
     <w:rPr>
-      <w:rFonts w:ascii="Times New Roman" w:asciiTheme="majorHAnsi" w:cstheme="majorBidi" w:eastAsia="Times New Roman" w:eastAsiaTheme="majorEastAsia" w:hAnsi="Times New Roman" w:hAnsiTheme="majorHAnsi"/>
+      <w:rFonts w:asciiTheme="majorHAnsi" w:cstheme="majorBidi" w:eastAsiaTheme="majorEastAsia" w:hAnsiTheme="majorHAnsi"/>
       <w:b/>
       <w:bCs/>
-      <w:color w:val="000000"/>
-      <w:sz w:val="24"/>
+      <w:color w:themeColor="accent1" w:val="4F81BD"/>
+      <w:sz w:val="32"/>
       <w:szCs w:val="32"/>
     </w:rPr>
   </w:style>
@@ -6157,16 +5927,15 @@
     <w:pPr>
       <w:keepNext/>
       <w:keepLines/>
-      <w:spacing w:after="0" w:before="200" w:line="276" w:lineRule="auto"/>
-      <w:jc w:val="both"/>
+      <w:spacing w:after="0" w:before="200"/>
       <w:outlineLvl w:val="1"/>
     </w:pPr>
     <w:rPr>
-      <w:rFonts w:ascii="Times New Roman" w:asciiTheme="majorHAnsi" w:cstheme="majorBidi" w:eastAsia="Times New Roman" w:eastAsiaTheme="majorEastAsia" w:hAnsi="Times New Roman" w:hAnsiTheme="majorHAnsi"/>
+      <w:rFonts w:asciiTheme="majorHAnsi" w:cstheme="majorBidi" w:eastAsiaTheme="majorEastAsia" w:hAnsiTheme="majorHAnsi"/>
       <w:b/>
       <w:bCs/>
-      <w:color w:val="000000"/>
-      <w:sz w:val="24"/>
+      <w:color w:themeColor="accent1" w:val="4F81BD"/>
+      <w:sz w:val="28"/>
       <w:szCs w:val="28"/>
     </w:rPr>
   </w:style>
@@ -6180,15 +5949,14 @@
     <w:pPr>
       <w:keepNext/>
       <w:keepLines/>
-      <w:spacing w:after="0" w:before="200" w:line="276" w:lineRule="auto"/>
-      <w:jc w:val="both"/>
+      <w:spacing w:after="0" w:before="200"/>
       <w:outlineLvl w:val="2"/>
     </w:pPr>
     <w:rPr>
-      <w:rFonts w:ascii="Times New Roman" w:asciiTheme="majorHAnsi" w:cstheme="majorBidi" w:eastAsia="Times New Roman" w:eastAsiaTheme="majorEastAsia" w:hAnsi="Times New Roman" w:hAnsiTheme="majorHAnsi"/>
+      <w:rFonts w:asciiTheme="majorHAnsi" w:cstheme="majorBidi" w:eastAsiaTheme="majorEastAsia" w:hAnsiTheme="majorHAnsi"/>
       <w:b/>
       <w:bCs/>
-      <w:color w:val="000000"/>
+      <w:color w:themeColor="accent1" w:val="4F81BD"/>
       <w:sz w:val="24"/>
       <w:szCs w:val="24"/>
     </w:rPr>
@@ -6203,15 +5971,14 @@
     <w:pPr>
       <w:keepNext/>
       <w:keepLines/>
-      <w:spacing w:after="0" w:before="200" w:line="276" w:lineRule="auto"/>
-      <w:jc w:val="both"/>
+      <w:spacing w:after="0" w:before="200"/>
       <w:outlineLvl w:val="3"/>
     </w:pPr>
     <w:rPr>
-      <w:rFonts w:ascii="Times New Roman" w:asciiTheme="majorHAnsi" w:cstheme="majorBidi" w:eastAsia="Times New Roman" w:eastAsiaTheme="majorEastAsia" w:hAnsi="Times New Roman" w:hAnsiTheme="majorHAnsi"/>
+      <w:rFonts w:asciiTheme="majorHAnsi" w:cstheme="majorBidi" w:eastAsiaTheme="majorEastAsia" w:hAnsiTheme="majorHAnsi"/>
       <w:i/>
       <w:bCs/>
-      <w:color w:val="000000"/>
+      <w:color w:themeColor="accent1" w:val="4F81BD"/>
       <w:sz w:val="24"/>
       <w:szCs w:val="24"/>
     </w:rPr>
@@ -6226,14 +5993,13 @@
     <w:pPr>
       <w:keepNext/>
       <w:keepLines/>
-      <w:spacing w:after="0" w:before="200" w:line="276" w:lineRule="auto"/>
-      <w:jc w:val="both"/>
+      <w:spacing w:after="0" w:before="200"/>
       <w:outlineLvl w:val="4"/>
     </w:pPr>
     <w:rPr>
-      <w:rFonts w:ascii="Times New Roman" w:asciiTheme="majorHAnsi" w:cstheme="majorBidi" w:eastAsia="Times New Roman" w:eastAsiaTheme="majorEastAsia" w:hAnsi="Times New Roman" w:hAnsiTheme="majorHAnsi"/>
+      <w:rFonts w:asciiTheme="majorHAnsi" w:cstheme="majorBidi" w:eastAsiaTheme="majorEastAsia" w:hAnsiTheme="majorHAnsi"/>
       <w:iCs/>
-      <w:color w:val="000000"/>
+      <w:color w:themeColor="accent1" w:val="4F81BD"/>
       <w:sz w:val="24"/>
       <w:szCs w:val="24"/>
     </w:rPr>
@@ -6248,13 +6014,12 @@
     <w:pPr>
       <w:keepNext/>
       <w:keepLines/>
-      <w:spacing w:after="0" w:before="200" w:line="276" w:lineRule="auto"/>
-      <w:jc w:val="both"/>
+      <w:spacing w:after="0" w:before="200"/>
       <w:outlineLvl w:val="5"/>
     </w:pPr>
     <w:rPr>
-      <w:rFonts w:ascii="Times New Roman" w:asciiTheme="majorHAnsi" w:cstheme="majorBidi" w:eastAsia="Times New Roman" w:eastAsiaTheme="majorEastAsia" w:hAnsi="Times New Roman" w:hAnsiTheme="majorHAnsi"/>
-      <w:color w:val="000000"/>
+      <w:rFonts w:asciiTheme="majorHAnsi" w:cstheme="majorBidi" w:eastAsiaTheme="majorEastAsia" w:hAnsiTheme="majorHAnsi"/>
+      <w:color w:themeColor="accent1" w:val="4F81BD"/>
       <w:sz w:val="24"/>
       <w:szCs w:val="24"/>
     </w:rPr>
@@ -6269,13 +6034,12 @@
     <w:pPr>
       <w:keepNext/>
       <w:keepLines/>
-      <w:spacing w:after="0" w:before="200" w:line="276" w:lineRule="auto"/>
-      <w:jc w:val="both"/>
+      <w:spacing w:after="0" w:before="200"/>
       <w:outlineLvl w:val="6"/>
     </w:pPr>
     <w:rPr>
-      <w:rFonts w:ascii="Times New Roman" w:asciiTheme="majorHAnsi" w:cstheme="majorBidi" w:eastAsia="Times New Roman" w:eastAsiaTheme="majorEastAsia" w:hAnsi="Times New Roman" w:hAnsiTheme="majorHAnsi"/>
-      <w:color w:val="000000"/>
+      <w:rFonts w:asciiTheme="majorHAnsi" w:cstheme="majorBidi" w:eastAsiaTheme="majorEastAsia" w:hAnsiTheme="majorHAnsi"/>
+      <w:color w:themeColor="accent1" w:val="4F81BD"/>
       <w:sz w:val="24"/>
       <w:szCs w:val="24"/>
     </w:rPr>
@@ -6290,13 +6054,12 @@
     <w:pPr>
       <w:keepNext/>
       <w:keepLines/>
-      <w:spacing w:after="0" w:before="200" w:line="276" w:lineRule="auto"/>
-      <w:jc w:val="both"/>
+      <w:spacing w:after="0" w:before="200"/>
       <w:outlineLvl w:val="7"/>
     </w:pPr>
     <w:rPr>
-      <w:rFonts w:ascii="Times New Roman" w:asciiTheme="majorHAnsi" w:cstheme="majorBidi" w:eastAsia="Times New Roman" w:eastAsiaTheme="majorEastAsia" w:hAnsi="Times New Roman" w:hAnsiTheme="majorHAnsi"/>
-      <w:color w:val="000000"/>
+      <w:rFonts w:asciiTheme="majorHAnsi" w:cstheme="majorBidi" w:eastAsiaTheme="majorEastAsia" w:hAnsiTheme="majorHAnsi"/>
+      <w:color w:themeColor="accent1" w:val="4F81BD"/>
       <w:sz w:val="24"/>
       <w:szCs w:val="24"/>
     </w:rPr>
@@ -6311,13 +6074,12 @@
     <w:pPr>
       <w:keepNext/>
       <w:keepLines/>
-      <w:spacing w:after="0" w:before="200" w:line="276" w:lineRule="auto"/>
-      <w:jc w:val="both"/>
+      <w:spacing w:after="0" w:before="200"/>
       <w:outlineLvl w:val="8"/>
     </w:pPr>
     <w:rPr>
-      <w:rFonts w:ascii="Times New Roman" w:asciiTheme="majorHAnsi" w:cstheme="majorBidi" w:eastAsia="Times New Roman" w:eastAsiaTheme="majorEastAsia" w:hAnsi="Times New Roman" w:hAnsiTheme="majorHAnsi"/>
-      <w:color w:val="000000"/>
+      <w:rFonts w:asciiTheme="majorHAnsi" w:cstheme="majorBidi" w:eastAsiaTheme="majorEastAsia" w:hAnsiTheme="majorHAnsi"/>
+      <w:color w:themeColor="accent1" w:val="4F81BD"/>
       <w:sz w:val="24"/>
       <w:szCs w:val="24"/>
     </w:rPr>
@@ -6330,15 +6092,9 @@
     <w:unhideWhenUsed/>
     <w:qFormat/>
     <w:pPr>
-      <w:spacing w:after="100" w:before="100" w:line="276" w:lineRule="auto"/>
+      <w:spacing w:after="100" w:before="100"/>
       <w:ind w:firstLine="0" w:left="480" w:right="480"/>
-      <w:jc w:val="both"/>
     </w:pPr>
-    <w:rPr>
-      <w:rFonts w:ascii="Times New Roman" w:eastAsia="Times New Roman" w:hAnsi="Times New Roman"/>
-      <w:color w:val="000000"/>
-      <w:sz w:val="24"/>
-    </w:rPr>
   </w:style>
   <w:style w:styleId="FootnoteText" w:type="paragraph">
     <w:name w:val="Footnote Text"/>
@@ -6347,25 +6103,11 @@
     <w:uiPriority w:val="9"/>
     <w:unhideWhenUsed/>
     <w:qFormat/>
-    <w:pPr>
-      <w:spacing w:line="276" w:lineRule="auto"/>
-      <w:jc w:val="both"/>
-    </w:pPr>
-    <w:rPr>
-      <w:rFonts w:ascii="Times New Roman" w:eastAsia="Times New Roman" w:hAnsi="Times New Roman"/>
-      <w:color w:val="000000"/>
-      <w:sz w:val="24"/>
-    </w:rPr>
   </w:style>
   <w:style w:default="1" w:styleId="DefaultParagraphFont" w:type="character">
     <w:name w:val="Default Paragraph Font"/>
     <w:semiHidden/>
     <w:unhideWhenUsed/>
-    <w:rPr>
-      <w:rFonts w:ascii="Times New Roman" w:eastAsia="Times New Roman" w:hAnsi="Times New Roman"/>
-      <w:color w:val="000000"/>
-      <w:sz w:val="24"/>
-    </w:rPr>
   </w:style>
   <w:style w:default="1" w:styleId="Table" w:type="table">
     <w:name w:val="Table"/>
@@ -6373,15 +6115,6 @@
     <w:semiHidden/>
     <w:unhideWhenUsed/>
     <w:qFormat/>
-    <w:pPr>
-      <w:spacing w:line="276" w:lineRule="auto"/>
-      <w:jc w:val="both"/>
-    </w:pPr>
-    <w:rPr>
-      <w:rFonts w:ascii="Times New Roman" w:eastAsia="Times New Roman" w:hAnsi="Times New Roman"/>
-      <w:color w:val="000000"/>
-      <w:sz w:val="24"/>
-    </w:rPr>
     <w:tblPr>
       <w:tblInd w:type="dxa" w:w="0"/>
       <w:tblCellMar>
@@ -6414,42 +6147,25 @@
     <w:pPr>
       <w:keepNext/>
       <w:keepLines/>
-      <w:spacing w:after="0" w:line="276" w:lineRule="auto"/>
-      <w:jc w:val="both"/>
+      <w:spacing w:after="0"/>
     </w:pPr>
     <w:rPr>
-      <w:rFonts w:ascii="Times New Roman" w:eastAsia="Times New Roman" w:hAnsi="Times New Roman"/>
       <w:b/>
-      <w:color w:val="000000"/>
-      <w:sz w:val="24"/>
     </w:rPr>
   </w:style>
   <w:style w:customStyle="1" w:styleId="Definition" w:type="paragraph">
     <w:name w:val="Definition"/>
     <w:basedOn w:val="Normal"/>
-    <w:pPr>
-      <w:spacing w:line="276" w:lineRule="auto"/>
-      <w:jc w:val="both"/>
-    </w:pPr>
-    <w:rPr>
-      <w:rFonts w:ascii="Times New Roman" w:eastAsia="Times New Roman" w:hAnsi="Times New Roman"/>
-      <w:color w:val="000000"/>
-      <w:sz w:val="24"/>
-    </w:rPr>
   </w:style>
   <w:style w:styleId="Caption" w:type="paragraph">
     <w:name w:val="Caption"/>
     <w:basedOn w:val="Normal"/>
     <w:link w:val="BodyTextChar"/>
     <w:pPr>
-      <w:spacing w:after="120" w:before="0" w:line="276" w:lineRule="auto"/>
-      <w:jc w:val="both"/>
+      <w:spacing w:after="120" w:before="0"/>
     </w:pPr>
     <w:rPr>
-      <w:rFonts w:ascii="Times New Roman" w:eastAsia="Times New Roman" w:hAnsi="Times New Roman"/>
       <w:i/>
-      <w:color w:val="000000"/>
-      <w:sz w:val="24"/>
     </w:rPr>
   </w:style>
   <w:style w:customStyle="1" w:styleId="TableCaption" w:type="paragraph">
@@ -6457,90 +6173,44 @@
     <w:basedOn w:val="Caption"/>
     <w:pPr>
       <w:keepNext/>
-      <w:spacing w:line="276" w:lineRule="auto"/>
-      <w:jc w:val="both"/>
     </w:pPr>
-    <w:rPr>
-      <w:rFonts w:ascii="Times New Roman" w:eastAsia="Times New Roman" w:hAnsi="Times New Roman"/>
-      <w:color w:val="000000"/>
-      <w:sz w:val="24"/>
-    </w:rPr>
   </w:style>
   <w:style w:customStyle="1" w:styleId="ImageCaption" w:type="paragraph">
     <w:name w:val="Image Caption"/>
     <w:basedOn w:val="Caption"/>
-    <w:pPr>
-      <w:spacing w:line="276" w:lineRule="auto"/>
-      <w:jc w:val="both"/>
-    </w:pPr>
-    <w:rPr>
-      <w:rFonts w:ascii="Times New Roman" w:eastAsia="Times New Roman" w:hAnsi="Times New Roman"/>
-      <w:color w:val="000000"/>
-      <w:sz w:val="24"/>
-    </w:rPr>
   </w:style>
   <w:style w:customStyle="1" w:styleId="Figure" w:type="paragraph">
     <w:name w:val="Figure"/>
     <w:basedOn w:val="Normal"/>
-    <w:pPr>
-      <w:spacing w:line="276" w:lineRule="auto"/>
-      <w:jc w:val="both"/>
-    </w:pPr>
-    <w:rPr>
-      <w:rFonts w:ascii="Times New Roman" w:eastAsia="Times New Roman" w:hAnsi="Times New Roman"/>
-      <w:color w:val="000000"/>
-      <w:sz w:val="24"/>
-    </w:rPr>
   </w:style>
   <w:style w:customStyle="1" w:styleId="CaptionedFigure" w:type="paragraph">
     <w:name w:val="Captioned Figure"/>
     <w:basedOn w:val="Figure"/>
     <w:pPr>
       <w:keepNext/>
-      <w:spacing w:line="276" w:lineRule="auto"/>
-      <w:jc w:val="both"/>
     </w:pPr>
-    <w:rPr>
-      <w:rFonts w:ascii="Times New Roman" w:eastAsia="Times New Roman" w:hAnsi="Times New Roman"/>
-      <w:color w:val="000000"/>
-      <w:sz w:val="24"/>
-    </w:rPr>
   </w:style>
   <w:style w:customStyle="1" w:styleId="BodyTextChar" w:type="character">
     <w:name w:val="Body Text Char"/>
     <w:basedOn w:val="DefaultParagraphFont"/>
     <w:link w:val="BodyText"/>
-    <w:rPr>
-      <w:rFonts w:ascii="Times New Roman" w:eastAsia="Times New Roman" w:hAnsi="Times New Roman"/>
-      <w:color w:val="000000"/>
-      <w:sz w:val="24"/>
-    </w:rPr>
   </w:style>
   <w:style w:customStyle="1" w:styleId="VerbatimChar" w:type="character">
     <w:name w:val="Verbatim Char"/>
     <w:basedOn w:val="BodyTextChar"/>
     <w:rPr>
-      <w:rFonts w:ascii="Times New Roman" w:eastAsia="Times New Roman" w:hAnsi="Times New Roman"/>
-      <w:color w:val="000000"/>
-      <w:sz w:val="24"/>
+      <w:rFonts w:ascii="Consolas" w:hAnsi="Consolas"/>
+      <w:sz w:val="22"/>
     </w:rPr>
   </w:style>
   <w:style w:customStyle="1" w:styleId="SectionNumber" w:type="character">
     <w:name w:val="Section Number"/>
     <w:basedOn w:val="BodyTextChar"/>
-    <w:rPr>
-      <w:rFonts w:ascii="Times New Roman" w:eastAsia="Times New Roman" w:hAnsi="Times New Roman"/>
-      <w:color w:val="000000"/>
-      <w:sz w:val="24"/>
-    </w:rPr>
   </w:style>
   <w:style w:styleId="FootnoteReference" w:type="character">
     <w:name w:val="Footnote Reference"/>
     <w:basedOn w:val="BodyTextChar"/>
     <w:rPr>
-      <w:rFonts w:ascii="Times New Roman" w:eastAsia="Times New Roman" w:hAnsi="Times New Roman"/>
-      <w:color w:val="000000"/>
-      <w:sz w:val="24"/>
       <w:vertAlign w:val="superscript"/>
     </w:rPr>
   </w:style>
@@ -6548,9 +6218,7 @@
     <w:name w:val="Hyperlink"/>
     <w:basedOn w:val="BodyTextChar"/>
     <w:rPr>
-      <w:rFonts w:ascii="Times New Roman" w:eastAsia="Times New Roman" w:hAnsi="Times New Roman"/>
-      <w:color w:val="000000"/>
-      <w:sz w:val="24"/>
+      <w:color w:themeColor="accent1" w:val="4F81BD"/>
     </w:rPr>
   </w:style>
   <w:style w:styleId="TOCHeading" w:type="paragraph">
@@ -6561,16 +6229,14 @@
     <w:unhideWhenUsed/>
     <w:qFormat/>
     <w:pPr>
-      <w:spacing w:before="240" w:line="276" w:lineRule="auto"/>
-      <w:jc w:val="both"/>
+      <w:spacing w:before="240" w:line="259" w:lineRule="auto"/>
       <w:outlineLvl w:val="9"/>
     </w:pPr>
     <w:rPr>
-      <w:rFonts w:ascii="Times New Roman" w:asciiTheme="majorHAnsi" w:cstheme="majorBidi" w:eastAsia="Times New Roman" w:eastAsiaTheme="majorEastAsia" w:hAnsi="Times New Roman" w:hAnsiTheme="majorHAnsi"/>
+      <w:rFonts w:asciiTheme="majorHAnsi" w:cstheme="majorBidi" w:eastAsiaTheme="majorEastAsia" w:hAnsiTheme="majorHAnsi"/>
       <w:b w:val="0"/>
       <w:bCs w:val="0"/>
-      <w:color w:val="000000"/>
-      <w:sz w:val="24"/>
+      <w:color w:themeColor="accent1" w:themeShade="BF" w:val="365F91"/>
     </w:rPr>
   </w:style>
   <w:style w:type="paragraph" w:customStyle="1" w:styleId="SourceCode">
